--- a/dossier-certification/Dossier Professionnel - Lecart Christophe.docx
+++ b/dossier-certification/Dossier Professionnel - Lecart Christophe.docx
@@ -1040,10 +1040,10 @@
         <w:tblLook w:noHBand="0" w:noVBand="1" w:firstColumn="1" w:lastRow="0" w:lastColumn="0" w:firstRow="1" w:val="04a0"/>
       </w:tblPr>
       <w:tblGrid>
-        <w:gridCol w:w="421"/>
-        <w:gridCol w:w="2840"/>
-        <w:gridCol w:w="6124"/>
-        <w:gridCol w:w="397"/>
+        <w:gridCol w:w="420"/>
+        <w:gridCol w:w="2841"/>
+        <w:gridCol w:w="6123"/>
+        <w:gridCol w:w="398"/>
       </w:tblGrid>
       <w:tr>
         <w:trPr/>
@@ -1215,7 +1215,7 @@
         <w:trPr/>
         <w:tc>
           <w:tcPr>
-            <w:tcW w:w="421" w:type="dxa"/>
+            <w:tcW w:w="420" w:type="dxa"/>
             <w:tcBorders>
               <w:top w:val="nil"/>
               <w:start w:val="single" w:sz="4" w:space="0" w:color="D9D9D9"/>
@@ -1392,7 +1392,7 @@
         </w:tc>
         <w:tc>
           <w:tcPr>
-            <w:tcW w:w="397" w:type="dxa"/>
+            <w:tcW w:w="398" w:type="dxa"/>
             <w:tcBorders>
               <w:top w:val="nil"/>
               <w:start w:val="nil"/>
@@ -2215,9 +2215,9 @@
         <w:tblLook w:noHBand="0" w:noVBand="1" w:firstColumn="1" w:lastRow="0" w:lastColumn="0" w:firstRow="1" w:val="04a0"/>
       </w:tblPr>
       <w:tblGrid>
-        <w:gridCol w:w="279"/>
+        <w:gridCol w:w="278"/>
         <w:gridCol w:w="8830"/>
-        <w:gridCol w:w="673"/>
+        <w:gridCol w:w="674"/>
       </w:tblGrid>
       <w:tr>
         <w:trPr/>
@@ -2361,7 +2361,7 @@
         </w:trPr>
         <w:tc>
           <w:tcPr>
-            <w:tcW w:w="9109" w:type="dxa"/>
+            <w:tcW w:w="9108" w:type="dxa"/>
             <w:gridSpan w:val="2"/>
             <w:tcBorders>
               <w:top w:val="nil"/>
@@ -2401,7 +2401,7 @@
         </w:tc>
         <w:tc>
           <w:tcPr>
-            <w:tcW w:w="673" w:type="dxa"/>
+            <w:tcW w:w="674" w:type="dxa"/>
             <w:tcBorders>
               <w:top w:val="nil"/>
               <w:start w:val="nil"/>
@@ -2439,7 +2439,7 @@
         <w:trPr/>
         <w:tc>
           <w:tcPr>
-            <w:tcW w:w="279" w:type="dxa"/>
+            <w:tcW w:w="278" w:type="dxa"/>
             <w:tcBorders>
               <w:top w:val="single" w:sz="4" w:space="0" w:color="FFFFFF"/>
               <w:start w:val="nil"/>
@@ -2525,7 +2525,7 @@
         </w:tc>
         <w:tc>
           <w:tcPr>
-            <w:tcW w:w="673" w:type="dxa"/>
+            <w:tcW w:w="674" w:type="dxa"/>
             <w:tcBorders>
               <w:top w:val="nil"/>
               <w:start w:val="nil"/>
@@ -2568,7 +2568,7 @@
         <w:trPr/>
         <w:tc>
           <w:tcPr>
-            <w:tcW w:w="279" w:type="dxa"/>
+            <w:tcW w:w="278" w:type="dxa"/>
             <w:tcBorders>
               <w:top w:val="nil"/>
               <w:start w:val="nil"/>
@@ -2672,7 +2672,7 @@
         </w:tc>
         <w:tc>
           <w:tcPr>
-            <w:tcW w:w="673" w:type="dxa"/>
+            <w:tcW w:w="674" w:type="dxa"/>
             <w:tcBorders>
               <w:top w:val="nil"/>
               <w:start w:val="nil"/>
@@ -2715,7 +2715,7 @@
         <w:trPr/>
         <w:tc>
           <w:tcPr>
-            <w:tcW w:w="279" w:type="dxa"/>
+            <w:tcW w:w="278" w:type="dxa"/>
             <w:tcBorders>
               <w:top w:val="nil"/>
               <w:start w:val="nil"/>
@@ -2806,7 +2806,7 @@
         </w:tc>
         <w:tc>
           <w:tcPr>
-            <w:tcW w:w="673" w:type="dxa"/>
+            <w:tcW w:w="674" w:type="dxa"/>
             <w:tcBorders>
               <w:top w:val="nil"/>
               <w:start w:val="nil"/>
@@ -2849,7 +2849,7 @@
         <w:trPr/>
         <w:tc>
           <w:tcPr>
-            <w:tcW w:w="9109" w:type="dxa"/>
+            <w:tcW w:w="9108" w:type="dxa"/>
             <w:gridSpan w:val="2"/>
             <w:tcBorders>
               <w:top w:val="nil"/>
@@ -2889,7 +2889,7 @@
         </w:tc>
         <w:tc>
           <w:tcPr>
-            <w:tcW w:w="673" w:type="dxa"/>
+            <w:tcW w:w="674" w:type="dxa"/>
             <w:tcBorders>
               <w:top w:val="nil"/>
               <w:start w:val="nil"/>
@@ -2939,7 +2939,7 @@
         <w:trPr/>
         <w:tc>
           <w:tcPr>
-            <w:tcW w:w="279" w:type="dxa"/>
+            <w:tcW w:w="278" w:type="dxa"/>
             <w:tcBorders>
               <w:top w:val="single" w:sz="4" w:space="0" w:color="FFFFFF"/>
               <w:start w:val="nil"/>
@@ -3030,7 +3030,7 @@
         </w:tc>
         <w:tc>
           <w:tcPr>
-            <w:tcW w:w="673" w:type="dxa"/>
+            <w:tcW w:w="674" w:type="dxa"/>
             <w:tcBorders>
               <w:top w:val="nil"/>
               <w:start w:val="nil"/>
@@ -3071,7 +3071,7 @@
         <w:trPr/>
         <w:tc>
           <w:tcPr>
-            <w:tcW w:w="279" w:type="dxa"/>
+            <w:tcW w:w="278" w:type="dxa"/>
             <w:tcBorders>
               <w:top w:val="nil"/>
               <w:start w:val="nil"/>
@@ -3162,7 +3162,7 @@
         </w:tc>
         <w:tc>
           <w:tcPr>
-            <w:tcW w:w="673" w:type="dxa"/>
+            <w:tcW w:w="674" w:type="dxa"/>
             <w:tcBorders>
               <w:top w:val="nil"/>
               <w:start w:val="nil"/>
@@ -3203,7 +3203,7 @@
         <w:trPr/>
         <w:tc>
           <w:tcPr>
-            <w:tcW w:w="279" w:type="dxa"/>
+            <w:tcW w:w="278" w:type="dxa"/>
             <w:tcBorders>
               <w:top w:val="nil"/>
               <w:start w:val="nil"/>
@@ -3294,7 +3294,7 @@
         </w:tc>
         <w:tc>
           <w:tcPr>
-            <w:tcW w:w="673" w:type="dxa"/>
+            <w:tcW w:w="674" w:type="dxa"/>
             <w:tcBorders>
               <w:top w:val="nil"/>
               <w:start w:val="nil"/>
@@ -3335,7 +3335,7 @@
         <w:trPr/>
         <w:tc>
           <w:tcPr>
-            <w:tcW w:w="9109" w:type="dxa"/>
+            <w:tcW w:w="9108" w:type="dxa"/>
             <w:gridSpan w:val="2"/>
             <w:tcBorders>
               <w:top w:val="nil"/>
@@ -3375,7 +3375,7 @@
         </w:tc>
         <w:tc>
           <w:tcPr>
-            <w:tcW w:w="673" w:type="dxa"/>
+            <w:tcW w:w="674" w:type="dxa"/>
             <w:tcBorders>
               <w:top w:val="nil"/>
               <w:start w:val="nil"/>
@@ -3425,7 +3425,7 @@
         <w:trPr/>
         <w:tc>
           <w:tcPr>
-            <w:tcW w:w="279" w:type="dxa"/>
+            <w:tcW w:w="278" w:type="dxa"/>
             <w:tcBorders>
               <w:top w:val="nil"/>
               <w:start w:val="nil"/>
@@ -3520,13 +3520,13 @@
                 <w:szCs w:val="22"/>
                 <w:shd w:fill="FFFFFF" w:val="clear"/>
               </w:rPr>
-              <w:t>Containerisation Docker multi-stage et pipeline CI/CD GitHub Actions</w:t>
-            </w:r>
-          </w:p>
-        </w:tc>
-        <w:tc>
-          <w:tcPr>
-            <w:tcW w:w="673" w:type="dxa"/>
+              <w:t>Containerisation Docker multi-stage et chaîne de build</w:t>
+            </w:r>
+          </w:p>
+        </w:tc>
+        <w:tc>
+          <w:tcPr>
+            <w:tcW w:w="674" w:type="dxa"/>
             <w:tcBorders>
               <w:top w:val="nil"/>
               <w:start w:val="nil"/>
@@ -3567,7 +3567,7 @@
         <w:trPr/>
         <w:tc>
           <w:tcPr>
-            <w:tcW w:w="279" w:type="dxa"/>
+            <w:tcW w:w="278" w:type="dxa"/>
             <w:tcBorders>
               <w:top w:val="nil"/>
               <w:start w:val="nil"/>
@@ -3662,7 +3662,7 @@
         </w:tc>
         <w:tc>
           <w:tcPr>
-            <w:tcW w:w="673" w:type="dxa"/>
+            <w:tcW w:w="674" w:type="dxa"/>
             <w:tcBorders>
               <w:top w:val="nil"/>
               <w:start w:val="nil"/>
@@ -3703,7 +3703,7 @@
         <w:trPr/>
         <w:tc>
           <w:tcPr>
-            <w:tcW w:w="279" w:type="dxa"/>
+            <w:tcW w:w="278" w:type="dxa"/>
             <w:tcBorders>
               <w:top w:val="nil"/>
               <w:start w:val="nil"/>
@@ -3806,7 +3806,7 @@
         </w:tc>
         <w:tc>
           <w:tcPr>
-            <w:tcW w:w="673" w:type="dxa"/>
+            <w:tcW w:w="674" w:type="dxa"/>
             <w:tcBorders>
               <w:top w:val="nil"/>
               <w:start w:val="nil"/>
@@ -3847,7 +3847,7 @@
         <w:trPr/>
         <w:tc>
           <w:tcPr>
-            <w:tcW w:w="9109" w:type="dxa"/>
+            <w:tcW w:w="9108" w:type="dxa"/>
             <w:gridSpan w:val="2"/>
             <w:tcBorders>
               <w:top w:val="nil"/>
@@ -3903,7 +3903,7 @@
         </w:tc>
         <w:tc>
           <w:tcPr>
-            <w:tcW w:w="673" w:type="dxa"/>
+            <w:tcW w:w="674" w:type="dxa"/>
             <w:tcBorders>
               <w:top w:val="nil"/>
               <w:start w:val="nil"/>
@@ -3944,7 +3944,7 @@
         <w:trPr/>
         <w:tc>
           <w:tcPr>
-            <w:tcW w:w="9109" w:type="dxa"/>
+            <w:tcW w:w="9108" w:type="dxa"/>
             <w:gridSpan w:val="2"/>
             <w:tcBorders>
               <w:top w:val="nil"/>
@@ -3988,7 +3988,7 @@
         </w:tc>
         <w:tc>
           <w:tcPr>
-            <w:tcW w:w="673" w:type="dxa"/>
+            <w:tcW w:w="674" w:type="dxa"/>
             <w:tcBorders>
               <w:top w:val="nil"/>
               <w:start w:val="nil"/>
@@ -4029,7 +4029,7 @@
         <w:trPr/>
         <w:tc>
           <w:tcPr>
-            <w:tcW w:w="9109" w:type="dxa"/>
+            <w:tcW w:w="9108" w:type="dxa"/>
             <w:gridSpan w:val="2"/>
             <w:tcBorders>
               <w:top w:val="nil"/>
@@ -4085,7 +4085,7 @@
         </w:tc>
         <w:tc>
           <w:tcPr>
-            <w:tcW w:w="673" w:type="dxa"/>
+            <w:tcW w:w="674" w:type="dxa"/>
             <w:tcBorders>
               <w:top w:val="nil"/>
               <w:start w:val="nil"/>
@@ -4126,7 +4126,7 @@
         <w:trPr/>
         <w:tc>
           <w:tcPr>
-            <w:tcW w:w="9109" w:type="dxa"/>
+            <w:tcW w:w="9108" w:type="dxa"/>
             <w:gridSpan w:val="2"/>
             <w:tcBorders>
               <w:top w:val="nil"/>
@@ -4182,7 +4182,7 @@
         </w:tc>
         <w:tc>
           <w:tcPr>
-            <w:tcW w:w="673" w:type="dxa"/>
+            <w:tcW w:w="674" w:type="dxa"/>
             <w:tcBorders>
               <w:top w:val="nil"/>
               <w:start w:val="nil"/>
@@ -4428,12 +4428,12 @@
       <w:tblGrid>
         <w:gridCol w:w="2411"/>
         <w:gridCol w:w="142"/>
-        <w:gridCol w:w="372"/>
+        <w:gridCol w:w="371"/>
         <w:gridCol w:w="48"/>
-        <w:gridCol w:w="524"/>
-        <w:gridCol w:w="1177"/>
+        <w:gridCol w:w="525"/>
+        <w:gridCol w:w="1176"/>
         <w:gridCol w:w="142"/>
-        <w:gridCol w:w="568"/>
+        <w:gridCol w:w="569"/>
         <w:gridCol w:w="4398"/>
       </w:tblGrid>
       <w:tr>
@@ -4484,7 +4484,7 @@
         </w:tc>
         <w:tc>
           <w:tcPr>
-            <w:tcW w:w="562" w:type="dxa"/>
+            <w:tcW w:w="561" w:type="dxa"/>
             <w:gridSpan w:val="3"/>
             <w:tcBorders>
               <w:top w:val="nil"/>
@@ -4537,7 +4537,7 @@
         </w:tc>
         <w:tc>
           <w:tcPr>
-            <w:tcW w:w="6809" w:type="dxa"/>
+            <w:tcW w:w="6810" w:type="dxa"/>
             <w:gridSpan w:val="5"/>
             <w:tcBorders>
               <w:top w:val="nil"/>
@@ -4612,7 +4612,7 @@
         </w:trPr>
         <w:tc>
           <w:tcPr>
-            <w:tcW w:w="2973" w:type="dxa"/>
+            <w:tcW w:w="2972" w:type="dxa"/>
             <w:gridSpan w:val="4"/>
             <w:tcBorders>
               <w:top w:val="nil"/>
@@ -4682,7 +4682,7 @@
         </w:tc>
         <w:tc>
           <w:tcPr>
-            <w:tcW w:w="6809" w:type="dxa"/>
+            <w:tcW w:w="6810" w:type="dxa"/>
             <w:gridSpan w:val="5"/>
             <w:tcBorders>
               <w:top w:val="nil"/>
@@ -4732,7 +4732,7 @@
         </w:trPr>
         <w:tc>
           <w:tcPr>
-            <w:tcW w:w="2973" w:type="dxa"/>
+            <w:tcW w:w="2972" w:type="dxa"/>
             <w:gridSpan w:val="4"/>
             <w:tcBorders>
               <w:top w:val="thinThickMediumGap" w:sz="24" w:space="0" w:color="D60093"/>
@@ -4765,7 +4765,7 @@
         </w:tc>
         <w:tc>
           <w:tcPr>
-            <w:tcW w:w="6809" w:type="dxa"/>
+            <w:tcW w:w="6810" w:type="dxa"/>
             <w:gridSpan w:val="5"/>
             <w:tcBorders>
               <w:top w:val="thinThickMediumGap" w:sz="24" w:space="0" w:color="D60093"/>
@@ -5028,7 +5028,7 @@
                 <w:shd w:fill="FFFFFF" w:val="clear"/>
               </w:rPr>
               <w:drawing>
-                <wp:anchor distT="0" distB="0" distL="0" distR="0" simplePos="0" relativeHeight="100" behindDoc="0" locked="0" layoutInCell="0" allowOverlap="1">
+                <wp:anchor distT="0" distB="0" distL="0" distR="0" simplePos="0" relativeHeight="114" behindDoc="0" locked="0" layoutInCell="0" allowOverlap="1">
                   <wp:simplePos x="0" y="0"/>
                   <wp:positionH relativeFrom="margin">
                     <wp:posOffset>461645</wp:posOffset>
@@ -5775,7 +5775,41 @@
                 <w:shd w:fill="FFFFFF" w:val="clear"/>
                 <w:lang w:val="fr-FR" w:eastAsia="en-US" w:bidi="ar-SA"/>
               </w:rPr>
-              <w:t>Développement en autonomie au sein d'une équipe de 6 développeurs.</w:t>
+              <w:t xml:space="preserve">Développement en autonomie au sein d'une équipe de </w:t>
+            </w:r>
+            <w:r>
+              <w:rPr>
+                <w:rFonts w:eastAsia="Calibri" w:cs="" w:ascii="Carlito" w:hAnsi="Carlito"/>
+                <w:b w:val="false"/>
+                <w:i w:val="false"/>
+                <w:caps w:val="false"/>
+                <w:smallCaps w:val="false"/>
+                <w:color w:val="auto"/>
+                <w:spacing w:val="0"/>
+                <w:kern w:val="0"/>
+                <w:sz w:val="22"/>
+                <w:szCs w:val="22"/>
+                <w:shd w:fill="FFFFFF" w:val="clear"/>
+                <w:lang w:val="fr-FR" w:eastAsia="en-US" w:bidi="ar-SA"/>
+              </w:rPr>
+              <w:t>5</w:t>
+            </w:r>
+            <w:r>
+              <w:rPr>
+                <w:rFonts w:eastAsia="Calibri" w:cs="" w:ascii="Carlito" w:hAnsi="Carlito"/>
+                <w:b w:val="false"/>
+                <w:i w:val="false"/>
+                <w:caps w:val="false"/>
+                <w:smallCaps w:val="false"/>
+                <w:color w:val="auto"/>
+                <w:spacing w:val="0"/>
+                <w:kern w:val="0"/>
+                <w:sz w:val="22"/>
+                <w:szCs w:val="22"/>
+                <w:shd w:fill="FFFFFF" w:val="clear"/>
+                <w:lang w:val="fr-FR" w:eastAsia="en-US" w:bidi="ar-SA"/>
+              </w:rPr>
+              <w:t xml:space="preserve"> développeurs.</w:t>
             </w:r>
           </w:p>
           <w:p>
@@ -5909,7 +5943,7 @@
         </w:trPr>
         <w:tc>
           <w:tcPr>
-            <w:tcW w:w="4674" w:type="dxa"/>
+            <w:tcW w:w="4673" w:type="dxa"/>
             <w:gridSpan w:val="6"/>
             <w:tcBorders>
               <w:top w:val="single" w:sz="8" w:space="0" w:color="D60093"/>
@@ -5946,7 +5980,7 @@
         </w:tc>
         <w:tc>
           <w:tcPr>
-            <w:tcW w:w="5108" w:type="dxa"/>
+            <w:tcW w:w="5109" w:type="dxa"/>
             <w:gridSpan w:val="3"/>
             <w:tcBorders>
               <w:top w:val="single" w:sz="8" w:space="0" w:color="D60093"/>
@@ -5990,7 +6024,7 @@
         </w:trPr>
         <w:tc>
           <w:tcPr>
-            <w:tcW w:w="4674" w:type="dxa"/>
+            <w:tcW w:w="4673" w:type="dxa"/>
             <w:gridSpan w:val="6"/>
             <w:tcBorders>
               <w:top w:val="nil"/>
@@ -6041,7 +6075,7 @@
         </w:tc>
         <w:tc>
           <w:tcPr>
-            <w:tcW w:w="5108" w:type="dxa"/>
+            <w:tcW w:w="5109" w:type="dxa"/>
             <w:gridSpan w:val="3"/>
             <w:tcBorders>
               <w:top w:val="nil"/>
@@ -6205,7 +6239,7 @@
         </w:tc>
         <w:tc>
           <w:tcPr>
-            <w:tcW w:w="372" w:type="dxa"/>
+            <w:tcW w:w="371" w:type="dxa"/>
             <w:tcBorders>
               <w:top w:val="nil"/>
               <w:start w:val="single" w:sz="8" w:space="0" w:color="F2F2F2"/>
@@ -6241,7 +6275,7 @@
         </w:tc>
         <w:tc>
           <w:tcPr>
-            <w:tcW w:w="6857" w:type="dxa"/>
+            <w:tcW w:w="6858" w:type="dxa"/>
             <w:gridSpan w:val="6"/>
             <w:tcBorders>
               <w:top w:val="nil"/>
@@ -6329,7 +6363,7 @@
         </w:tc>
         <w:tc>
           <w:tcPr>
-            <w:tcW w:w="372" w:type="dxa"/>
+            <w:tcW w:w="371" w:type="dxa"/>
             <w:tcBorders>
               <w:top w:val="nil"/>
               <w:start w:val="single" w:sz="8" w:space="0" w:color="F2F2F2"/>
@@ -6365,7 +6399,7 @@
         </w:tc>
         <w:tc>
           <w:tcPr>
-            <w:tcW w:w="572" w:type="dxa"/>
+            <w:tcW w:w="573" w:type="dxa"/>
             <w:gridSpan w:val="2"/>
             <w:tcBorders>
               <w:top w:val="nil"/>
@@ -6403,7 +6437,7 @@
         </w:tc>
         <w:tc>
           <w:tcPr>
-            <w:tcW w:w="1319" w:type="dxa"/>
+            <w:tcW w:w="1318" w:type="dxa"/>
             <w:gridSpan w:val="2"/>
             <w:tcBorders>
               <w:top w:val="nil"/>
@@ -6473,7 +6507,7 @@
         </w:tc>
         <w:tc>
           <w:tcPr>
-            <w:tcW w:w="568" w:type="dxa"/>
+            <w:tcW w:w="569" w:type="dxa"/>
             <w:tcBorders>
               <w:top w:val="nil"/>
               <w:start w:val="nil"/>
@@ -6771,12 +6805,12 @@
       <w:tblGrid>
         <w:gridCol w:w="2411"/>
         <w:gridCol w:w="142"/>
-        <w:gridCol w:w="372"/>
+        <w:gridCol w:w="371"/>
         <w:gridCol w:w="48"/>
-        <w:gridCol w:w="524"/>
-        <w:gridCol w:w="1177"/>
+        <w:gridCol w:w="525"/>
+        <w:gridCol w:w="1176"/>
         <w:gridCol w:w="142"/>
-        <w:gridCol w:w="568"/>
+        <w:gridCol w:w="569"/>
         <w:gridCol w:w="4398"/>
       </w:tblGrid>
       <w:tr>
@@ -6827,7 +6861,7 @@
         </w:tc>
         <w:tc>
           <w:tcPr>
-            <w:tcW w:w="562" w:type="dxa"/>
+            <w:tcW w:w="561" w:type="dxa"/>
             <w:gridSpan w:val="3"/>
             <w:tcBorders>
               <w:top w:val="nil"/>
@@ -6880,7 +6914,7 @@
         </w:tc>
         <w:tc>
           <w:tcPr>
-            <w:tcW w:w="6809" w:type="dxa"/>
+            <w:tcW w:w="6810" w:type="dxa"/>
             <w:gridSpan w:val="5"/>
             <w:tcBorders>
               <w:top w:val="nil"/>
@@ -6955,7 +6989,7 @@
         </w:trPr>
         <w:tc>
           <w:tcPr>
-            <w:tcW w:w="2973" w:type="dxa"/>
+            <w:tcW w:w="2972" w:type="dxa"/>
             <w:gridSpan w:val="4"/>
             <w:tcBorders>
               <w:top w:val="nil"/>
@@ -7025,7 +7059,7 @@
         </w:tc>
         <w:tc>
           <w:tcPr>
-            <w:tcW w:w="6809" w:type="dxa"/>
+            <w:tcW w:w="6810" w:type="dxa"/>
             <w:gridSpan w:val="5"/>
             <w:tcBorders>
               <w:top w:val="nil"/>
@@ -7076,7 +7110,7 @@
         </w:trPr>
         <w:tc>
           <w:tcPr>
-            <w:tcW w:w="2973" w:type="dxa"/>
+            <w:tcW w:w="2972" w:type="dxa"/>
             <w:gridSpan w:val="4"/>
             <w:tcBorders>
               <w:top w:val="thinThickMediumGap" w:sz="24" w:space="0" w:color="D60093"/>
@@ -7109,7 +7143,7 @@
         </w:tc>
         <w:tc>
           <w:tcPr>
-            <w:tcW w:w="6809" w:type="dxa"/>
+            <w:tcW w:w="6810" w:type="dxa"/>
             <w:gridSpan w:val="5"/>
             <w:tcBorders>
               <w:top w:val="thinThickMediumGap" w:sz="24" w:space="0" w:color="D60093"/>
@@ -7468,7 +7502,7 @@
                 <w:szCs w:val="22"/>
                 <w:lang w:val="fr-FR" w:eastAsia="en-US" w:bidi="ar-SA"/>
               </w:rPr>
-              <w:t>Helpers de réponse API standardisés — src/lib/server/responses/</w:t>
+              <w:t>Helpers de réponse API standardisés — src/lib/server/api/response.ts</w:t>
             </w:r>
           </w:p>
         </w:tc>
@@ -7677,7 +7711,7 @@
         </w:trPr>
         <w:tc>
           <w:tcPr>
-            <w:tcW w:w="4674" w:type="dxa"/>
+            <w:tcW w:w="4673" w:type="dxa"/>
             <w:gridSpan w:val="6"/>
             <w:tcBorders>
               <w:top w:val="single" w:sz="8" w:space="0" w:color="D60093"/>
@@ -7714,7 +7748,7 @@
         </w:tc>
         <w:tc>
           <w:tcPr>
-            <w:tcW w:w="5108" w:type="dxa"/>
+            <w:tcW w:w="5109" w:type="dxa"/>
             <w:gridSpan w:val="3"/>
             <w:tcBorders>
               <w:top w:val="single" w:sz="8" w:space="0" w:color="D60093"/>
@@ -7758,7 +7792,7 @@
         </w:trPr>
         <w:tc>
           <w:tcPr>
-            <w:tcW w:w="4674" w:type="dxa"/>
+            <w:tcW w:w="4673" w:type="dxa"/>
             <w:gridSpan w:val="6"/>
             <w:tcBorders>
               <w:top w:val="nil"/>
@@ -7809,7 +7843,7 @@
         </w:tc>
         <w:tc>
           <w:tcPr>
-            <w:tcW w:w="5108" w:type="dxa"/>
+            <w:tcW w:w="5109" w:type="dxa"/>
             <w:gridSpan w:val="3"/>
             <w:tcBorders>
               <w:top w:val="nil"/>
@@ -8008,7 +8042,7 @@
         </w:tc>
         <w:tc>
           <w:tcPr>
-            <w:tcW w:w="372" w:type="dxa"/>
+            <w:tcW w:w="371" w:type="dxa"/>
             <w:tcBorders>
               <w:top w:val="nil"/>
               <w:start w:val="single" w:sz="8" w:space="0" w:color="F2F2F2"/>
@@ -8044,7 +8078,7 @@
         </w:tc>
         <w:tc>
           <w:tcPr>
-            <w:tcW w:w="6857" w:type="dxa"/>
+            <w:tcW w:w="6858" w:type="dxa"/>
             <w:gridSpan w:val="6"/>
             <w:tcBorders>
               <w:top w:val="nil"/>
@@ -8132,7 +8166,7 @@
         </w:tc>
         <w:tc>
           <w:tcPr>
-            <w:tcW w:w="372" w:type="dxa"/>
+            <w:tcW w:w="371" w:type="dxa"/>
             <w:tcBorders>
               <w:top w:val="nil"/>
               <w:start w:val="single" w:sz="8" w:space="0" w:color="F2F2F2"/>
@@ -8168,7 +8202,7 @@
         </w:tc>
         <w:tc>
           <w:tcPr>
-            <w:tcW w:w="572" w:type="dxa"/>
+            <w:tcW w:w="573" w:type="dxa"/>
             <w:gridSpan w:val="2"/>
             <w:tcBorders>
               <w:top w:val="nil"/>
@@ -8206,7 +8240,7 @@
         </w:tc>
         <w:tc>
           <w:tcPr>
-            <w:tcW w:w="1319" w:type="dxa"/>
+            <w:tcW w:w="1318" w:type="dxa"/>
             <w:gridSpan w:val="2"/>
             <w:tcBorders>
               <w:top w:val="nil"/>
@@ -8266,7 +8300,7 @@
         </w:tc>
         <w:tc>
           <w:tcPr>
-            <w:tcW w:w="568" w:type="dxa"/>
+            <w:tcW w:w="569" w:type="dxa"/>
             <w:tcBorders>
               <w:top w:val="nil"/>
               <w:start w:val="nil"/>
@@ -8571,7 +8605,7 @@
         </w:tc>
         <w:tc>
           <w:tcPr>
-            <w:tcW w:w="562" w:type="dxa"/>
+            <w:tcW w:w="561" w:type="dxa"/>
             <w:gridSpan w:val="3"/>
             <w:tcBorders>
               <w:top w:val="nil"/>
@@ -8624,7 +8658,7 @@
         </w:tc>
         <w:tc>
           <w:tcPr>
-            <w:tcW w:w="6809" w:type="dxa"/>
+            <w:tcW w:w="6810" w:type="dxa"/>
             <w:gridSpan w:val="5"/>
             <w:tcBorders>
               <w:top w:val="nil"/>
@@ -8699,7 +8733,7 @@
         </w:trPr>
         <w:tc>
           <w:tcPr>
-            <w:tcW w:w="2973" w:type="dxa"/>
+            <w:tcW w:w="2972" w:type="dxa"/>
             <w:gridSpan w:val="4"/>
             <w:tcBorders>
               <w:top w:val="nil"/>
@@ -8756,7 +8790,7 @@
         </w:tc>
         <w:tc>
           <w:tcPr>
-            <w:tcW w:w="6809" w:type="dxa"/>
+            <w:tcW w:w="6810" w:type="dxa"/>
             <w:gridSpan w:val="5"/>
             <w:tcBorders>
               <w:top w:val="nil"/>
@@ -8817,7 +8851,7 @@
         </w:trPr>
         <w:tc>
           <w:tcPr>
-            <w:tcW w:w="2973" w:type="dxa"/>
+            <w:tcW w:w="2972" w:type="dxa"/>
             <w:gridSpan w:val="4"/>
             <w:tcBorders>
               <w:top w:val="thinThickMediumGap" w:sz="24" w:space="0" w:color="D60093"/>
@@ -8850,7 +8884,7 @@
         </w:tc>
         <w:tc>
           <w:tcPr>
-            <w:tcW w:w="6809" w:type="dxa"/>
+            <w:tcW w:w="6810" w:type="dxa"/>
             <w:gridSpan w:val="5"/>
             <w:tcBorders>
               <w:top w:val="thinThickMediumGap" w:sz="24" w:space="0" w:color="D60093"/>
@@ -9002,7 +9036,63 @@
                 <w:sz w:val="22"/>
                 <w:szCs w:val="22"/>
               </w:rPr>
-              <w:t>Le système supporte 6 types de réactions (like, love, haha, wow, sad, angry) sur 3 entités distinctes (Post, Story, Comment) avec comptage en temps réel via Server-Sent Events. Modèle Prisma : table Reaction polymorphique avec champ type enum, contrainte unique (userId, postId/storyId/commentId) pour empêcher le double vote, groupBy pour agréger les counts par type. API : upsert pour basculer entre types de réaction, suppression atomique à la déconnexion de la réaction.</w:t>
+              <w:t xml:space="preserve">Le système supporte </w:t>
+            </w:r>
+            <w:r>
+              <w:rPr>
+                <w:rFonts w:cs="Calibri" w:ascii="Carlito" w:hAnsi="Carlito" w:cstheme="minorHAnsi"/>
+                <w:b w:val="false"/>
+                <w:i w:val="false"/>
+                <w:caps w:val="false"/>
+                <w:smallCaps w:val="false"/>
+                <w:color w:val="auto"/>
+                <w:spacing w:val="0"/>
+                <w:sz w:val="22"/>
+                <w:szCs w:val="22"/>
+              </w:rPr>
+              <w:t>7</w:t>
+            </w:r>
+            <w:r>
+              <w:rPr>
+                <w:rFonts w:cs="Calibri" w:ascii="Carlito" w:hAnsi="Carlito" w:cstheme="minorHAnsi"/>
+                <w:b w:val="false"/>
+                <w:i w:val="false"/>
+                <w:caps w:val="false"/>
+                <w:smallCaps w:val="false"/>
+                <w:color w:val="auto"/>
+                <w:spacing w:val="0"/>
+                <w:sz w:val="22"/>
+                <w:szCs w:val="22"/>
+              </w:rPr>
+              <w:t xml:space="preserve"> types de réactions (</w:t>
+            </w:r>
+            <w:r>
+              <w:rPr>
+                <w:rStyle w:val="Strong"/>
+                <w:rFonts w:ascii="apple-system;BlinkMacSystemFont;Segoe UI;Roboto;sans-serif" w:hAnsi="apple-system;BlinkMacSystemFont;Segoe UI;Roboto;sans-serif"/>
+                <w:b w:val="false"/>
+                <w:i w:val="false"/>
+                <w:caps w:val="false"/>
+                <w:smallCaps w:val="false"/>
+                <w:color w:val="000000"/>
+                <w:spacing w:val="0"/>
+                <w:sz w:val="20"/>
+              </w:rPr>
+              <w:t>7 types : LIKE, DISLIKE, LOVE, LAUGH, SAD, ANGRY, WOW"</w:t>
+            </w:r>
+            <w:r>
+              <w:rPr>
+                <w:rFonts w:cs="Calibri" w:ascii="Carlito" w:hAnsi="Carlito" w:cstheme="minorHAnsi"/>
+                <w:b w:val="false"/>
+                <w:i w:val="false"/>
+                <w:caps w:val="false"/>
+                <w:smallCaps w:val="false"/>
+                <w:color w:val="auto"/>
+                <w:spacing w:val="0"/>
+                <w:sz w:val="22"/>
+                <w:szCs w:val="22"/>
+              </w:rPr>
+              <w:t>) sur 3 entités distinctes (Post, Story, Comment) avec comptage en temps réel via Server-Sent Events. Modèle Prisma : table Reaction polymorphique avec champ type enum, contrainte unique (userId, postId/storyId/commentId) pour empêcher le double vote, groupBy pour agréger les counts par type. API : upsert pour basculer entre types de réaction, suppression atomique à la déconnexion de la réaction.</w:t>
             </w:r>
           </w:p>
           <w:p>
@@ -9485,7 +9575,7 @@
         </w:trPr>
         <w:tc>
           <w:tcPr>
-            <w:tcW w:w="4674" w:type="dxa"/>
+            <w:tcW w:w="4673" w:type="dxa"/>
             <w:gridSpan w:val="6"/>
             <w:tcBorders>
               <w:top w:val="single" w:sz="8" w:space="0" w:color="D60093"/>
@@ -9522,7 +9612,7 @@
         </w:tc>
         <w:tc>
           <w:tcPr>
-            <w:tcW w:w="5108" w:type="dxa"/>
+            <w:tcW w:w="5109" w:type="dxa"/>
             <w:gridSpan w:val="3"/>
             <w:tcBorders>
               <w:top w:val="single" w:sz="8" w:space="0" w:color="D60093"/>
@@ -9566,7 +9656,7 @@
         </w:trPr>
         <w:tc>
           <w:tcPr>
-            <w:tcW w:w="4674" w:type="dxa"/>
+            <w:tcW w:w="4673" w:type="dxa"/>
             <w:gridSpan w:val="6"/>
             <w:tcBorders>
               <w:top w:val="nil"/>
@@ -9617,7 +9707,7 @@
         </w:tc>
         <w:tc>
           <w:tcPr>
-            <w:tcW w:w="5108" w:type="dxa"/>
+            <w:tcW w:w="5109" w:type="dxa"/>
             <w:gridSpan w:val="3"/>
             <w:tcBorders>
               <w:top w:val="nil"/>
@@ -9816,7 +9906,7 @@
         </w:tc>
         <w:tc>
           <w:tcPr>
-            <w:tcW w:w="372" w:type="dxa"/>
+            <w:tcW w:w="371" w:type="dxa"/>
             <w:tcBorders>
               <w:top w:val="nil"/>
               <w:start w:val="single" w:sz="8" w:space="0" w:color="F2F2F2"/>
@@ -9852,7 +9942,7 @@
         </w:tc>
         <w:tc>
           <w:tcPr>
-            <w:tcW w:w="6857" w:type="dxa"/>
+            <w:tcW w:w="6858" w:type="dxa"/>
             <w:gridSpan w:val="6"/>
             <w:tcBorders>
               <w:top w:val="nil"/>
@@ -9940,7 +10030,7 @@
         </w:tc>
         <w:tc>
           <w:tcPr>
-            <w:tcW w:w="372" w:type="dxa"/>
+            <w:tcW w:w="371" w:type="dxa"/>
             <w:tcBorders>
               <w:top w:val="nil"/>
               <w:start w:val="single" w:sz="8" w:space="0" w:color="F2F2F2"/>
@@ -9976,7 +10066,7 @@
         </w:tc>
         <w:tc>
           <w:tcPr>
-            <w:tcW w:w="572" w:type="dxa"/>
+            <w:tcW w:w="573" w:type="dxa"/>
             <w:gridSpan w:val="2"/>
             <w:tcBorders>
               <w:top w:val="nil"/>
@@ -10014,7 +10104,7 @@
         </w:tc>
         <w:tc>
           <w:tcPr>
-            <w:tcW w:w="1319" w:type="dxa"/>
+            <w:tcW w:w="1318" w:type="dxa"/>
             <w:gridSpan w:val="2"/>
             <w:tcBorders>
               <w:top w:val="nil"/>
@@ -10084,7 +10174,7 @@
         </w:tc>
         <w:tc>
           <w:tcPr>
-            <w:tcW w:w="568" w:type="dxa"/>
+            <w:tcW w:w="569" w:type="dxa"/>
             <w:tcBorders>
               <w:top w:val="nil"/>
               <w:start w:val="nil"/>
@@ -10471,7 +10561,7 @@
         </w:tc>
         <w:tc>
           <w:tcPr>
-            <w:tcW w:w="562" w:type="dxa"/>
+            <w:tcW w:w="561" w:type="dxa"/>
             <w:gridSpan w:val="3"/>
             <w:tcBorders>
               <w:top w:val="nil"/>
@@ -10523,7 +10613,7 @@
         </w:tc>
         <w:tc>
           <w:tcPr>
-            <w:tcW w:w="6809" w:type="dxa"/>
+            <w:tcW w:w="6810" w:type="dxa"/>
             <w:gridSpan w:val="5"/>
             <w:tcBorders>
               <w:top w:val="nil"/>
@@ -10598,7 +10688,7 @@
         </w:trPr>
         <w:tc>
           <w:tcPr>
-            <w:tcW w:w="2973" w:type="dxa"/>
+            <w:tcW w:w="2972" w:type="dxa"/>
             <w:gridSpan w:val="4"/>
             <w:tcBorders>
               <w:top w:val="nil"/>
@@ -10668,7 +10758,7 @@
         </w:tc>
         <w:tc>
           <w:tcPr>
-            <w:tcW w:w="6809" w:type="dxa"/>
+            <w:tcW w:w="6810" w:type="dxa"/>
             <w:gridSpan w:val="5"/>
             <w:tcBorders>
               <w:top w:val="nil"/>
@@ -10722,7 +10812,7 @@
         </w:trPr>
         <w:tc>
           <w:tcPr>
-            <w:tcW w:w="2973" w:type="dxa"/>
+            <w:tcW w:w="2972" w:type="dxa"/>
             <w:gridSpan w:val="4"/>
             <w:tcBorders>
               <w:top w:val="thinThickMediumGap" w:sz="24" w:space="0" w:color="D60093"/>
@@ -10755,7 +10845,7 @@
         </w:tc>
         <w:tc>
           <w:tcPr>
-            <w:tcW w:w="6809" w:type="dxa"/>
+            <w:tcW w:w="6810" w:type="dxa"/>
             <w:gridSpan w:val="5"/>
             <w:tcBorders>
               <w:top w:val="thinThickMediumGap" w:sz="24" w:space="0" w:color="D60093"/>
@@ -10905,7 +10995,65 @@
                 <w:szCs w:val="22"/>
                 <w:shd w:fill="FFFFFF" w:val="clear"/>
               </w:rPr>
-              <w:t>L'architecture retenue suit un découpage en couches strict : présentation (React Server/Client Components), API (Next.js Route Handlers), service (src/lib/server/), données (Prisma + PostgreSQL). Le schéma Prisma couvre 18 modèles : User, Post, Comment, Reaction, Story, Message, Conversation, Group, Event, Notification, Follow, Session, Media et leurs tables de jointure. Chaque relation (1-N, N-N avec table pivot) est typée et documentée. Les migrations Prisma (migrate dev/deploy) versionnent l'évolution du schéma tout au long du projet, permettant des rollbacks contrôlés.</w:t>
+              <w:t>L'architecture retenue suit un découpage en couches strict : présentation (React Server/Client Components), API (Next.js Route Handlers), service (src/lib/server/), données (Prisma + PostgreSQL). Le schéma Prisma cou</w:t>
+            </w:r>
+            <w:r>
+              <w:rPr>
+                <w:rFonts w:ascii="Carlito" w:hAnsi="Carlito"/>
+                <w:b w:val="false"/>
+                <w:i w:val="false"/>
+                <w:caps w:val="false"/>
+                <w:smallCaps w:val="false"/>
+                <w:color w:val="000000"/>
+                <w:spacing w:val="0"/>
+                <w:sz w:val="22"/>
+                <w:szCs w:val="22"/>
+                <w:shd w:fill="FFFFFF" w:val="clear"/>
+              </w:rPr>
+              <w:t xml:space="preserve">vre </w:t>
+            </w:r>
+            <w:r>
+              <w:rPr>
+                <w:rFonts w:ascii="apple-system;BlinkMacSystemFont;Segoe UI;Roboto;sans-serif" w:hAnsi="apple-system;BlinkMacSystemFont;Segoe UI;Roboto;sans-serif"/>
+                <w:b w:val="false"/>
+                <w:i w:val="false"/>
+                <w:caps w:val="false"/>
+                <w:smallCaps w:val="false"/>
+                <w:color w:val="000000"/>
+                <w:spacing w:val="0"/>
+                <w:sz w:val="20"/>
+              </w:rPr>
+              <w:t>18 modèles : User, Post, Comment, Reaction, Story, Message, Conversation, ConversationMember, GroupMessage, GroupMember, GroupInvitation, GroupJoinRequest, Event, Rsvp, Notification, UserSettings, Friendship, Account</w:t>
+            </w:r>
+            <w:r>
+              <w:rPr>
+                <w:rFonts w:ascii="Carlito" w:hAnsi="Carlito"/>
+                <w:b w:val="false"/>
+                <w:i w:val="false"/>
+                <w:caps w:val="false"/>
+                <w:smallCaps w:val="false"/>
+                <w:color w:val="000000"/>
+                <w:spacing w:val="0"/>
+                <w:sz w:val="22"/>
+                <w:szCs w:val="22"/>
+                <w:shd w:fill="FFFFFF" w:val="clear"/>
+              </w:rPr>
+              <w:t>.</w:t>
+            </w:r>
+            <w:r>
+              <w:rPr>
+                <w:rFonts w:ascii="Carlito" w:hAnsi="Carlito"/>
+                <w:b w:val="false"/>
+                <w:i w:val="false"/>
+                <w:caps w:val="false"/>
+                <w:smallCaps w:val="false"/>
+                <w:color w:val="auto"/>
+                <w:spacing w:val="0"/>
+                <w:sz w:val="22"/>
+                <w:szCs w:val="22"/>
+                <w:shd w:fill="FFFFFF" w:val="clear"/>
+              </w:rPr>
+              <w:t xml:space="preserve"> Chaque relation (1-N, N-N avec table pivot) est typée et documentée. Les migrations Prisma (migrate dev/deploy) versionnent l'évolution du schéma tout au long du projet, permettant des rollbacks contrôlés.</w:t>
             </w:r>
           </w:p>
         </w:tc>
@@ -11002,28 +11150,8 @@
                 <w:szCs w:val="22"/>
                 <w:lang w:val="fr-FR" w:eastAsia="en-US" w:bidi="ar-SA"/>
               </w:rPr>
-              <w:t>Prisma ORM 5.x — schéma déclaratif, migrate dev/deploy, client TypeScript généré automatiquement</w:t>
-            </w:r>
-          </w:p>
-          <w:p>
-            <w:pPr>
-              <w:pStyle w:val="Normal"/>
-              <w:widowControl/>
-              <w:numPr>
-                <w:ilvl w:val="0"/>
-                <w:numId w:val="6"/>
-              </w:numPr>
-              <w:suppressAutoHyphens w:val="true"/>
-              <w:spacing w:lineRule="auto" w:line="240" w:before="120" w:after="0"/>
-              <w:jc w:val="start"/>
-              <w:rPr>
-                <w:rFonts w:ascii="Calibri" w:hAnsi="Calibri" w:eastAsia="Calibri" w:cs=""/>
-                <w:kern w:val="0"/>
-                <w:sz w:val="22"/>
-                <w:szCs w:val="22"/>
-                <w:lang w:val="fr-FR" w:eastAsia="en-US" w:bidi="ar-SA"/>
-              </w:rPr>
-            </w:pPr>
+              <w:t xml:space="preserve">Prisma ORM </w:t>
+            </w:r>
             <w:r>
               <w:rPr>
                 <w:rStyle w:val="PlaceholderText"/>
@@ -11039,28 +11167,8 @@
                 <w:szCs w:val="22"/>
                 <w:lang w:val="fr-FR" w:eastAsia="en-US" w:bidi="ar-SA"/>
               </w:rPr>
-              <w:t>PostgreSQL 15 (Neon serverless) — relations, index, contraintes d'intégrité référentielle</w:t>
-            </w:r>
-          </w:p>
-          <w:p>
-            <w:pPr>
-              <w:pStyle w:val="Normal"/>
-              <w:widowControl/>
-              <w:numPr>
-                <w:ilvl w:val="0"/>
-                <w:numId w:val="6"/>
-              </w:numPr>
-              <w:suppressAutoHyphens w:val="true"/>
-              <w:spacing w:lineRule="auto" w:line="240" w:before="120" w:after="0"/>
-              <w:jc w:val="start"/>
-              <w:rPr>
-                <w:rFonts w:ascii="Calibri" w:hAnsi="Calibri" w:eastAsia="Calibri" w:cs=""/>
-                <w:kern w:val="0"/>
-                <w:sz w:val="22"/>
-                <w:szCs w:val="22"/>
-                <w:lang w:val="fr-FR" w:eastAsia="en-US" w:bidi="ar-SA"/>
-              </w:rPr>
-            </w:pPr>
+              <w:t>6</w:t>
+            </w:r>
             <w:r>
               <w:rPr>
                 <w:rStyle w:val="PlaceholderText"/>
@@ -11076,7 +11184,7 @@
                 <w:szCs w:val="22"/>
                 <w:lang w:val="fr-FR" w:eastAsia="en-US" w:bidi="ar-SA"/>
               </w:rPr>
-              <w:t>Next.js 15 App Router — Server Components, Route Handlers, layouts imbriqués</w:t>
+              <w:t>.x — schéma déclaratif, migrate dev/deploy, client TypeScript généré automatiquement</w:t>
             </w:r>
           </w:p>
           <w:p>
@@ -11113,7 +11221,7 @@
                 <w:szCs w:val="22"/>
                 <w:lang w:val="fr-FR" w:eastAsia="en-US" w:bidi="ar-SA"/>
               </w:rPr>
-              <w:t>TypeScript strict — types inférés depuis le client Prisma, zéro cast manuel</w:t>
+              <w:t>PostgreSQL 15 (Neon serverless) — relations, index, contraintes d'intégrité référentielle</w:t>
             </w:r>
           </w:p>
           <w:p>
@@ -11150,71 +11258,17 @@
                 <w:szCs w:val="22"/>
                 <w:lang w:val="fr-FR" w:eastAsia="en-US" w:bidi="ar-SA"/>
               </w:rPr>
-              <w:t>draw.io — MCD et diagramme de flux pour la documentation technique</w:t>
-            </w:r>
-          </w:p>
-        </w:tc>
-      </w:tr>
-      <w:tr>
-        <w:trPr/>
-        <w:tc>
-          <w:tcPr>
-            <w:tcW w:w="9782" w:type="dxa"/>
-            <w:gridSpan w:val="9"/>
-            <w:tcBorders>
-              <w:top w:val="nil"/>
-              <w:start w:val="single" w:sz="24" w:space="0" w:color="D60093"/>
-              <w:bottom w:val="single" w:sz="12" w:space="0" w:color="D60093"/>
-              <w:end w:val="nil"/>
-            </w:tcBorders>
-          </w:tcPr>
-          <w:p>
-            <w:pPr>
-              <w:pStyle w:val="Normal"/>
-              <w:widowControl/>
-              <w:suppressAutoHyphens w:val="true"/>
-              <w:spacing w:lineRule="auto" w:line="240" w:before="0" w:after="0"/>
-              <w:jc w:val="start"/>
-              <w:rPr>
-                <w:rFonts w:cs="Calibri" w:cstheme="minorHAnsi"/>
-                <w:b/>
-                <w:color w:themeColor="text1" w:themeTint="bf" w:val="404040"/>
-              </w:rPr>
-            </w:pPr>
-            <w:r>
-              <w:rPr>
-                <w:rFonts w:eastAsia="Calibri" w:cs="Calibri" w:cstheme="minorHAnsi"/>
-                <w:b/>
-                <w:color w:themeColor="text1" w:themeTint="bf" w:val="404040"/>
-                <w:kern w:val="0"/>
-                <w:sz w:val="22"/>
-                <w:szCs w:val="22"/>
-                <w:lang w:val="fr-FR" w:eastAsia="en-US" w:bidi="ar-SA"/>
-              </w:rPr>
-              <w:t>3. Avec qui avez-vous travaillé ?</w:t>
-            </w:r>
-          </w:p>
-        </w:tc>
-      </w:tr>
-      <w:tr>
-        <w:trPr>
-          <w:trHeight w:val="1701" w:hRule="atLeast"/>
-        </w:trPr>
-        <w:tc>
-          <w:tcPr>
-            <w:tcW w:w="9782" w:type="dxa"/>
-            <w:gridSpan w:val="9"/>
-            <w:tcBorders>
-              <w:top w:val="single" w:sz="12" w:space="0" w:color="D60093"/>
-              <w:start w:val="single" w:sz="4" w:space="0" w:color="D9D9D9"/>
-              <w:bottom w:val="single" w:sz="4" w:space="0" w:color="D9D9D9"/>
-              <w:end w:val="single" w:sz="4" w:space="0" w:color="D9D9D9"/>
-            </w:tcBorders>
-          </w:tcPr>
-          <w:p>
-            <w:pPr>
-              <w:pStyle w:val="Normal"/>
-              <w:widowControl/>
+              <w:t>Next.js 15 App Router — Server Components, Route Handlers, layouts imbriqués</w:t>
+            </w:r>
+          </w:p>
+          <w:p>
+            <w:pPr>
+              <w:pStyle w:val="Normal"/>
+              <w:widowControl/>
+              <w:numPr>
+                <w:ilvl w:val="0"/>
+                <w:numId w:val="6"/>
+              </w:numPr>
               <w:suppressAutoHyphens w:val="true"/>
               <w:spacing w:lineRule="auto" w:line="240" w:before="120" w:after="0"/>
               <w:jc w:val="start"/>
@@ -11239,16 +11293,19 @@
                 <w:kern w:val="0"/>
                 <w:sz w:val="22"/>
                 <w:szCs w:val="22"/>
-                <w:shd w:fill="FFFFFF" w:val="clear"/>
-                <w:lang w:val="fr-FR" w:eastAsia="en-US" w:bidi="ar-SA"/>
-              </w:rPr>
-              <w:t>Modélisation collective impliquant les 6 développeurs : chaque membre apportait ses besoins fonctionnels (messagerie, groupes, événements, stories) et le schéma résultait d'itérations collectives.</w:t>
-            </w:r>
-          </w:p>
-          <w:p>
-            <w:pPr>
-              <w:pStyle w:val="Normal"/>
-              <w:widowControl/>
+                <w:lang w:val="fr-FR" w:eastAsia="en-US" w:bidi="ar-SA"/>
+              </w:rPr>
+              <w:t>TypeScript strict — types inférés depuis le client Prisma, zéro cast manuel</w:t>
+            </w:r>
+          </w:p>
+          <w:p>
+            <w:pPr>
+              <w:pStyle w:val="Normal"/>
+              <w:widowControl/>
+              <w:numPr>
+                <w:ilvl w:val="0"/>
+                <w:numId w:val="6"/>
+              </w:numPr>
               <w:suppressAutoHyphens w:val="true"/>
               <w:spacing w:lineRule="auto" w:line="240" w:before="120" w:after="0"/>
               <w:jc w:val="start"/>
@@ -11273,6 +11330,131 @@
                 <w:kern w:val="0"/>
                 <w:sz w:val="22"/>
                 <w:szCs w:val="22"/>
+                <w:lang w:val="fr-FR" w:eastAsia="en-US" w:bidi="ar-SA"/>
+              </w:rPr>
+              <w:t>draw.io — MCD et diagramme de flux pour la documentation technique</w:t>
+            </w:r>
+          </w:p>
+        </w:tc>
+      </w:tr>
+      <w:tr>
+        <w:trPr/>
+        <w:tc>
+          <w:tcPr>
+            <w:tcW w:w="9782" w:type="dxa"/>
+            <w:gridSpan w:val="9"/>
+            <w:tcBorders>
+              <w:top w:val="nil"/>
+              <w:start w:val="single" w:sz="24" w:space="0" w:color="D60093"/>
+              <w:bottom w:val="single" w:sz="12" w:space="0" w:color="D60093"/>
+              <w:end w:val="nil"/>
+            </w:tcBorders>
+          </w:tcPr>
+          <w:p>
+            <w:pPr>
+              <w:pStyle w:val="Normal"/>
+              <w:widowControl/>
+              <w:suppressAutoHyphens w:val="true"/>
+              <w:spacing w:lineRule="auto" w:line="240" w:before="0" w:after="0"/>
+              <w:jc w:val="start"/>
+              <w:rPr>
+                <w:rFonts w:cs="Calibri" w:cstheme="minorHAnsi"/>
+                <w:b/>
+                <w:color w:themeColor="text1" w:themeTint="bf" w:val="404040"/>
+              </w:rPr>
+            </w:pPr>
+            <w:r>
+              <w:rPr>
+                <w:rFonts w:eastAsia="Calibri" w:cs="Calibri" w:cstheme="minorHAnsi"/>
+                <w:b/>
+                <w:color w:themeColor="text1" w:themeTint="bf" w:val="404040"/>
+                <w:kern w:val="0"/>
+                <w:sz w:val="22"/>
+                <w:szCs w:val="22"/>
+                <w:lang w:val="fr-FR" w:eastAsia="en-US" w:bidi="ar-SA"/>
+              </w:rPr>
+              <w:t>3. Avec qui avez-vous travaillé ?</w:t>
+            </w:r>
+          </w:p>
+        </w:tc>
+      </w:tr>
+      <w:tr>
+        <w:trPr>
+          <w:trHeight w:val="1701" w:hRule="atLeast"/>
+        </w:trPr>
+        <w:tc>
+          <w:tcPr>
+            <w:tcW w:w="9782" w:type="dxa"/>
+            <w:gridSpan w:val="9"/>
+            <w:tcBorders>
+              <w:top w:val="single" w:sz="12" w:space="0" w:color="D60093"/>
+              <w:start w:val="single" w:sz="4" w:space="0" w:color="D9D9D9"/>
+              <w:bottom w:val="single" w:sz="4" w:space="0" w:color="D9D9D9"/>
+              <w:end w:val="single" w:sz="4" w:space="0" w:color="D9D9D9"/>
+            </w:tcBorders>
+          </w:tcPr>
+          <w:p>
+            <w:pPr>
+              <w:pStyle w:val="Normal"/>
+              <w:widowControl/>
+              <w:suppressAutoHyphens w:val="true"/>
+              <w:spacing w:lineRule="auto" w:line="240" w:before="120" w:after="0"/>
+              <w:jc w:val="start"/>
+              <w:rPr>
+                <w:rFonts w:ascii="Calibri" w:hAnsi="Calibri" w:eastAsia="Calibri" w:cs=""/>
+                <w:kern w:val="0"/>
+                <w:sz w:val="22"/>
+                <w:szCs w:val="22"/>
+                <w:lang w:val="fr-FR" w:eastAsia="en-US" w:bidi="ar-SA"/>
+              </w:rPr>
+            </w:pPr>
+            <w:r>
+              <w:rPr>
+                <w:rStyle w:val="PlaceholderText"/>
+                <w:rFonts w:eastAsia="Calibri" w:cs="Calibri" w:ascii="Carlito" w:hAnsi="Carlito" w:cstheme="minorHAnsi"/>
+                <w:b w:val="false"/>
+                <w:i w:val="false"/>
+                <w:caps w:val="false"/>
+                <w:smallCaps w:val="false"/>
+                <w:color w:val="auto"/>
+                <w:spacing w:val="0"/>
+                <w:kern w:val="0"/>
+                <w:sz w:val="22"/>
+                <w:szCs w:val="22"/>
+                <w:shd w:fill="FFFFFF" w:val="clear"/>
+                <w:lang w:val="fr-FR" w:eastAsia="en-US" w:bidi="ar-SA"/>
+              </w:rPr>
+              <w:t>Modélisation collective impliquant les 6 développeurs : chaque membre apportait ses besoins fonctionnels (messagerie, groupes, événements, stories) et le schéma résultait d'itérations collectives.</w:t>
+            </w:r>
+          </w:p>
+          <w:p>
+            <w:pPr>
+              <w:pStyle w:val="Normal"/>
+              <w:widowControl/>
+              <w:suppressAutoHyphens w:val="true"/>
+              <w:spacing w:lineRule="auto" w:line="240" w:before="120" w:after="0"/>
+              <w:jc w:val="start"/>
+              <w:rPr>
+                <w:rFonts w:ascii="Calibri" w:hAnsi="Calibri" w:eastAsia="Calibri" w:cs=""/>
+                <w:kern w:val="0"/>
+                <w:sz w:val="22"/>
+                <w:szCs w:val="22"/>
+                <w:lang w:val="fr-FR" w:eastAsia="en-US" w:bidi="ar-SA"/>
+              </w:rPr>
+            </w:pPr>
+            <w:r>
+              <w:rPr>
+                <w:rStyle w:val="PlaceholderText"/>
+                <w:rFonts w:eastAsia="Calibri" w:cs="Calibri" w:ascii="Carlito" w:hAnsi="Carlito" w:cstheme="minorHAnsi"/>
+                <w:b w:val="false"/>
+                <w:i w:val="false"/>
+                <w:caps w:val="false"/>
+                <w:smallCaps w:val="false"/>
+                <w:color w:val="auto"/>
+                <w:spacing w:val="0"/>
+                <w:kern w:val="0"/>
+                <w:sz w:val="22"/>
+                <w:szCs w:val="22"/>
                 <w:shd w:fill="FFFFFF" w:val="clear"/>
                 <w:lang w:val="fr-FR" w:eastAsia="en-US" w:bidi="ar-SA"/>
               </w:rPr>
@@ -11328,7 +11510,7 @@
         </w:trPr>
         <w:tc>
           <w:tcPr>
-            <w:tcW w:w="4674" w:type="dxa"/>
+            <w:tcW w:w="4673" w:type="dxa"/>
             <w:gridSpan w:val="6"/>
             <w:tcBorders>
               <w:top w:val="single" w:sz="8" w:space="0" w:color="D60093"/>
@@ -11365,7 +11547,7 @@
         </w:tc>
         <w:tc>
           <w:tcPr>
-            <w:tcW w:w="5108" w:type="dxa"/>
+            <w:tcW w:w="5109" w:type="dxa"/>
             <w:gridSpan w:val="3"/>
             <w:tcBorders>
               <w:top w:val="single" w:sz="8" w:space="0" w:color="D60093"/>
@@ -11409,7 +11591,7 @@
         </w:trPr>
         <w:tc>
           <w:tcPr>
-            <w:tcW w:w="4674" w:type="dxa"/>
+            <w:tcW w:w="4673" w:type="dxa"/>
             <w:gridSpan w:val="6"/>
             <w:tcBorders>
               <w:top w:val="nil"/>
@@ -11460,7 +11642,7 @@
         </w:tc>
         <w:tc>
           <w:tcPr>
-            <w:tcW w:w="5108" w:type="dxa"/>
+            <w:tcW w:w="5109" w:type="dxa"/>
             <w:gridSpan w:val="3"/>
             <w:tcBorders>
               <w:top w:val="nil"/>
@@ -11659,7 +11841,7 @@
         </w:tc>
         <w:tc>
           <w:tcPr>
-            <w:tcW w:w="372" w:type="dxa"/>
+            <w:tcW w:w="371" w:type="dxa"/>
             <w:tcBorders>
               <w:top w:val="nil"/>
               <w:start w:val="single" w:sz="8" w:space="0" w:color="F2F2F2"/>
@@ -11691,7 +11873,7 @@
         </w:tc>
         <w:tc>
           <w:tcPr>
-            <w:tcW w:w="6857" w:type="dxa"/>
+            <w:tcW w:w="6858" w:type="dxa"/>
             <w:gridSpan w:val="6"/>
             <w:tcBorders>
               <w:top w:val="nil"/>
@@ -11781,7 +11963,7 @@
         </w:tc>
         <w:tc>
           <w:tcPr>
-            <w:tcW w:w="372" w:type="dxa"/>
+            <w:tcW w:w="371" w:type="dxa"/>
             <w:tcBorders>
               <w:top w:val="nil"/>
               <w:start w:val="single" w:sz="8" w:space="0" w:color="F2F2F2"/>
@@ -11817,7 +11999,7 @@
         </w:tc>
         <w:tc>
           <w:tcPr>
-            <w:tcW w:w="572" w:type="dxa"/>
+            <w:tcW w:w="573" w:type="dxa"/>
             <w:gridSpan w:val="2"/>
             <w:tcBorders>
               <w:top w:val="nil"/>
@@ -11855,7 +12037,7 @@
         </w:tc>
         <w:tc>
           <w:tcPr>
-            <w:tcW w:w="1319" w:type="dxa"/>
+            <w:tcW w:w="1318" w:type="dxa"/>
             <w:gridSpan w:val="2"/>
             <w:tcBorders>
               <w:top w:val="nil"/>
@@ -11915,7 +12097,7 @@
         </w:tc>
         <w:tc>
           <w:tcPr>
-            <w:tcW w:w="568" w:type="dxa"/>
+            <w:tcW w:w="569" w:type="dxa"/>
             <w:tcBorders>
               <w:top w:val="nil"/>
               <w:start w:val="nil"/>
@@ -12230,7 +12412,7 @@
         </w:tc>
         <w:tc>
           <w:tcPr>
-            <w:tcW w:w="562" w:type="dxa"/>
+            <w:tcW w:w="561" w:type="dxa"/>
             <w:gridSpan w:val="3"/>
             <w:tcBorders>
               <w:top w:val="nil"/>
@@ -12282,7 +12464,7 @@
         </w:tc>
         <w:tc>
           <w:tcPr>
-            <w:tcW w:w="6809" w:type="dxa"/>
+            <w:tcW w:w="6810" w:type="dxa"/>
             <w:gridSpan w:val="5"/>
             <w:tcBorders>
               <w:top w:val="nil"/>
@@ -12357,7 +12539,7 @@
         </w:trPr>
         <w:tc>
           <w:tcPr>
-            <w:tcW w:w="2973" w:type="dxa"/>
+            <w:tcW w:w="2972" w:type="dxa"/>
             <w:gridSpan w:val="4"/>
             <w:tcBorders>
               <w:top w:val="nil"/>
@@ -12427,7 +12609,7 @@
         </w:tc>
         <w:tc>
           <w:tcPr>
-            <w:tcW w:w="6809" w:type="dxa"/>
+            <w:tcW w:w="6810" w:type="dxa"/>
             <w:gridSpan w:val="5"/>
             <w:tcBorders>
               <w:top w:val="nil"/>
@@ -12481,7 +12663,7 @@
         </w:trPr>
         <w:tc>
           <w:tcPr>
-            <w:tcW w:w="2973" w:type="dxa"/>
+            <w:tcW w:w="2972" w:type="dxa"/>
             <w:gridSpan w:val="4"/>
             <w:tcBorders>
               <w:top w:val="thinThickMediumGap" w:sz="24" w:space="0" w:color="D60093"/>
@@ -12514,7 +12696,7 @@
         </w:tc>
         <w:tc>
           <w:tcPr>
-            <w:tcW w:w="6809" w:type="dxa"/>
+            <w:tcW w:w="6810" w:type="dxa"/>
             <w:gridSpan w:val="5"/>
             <w:tcBorders>
               <w:top w:val="thinThickMediumGap" w:sz="24" w:space="0" w:color="D60093"/>
@@ -12663,7 +12845,7 @@
                 <w:szCs w:val="22"/>
                 <w:shd w:fill="FFFFFF" w:val="clear"/>
               </w:rPr>
-              <w:t>Architecture : l'émetteur (Alice) POST /api/private/chat/send — le message est persisté en base via Prisma et publié dans une clé Redis temporaire (SET avec TTL 60s). Le récepteur (Bob) maintient une connexion SSE longue durée sur /api/private/chat/listen — le handler effectue un polling GETDEL toutes les 500ms sur sa clé Redis. GETDEL est atomique : lecture et suppression en une seule opération, ce qui élimine tout risque de doublon même en cas de race condition. Quand un message est trouvé, il est immédiatement envoyé dans le flux SSE vers le client.</w:t>
+              <w:t>Architecture : l'émetteur (Alice) POST /api/private/chat/send — le message est persisté en base via Prisma et publié dans une clé Redis temporaire (SET avec TTL 60s). Le récepteur (Bob) maintient une connexion SSE longue durée sur /api/private/chat/listen — le handler effectue un polling GET toutes les 500ms sur sa clé Redis, avec déduplication via lastMessageId : si l'identifiant du message lu est identique à la lecture précédente, il n'est pas renvoyé. Quand un message nouveau est trouvé, il est immédiatement envoyé dans le flux SSE vers le client.</w:t>
             </w:r>
           </w:p>
         </w:tc>
@@ -12807,7 +12989,52 @@
                 <w:szCs w:val="22"/>
                 <w:lang w:val="fr-FR" w:eastAsia="en-US" w:bidi="ar-SA"/>
               </w:rPr>
-              <w:t>Upstash Redis — SET avec TTL 60s, GETDEL atomique, compatible serverless</w:t>
+              <w:t xml:space="preserve">Upstash Redis — SET avec TTL 60s, </w:t>
+            </w:r>
+            <w:r>
+              <w:rPr>
+                <w:rFonts w:ascii="monospace" w:hAnsi="monospace"/>
+                <w:b w:val="false"/>
+                <w:i w:val="false"/>
+                <w:caps w:val="false"/>
+                <w:smallCaps w:val="false"/>
+                <w:color w:val="000000"/>
+                <w:spacing w:val="0"/>
+                <w:sz w:val="17"/>
+              </w:rPr>
+              <w:t>GET toutes les 500ms, déduplication via lastMessageId</w:t>
+            </w:r>
+            <w:r>
+              <w:rPr>
+                <w:rFonts w:eastAsia="Calibri" w:cs="" w:ascii="Carlito" w:hAnsi="Carlito"/>
+                <w:b w:val="false"/>
+                <w:i w:val="false"/>
+                <w:caps w:val="false"/>
+                <w:smallCaps w:val="false"/>
+                <w:color w:val="000000"/>
+                <w:spacing w:val="0"/>
+                <w:kern w:val="0"/>
+                <w:sz w:val="22"/>
+                <w:szCs w:val="22"/>
+                <w:lang w:val="fr-FR" w:eastAsia="en-US" w:bidi="ar-SA"/>
+              </w:rPr>
+              <w:t xml:space="preserve"> </w:t>
+            </w:r>
+            <w:r>
+              <w:rPr>
+                <w:rFonts w:eastAsia="Calibri" w:cs="" w:ascii="Carlito" w:hAnsi="Carlito"/>
+                <w:b w:val="false"/>
+                <w:i w:val="false"/>
+                <w:caps w:val="false"/>
+                <w:smallCaps w:val="false"/>
+                <w:color w:val="auto"/>
+                <w:spacing w:val="0"/>
+                <w:kern w:val="0"/>
+                <w:sz w:val="22"/>
+                <w:szCs w:val="22"/>
+                <w:lang w:val="fr-FR" w:eastAsia="en-US" w:bidi="ar-SA"/>
+              </w:rPr>
+              <w:t>compatible serverless</w:t>
             </w:r>
           </w:p>
           <w:p>
@@ -13092,7 +13319,7 @@
                 <w:szCs w:val="22"/>
                 <w:lang w:val="fr-FR" w:eastAsia="en-US" w:bidi="ar-SA"/>
               </w:rPr>
-              <w:t>La décision d'utiliser GETDEL (atomique) plutôt que GET+DEL séquentiels a été prise après analyse du risque de race condition entre deux instances serverless.</w:t>
+              <w:t>La décision de déduplication via lastMessageId plutôt qu'une suppression Redis a été validée en binôme : ce mécanisme préserve les messages en cas de reconnexion SSE.</w:t>
             </w:r>
           </w:p>
         </w:tc>
@@ -13144,7 +13371,7 @@
         </w:trPr>
         <w:tc>
           <w:tcPr>
-            <w:tcW w:w="4674" w:type="dxa"/>
+            <w:tcW w:w="4673" w:type="dxa"/>
             <w:gridSpan w:val="6"/>
             <w:tcBorders>
               <w:top w:val="single" w:sz="8" w:space="0" w:color="D60093"/>
@@ -13181,7 +13408,7 @@
         </w:tc>
         <w:tc>
           <w:tcPr>
-            <w:tcW w:w="5108" w:type="dxa"/>
+            <w:tcW w:w="5109" w:type="dxa"/>
             <w:gridSpan w:val="3"/>
             <w:tcBorders>
               <w:top w:val="single" w:sz="8" w:space="0" w:color="D60093"/>
@@ -13225,7 +13452,7 @@
         </w:trPr>
         <w:tc>
           <w:tcPr>
-            <w:tcW w:w="4674" w:type="dxa"/>
+            <w:tcW w:w="4673" w:type="dxa"/>
             <w:gridSpan w:val="6"/>
             <w:tcBorders>
               <w:top w:val="nil"/>
@@ -13276,7 +13503,7 @@
         </w:tc>
         <w:tc>
           <w:tcPr>
-            <w:tcW w:w="5108" w:type="dxa"/>
+            <w:tcW w:w="5109" w:type="dxa"/>
             <w:gridSpan w:val="3"/>
             <w:tcBorders>
               <w:top w:val="nil"/>
@@ -13475,7 +13702,7 @@
         </w:tc>
         <w:tc>
           <w:tcPr>
-            <w:tcW w:w="372" w:type="dxa"/>
+            <w:tcW w:w="371" w:type="dxa"/>
             <w:tcBorders>
               <w:top w:val="nil"/>
               <w:start w:val="single" w:sz="8" w:space="0" w:color="F2F2F2"/>
@@ -13507,7 +13734,7 @@
         </w:tc>
         <w:tc>
           <w:tcPr>
-            <w:tcW w:w="6857" w:type="dxa"/>
+            <w:tcW w:w="6858" w:type="dxa"/>
             <w:gridSpan w:val="6"/>
             <w:tcBorders>
               <w:top w:val="nil"/>
@@ -13595,7 +13822,7 @@
         </w:tc>
         <w:tc>
           <w:tcPr>
-            <w:tcW w:w="372" w:type="dxa"/>
+            <w:tcW w:w="371" w:type="dxa"/>
             <w:tcBorders>
               <w:top w:val="nil"/>
               <w:start w:val="single" w:sz="8" w:space="0" w:color="F2F2F2"/>
@@ -13631,7 +13858,7 @@
         </w:tc>
         <w:tc>
           <w:tcPr>
-            <w:tcW w:w="572" w:type="dxa"/>
+            <w:tcW w:w="573" w:type="dxa"/>
             <w:gridSpan w:val="2"/>
             <w:tcBorders>
               <w:top w:val="nil"/>
@@ -13669,7 +13896,7 @@
         </w:tc>
         <w:tc>
           <w:tcPr>
-            <w:tcW w:w="1319" w:type="dxa"/>
+            <w:tcW w:w="1318" w:type="dxa"/>
             <w:gridSpan w:val="2"/>
             <w:tcBorders>
               <w:top w:val="nil"/>
@@ -13729,7 +13956,7 @@
         </w:tc>
         <w:tc>
           <w:tcPr>
-            <w:tcW w:w="568" w:type="dxa"/>
+            <w:tcW w:w="569" w:type="dxa"/>
             <w:tcBorders>
               <w:top w:val="nil"/>
               <w:start w:val="nil"/>
@@ -14052,7 +14279,7 @@
         </w:tc>
         <w:tc>
           <w:tcPr>
-            <w:tcW w:w="562" w:type="dxa"/>
+            <w:tcW w:w="561" w:type="dxa"/>
             <w:gridSpan w:val="3"/>
             <w:tcBorders>
               <w:top w:val="nil"/>
@@ -14104,7 +14331,7 @@
         </w:tc>
         <w:tc>
           <w:tcPr>
-            <w:tcW w:w="6809" w:type="dxa"/>
+            <w:tcW w:w="6810" w:type="dxa"/>
             <w:gridSpan w:val="5"/>
             <w:tcBorders>
               <w:top w:val="nil"/>
@@ -14179,7 +14406,7 @@
         </w:trPr>
         <w:tc>
           <w:tcPr>
-            <w:tcW w:w="2973" w:type="dxa"/>
+            <w:tcW w:w="2972" w:type="dxa"/>
             <w:gridSpan w:val="4"/>
             <w:tcBorders>
               <w:top w:val="nil"/>
@@ -14249,7 +14476,7 @@
         </w:tc>
         <w:tc>
           <w:tcPr>
-            <w:tcW w:w="6809" w:type="dxa"/>
+            <w:tcW w:w="6810" w:type="dxa"/>
             <w:gridSpan w:val="5"/>
             <w:tcBorders>
               <w:top w:val="nil"/>
@@ -14303,7 +14530,7 @@
         </w:trPr>
         <w:tc>
           <w:tcPr>
-            <w:tcW w:w="2973" w:type="dxa"/>
+            <w:tcW w:w="2972" w:type="dxa"/>
             <w:gridSpan w:val="4"/>
             <w:tcBorders>
               <w:top w:val="thinThickMediumGap" w:sz="24" w:space="0" w:color="D60093"/>
@@ -14336,7 +14563,7 @@
         </w:tc>
         <w:tc>
           <w:tcPr>
-            <w:tcW w:w="6809" w:type="dxa"/>
+            <w:tcW w:w="6810" w:type="dxa"/>
             <w:gridSpan w:val="5"/>
             <w:tcBorders>
               <w:top w:val="thinThickMediumGap" w:sz="24" w:space="0" w:color="D60093"/>
@@ -15007,7 +15234,7 @@
         </w:trPr>
         <w:tc>
           <w:tcPr>
-            <w:tcW w:w="4674" w:type="dxa"/>
+            <w:tcW w:w="4673" w:type="dxa"/>
             <w:gridSpan w:val="6"/>
             <w:tcBorders>
               <w:top w:val="single" w:sz="8" w:space="0" w:color="D60093"/>
@@ -15044,7 +15271,7 @@
         </w:tc>
         <w:tc>
           <w:tcPr>
-            <w:tcW w:w="5108" w:type="dxa"/>
+            <w:tcW w:w="5109" w:type="dxa"/>
             <w:gridSpan w:val="3"/>
             <w:tcBorders>
               <w:top w:val="single" w:sz="8" w:space="0" w:color="D60093"/>
@@ -15088,7 +15315,7 @@
         </w:trPr>
         <w:tc>
           <w:tcPr>
-            <w:tcW w:w="4674" w:type="dxa"/>
+            <w:tcW w:w="4673" w:type="dxa"/>
             <w:gridSpan w:val="6"/>
             <w:tcBorders>
               <w:top w:val="nil"/>
@@ -15139,7 +15366,7 @@
         </w:tc>
         <w:tc>
           <w:tcPr>
-            <w:tcW w:w="5108" w:type="dxa"/>
+            <w:tcW w:w="5109" w:type="dxa"/>
             <w:gridSpan w:val="3"/>
             <w:tcBorders>
               <w:top w:val="nil"/>
@@ -15338,7 +15565,7 @@
         </w:tc>
         <w:tc>
           <w:tcPr>
-            <w:tcW w:w="372" w:type="dxa"/>
+            <w:tcW w:w="371" w:type="dxa"/>
             <w:tcBorders>
               <w:top w:val="nil"/>
               <w:start w:val="single" w:sz="8" w:space="0" w:color="F2F2F2"/>
@@ -15370,7 +15597,7 @@
         </w:tc>
         <w:tc>
           <w:tcPr>
-            <w:tcW w:w="6857" w:type="dxa"/>
+            <w:tcW w:w="6858" w:type="dxa"/>
             <w:gridSpan w:val="6"/>
             <w:tcBorders>
               <w:top w:val="nil"/>
@@ -15460,7 +15687,7 @@
         </w:tc>
         <w:tc>
           <w:tcPr>
-            <w:tcW w:w="372" w:type="dxa"/>
+            <w:tcW w:w="371" w:type="dxa"/>
             <w:tcBorders>
               <w:top w:val="nil"/>
               <w:start w:val="single" w:sz="8" w:space="0" w:color="F2F2F2"/>
@@ -15496,7 +15723,7 @@
         </w:tc>
         <w:tc>
           <w:tcPr>
-            <w:tcW w:w="572" w:type="dxa"/>
+            <w:tcW w:w="573" w:type="dxa"/>
             <w:gridSpan w:val="2"/>
             <w:tcBorders>
               <w:top w:val="nil"/>
@@ -15534,7 +15761,7 @@
         </w:tc>
         <w:tc>
           <w:tcPr>
-            <w:tcW w:w="1319" w:type="dxa"/>
+            <w:tcW w:w="1318" w:type="dxa"/>
             <w:gridSpan w:val="2"/>
             <w:tcBorders>
               <w:top w:val="nil"/>
@@ -15594,7 +15821,7 @@
         </w:tc>
         <w:tc>
           <w:tcPr>
-            <w:tcW w:w="568" w:type="dxa"/>
+            <w:tcW w:w="569" w:type="dxa"/>
             <w:tcBorders>
               <w:top w:val="nil"/>
               <w:start w:val="nil"/>
@@ -15937,7 +16164,7 @@
         </w:tc>
         <w:tc>
           <w:tcPr>
-            <w:tcW w:w="562" w:type="dxa"/>
+            <w:tcW w:w="561" w:type="dxa"/>
             <w:gridSpan w:val="3"/>
             <w:tcBorders>
               <w:top w:val="nil"/>
@@ -15989,7 +16216,7 @@
         </w:tc>
         <w:tc>
           <w:tcPr>
-            <w:tcW w:w="6809" w:type="dxa"/>
+            <w:tcW w:w="6810" w:type="dxa"/>
             <w:gridSpan w:val="5"/>
             <w:tcBorders>
               <w:top w:val="nil"/>
@@ -16064,7 +16291,7 @@
         </w:trPr>
         <w:tc>
           <w:tcPr>
-            <w:tcW w:w="2973" w:type="dxa"/>
+            <w:tcW w:w="2972" w:type="dxa"/>
             <w:gridSpan w:val="4"/>
             <w:tcBorders>
               <w:top w:val="nil"/>
@@ -16121,7 +16348,7 @@
         </w:tc>
         <w:tc>
           <w:tcPr>
-            <w:tcW w:w="6809" w:type="dxa"/>
+            <w:tcW w:w="6810" w:type="dxa"/>
             <w:gridSpan w:val="5"/>
             <w:tcBorders>
               <w:top w:val="nil"/>
@@ -16181,7 +16408,7 @@
                 <w:shd w:fill="FFFFFF" w:val="clear"/>
                 <w:lang w:val="fr-FR" w:eastAsia="en-US" w:bidi="ar-SA"/>
               </w:rPr>
-              <w:t>Containerisation Docker multi-stage et pipeline CI/CD GitHub Actions</w:t>
+              <w:t>Containerisation Docker multi-stage et chaîne de build</w:t>
             </w:r>
           </w:p>
         </w:tc>
@@ -16192,7 +16419,7 @@
         </w:trPr>
         <w:tc>
           <w:tcPr>
-            <w:tcW w:w="2973" w:type="dxa"/>
+            <w:tcW w:w="2972" w:type="dxa"/>
             <w:gridSpan w:val="4"/>
             <w:tcBorders>
               <w:top w:val="thinThickMediumGap" w:sz="24" w:space="0" w:color="D60093"/>
@@ -16225,7 +16452,7 @@
         </w:tc>
         <w:tc>
           <w:tcPr>
-            <w:tcW w:w="6809" w:type="dxa"/>
+            <w:tcW w:w="6810" w:type="dxa"/>
             <w:gridSpan w:val="5"/>
             <w:tcBorders>
               <w:top w:val="thinThickMediumGap" w:sz="24" w:space="0" w:color="D60093"/>
@@ -16315,95 +16542,89 @@
           </w:tcPr>
           <w:p>
             <w:pPr>
-              <w:pStyle w:val="BodyText"/>
+              <w:pStyle w:val="BlockQuotation"/>
               <w:widowControl/>
               <w:suppressAutoHyphens w:val="true"/>
               <w:spacing w:lineRule="auto" w:line="240" w:before="120" w:after="0"/>
               <w:jc w:val="start"/>
-              <w:rPr>
-                <w:rFonts w:ascii="Carlito" w:hAnsi="Carlito" w:cs="Calibri"/>
-                <w:color w:val="auto"/>
-                <w:sz w:val="22"/>
-                <w:szCs w:val="22"/>
-              </w:rPr>
+              <w:rPr/>
             </w:pPr>
             <w:r>
               <w:rPr>
                 <w:rStyle w:val="PlaceholderText"/>
-                <w:rFonts w:cs="Calibri" w:ascii="Carlito" w:hAnsi="Carlito" w:cstheme="minorHAnsi"/>
+                <w:rFonts w:cs="Calibri" w:ascii="apple-system;BlinkMacSystemFont;Segoe UI;Roboto;sans-serif" w:hAnsi="apple-system;BlinkMacSystemFont;Segoe UI;Roboto;sans-serif"/>
                 <w:b w:val="false"/>
                 <w:i w:val="false"/>
                 <w:caps w:val="false"/>
                 <w:smallCaps w:val="false"/>
-                <w:color w:val="auto"/>
+                <w:color w:val="000000"/>
                 <w:spacing w:val="0"/>
-                <w:sz w:val="22"/>
-                <w:szCs w:val="22"/>
-              </w:rPr>
-              <w:t>J'ai conçu et mis en place la chaîne de build et d'intégration continue du projet : Dockerfile multi-stage optimisé et pipeline GitHub Actions automatisant tests, build et déploiement.</w:t>
-            </w:r>
-          </w:p>
-          <w:p>
-            <w:pPr>
-              <w:pStyle w:val="BodyText"/>
-              <w:widowControl/>
-              <w:suppressAutoHyphens w:val="true"/>
-              <w:spacing w:lineRule="auto" w:line="240" w:before="120" w:after="283"/>
-              <w:ind w:hanging="0" w:start="0" w:end="0"/>
-              <w:rPr>
-                <w:rFonts w:ascii="Carlito" w:hAnsi="Carlito" w:cs="Calibri" w:cstheme="minorHAnsi"/>
+                <w:sz w:val="20"/>
+                <w:szCs w:val="22"/>
+              </w:rPr>
+              <w:t>J'ai conçu et mis en place la chaîne de build du projet : Dockerfile multi-stage optimisé et docker-compose.yml avec profils dev/prod. Le Dockerfile sépare l'étape builder (bun install, prisma generate, next build) de l'image runner finale, faisant passer l'image de plus de 2 Go à moins de 500 Mo. Le docker-compose</w:t>
+            </w:r>
+            <w:r>
+              <w:rPr>
+                <w:rStyle w:val="PlaceholderText"/>
+                <w:rFonts w:cs="Calibri" w:ascii="apple-system;BlinkMacSystemFont;Segoe UI;Roboto;sans-serif" w:hAnsi="apple-system;BlinkMacSystemFont;Segoe UI;Roboto;sans-serif"/>
                 <w:b w:val="false"/>
                 <w:i w:val="false"/>
                 <w:caps w:val="false"/>
                 <w:smallCaps w:val="false"/>
-                <w:color w:val="auto"/>
+                <w:color w:val="000000"/>
                 <w:spacing w:val="0"/>
-                <w:sz w:val="22"/>
-                <w:szCs w:val="22"/>
-              </w:rPr>
-            </w:pPr>
-            <w:r>
-              <w:rPr>
-                <w:rFonts w:cs="Calibri" w:ascii="Carlito" w:hAnsi="Carlito" w:cstheme="minorHAnsi"/>
+                <w:sz w:val="20"/>
+                <w:szCs w:val="22"/>
+                <w:shd w:fill="FFFFFF" w:val="clear"/>
+              </w:rPr>
+              <w:t xml:space="preserve"> orchestre uniquement le service applicatif — la base de données Neon et Redis Upstash sont des services externes. Le déploiement en production est effectué via la CLI Vercel avec </w:t>
+            </w:r>
+            <w:r>
+              <w:rPr>
+                <w:rStyle w:val="SourceText"/>
+                <w:rFonts w:ascii="monospace" w:hAnsi="monospace"/>
                 <w:b w:val="false"/>
                 <w:i w:val="false"/>
                 <w:caps w:val="false"/>
                 <w:smallCaps w:val="false"/>
-                <w:color w:val="auto"/>
+                <w:color w:val="000000"/>
                 <w:spacing w:val="0"/>
-                <w:sz w:val="22"/>
-                <w:szCs w:val="22"/>
-              </w:rPr>
-              <w:t>Dockerfile multi-stage : étape builder (image oven/bun:1, apt install openssl requis par Prisma, bun install --frozen-lockfile, prisma generate, next build) — étape runner (node:20-alpine, copie des artefacts de build uniquement : .next/, node_modules de production, binaire Prisma). L'image production passe de plus de 2 Go en single-stage à moins de 500 Mo. Docker Compose (profil dev) orchestre Next.js + PostgreSQL local pour reproduire fidèlement l'environnement de production en développement.</w:t>
-            </w:r>
-          </w:p>
-          <w:p>
-            <w:pPr>
-              <w:pStyle w:val="BodyText"/>
-              <w:widowControl/>
-              <w:suppressAutoHyphens w:val="true"/>
-              <w:spacing w:lineRule="auto" w:line="240" w:before="120" w:after="283"/>
-              <w:ind w:hanging="0" w:start="0" w:end="0"/>
-              <w:rPr>
-                <w:rFonts w:ascii="Carlito" w:hAnsi="Carlito" w:cs="Calibri"/>
-                <w:color w:val="auto"/>
-                <w:sz w:val="22"/>
-                <w:szCs w:val="22"/>
-              </w:rPr>
-            </w:pPr>
-            <w:r>
-              <w:rPr>
-                <w:rFonts w:cs="Calibri" w:ascii="Carlito" w:hAnsi="Carlito" w:cstheme="minorHAnsi"/>
+                <w:sz w:val="20"/>
+                <w:szCs w:val="22"/>
+                <w:shd w:fill="FFFFFF" w:val="clear"/>
+              </w:rPr>
+              <w:t>prisma migrate deploy</w:t>
+            </w:r>
+            <w:r>
+              <w:rPr>
+                <w:rStyle w:val="PlaceholderText"/>
+                <w:rFonts w:cs="Calibri" w:ascii="apple-system;BlinkMacSystemFont;Segoe UI;Roboto;sans-serif" w:hAnsi="apple-system;BlinkMacSystemFont;Segoe UI;Roboto;sans-serif"/>
                 <w:b w:val="false"/>
                 <w:i w:val="false"/>
                 <w:caps w:val="false"/>
                 <w:smallCaps w:val="false"/>
-                <w:color w:val="auto"/>
+                <w:color w:val="000000"/>
                 <w:spacing w:val="0"/>
-                <w:sz w:val="22"/>
-                <w:szCs w:val="22"/>
-              </w:rPr>
-              <w:t>Pipeline GitHub Actions : déclenchement sur push main et pull requests. Étapes séquentielles : setup-bun → bun install → bunx prisma migrate deploy sur base de test → bun run test → next build (vérifie la compilation) → déploiement Vercel automatique via amondnet/vercel-action@v25 si tous les checks passent.</w:t>
+                <w:sz w:val="20"/>
+                <w:szCs w:val="22"/>
+                <w:shd w:fill="FFFFFF" w:val="clear"/>
+              </w:rPr>
+              <w:t xml:space="preserve"> avant chaque mise en ligne. L'analyse qualité est assurée par SonarQube.</w:t>
+            </w:r>
+          </w:p>
+          <w:p>
+            <w:pPr>
+              <w:pStyle w:val="BodyText"/>
+              <w:suppressAutoHyphens w:val="true"/>
+              <w:spacing w:lineRule="auto" w:line="240" w:before="120" w:after="0"/>
+              <w:rPr/>
+            </w:pPr>
+            <w:r>
+              <w:rPr>
+                <w:rFonts w:cs="Calibri" w:ascii="Carlito" w:hAnsi="Carlito"/>
+              </w:rPr>
+              <w:br/>
             </w:r>
           </w:p>
         </w:tc>
@@ -16537,7 +16758,7 @@
                 <w:szCs w:val="22"/>
                 <w:lang w:val="fr-FR" w:eastAsia="en-US" w:bidi="ar-SA"/>
               </w:rPr>
-              <w:t>Docker Compose — orchestration locale Next.js + PostgreSQL, profil dev</w:t>
+              <w:t>Docker Compose — orchestration locale, service Next.js uniquement (PostgreSQL Neon et Redis Upstash sont des services externes)</w:t>
             </w:r>
           </w:p>
           <w:p>
@@ -16574,7 +16795,7 @@
                 <w:szCs w:val="22"/>
                 <w:lang w:val="fr-FR" w:eastAsia="en-US" w:bidi="ar-SA"/>
               </w:rPr>
-              <w:t>GitHub Actions — CI/CD automatisé, déclenchement push/PR</w:t>
+              <w:t>Bun — gestionnaire de paquets et runtime (image de base oven/bun:1)</w:t>
             </w:r>
           </w:p>
           <w:p>
@@ -16611,27 +16832,28 @@
                 <w:szCs w:val="22"/>
                 <w:lang w:val="fr-FR" w:eastAsia="en-US" w:bidi="ar-SA"/>
               </w:rPr>
-              <w:t xml:space="preserve">Bun — gestionnaire de paquets et runtime (oven/bun:1, </w:t>
-            </w:r>
-            <w:hyperlink r:id="rId22">
-              <w:r>
-                <w:rPr>
-                  <w:rStyle w:val="Hyperlink"/>
-                  <w:rFonts w:eastAsia="Calibri" w:cs="Calibri" w:ascii="Carlito" w:hAnsi="Carlito" w:cstheme="minorHAnsi"/>
-                  <w:b w:val="false"/>
-                  <w:i w:val="false"/>
-                  <w:caps w:val="false"/>
-                  <w:smallCaps w:val="false"/>
-                  <w:color w:val="auto"/>
-                  <w:spacing w:val="0"/>
-                  <w:kern w:val="0"/>
-                  <w:sz w:val="22"/>
-                  <w:szCs w:val="22"/>
-                  <w:lang w:val="fr-FR" w:eastAsia="en-US" w:bidi="ar-SA"/>
-                </w:rPr>
-                <w:t>setup-bun@v1</w:t>
-              </w:r>
-            </w:hyperlink>
+              <w:t>Vercel CLI</w:t>
+            </w:r>
+          </w:p>
+          <w:p>
+            <w:pPr>
+              <w:pStyle w:val="Normal"/>
+              <w:widowControl/>
+              <w:numPr>
+                <w:ilvl w:val="0"/>
+                <w:numId w:val="9"/>
+              </w:numPr>
+              <w:suppressAutoHyphens w:val="true"/>
+              <w:spacing w:lineRule="auto" w:line="240" w:before="120" w:after="0"/>
+              <w:jc w:val="start"/>
+              <w:rPr>
+                <w:rFonts w:ascii="Calibri" w:hAnsi="Calibri" w:eastAsia="Calibri" w:cs=""/>
+                <w:kern w:val="0"/>
+                <w:sz w:val="22"/>
+                <w:szCs w:val="22"/>
+                <w:lang w:val="fr-FR" w:eastAsia="en-US" w:bidi="ar-SA"/>
+              </w:rPr>
+            </w:pPr>
             <w:r>
               <w:rPr>
                 <w:rStyle w:val="PlaceholderText"/>
@@ -16647,17 +16869,71 @@
                 <w:szCs w:val="22"/>
                 <w:lang w:val="fr-FR" w:eastAsia="en-US" w:bidi="ar-SA"/>
               </w:rPr>
-              <w:t>)</w:t>
-            </w:r>
-          </w:p>
-          <w:p>
-            <w:pPr>
-              <w:pStyle w:val="Normal"/>
-              <w:widowControl/>
-              <w:numPr>
-                <w:ilvl w:val="0"/>
-                <w:numId w:val="9"/>
-              </w:numPr>
+              <w:t>Prisma — migrate deploy en pré-déploiement Vercel</w:t>
+            </w:r>
+          </w:p>
+        </w:tc>
+      </w:tr>
+      <w:tr>
+        <w:trPr/>
+        <w:tc>
+          <w:tcPr>
+            <w:tcW w:w="9782" w:type="dxa"/>
+            <w:gridSpan w:val="9"/>
+            <w:tcBorders>
+              <w:top w:val="nil"/>
+              <w:start w:val="single" w:sz="24" w:space="0" w:color="D60093"/>
+              <w:bottom w:val="single" w:sz="12" w:space="0" w:color="D60093"/>
+              <w:end w:val="nil"/>
+            </w:tcBorders>
+          </w:tcPr>
+          <w:p>
+            <w:pPr>
+              <w:pStyle w:val="Normal"/>
+              <w:widowControl/>
+              <w:suppressAutoHyphens w:val="true"/>
+              <w:spacing w:lineRule="auto" w:line="240" w:before="0" w:after="0"/>
+              <w:jc w:val="start"/>
+              <w:rPr>
+                <w:rFonts w:cs="Calibri" w:cstheme="minorHAnsi"/>
+                <w:b/>
+                <w:color w:themeColor="text1" w:themeTint="bf" w:val="404040"/>
+              </w:rPr>
+            </w:pPr>
+            <w:r>
+              <w:rPr>
+                <w:rFonts w:eastAsia="Calibri" w:cs="Calibri" w:cstheme="minorHAnsi"/>
+                <w:b/>
+                <w:color w:themeColor="text1" w:themeTint="bf" w:val="404040"/>
+                <w:kern w:val="0"/>
+                <w:sz w:val="22"/>
+                <w:szCs w:val="22"/>
+                <w:lang w:val="fr-FR" w:eastAsia="en-US" w:bidi="ar-SA"/>
+              </w:rPr>
+              <w:t>3. Avec qui avez-vous travaillé ?</w:t>
+            </w:r>
+          </w:p>
+        </w:tc>
+      </w:tr>
+      <w:tr>
+        <w:trPr>
+          <w:trHeight w:val="2706" w:hRule="atLeast"/>
+        </w:trPr>
+        <w:tc>
+          <w:tcPr>
+            <w:tcW w:w="9782" w:type="dxa"/>
+            <w:gridSpan w:val="9"/>
+            <w:tcBorders>
+              <w:top w:val="single" w:sz="12" w:space="0" w:color="D60093"/>
+              <w:start w:val="single" w:sz="4" w:space="0" w:color="D9D9D9"/>
+              <w:bottom w:val="single" w:sz="4" w:space="0" w:color="D9D9D9"/>
+              <w:end w:val="single" w:sz="4" w:space="0" w:color="D9D9D9"/>
+            </w:tcBorders>
+          </w:tcPr>
+          <w:p>
+            <w:pPr>
+              <w:pStyle w:val="Normal"/>
+              <w:widowControl/>
               <w:suppressAutoHyphens w:val="true"/>
               <w:spacing w:lineRule="auto" w:line="240" w:before="120" w:after="0"/>
               <w:jc w:val="start"/>
@@ -16684,36 +16960,13 @@
                 <w:szCs w:val="22"/>
                 <w:lang w:val="fr-FR" w:eastAsia="en-US" w:bidi="ar-SA"/>
               </w:rPr>
-              <w:t xml:space="preserve">Vercel CLI — déploiement automatique via </w:t>
-            </w:r>
-            <w:hyperlink r:id="rId23">
-              <w:r>
-                <w:rPr>
-                  <w:rStyle w:val="Hyperlink"/>
-                  <w:rFonts w:eastAsia="Calibri" w:cs="Calibri" w:ascii="Carlito" w:hAnsi="Carlito" w:cstheme="minorHAnsi"/>
-                  <w:b w:val="false"/>
-                  <w:i w:val="false"/>
-                  <w:caps w:val="false"/>
-                  <w:smallCaps w:val="false"/>
-                  <w:color w:val="auto"/>
-                  <w:spacing w:val="0"/>
-                  <w:kern w:val="0"/>
-                  <w:sz w:val="22"/>
-                  <w:szCs w:val="22"/>
-                  <w:lang w:val="fr-FR" w:eastAsia="en-US" w:bidi="ar-SA"/>
-                </w:rPr>
-                <w:t>amondnet/vercel-action@v25</w:t>
-              </w:r>
-            </w:hyperlink>
-          </w:p>
-          <w:p>
-            <w:pPr>
-              <w:pStyle w:val="Normal"/>
-              <w:widowControl/>
-              <w:numPr>
-                <w:ilvl w:val="0"/>
-                <w:numId w:val="9"/>
-              </w:numPr>
+              <w:t>Travail collaboratif pour la stabilisation de la chaîne CI/CD.</w:t>
+            </w:r>
+          </w:p>
+          <w:p>
+            <w:pPr>
+              <w:pStyle w:val="Normal"/>
+              <w:widowControl/>
               <w:suppressAutoHyphens w:val="true"/>
               <w:spacing w:lineRule="auto" w:line="240" w:before="120" w:after="0"/>
               <w:jc w:val="start"/>
@@ -16740,67 +16993,9 @@
                 <w:szCs w:val="22"/>
                 <w:lang w:val="fr-FR" w:eastAsia="en-US" w:bidi="ar-SA"/>
               </w:rPr>
-              <w:t>Prisma — migrate deploy dans le pipeline CI sur base de test dédiée</w:t>
-            </w:r>
-          </w:p>
-        </w:tc>
-      </w:tr>
-      <w:tr>
-        <w:trPr/>
-        <w:tc>
-          <w:tcPr>
-            <w:tcW w:w="9782" w:type="dxa"/>
-            <w:gridSpan w:val="9"/>
-            <w:tcBorders>
-              <w:top w:val="nil"/>
-              <w:start w:val="single" w:sz="24" w:space="0" w:color="D60093"/>
-              <w:bottom w:val="single" w:sz="12" w:space="0" w:color="D60093"/>
-              <w:end w:val="nil"/>
-            </w:tcBorders>
-          </w:tcPr>
-          <w:p>
-            <w:pPr>
-              <w:pStyle w:val="Normal"/>
-              <w:widowControl/>
-              <w:suppressAutoHyphens w:val="true"/>
-              <w:spacing w:lineRule="auto" w:line="240" w:before="0" w:after="0"/>
-              <w:jc w:val="start"/>
-              <w:rPr>
-                <w:rFonts w:cs="Calibri" w:cstheme="minorHAnsi"/>
-                <w:b/>
-                <w:color w:themeColor="text1" w:themeTint="bf" w:val="404040"/>
-              </w:rPr>
-            </w:pPr>
-            <w:r>
-              <w:rPr>
-                <w:rFonts w:eastAsia="Calibri" w:cs="Calibri" w:cstheme="minorHAnsi"/>
-                <w:b/>
-                <w:color w:themeColor="text1" w:themeTint="bf" w:val="404040"/>
-                <w:kern w:val="0"/>
-                <w:sz w:val="22"/>
-                <w:szCs w:val="22"/>
-                <w:lang w:val="fr-FR" w:eastAsia="en-US" w:bidi="ar-SA"/>
-              </w:rPr>
-              <w:t>3. Avec qui avez-vous travaillé ?</w:t>
-            </w:r>
-          </w:p>
-        </w:tc>
-      </w:tr>
-      <w:tr>
-        <w:trPr>
-          <w:trHeight w:val="2706" w:hRule="atLeast"/>
-        </w:trPr>
-        <w:tc>
-          <w:tcPr>
-            <w:tcW w:w="9782" w:type="dxa"/>
-            <w:gridSpan w:val="9"/>
-            <w:tcBorders>
-              <w:top w:val="single" w:sz="12" w:space="0" w:color="D60093"/>
-              <w:start w:val="single" w:sz="4" w:space="0" w:color="D9D9D9"/>
-              <w:bottom w:val="single" w:sz="4" w:space="0" w:color="D9D9D9"/>
-              <w:end w:val="single" w:sz="4" w:space="0" w:color="D9D9D9"/>
-            </w:tcBorders>
-          </w:tcPr>
+              <w:t>La PR #118 représente le point de convergence après plusieurs itérations : dépendances système manquantes dans l'image Docker (openssl pour Prisma), variables d'environnement absentes en CI, migrations Prisma échouant sur la base de test.</w:t>
+            </w:r>
+          </w:p>
           <w:p>
             <w:pPr>
               <w:pStyle w:val="Normal"/>
@@ -16831,72 +17026,6 @@
                 <w:szCs w:val="22"/>
                 <w:lang w:val="fr-FR" w:eastAsia="en-US" w:bidi="ar-SA"/>
               </w:rPr>
-              <w:t>Travail collaboratif pour la stabilisation de la chaîne CI/CD.</w:t>
-            </w:r>
-          </w:p>
-          <w:p>
-            <w:pPr>
-              <w:pStyle w:val="Normal"/>
-              <w:widowControl/>
-              <w:suppressAutoHyphens w:val="true"/>
-              <w:spacing w:lineRule="auto" w:line="240" w:before="120" w:after="0"/>
-              <w:jc w:val="start"/>
-              <w:rPr>
-                <w:rFonts w:ascii="Calibri" w:hAnsi="Calibri" w:eastAsia="Calibri" w:cs=""/>
-                <w:kern w:val="0"/>
-                <w:sz w:val="22"/>
-                <w:szCs w:val="22"/>
-                <w:lang w:val="fr-FR" w:eastAsia="en-US" w:bidi="ar-SA"/>
-              </w:rPr>
-            </w:pPr>
-            <w:r>
-              <w:rPr>
-                <w:rStyle w:val="PlaceholderText"/>
-                <w:rFonts w:eastAsia="Calibri" w:cs="Calibri" w:ascii="Carlito" w:hAnsi="Carlito" w:cstheme="minorHAnsi"/>
-                <w:b w:val="false"/>
-                <w:i w:val="false"/>
-                <w:caps w:val="false"/>
-                <w:smallCaps w:val="false"/>
-                <w:color w:val="auto"/>
-                <w:spacing w:val="0"/>
-                <w:kern w:val="0"/>
-                <w:sz w:val="22"/>
-                <w:szCs w:val="22"/>
-                <w:lang w:val="fr-FR" w:eastAsia="en-US" w:bidi="ar-SA"/>
-              </w:rPr>
-              <w:t>La PR #118 représente le point de convergence après plusieurs itérations : dépendances système manquantes dans l'image Docker (openssl pour Prisma), variables d'environnement absentes en CI, migrations Prisma échouant sur la base de test.</w:t>
-            </w:r>
-          </w:p>
-          <w:p>
-            <w:pPr>
-              <w:pStyle w:val="Normal"/>
-              <w:widowControl/>
-              <w:suppressAutoHyphens w:val="true"/>
-              <w:spacing w:lineRule="auto" w:line="240" w:before="120" w:after="0"/>
-              <w:jc w:val="start"/>
-              <w:rPr>
-                <w:rFonts w:ascii="Calibri" w:hAnsi="Calibri" w:eastAsia="Calibri" w:cs=""/>
-                <w:kern w:val="0"/>
-                <w:sz w:val="22"/>
-                <w:szCs w:val="22"/>
-                <w:lang w:val="fr-FR" w:eastAsia="en-US" w:bidi="ar-SA"/>
-              </w:rPr>
-            </w:pPr>
-            <w:r>
-              <w:rPr>
-                <w:rStyle w:val="PlaceholderText"/>
-                <w:rFonts w:eastAsia="Calibri" w:cs="Calibri" w:ascii="Carlito" w:hAnsi="Carlito" w:cstheme="minorHAnsi"/>
-                <w:b w:val="false"/>
-                <w:i w:val="false"/>
-                <w:caps w:val="false"/>
-                <w:smallCaps w:val="false"/>
-                <w:color w:val="auto"/>
-                <w:spacing w:val="0"/>
-                <w:kern w:val="0"/>
-                <w:sz w:val="22"/>
-                <w:szCs w:val="22"/>
-                <w:lang w:val="fr-FR" w:eastAsia="en-US" w:bidi="ar-SA"/>
-              </w:rPr>
               <w:t>Chaque échec de pipeline était documenté et corrigé en binôme avant le merge final.</w:t>
             </w:r>
           </w:p>
@@ -16949,7 +17078,7 @@
         </w:trPr>
         <w:tc>
           <w:tcPr>
-            <w:tcW w:w="4674" w:type="dxa"/>
+            <w:tcW w:w="4673" w:type="dxa"/>
             <w:gridSpan w:val="6"/>
             <w:tcBorders>
               <w:top w:val="single" w:sz="8" w:space="0" w:color="D60093"/>
@@ -16986,7 +17115,7 @@
         </w:tc>
         <w:tc>
           <w:tcPr>
-            <w:tcW w:w="5108" w:type="dxa"/>
+            <w:tcW w:w="5109" w:type="dxa"/>
             <w:gridSpan w:val="3"/>
             <w:tcBorders>
               <w:top w:val="single" w:sz="8" w:space="0" w:color="D60093"/>
@@ -17030,7 +17159,7 @@
         </w:trPr>
         <w:tc>
           <w:tcPr>
-            <w:tcW w:w="4674" w:type="dxa"/>
+            <w:tcW w:w="4673" w:type="dxa"/>
             <w:gridSpan w:val="6"/>
             <w:tcBorders>
               <w:top w:val="nil"/>
@@ -17081,7 +17210,7 @@
         </w:tc>
         <w:tc>
           <w:tcPr>
-            <w:tcW w:w="5108" w:type="dxa"/>
+            <w:tcW w:w="5109" w:type="dxa"/>
             <w:gridSpan w:val="3"/>
             <w:tcBorders>
               <w:top w:val="nil"/>
@@ -17280,7 +17409,7 @@
         </w:tc>
         <w:tc>
           <w:tcPr>
-            <w:tcW w:w="372" w:type="dxa"/>
+            <w:tcW w:w="371" w:type="dxa"/>
             <w:tcBorders>
               <w:top w:val="nil"/>
               <w:start w:val="single" w:sz="8" w:space="0" w:color="F2F2F2"/>
@@ -17316,7 +17445,7 @@
         </w:tc>
         <w:tc>
           <w:tcPr>
-            <w:tcW w:w="6857" w:type="dxa"/>
+            <w:tcW w:w="6858" w:type="dxa"/>
             <w:gridSpan w:val="6"/>
             <w:tcBorders>
               <w:top w:val="nil"/>
@@ -17406,7 +17535,7 @@
         </w:tc>
         <w:tc>
           <w:tcPr>
-            <w:tcW w:w="372" w:type="dxa"/>
+            <w:tcW w:w="371" w:type="dxa"/>
             <w:tcBorders>
               <w:top w:val="nil"/>
               <w:start w:val="single" w:sz="8" w:space="0" w:color="F2F2F2"/>
@@ -17442,7 +17571,7 @@
         </w:tc>
         <w:tc>
           <w:tcPr>
-            <w:tcW w:w="572" w:type="dxa"/>
+            <w:tcW w:w="573" w:type="dxa"/>
             <w:gridSpan w:val="2"/>
             <w:tcBorders>
               <w:top w:val="nil"/>
@@ -17480,7 +17609,7 @@
         </w:tc>
         <w:tc>
           <w:tcPr>
-            <w:tcW w:w="1319" w:type="dxa"/>
+            <w:tcW w:w="1318" w:type="dxa"/>
             <w:gridSpan w:val="2"/>
             <w:tcBorders>
               <w:top w:val="nil"/>
@@ -17550,7 +17679,7 @@
         </w:tc>
         <w:tc>
           <w:tcPr>
-            <w:tcW w:w="568" w:type="dxa"/>
+            <w:tcW w:w="569" w:type="dxa"/>
             <w:tcBorders>
               <w:top w:val="nil"/>
               <w:start w:val="nil"/>
@@ -17871,7 +18000,7 @@
         </w:tc>
         <w:tc>
           <w:tcPr>
-            <w:tcW w:w="562" w:type="dxa"/>
+            <w:tcW w:w="561" w:type="dxa"/>
             <w:gridSpan w:val="3"/>
             <w:tcBorders>
               <w:top w:val="nil"/>
@@ -17923,7 +18052,7 @@
         </w:tc>
         <w:tc>
           <w:tcPr>
-            <w:tcW w:w="6809" w:type="dxa"/>
+            <w:tcW w:w="6810" w:type="dxa"/>
             <w:gridSpan w:val="5"/>
             <w:tcBorders>
               <w:top w:val="nil"/>
@@ -17998,7 +18127,7 @@
         </w:trPr>
         <w:tc>
           <w:tcPr>
-            <w:tcW w:w="2973" w:type="dxa"/>
+            <w:tcW w:w="2972" w:type="dxa"/>
             <w:gridSpan w:val="4"/>
             <w:tcBorders>
               <w:top w:val="nil"/>
@@ -18055,7 +18184,7 @@
         </w:tc>
         <w:tc>
           <w:tcPr>
-            <w:tcW w:w="6809" w:type="dxa"/>
+            <w:tcW w:w="6810" w:type="dxa"/>
             <w:gridSpan w:val="5"/>
             <w:tcBorders>
               <w:top w:val="nil"/>
@@ -18108,7 +18237,7 @@
         </w:trPr>
         <w:tc>
           <w:tcPr>
-            <w:tcW w:w="2973" w:type="dxa"/>
+            <w:tcW w:w="2972" w:type="dxa"/>
             <w:gridSpan w:val="4"/>
             <w:tcBorders>
               <w:top w:val="thinThickMediumGap" w:sz="24" w:space="0" w:color="D60093"/>
@@ -18141,7 +18270,7 @@
         </w:tc>
         <w:tc>
           <w:tcPr>
-            <w:tcW w:w="6809" w:type="dxa"/>
+            <w:tcW w:w="6810" w:type="dxa"/>
             <w:gridSpan w:val="5"/>
             <w:tcBorders>
               <w:top w:val="thinThickMediumGap" w:sz="24" w:space="0" w:color="D60093"/>
@@ -18566,26 +18695,82 @@
                 <w:szCs w:val="22"/>
                 <w:lang w:val="fr-FR" w:eastAsia="en-US" w:bidi="ar-SA"/>
               </w:rPr>
-              <w:t>GitHub Actions — déploiement conditionnel (tous les checks CI verts)</w:t>
-            </w:r>
-          </w:p>
-          <w:p>
-            <w:pPr>
-              <w:pStyle w:val="Normal"/>
-              <w:widowControl/>
-              <w:numPr>
-                <w:ilvl w:val="0"/>
-                <w:numId w:val="10"/>
-              </w:numPr>
+              <w:t>next.config.ts — headers de sécurité CSP, X-Frame-Options, X-Content-Type-Options</w:t>
+            </w:r>
+          </w:p>
+        </w:tc>
+      </w:tr>
+      <w:tr>
+        <w:trPr/>
+        <w:tc>
+          <w:tcPr>
+            <w:tcW w:w="9782" w:type="dxa"/>
+            <w:gridSpan w:val="9"/>
+            <w:tcBorders>
+              <w:top w:val="nil"/>
+              <w:start w:val="single" w:sz="24" w:space="0" w:color="D60093"/>
+              <w:bottom w:val="single" w:sz="12" w:space="0" w:color="D60093"/>
+              <w:end w:val="nil"/>
+            </w:tcBorders>
+          </w:tcPr>
+          <w:p>
+            <w:pPr>
+              <w:pStyle w:val="Normal"/>
+              <w:widowControl/>
+              <w:suppressAutoHyphens w:val="true"/>
+              <w:spacing w:lineRule="auto" w:line="240" w:before="0" w:after="0"/>
+              <w:jc w:val="start"/>
+              <w:rPr>
+                <w:rFonts w:cs="Calibri" w:cstheme="minorHAnsi"/>
+                <w:b/>
+                <w:color w:themeColor="text1" w:themeTint="bf" w:val="404040"/>
+              </w:rPr>
+            </w:pPr>
+            <w:r>
+              <w:rPr>
+                <w:rFonts w:eastAsia="Calibri" w:cs="Calibri" w:cstheme="minorHAnsi"/>
+                <w:b/>
+                <w:color w:themeColor="text1" w:themeTint="bf" w:val="404040"/>
+                <w:kern w:val="0"/>
+                <w:sz w:val="22"/>
+                <w:szCs w:val="22"/>
+                <w:lang w:val="fr-FR" w:eastAsia="en-US" w:bidi="ar-SA"/>
+              </w:rPr>
+              <w:t>3. Avec qui avez-vous travaillé ?</w:t>
+            </w:r>
+          </w:p>
+        </w:tc>
+      </w:tr>
+      <w:tr>
+        <w:trPr>
+          <w:trHeight w:val="1227" w:hRule="atLeast"/>
+        </w:trPr>
+        <w:tc>
+          <w:tcPr>
+            <w:tcW w:w="9782" w:type="dxa"/>
+            <w:gridSpan w:val="9"/>
+            <w:tcBorders>
+              <w:top w:val="single" w:sz="12" w:space="0" w:color="D60093"/>
+              <w:start w:val="single" w:sz="4" w:space="0" w:color="D9D9D9"/>
+              <w:bottom w:val="single" w:sz="4" w:space="0" w:color="D9D9D9"/>
+              <w:end w:val="single" w:sz="4" w:space="0" w:color="D9D9D9"/>
+            </w:tcBorders>
+          </w:tcPr>
+          <w:p>
+            <w:pPr>
+              <w:pStyle w:val="Normal"/>
+              <w:widowControl/>
               <w:suppressAutoHyphens w:val="true"/>
               <w:spacing w:lineRule="auto" w:line="240" w:before="120" w:after="0"/>
               <w:jc w:val="start"/>
               <w:rPr>
-                <w:rFonts w:ascii="Calibri" w:hAnsi="Calibri" w:eastAsia="Calibri" w:cs=""/>
-                <w:kern w:val="0"/>
-                <w:sz w:val="22"/>
-                <w:szCs w:val="22"/>
-                <w:lang w:val="fr-FR" w:eastAsia="en-US" w:bidi="ar-SA"/>
+                <w:rStyle w:val="PlaceholderText"/>
+                <w:rFonts w:cs="Calibri" w:cstheme="minorHAnsi"/>
+                <w:b w:val="false"/>
+                <w:i w:val="false"/>
+                <w:caps w:val="false"/>
+                <w:smallCaps w:val="false"/>
+                <w:spacing w:val="0"/>
               </w:rPr>
             </w:pPr>
             <w:r>
@@ -18603,99 +18788,6 @@
                 <w:szCs w:val="22"/>
                 <w:lang w:val="fr-FR" w:eastAsia="en-US" w:bidi="ar-SA"/>
               </w:rPr>
-              <w:t>next.config.ts — headers de sécurité CSP, X-Frame-Options, X-Content-Type-Options</w:t>
-            </w:r>
-          </w:p>
-        </w:tc>
-      </w:tr>
-      <w:tr>
-        <w:trPr/>
-        <w:tc>
-          <w:tcPr>
-            <w:tcW w:w="9782" w:type="dxa"/>
-            <w:gridSpan w:val="9"/>
-            <w:tcBorders>
-              <w:top w:val="nil"/>
-              <w:start w:val="single" w:sz="24" w:space="0" w:color="D60093"/>
-              <w:bottom w:val="single" w:sz="12" w:space="0" w:color="D60093"/>
-              <w:end w:val="nil"/>
-            </w:tcBorders>
-          </w:tcPr>
-          <w:p>
-            <w:pPr>
-              <w:pStyle w:val="Normal"/>
-              <w:widowControl/>
-              <w:suppressAutoHyphens w:val="true"/>
-              <w:spacing w:lineRule="auto" w:line="240" w:before="0" w:after="0"/>
-              <w:jc w:val="start"/>
-              <w:rPr>
-                <w:rFonts w:cs="Calibri" w:cstheme="minorHAnsi"/>
-                <w:b/>
-                <w:color w:themeColor="text1" w:themeTint="bf" w:val="404040"/>
-              </w:rPr>
-            </w:pPr>
-            <w:r>
-              <w:rPr>
-                <w:rFonts w:eastAsia="Calibri" w:cs="Calibri" w:cstheme="minorHAnsi"/>
-                <w:b/>
-                <w:color w:themeColor="text1" w:themeTint="bf" w:val="404040"/>
-                <w:kern w:val="0"/>
-                <w:sz w:val="22"/>
-                <w:szCs w:val="22"/>
-                <w:lang w:val="fr-FR" w:eastAsia="en-US" w:bidi="ar-SA"/>
-              </w:rPr>
-              <w:t>3. Avec qui avez-vous travaillé ?</w:t>
-            </w:r>
-          </w:p>
-        </w:tc>
-      </w:tr>
-      <w:tr>
-        <w:trPr>
-          <w:trHeight w:val="1227" w:hRule="atLeast"/>
-        </w:trPr>
-        <w:tc>
-          <w:tcPr>
-            <w:tcW w:w="9782" w:type="dxa"/>
-            <w:gridSpan w:val="9"/>
-            <w:tcBorders>
-              <w:top w:val="single" w:sz="12" w:space="0" w:color="D60093"/>
-              <w:start w:val="single" w:sz="4" w:space="0" w:color="D9D9D9"/>
-              <w:bottom w:val="single" w:sz="4" w:space="0" w:color="D9D9D9"/>
-              <w:end w:val="single" w:sz="4" w:space="0" w:color="D9D9D9"/>
-            </w:tcBorders>
-          </w:tcPr>
-          <w:p>
-            <w:pPr>
-              <w:pStyle w:val="Normal"/>
-              <w:widowControl/>
-              <w:suppressAutoHyphens w:val="true"/>
-              <w:spacing w:lineRule="auto" w:line="240" w:before="120" w:after="0"/>
-              <w:jc w:val="start"/>
-              <w:rPr>
-                <w:rStyle w:val="PlaceholderText"/>
-                <w:rFonts w:cs="Calibri" w:cstheme="minorHAnsi"/>
-                <w:b w:val="false"/>
-                <w:i w:val="false"/>
-                <w:caps w:val="false"/>
-                <w:smallCaps w:val="false"/>
-                <w:spacing w:val="0"/>
-              </w:rPr>
-            </w:pPr>
-            <w:r>
-              <w:rPr>
-                <w:rStyle w:val="PlaceholderText"/>
-                <w:rFonts w:eastAsia="Calibri" w:cs="Calibri" w:ascii="Carlito" w:hAnsi="Carlito" w:cstheme="minorHAnsi"/>
-                <w:b w:val="false"/>
-                <w:i w:val="false"/>
-                <w:caps w:val="false"/>
-                <w:smallCaps w:val="false"/>
-                <w:color w:val="auto"/>
-                <w:spacing w:val="0"/>
-                <w:kern w:val="0"/>
-                <w:sz w:val="22"/>
-                <w:szCs w:val="22"/>
-                <w:lang w:val="fr-FR" w:eastAsia="en-US" w:bidi="ar-SA"/>
-              </w:rPr>
               <w:t>Configuration collective : Prisma/Neon configurés par moi, OAuth Google et Cloudinary configurés par d'autres membres de l'équipe. Coordination sur les variables d'environnement partagées pour éviter les conflits. Revue de la configuration Vercel par le groupe avant le passage en production.</w:t>
             </w:r>
           </w:p>
@@ -18748,7 +18840,7 @@
         </w:trPr>
         <w:tc>
           <w:tcPr>
-            <w:tcW w:w="4674" w:type="dxa"/>
+            <w:tcW w:w="4673" w:type="dxa"/>
             <w:gridSpan w:val="6"/>
             <w:tcBorders>
               <w:top w:val="single" w:sz="8" w:space="0" w:color="D60093"/>
@@ -18785,7 +18877,7 @@
         </w:tc>
         <w:tc>
           <w:tcPr>
-            <w:tcW w:w="5108" w:type="dxa"/>
+            <w:tcW w:w="5109" w:type="dxa"/>
             <w:gridSpan w:val="3"/>
             <w:tcBorders>
               <w:top w:val="single" w:sz="8" w:space="0" w:color="D60093"/>
@@ -18829,7 +18921,7 @@
         </w:trPr>
         <w:tc>
           <w:tcPr>
-            <w:tcW w:w="4674" w:type="dxa"/>
+            <w:tcW w:w="4673" w:type="dxa"/>
             <w:gridSpan w:val="6"/>
             <w:tcBorders>
               <w:top w:val="nil"/>
@@ -18880,7 +18972,7 @@
         </w:tc>
         <w:tc>
           <w:tcPr>
-            <w:tcW w:w="5108" w:type="dxa"/>
+            <w:tcW w:w="5109" w:type="dxa"/>
             <w:gridSpan w:val="3"/>
             <w:tcBorders>
               <w:top w:val="nil"/>
@@ -19079,7 +19171,7 @@
         </w:tc>
         <w:tc>
           <w:tcPr>
-            <w:tcW w:w="372" w:type="dxa"/>
+            <w:tcW w:w="371" w:type="dxa"/>
             <w:tcBorders>
               <w:top w:val="nil"/>
               <w:start w:val="single" w:sz="8" w:space="0" w:color="F2F2F2"/>
@@ -19115,7 +19207,7 @@
         </w:tc>
         <w:tc>
           <w:tcPr>
-            <w:tcW w:w="6857" w:type="dxa"/>
+            <w:tcW w:w="6858" w:type="dxa"/>
             <w:gridSpan w:val="6"/>
             <w:tcBorders>
               <w:top w:val="nil"/>
@@ -19205,7 +19297,7 @@
         </w:tc>
         <w:tc>
           <w:tcPr>
-            <w:tcW w:w="372" w:type="dxa"/>
+            <w:tcW w:w="371" w:type="dxa"/>
             <w:tcBorders>
               <w:top w:val="nil"/>
               <w:start w:val="single" w:sz="8" w:space="0" w:color="F2F2F2"/>
@@ -19241,7 +19333,7 @@
         </w:tc>
         <w:tc>
           <w:tcPr>
-            <w:tcW w:w="572" w:type="dxa"/>
+            <w:tcW w:w="573" w:type="dxa"/>
             <w:gridSpan w:val="2"/>
             <w:tcBorders>
               <w:top w:val="nil"/>
@@ -19279,7 +19371,7 @@
         </w:tc>
         <w:tc>
           <w:tcPr>
-            <w:tcW w:w="1319" w:type="dxa"/>
+            <w:tcW w:w="1318" w:type="dxa"/>
             <w:gridSpan w:val="2"/>
             <w:tcBorders>
               <w:top w:val="nil"/>
@@ -19349,7 +19441,7 @@
         </w:tc>
         <w:tc>
           <w:tcPr>
-            <w:tcW w:w="568" w:type="dxa"/>
+            <w:tcW w:w="569" w:type="dxa"/>
             <w:tcBorders>
               <w:top w:val="nil"/>
               <w:start w:val="nil"/>
@@ -19639,7 +19731,7 @@
         </w:tc>
         <w:tc>
           <w:tcPr>
-            <w:tcW w:w="562" w:type="dxa"/>
+            <w:tcW w:w="561" w:type="dxa"/>
             <w:gridSpan w:val="3"/>
             <w:tcBorders>
               <w:top w:val="nil"/>
@@ -19691,7 +19783,7 @@
         </w:tc>
         <w:tc>
           <w:tcPr>
-            <w:tcW w:w="6809" w:type="dxa"/>
+            <w:tcW w:w="6810" w:type="dxa"/>
             <w:gridSpan w:val="5"/>
             <w:tcBorders>
               <w:top w:val="nil"/>
@@ -19766,7 +19858,7 @@
         </w:trPr>
         <w:tc>
           <w:tcPr>
-            <w:tcW w:w="2973" w:type="dxa"/>
+            <w:tcW w:w="2972" w:type="dxa"/>
             <w:gridSpan w:val="4"/>
             <w:tcBorders>
               <w:top w:val="nil"/>
@@ -19823,7 +19915,7 @@
         </w:tc>
         <w:tc>
           <w:tcPr>
-            <w:tcW w:w="6809" w:type="dxa"/>
+            <w:tcW w:w="6810" w:type="dxa"/>
             <w:gridSpan w:val="5"/>
             <w:tcBorders>
               <w:top w:val="nil"/>
@@ -19880,7 +19972,7 @@
         </w:trPr>
         <w:tc>
           <w:tcPr>
-            <w:tcW w:w="2973" w:type="dxa"/>
+            <w:tcW w:w="2972" w:type="dxa"/>
             <w:gridSpan w:val="4"/>
             <w:tcBorders>
               <w:top w:val="thinThickMediumGap" w:sz="24" w:space="0" w:color="D60093"/>
@@ -19913,7 +20005,7 @@
         </w:tc>
         <w:tc>
           <w:tcPr>
-            <w:tcW w:w="6809" w:type="dxa"/>
+            <w:tcW w:w="6810" w:type="dxa"/>
             <w:gridSpan w:val="5"/>
             <w:tcBorders>
               <w:top w:val="thinThickMediumGap" w:sz="24" w:space="0" w:color="D60093"/>
@@ -20481,7 +20573,7 @@
         </w:trPr>
         <w:tc>
           <w:tcPr>
-            <w:tcW w:w="4674" w:type="dxa"/>
+            <w:tcW w:w="4673" w:type="dxa"/>
             <w:gridSpan w:val="6"/>
             <w:tcBorders>
               <w:top w:val="single" w:sz="8" w:space="0" w:color="D60093"/>
@@ -20518,7 +20610,7 @@
         </w:tc>
         <w:tc>
           <w:tcPr>
-            <w:tcW w:w="5108" w:type="dxa"/>
+            <w:tcW w:w="5109" w:type="dxa"/>
             <w:gridSpan w:val="3"/>
             <w:tcBorders>
               <w:top w:val="single" w:sz="8" w:space="0" w:color="D60093"/>
@@ -20562,7 +20654,7 @@
         </w:trPr>
         <w:tc>
           <w:tcPr>
-            <w:tcW w:w="4674" w:type="dxa"/>
+            <w:tcW w:w="4673" w:type="dxa"/>
             <w:gridSpan w:val="6"/>
             <w:tcBorders>
               <w:top w:val="nil"/>
@@ -20613,7 +20705,7 @@
         </w:tc>
         <w:tc>
           <w:tcPr>
-            <w:tcW w:w="5108" w:type="dxa"/>
+            <w:tcW w:w="5109" w:type="dxa"/>
             <w:gridSpan w:val="3"/>
             <w:tcBorders>
               <w:top w:val="nil"/>
@@ -20812,7 +20904,7 @@
         </w:tc>
         <w:tc>
           <w:tcPr>
-            <w:tcW w:w="372" w:type="dxa"/>
+            <w:tcW w:w="371" w:type="dxa"/>
             <w:tcBorders>
               <w:top w:val="nil"/>
               <w:start w:val="single" w:sz="8" w:space="0" w:color="F2F2F2"/>
@@ -20848,7 +20940,7 @@
         </w:tc>
         <w:tc>
           <w:tcPr>
-            <w:tcW w:w="6857" w:type="dxa"/>
+            <w:tcW w:w="6858" w:type="dxa"/>
             <w:gridSpan w:val="6"/>
             <w:tcBorders>
               <w:top w:val="nil"/>
@@ -20938,7 +21030,7 @@
         </w:tc>
         <w:tc>
           <w:tcPr>
-            <w:tcW w:w="372" w:type="dxa"/>
+            <w:tcW w:w="371" w:type="dxa"/>
             <w:tcBorders>
               <w:top w:val="nil"/>
               <w:start w:val="single" w:sz="8" w:space="0" w:color="F2F2F2"/>
@@ -20974,7 +21066,7 @@
         </w:tc>
         <w:tc>
           <w:tcPr>
-            <w:tcW w:w="572" w:type="dxa"/>
+            <w:tcW w:w="573" w:type="dxa"/>
             <w:gridSpan w:val="2"/>
             <w:tcBorders>
               <w:top w:val="nil"/>
@@ -21012,7 +21104,7 @@
         </w:tc>
         <w:tc>
           <w:tcPr>
-            <w:tcW w:w="1319" w:type="dxa"/>
+            <w:tcW w:w="1318" w:type="dxa"/>
             <w:gridSpan w:val="2"/>
             <w:tcBorders>
               <w:top w:val="nil"/>
@@ -21082,7 +21174,7 @@
         </w:tc>
         <w:tc>
           <w:tcPr>
-            <w:tcW w:w="568" w:type="dxa"/>
+            <w:tcW w:w="569" w:type="dxa"/>
             <w:tcBorders>
               <w:top w:val="nil"/>
               <w:start w:val="nil"/>
@@ -22704,7 +22796,7 @@
         <mc:AlternateContent>
           <mc:Choice Requires="wps">
             <w:drawing>
-              <wp:anchor distT="0" distB="0" distL="0" distR="0" simplePos="0" relativeHeight="97" behindDoc="0" locked="0" layoutInCell="1" allowOverlap="1" wp14:anchorId="37EC57A2">
+              <wp:anchor distT="0" distB="0" distL="0" distR="0" simplePos="0" relativeHeight="111" behindDoc="0" locked="0" layoutInCell="1" allowOverlap="1" wp14:anchorId="37EC57A2">
                 <wp:simplePos x="0" y="0"/>
                 <wp:positionH relativeFrom="column">
                   <wp:posOffset>2010410</wp:posOffset>
@@ -22743,7 +22835,7 @@
                         <w:txbxContent>
                           <w:p>
                             <w:pPr>
-                              <w:pStyle w:val="FrameContents"/>
+                              <w:pStyle w:val="FrameContentsuser"/>
                               <w:spacing w:before="0" w:after="200"/>
                               <w:rPr/>
                             </w:pPr>
@@ -22780,7 +22872,7 @@
                   <w:txbxContent>
                     <w:p>
                       <w:pPr>
-                        <w:pStyle w:val="FrameContents"/>
+                        <w:pStyle w:val="FrameContentsuser"/>
                         <w:spacing w:before="0" w:after="200"/>
                         <w:rPr/>
                       </w:pPr>
@@ -22911,7 +23003,7 @@
         <mc:AlternateContent>
           <mc:Choice Requires="wps">
             <w:drawing>
-              <wp:anchor distT="0" distB="0" distL="0" distR="0" simplePos="0" relativeHeight="17" behindDoc="0" locked="0" layoutInCell="1" allowOverlap="1" wp14:anchorId="62C6C4CD">
+              <wp:anchor distT="0" distB="0" distL="0" distR="0" simplePos="0" relativeHeight="107" behindDoc="0" locked="0" layoutInCell="1" allowOverlap="1" wp14:anchorId="62C6C4CD">
                 <wp:simplePos x="0" y="0"/>
                 <wp:positionH relativeFrom="column">
                   <wp:posOffset>3526155</wp:posOffset>
@@ -22950,7 +23042,7 @@
                         <w:txbxContent>
                           <w:p>
                             <w:pPr>
-                              <w:pStyle w:val="FrameContents"/>
+                              <w:pStyle w:val="FrameContentsuser"/>
                               <w:spacing w:before="0" w:after="200"/>
                               <w:rPr/>
                             </w:pPr>
@@ -23012,7 +23104,7 @@
                   <w:txbxContent>
                     <w:p>
                       <w:pPr>
-                        <w:pStyle w:val="FrameContents"/>
+                        <w:pStyle w:val="FrameContentsuser"/>
                         <w:spacing w:before="0" w:after="200"/>
                         <w:rPr/>
                       </w:pPr>
@@ -23061,7 +23153,7 @@
         <mc:AlternateContent>
           <mc:Choice Requires="wps">
             <w:drawing>
-              <wp:anchor distT="0" distB="0" distL="0" distR="0" simplePos="0" relativeHeight="92" behindDoc="0" locked="0" layoutInCell="1" allowOverlap="1" wp14:anchorId="4543E899">
+              <wp:anchor distT="0" distB="0" distL="0" distR="0" simplePos="0" relativeHeight="109" behindDoc="0" locked="0" layoutInCell="1" allowOverlap="1" wp14:anchorId="4543E899">
                 <wp:simplePos x="0" y="0"/>
                 <wp:positionH relativeFrom="column">
                   <wp:posOffset>361950</wp:posOffset>
@@ -23100,7 +23192,7 @@
                         <w:txbxContent>
                           <w:p>
                             <w:pPr>
-                              <w:pStyle w:val="FrameContents"/>
+                              <w:pStyle w:val="FrameContentsuser"/>
                               <w:spacing w:before="0" w:after="200"/>
                               <w:rPr>
                                 <w:i/>
@@ -23156,7 +23248,7 @@
                   <w:txbxContent>
                     <w:p>
                       <w:pPr>
-                        <w:pStyle w:val="FrameContents"/>
+                        <w:pStyle w:val="FrameContentsuser"/>
                         <w:spacing w:before="0" w:after="200"/>
                         <w:rPr>
                           <w:i/>
@@ -23342,7 +23434,7 @@
           <w:szCs w:val="24"/>
         </w:rPr>
         <w:drawing>
-          <wp:anchor distT="0" distB="0" distL="0" distR="0" simplePos="0" relativeHeight="99" behindDoc="0" locked="0" layoutInCell="0" allowOverlap="1">
+          <wp:anchor distT="0" distB="0" distL="0" distR="0" simplePos="0" relativeHeight="113" behindDoc="0" locked="0" layoutInCell="0" allowOverlap="1">
             <wp:simplePos x="0" y="0"/>
             <wp:positionH relativeFrom="column">
               <wp:posOffset>22225</wp:posOffset>
@@ -23367,7 +23459,7 @@
                     </pic:cNvPicPr>
                   </pic:nvPicPr>
                   <pic:blipFill>
-                    <a:blip r:embed="rId24"/>
+                    <a:blip r:embed="rId23"/>
                     <a:srcRect l="-367" t="-750" r="-367" b="-750"/>
                     <a:stretch>
                       <a:fillRect/>
@@ -23771,7 +23863,7 @@
               </w:rPr>
               <w:t xml:space="preserve"> </w:t>
             </w:r>
-            <w:hyperlink r:id="rId25" w:tgtFrame="_blank">
+            <w:hyperlink r:id="rId24" w:tgtFrame="_blank">
               <w:r>
                 <w:rPr>
                   <w:rStyle w:val="Hyperlink"/>
@@ -23856,7 +23948,7 @@
               </w:rPr>
               <w:t xml:space="preserve"> </w:t>
             </w:r>
-            <w:hyperlink r:id="rId26" w:tgtFrame="_blank">
+            <w:hyperlink r:id="rId25" w:tgtFrame="_blank">
               <w:r>
                 <w:rPr>
                   <w:rStyle w:val="Hyperlink"/>
@@ -23941,7 +24033,7 @@
               </w:rPr>
               <w:t xml:space="preserve"> </w:t>
             </w:r>
-            <w:hyperlink r:id="rId27" w:tgtFrame="_blank">
+            <w:hyperlink r:id="rId26" w:tgtFrame="_blank">
               <w:r>
                 <w:rPr>
                   <w:rStyle w:val="Hyperlink"/>
@@ -24034,7 +24126,7 @@
               </w:rPr>
               <w:t xml:space="preserve"> </w:t>
             </w:r>
-            <w:hyperlink r:id="rId28" w:tgtFrame="_blank">
+            <w:hyperlink r:id="rId27" w:tgtFrame="_blank">
               <w:r>
                 <w:rPr>
                   <w:rStyle w:val="Hyperlink"/>
@@ -24120,7 +24212,7 @@
               </w:rPr>
               <w:t xml:space="preserve"> </w:t>
             </w:r>
-            <w:hyperlink r:id="rId29" w:tgtFrame="_blank">
+            <w:hyperlink r:id="rId28" w:tgtFrame="_blank">
               <w:r>
                 <w:rPr>
                   <w:rStyle w:val="Hyperlink"/>
@@ -24205,7 +24297,7 @@
               </w:rPr>
               <w:t xml:space="preserve">re : </w:t>
             </w:r>
-            <w:hyperlink r:id="rId30" w:tgtFrame="_blank">
+            <w:hyperlink r:id="rId29" w:tgtFrame="_blank">
               <w:r>
                 <w:rPr>
                   <w:rStyle w:val="Hyperlink"/>
@@ -24274,7 +24366,7 @@
               <w:t xml:space="preserve">Commit — fix(ratelimit) : </w:t>
               <w:br/>
             </w:r>
-            <w:hyperlink r:id="rId31" w:tgtFrame="_blank">
+            <w:hyperlink r:id="rId30" w:tgtFrame="_blank">
               <w:r>
                 <w:rPr>
                   <w:rStyle w:val="Hyperlink"/>
@@ -24359,7 +24451,7 @@
               </w:rPr>
               <w:br/>
             </w:r>
-            <w:hyperlink r:id="rId32" w:tgtFrame="_blank">
+            <w:hyperlink r:id="rId31" w:tgtFrame="_blank">
               <w:r>
                 <w:rPr>
                   <w:rStyle w:val="Hyperlink"/>
@@ -24428,7 +24520,7 @@
               <w:t>Commit — fix real-time reactions :</w:t>
               <w:br/>
             </w:r>
-            <w:hyperlink r:id="rId33" w:tgtFrame="_blank">
+            <w:hyperlink r:id="rId32" w:tgtFrame="_blank">
               <w:r>
                 <w:rPr>
                   <w:rStyle w:val="Hyperlink"/>
@@ -24521,7 +24613,7 @@
               </w:rPr>
               <w:t xml:space="preserve"> </w:t>
             </w:r>
-            <w:hyperlink r:id="rId34" w:tgtFrame="_blank">
+            <w:hyperlink r:id="rId33" w:tgtFrame="_blank">
               <w:r>
                 <w:rPr>
                   <w:rStyle w:val="Hyperlink"/>
@@ -24609,7 +24701,7 @@
               <w:jc w:val="start"/>
               <w:rPr/>
             </w:pPr>
-            <w:hyperlink r:id="rId35" w:tgtFrame="_blank">
+            <w:hyperlink r:id="rId34" w:tgtFrame="_blank">
               <w:r>
                 <w:rPr>
                   <w:rStyle w:val="Hyperlink"/>
@@ -24762,9 +24854,9 @@
             </w:r>
             <w:r>
               <w:drawing>
-                <wp:anchor distT="0" distB="0" distL="0" distR="0" simplePos="0" relativeHeight="101" behindDoc="0" locked="0" layoutInCell="0" allowOverlap="1">
+                <wp:anchor distT="0" distB="0" distL="0" distR="0" simplePos="0" relativeHeight="115" behindDoc="0" locked="0" layoutInCell="0" allowOverlap="1">
                   <wp:simplePos x="0" y="0"/>
-                  <wp:positionH relativeFrom="column">
+                  <wp:positionH relativeFrom="margin">
                     <wp:posOffset>66040</wp:posOffset>
                   </wp:positionH>
                   <wp:positionV relativeFrom="paragraph">
@@ -24787,7 +24879,7 @@
                           </pic:cNvPicPr>
                         </pic:nvPicPr>
                         <pic:blipFill>
-                          <a:blip r:embed="rId36"/>
+                          <a:blip r:embed="rId35"/>
                           <a:stretch>
                             <a:fillRect/>
                           </a:stretch>
@@ -24855,7 +24947,7 @@
             </w:pPr>
             <w:r>
               <w:drawing>
-                <wp:anchor distT="0" distB="0" distL="0" distR="0" simplePos="0" relativeHeight="102" behindDoc="0" locked="0" layoutInCell="1" allowOverlap="1">
+                <wp:anchor distT="0" distB="0" distL="0" distR="0" simplePos="0" relativeHeight="116" behindDoc="0" locked="0" layoutInCell="1" allowOverlap="1">
                   <wp:simplePos x="0" y="0"/>
                   <wp:positionH relativeFrom="column">
                     <wp:posOffset>92075</wp:posOffset>
@@ -24880,7 +24972,7 @@
                           </pic:cNvPicPr>
                         </pic:nvPicPr>
                         <pic:blipFill>
-                          <a:blip r:embed="rId37"/>
+                          <a:blip r:embed="rId36"/>
                           <a:stretch>
                             <a:fillRect/>
                           </a:stretch>
@@ -24955,12 +25047,12 @@
     <w:p>
       <w:pPr>
         <w:sectPr>
-          <w:headerReference w:type="even" r:id="rId38"/>
-          <w:headerReference w:type="default" r:id="rId39"/>
-          <w:headerReference w:type="first" r:id="rId40"/>
-          <w:footerReference w:type="even" r:id="rId41"/>
-          <w:footerReference w:type="default" r:id="rId42"/>
-          <w:footerReference w:type="first" r:id="rId43"/>
+          <w:headerReference w:type="even" r:id="rId37"/>
+          <w:headerReference w:type="default" r:id="rId38"/>
+          <w:headerReference w:type="first" r:id="rId39"/>
+          <w:footerReference w:type="even" r:id="rId40"/>
+          <w:footerReference w:type="default" r:id="rId41"/>
+          <w:footerReference w:type="first" r:id="rId42"/>
           <w:type w:val="nextPage"/>
           <w:pgSz w:w="11906" w:h="16838"/>
           <w:pgMar w:left="1417" w:right="1417" w:gutter="0" w:header="737" w:top="1417" w:footer="510" w:bottom="1417"/>
@@ -25220,13 +25312,13 @@
         <mc:AlternateContent>
           <mc:Choice Requires="wps">
             <w:drawing>
-              <wp:anchor distT="0" distB="0" distL="0" distR="0" simplePos="0" relativeHeight="12" behindDoc="0" locked="0" layoutInCell="0" allowOverlap="1" wp14:anchorId="7C090976">
+              <wp:anchor distT="0" distB="0" distL="0" distR="0" simplePos="0" relativeHeight="105" behindDoc="0" locked="0" layoutInCell="0" allowOverlap="1" wp14:anchorId="7C090976">
                 <wp:simplePos x="0" y="0"/>
                 <wp:positionH relativeFrom="margin">
-                  <wp:posOffset>5347335</wp:posOffset>
+                  <wp:posOffset>5346700</wp:posOffset>
                 </wp:positionH>
                 <wp:positionV relativeFrom="page">
-                  <wp:posOffset>9926320</wp:posOffset>
+                  <wp:posOffset>9926955</wp:posOffset>
                 </wp:positionV>
                 <wp:extent cx="473710" cy="376555"/>
                 <wp:effectExtent l="0" t="0" r="0" b="0"/>
@@ -25261,7 +25353,7 @@
                         <w:txbxContent>
                           <w:p>
                             <w:pPr>
-                              <w:pStyle w:val="FrameContents"/>
+                              <w:pStyle w:val="FrameContentsuser"/>
                               <w:spacing w:lineRule="auto" w:line="288" w:before="0" w:after="0"/>
                               <w:ind w:end="-58"/>
                               <w:jc w:val="center"/>
@@ -25282,7 +25374,7 @@
                           </w:p>
                         </w:txbxContent>
                       </wps:txbx>
-                      <wps:bodyPr lIns="45720" tIns="91440" rIns="45720" bIns="91440" anchor="ctr" vert="vert" upright="1">
+                      <wps:bodyPr anchor="ctr" vert="vert" upright="1">
                         <a:noAutofit/>
                       </wps:bodyPr>
                     </wps:wsp>
@@ -25293,14 +25385,14 @@
           </mc:Choice>
           <mc:Fallback>
             <w:pict>
-              <v:shape id="shape_0" stroked="f" o:allowincell="f" style="position:absolute;margin-left:421.05pt;margin-top:781.55pt;width:37.25pt;height:29.6pt;mso-wrap-style:none;v-text-anchor:middle;rotation:90;mso-position-horizontal-relative:margin;mso-position-vertical-relative:page" wp14:anchorId="7C090976" type="_x0000_t186" path="l-2147483642,-2147483642l-2147483623,-2147483622l-2147483642,-2147483634l-2147483642,-2147483642l-2147483621,-2147483620l-2147483642,-2147483642l-2147483619,-2147483618l-2147483642,-2147483642l-2147483642,-2147483642l-2147483617,-2147483616l-2147483639,0l-2147483642,-2147483642l-2147483615,-2147483614xel-2147483642,-2147483642l-2147483613,-2147483612l-2147483642,-2147483642l-2147483611,-2147483610l-2147483638,-2147483633l-2147483642,-2147483642l-2147483640,-2147483625l-2147483642,-2147483642l-2147483607,-2147483606l-2147483642,-2147483634l-2147483642,-2147483642l-2147483605,-2147483604e">
+              <v:shape id="shape_0" stroked="f" o:allowincell="f" style="position:absolute;margin-left:421pt;margin-top:781.6pt;width:37.25pt;height:29.6pt;mso-wrap-style:none;v-text-anchor:middle;rotation:90;mso-position-horizontal-relative:margin;mso-position-vertical-relative:page" wp14:anchorId="7C090976" type="_x0000_t186" path="l-2147483642,-2147483642l-2147483623,-2147483622l-2147483642,-2147483634l-2147483642,-2147483642l-2147483621,-2147483620l-2147483642,-2147483642l-2147483619,-2147483618l-2147483642,-2147483642l-2147483642,-2147483642l-2147483617,-2147483616l-2147483639,0l-2147483642,-2147483642l-2147483615,-2147483614xel-2147483642,-2147483642l-2147483613,-2147483612l-2147483642,-2147483642l-2147483611,-2147483610l-2147483638,-2147483633l-2147483642,-2147483642l-2147483640,-2147483625l-2147483642,-2147483642l-2147483607,-2147483606l-2147483642,-2147483634l-2147483642,-2147483642l-2147483605,-2147483604e">
                 <v:fill o:detectmouseclick="t" on="false"/>
                 <v:stroke color="#3465a4" joinstyle="round" endcap="flat"/>
                 <v:textbox>
                   <w:txbxContent>
                     <w:p>
                       <w:pPr>
-                        <w:pStyle w:val="FrameContents"/>
+                        <w:pStyle w:val="FrameContentsuser"/>
                         <w:spacing w:lineRule="auto" w:line="288" w:before="0" w:after="0"/>
                         <w:ind w:end="-58"/>
                         <w:jc w:val="center"/>
@@ -25329,12 +25421,12 @@
       </w:r>
     </w:p>
     <w:sectPr>
-      <w:headerReference w:type="even" r:id="rId44"/>
-      <w:headerReference w:type="default" r:id="rId45"/>
-      <w:headerReference w:type="first" r:id="rId46"/>
-      <w:footerReference w:type="even" r:id="rId47"/>
-      <w:footerReference w:type="default" r:id="rId48"/>
-      <w:footerReference w:type="first" r:id="rId49"/>
+      <w:headerReference w:type="even" r:id="rId43"/>
+      <w:headerReference w:type="default" r:id="rId44"/>
+      <w:headerReference w:type="first" r:id="rId45"/>
+      <w:footerReference w:type="even" r:id="rId46"/>
+      <w:footerReference w:type="default" r:id="rId47"/>
+      <w:footerReference w:type="first" r:id="rId48"/>
       <w:type w:val="nextPage"/>
       <w:pgSz w:w="11906" w:h="16838"/>
       <w:pgMar w:left="1417" w:right="1417" w:gutter="0" w:header="737" w:top="1417" w:footer="510" w:bottom="1417"/>
@@ -25395,13 +25487,13 @@
       <mc:AlternateContent>
         <mc:Choice Requires="wps">
           <w:drawing>
-            <wp:anchor distT="1270" distB="1270" distL="1270" distR="1270" simplePos="0" relativeHeight="53" behindDoc="1" locked="0" layoutInCell="0" allowOverlap="1" wp14:anchorId="7E31E2B7">
+            <wp:anchor distT="1270" distB="1270" distL="1270" distR="1270" simplePos="0" relativeHeight="54" behindDoc="1" locked="0" layoutInCell="0" allowOverlap="1" wp14:anchorId="7E31E2B7">
               <wp:simplePos x="0" y="0"/>
               <wp:positionH relativeFrom="margin">
-                <wp:posOffset>5242560</wp:posOffset>
+                <wp:posOffset>5241925</wp:posOffset>
               </wp:positionH>
               <wp:positionV relativeFrom="page">
-                <wp:posOffset>9816465</wp:posOffset>
+                <wp:posOffset>9817100</wp:posOffset>
               </wp:positionV>
               <wp:extent cx="355600" cy="600075"/>
               <wp:effectExtent l="1270" t="1270" r="1270" b="1270"/>
@@ -25438,7 +25530,7 @@
                       <w:txbxContent>
                         <w:p>
                           <w:pPr>
-                            <w:pStyle w:val="FrameContents"/>
+                            <w:pStyle w:val="FrameContentsuser"/>
                             <w:spacing w:lineRule="auto" w:line="288" w:before="0" w:after="0"/>
                             <w:ind w:end="-57"/>
                             <w:jc w:val="end"/>
@@ -25464,7 +25556,7 @@
                         </w:p>
                       </w:txbxContent>
                     </wps:txbx>
-                    <wps:bodyPr lIns="45720" tIns="91440" rIns="45720" bIns="91440" anchor="ctr" vert="vert" upright="1">
+                    <wps:bodyPr anchor="ctr" vert="vert" upright="1">
                       <a:noAutofit/>
                     </wps:bodyPr>
                   </wps:wsp>
@@ -25475,14 +25567,14 @@
         </mc:Choice>
         <mc:Fallback>
           <w:pict>
-            <v:shape id="shape_0" stroked="t" o:allowincell="f" style="position:absolute;margin-left:412.75pt;margin-top:772.95pt;width:27.95pt;height:47.2pt;mso-wrap-style:none;v-text-anchor:middle;rotation:90;mso-position-horizontal-relative:margin;mso-position-vertical-relative:page" wp14:anchorId="7E31E2B7" type="_x0000_t186" path="l-2147483642,-2147483642l-2147483623,-2147483622l-2147483642,-2147483634l-2147483642,-2147483642l-2147483621,-2147483620l-2147483642,-2147483642l-2147483619,-2147483618l-2147483642,-2147483642l-2147483642,-2147483642l-2147483617,-2147483616l-2147483639,0l-2147483642,-2147483642l-2147483615,-2147483614xel-2147483642,-2147483642l-2147483613,-2147483612l-2147483642,-2147483642l-2147483611,-2147483610l-2147483638,-2147483633l-2147483642,-2147483642l-2147483640,-2147483625l-2147483642,-2147483642l-2147483607,-2147483606l-2147483642,-2147483634l-2147483642,-2147483642l-2147483605,-2147483604e">
+            <v:shape id="shape_0" stroked="t" o:allowincell="f" style="position:absolute;margin-left:412.7pt;margin-top:773pt;width:27.95pt;height:47.2pt;mso-wrap-style:none;v-text-anchor:middle;rotation:90;mso-position-horizontal-relative:margin;mso-position-vertical-relative:page" wp14:anchorId="7E31E2B7" type="_x0000_t186" path="l-2147483642,-2147483642l-2147483623,-2147483622l-2147483642,-2147483634l-2147483642,-2147483642l-2147483621,-2147483620l-2147483642,-2147483642l-2147483619,-2147483618l-2147483642,-2147483642l-2147483642,-2147483642l-2147483617,-2147483616l-2147483639,0l-2147483642,-2147483642l-2147483615,-2147483614xel-2147483642,-2147483642l-2147483613,-2147483612l-2147483642,-2147483642l-2147483611,-2147483610l-2147483638,-2147483633l-2147483642,-2147483642l-2147483640,-2147483625l-2147483642,-2147483642l-2147483607,-2147483606l-2147483642,-2147483634l-2147483642,-2147483642l-2147483605,-2147483604e">
               <v:fill o:detectmouseclick="t" on="false"/>
               <v:stroke color="#d9d9d9" joinstyle="round" endcap="flat"/>
               <v:textbox>
                 <w:txbxContent>
                   <w:p>
                     <w:pPr>
-                      <w:pStyle w:val="FrameContents"/>
+                      <w:pStyle w:val="FrameContentsuser"/>
                       <w:spacing w:lineRule="auto" w:line="288" w:before="0" w:after="0"/>
                       <w:ind w:end="-57"/>
                       <w:jc w:val="end"/>
@@ -25516,13 +25608,13 @@
       <mc:AlternateContent>
         <mc:Choice Requires="wps">
           <w:drawing>
-            <wp:anchor distT="0" distB="0" distL="105410" distR="114300" simplePos="0" relativeHeight="89" behindDoc="1" locked="0" layoutInCell="0" allowOverlap="1" wp14:anchorId="1A5B76DB">
+            <wp:anchor distT="0" distB="0" distL="103505" distR="114300" simplePos="0" relativeHeight="92" behindDoc="1" locked="0" layoutInCell="0" allowOverlap="1" wp14:anchorId="1A5B76DB">
               <wp:simplePos x="0" y="0"/>
               <wp:positionH relativeFrom="margin">
-                <wp:posOffset>5332730</wp:posOffset>
+                <wp:posOffset>5332095</wp:posOffset>
               </wp:positionH>
               <wp:positionV relativeFrom="page">
-                <wp:posOffset>9914890</wp:posOffset>
+                <wp:posOffset>9915525</wp:posOffset>
               </wp:positionV>
               <wp:extent cx="473710" cy="376555"/>
               <wp:effectExtent l="0" t="0" r="0" b="0"/>
@@ -25557,809 +25649,7 @@
                       <w:txbxContent>
                         <w:p>
                           <w:pPr>
-                            <w:pStyle w:val="FrameContents"/>
-                            <w:spacing w:lineRule="auto" w:line="288" w:before="0" w:after="0"/>
-                            <w:ind w:end="-58"/>
-                            <w:jc w:val="center"/>
-                            <w:rPr>
-                              <w:rFonts w:ascii="Cambria" w:hAnsi="Cambria" w:eastAsia="" w:cs="" w:asciiTheme="majorHAnsi" w:cstheme="majorBidi" w:eastAsiaTheme="majorEastAsia" w:hAnsiTheme="majorHAnsi"/>
-                              <w:b/>
-                              <w:iCs/>
-                              <w:color w:themeColor="text1" w:themeTint="bf" w:val="404040"/>
-                              <w:sz w:val="28"/>
-                              <w:szCs w:val="28"/>
-                            </w:rPr>
-                          </w:pPr>
-                          <w:r>
-                            <w:rPr>
-                              <w:rFonts w:eastAsia="" w:cs="" w:ascii="Cambria" w:hAnsi="Cambria"/>
-                              <w:b/>
-                              <w:iCs/>
-                              <w:color w:themeColor="text1" w:themeTint="bf" w:val="404040"/>
-                              <w:sz w:val="28"/>
-                              <w:szCs w:val="28"/>
-                            </w:rPr>
-                            <w:fldChar w:fldCharType="begin"/>
-                          </w:r>
-                          <w:r>
-                            <w:rPr>
-                              <w:rFonts w:eastAsia="" w:cs="" w:ascii="Cambria" w:hAnsi="Cambria"/>
-                              <w:b/>
-                              <w:iCs/>
-                              <w:color w:themeColor="text1" w:themeTint="bf" w:val="404040"/>
-                              <w:sz w:val="28"/>
-                              <w:szCs w:val="28"/>
-                            </w:rPr>
-                            <w:instrText xml:space="preserve"> PAGE </w:instrText>
-                          </w:r>
-                          <w:r>
-                            <w:rPr>
-                              <w:rFonts w:eastAsia="" w:cs="" w:ascii="Cambria" w:hAnsi="Cambria"/>
-                              <w:b/>
-                              <w:iCs/>
-                              <w:color w:themeColor="text1" w:themeTint="bf" w:val="404040"/>
-                              <w:sz w:val="28"/>
-                              <w:szCs w:val="28"/>
-                            </w:rPr>
-                            <w:fldChar w:fldCharType="separate"/>
-                          </w:r>
-                          <w:r>
-                            <w:rPr>
-                              <w:rFonts w:eastAsia="" w:cs="" w:ascii="Cambria" w:hAnsi="Cambria"/>
-                              <w:b/>
-                              <w:iCs/>
-                              <w:color w:themeColor="text1" w:themeTint="bf" w:val="404040"/>
-                              <w:sz w:val="28"/>
-                              <w:szCs w:val="28"/>
-                            </w:rPr>
-                            <w:t>21</w:t>
-                          </w:r>
-                          <w:r>
-                            <w:rPr>
-                              <w:rFonts w:eastAsia="" w:cs="" w:ascii="Cambria" w:hAnsi="Cambria"/>
-                              <w:b/>
-                              <w:iCs/>
-                              <w:color w:themeColor="text1" w:themeTint="bf" w:val="404040"/>
-                              <w:sz w:val="28"/>
-                              <w:szCs w:val="28"/>
-                            </w:rPr>
-                            <w:fldChar w:fldCharType="end"/>
-                          </w:r>
-                        </w:p>
-                      </w:txbxContent>
-                    </wps:txbx>
-                    <wps:bodyPr lIns="45720" tIns="91440" rIns="45720" bIns="91440" anchor="ctr" vert="vert" upright="1">
-                      <a:noAutofit/>
-                    </wps:bodyPr>
-                  </wps:wsp>
-                </a:graphicData>
-              </a:graphic>
-            </wp:anchor>
-          </w:drawing>
-        </mc:Choice>
-        <mc:Fallback>
-          <w:pict>
-            <v:shape id="shape_0" stroked="f" o:allowincell="f" style="position:absolute;margin-left:419.9pt;margin-top:780.65pt;width:37.25pt;height:29.6pt;mso-wrap-style:square;v-text-anchor:middle;rotation:90;mso-position-horizontal-relative:margin;mso-position-vertical-relative:page" wp14:anchorId="1A5B76DB" type="_x0000_t186" path="l-2147483642,-2147483642l-2147483623,-2147483622l-2147483642,-2147483634l-2147483642,-2147483642l-2147483621,-2147483620l-2147483642,-2147483642l-2147483619,-2147483618l-2147483642,-2147483642l-2147483642,-2147483642l-2147483617,-2147483616l-2147483639,0l-2147483642,-2147483642l-2147483615,-2147483614xel-2147483642,-2147483642l-2147483613,-2147483612l-2147483642,-2147483642l-2147483611,-2147483610l-2147483638,-2147483633l-2147483642,-2147483642l-2147483640,-2147483625l-2147483642,-2147483642l-2147483607,-2147483606l-2147483642,-2147483634l-2147483642,-2147483642l-2147483605,-2147483604e">
-              <v:fill o:detectmouseclick="t" on="false"/>
-              <v:stroke color="#3465a4" joinstyle="round" endcap="flat"/>
-              <v:textbox>
-                <w:txbxContent>
-                  <w:p>
-                    <w:pPr>
-                      <w:pStyle w:val="FrameContents"/>
-                      <w:spacing w:lineRule="auto" w:line="288" w:before="0" w:after="0"/>
-                      <w:ind w:end="-58"/>
-                      <w:jc w:val="center"/>
-                      <w:rPr>
-                        <w:rFonts w:ascii="Cambria" w:hAnsi="Cambria" w:eastAsia="" w:cs="" w:asciiTheme="majorHAnsi" w:cstheme="majorBidi" w:eastAsiaTheme="majorEastAsia" w:hAnsiTheme="majorHAnsi"/>
-                        <w:b/>
-                        <w:iCs/>
-                        <w:color w:themeColor="text1" w:themeTint="bf" w:val="404040"/>
-                        <w:sz w:val="28"/>
-                        <w:szCs w:val="28"/>
-                      </w:rPr>
-                    </w:pPr>
-                    <w:r>
-                      <w:rPr>
-                        <w:rFonts w:eastAsia="" w:cs="" w:ascii="Cambria" w:hAnsi="Cambria"/>
-                        <w:b/>
-                        <w:iCs/>
-                        <w:color w:themeColor="text1" w:themeTint="bf" w:val="404040"/>
-                        <w:sz w:val="28"/>
-                        <w:szCs w:val="28"/>
-                      </w:rPr>
-                      <w:fldChar w:fldCharType="begin"/>
-                    </w:r>
-                    <w:r>
-                      <w:rPr>
-                        <w:rFonts w:eastAsia="" w:cs="" w:ascii="Cambria" w:hAnsi="Cambria"/>
-                        <w:b/>
-                        <w:iCs/>
-                        <w:color w:themeColor="text1" w:themeTint="bf" w:val="404040"/>
-                        <w:sz w:val="28"/>
-                        <w:szCs w:val="28"/>
-                      </w:rPr>
-                      <w:instrText xml:space="preserve"> PAGE </w:instrText>
-                    </w:r>
-                    <w:r>
-                      <w:rPr>
-                        <w:rFonts w:eastAsia="" w:cs="" w:ascii="Cambria" w:hAnsi="Cambria"/>
-                        <w:b/>
-                        <w:iCs/>
-                        <w:color w:themeColor="text1" w:themeTint="bf" w:val="404040"/>
-                        <w:sz w:val="28"/>
-                        <w:szCs w:val="28"/>
-                      </w:rPr>
-                      <w:fldChar w:fldCharType="separate"/>
-                    </w:r>
-                    <w:r>
-                      <w:rPr>
-                        <w:rFonts w:eastAsia="" w:cs="" w:ascii="Cambria" w:hAnsi="Cambria"/>
-                        <w:b/>
-                        <w:iCs/>
-                        <w:color w:themeColor="text1" w:themeTint="bf" w:val="404040"/>
-                        <w:sz w:val="28"/>
-                        <w:szCs w:val="28"/>
-                      </w:rPr>
-                      <w:t>21</w:t>
-                    </w:r>
-                    <w:r>
-                      <w:rPr>
-                        <w:rFonts w:eastAsia="" w:cs="" w:ascii="Cambria" w:hAnsi="Cambria"/>
-                        <w:b/>
-                        <w:iCs/>
-                        <w:color w:themeColor="text1" w:themeTint="bf" w:val="404040"/>
-                        <w:sz w:val="28"/>
-                        <w:szCs w:val="28"/>
-                      </w:rPr>
-                      <w:fldChar w:fldCharType="end"/>
-                    </w:r>
-                  </w:p>
-                </w:txbxContent>
-              </v:textbox>
-              <w10:wrap type="square"/>
-            </v:shape>
-          </w:pict>
-        </mc:Fallback>
-      </mc:AlternateContent>
-    </w:r>
-    <w:r>
-      <w:rPr>
-        <w:rFonts w:cs="Calibri" w:cstheme="minorHAnsi"/>
-        <w:b/>
-        <w:color w:themeColor="text1" w:themeTint="80" w:val="7F7F7F"/>
-        <w:sz w:val="20"/>
-        <w:szCs w:val="20"/>
-      </w:rPr>
-      <w:t xml:space="preserve"> </w:t>
-    </w:r>
-    <w:r>
-      <w:rPr>
-        <w:color w:themeColor="text1" w:themeTint="80" w:val="7F7F7F"/>
-        <w:sz w:val="18"/>
-        <w:szCs w:val="18"/>
-      </w:rPr>
-      <w:t>DOSSIER PROFESSIONNEL-Version du 01/06/2016</w:t>
-    </w:r>
-    <w:r>
-      <w:rPr>
-        <w:color w:themeColor="text1" w:themeTint="80" w:val="7F7F7F"/>
-        <w:sz w:val="20"/>
-        <w:szCs w:val="20"/>
-      </w:rPr>
-      <w:t> </w:t>
-    </w:r>
-    <w:r>
-      <w:rPr>
-        <w:color w:themeColor="text1" w:themeTint="80" w:val="7F7F7F"/>
-      </w:rPr>
-      <w:tab/>
-      <w:t>Page</w:t>
-    </w:r>
-  </w:p>
-  <w:p>
-    <w:pPr>
-      <w:pStyle w:val="Footer"/>
-      <w:rPr/>
-    </w:pPr>
-    <w:r>
-      <w:rPr/>
-    </w:r>
-  </w:p>
-</w:ftr>
-</file>
-
-<file path=word/footer12.xml><?xml version="1.0" encoding="utf-8"?>
-<w:ftr xmlns:o="urn:schemas-microsoft-com:office:office" xmlns:r="http://schemas.openxmlformats.org/officeDocument/2006/relationships" xmlns:v="urn:schemas-microsoft-com:vml" xmlns:w="http://schemas.openxmlformats.org/wordprocessingml/2006/main" xmlns:w10="urn:schemas-microsoft-com:office:word" xmlns:wp="http://schemas.openxmlformats.org/drawingml/2006/wordprocessingDrawing" xmlns:pic="http://schemas.openxmlformats.org/drawingml/2006/picture" xmlns:wps="http://schemas.microsoft.com/office/word/2010/wordprocessingShape" xmlns:wpg="http://schemas.microsoft.com/office/word/2010/wordprocessingGroup" xmlns:mc="http://schemas.openxmlformats.org/markup-compatibility/2006" xmlns:wp14="http://schemas.microsoft.com/office/word/2010/wordprocessingDrawing" xmlns:w14="http://schemas.microsoft.com/office/word/2010/wordml" xmlns:w15="http://schemas.microsoft.com/office/word/2012/wordml" mc:Ignorable="w14 wp14 w15">
-  <w:p>
-    <w:pPr>
-      <w:pStyle w:val="Footer"/>
-      <w:tabs>
-        <w:tab w:val="clear" w:pos="4536"/>
-        <w:tab w:val="center" w:pos="8364" w:leader="none"/>
-      </w:tabs>
-      <w:ind w:start="-426"/>
-      <w:rPr>
-        <w:color w:themeColor="text1" w:themeTint="80" w:val="7F7F7F"/>
-        <w:sz w:val="18"/>
-        <w:szCs w:val="18"/>
-      </w:rPr>
-    </w:pPr>
-    <w:r>
-      <mc:AlternateContent>
-        <mc:Choice Requires="wps">
-          <w:drawing>
-            <wp:anchor distT="1270" distB="1270" distL="1270" distR="1270" simplePos="0" relativeHeight="53" behindDoc="1" locked="0" layoutInCell="0" allowOverlap="1" wp14:anchorId="7E31E2B7">
-              <wp:simplePos x="0" y="0"/>
-              <wp:positionH relativeFrom="margin">
-                <wp:posOffset>5242560</wp:posOffset>
-              </wp:positionH>
-              <wp:positionV relativeFrom="page">
-                <wp:posOffset>9816465</wp:posOffset>
-              </wp:positionV>
-              <wp:extent cx="355600" cy="600075"/>
-              <wp:effectExtent l="1270" t="1270" r="1270" b="1270"/>
-              <wp:wrapNone/>
-              <wp:docPr id="24" name="Forme automatique 6"/>
-              <a:graphic xmlns:a="http://schemas.openxmlformats.org/drawingml/2006/main">
-                <a:graphicData uri="http://schemas.microsoft.com/office/word/2010/wordprocessingShape">
-                  <wps:wsp>
-                    <wps:cNvSpPr/>
-                    <wps:spPr>
-                      <a:xfrm rot="5400000">
-                        <a:off x="0" y="0"/>
-                        <a:ext cx="355680" cy="600120"/>
-                      </a:xfrm>
-                      <a:prstGeom prst="bracePair">
-                        <a:avLst>
-                          <a:gd name="adj" fmla="val 8333"/>
-                        </a:avLst>
-                      </a:prstGeom>
-                      <a:noFill/>
-                      <a:ln w="0">
-                        <a:solidFill>
-                          <a:srgbClr val="D9D9D9"/>
-                        </a:solidFill>
-                      </a:ln>
-                    </wps:spPr>
-                    <wps:style>
-                      <a:lnRef idx="0"/>
-                      <a:fillRef idx="0"/>
-                      <a:effectRef idx="0"/>
-                      <a:fontRef idx="minor"/>
-                    </wps:style>
-                    <wps:txbx>
-                      <w:txbxContent>
-                        <w:p>
-                          <w:pPr>
-                            <w:pStyle w:val="FrameContents"/>
-                            <w:spacing w:lineRule="auto" w:line="288" w:before="0" w:after="0"/>
-                            <w:ind w:end="-57"/>
-                            <w:jc w:val="end"/>
-                            <w:rPr>
-                              <w:rFonts w:ascii="Cambria" w:hAnsi="Cambria" w:eastAsia="" w:cs="" w:asciiTheme="majorHAnsi" w:cstheme="majorBidi" w:eastAsiaTheme="majorEastAsia" w:hAnsiTheme="majorHAnsi"/>
-                              <w:b/>
-                              <w:iCs/>
-                              <w:color w:themeColor="text1" w:themeTint="bf" w:val="404040"/>
-                              <w:sz w:val="28"/>
-                              <w:szCs w:val="28"/>
-                            </w:rPr>
-                          </w:pPr>
-                          <w:r>
-                            <w:rPr>
-                              <w:rFonts w:eastAsia="" w:cs="" w:cstheme="majorBidi" w:eastAsiaTheme="majorEastAsia" w:ascii="Cambria" w:hAnsi="Cambria"/>
-                              <w:b/>
-                              <w:iCs/>
-                              <w:color w:themeColor="text1" w:themeTint="bf" w:val="404040"/>
-                              <w:sz w:val="28"/>
-                              <w:szCs w:val="28"/>
-                            </w:rPr>
-                          </w:r>
-                        </w:p>
-                      </w:txbxContent>
-                    </wps:txbx>
-                    <wps:bodyPr lIns="45720" tIns="91440" rIns="45720" bIns="91440" anchor="ctr" vert="vert" upright="1">
-                      <a:noAutofit/>
-                    </wps:bodyPr>
-                  </wps:wsp>
-                </a:graphicData>
-              </a:graphic>
-            </wp:anchor>
-          </w:drawing>
-        </mc:Choice>
-        <mc:Fallback>
-          <w:pict>
-            <v:shape id="shape_0" stroked="t" o:allowincell="f" style="position:absolute;margin-left:412.75pt;margin-top:772.95pt;width:27.95pt;height:47.2pt;mso-wrap-style:none;v-text-anchor:middle;rotation:90;mso-position-horizontal-relative:margin;mso-position-vertical-relative:page" wp14:anchorId="7E31E2B7" type="_x0000_t186" path="l-2147483642,-2147483642l-2147483623,-2147483622l-2147483642,-2147483634l-2147483642,-2147483642l-2147483621,-2147483620l-2147483642,-2147483642l-2147483619,-2147483618l-2147483642,-2147483642l-2147483642,-2147483642l-2147483617,-2147483616l-2147483639,0l-2147483642,-2147483642l-2147483615,-2147483614xel-2147483642,-2147483642l-2147483613,-2147483612l-2147483642,-2147483642l-2147483611,-2147483610l-2147483638,-2147483633l-2147483642,-2147483642l-2147483640,-2147483625l-2147483642,-2147483642l-2147483607,-2147483606l-2147483642,-2147483634l-2147483642,-2147483642l-2147483605,-2147483604e">
-              <v:fill o:detectmouseclick="t" on="false"/>
-              <v:stroke color="#d9d9d9" joinstyle="round" endcap="flat"/>
-              <v:textbox>
-                <w:txbxContent>
-                  <w:p>
-                    <w:pPr>
-                      <w:pStyle w:val="FrameContents"/>
-                      <w:spacing w:lineRule="auto" w:line="288" w:before="0" w:after="0"/>
-                      <w:ind w:end="-57"/>
-                      <w:jc w:val="end"/>
-                      <w:rPr>
-                        <w:rFonts w:ascii="Cambria" w:hAnsi="Cambria" w:eastAsia="" w:cs="" w:asciiTheme="majorHAnsi" w:cstheme="majorBidi" w:eastAsiaTheme="majorEastAsia" w:hAnsiTheme="majorHAnsi"/>
-                        <w:b/>
-                        <w:iCs/>
-                        <w:color w:themeColor="text1" w:themeTint="bf" w:val="404040"/>
-                        <w:sz w:val="28"/>
-                        <w:szCs w:val="28"/>
-                      </w:rPr>
-                    </w:pPr>
-                    <w:r>
-                      <w:rPr>
-                        <w:rFonts w:eastAsia="" w:cs="" w:cstheme="majorBidi" w:eastAsiaTheme="majorEastAsia" w:ascii="Cambria" w:hAnsi="Cambria"/>
-                        <w:b/>
-                        <w:iCs/>
-                        <w:color w:themeColor="text1" w:themeTint="bf" w:val="404040"/>
-                        <w:sz w:val="28"/>
-                        <w:szCs w:val="28"/>
-                      </w:rPr>
-                    </w:r>
-                  </w:p>
-                </w:txbxContent>
-              </v:textbox>
-              <w10:wrap type="none"/>
-            </v:shape>
-          </w:pict>
-        </mc:Fallback>
-      </mc:AlternateContent>
-      <mc:AlternateContent>
-        <mc:Choice Requires="wps">
-          <w:drawing>
-            <wp:anchor distT="0" distB="0" distL="105410" distR="114300" simplePos="0" relativeHeight="89" behindDoc="1" locked="0" layoutInCell="0" allowOverlap="1" wp14:anchorId="1A5B76DB">
-              <wp:simplePos x="0" y="0"/>
-              <wp:positionH relativeFrom="margin">
-                <wp:posOffset>5332730</wp:posOffset>
-              </wp:positionH>
-              <wp:positionV relativeFrom="page">
-                <wp:posOffset>9914890</wp:posOffset>
-              </wp:positionV>
-              <wp:extent cx="473710" cy="376555"/>
-              <wp:effectExtent l="0" t="0" r="0" b="0"/>
-              <wp:wrapSquare wrapText="bothSides"/>
-              <wp:docPr id="25" name="Forme automatique 7"/>
-              <a:graphic xmlns:a="http://schemas.openxmlformats.org/drawingml/2006/main">
-                <a:graphicData uri="http://schemas.microsoft.com/office/word/2010/wordprocessingShape">
-                  <wps:wsp>
-                    <wps:cNvSpPr/>
-                    <wps:spPr>
-                      <a:xfrm rot="5400000">
-                        <a:off x="0" y="0"/>
-                        <a:ext cx="473760" cy="376560"/>
-                      </a:xfrm>
-                      <a:prstGeom prst="bracePair">
-                        <a:avLst>
-                          <a:gd name="adj" fmla="val 8333"/>
-                        </a:avLst>
-                      </a:prstGeom>
-                      <a:noFill/>
-                      <a:ln w="0">
-                        <a:noFill/>
-                      </a:ln>
-                    </wps:spPr>
-                    <wps:style>
-                      <a:lnRef idx="0"/>
-                      <a:fillRef idx="0"/>
-                      <a:effectRef idx="0"/>
-                      <a:fontRef idx="minor"/>
-                    </wps:style>
-                    <wps:txbx>
-                      <w:txbxContent>
-                        <w:p>
-                          <w:pPr>
-                            <w:pStyle w:val="FrameContents"/>
-                            <w:spacing w:lineRule="auto" w:line="288" w:before="0" w:after="0"/>
-                            <w:ind w:end="-58"/>
-                            <w:jc w:val="center"/>
-                            <w:rPr>
-                              <w:rFonts w:ascii="Cambria" w:hAnsi="Cambria" w:eastAsia="" w:cs="" w:asciiTheme="majorHAnsi" w:cstheme="majorBidi" w:eastAsiaTheme="majorEastAsia" w:hAnsiTheme="majorHAnsi"/>
-                              <w:b/>
-                              <w:iCs/>
-                              <w:color w:themeColor="text1" w:themeTint="bf" w:val="404040"/>
-                              <w:sz w:val="28"/>
-                              <w:szCs w:val="28"/>
-                            </w:rPr>
-                          </w:pPr>
-                          <w:r>
-                            <w:rPr>
-                              <w:rFonts w:eastAsia="" w:cs="" w:ascii="Cambria" w:hAnsi="Cambria"/>
-                              <w:b/>
-                              <w:iCs/>
-                              <w:color w:themeColor="text1" w:themeTint="bf" w:val="404040"/>
-                              <w:sz w:val="28"/>
-                              <w:szCs w:val="28"/>
-                            </w:rPr>
-                            <w:fldChar w:fldCharType="begin"/>
-                          </w:r>
-                          <w:r>
-                            <w:rPr>
-                              <w:rFonts w:eastAsia="" w:cs="" w:ascii="Cambria" w:hAnsi="Cambria"/>
-                              <w:b/>
-                              <w:iCs/>
-                              <w:color w:themeColor="text1" w:themeTint="bf" w:val="404040"/>
-                              <w:sz w:val="28"/>
-                              <w:szCs w:val="28"/>
-                            </w:rPr>
-                            <w:instrText xml:space="preserve"> PAGE </w:instrText>
-                          </w:r>
-                          <w:r>
-                            <w:rPr>
-                              <w:rFonts w:eastAsia="" w:cs="" w:ascii="Cambria" w:hAnsi="Cambria"/>
-                              <w:b/>
-                              <w:iCs/>
-                              <w:color w:themeColor="text1" w:themeTint="bf" w:val="404040"/>
-                              <w:sz w:val="28"/>
-                              <w:szCs w:val="28"/>
-                            </w:rPr>
-                            <w:fldChar w:fldCharType="separate"/>
-                          </w:r>
-                          <w:r>
-                            <w:rPr>
-                              <w:rFonts w:eastAsia="" w:cs="" w:ascii="Cambria" w:hAnsi="Cambria"/>
-                              <w:b/>
-                              <w:iCs/>
-                              <w:color w:themeColor="text1" w:themeTint="bf" w:val="404040"/>
-                              <w:sz w:val="28"/>
-                              <w:szCs w:val="28"/>
-                            </w:rPr>
-                            <w:t>21</w:t>
-                          </w:r>
-                          <w:r>
-                            <w:rPr>
-                              <w:rFonts w:eastAsia="" w:cs="" w:ascii="Cambria" w:hAnsi="Cambria"/>
-                              <w:b/>
-                              <w:iCs/>
-                              <w:color w:themeColor="text1" w:themeTint="bf" w:val="404040"/>
-                              <w:sz w:val="28"/>
-                              <w:szCs w:val="28"/>
-                            </w:rPr>
-                            <w:fldChar w:fldCharType="end"/>
-                          </w:r>
-                        </w:p>
-                      </w:txbxContent>
-                    </wps:txbx>
-                    <wps:bodyPr lIns="45720" tIns="91440" rIns="45720" bIns="91440" anchor="ctr" vert="vert" upright="1">
-                      <a:noAutofit/>
-                    </wps:bodyPr>
-                  </wps:wsp>
-                </a:graphicData>
-              </a:graphic>
-            </wp:anchor>
-          </w:drawing>
-        </mc:Choice>
-        <mc:Fallback>
-          <w:pict>
-            <v:shape id="shape_0" stroked="f" o:allowincell="f" style="position:absolute;margin-left:419.9pt;margin-top:780.65pt;width:37.25pt;height:29.6pt;mso-wrap-style:square;v-text-anchor:middle;rotation:90;mso-position-horizontal-relative:margin;mso-position-vertical-relative:page" wp14:anchorId="1A5B76DB" type="_x0000_t186" path="l-2147483642,-2147483642l-2147483623,-2147483622l-2147483642,-2147483634l-2147483642,-2147483642l-2147483621,-2147483620l-2147483642,-2147483642l-2147483619,-2147483618l-2147483642,-2147483642l-2147483642,-2147483642l-2147483617,-2147483616l-2147483639,0l-2147483642,-2147483642l-2147483615,-2147483614xel-2147483642,-2147483642l-2147483613,-2147483612l-2147483642,-2147483642l-2147483611,-2147483610l-2147483638,-2147483633l-2147483642,-2147483642l-2147483640,-2147483625l-2147483642,-2147483642l-2147483607,-2147483606l-2147483642,-2147483634l-2147483642,-2147483642l-2147483605,-2147483604e">
-              <v:fill o:detectmouseclick="t" on="false"/>
-              <v:stroke color="#3465a4" joinstyle="round" endcap="flat"/>
-              <v:textbox>
-                <w:txbxContent>
-                  <w:p>
-                    <w:pPr>
-                      <w:pStyle w:val="FrameContents"/>
-                      <w:spacing w:lineRule="auto" w:line="288" w:before="0" w:after="0"/>
-                      <w:ind w:end="-58"/>
-                      <w:jc w:val="center"/>
-                      <w:rPr>
-                        <w:rFonts w:ascii="Cambria" w:hAnsi="Cambria" w:eastAsia="" w:cs="" w:asciiTheme="majorHAnsi" w:cstheme="majorBidi" w:eastAsiaTheme="majorEastAsia" w:hAnsiTheme="majorHAnsi"/>
-                        <w:b/>
-                        <w:iCs/>
-                        <w:color w:themeColor="text1" w:themeTint="bf" w:val="404040"/>
-                        <w:sz w:val="28"/>
-                        <w:szCs w:val="28"/>
-                      </w:rPr>
-                    </w:pPr>
-                    <w:r>
-                      <w:rPr>
-                        <w:rFonts w:eastAsia="" w:cs="" w:ascii="Cambria" w:hAnsi="Cambria"/>
-                        <w:b/>
-                        <w:iCs/>
-                        <w:color w:themeColor="text1" w:themeTint="bf" w:val="404040"/>
-                        <w:sz w:val="28"/>
-                        <w:szCs w:val="28"/>
-                      </w:rPr>
-                      <w:fldChar w:fldCharType="begin"/>
-                    </w:r>
-                    <w:r>
-                      <w:rPr>
-                        <w:rFonts w:eastAsia="" w:cs="" w:ascii="Cambria" w:hAnsi="Cambria"/>
-                        <w:b/>
-                        <w:iCs/>
-                        <w:color w:themeColor="text1" w:themeTint="bf" w:val="404040"/>
-                        <w:sz w:val="28"/>
-                        <w:szCs w:val="28"/>
-                      </w:rPr>
-                      <w:instrText xml:space="preserve"> PAGE </w:instrText>
-                    </w:r>
-                    <w:r>
-                      <w:rPr>
-                        <w:rFonts w:eastAsia="" w:cs="" w:ascii="Cambria" w:hAnsi="Cambria"/>
-                        <w:b/>
-                        <w:iCs/>
-                        <w:color w:themeColor="text1" w:themeTint="bf" w:val="404040"/>
-                        <w:sz w:val="28"/>
-                        <w:szCs w:val="28"/>
-                      </w:rPr>
-                      <w:fldChar w:fldCharType="separate"/>
-                    </w:r>
-                    <w:r>
-                      <w:rPr>
-                        <w:rFonts w:eastAsia="" w:cs="" w:ascii="Cambria" w:hAnsi="Cambria"/>
-                        <w:b/>
-                        <w:iCs/>
-                        <w:color w:themeColor="text1" w:themeTint="bf" w:val="404040"/>
-                        <w:sz w:val="28"/>
-                        <w:szCs w:val="28"/>
-                      </w:rPr>
-                      <w:t>21</w:t>
-                    </w:r>
-                    <w:r>
-                      <w:rPr>
-                        <w:rFonts w:eastAsia="" w:cs="" w:ascii="Cambria" w:hAnsi="Cambria"/>
-                        <w:b/>
-                        <w:iCs/>
-                        <w:color w:themeColor="text1" w:themeTint="bf" w:val="404040"/>
-                        <w:sz w:val="28"/>
-                        <w:szCs w:val="28"/>
-                      </w:rPr>
-                      <w:fldChar w:fldCharType="end"/>
-                    </w:r>
-                  </w:p>
-                </w:txbxContent>
-              </v:textbox>
-              <w10:wrap type="square"/>
-            </v:shape>
-          </w:pict>
-        </mc:Fallback>
-      </mc:AlternateContent>
-    </w:r>
-    <w:r>
-      <w:rPr>
-        <w:rFonts w:cs="Calibri" w:cstheme="minorHAnsi"/>
-        <w:b/>
-        <w:color w:themeColor="text1" w:themeTint="80" w:val="7F7F7F"/>
-        <w:sz w:val="20"/>
-        <w:szCs w:val="20"/>
-      </w:rPr>
-      <w:t xml:space="preserve"> </w:t>
-    </w:r>
-    <w:r>
-      <w:rPr>
-        <w:color w:themeColor="text1" w:themeTint="80" w:val="7F7F7F"/>
-        <w:sz w:val="18"/>
-        <w:szCs w:val="18"/>
-      </w:rPr>
-      <w:t>DOSSIER PROFESSIONNEL-Version du 01/06/2016</w:t>
-    </w:r>
-    <w:r>
-      <w:rPr>
-        <w:color w:themeColor="text1" w:themeTint="80" w:val="7F7F7F"/>
-        <w:sz w:val="20"/>
-        <w:szCs w:val="20"/>
-      </w:rPr>
-      <w:t> </w:t>
-    </w:r>
-    <w:r>
-      <w:rPr>
-        <w:color w:themeColor="text1" w:themeTint="80" w:val="7F7F7F"/>
-      </w:rPr>
-      <w:tab/>
-      <w:t>Page</w:t>
-    </w:r>
-  </w:p>
-  <w:p>
-    <w:pPr>
-      <w:pStyle w:val="Footer"/>
-      <w:rPr/>
-    </w:pPr>
-    <w:r>
-      <w:rPr/>
-    </w:r>
-  </w:p>
-</w:ftr>
-</file>
-
-<file path=word/footer13.xml><?xml version="1.0" encoding="utf-8"?>
-<w:ftr xmlns:o="urn:schemas-microsoft-com:office:office" xmlns:r="http://schemas.openxmlformats.org/officeDocument/2006/relationships" xmlns:v="urn:schemas-microsoft-com:vml" xmlns:w="http://schemas.openxmlformats.org/wordprocessingml/2006/main" xmlns:w10="urn:schemas-microsoft-com:office:word" xmlns:wp="http://schemas.openxmlformats.org/drawingml/2006/wordprocessingDrawing" xmlns:pic="http://schemas.openxmlformats.org/drawingml/2006/picture" xmlns:wps="http://schemas.microsoft.com/office/word/2010/wordprocessingShape" xmlns:wpg="http://schemas.microsoft.com/office/word/2010/wordprocessingGroup" xmlns:mc="http://schemas.openxmlformats.org/markup-compatibility/2006" xmlns:wp14="http://schemas.microsoft.com/office/word/2010/wordprocessingDrawing" xmlns:w14="http://schemas.microsoft.com/office/word/2010/wordml" xmlns:w15="http://schemas.microsoft.com/office/word/2012/wordml" mc:Ignorable="w14 wp14 w15">
-  <w:p>
-    <w:pPr>
-      <w:pStyle w:val="Footer"/>
-      <w:rPr/>
-    </w:pPr>
-    <w:r>
-      <w:rPr/>
-    </w:r>
-  </w:p>
-</w:ftr>
-</file>
-
-<file path=word/footer14.xml><?xml version="1.0" encoding="utf-8"?>
-<w:ftr xmlns:o="urn:schemas-microsoft-com:office:office" xmlns:r="http://schemas.openxmlformats.org/officeDocument/2006/relationships" xmlns:v="urn:schemas-microsoft-com:vml" xmlns:w="http://schemas.openxmlformats.org/wordprocessingml/2006/main" xmlns:w10="urn:schemas-microsoft-com:office:word" xmlns:wp="http://schemas.openxmlformats.org/drawingml/2006/wordprocessingDrawing" xmlns:pic="http://schemas.openxmlformats.org/drawingml/2006/picture" xmlns:wps="http://schemas.microsoft.com/office/word/2010/wordprocessingShape" xmlns:wpg="http://schemas.microsoft.com/office/word/2010/wordprocessingGroup" xmlns:mc="http://schemas.openxmlformats.org/markup-compatibility/2006" xmlns:wp14="http://schemas.microsoft.com/office/word/2010/wordprocessingDrawing" xmlns:w14="http://schemas.microsoft.com/office/word/2010/wordml" xmlns:w15="http://schemas.microsoft.com/office/word/2012/wordml" mc:Ignorable="w14 wp14 w15">
-  <w:p>
-    <w:pPr>
-      <w:pStyle w:val="Footer"/>
-      <w:tabs>
-        <w:tab w:val="clear" w:pos="4536"/>
-        <w:tab w:val="center" w:pos="8364" w:leader="none"/>
-      </w:tabs>
-      <w:ind w:start="-426"/>
-      <w:rPr>
-        <w:color w:themeColor="text1" w:themeTint="80" w:val="7F7F7F"/>
-        <w:sz w:val="18"/>
-        <w:szCs w:val="18"/>
-      </w:rPr>
-    </w:pPr>
-    <w:r>
-      <mc:AlternateContent>
-        <mc:Choice Requires="wps">
-          <w:drawing>
-            <wp:anchor distT="1270" distB="1270" distL="1270" distR="1270" simplePos="0" relativeHeight="7" behindDoc="1" locked="0" layoutInCell="0" allowOverlap="1" wp14:anchorId="7E31E2B7">
-              <wp:simplePos x="0" y="0"/>
-              <wp:positionH relativeFrom="margin">
-                <wp:posOffset>5242560</wp:posOffset>
-              </wp:positionH>
-              <wp:positionV relativeFrom="page">
-                <wp:posOffset>9816465</wp:posOffset>
-              </wp:positionV>
-              <wp:extent cx="355600" cy="600075"/>
-              <wp:effectExtent l="1270" t="1270" r="1270" b="1270"/>
-              <wp:wrapNone/>
-              <wp:docPr id="27" name="Forme automatique 8"/>
-              <a:graphic xmlns:a="http://schemas.openxmlformats.org/drawingml/2006/main">
-                <a:graphicData uri="http://schemas.microsoft.com/office/word/2010/wordprocessingShape">
-                  <wps:wsp>
-                    <wps:cNvSpPr/>
-                    <wps:spPr>
-                      <a:xfrm rot="5400000">
-                        <a:off x="0" y="0"/>
-                        <a:ext cx="355680" cy="600120"/>
-                      </a:xfrm>
-                      <a:prstGeom prst="bracePair">
-                        <a:avLst>
-                          <a:gd name="adj" fmla="val 8333"/>
-                        </a:avLst>
-                      </a:prstGeom>
-                      <a:noFill/>
-                      <a:ln w="0">
-                        <a:solidFill>
-                          <a:srgbClr val="D9D9D9"/>
-                        </a:solidFill>
-                      </a:ln>
-                    </wps:spPr>
-                    <wps:style>
-                      <a:lnRef idx="0"/>
-                      <a:fillRef idx="0"/>
-                      <a:effectRef idx="0"/>
-                      <a:fontRef idx="minor"/>
-                    </wps:style>
-                    <wps:txbx>
-                      <w:txbxContent>
-                        <w:p>
-                          <w:pPr>
-                            <w:pStyle w:val="FrameContents"/>
-                            <w:spacing w:lineRule="auto" w:line="288" w:before="0" w:after="0"/>
-                            <w:ind w:end="-57"/>
-                            <w:jc w:val="end"/>
-                            <w:rPr>
-                              <w:rFonts w:ascii="Cambria" w:hAnsi="Cambria" w:eastAsia="" w:cs="" w:asciiTheme="majorHAnsi" w:cstheme="majorBidi" w:eastAsiaTheme="majorEastAsia" w:hAnsiTheme="majorHAnsi"/>
-                              <w:b/>
-                              <w:iCs/>
-                              <w:color w:themeColor="text1" w:themeTint="bf" w:val="404040"/>
-                              <w:sz w:val="28"/>
-                              <w:szCs w:val="28"/>
-                            </w:rPr>
-                          </w:pPr>
-                          <w:r>
-                            <w:rPr>
-                              <w:rFonts w:eastAsia="" w:cs="" w:cstheme="majorBidi" w:eastAsiaTheme="majorEastAsia" w:ascii="Cambria" w:hAnsi="Cambria"/>
-                              <w:b/>
-                              <w:iCs/>
-                              <w:color w:themeColor="text1" w:themeTint="bf" w:val="404040"/>
-                              <w:sz w:val="28"/>
-                              <w:szCs w:val="28"/>
-                            </w:rPr>
-                          </w:r>
-                        </w:p>
-                      </w:txbxContent>
-                    </wps:txbx>
-                    <wps:bodyPr lIns="45720" tIns="91440" rIns="45720" bIns="91440" anchor="ctr" vert="vert" upright="1">
-                      <a:noAutofit/>
-                    </wps:bodyPr>
-                  </wps:wsp>
-                </a:graphicData>
-              </a:graphic>
-            </wp:anchor>
-          </w:drawing>
-        </mc:Choice>
-        <mc:Fallback>
-          <w:pict>
-            <v:shape id="shape_0" stroked="t" o:allowincell="f" style="position:absolute;margin-left:412.75pt;margin-top:772.95pt;width:27.95pt;height:47.2pt;mso-wrap-style:none;v-text-anchor:middle;rotation:90;mso-position-horizontal-relative:margin;mso-position-vertical-relative:page" wp14:anchorId="7E31E2B7" type="_x0000_t186" path="l-2147483642,-2147483642l-2147483623,-2147483622l-2147483642,-2147483634l-2147483642,-2147483642l-2147483621,-2147483620l-2147483642,-2147483642l-2147483619,-2147483618l-2147483642,-2147483642l-2147483642,-2147483642l-2147483617,-2147483616l-2147483639,0l-2147483642,-2147483642l-2147483615,-2147483614xel-2147483642,-2147483642l-2147483613,-2147483612l-2147483642,-2147483642l-2147483611,-2147483610l-2147483638,-2147483633l-2147483642,-2147483642l-2147483640,-2147483625l-2147483642,-2147483642l-2147483607,-2147483606l-2147483642,-2147483634l-2147483642,-2147483642l-2147483605,-2147483604e">
-              <v:fill o:detectmouseclick="t" on="false"/>
-              <v:stroke color="#d9d9d9" joinstyle="round" endcap="flat"/>
-              <v:textbox>
-                <w:txbxContent>
-                  <w:p>
-                    <w:pPr>
-                      <w:pStyle w:val="FrameContents"/>
-                      <w:spacing w:lineRule="auto" w:line="288" w:before="0" w:after="0"/>
-                      <w:ind w:end="-57"/>
-                      <w:jc w:val="end"/>
-                      <w:rPr>
-                        <w:rFonts w:ascii="Cambria" w:hAnsi="Cambria" w:eastAsia="" w:cs="" w:asciiTheme="majorHAnsi" w:cstheme="majorBidi" w:eastAsiaTheme="majorEastAsia" w:hAnsiTheme="majorHAnsi"/>
-                        <w:b/>
-                        <w:iCs/>
-                        <w:color w:themeColor="text1" w:themeTint="bf" w:val="404040"/>
-                        <w:sz w:val="28"/>
-                        <w:szCs w:val="28"/>
-                      </w:rPr>
-                    </w:pPr>
-                    <w:r>
-                      <w:rPr>
-                        <w:rFonts w:eastAsia="" w:cs="" w:cstheme="majorBidi" w:eastAsiaTheme="majorEastAsia" w:ascii="Cambria" w:hAnsi="Cambria"/>
-                        <w:b/>
-                        <w:iCs/>
-                        <w:color w:themeColor="text1" w:themeTint="bf" w:val="404040"/>
-                        <w:sz w:val="28"/>
-                        <w:szCs w:val="28"/>
-                      </w:rPr>
-                    </w:r>
-                  </w:p>
-                </w:txbxContent>
-              </v:textbox>
-              <w10:wrap type="none"/>
-            </v:shape>
-          </w:pict>
-        </mc:Fallback>
-      </mc:AlternateContent>
-      <mc:AlternateContent>
-        <mc:Choice Requires="wps">
-          <w:drawing>
-            <wp:anchor distT="0" distB="0" distL="105410" distR="114300" simplePos="0" relativeHeight="9" behindDoc="1" locked="0" layoutInCell="0" allowOverlap="1" wp14:anchorId="1A5B76DB">
-              <wp:simplePos x="0" y="0"/>
-              <wp:positionH relativeFrom="margin">
-                <wp:posOffset>5332730</wp:posOffset>
-              </wp:positionH>
-              <wp:positionV relativeFrom="page">
-                <wp:posOffset>9914890</wp:posOffset>
-              </wp:positionV>
-              <wp:extent cx="473710" cy="376555"/>
-              <wp:effectExtent l="0" t="0" r="0" b="0"/>
-              <wp:wrapSquare wrapText="bothSides"/>
-              <wp:docPr id="28" name="Forme automatique 9"/>
-              <a:graphic xmlns:a="http://schemas.openxmlformats.org/drawingml/2006/main">
-                <a:graphicData uri="http://schemas.microsoft.com/office/word/2010/wordprocessingShape">
-                  <wps:wsp>
-                    <wps:cNvSpPr/>
-                    <wps:spPr>
-                      <a:xfrm rot="5400000">
-                        <a:off x="0" y="0"/>
-                        <a:ext cx="473760" cy="376560"/>
-                      </a:xfrm>
-                      <a:prstGeom prst="bracePair">
-                        <a:avLst>
-                          <a:gd name="adj" fmla="val 8333"/>
-                        </a:avLst>
-                      </a:prstGeom>
-                      <a:noFill/>
-                      <a:ln w="0">
-                        <a:noFill/>
-                      </a:ln>
-                    </wps:spPr>
-                    <wps:style>
-                      <a:lnRef idx="0"/>
-                      <a:fillRef idx="0"/>
-                      <a:effectRef idx="0"/>
-                      <a:fontRef idx="minor"/>
-                    </wps:style>
-                    <wps:txbx>
-                      <w:txbxContent>
-                        <w:p>
-                          <w:pPr>
-                            <w:pStyle w:val="FrameContents"/>
+                            <w:pStyle w:val="FrameContentsuser"/>
                             <w:spacing w:lineRule="auto" w:line="288" w:before="0" w:after="0"/>
                             <w:ind w:end="-58"/>
                             <w:jc w:val="center"/>
@@ -26430,7 +25720,7 @@
                         </w:p>
                       </w:txbxContent>
                     </wps:txbx>
-                    <wps:bodyPr lIns="45720" tIns="91440" rIns="45720" bIns="91440" anchor="ctr" vert="vert" upright="1">
+                    <wps:bodyPr anchor="ctr" vert="vert" upright="1">
                       <a:noAutofit/>
                     </wps:bodyPr>
                   </wps:wsp>
@@ -26441,14 +25731,14 @@
         </mc:Choice>
         <mc:Fallback>
           <w:pict>
-            <v:shape id="shape_0" stroked="f" o:allowincell="f" style="position:absolute;margin-left:419.9pt;margin-top:780.65pt;width:37.25pt;height:29.6pt;mso-wrap-style:square;v-text-anchor:middle;rotation:90;mso-position-horizontal-relative:margin;mso-position-vertical-relative:page" wp14:anchorId="1A5B76DB" type="_x0000_t186" path="l-2147483642,-2147483642l-2147483623,-2147483622l-2147483642,-2147483634l-2147483642,-2147483642l-2147483621,-2147483620l-2147483642,-2147483642l-2147483619,-2147483618l-2147483642,-2147483642l-2147483642,-2147483642l-2147483617,-2147483616l-2147483639,0l-2147483642,-2147483642l-2147483615,-2147483614xel-2147483642,-2147483642l-2147483613,-2147483612l-2147483642,-2147483642l-2147483611,-2147483610l-2147483638,-2147483633l-2147483642,-2147483642l-2147483640,-2147483625l-2147483642,-2147483642l-2147483607,-2147483606l-2147483642,-2147483634l-2147483642,-2147483642l-2147483605,-2147483604e">
+            <v:shape id="shape_0" stroked="f" o:allowincell="f" style="position:absolute;margin-left:419.85pt;margin-top:780.7pt;width:37.25pt;height:29.6pt;mso-wrap-style:square;v-text-anchor:middle;rotation:90;mso-position-horizontal-relative:margin;mso-position-vertical-relative:page" wp14:anchorId="1A5B76DB" type="_x0000_t186" path="l-2147483642,-2147483642l-2147483623,-2147483622l-2147483642,-2147483634l-2147483642,-2147483642l-2147483621,-2147483620l-2147483642,-2147483642l-2147483619,-2147483618l-2147483642,-2147483642l-2147483642,-2147483642l-2147483617,-2147483616l-2147483639,0l-2147483642,-2147483642l-2147483615,-2147483614xel-2147483642,-2147483642l-2147483613,-2147483612l-2147483642,-2147483642l-2147483611,-2147483610l-2147483638,-2147483633l-2147483642,-2147483642l-2147483640,-2147483625l-2147483642,-2147483642l-2147483607,-2147483606l-2147483642,-2147483634l-2147483642,-2147483642l-2147483605,-2147483604e">
               <v:fill o:detectmouseclick="t" on="false"/>
               <v:stroke color="#3465a4" joinstyle="round" endcap="flat"/>
               <v:textbox>
                 <w:txbxContent>
                   <w:p>
                     <w:pPr>
-                      <w:pStyle w:val="FrameContents"/>
+                      <w:pStyle w:val="FrameContentsuser"/>
                       <w:spacing w:lineRule="auto" w:line="288" w:before="0" w:after="0"/>
                       <w:ind w:end="-58"/>
                       <w:jc w:val="center"/>
@@ -26571,7 +25861,7 @@
 </w:ftr>
 </file>
 
-<file path=word/footer15.xml><?xml version="1.0" encoding="utf-8"?>
+<file path=word/footer12.xml><?xml version="1.0" encoding="utf-8"?>
 <w:ftr xmlns:o="urn:schemas-microsoft-com:office:office" xmlns:r="http://schemas.openxmlformats.org/officeDocument/2006/relationships" xmlns:v="urn:schemas-microsoft-com:vml" xmlns:w="http://schemas.openxmlformats.org/wordprocessingml/2006/main" xmlns:w10="urn:schemas-microsoft-com:office:word" xmlns:wp="http://schemas.openxmlformats.org/drawingml/2006/wordprocessingDrawing" xmlns:pic="http://schemas.openxmlformats.org/drawingml/2006/picture" xmlns:wps="http://schemas.microsoft.com/office/word/2010/wordprocessingShape" xmlns:wpg="http://schemas.microsoft.com/office/word/2010/wordprocessingGroup" xmlns:mc="http://schemas.openxmlformats.org/markup-compatibility/2006" xmlns:wp14="http://schemas.microsoft.com/office/word/2010/wordprocessingDrawing" xmlns:w14="http://schemas.microsoft.com/office/word/2010/wordml" xmlns:w15="http://schemas.microsoft.com/office/word/2012/wordml" mc:Ignorable="w14 wp14 w15">
   <w:p>
     <w:pPr>
@@ -26591,18 +25881,18 @@
       <mc:AlternateContent>
         <mc:Choice Requires="wps">
           <w:drawing>
-            <wp:anchor distT="1270" distB="1270" distL="1270" distR="1270" simplePos="0" relativeHeight="7" behindDoc="1" locked="0" layoutInCell="0" allowOverlap="1" wp14:anchorId="7E31E2B7">
+            <wp:anchor distT="1270" distB="1270" distL="1270" distR="1270" simplePos="0" relativeHeight="54" behindDoc="1" locked="0" layoutInCell="0" allowOverlap="1" wp14:anchorId="7E31E2B7">
               <wp:simplePos x="0" y="0"/>
               <wp:positionH relativeFrom="margin">
-                <wp:posOffset>5242560</wp:posOffset>
+                <wp:posOffset>5241925</wp:posOffset>
               </wp:positionH>
               <wp:positionV relativeFrom="page">
-                <wp:posOffset>9816465</wp:posOffset>
+                <wp:posOffset>9817100</wp:posOffset>
               </wp:positionV>
               <wp:extent cx="355600" cy="600075"/>
               <wp:effectExtent l="1270" t="1270" r="1270" b="1270"/>
               <wp:wrapNone/>
-              <wp:docPr id="29" name="Forme automatique 8"/>
+              <wp:docPr id="24" name="Forme automatique 6"/>
               <a:graphic xmlns:a="http://schemas.openxmlformats.org/drawingml/2006/main">
                 <a:graphicData uri="http://schemas.microsoft.com/office/word/2010/wordprocessingShape">
                   <wps:wsp>
@@ -26634,7 +25924,7 @@
                       <w:txbxContent>
                         <w:p>
                           <w:pPr>
-                            <w:pStyle w:val="FrameContents"/>
+                            <w:pStyle w:val="FrameContentsuser"/>
                             <w:spacing w:lineRule="auto" w:line="288" w:before="0" w:after="0"/>
                             <w:ind w:end="-57"/>
                             <w:jc w:val="end"/>
@@ -26660,7 +25950,7 @@
                         </w:p>
                       </w:txbxContent>
                     </wps:txbx>
-                    <wps:bodyPr lIns="45720" tIns="91440" rIns="45720" bIns="91440" anchor="ctr" vert="vert" upright="1">
+                    <wps:bodyPr anchor="ctr" vert="vert" upright="1">
                       <a:noAutofit/>
                     </wps:bodyPr>
                   </wps:wsp>
@@ -26671,14 +25961,14 @@
         </mc:Choice>
         <mc:Fallback>
           <w:pict>
-            <v:shape id="shape_0" stroked="t" o:allowincell="f" style="position:absolute;margin-left:412.75pt;margin-top:772.95pt;width:27.95pt;height:47.2pt;mso-wrap-style:none;v-text-anchor:middle;rotation:90;mso-position-horizontal-relative:margin;mso-position-vertical-relative:page" wp14:anchorId="7E31E2B7" type="_x0000_t186" path="l-2147483642,-2147483642l-2147483623,-2147483622l-2147483642,-2147483634l-2147483642,-2147483642l-2147483621,-2147483620l-2147483642,-2147483642l-2147483619,-2147483618l-2147483642,-2147483642l-2147483642,-2147483642l-2147483617,-2147483616l-2147483639,0l-2147483642,-2147483642l-2147483615,-2147483614xel-2147483642,-2147483642l-2147483613,-2147483612l-2147483642,-2147483642l-2147483611,-2147483610l-2147483638,-2147483633l-2147483642,-2147483642l-2147483640,-2147483625l-2147483642,-2147483642l-2147483607,-2147483606l-2147483642,-2147483634l-2147483642,-2147483642l-2147483605,-2147483604e">
+            <v:shape id="shape_0" stroked="t" o:allowincell="f" style="position:absolute;margin-left:412.7pt;margin-top:773pt;width:27.95pt;height:47.2pt;mso-wrap-style:none;v-text-anchor:middle;rotation:90;mso-position-horizontal-relative:margin;mso-position-vertical-relative:page" wp14:anchorId="7E31E2B7" type="_x0000_t186" path="l-2147483642,-2147483642l-2147483623,-2147483622l-2147483642,-2147483634l-2147483642,-2147483642l-2147483621,-2147483620l-2147483642,-2147483642l-2147483619,-2147483618l-2147483642,-2147483642l-2147483642,-2147483642l-2147483617,-2147483616l-2147483639,0l-2147483642,-2147483642l-2147483615,-2147483614xel-2147483642,-2147483642l-2147483613,-2147483612l-2147483642,-2147483642l-2147483611,-2147483610l-2147483638,-2147483633l-2147483642,-2147483642l-2147483640,-2147483625l-2147483642,-2147483642l-2147483607,-2147483606l-2147483642,-2147483634l-2147483642,-2147483642l-2147483605,-2147483604e">
               <v:fill o:detectmouseclick="t" on="false"/>
               <v:stroke color="#d9d9d9" joinstyle="round" endcap="flat"/>
               <v:textbox>
                 <w:txbxContent>
                   <w:p>
                     <w:pPr>
-                      <w:pStyle w:val="FrameContents"/>
+                      <w:pStyle w:val="FrameContentsuser"/>
                       <w:spacing w:lineRule="auto" w:line="288" w:before="0" w:after="0"/>
                       <w:ind w:end="-57"/>
                       <w:jc w:val="end"/>
@@ -26712,18 +26002,18 @@
       <mc:AlternateContent>
         <mc:Choice Requires="wps">
           <w:drawing>
-            <wp:anchor distT="0" distB="0" distL="105410" distR="114300" simplePos="0" relativeHeight="9" behindDoc="1" locked="0" layoutInCell="0" allowOverlap="1" wp14:anchorId="1A5B76DB">
+            <wp:anchor distT="0" distB="0" distL="103505" distR="114300" simplePos="0" relativeHeight="92" behindDoc="1" locked="0" layoutInCell="0" allowOverlap="1" wp14:anchorId="1A5B76DB">
               <wp:simplePos x="0" y="0"/>
               <wp:positionH relativeFrom="margin">
-                <wp:posOffset>5332730</wp:posOffset>
+                <wp:posOffset>5332095</wp:posOffset>
               </wp:positionH>
               <wp:positionV relativeFrom="page">
-                <wp:posOffset>9914890</wp:posOffset>
+                <wp:posOffset>9915525</wp:posOffset>
               </wp:positionV>
               <wp:extent cx="473710" cy="376555"/>
               <wp:effectExtent l="0" t="0" r="0" b="0"/>
               <wp:wrapSquare wrapText="bothSides"/>
-              <wp:docPr id="30" name="Forme automatique 9"/>
+              <wp:docPr id="25" name="Forme automatique 7"/>
               <a:graphic xmlns:a="http://schemas.openxmlformats.org/drawingml/2006/main">
                 <a:graphicData uri="http://schemas.microsoft.com/office/word/2010/wordprocessingShape">
                   <wps:wsp>
@@ -26753,7 +26043,7 @@
                       <w:txbxContent>
                         <w:p>
                           <w:pPr>
-                            <w:pStyle w:val="FrameContents"/>
+                            <w:pStyle w:val="FrameContentsuser"/>
                             <w:spacing w:lineRule="auto" w:line="288" w:before="0" w:after="0"/>
                             <w:ind w:end="-58"/>
                             <w:jc w:val="center"/>
@@ -26824,7 +26114,7 @@
                         </w:p>
                       </w:txbxContent>
                     </wps:txbx>
-                    <wps:bodyPr lIns="45720" tIns="91440" rIns="45720" bIns="91440" anchor="ctr" vert="vert" upright="1">
+                    <wps:bodyPr anchor="ctr" vert="vert" upright="1">
                       <a:noAutofit/>
                     </wps:bodyPr>
                   </wps:wsp>
@@ -26835,14 +26125,14 @@
         </mc:Choice>
         <mc:Fallback>
           <w:pict>
-            <v:shape id="shape_0" stroked="f" o:allowincell="f" style="position:absolute;margin-left:419.9pt;margin-top:780.65pt;width:37.25pt;height:29.6pt;mso-wrap-style:square;v-text-anchor:middle;rotation:90;mso-position-horizontal-relative:margin;mso-position-vertical-relative:page" wp14:anchorId="1A5B76DB" type="_x0000_t186" path="l-2147483642,-2147483642l-2147483623,-2147483622l-2147483642,-2147483634l-2147483642,-2147483642l-2147483621,-2147483620l-2147483642,-2147483642l-2147483619,-2147483618l-2147483642,-2147483642l-2147483642,-2147483642l-2147483617,-2147483616l-2147483639,0l-2147483642,-2147483642l-2147483615,-2147483614xel-2147483642,-2147483642l-2147483613,-2147483612l-2147483642,-2147483642l-2147483611,-2147483610l-2147483638,-2147483633l-2147483642,-2147483642l-2147483640,-2147483625l-2147483642,-2147483642l-2147483607,-2147483606l-2147483642,-2147483634l-2147483642,-2147483642l-2147483605,-2147483604e">
+            <v:shape id="shape_0" stroked="f" o:allowincell="f" style="position:absolute;margin-left:419.85pt;margin-top:780.7pt;width:37.25pt;height:29.6pt;mso-wrap-style:square;v-text-anchor:middle;rotation:90;mso-position-horizontal-relative:margin;mso-position-vertical-relative:page" wp14:anchorId="1A5B76DB" type="_x0000_t186" path="l-2147483642,-2147483642l-2147483623,-2147483622l-2147483642,-2147483634l-2147483642,-2147483642l-2147483621,-2147483620l-2147483642,-2147483642l-2147483619,-2147483618l-2147483642,-2147483642l-2147483642,-2147483642l-2147483617,-2147483616l-2147483639,0l-2147483642,-2147483642l-2147483615,-2147483614xel-2147483642,-2147483642l-2147483613,-2147483612l-2147483642,-2147483642l-2147483611,-2147483610l-2147483638,-2147483633l-2147483642,-2147483642l-2147483640,-2147483625l-2147483642,-2147483642l-2147483607,-2147483606l-2147483642,-2147483634l-2147483642,-2147483642l-2147483605,-2147483604e">
               <v:fill o:detectmouseclick="t" on="false"/>
               <v:stroke color="#3465a4" joinstyle="round" endcap="flat"/>
               <v:textbox>
                 <w:txbxContent>
                   <w:p>
                     <w:pPr>
-                      <w:pStyle w:val="FrameContents"/>
+                      <w:pStyle w:val="FrameContentsuser"/>
                       <w:spacing w:lineRule="auto" w:line="288" w:before="0" w:after="0"/>
                       <w:ind w:end="-58"/>
                       <w:jc w:val="center"/>
@@ -26965,6 +26255,808 @@
 </w:ftr>
 </file>
 
+<file path=word/footer13.xml><?xml version="1.0" encoding="utf-8"?>
+<w:ftr xmlns:o="urn:schemas-microsoft-com:office:office" xmlns:r="http://schemas.openxmlformats.org/officeDocument/2006/relationships" xmlns:v="urn:schemas-microsoft-com:vml" xmlns:w="http://schemas.openxmlformats.org/wordprocessingml/2006/main" xmlns:w10="urn:schemas-microsoft-com:office:word" xmlns:wp="http://schemas.openxmlformats.org/drawingml/2006/wordprocessingDrawing" xmlns:pic="http://schemas.openxmlformats.org/drawingml/2006/picture" xmlns:wps="http://schemas.microsoft.com/office/word/2010/wordprocessingShape" xmlns:wpg="http://schemas.microsoft.com/office/word/2010/wordprocessingGroup" xmlns:mc="http://schemas.openxmlformats.org/markup-compatibility/2006" xmlns:wp14="http://schemas.microsoft.com/office/word/2010/wordprocessingDrawing" xmlns:w14="http://schemas.microsoft.com/office/word/2010/wordml" xmlns:w15="http://schemas.microsoft.com/office/word/2012/wordml" mc:Ignorable="w14 wp14 w15">
+  <w:p>
+    <w:pPr>
+      <w:pStyle w:val="Footer"/>
+      <w:rPr/>
+    </w:pPr>
+    <w:r>
+      <w:rPr/>
+    </w:r>
+  </w:p>
+</w:ftr>
+</file>
+
+<file path=word/footer14.xml><?xml version="1.0" encoding="utf-8"?>
+<w:ftr xmlns:o="urn:schemas-microsoft-com:office:office" xmlns:r="http://schemas.openxmlformats.org/officeDocument/2006/relationships" xmlns:v="urn:schemas-microsoft-com:vml" xmlns:w="http://schemas.openxmlformats.org/wordprocessingml/2006/main" xmlns:w10="urn:schemas-microsoft-com:office:word" xmlns:wp="http://schemas.openxmlformats.org/drawingml/2006/wordprocessingDrawing" xmlns:pic="http://schemas.openxmlformats.org/drawingml/2006/picture" xmlns:wps="http://schemas.microsoft.com/office/word/2010/wordprocessingShape" xmlns:wpg="http://schemas.microsoft.com/office/word/2010/wordprocessingGroup" xmlns:mc="http://schemas.openxmlformats.org/markup-compatibility/2006" xmlns:wp14="http://schemas.microsoft.com/office/word/2010/wordprocessingDrawing" xmlns:w14="http://schemas.microsoft.com/office/word/2010/wordml" xmlns:w15="http://schemas.microsoft.com/office/word/2012/wordml" mc:Ignorable="w14 wp14 w15">
+  <w:p>
+    <w:pPr>
+      <w:pStyle w:val="Footer"/>
+      <w:tabs>
+        <w:tab w:val="clear" w:pos="4536"/>
+        <w:tab w:val="center" w:pos="8364" w:leader="none"/>
+      </w:tabs>
+      <w:ind w:start="-426"/>
+      <w:rPr>
+        <w:color w:themeColor="text1" w:themeTint="80" w:val="7F7F7F"/>
+        <w:sz w:val="18"/>
+        <w:szCs w:val="18"/>
+      </w:rPr>
+    </w:pPr>
+    <w:r>
+      <mc:AlternateContent>
+        <mc:Choice Requires="wps">
+          <w:drawing>
+            <wp:anchor distT="1270" distB="1270" distL="1270" distR="1270" simplePos="0" relativeHeight="7" behindDoc="1" locked="0" layoutInCell="0" allowOverlap="1" wp14:anchorId="7E31E2B7">
+              <wp:simplePos x="0" y="0"/>
+              <wp:positionH relativeFrom="margin">
+                <wp:posOffset>5241925</wp:posOffset>
+              </wp:positionH>
+              <wp:positionV relativeFrom="page">
+                <wp:posOffset>9817100</wp:posOffset>
+              </wp:positionV>
+              <wp:extent cx="355600" cy="600075"/>
+              <wp:effectExtent l="1270" t="1270" r="1270" b="1270"/>
+              <wp:wrapNone/>
+              <wp:docPr id="27" name="Forme automatique 8"/>
+              <a:graphic xmlns:a="http://schemas.openxmlformats.org/drawingml/2006/main">
+                <a:graphicData uri="http://schemas.microsoft.com/office/word/2010/wordprocessingShape">
+                  <wps:wsp>
+                    <wps:cNvSpPr/>
+                    <wps:spPr>
+                      <a:xfrm rot="5400000">
+                        <a:off x="0" y="0"/>
+                        <a:ext cx="355680" cy="600120"/>
+                      </a:xfrm>
+                      <a:prstGeom prst="bracePair">
+                        <a:avLst>
+                          <a:gd name="adj" fmla="val 8333"/>
+                        </a:avLst>
+                      </a:prstGeom>
+                      <a:noFill/>
+                      <a:ln w="0">
+                        <a:solidFill>
+                          <a:srgbClr val="D9D9D9"/>
+                        </a:solidFill>
+                      </a:ln>
+                    </wps:spPr>
+                    <wps:style>
+                      <a:lnRef idx="0"/>
+                      <a:fillRef idx="0"/>
+                      <a:effectRef idx="0"/>
+                      <a:fontRef idx="minor"/>
+                    </wps:style>
+                    <wps:txbx>
+                      <w:txbxContent>
+                        <w:p>
+                          <w:pPr>
+                            <w:pStyle w:val="FrameContentsuser"/>
+                            <w:spacing w:lineRule="auto" w:line="288" w:before="0" w:after="0"/>
+                            <w:ind w:end="-57"/>
+                            <w:jc w:val="end"/>
+                            <w:rPr>
+                              <w:rFonts w:ascii="Cambria" w:hAnsi="Cambria" w:eastAsia="" w:cs="" w:asciiTheme="majorHAnsi" w:cstheme="majorBidi" w:eastAsiaTheme="majorEastAsia" w:hAnsiTheme="majorHAnsi"/>
+                              <w:b/>
+                              <w:iCs/>
+                              <w:color w:themeColor="text1" w:themeTint="bf" w:val="404040"/>
+                              <w:sz w:val="28"/>
+                              <w:szCs w:val="28"/>
+                            </w:rPr>
+                          </w:pPr>
+                          <w:r>
+                            <w:rPr>
+                              <w:rFonts w:eastAsia="" w:cs="" w:cstheme="majorBidi" w:eastAsiaTheme="majorEastAsia" w:ascii="Cambria" w:hAnsi="Cambria"/>
+                              <w:b/>
+                              <w:iCs/>
+                              <w:color w:themeColor="text1" w:themeTint="bf" w:val="404040"/>
+                              <w:sz w:val="28"/>
+                              <w:szCs w:val="28"/>
+                            </w:rPr>
+                          </w:r>
+                        </w:p>
+                      </w:txbxContent>
+                    </wps:txbx>
+                    <wps:bodyPr anchor="ctr" vert="vert" upright="1">
+                      <a:noAutofit/>
+                    </wps:bodyPr>
+                  </wps:wsp>
+                </a:graphicData>
+              </a:graphic>
+            </wp:anchor>
+          </w:drawing>
+        </mc:Choice>
+        <mc:Fallback>
+          <w:pict>
+            <v:shape id="shape_0" stroked="t" o:allowincell="f" style="position:absolute;margin-left:412.7pt;margin-top:773pt;width:27.95pt;height:47.2pt;mso-wrap-style:none;v-text-anchor:middle;rotation:90;mso-position-horizontal-relative:margin;mso-position-vertical-relative:page" wp14:anchorId="7E31E2B7" type="_x0000_t186" path="l-2147483642,-2147483642l-2147483623,-2147483622l-2147483642,-2147483634l-2147483642,-2147483642l-2147483621,-2147483620l-2147483642,-2147483642l-2147483619,-2147483618l-2147483642,-2147483642l-2147483642,-2147483642l-2147483617,-2147483616l-2147483639,0l-2147483642,-2147483642l-2147483615,-2147483614xel-2147483642,-2147483642l-2147483613,-2147483612l-2147483642,-2147483642l-2147483611,-2147483610l-2147483638,-2147483633l-2147483642,-2147483642l-2147483640,-2147483625l-2147483642,-2147483642l-2147483607,-2147483606l-2147483642,-2147483634l-2147483642,-2147483642l-2147483605,-2147483604e">
+              <v:fill o:detectmouseclick="t" on="false"/>
+              <v:stroke color="#d9d9d9" joinstyle="round" endcap="flat"/>
+              <v:textbox>
+                <w:txbxContent>
+                  <w:p>
+                    <w:pPr>
+                      <w:pStyle w:val="FrameContentsuser"/>
+                      <w:spacing w:lineRule="auto" w:line="288" w:before="0" w:after="0"/>
+                      <w:ind w:end="-57"/>
+                      <w:jc w:val="end"/>
+                      <w:rPr>
+                        <w:rFonts w:ascii="Cambria" w:hAnsi="Cambria" w:eastAsia="" w:cs="" w:asciiTheme="majorHAnsi" w:cstheme="majorBidi" w:eastAsiaTheme="majorEastAsia" w:hAnsiTheme="majorHAnsi"/>
+                        <w:b/>
+                        <w:iCs/>
+                        <w:color w:themeColor="text1" w:themeTint="bf" w:val="404040"/>
+                        <w:sz w:val="28"/>
+                        <w:szCs w:val="28"/>
+                      </w:rPr>
+                    </w:pPr>
+                    <w:r>
+                      <w:rPr>
+                        <w:rFonts w:eastAsia="" w:cs="" w:cstheme="majorBidi" w:eastAsiaTheme="majorEastAsia" w:ascii="Cambria" w:hAnsi="Cambria"/>
+                        <w:b/>
+                        <w:iCs/>
+                        <w:color w:themeColor="text1" w:themeTint="bf" w:val="404040"/>
+                        <w:sz w:val="28"/>
+                        <w:szCs w:val="28"/>
+                      </w:rPr>
+                    </w:r>
+                  </w:p>
+                </w:txbxContent>
+              </v:textbox>
+              <w10:wrap type="none"/>
+            </v:shape>
+          </w:pict>
+        </mc:Fallback>
+      </mc:AlternateContent>
+      <mc:AlternateContent>
+        <mc:Choice Requires="wps">
+          <w:drawing>
+            <wp:anchor distT="0" distB="0" distL="103505" distR="114300" simplePos="0" relativeHeight="9" behindDoc="1" locked="0" layoutInCell="0" allowOverlap="1" wp14:anchorId="1A5B76DB">
+              <wp:simplePos x="0" y="0"/>
+              <wp:positionH relativeFrom="margin">
+                <wp:posOffset>5332095</wp:posOffset>
+              </wp:positionH>
+              <wp:positionV relativeFrom="page">
+                <wp:posOffset>9915525</wp:posOffset>
+              </wp:positionV>
+              <wp:extent cx="473710" cy="376555"/>
+              <wp:effectExtent l="0" t="0" r="0" b="0"/>
+              <wp:wrapSquare wrapText="bothSides"/>
+              <wp:docPr id="28" name="Forme automatique 9"/>
+              <a:graphic xmlns:a="http://schemas.openxmlformats.org/drawingml/2006/main">
+                <a:graphicData uri="http://schemas.microsoft.com/office/word/2010/wordprocessingShape">
+                  <wps:wsp>
+                    <wps:cNvSpPr/>
+                    <wps:spPr>
+                      <a:xfrm rot="5400000">
+                        <a:off x="0" y="0"/>
+                        <a:ext cx="473760" cy="376560"/>
+                      </a:xfrm>
+                      <a:prstGeom prst="bracePair">
+                        <a:avLst>
+                          <a:gd name="adj" fmla="val 8333"/>
+                        </a:avLst>
+                      </a:prstGeom>
+                      <a:noFill/>
+                      <a:ln w="0">
+                        <a:noFill/>
+                      </a:ln>
+                    </wps:spPr>
+                    <wps:style>
+                      <a:lnRef idx="0"/>
+                      <a:fillRef idx="0"/>
+                      <a:effectRef idx="0"/>
+                      <a:fontRef idx="minor"/>
+                    </wps:style>
+                    <wps:txbx>
+                      <w:txbxContent>
+                        <w:p>
+                          <w:pPr>
+                            <w:pStyle w:val="FrameContentsuser"/>
+                            <w:spacing w:lineRule="auto" w:line="288" w:before="0" w:after="0"/>
+                            <w:ind w:end="-58"/>
+                            <w:jc w:val="center"/>
+                            <w:rPr>
+                              <w:rFonts w:ascii="Cambria" w:hAnsi="Cambria" w:eastAsia="" w:cs="" w:asciiTheme="majorHAnsi" w:cstheme="majorBidi" w:eastAsiaTheme="majorEastAsia" w:hAnsiTheme="majorHAnsi"/>
+                              <w:b/>
+                              <w:iCs/>
+                              <w:color w:themeColor="text1" w:themeTint="bf" w:val="404040"/>
+                              <w:sz w:val="28"/>
+                              <w:szCs w:val="28"/>
+                            </w:rPr>
+                          </w:pPr>
+                          <w:r>
+                            <w:rPr>
+                              <w:rFonts w:eastAsia="" w:cs="" w:ascii="Cambria" w:hAnsi="Cambria"/>
+                              <w:b/>
+                              <w:iCs/>
+                              <w:color w:themeColor="text1" w:themeTint="bf" w:val="404040"/>
+                              <w:sz w:val="28"/>
+                              <w:szCs w:val="28"/>
+                            </w:rPr>
+                            <w:fldChar w:fldCharType="begin"/>
+                          </w:r>
+                          <w:r>
+                            <w:rPr>
+                              <w:rFonts w:eastAsia="" w:cs="" w:ascii="Cambria" w:hAnsi="Cambria"/>
+                              <w:b/>
+                              <w:iCs/>
+                              <w:color w:themeColor="text1" w:themeTint="bf" w:val="404040"/>
+                              <w:sz w:val="28"/>
+                              <w:szCs w:val="28"/>
+                            </w:rPr>
+                            <w:instrText xml:space="preserve"> PAGE </w:instrText>
+                          </w:r>
+                          <w:r>
+                            <w:rPr>
+                              <w:rFonts w:eastAsia="" w:cs="" w:ascii="Cambria" w:hAnsi="Cambria"/>
+                              <w:b/>
+                              <w:iCs/>
+                              <w:color w:themeColor="text1" w:themeTint="bf" w:val="404040"/>
+                              <w:sz w:val="28"/>
+                              <w:szCs w:val="28"/>
+                            </w:rPr>
+                            <w:fldChar w:fldCharType="separate"/>
+                          </w:r>
+                          <w:r>
+                            <w:rPr>
+                              <w:rFonts w:eastAsia="" w:cs="" w:ascii="Cambria" w:hAnsi="Cambria"/>
+                              <w:b/>
+                              <w:iCs/>
+                              <w:color w:themeColor="text1" w:themeTint="bf" w:val="404040"/>
+                              <w:sz w:val="28"/>
+                              <w:szCs w:val="28"/>
+                            </w:rPr>
+                            <w:t>23</w:t>
+                          </w:r>
+                          <w:r>
+                            <w:rPr>
+                              <w:rFonts w:eastAsia="" w:cs="" w:ascii="Cambria" w:hAnsi="Cambria"/>
+                              <w:b/>
+                              <w:iCs/>
+                              <w:color w:themeColor="text1" w:themeTint="bf" w:val="404040"/>
+                              <w:sz w:val="28"/>
+                              <w:szCs w:val="28"/>
+                            </w:rPr>
+                            <w:fldChar w:fldCharType="end"/>
+                          </w:r>
+                        </w:p>
+                      </w:txbxContent>
+                    </wps:txbx>
+                    <wps:bodyPr anchor="ctr" vert="vert" upright="1">
+                      <a:noAutofit/>
+                    </wps:bodyPr>
+                  </wps:wsp>
+                </a:graphicData>
+              </a:graphic>
+            </wp:anchor>
+          </w:drawing>
+        </mc:Choice>
+        <mc:Fallback>
+          <w:pict>
+            <v:shape id="shape_0" stroked="f" o:allowincell="f" style="position:absolute;margin-left:419.85pt;margin-top:780.7pt;width:37.25pt;height:29.6pt;mso-wrap-style:square;v-text-anchor:middle;rotation:90;mso-position-horizontal-relative:margin;mso-position-vertical-relative:page" wp14:anchorId="1A5B76DB" type="_x0000_t186" path="l-2147483642,-2147483642l-2147483623,-2147483622l-2147483642,-2147483634l-2147483642,-2147483642l-2147483621,-2147483620l-2147483642,-2147483642l-2147483619,-2147483618l-2147483642,-2147483642l-2147483642,-2147483642l-2147483617,-2147483616l-2147483639,0l-2147483642,-2147483642l-2147483615,-2147483614xel-2147483642,-2147483642l-2147483613,-2147483612l-2147483642,-2147483642l-2147483611,-2147483610l-2147483638,-2147483633l-2147483642,-2147483642l-2147483640,-2147483625l-2147483642,-2147483642l-2147483607,-2147483606l-2147483642,-2147483634l-2147483642,-2147483642l-2147483605,-2147483604e">
+              <v:fill o:detectmouseclick="t" on="false"/>
+              <v:stroke color="#3465a4" joinstyle="round" endcap="flat"/>
+              <v:textbox>
+                <w:txbxContent>
+                  <w:p>
+                    <w:pPr>
+                      <w:pStyle w:val="FrameContentsuser"/>
+                      <w:spacing w:lineRule="auto" w:line="288" w:before="0" w:after="0"/>
+                      <w:ind w:end="-58"/>
+                      <w:jc w:val="center"/>
+                      <w:rPr>
+                        <w:rFonts w:ascii="Cambria" w:hAnsi="Cambria" w:eastAsia="" w:cs="" w:asciiTheme="majorHAnsi" w:cstheme="majorBidi" w:eastAsiaTheme="majorEastAsia" w:hAnsiTheme="majorHAnsi"/>
+                        <w:b/>
+                        <w:iCs/>
+                        <w:color w:themeColor="text1" w:themeTint="bf" w:val="404040"/>
+                        <w:sz w:val="28"/>
+                        <w:szCs w:val="28"/>
+                      </w:rPr>
+                    </w:pPr>
+                    <w:r>
+                      <w:rPr>
+                        <w:rFonts w:eastAsia="" w:cs="" w:ascii="Cambria" w:hAnsi="Cambria"/>
+                        <w:b/>
+                        <w:iCs/>
+                        <w:color w:themeColor="text1" w:themeTint="bf" w:val="404040"/>
+                        <w:sz w:val="28"/>
+                        <w:szCs w:val="28"/>
+                      </w:rPr>
+                      <w:fldChar w:fldCharType="begin"/>
+                    </w:r>
+                    <w:r>
+                      <w:rPr>
+                        <w:rFonts w:eastAsia="" w:cs="" w:ascii="Cambria" w:hAnsi="Cambria"/>
+                        <w:b/>
+                        <w:iCs/>
+                        <w:color w:themeColor="text1" w:themeTint="bf" w:val="404040"/>
+                        <w:sz w:val="28"/>
+                        <w:szCs w:val="28"/>
+                      </w:rPr>
+                      <w:instrText xml:space="preserve"> PAGE </w:instrText>
+                    </w:r>
+                    <w:r>
+                      <w:rPr>
+                        <w:rFonts w:eastAsia="" w:cs="" w:ascii="Cambria" w:hAnsi="Cambria"/>
+                        <w:b/>
+                        <w:iCs/>
+                        <w:color w:themeColor="text1" w:themeTint="bf" w:val="404040"/>
+                        <w:sz w:val="28"/>
+                        <w:szCs w:val="28"/>
+                      </w:rPr>
+                      <w:fldChar w:fldCharType="separate"/>
+                    </w:r>
+                    <w:r>
+                      <w:rPr>
+                        <w:rFonts w:eastAsia="" w:cs="" w:ascii="Cambria" w:hAnsi="Cambria"/>
+                        <w:b/>
+                        <w:iCs/>
+                        <w:color w:themeColor="text1" w:themeTint="bf" w:val="404040"/>
+                        <w:sz w:val="28"/>
+                        <w:szCs w:val="28"/>
+                      </w:rPr>
+                      <w:t>23</w:t>
+                    </w:r>
+                    <w:r>
+                      <w:rPr>
+                        <w:rFonts w:eastAsia="" w:cs="" w:ascii="Cambria" w:hAnsi="Cambria"/>
+                        <w:b/>
+                        <w:iCs/>
+                        <w:color w:themeColor="text1" w:themeTint="bf" w:val="404040"/>
+                        <w:sz w:val="28"/>
+                        <w:szCs w:val="28"/>
+                      </w:rPr>
+                      <w:fldChar w:fldCharType="end"/>
+                    </w:r>
+                  </w:p>
+                </w:txbxContent>
+              </v:textbox>
+              <w10:wrap type="square"/>
+            </v:shape>
+          </w:pict>
+        </mc:Fallback>
+      </mc:AlternateContent>
+    </w:r>
+    <w:r>
+      <w:rPr>
+        <w:rFonts w:cs="Calibri" w:cstheme="minorHAnsi"/>
+        <w:b/>
+        <w:color w:themeColor="text1" w:themeTint="80" w:val="7F7F7F"/>
+        <w:sz w:val="20"/>
+        <w:szCs w:val="20"/>
+      </w:rPr>
+      <w:t xml:space="preserve"> </w:t>
+    </w:r>
+    <w:r>
+      <w:rPr>
+        <w:color w:themeColor="text1" w:themeTint="80" w:val="7F7F7F"/>
+        <w:sz w:val="18"/>
+        <w:szCs w:val="18"/>
+      </w:rPr>
+      <w:t>DOSSIER PROFESSIONNEL-Version du 01/06/2016</w:t>
+    </w:r>
+    <w:r>
+      <w:rPr>
+        <w:color w:themeColor="text1" w:themeTint="80" w:val="7F7F7F"/>
+        <w:sz w:val="20"/>
+        <w:szCs w:val="20"/>
+      </w:rPr>
+      <w:t> </w:t>
+    </w:r>
+    <w:r>
+      <w:rPr>
+        <w:color w:themeColor="text1" w:themeTint="80" w:val="7F7F7F"/>
+      </w:rPr>
+      <w:tab/>
+      <w:t>Page</w:t>
+    </w:r>
+  </w:p>
+  <w:p>
+    <w:pPr>
+      <w:pStyle w:val="Footer"/>
+      <w:rPr/>
+    </w:pPr>
+    <w:r>
+      <w:rPr/>
+    </w:r>
+  </w:p>
+</w:ftr>
+</file>
+
+<file path=word/footer15.xml><?xml version="1.0" encoding="utf-8"?>
+<w:ftr xmlns:o="urn:schemas-microsoft-com:office:office" xmlns:r="http://schemas.openxmlformats.org/officeDocument/2006/relationships" xmlns:v="urn:schemas-microsoft-com:vml" xmlns:w="http://schemas.openxmlformats.org/wordprocessingml/2006/main" xmlns:w10="urn:schemas-microsoft-com:office:word" xmlns:wp="http://schemas.openxmlformats.org/drawingml/2006/wordprocessingDrawing" xmlns:pic="http://schemas.openxmlformats.org/drawingml/2006/picture" xmlns:wps="http://schemas.microsoft.com/office/word/2010/wordprocessingShape" xmlns:wpg="http://schemas.microsoft.com/office/word/2010/wordprocessingGroup" xmlns:mc="http://schemas.openxmlformats.org/markup-compatibility/2006" xmlns:wp14="http://schemas.microsoft.com/office/word/2010/wordprocessingDrawing" xmlns:w14="http://schemas.microsoft.com/office/word/2010/wordml" xmlns:w15="http://schemas.microsoft.com/office/word/2012/wordml" mc:Ignorable="w14 wp14 w15">
+  <w:p>
+    <w:pPr>
+      <w:pStyle w:val="Footer"/>
+      <w:tabs>
+        <w:tab w:val="clear" w:pos="4536"/>
+        <w:tab w:val="center" w:pos="8364" w:leader="none"/>
+      </w:tabs>
+      <w:ind w:start="-426"/>
+      <w:rPr>
+        <w:color w:themeColor="text1" w:themeTint="80" w:val="7F7F7F"/>
+        <w:sz w:val="18"/>
+        <w:szCs w:val="18"/>
+      </w:rPr>
+    </w:pPr>
+    <w:r>
+      <mc:AlternateContent>
+        <mc:Choice Requires="wps">
+          <w:drawing>
+            <wp:anchor distT="1270" distB="1270" distL="1270" distR="1270" simplePos="0" relativeHeight="7" behindDoc="1" locked="0" layoutInCell="0" allowOverlap="1" wp14:anchorId="7E31E2B7">
+              <wp:simplePos x="0" y="0"/>
+              <wp:positionH relativeFrom="margin">
+                <wp:posOffset>5241925</wp:posOffset>
+              </wp:positionH>
+              <wp:positionV relativeFrom="page">
+                <wp:posOffset>9817100</wp:posOffset>
+              </wp:positionV>
+              <wp:extent cx="355600" cy="600075"/>
+              <wp:effectExtent l="1270" t="1270" r="1270" b="1270"/>
+              <wp:wrapNone/>
+              <wp:docPr id="29" name="Forme automatique 8"/>
+              <a:graphic xmlns:a="http://schemas.openxmlformats.org/drawingml/2006/main">
+                <a:graphicData uri="http://schemas.microsoft.com/office/word/2010/wordprocessingShape">
+                  <wps:wsp>
+                    <wps:cNvSpPr/>
+                    <wps:spPr>
+                      <a:xfrm rot="5400000">
+                        <a:off x="0" y="0"/>
+                        <a:ext cx="355680" cy="600120"/>
+                      </a:xfrm>
+                      <a:prstGeom prst="bracePair">
+                        <a:avLst>
+                          <a:gd name="adj" fmla="val 8333"/>
+                        </a:avLst>
+                      </a:prstGeom>
+                      <a:noFill/>
+                      <a:ln w="0">
+                        <a:solidFill>
+                          <a:srgbClr val="D9D9D9"/>
+                        </a:solidFill>
+                      </a:ln>
+                    </wps:spPr>
+                    <wps:style>
+                      <a:lnRef idx="0"/>
+                      <a:fillRef idx="0"/>
+                      <a:effectRef idx="0"/>
+                      <a:fontRef idx="minor"/>
+                    </wps:style>
+                    <wps:txbx>
+                      <w:txbxContent>
+                        <w:p>
+                          <w:pPr>
+                            <w:pStyle w:val="FrameContentsuser"/>
+                            <w:spacing w:lineRule="auto" w:line="288" w:before="0" w:after="0"/>
+                            <w:ind w:end="-57"/>
+                            <w:jc w:val="end"/>
+                            <w:rPr>
+                              <w:rFonts w:ascii="Cambria" w:hAnsi="Cambria" w:eastAsia="" w:cs="" w:asciiTheme="majorHAnsi" w:cstheme="majorBidi" w:eastAsiaTheme="majorEastAsia" w:hAnsiTheme="majorHAnsi"/>
+                              <w:b/>
+                              <w:iCs/>
+                              <w:color w:themeColor="text1" w:themeTint="bf" w:val="404040"/>
+                              <w:sz w:val="28"/>
+                              <w:szCs w:val="28"/>
+                            </w:rPr>
+                          </w:pPr>
+                          <w:r>
+                            <w:rPr>
+                              <w:rFonts w:eastAsia="" w:cs="" w:cstheme="majorBidi" w:eastAsiaTheme="majorEastAsia" w:ascii="Cambria" w:hAnsi="Cambria"/>
+                              <w:b/>
+                              <w:iCs/>
+                              <w:color w:themeColor="text1" w:themeTint="bf" w:val="404040"/>
+                              <w:sz w:val="28"/>
+                              <w:szCs w:val="28"/>
+                            </w:rPr>
+                          </w:r>
+                        </w:p>
+                      </w:txbxContent>
+                    </wps:txbx>
+                    <wps:bodyPr anchor="ctr" vert="vert" upright="1">
+                      <a:noAutofit/>
+                    </wps:bodyPr>
+                  </wps:wsp>
+                </a:graphicData>
+              </a:graphic>
+            </wp:anchor>
+          </w:drawing>
+        </mc:Choice>
+        <mc:Fallback>
+          <w:pict>
+            <v:shape id="shape_0" stroked="t" o:allowincell="f" style="position:absolute;margin-left:412.7pt;margin-top:773pt;width:27.95pt;height:47.2pt;mso-wrap-style:none;v-text-anchor:middle;rotation:90;mso-position-horizontal-relative:margin;mso-position-vertical-relative:page" wp14:anchorId="7E31E2B7" type="_x0000_t186" path="l-2147483642,-2147483642l-2147483623,-2147483622l-2147483642,-2147483634l-2147483642,-2147483642l-2147483621,-2147483620l-2147483642,-2147483642l-2147483619,-2147483618l-2147483642,-2147483642l-2147483642,-2147483642l-2147483617,-2147483616l-2147483639,0l-2147483642,-2147483642l-2147483615,-2147483614xel-2147483642,-2147483642l-2147483613,-2147483612l-2147483642,-2147483642l-2147483611,-2147483610l-2147483638,-2147483633l-2147483642,-2147483642l-2147483640,-2147483625l-2147483642,-2147483642l-2147483607,-2147483606l-2147483642,-2147483634l-2147483642,-2147483642l-2147483605,-2147483604e">
+              <v:fill o:detectmouseclick="t" on="false"/>
+              <v:stroke color="#d9d9d9" joinstyle="round" endcap="flat"/>
+              <v:textbox>
+                <w:txbxContent>
+                  <w:p>
+                    <w:pPr>
+                      <w:pStyle w:val="FrameContentsuser"/>
+                      <w:spacing w:lineRule="auto" w:line="288" w:before="0" w:after="0"/>
+                      <w:ind w:end="-57"/>
+                      <w:jc w:val="end"/>
+                      <w:rPr>
+                        <w:rFonts w:ascii="Cambria" w:hAnsi="Cambria" w:eastAsia="" w:cs="" w:asciiTheme="majorHAnsi" w:cstheme="majorBidi" w:eastAsiaTheme="majorEastAsia" w:hAnsiTheme="majorHAnsi"/>
+                        <w:b/>
+                        <w:iCs/>
+                        <w:color w:themeColor="text1" w:themeTint="bf" w:val="404040"/>
+                        <w:sz w:val="28"/>
+                        <w:szCs w:val="28"/>
+                      </w:rPr>
+                    </w:pPr>
+                    <w:r>
+                      <w:rPr>
+                        <w:rFonts w:eastAsia="" w:cs="" w:cstheme="majorBidi" w:eastAsiaTheme="majorEastAsia" w:ascii="Cambria" w:hAnsi="Cambria"/>
+                        <w:b/>
+                        <w:iCs/>
+                        <w:color w:themeColor="text1" w:themeTint="bf" w:val="404040"/>
+                        <w:sz w:val="28"/>
+                        <w:szCs w:val="28"/>
+                      </w:rPr>
+                    </w:r>
+                  </w:p>
+                </w:txbxContent>
+              </v:textbox>
+              <w10:wrap type="none"/>
+            </v:shape>
+          </w:pict>
+        </mc:Fallback>
+      </mc:AlternateContent>
+      <mc:AlternateContent>
+        <mc:Choice Requires="wps">
+          <w:drawing>
+            <wp:anchor distT="0" distB="0" distL="103505" distR="114300" simplePos="0" relativeHeight="9" behindDoc="1" locked="0" layoutInCell="0" allowOverlap="1" wp14:anchorId="1A5B76DB">
+              <wp:simplePos x="0" y="0"/>
+              <wp:positionH relativeFrom="margin">
+                <wp:posOffset>5332095</wp:posOffset>
+              </wp:positionH>
+              <wp:positionV relativeFrom="page">
+                <wp:posOffset>9915525</wp:posOffset>
+              </wp:positionV>
+              <wp:extent cx="473710" cy="376555"/>
+              <wp:effectExtent l="0" t="0" r="0" b="0"/>
+              <wp:wrapSquare wrapText="bothSides"/>
+              <wp:docPr id="30" name="Forme automatique 9"/>
+              <a:graphic xmlns:a="http://schemas.openxmlformats.org/drawingml/2006/main">
+                <a:graphicData uri="http://schemas.microsoft.com/office/word/2010/wordprocessingShape">
+                  <wps:wsp>
+                    <wps:cNvSpPr/>
+                    <wps:spPr>
+                      <a:xfrm rot="5400000">
+                        <a:off x="0" y="0"/>
+                        <a:ext cx="473760" cy="376560"/>
+                      </a:xfrm>
+                      <a:prstGeom prst="bracePair">
+                        <a:avLst>
+                          <a:gd name="adj" fmla="val 8333"/>
+                        </a:avLst>
+                      </a:prstGeom>
+                      <a:noFill/>
+                      <a:ln w="0">
+                        <a:noFill/>
+                      </a:ln>
+                    </wps:spPr>
+                    <wps:style>
+                      <a:lnRef idx="0"/>
+                      <a:fillRef idx="0"/>
+                      <a:effectRef idx="0"/>
+                      <a:fontRef idx="minor"/>
+                    </wps:style>
+                    <wps:txbx>
+                      <w:txbxContent>
+                        <w:p>
+                          <w:pPr>
+                            <w:pStyle w:val="FrameContentsuser"/>
+                            <w:spacing w:lineRule="auto" w:line="288" w:before="0" w:after="0"/>
+                            <w:ind w:end="-58"/>
+                            <w:jc w:val="center"/>
+                            <w:rPr>
+                              <w:rFonts w:ascii="Cambria" w:hAnsi="Cambria" w:eastAsia="" w:cs="" w:asciiTheme="majorHAnsi" w:cstheme="majorBidi" w:eastAsiaTheme="majorEastAsia" w:hAnsiTheme="majorHAnsi"/>
+                              <w:b/>
+                              <w:iCs/>
+                              <w:color w:themeColor="text1" w:themeTint="bf" w:val="404040"/>
+                              <w:sz w:val="28"/>
+                              <w:szCs w:val="28"/>
+                            </w:rPr>
+                          </w:pPr>
+                          <w:r>
+                            <w:rPr>
+                              <w:rFonts w:eastAsia="" w:cs="" w:ascii="Cambria" w:hAnsi="Cambria"/>
+                              <w:b/>
+                              <w:iCs/>
+                              <w:color w:themeColor="text1" w:themeTint="bf" w:val="404040"/>
+                              <w:sz w:val="28"/>
+                              <w:szCs w:val="28"/>
+                            </w:rPr>
+                            <w:fldChar w:fldCharType="begin"/>
+                          </w:r>
+                          <w:r>
+                            <w:rPr>
+                              <w:rFonts w:eastAsia="" w:cs="" w:ascii="Cambria" w:hAnsi="Cambria"/>
+                              <w:b/>
+                              <w:iCs/>
+                              <w:color w:themeColor="text1" w:themeTint="bf" w:val="404040"/>
+                              <w:sz w:val="28"/>
+                              <w:szCs w:val="28"/>
+                            </w:rPr>
+                            <w:instrText xml:space="preserve"> PAGE </w:instrText>
+                          </w:r>
+                          <w:r>
+                            <w:rPr>
+                              <w:rFonts w:eastAsia="" w:cs="" w:ascii="Cambria" w:hAnsi="Cambria"/>
+                              <w:b/>
+                              <w:iCs/>
+                              <w:color w:themeColor="text1" w:themeTint="bf" w:val="404040"/>
+                              <w:sz w:val="28"/>
+                              <w:szCs w:val="28"/>
+                            </w:rPr>
+                            <w:fldChar w:fldCharType="separate"/>
+                          </w:r>
+                          <w:r>
+                            <w:rPr>
+                              <w:rFonts w:eastAsia="" w:cs="" w:ascii="Cambria" w:hAnsi="Cambria"/>
+                              <w:b/>
+                              <w:iCs/>
+                              <w:color w:themeColor="text1" w:themeTint="bf" w:val="404040"/>
+                              <w:sz w:val="28"/>
+                              <w:szCs w:val="28"/>
+                            </w:rPr>
+                            <w:t>23</w:t>
+                          </w:r>
+                          <w:r>
+                            <w:rPr>
+                              <w:rFonts w:eastAsia="" w:cs="" w:ascii="Cambria" w:hAnsi="Cambria"/>
+                              <w:b/>
+                              <w:iCs/>
+                              <w:color w:themeColor="text1" w:themeTint="bf" w:val="404040"/>
+                              <w:sz w:val="28"/>
+                              <w:szCs w:val="28"/>
+                            </w:rPr>
+                            <w:fldChar w:fldCharType="end"/>
+                          </w:r>
+                        </w:p>
+                      </w:txbxContent>
+                    </wps:txbx>
+                    <wps:bodyPr anchor="ctr" vert="vert" upright="1">
+                      <a:noAutofit/>
+                    </wps:bodyPr>
+                  </wps:wsp>
+                </a:graphicData>
+              </a:graphic>
+            </wp:anchor>
+          </w:drawing>
+        </mc:Choice>
+        <mc:Fallback>
+          <w:pict>
+            <v:shape id="shape_0" stroked="f" o:allowincell="f" style="position:absolute;margin-left:419.85pt;margin-top:780.7pt;width:37.25pt;height:29.6pt;mso-wrap-style:square;v-text-anchor:middle;rotation:90;mso-position-horizontal-relative:margin;mso-position-vertical-relative:page" wp14:anchorId="1A5B76DB" type="_x0000_t186" path="l-2147483642,-2147483642l-2147483623,-2147483622l-2147483642,-2147483634l-2147483642,-2147483642l-2147483621,-2147483620l-2147483642,-2147483642l-2147483619,-2147483618l-2147483642,-2147483642l-2147483642,-2147483642l-2147483617,-2147483616l-2147483639,0l-2147483642,-2147483642l-2147483615,-2147483614xel-2147483642,-2147483642l-2147483613,-2147483612l-2147483642,-2147483642l-2147483611,-2147483610l-2147483638,-2147483633l-2147483642,-2147483642l-2147483640,-2147483625l-2147483642,-2147483642l-2147483607,-2147483606l-2147483642,-2147483634l-2147483642,-2147483642l-2147483605,-2147483604e">
+              <v:fill o:detectmouseclick="t" on="false"/>
+              <v:stroke color="#3465a4" joinstyle="round" endcap="flat"/>
+              <v:textbox>
+                <w:txbxContent>
+                  <w:p>
+                    <w:pPr>
+                      <w:pStyle w:val="FrameContentsuser"/>
+                      <w:spacing w:lineRule="auto" w:line="288" w:before="0" w:after="0"/>
+                      <w:ind w:end="-58"/>
+                      <w:jc w:val="center"/>
+                      <w:rPr>
+                        <w:rFonts w:ascii="Cambria" w:hAnsi="Cambria" w:eastAsia="" w:cs="" w:asciiTheme="majorHAnsi" w:cstheme="majorBidi" w:eastAsiaTheme="majorEastAsia" w:hAnsiTheme="majorHAnsi"/>
+                        <w:b/>
+                        <w:iCs/>
+                        <w:color w:themeColor="text1" w:themeTint="bf" w:val="404040"/>
+                        <w:sz w:val="28"/>
+                        <w:szCs w:val="28"/>
+                      </w:rPr>
+                    </w:pPr>
+                    <w:r>
+                      <w:rPr>
+                        <w:rFonts w:eastAsia="" w:cs="" w:ascii="Cambria" w:hAnsi="Cambria"/>
+                        <w:b/>
+                        <w:iCs/>
+                        <w:color w:themeColor="text1" w:themeTint="bf" w:val="404040"/>
+                        <w:sz w:val="28"/>
+                        <w:szCs w:val="28"/>
+                      </w:rPr>
+                      <w:fldChar w:fldCharType="begin"/>
+                    </w:r>
+                    <w:r>
+                      <w:rPr>
+                        <w:rFonts w:eastAsia="" w:cs="" w:ascii="Cambria" w:hAnsi="Cambria"/>
+                        <w:b/>
+                        <w:iCs/>
+                        <w:color w:themeColor="text1" w:themeTint="bf" w:val="404040"/>
+                        <w:sz w:val="28"/>
+                        <w:szCs w:val="28"/>
+                      </w:rPr>
+                      <w:instrText xml:space="preserve"> PAGE </w:instrText>
+                    </w:r>
+                    <w:r>
+                      <w:rPr>
+                        <w:rFonts w:eastAsia="" w:cs="" w:ascii="Cambria" w:hAnsi="Cambria"/>
+                        <w:b/>
+                        <w:iCs/>
+                        <w:color w:themeColor="text1" w:themeTint="bf" w:val="404040"/>
+                        <w:sz w:val="28"/>
+                        <w:szCs w:val="28"/>
+                      </w:rPr>
+                      <w:fldChar w:fldCharType="separate"/>
+                    </w:r>
+                    <w:r>
+                      <w:rPr>
+                        <w:rFonts w:eastAsia="" w:cs="" w:ascii="Cambria" w:hAnsi="Cambria"/>
+                        <w:b/>
+                        <w:iCs/>
+                        <w:color w:themeColor="text1" w:themeTint="bf" w:val="404040"/>
+                        <w:sz w:val="28"/>
+                        <w:szCs w:val="28"/>
+                      </w:rPr>
+                      <w:t>23</w:t>
+                    </w:r>
+                    <w:r>
+                      <w:rPr>
+                        <w:rFonts w:eastAsia="" w:cs="" w:ascii="Cambria" w:hAnsi="Cambria"/>
+                        <w:b/>
+                        <w:iCs/>
+                        <w:color w:themeColor="text1" w:themeTint="bf" w:val="404040"/>
+                        <w:sz w:val="28"/>
+                        <w:szCs w:val="28"/>
+                      </w:rPr>
+                      <w:fldChar w:fldCharType="end"/>
+                    </w:r>
+                  </w:p>
+                </w:txbxContent>
+              </v:textbox>
+              <w10:wrap type="square"/>
+            </v:shape>
+          </w:pict>
+        </mc:Fallback>
+      </mc:AlternateContent>
+    </w:r>
+    <w:r>
+      <w:rPr>
+        <w:rFonts w:cs="Calibri" w:cstheme="minorHAnsi"/>
+        <w:b/>
+        <w:color w:themeColor="text1" w:themeTint="80" w:val="7F7F7F"/>
+        <w:sz w:val="20"/>
+        <w:szCs w:val="20"/>
+      </w:rPr>
+      <w:t xml:space="preserve"> </w:t>
+    </w:r>
+    <w:r>
+      <w:rPr>
+        <w:color w:themeColor="text1" w:themeTint="80" w:val="7F7F7F"/>
+        <w:sz w:val="18"/>
+        <w:szCs w:val="18"/>
+      </w:rPr>
+      <w:t>DOSSIER PROFESSIONNEL-Version du 01/06/2016</w:t>
+    </w:r>
+    <w:r>
+      <w:rPr>
+        <w:color w:themeColor="text1" w:themeTint="80" w:val="7F7F7F"/>
+        <w:sz w:val="20"/>
+        <w:szCs w:val="20"/>
+      </w:rPr>
+      <w:t> </w:t>
+    </w:r>
+    <w:r>
+      <w:rPr>
+        <w:color w:themeColor="text1" w:themeTint="80" w:val="7F7F7F"/>
+      </w:rPr>
+      <w:tab/>
+      <w:t>Page</w:t>
+    </w:r>
+  </w:p>
+  <w:p>
+    <w:pPr>
+      <w:pStyle w:val="Footer"/>
+      <w:rPr/>
+    </w:pPr>
+    <w:r>
+      <w:rPr/>
+    </w:r>
+  </w:p>
+</w:ftr>
+</file>
+
 <file path=word/footer2.xml><?xml version="1.0" encoding="utf-8"?>
 <w:ftr xmlns:o="urn:schemas-microsoft-com:office:office" xmlns:r="http://schemas.openxmlformats.org/officeDocument/2006/relationships" xmlns:v="urn:schemas-microsoft-com:vml" xmlns:w="http://schemas.openxmlformats.org/wordprocessingml/2006/main" xmlns:w10="urn:schemas-microsoft-com:office:word" xmlns:wp="http://schemas.openxmlformats.org/drawingml/2006/wordprocessingDrawing" xmlns:pic="http://schemas.openxmlformats.org/drawingml/2006/picture" xmlns:wps="http://schemas.microsoft.com/office/word/2010/wordprocessingShape" xmlns:wpg="http://schemas.microsoft.com/office/word/2010/wordprocessingGroup" xmlns:mc="http://schemas.openxmlformats.org/markup-compatibility/2006" xmlns:wp14="http://schemas.microsoft.com/office/word/2010/wordprocessingDrawing" xmlns:w14="http://schemas.microsoft.com/office/word/2010/wordml" xmlns:w15="http://schemas.microsoft.com/office/word/2012/wordml" mc:Ignorable="w14 wp14 w15">
   <w:p>
@@ -26985,13 +27077,13 @@
       <mc:AlternateContent>
         <mc:Choice Requires="wps">
           <w:drawing>
-            <wp:anchor distT="1270" distB="1270" distL="1270" distR="1270" simplePos="0" relativeHeight="3" behindDoc="1" locked="0" layoutInCell="0" allowOverlap="1" wp14:anchorId="7E31E2B7">
+            <wp:anchor distT="1270" distB="1270" distL="1270" distR="1270" simplePos="0" relativeHeight="2" behindDoc="1" locked="0" layoutInCell="0" allowOverlap="1" wp14:anchorId="7E31E2B7">
               <wp:simplePos x="0" y="0"/>
               <wp:positionH relativeFrom="margin">
-                <wp:posOffset>5242560</wp:posOffset>
+                <wp:posOffset>5241925</wp:posOffset>
               </wp:positionH>
               <wp:positionV relativeFrom="page">
-                <wp:posOffset>9816465</wp:posOffset>
+                <wp:posOffset>9817100</wp:posOffset>
               </wp:positionV>
               <wp:extent cx="355600" cy="600075"/>
               <wp:effectExtent l="1270" t="1270" r="1270" b="1270"/>
@@ -27028,7 +27120,7 @@
                       <w:txbxContent>
                         <w:p>
                           <w:pPr>
-                            <w:pStyle w:val="FrameContents"/>
+                            <w:pStyle w:val="FrameContentsuser"/>
                             <w:spacing w:lineRule="auto" w:line="288" w:before="0" w:after="0"/>
                             <w:ind w:end="-57"/>
                             <w:jc w:val="end"/>
@@ -27054,7 +27146,7 @@
                         </w:p>
                       </w:txbxContent>
                     </wps:txbx>
-                    <wps:bodyPr lIns="45720" tIns="91440" rIns="45720" bIns="91440" anchor="ctr" vert="vert" upright="1">
+                    <wps:bodyPr anchor="ctr" vert="vert" upright="1">
                       <a:noAutofit/>
                     </wps:bodyPr>
                   </wps:wsp>
@@ -27100,14 +27192,14 @@
                 <v:h position="0,@0"/>
               </v:handles>
             </v:shapetype>
-            <v:shape id="shape_0" stroked="t" o:allowincell="f" style="position:absolute;margin-left:412.75pt;margin-top:772.95pt;width:27.95pt;height:47.2pt;mso-wrap-style:none;v-text-anchor:middle;rotation:90;mso-position-horizontal-relative:margin;mso-position-vertical-relative:page" wp14:anchorId="7E31E2B7" type="_x0000_t186" path="l-2147483642,-2147483642l-2147483623,-2147483622l-2147483642,-2147483634l-2147483642,-2147483642l-2147483621,-2147483620l-2147483642,-2147483642l-2147483619,-2147483618l-2147483642,-2147483642l-2147483642,-2147483642l-2147483617,-2147483616l-2147483639,0l-2147483642,-2147483642l-2147483615,-2147483614xel-2147483642,-2147483642l-2147483613,-2147483612l-2147483642,-2147483642l-2147483611,-2147483610l-2147483638,-2147483633l-2147483642,-2147483642l-2147483640,-2147483625l-2147483642,-2147483642l-2147483607,-2147483606l-2147483642,-2147483634l-2147483642,-2147483642l-2147483605,-2147483604e">
+            <v:shape id="shape_0" stroked="t" o:allowincell="f" style="position:absolute;margin-left:412.7pt;margin-top:773pt;width:27.95pt;height:47.2pt;mso-wrap-style:none;v-text-anchor:middle;rotation:90;mso-position-horizontal-relative:margin;mso-position-vertical-relative:page" wp14:anchorId="7E31E2B7" type="_x0000_t186" path="l-2147483642,-2147483642l-2147483623,-2147483622l-2147483642,-2147483634l-2147483642,-2147483642l-2147483621,-2147483620l-2147483642,-2147483642l-2147483619,-2147483618l-2147483642,-2147483642l-2147483642,-2147483642l-2147483617,-2147483616l-2147483639,0l-2147483642,-2147483642l-2147483615,-2147483614xel-2147483642,-2147483642l-2147483613,-2147483612l-2147483642,-2147483642l-2147483611,-2147483610l-2147483638,-2147483633l-2147483642,-2147483642l-2147483640,-2147483625l-2147483642,-2147483642l-2147483607,-2147483606l-2147483642,-2147483634l-2147483642,-2147483642l-2147483605,-2147483604e">
               <v:fill o:detectmouseclick="t" on="false"/>
               <v:stroke color="#d9d9d9" joinstyle="round" endcap="flat"/>
               <v:textbox>
                 <w:txbxContent>
                   <w:p>
                     <w:pPr>
-                      <w:pStyle w:val="FrameContents"/>
+                      <w:pStyle w:val="FrameContentsuser"/>
                       <w:spacing w:lineRule="auto" w:line="288" w:before="0" w:after="0"/>
                       <w:ind w:end="-57"/>
                       <w:jc w:val="end"/>
@@ -27141,13 +27233,13 @@
       <mc:AlternateContent>
         <mc:Choice Requires="wps">
           <w:drawing>
-            <wp:anchor distT="0" distB="0" distL="105410" distR="114300" simplePos="0" relativeHeight="105" behindDoc="1" locked="0" layoutInCell="0" allowOverlap="1" wp14:anchorId="1A5B76DB">
+            <wp:anchor distT="0" distB="0" distL="103505" distR="114300" simplePos="0" relativeHeight="14" behindDoc="1" locked="0" layoutInCell="0" allowOverlap="1" wp14:anchorId="1A5B76DB">
               <wp:simplePos x="0" y="0"/>
               <wp:positionH relativeFrom="margin">
-                <wp:posOffset>5332730</wp:posOffset>
+                <wp:posOffset>5332095</wp:posOffset>
               </wp:positionH>
               <wp:positionV relativeFrom="page">
-                <wp:posOffset>9914890</wp:posOffset>
+                <wp:posOffset>9915525</wp:posOffset>
               </wp:positionV>
               <wp:extent cx="473710" cy="376555"/>
               <wp:effectExtent l="0" t="0" r="0" b="0"/>
@@ -27182,7 +27274,7 @@
                       <w:txbxContent>
                         <w:p>
                           <w:pPr>
-                            <w:pStyle w:val="FrameContents"/>
+                            <w:pStyle w:val="FrameContentsuser"/>
                             <w:spacing w:lineRule="auto" w:line="288" w:before="0" w:after="0"/>
                             <w:ind w:end="-58"/>
                             <w:jc w:val="center"/>
@@ -27253,7 +27345,7 @@
                         </w:p>
                       </w:txbxContent>
                     </wps:txbx>
-                    <wps:bodyPr lIns="45720" tIns="91440" rIns="45720" bIns="91440" anchor="ctr" vert="vert" upright="1">
+                    <wps:bodyPr anchor="ctr" vert="vert" upright="1">
                       <a:noAutofit/>
                     </wps:bodyPr>
                   </wps:wsp>
@@ -27264,14 +27356,14 @@
         </mc:Choice>
         <mc:Fallback>
           <w:pict>
-            <v:shape id="shape_0" stroked="f" o:allowincell="f" style="position:absolute;margin-left:419.9pt;margin-top:780.65pt;width:37.25pt;height:29.6pt;mso-wrap-style:square;v-text-anchor:middle;rotation:90;mso-position-horizontal-relative:margin;mso-position-vertical-relative:page" wp14:anchorId="1A5B76DB" type="_x0000_t186" path="l-2147483642,-2147483642l-2147483623,-2147483622l-2147483642,-2147483634l-2147483642,-2147483642l-2147483621,-2147483620l-2147483642,-2147483642l-2147483619,-2147483618l-2147483642,-2147483642l-2147483642,-2147483642l-2147483617,-2147483616l-2147483639,0l-2147483642,-2147483642l-2147483615,-2147483614xel-2147483642,-2147483642l-2147483613,-2147483612l-2147483642,-2147483642l-2147483611,-2147483610l-2147483638,-2147483633l-2147483642,-2147483642l-2147483640,-2147483625l-2147483642,-2147483642l-2147483607,-2147483606l-2147483642,-2147483634l-2147483642,-2147483642l-2147483605,-2147483604e">
+            <v:shape id="shape_0" stroked="f" o:allowincell="f" style="position:absolute;margin-left:419.85pt;margin-top:780.7pt;width:37.25pt;height:29.6pt;mso-wrap-style:square;v-text-anchor:middle;rotation:90;mso-position-horizontal-relative:margin;mso-position-vertical-relative:page" wp14:anchorId="1A5B76DB" type="_x0000_t186" path="l-2147483642,-2147483642l-2147483623,-2147483622l-2147483642,-2147483634l-2147483642,-2147483642l-2147483621,-2147483620l-2147483642,-2147483642l-2147483619,-2147483618l-2147483642,-2147483642l-2147483642,-2147483642l-2147483617,-2147483616l-2147483639,0l-2147483642,-2147483642l-2147483615,-2147483614xel-2147483642,-2147483642l-2147483613,-2147483612l-2147483642,-2147483642l-2147483611,-2147483610l-2147483638,-2147483633l-2147483642,-2147483642l-2147483640,-2147483625l-2147483642,-2147483642l-2147483607,-2147483606l-2147483642,-2147483634l-2147483642,-2147483642l-2147483605,-2147483604e">
               <v:fill o:detectmouseclick="t" on="false"/>
               <v:stroke color="#3465a4" joinstyle="round" endcap="flat"/>
               <v:textbox>
                 <w:txbxContent>
                   <w:p>
                     <w:pPr>
-                      <w:pStyle w:val="FrameContents"/>
+                      <w:pStyle w:val="FrameContentsuser"/>
                       <w:spacing w:lineRule="auto" w:line="288" w:before="0" w:after="0"/>
                       <w:ind w:end="-58"/>
                       <w:jc w:val="center"/>
@@ -27414,13 +27506,13 @@
       <mc:AlternateContent>
         <mc:Choice Requires="wps">
           <w:drawing>
-            <wp:anchor distT="1270" distB="1270" distL="1270" distR="1270" simplePos="0" relativeHeight="3" behindDoc="1" locked="0" layoutInCell="0" allowOverlap="1" wp14:anchorId="7E31E2B7">
+            <wp:anchor distT="1270" distB="1270" distL="1270" distR="1270" simplePos="0" relativeHeight="2" behindDoc="1" locked="0" layoutInCell="0" allowOverlap="1" wp14:anchorId="7E31E2B7">
               <wp:simplePos x="0" y="0"/>
               <wp:positionH relativeFrom="margin">
-                <wp:posOffset>5242560</wp:posOffset>
+                <wp:posOffset>5241925</wp:posOffset>
               </wp:positionH>
               <wp:positionV relativeFrom="page">
-                <wp:posOffset>9816465</wp:posOffset>
+                <wp:posOffset>9817100</wp:posOffset>
               </wp:positionV>
               <wp:extent cx="355600" cy="600075"/>
               <wp:effectExtent l="1270" t="1270" r="1270" b="1270"/>
@@ -27457,7 +27549,7 @@
                       <w:txbxContent>
                         <w:p>
                           <w:pPr>
-                            <w:pStyle w:val="FrameContents"/>
+                            <w:pStyle w:val="FrameContentsuser"/>
                             <w:spacing w:lineRule="auto" w:line="288" w:before="0" w:after="0"/>
                             <w:ind w:end="-57"/>
                             <w:jc w:val="end"/>
@@ -27483,7 +27575,7 @@
                         </w:p>
                       </w:txbxContent>
                     </wps:txbx>
-                    <wps:bodyPr lIns="45720" tIns="91440" rIns="45720" bIns="91440" anchor="ctr" vert="vert" upright="1">
+                    <wps:bodyPr anchor="ctr" vert="vert" upright="1">
                       <a:noAutofit/>
                     </wps:bodyPr>
                   </wps:wsp>
@@ -27494,14 +27586,14 @@
         </mc:Choice>
         <mc:Fallback>
           <w:pict>
-            <v:shape id="shape_0" stroked="t" o:allowincell="f" style="position:absolute;margin-left:412.75pt;margin-top:772.95pt;width:27.95pt;height:47.2pt;mso-wrap-style:none;v-text-anchor:middle;rotation:90;mso-position-horizontal-relative:margin;mso-position-vertical-relative:page" wp14:anchorId="7E31E2B7" type="_x0000_t186" path="l-2147483642,-2147483642l-2147483623,-2147483622l-2147483642,-2147483634l-2147483642,-2147483642l-2147483621,-2147483620l-2147483642,-2147483642l-2147483619,-2147483618l-2147483642,-2147483642l-2147483642,-2147483642l-2147483617,-2147483616l-2147483639,0l-2147483642,-2147483642l-2147483615,-2147483614xel-2147483642,-2147483642l-2147483613,-2147483612l-2147483642,-2147483642l-2147483611,-2147483610l-2147483638,-2147483633l-2147483642,-2147483642l-2147483640,-2147483625l-2147483642,-2147483642l-2147483607,-2147483606l-2147483642,-2147483634l-2147483642,-2147483642l-2147483605,-2147483604e">
+            <v:shape id="shape_0" stroked="t" o:allowincell="f" style="position:absolute;margin-left:412.7pt;margin-top:773pt;width:27.95pt;height:47.2pt;mso-wrap-style:none;v-text-anchor:middle;rotation:90;mso-position-horizontal-relative:margin;mso-position-vertical-relative:page" wp14:anchorId="7E31E2B7" type="_x0000_t186" path="l-2147483642,-2147483642l-2147483623,-2147483622l-2147483642,-2147483634l-2147483642,-2147483642l-2147483621,-2147483620l-2147483642,-2147483642l-2147483619,-2147483618l-2147483642,-2147483642l-2147483642,-2147483642l-2147483617,-2147483616l-2147483639,0l-2147483642,-2147483642l-2147483615,-2147483614xel-2147483642,-2147483642l-2147483613,-2147483612l-2147483642,-2147483642l-2147483611,-2147483610l-2147483638,-2147483633l-2147483642,-2147483642l-2147483640,-2147483625l-2147483642,-2147483642l-2147483607,-2147483606l-2147483642,-2147483634l-2147483642,-2147483642l-2147483605,-2147483604e">
               <v:fill o:detectmouseclick="t" on="false"/>
               <v:stroke color="#d9d9d9" joinstyle="round" endcap="flat"/>
               <v:textbox>
                 <w:txbxContent>
                   <w:p>
                     <w:pPr>
-                      <w:pStyle w:val="FrameContents"/>
+                      <w:pStyle w:val="FrameContentsuser"/>
                       <w:spacing w:lineRule="auto" w:line="288" w:before="0" w:after="0"/>
                       <w:ind w:end="-57"/>
                       <w:jc w:val="end"/>
@@ -27535,13 +27627,13 @@
       <mc:AlternateContent>
         <mc:Choice Requires="wps">
           <w:drawing>
-            <wp:anchor distT="0" distB="0" distL="105410" distR="114300" simplePos="0" relativeHeight="105" behindDoc="1" locked="0" layoutInCell="0" allowOverlap="1" wp14:anchorId="1A5B76DB">
+            <wp:anchor distT="0" distB="0" distL="103505" distR="114300" simplePos="0" relativeHeight="14" behindDoc="1" locked="0" layoutInCell="0" allowOverlap="1" wp14:anchorId="1A5B76DB">
               <wp:simplePos x="0" y="0"/>
               <wp:positionH relativeFrom="margin">
-                <wp:posOffset>5332730</wp:posOffset>
+                <wp:posOffset>5332095</wp:posOffset>
               </wp:positionH>
               <wp:positionV relativeFrom="page">
-                <wp:posOffset>9914890</wp:posOffset>
+                <wp:posOffset>9915525</wp:posOffset>
               </wp:positionV>
               <wp:extent cx="473710" cy="376555"/>
               <wp:effectExtent l="0" t="0" r="0" b="0"/>
@@ -27576,7 +27668,7 @@
                       <w:txbxContent>
                         <w:p>
                           <w:pPr>
-                            <w:pStyle w:val="FrameContents"/>
+                            <w:pStyle w:val="FrameContentsuser"/>
                             <w:spacing w:lineRule="auto" w:line="288" w:before="0" w:after="0"/>
                             <w:ind w:end="-58"/>
                             <w:jc w:val="center"/>
@@ -27647,7 +27739,7 @@
                         </w:p>
                       </w:txbxContent>
                     </wps:txbx>
-                    <wps:bodyPr lIns="45720" tIns="91440" rIns="45720" bIns="91440" anchor="ctr" vert="vert" upright="1">
+                    <wps:bodyPr anchor="ctr" vert="vert" upright="1">
                       <a:noAutofit/>
                     </wps:bodyPr>
                   </wps:wsp>
@@ -27658,14 +27750,14 @@
         </mc:Choice>
         <mc:Fallback>
           <w:pict>
-            <v:shape id="shape_0" stroked="f" o:allowincell="f" style="position:absolute;margin-left:419.9pt;margin-top:780.65pt;width:37.25pt;height:29.6pt;mso-wrap-style:square;v-text-anchor:middle;rotation:90;mso-position-horizontal-relative:margin;mso-position-vertical-relative:page" wp14:anchorId="1A5B76DB" type="_x0000_t186" path="l-2147483642,-2147483642l-2147483623,-2147483622l-2147483642,-2147483634l-2147483642,-2147483642l-2147483621,-2147483620l-2147483642,-2147483642l-2147483619,-2147483618l-2147483642,-2147483642l-2147483642,-2147483642l-2147483617,-2147483616l-2147483639,0l-2147483642,-2147483642l-2147483615,-2147483614xel-2147483642,-2147483642l-2147483613,-2147483612l-2147483642,-2147483642l-2147483611,-2147483610l-2147483638,-2147483633l-2147483642,-2147483642l-2147483640,-2147483625l-2147483642,-2147483642l-2147483607,-2147483606l-2147483642,-2147483634l-2147483642,-2147483642l-2147483605,-2147483604e">
+            <v:shape id="shape_0" stroked="f" o:allowincell="f" style="position:absolute;margin-left:419.85pt;margin-top:780.7pt;width:37.25pt;height:29.6pt;mso-wrap-style:square;v-text-anchor:middle;rotation:90;mso-position-horizontal-relative:margin;mso-position-vertical-relative:page" wp14:anchorId="1A5B76DB" type="_x0000_t186" path="l-2147483642,-2147483642l-2147483623,-2147483622l-2147483642,-2147483634l-2147483642,-2147483642l-2147483621,-2147483620l-2147483642,-2147483642l-2147483619,-2147483618l-2147483642,-2147483642l-2147483642,-2147483642l-2147483617,-2147483616l-2147483639,0l-2147483642,-2147483642l-2147483615,-2147483614xel-2147483642,-2147483642l-2147483613,-2147483612l-2147483642,-2147483642l-2147483611,-2147483610l-2147483638,-2147483633l-2147483642,-2147483642l-2147483640,-2147483625l-2147483642,-2147483642l-2147483607,-2147483606l-2147483642,-2147483634l-2147483642,-2147483642l-2147483605,-2147483604e">
               <v:fill o:detectmouseclick="t" on="false"/>
               <v:stroke color="#3465a4" joinstyle="round" endcap="flat"/>
               <v:textbox>
                 <w:txbxContent>
                   <w:p>
                     <w:pPr>
-                      <w:pStyle w:val="FrameContents"/>
+                      <w:pStyle w:val="FrameContentsuser"/>
                       <w:spacing w:lineRule="auto" w:line="288" w:before="0" w:after="0"/>
                       <w:ind w:end="-58"/>
                       <w:jc w:val="center"/>
@@ -27822,139 +27914,18 @@
       <mc:AlternateContent>
         <mc:Choice Requires="wps">
           <w:drawing>
-            <wp:anchor distT="1270" distB="1270" distL="1270" distR="1270" simplePos="0" relativeHeight="108" behindDoc="1" locked="0" layoutInCell="0" allowOverlap="1" wp14:anchorId="7E31E2B7">
+            <wp:anchor distT="0" distB="0" distL="103505" distR="114300" simplePos="0" relativeHeight="99" behindDoc="1" locked="0" layoutInCell="0" allowOverlap="1" wp14:anchorId="1A5B76DB">
               <wp:simplePos x="0" y="0"/>
               <wp:positionH relativeFrom="margin">
-                <wp:posOffset>5242560</wp:posOffset>
+                <wp:posOffset>5332095</wp:posOffset>
               </wp:positionH>
               <wp:positionV relativeFrom="page">
-                <wp:posOffset>9816465</wp:posOffset>
-              </wp:positionV>
-              <wp:extent cx="355600" cy="600075"/>
-              <wp:effectExtent l="1270" t="1270" r="1270" b="1270"/>
-              <wp:wrapNone/>
-              <wp:docPr id="7" name="Forme automatique 1"/>
-              <a:graphic xmlns:a="http://schemas.openxmlformats.org/drawingml/2006/main">
-                <a:graphicData uri="http://schemas.microsoft.com/office/word/2010/wordprocessingShape">
-                  <wps:wsp>
-                    <wps:cNvSpPr/>
-                    <wps:spPr>
-                      <a:xfrm rot="5400000">
-                        <a:off x="0" y="0"/>
-                        <a:ext cx="355680" cy="600120"/>
-                      </a:xfrm>
-                      <a:prstGeom prst="bracePair">
-                        <a:avLst>
-                          <a:gd name="adj" fmla="val 8333"/>
-                        </a:avLst>
-                      </a:prstGeom>
-                      <a:noFill/>
-                      <a:ln w="0">
-                        <a:solidFill>
-                          <a:srgbClr val="D9D9D9"/>
-                        </a:solidFill>
-                      </a:ln>
-                    </wps:spPr>
-                    <wps:style>
-                      <a:lnRef idx="0"/>
-                      <a:fillRef idx="0"/>
-                      <a:effectRef idx="0"/>
-                      <a:fontRef idx="minor"/>
-                    </wps:style>
-                    <wps:txbx>
-                      <w:txbxContent>
-                        <w:p>
-                          <w:pPr>
-                            <w:pStyle w:val="FrameContents"/>
-                            <w:spacing w:lineRule="auto" w:line="288" w:before="0" w:after="0"/>
-                            <w:ind w:end="-57"/>
-                            <w:jc w:val="end"/>
-                            <w:rPr>
-                              <w:rFonts w:ascii="Cambria" w:hAnsi="Cambria" w:eastAsia="" w:cs="" w:asciiTheme="majorHAnsi" w:cstheme="majorBidi" w:eastAsiaTheme="majorEastAsia" w:hAnsiTheme="majorHAnsi"/>
-                              <w:b/>
-                              <w:iCs/>
-                              <w:color w:themeColor="text1" w:themeTint="bf" w:val="404040"/>
-                              <w:sz w:val="28"/>
-                              <w:szCs w:val="28"/>
-                            </w:rPr>
-                          </w:pPr>
-                          <w:r>
-                            <w:rPr>
-                              <w:rFonts w:eastAsia="" w:cs="" w:cstheme="majorBidi" w:eastAsiaTheme="majorEastAsia" w:ascii="Cambria" w:hAnsi="Cambria"/>
-                              <w:b/>
-                              <w:iCs/>
-                              <w:color w:themeColor="text1" w:themeTint="bf" w:val="404040"/>
-                              <w:sz w:val="28"/>
-                              <w:szCs w:val="28"/>
-                            </w:rPr>
-                          </w:r>
-                        </w:p>
-                      </w:txbxContent>
-                    </wps:txbx>
-                    <wps:bodyPr lIns="45720" tIns="91440" rIns="45720" bIns="91440" anchor="ctr" vert="vert" upright="1">
-                      <a:noAutofit/>
-                    </wps:bodyPr>
-                  </wps:wsp>
-                </a:graphicData>
-              </a:graphic>
-            </wp:anchor>
-          </w:drawing>
-        </mc:Choice>
-        <mc:Fallback>
-          <w:pict>
-            <v:shape id="shape_0" stroked="t" o:allowincell="f" style="position:absolute;margin-left:412.75pt;margin-top:772.95pt;width:27.95pt;height:47.2pt;mso-wrap-style:none;v-text-anchor:middle;rotation:90;mso-position-horizontal-relative:margin;mso-position-vertical-relative:page" wp14:anchorId="7E31E2B7" type="_x0000_t186" path="l-2147483642,-2147483642l-2147483623,-2147483622l-2147483642,-2147483634l-2147483642,-2147483642l-2147483621,-2147483620l-2147483642,-2147483642l-2147483619,-2147483618l-2147483642,-2147483642l-2147483642,-2147483642l-2147483617,-2147483616l-2147483639,0l-2147483642,-2147483642l-2147483615,-2147483614xel-2147483642,-2147483642l-2147483613,-2147483612l-2147483642,-2147483642l-2147483611,-2147483610l-2147483638,-2147483633l-2147483642,-2147483642l-2147483640,-2147483625l-2147483642,-2147483642l-2147483607,-2147483606l-2147483642,-2147483634l-2147483642,-2147483642l-2147483605,-2147483604e">
-              <v:fill o:detectmouseclick="t" on="false"/>
-              <v:stroke color="#d9d9d9" joinstyle="round" endcap="flat"/>
-              <v:textbox>
-                <w:txbxContent>
-                  <w:p>
-                    <w:pPr>
-                      <w:pStyle w:val="FrameContents"/>
-                      <w:spacing w:lineRule="auto" w:line="288" w:before="0" w:after="0"/>
-                      <w:ind w:end="-57"/>
-                      <w:jc w:val="end"/>
-                      <w:rPr>
-                        <w:rFonts w:ascii="Cambria" w:hAnsi="Cambria" w:eastAsia="" w:cs="" w:asciiTheme="majorHAnsi" w:cstheme="majorBidi" w:eastAsiaTheme="majorEastAsia" w:hAnsiTheme="majorHAnsi"/>
-                        <w:b/>
-                        <w:iCs/>
-                        <w:color w:themeColor="text1" w:themeTint="bf" w:val="404040"/>
-                        <w:sz w:val="28"/>
-                        <w:szCs w:val="28"/>
-                      </w:rPr>
-                    </w:pPr>
-                    <w:r>
-                      <w:rPr>
-                        <w:rFonts w:eastAsia="" w:cs="" w:cstheme="majorBidi" w:eastAsiaTheme="majorEastAsia" w:ascii="Cambria" w:hAnsi="Cambria"/>
-                        <w:b/>
-                        <w:iCs/>
-                        <w:color w:themeColor="text1" w:themeTint="bf" w:val="404040"/>
-                        <w:sz w:val="28"/>
-                        <w:szCs w:val="28"/>
-                      </w:rPr>
-                    </w:r>
-                  </w:p>
-                </w:txbxContent>
-              </v:textbox>
-              <w10:wrap type="none"/>
-            </v:shape>
-          </w:pict>
-        </mc:Fallback>
-      </mc:AlternateContent>
-      <mc:AlternateContent>
-        <mc:Choice Requires="wps">
-          <w:drawing>
-            <wp:anchor distT="0" distB="0" distL="105410" distR="114300" simplePos="0" relativeHeight="110" behindDoc="1" locked="0" layoutInCell="0" allowOverlap="1" wp14:anchorId="1A5B76DB">
-              <wp:simplePos x="0" y="0"/>
-              <wp:positionH relativeFrom="margin">
-                <wp:posOffset>5332730</wp:posOffset>
-              </wp:positionH>
-              <wp:positionV relativeFrom="page">
-                <wp:posOffset>9914890</wp:posOffset>
+                <wp:posOffset>9915525</wp:posOffset>
               </wp:positionV>
               <wp:extent cx="473710" cy="376555"/>
               <wp:effectExtent l="0" t="0" r="0" b="0"/>
               <wp:wrapSquare wrapText="bothSides"/>
-              <wp:docPr id="8" name="Forme automatique 3"/>
+              <wp:docPr id="7" name="Forme automatique 3"/>
               <a:graphic xmlns:a="http://schemas.openxmlformats.org/drawingml/2006/main">
                 <a:graphicData uri="http://schemas.microsoft.com/office/word/2010/wordprocessingShape">
                   <wps:wsp>
@@ -27984,7 +27955,7 @@
                       <w:txbxContent>
                         <w:p>
                           <w:pPr>
-                            <w:pStyle w:val="FrameContents"/>
+                            <w:pStyle w:val="FrameContentsuser"/>
                             <w:spacing w:lineRule="auto" w:line="288" w:before="0" w:after="0"/>
                             <w:ind w:end="-58"/>
                             <w:jc w:val="center"/>
@@ -28048,7 +28019,7 @@
                         </w:p>
                       </w:txbxContent>
                     </wps:txbx>
-                    <wps:bodyPr lIns="45720" tIns="91440" rIns="45720" bIns="91440" anchor="ctr" vert="vert" upright="1">
+                    <wps:bodyPr anchor="ctr" vert="vert" upright="1">
                       <a:noAutofit/>
                     </wps:bodyPr>
                   </wps:wsp>
@@ -28059,14 +28030,14 @@
         </mc:Choice>
         <mc:Fallback>
           <w:pict>
-            <v:shape id="shape_0" stroked="f" o:allowincell="f" style="position:absolute;margin-left:419.9pt;margin-top:780.65pt;width:37.25pt;height:29.6pt;mso-wrap-style:square;v-text-anchor:middle;rotation:90;mso-position-horizontal-relative:margin;mso-position-vertical-relative:page" wp14:anchorId="1A5B76DB" type="_x0000_t186" path="l-2147483642,-2147483642l-2147483623,-2147483622l-2147483642,-2147483634l-2147483642,-2147483642l-2147483621,-2147483620l-2147483642,-2147483642l-2147483619,-2147483618l-2147483642,-2147483642l-2147483642,-2147483642l-2147483617,-2147483616l-2147483639,0l-2147483642,-2147483642l-2147483615,-2147483614xel-2147483642,-2147483642l-2147483613,-2147483612l-2147483642,-2147483642l-2147483611,-2147483610l-2147483638,-2147483633l-2147483642,-2147483642l-2147483640,-2147483625l-2147483642,-2147483642l-2147483607,-2147483606l-2147483642,-2147483634l-2147483642,-2147483642l-2147483605,-2147483604e">
+            <v:shape id="shape_0" stroked="f" o:allowincell="f" style="position:absolute;margin-left:419.85pt;margin-top:780.7pt;width:37.25pt;height:29.6pt;mso-wrap-style:square;v-text-anchor:middle;rotation:90;mso-position-horizontal-relative:margin;mso-position-vertical-relative:page" wp14:anchorId="1A5B76DB" type="_x0000_t186" path="l-2147483642,-2147483642l-2147483623,-2147483622l-2147483642,-2147483634l-2147483642,-2147483642l-2147483621,-2147483620l-2147483642,-2147483642l-2147483619,-2147483618l-2147483642,-2147483642l-2147483642,-2147483642l-2147483617,-2147483616l-2147483639,0l-2147483642,-2147483642l-2147483615,-2147483614xel-2147483642,-2147483642l-2147483613,-2147483612l-2147483642,-2147483642l-2147483611,-2147483610l-2147483638,-2147483633l-2147483642,-2147483642l-2147483640,-2147483625l-2147483642,-2147483642l-2147483607,-2147483606l-2147483642,-2147483634l-2147483642,-2147483642l-2147483605,-2147483604e">
               <v:fill o:detectmouseclick="t" on="false"/>
               <v:stroke color="#3465a4" joinstyle="round" endcap="flat"/>
               <v:textbox>
                 <w:txbxContent>
                   <w:p>
                     <w:pPr>
-                      <w:pStyle w:val="FrameContents"/>
+                      <w:pStyle w:val="FrameContentsuser"/>
                       <w:spacing w:lineRule="auto" w:line="288" w:before="0" w:after="0"/>
                       <w:ind w:end="-58"/>
                       <w:jc w:val="center"/>
@@ -28131,6 +28102,127 @@
                 </w:txbxContent>
               </v:textbox>
               <w10:wrap type="square"/>
+            </v:shape>
+          </w:pict>
+        </mc:Fallback>
+      </mc:AlternateContent>
+      <mc:AlternateContent>
+        <mc:Choice Requires="wps">
+          <w:drawing>
+            <wp:anchor distT="1270" distB="1270" distL="1270" distR="1270" simplePos="0" relativeHeight="101" behindDoc="1" locked="0" layoutInCell="0" allowOverlap="1" wp14:anchorId="7E31E2B7">
+              <wp:simplePos x="0" y="0"/>
+              <wp:positionH relativeFrom="margin">
+                <wp:posOffset>5241925</wp:posOffset>
+              </wp:positionH>
+              <wp:positionV relativeFrom="page">
+                <wp:posOffset>9817100</wp:posOffset>
+              </wp:positionV>
+              <wp:extent cx="355600" cy="600075"/>
+              <wp:effectExtent l="1270" t="1270" r="1270" b="1270"/>
+              <wp:wrapNone/>
+              <wp:docPr id="8" name="Forme automatique 1"/>
+              <a:graphic xmlns:a="http://schemas.openxmlformats.org/drawingml/2006/main">
+                <a:graphicData uri="http://schemas.microsoft.com/office/word/2010/wordprocessingShape">
+                  <wps:wsp>
+                    <wps:cNvSpPr/>
+                    <wps:spPr>
+                      <a:xfrm rot="5400000">
+                        <a:off x="0" y="0"/>
+                        <a:ext cx="355680" cy="600120"/>
+                      </a:xfrm>
+                      <a:prstGeom prst="bracePair">
+                        <a:avLst>
+                          <a:gd name="adj" fmla="val 8333"/>
+                        </a:avLst>
+                      </a:prstGeom>
+                      <a:noFill/>
+                      <a:ln w="0">
+                        <a:solidFill>
+                          <a:srgbClr val="D9D9D9"/>
+                        </a:solidFill>
+                      </a:ln>
+                    </wps:spPr>
+                    <wps:style>
+                      <a:lnRef idx="0"/>
+                      <a:fillRef idx="0"/>
+                      <a:effectRef idx="0"/>
+                      <a:fontRef idx="minor"/>
+                    </wps:style>
+                    <wps:txbx>
+                      <w:txbxContent>
+                        <w:p>
+                          <w:pPr>
+                            <w:pStyle w:val="FrameContentsuser"/>
+                            <w:spacing w:lineRule="auto" w:line="288" w:before="0" w:after="0"/>
+                            <w:ind w:end="-57"/>
+                            <w:jc w:val="end"/>
+                            <w:rPr>
+                              <w:rFonts w:ascii="Cambria" w:hAnsi="Cambria" w:eastAsia="" w:cs="" w:asciiTheme="majorHAnsi" w:cstheme="majorBidi" w:eastAsiaTheme="majorEastAsia" w:hAnsiTheme="majorHAnsi"/>
+                              <w:b/>
+                              <w:iCs/>
+                              <w:color w:themeColor="text1" w:themeTint="bf" w:val="404040"/>
+                              <w:sz w:val="28"/>
+                              <w:szCs w:val="28"/>
+                            </w:rPr>
+                          </w:pPr>
+                          <w:r>
+                            <w:rPr>
+                              <w:rFonts w:eastAsia="" w:cs="" w:cstheme="majorBidi" w:eastAsiaTheme="majorEastAsia" w:ascii="Cambria" w:hAnsi="Cambria"/>
+                              <w:b/>
+                              <w:iCs/>
+                              <w:color w:themeColor="text1" w:themeTint="bf" w:val="404040"/>
+                              <w:sz w:val="28"/>
+                              <w:szCs w:val="28"/>
+                            </w:rPr>
+                          </w:r>
+                        </w:p>
+                      </w:txbxContent>
+                    </wps:txbx>
+                    <wps:bodyPr anchor="ctr" vert="vert" upright="1">
+                      <a:noAutofit/>
+                    </wps:bodyPr>
+                  </wps:wsp>
+                </a:graphicData>
+              </a:graphic>
+            </wp:anchor>
+          </w:drawing>
+        </mc:Choice>
+        <mc:Fallback>
+          <w:pict>
+            <v:shape id="shape_0" stroked="t" o:allowincell="f" style="position:absolute;margin-left:412.7pt;margin-top:773pt;width:27.95pt;height:47.2pt;mso-wrap-style:none;v-text-anchor:middle;rotation:90;mso-position-horizontal-relative:margin;mso-position-vertical-relative:page" wp14:anchorId="7E31E2B7" type="_x0000_t186" path="l-2147483642,-2147483642l-2147483623,-2147483622l-2147483642,-2147483634l-2147483642,-2147483642l-2147483621,-2147483620l-2147483642,-2147483642l-2147483619,-2147483618l-2147483642,-2147483642l-2147483642,-2147483642l-2147483617,-2147483616l-2147483639,0l-2147483642,-2147483642l-2147483615,-2147483614xel-2147483642,-2147483642l-2147483613,-2147483612l-2147483642,-2147483642l-2147483611,-2147483610l-2147483638,-2147483633l-2147483642,-2147483642l-2147483640,-2147483625l-2147483642,-2147483642l-2147483607,-2147483606l-2147483642,-2147483634l-2147483642,-2147483642l-2147483605,-2147483604e">
+              <v:fill o:detectmouseclick="t" on="false"/>
+              <v:stroke color="#d9d9d9" joinstyle="round" endcap="flat"/>
+              <v:textbox>
+                <w:txbxContent>
+                  <w:p>
+                    <w:pPr>
+                      <w:pStyle w:val="FrameContentsuser"/>
+                      <w:spacing w:lineRule="auto" w:line="288" w:before="0" w:after="0"/>
+                      <w:ind w:end="-57"/>
+                      <w:jc w:val="end"/>
+                      <w:rPr>
+                        <w:rFonts w:ascii="Cambria" w:hAnsi="Cambria" w:eastAsia="" w:cs="" w:asciiTheme="majorHAnsi" w:cstheme="majorBidi" w:eastAsiaTheme="majorEastAsia" w:hAnsiTheme="majorHAnsi"/>
+                        <w:b/>
+                        <w:iCs/>
+                        <w:color w:themeColor="text1" w:themeTint="bf" w:val="404040"/>
+                        <w:sz w:val="28"/>
+                        <w:szCs w:val="28"/>
+                      </w:rPr>
+                    </w:pPr>
+                    <w:r>
+                      <w:rPr>
+                        <w:rFonts w:eastAsia="" w:cs="" w:cstheme="majorBidi" w:eastAsiaTheme="majorEastAsia" w:ascii="Cambria" w:hAnsi="Cambria"/>
+                        <w:b/>
+                        <w:iCs/>
+                        <w:color w:themeColor="text1" w:themeTint="bf" w:val="404040"/>
+                        <w:sz w:val="28"/>
+                        <w:szCs w:val="28"/>
+                      </w:rPr>
+                    </w:r>
+                  </w:p>
+                </w:txbxContent>
+              </v:textbox>
+              <w10:wrap type="none"/>
             </v:shape>
           </w:pict>
         </mc:Fallback>
@@ -28202,139 +28294,18 @@
       <mc:AlternateContent>
         <mc:Choice Requires="wps">
           <w:drawing>
-            <wp:anchor distT="1270" distB="1270" distL="1270" distR="1270" simplePos="0" relativeHeight="108" behindDoc="1" locked="0" layoutInCell="0" allowOverlap="1" wp14:anchorId="7E31E2B7">
+            <wp:anchor distT="0" distB="0" distL="103505" distR="114300" simplePos="0" relativeHeight="99" behindDoc="1" locked="0" layoutInCell="0" allowOverlap="1" wp14:anchorId="1A5B76DB">
               <wp:simplePos x="0" y="0"/>
               <wp:positionH relativeFrom="margin">
-                <wp:posOffset>5242560</wp:posOffset>
+                <wp:posOffset>5332095</wp:posOffset>
               </wp:positionH>
               <wp:positionV relativeFrom="page">
-                <wp:posOffset>9816465</wp:posOffset>
-              </wp:positionV>
-              <wp:extent cx="355600" cy="600075"/>
-              <wp:effectExtent l="1270" t="1270" r="1270" b="1270"/>
-              <wp:wrapNone/>
-              <wp:docPr id="9" name="Forme automatique 1"/>
-              <a:graphic xmlns:a="http://schemas.openxmlformats.org/drawingml/2006/main">
-                <a:graphicData uri="http://schemas.microsoft.com/office/word/2010/wordprocessingShape">
-                  <wps:wsp>
-                    <wps:cNvSpPr/>
-                    <wps:spPr>
-                      <a:xfrm rot="5400000">
-                        <a:off x="0" y="0"/>
-                        <a:ext cx="355680" cy="600120"/>
-                      </a:xfrm>
-                      <a:prstGeom prst="bracePair">
-                        <a:avLst>
-                          <a:gd name="adj" fmla="val 8333"/>
-                        </a:avLst>
-                      </a:prstGeom>
-                      <a:noFill/>
-                      <a:ln w="0">
-                        <a:solidFill>
-                          <a:srgbClr val="D9D9D9"/>
-                        </a:solidFill>
-                      </a:ln>
-                    </wps:spPr>
-                    <wps:style>
-                      <a:lnRef idx="0"/>
-                      <a:fillRef idx="0"/>
-                      <a:effectRef idx="0"/>
-                      <a:fontRef idx="minor"/>
-                    </wps:style>
-                    <wps:txbx>
-                      <w:txbxContent>
-                        <w:p>
-                          <w:pPr>
-                            <w:pStyle w:val="FrameContents"/>
-                            <w:spacing w:lineRule="auto" w:line="288" w:before="0" w:after="0"/>
-                            <w:ind w:end="-57"/>
-                            <w:jc w:val="end"/>
-                            <w:rPr>
-                              <w:rFonts w:ascii="Cambria" w:hAnsi="Cambria" w:eastAsia="" w:cs="" w:asciiTheme="majorHAnsi" w:cstheme="majorBidi" w:eastAsiaTheme="majorEastAsia" w:hAnsiTheme="majorHAnsi"/>
-                              <w:b/>
-                              <w:iCs/>
-                              <w:color w:themeColor="text1" w:themeTint="bf" w:val="404040"/>
-                              <w:sz w:val="28"/>
-                              <w:szCs w:val="28"/>
-                            </w:rPr>
-                          </w:pPr>
-                          <w:r>
-                            <w:rPr>
-                              <w:rFonts w:eastAsia="" w:cs="" w:cstheme="majorBidi" w:eastAsiaTheme="majorEastAsia" w:ascii="Cambria" w:hAnsi="Cambria"/>
-                              <w:b/>
-                              <w:iCs/>
-                              <w:color w:themeColor="text1" w:themeTint="bf" w:val="404040"/>
-                              <w:sz w:val="28"/>
-                              <w:szCs w:val="28"/>
-                            </w:rPr>
-                          </w:r>
-                        </w:p>
-                      </w:txbxContent>
-                    </wps:txbx>
-                    <wps:bodyPr lIns="45720" tIns="91440" rIns="45720" bIns="91440" anchor="ctr" vert="vert" upright="1">
-                      <a:noAutofit/>
-                    </wps:bodyPr>
-                  </wps:wsp>
-                </a:graphicData>
-              </a:graphic>
-            </wp:anchor>
-          </w:drawing>
-        </mc:Choice>
-        <mc:Fallback>
-          <w:pict>
-            <v:shape id="shape_0" stroked="t" o:allowincell="f" style="position:absolute;margin-left:412.75pt;margin-top:772.95pt;width:27.95pt;height:47.2pt;mso-wrap-style:none;v-text-anchor:middle;rotation:90;mso-position-horizontal-relative:margin;mso-position-vertical-relative:page" wp14:anchorId="7E31E2B7" type="_x0000_t186" path="l-2147483642,-2147483642l-2147483623,-2147483622l-2147483642,-2147483634l-2147483642,-2147483642l-2147483621,-2147483620l-2147483642,-2147483642l-2147483619,-2147483618l-2147483642,-2147483642l-2147483642,-2147483642l-2147483617,-2147483616l-2147483639,0l-2147483642,-2147483642l-2147483615,-2147483614xel-2147483642,-2147483642l-2147483613,-2147483612l-2147483642,-2147483642l-2147483611,-2147483610l-2147483638,-2147483633l-2147483642,-2147483642l-2147483640,-2147483625l-2147483642,-2147483642l-2147483607,-2147483606l-2147483642,-2147483634l-2147483642,-2147483642l-2147483605,-2147483604e">
-              <v:fill o:detectmouseclick="t" on="false"/>
-              <v:stroke color="#d9d9d9" joinstyle="round" endcap="flat"/>
-              <v:textbox>
-                <w:txbxContent>
-                  <w:p>
-                    <w:pPr>
-                      <w:pStyle w:val="FrameContents"/>
-                      <w:spacing w:lineRule="auto" w:line="288" w:before="0" w:after="0"/>
-                      <w:ind w:end="-57"/>
-                      <w:jc w:val="end"/>
-                      <w:rPr>
-                        <w:rFonts w:ascii="Cambria" w:hAnsi="Cambria" w:eastAsia="" w:cs="" w:asciiTheme="majorHAnsi" w:cstheme="majorBidi" w:eastAsiaTheme="majorEastAsia" w:hAnsiTheme="majorHAnsi"/>
-                        <w:b/>
-                        <w:iCs/>
-                        <w:color w:themeColor="text1" w:themeTint="bf" w:val="404040"/>
-                        <w:sz w:val="28"/>
-                        <w:szCs w:val="28"/>
-                      </w:rPr>
-                    </w:pPr>
-                    <w:r>
-                      <w:rPr>
-                        <w:rFonts w:eastAsia="" w:cs="" w:cstheme="majorBidi" w:eastAsiaTheme="majorEastAsia" w:ascii="Cambria" w:hAnsi="Cambria"/>
-                        <w:b/>
-                        <w:iCs/>
-                        <w:color w:themeColor="text1" w:themeTint="bf" w:val="404040"/>
-                        <w:sz w:val="28"/>
-                        <w:szCs w:val="28"/>
-                      </w:rPr>
-                    </w:r>
-                  </w:p>
-                </w:txbxContent>
-              </v:textbox>
-              <w10:wrap type="none"/>
-            </v:shape>
-          </w:pict>
-        </mc:Fallback>
-      </mc:AlternateContent>
-      <mc:AlternateContent>
-        <mc:Choice Requires="wps">
-          <w:drawing>
-            <wp:anchor distT="0" distB="0" distL="105410" distR="114300" simplePos="0" relativeHeight="110" behindDoc="1" locked="0" layoutInCell="0" allowOverlap="1" wp14:anchorId="1A5B76DB">
-              <wp:simplePos x="0" y="0"/>
-              <wp:positionH relativeFrom="margin">
-                <wp:posOffset>5332730</wp:posOffset>
-              </wp:positionH>
-              <wp:positionV relativeFrom="page">
-                <wp:posOffset>9914890</wp:posOffset>
+                <wp:posOffset>9915525</wp:posOffset>
               </wp:positionV>
               <wp:extent cx="473710" cy="376555"/>
               <wp:effectExtent l="0" t="0" r="0" b="0"/>
               <wp:wrapSquare wrapText="bothSides"/>
-              <wp:docPr id="10" name="Forme automatique 3"/>
+              <wp:docPr id="9" name="Forme automatique 3"/>
               <a:graphic xmlns:a="http://schemas.openxmlformats.org/drawingml/2006/main">
                 <a:graphicData uri="http://schemas.microsoft.com/office/word/2010/wordprocessingShape">
                   <wps:wsp>
@@ -28364,7 +28335,7 @@
                       <w:txbxContent>
                         <w:p>
                           <w:pPr>
-                            <w:pStyle w:val="FrameContents"/>
+                            <w:pStyle w:val="FrameContentsuser"/>
                             <w:spacing w:lineRule="auto" w:line="288" w:before="0" w:after="0"/>
                             <w:ind w:end="-58"/>
                             <w:jc w:val="center"/>
@@ -28428,7 +28399,7 @@
                         </w:p>
                       </w:txbxContent>
                     </wps:txbx>
-                    <wps:bodyPr lIns="45720" tIns="91440" rIns="45720" bIns="91440" anchor="ctr" vert="vert" upright="1">
+                    <wps:bodyPr anchor="ctr" vert="vert" upright="1">
                       <a:noAutofit/>
                     </wps:bodyPr>
                   </wps:wsp>
@@ -28439,14 +28410,14 @@
         </mc:Choice>
         <mc:Fallback>
           <w:pict>
-            <v:shape id="shape_0" stroked="f" o:allowincell="f" style="position:absolute;margin-left:419.9pt;margin-top:780.65pt;width:37.25pt;height:29.6pt;mso-wrap-style:square;v-text-anchor:middle;rotation:90;mso-position-horizontal-relative:margin;mso-position-vertical-relative:page" wp14:anchorId="1A5B76DB" type="_x0000_t186" path="l-2147483642,-2147483642l-2147483623,-2147483622l-2147483642,-2147483634l-2147483642,-2147483642l-2147483621,-2147483620l-2147483642,-2147483642l-2147483619,-2147483618l-2147483642,-2147483642l-2147483642,-2147483642l-2147483617,-2147483616l-2147483639,0l-2147483642,-2147483642l-2147483615,-2147483614xel-2147483642,-2147483642l-2147483613,-2147483612l-2147483642,-2147483642l-2147483611,-2147483610l-2147483638,-2147483633l-2147483642,-2147483642l-2147483640,-2147483625l-2147483642,-2147483642l-2147483607,-2147483606l-2147483642,-2147483634l-2147483642,-2147483642l-2147483605,-2147483604e">
+            <v:shape id="shape_0" stroked="f" o:allowincell="f" style="position:absolute;margin-left:419.85pt;margin-top:780.7pt;width:37.25pt;height:29.6pt;mso-wrap-style:square;v-text-anchor:middle;rotation:90;mso-position-horizontal-relative:margin;mso-position-vertical-relative:page" wp14:anchorId="1A5B76DB" type="_x0000_t186" path="l-2147483642,-2147483642l-2147483623,-2147483622l-2147483642,-2147483634l-2147483642,-2147483642l-2147483621,-2147483620l-2147483642,-2147483642l-2147483619,-2147483618l-2147483642,-2147483642l-2147483642,-2147483642l-2147483617,-2147483616l-2147483639,0l-2147483642,-2147483642l-2147483615,-2147483614xel-2147483642,-2147483642l-2147483613,-2147483612l-2147483642,-2147483642l-2147483611,-2147483610l-2147483638,-2147483633l-2147483642,-2147483642l-2147483640,-2147483625l-2147483642,-2147483642l-2147483607,-2147483606l-2147483642,-2147483634l-2147483642,-2147483642l-2147483605,-2147483604e">
               <v:fill o:detectmouseclick="t" on="false"/>
               <v:stroke color="#3465a4" joinstyle="round" endcap="flat"/>
               <v:textbox>
                 <w:txbxContent>
                   <w:p>
                     <w:pPr>
-                      <w:pStyle w:val="FrameContents"/>
+                      <w:pStyle w:val="FrameContentsuser"/>
                       <w:spacing w:lineRule="auto" w:line="288" w:before="0" w:after="0"/>
                       <w:ind w:end="-58"/>
                       <w:jc w:val="center"/>
@@ -28511,6 +28482,127 @@
                 </w:txbxContent>
               </v:textbox>
               <w10:wrap type="square"/>
+            </v:shape>
+          </w:pict>
+        </mc:Fallback>
+      </mc:AlternateContent>
+      <mc:AlternateContent>
+        <mc:Choice Requires="wps">
+          <w:drawing>
+            <wp:anchor distT="1270" distB="1270" distL="1270" distR="1270" simplePos="0" relativeHeight="101" behindDoc="1" locked="0" layoutInCell="0" allowOverlap="1" wp14:anchorId="7E31E2B7">
+              <wp:simplePos x="0" y="0"/>
+              <wp:positionH relativeFrom="margin">
+                <wp:posOffset>5241925</wp:posOffset>
+              </wp:positionH>
+              <wp:positionV relativeFrom="page">
+                <wp:posOffset>9817100</wp:posOffset>
+              </wp:positionV>
+              <wp:extent cx="355600" cy="600075"/>
+              <wp:effectExtent l="1270" t="1270" r="1270" b="1270"/>
+              <wp:wrapNone/>
+              <wp:docPr id="10" name="Forme automatique 1"/>
+              <a:graphic xmlns:a="http://schemas.openxmlformats.org/drawingml/2006/main">
+                <a:graphicData uri="http://schemas.microsoft.com/office/word/2010/wordprocessingShape">
+                  <wps:wsp>
+                    <wps:cNvSpPr/>
+                    <wps:spPr>
+                      <a:xfrm rot="5400000">
+                        <a:off x="0" y="0"/>
+                        <a:ext cx="355680" cy="600120"/>
+                      </a:xfrm>
+                      <a:prstGeom prst="bracePair">
+                        <a:avLst>
+                          <a:gd name="adj" fmla="val 8333"/>
+                        </a:avLst>
+                      </a:prstGeom>
+                      <a:noFill/>
+                      <a:ln w="0">
+                        <a:solidFill>
+                          <a:srgbClr val="D9D9D9"/>
+                        </a:solidFill>
+                      </a:ln>
+                    </wps:spPr>
+                    <wps:style>
+                      <a:lnRef idx="0"/>
+                      <a:fillRef idx="0"/>
+                      <a:effectRef idx="0"/>
+                      <a:fontRef idx="minor"/>
+                    </wps:style>
+                    <wps:txbx>
+                      <w:txbxContent>
+                        <w:p>
+                          <w:pPr>
+                            <w:pStyle w:val="FrameContentsuser"/>
+                            <w:spacing w:lineRule="auto" w:line="288" w:before="0" w:after="0"/>
+                            <w:ind w:end="-57"/>
+                            <w:jc w:val="end"/>
+                            <w:rPr>
+                              <w:rFonts w:ascii="Cambria" w:hAnsi="Cambria" w:eastAsia="" w:cs="" w:asciiTheme="majorHAnsi" w:cstheme="majorBidi" w:eastAsiaTheme="majorEastAsia" w:hAnsiTheme="majorHAnsi"/>
+                              <w:b/>
+                              <w:iCs/>
+                              <w:color w:themeColor="text1" w:themeTint="bf" w:val="404040"/>
+                              <w:sz w:val="28"/>
+                              <w:szCs w:val="28"/>
+                            </w:rPr>
+                          </w:pPr>
+                          <w:r>
+                            <w:rPr>
+                              <w:rFonts w:eastAsia="" w:cs="" w:cstheme="majorBidi" w:eastAsiaTheme="majorEastAsia" w:ascii="Cambria" w:hAnsi="Cambria"/>
+                              <w:b/>
+                              <w:iCs/>
+                              <w:color w:themeColor="text1" w:themeTint="bf" w:val="404040"/>
+                              <w:sz w:val="28"/>
+                              <w:szCs w:val="28"/>
+                            </w:rPr>
+                          </w:r>
+                        </w:p>
+                      </w:txbxContent>
+                    </wps:txbx>
+                    <wps:bodyPr anchor="ctr" vert="vert" upright="1">
+                      <a:noAutofit/>
+                    </wps:bodyPr>
+                  </wps:wsp>
+                </a:graphicData>
+              </a:graphic>
+            </wp:anchor>
+          </w:drawing>
+        </mc:Choice>
+        <mc:Fallback>
+          <w:pict>
+            <v:shape id="shape_0" stroked="t" o:allowincell="f" style="position:absolute;margin-left:412.7pt;margin-top:773pt;width:27.95pt;height:47.2pt;mso-wrap-style:none;v-text-anchor:middle;rotation:90;mso-position-horizontal-relative:margin;mso-position-vertical-relative:page" wp14:anchorId="7E31E2B7" type="_x0000_t186" path="l-2147483642,-2147483642l-2147483623,-2147483622l-2147483642,-2147483634l-2147483642,-2147483642l-2147483621,-2147483620l-2147483642,-2147483642l-2147483619,-2147483618l-2147483642,-2147483642l-2147483642,-2147483642l-2147483617,-2147483616l-2147483639,0l-2147483642,-2147483642l-2147483615,-2147483614xel-2147483642,-2147483642l-2147483613,-2147483612l-2147483642,-2147483642l-2147483611,-2147483610l-2147483638,-2147483633l-2147483642,-2147483642l-2147483640,-2147483625l-2147483642,-2147483642l-2147483607,-2147483606l-2147483642,-2147483634l-2147483642,-2147483642l-2147483605,-2147483604e">
+              <v:fill o:detectmouseclick="t" on="false"/>
+              <v:stroke color="#d9d9d9" joinstyle="round" endcap="flat"/>
+              <v:textbox>
+                <w:txbxContent>
+                  <w:p>
+                    <w:pPr>
+                      <w:pStyle w:val="FrameContentsuser"/>
+                      <w:spacing w:lineRule="auto" w:line="288" w:before="0" w:after="0"/>
+                      <w:ind w:end="-57"/>
+                      <w:jc w:val="end"/>
+                      <w:rPr>
+                        <w:rFonts w:ascii="Cambria" w:hAnsi="Cambria" w:eastAsia="" w:cs="" w:asciiTheme="majorHAnsi" w:cstheme="majorBidi" w:eastAsiaTheme="majorEastAsia" w:hAnsiTheme="majorHAnsi"/>
+                        <w:b/>
+                        <w:iCs/>
+                        <w:color w:themeColor="text1" w:themeTint="bf" w:val="404040"/>
+                        <w:sz w:val="28"/>
+                        <w:szCs w:val="28"/>
+                      </w:rPr>
+                    </w:pPr>
+                    <w:r>
+                      <w:rPr>
+                        <w:rFonts w:eastAsia="" w:cs="" w:cstheme="majorBidi" w:eastAsiaTheme="majorEastAsia" w:ascii="Cambria" w:hAnsi="Cambria"/>
+                        <w:b/>
+                        <w:iCs/>
+                        <w:color w:themeColor="text1" w:themeTint="bf" w:val="404040"/>
+                        <w:sz w:val="28"/>
+                        <w:szCs w:val="28"/>
+                      </w:rPr>
+                    </w:r>
+                  </w:p>
+                </w:txbxContent>
+              </v:textbox>
+              <w10:wrap type="none"/>
             </v:shape>
           </w:pict>
         </mc:Fallback>
@@ -28596,13 +28688,13 @@
       <mc:AlternateContent>
         <mc:Choice Requires="wps">
           <w:drawing>
-            <wp:anchor distT="0" distB="0" distL="105410" distR="114300" simplePos="0" relativeHeight="14" behindDoc="1" locked="0" layoutInCell="0" allowOverlap="1" wp14:anchorId="1A5B76DB">
+            <wp:anchor distT="0" distB="0" distL="103505" distR="114300" simplePos="0" relativeHeight="16" behindDoc="1" locked="0" layoutInCell="0" allowOverlap="1" wp14:anchorId="1A5B76DB">
               <wp:simplePos x="0" y="0"/>
               <wp:positionH relativeFrom="margin">
-                <wp:posOffset>5332730</wp:posOffset>
+                <wp:posOffset>5332095</wp:posOffset>
               </wp:positionH>
               <wp:positionV relativeFrom="page">
-                <wp:posOffset>9914890</wp:posOffset>
+                <wp:posOffset>9915525</wp:posOffset>
               </wp:positionV>
               <wp:extent cx="473710" cy="376555"/>
               <wp:effectExtent l="0" t="0" r="0" b="0"/>
@@ -28637,7 +28729,7 @@
                       <w:txbxContent>
                         <w:p>
                           <w:pPr>
-                            <w:pStyle w:val="FrameContents"/>
+                            <w:pStyle w:val="FrameContentsuser"/>
                             <w:spacing w:lineRule="auto" w:line="288" w:before="0" w:after="0"/>
                             <w:ind w:end="-58"/>
                             <w:jc w:val="center"/>
@@ -28708,7 +28800,7 @@
                         </w:p>
                       </w:txbxContent>
                     </wps:txbx>
-                    <wps:bodyPr lIns="45720" tIns="91440" rIns="45720" bIns="91440" anchor="ctr" vert="vert" upright="1">
+                    <wps:bodyPr anchor="ctr" vert="vert" upright="1">
                       <a:noAutofit/>
                     </wps:bodyPr>
                   </wps:wsp>
@@ -28719,14 +28811,14 @@
         </mc:Choice>
         <mc:Fallback>
           <w:pict>
-            <v:shape id="shape_0" stroked="f" o:allowincell="f" style="position:absolute;margin-left:419.9pt;margin-top:780.65pt;width:37.25pt;height:29.6pt;mso-wrap-style:square;v-text-anchor:middle;rotation:90;mso-position-horizontal-relative:margin;mso-position-vertical-relative:page" wp14:anchorId="1A5B76DB" type="_x0000_t186" path="l-2147483642,-2147483642l-2147483623,-2147483622l-2147483642,-2147483634l-2147483642,-2147483642l-2147483621,-2147483620l-2147483642,-2147483642l-2147483619,-2147483618l-2147483642,-2147483642l-2147483642,-2147483642l-2147483617,-2147483616l-2147483639,0l-2147483642,-2147483642l-2147483615,-2147483614xel-2147483642,-2147483642l-2147483613,-2147483612l-2147483642,-2147483642l-2147483611,-2147483610l-2147483638,-2147483633l-2147483642,-2147483642l-2147483640,-2147483625l-2147483642,-2147483642l-2147483607,-2147483606l-2147483642,-2147483634l-2147483642,-2147483642l-2147483605,-2147483604e">
+            <v:shape id="shape_0" stroked="f" o:allowincell="f" style="position:absolute;margin-left:419.85pt;margin-top:780.7pt;width:37.25pt;height:29.6pt;mso-wrap-style:square;v-text-anchor:middle;rotation:90;mso-position-horizontal-relative:margin;mso-position-vertical-relative:page" wp14:anchorId="1A5B76DB" type="_x0000_t186" path="l-2147483642,-2147483642l-2147483623,-2147483622l-2147483642,-2147483634l-2147483642,-2147483642l-2147483621,-2147483620l-2147483642,-2147483642l-2147483619,-2147483618l-2147483642,-2147483642l-2147483642,-2147483642l-2147483617,-2147483616l-2147483639,0l-2147483642,-2147483642l-2147483615,-2147483614xel-2147483642,-2147483642l-2147483613,-2147483612l-2147483642,-2147483642l-2147483611,-2147483610l-2147483638,-2147483633l-2147483642,-2147483642l-2147483640,-2147483625l-2147483642,-2147483642l-2147483607,-2147483606l-2147483642,-2147483634l-2147483642,-2147483642l-2147483605,-2147483604e">
               <v:fill o:detectmouseclick="t" on="false"/>
               <v:stroke color="#3465a4" joinstyle="round" endcap="flat"/>
               <v:textbox>
                 <w:txbxContent>
                   <w:p>
                     <w:pPr>
-                      <w:pStyle w:val="FrameContents"/>
+                      <w:pStyle w:val="FrameContentsuser"/>
                       <w:spacing w:lineRule="auto" w:line="288" w:before="0" w:after="0"/>
                       <w:ind w:end="-58"/>
                       <w:jc w:val="center"/>
@@ -28805,13 +28897,13 @@
       <mc:AlternateContent>
         <mc:Choice Requires="wps">
           <w:drawing>
-            <wp:anchor distT="1270" distB="1270" distL="1270" distR="1270" simplePos="0" relativeHeight="94" behindDoc="1" locked="0" layoutInCell="0" allowOverlap="1" wp14:anchorId="7E31E2B7">
+            <wp:anchor distT="1270" distB="1270" distL="1270" distR="1270" simplePos="0" relativeHeight="95" behindDoc="1" locked="0" layoutInCell="0" allowOverlap="1" wp14:anchorId="7E31E2B7">
               <wp:simplePos x="0" y="0"/>
               <wp:positionH relativeFrom="margin">
-                <wp:posOffset>5242560</wp:posOffset>
+                <wp:posOffset>5241925</wp:posOffset>
               </wp:positionH>
               <wp:positionV relativeFrom="page">
-                <wp:posOffset>9816465</wp:posOffset>
+                <wp:posOffset>9817100</wp:posOffset>
               </wp:positionV>
               <wp:extent cx="355600" cy="600075"/>
               <wp:effectExtent l="1270" t="1270" r="1270" b="1270"/>
@@ -28848,7 +28940,7 @@
                       <w:txbxContent>
                         <w:p>
                           <w:pPr>
-                            <w:pStyle w:val="FrameContents"/>
+                            <w:pStyle w:val="FrameContentsuser"/>
                             <w:spacing w:lineRule="auto" w:line="288" w:before="0" w:after="0"/>
                             <w:ind w:end="-57"/>
                             <w:jc w:val="end"/>
@@ -28874,7 +28966,7 @@
                         </w:p>
                       </w:txbxContent>
                     </wps:txbx>
-                    <wps:bodyPr lIns="45720" tIns="91440" rIns="45720" bIns="91440" anchor="ctr" vert="vert" upright="1">
+                    <wps:bodyPr anchor="ctr" vert="vert" upright="1">
                       <a:noAutofit/>
                     </wps:bodyPr>
                   </wps:wsp>
@@ -28885,14 +28977,14 @@
         </mc:Choice>
         <mc:Fallback>
           <w:pict>
-            <v:shape id="shape_0" stroked="t" o:allowincell="f" style="position:absolute;margin-left:412.75pt;margin-top:772.95pt;width:27.95pt;height:47.2pt;mso-wrap-style:none;v-text-anchor:middle;rotation:90;mso-position-horizontal-relative:margin;mso-position-vertical-relative:page" wp14:anchorId="7E31E2B7" type="_x0000_t186" path="l-2147483642,-2147483642l-2147483623,-2147483622l-2147483642,-2147483634l-2147483642,-2147483642l-2147483621,-2147483620l-2147483642,-2147483642l-2147483619,-2147483618l-2147483642,-2147483642l-2147483642,-2147483642l-2147483617,-2147483616l-2147483639,0l-2147483642,-2147483642l-2147483615,-2147483614xel-2147483642,-2147483642l-2147483613,-2147483612l-2147483642,-2147483642l-2147483611,-2147483610l-2147483638,-2147483633l-2147483642,-2147483642l-2147483640,-2147483625l-2147483642,-2147483642l-2147483607,-2147483606l-2147483642,-2147483634l-2147483642,-2147483642l-2147483605,-2147483604e">
+            <v:shape id="shape_0" stroked="t" o:allowincell="f" style="position:absolute;margin-left:412.7pt;margin-top:773pt;width:27.95pt;height:47.2pt;mso-wrap-style:none;v-text-anchor:middle;rotation:90;mso-position-horizontal-relative:margin;mso-position-vertical-relative:page" wp14:anchorId="7E31E2B7" type="_x0000_t186" path="l-2147483642,-2147483642l-2147483623,-2147483622l-2147483642,-2147483634l-2147483642,-2147483642l-2147483621,-2147483620l-2147483642,-2147483642l-2147483619,-2147483618l-2147483642,-2147483642l-2147483642,-2147483642l-2147483617,-2147483616l-2147483639,0l-2147483642,-2147483642l-2147483615,-2147483614xel-2147483642,-2147483642l-2147483613,-2147483612l-2147483642,-2147483642l-2147483611,-2147483610l-2147483638,-2147483633l-2147483642,-2147483642l-2147483640,-2147483625l-2147483642,-2147483642l-2147483607,-2147483606l-2147483642,-2147483634l-2147483642,-2147483642l-2147483605,-2147483604e">
               <v:fill o:detectmouseclick="t" on="false"/>
               <v:stroke color="#d9d9d9" joinstyle="round" endcap="flat"/>
               <v:textbox>
                 <w:txbxContent>
                   <w:p>
                     <w:pPr>
-                      <w:pStyle w:val="FrameContents"/>
+                      <w:pStyle w:val="FrameContentsuser"/>
                       <w:spacing w:lineRule="auto" w:line="288" w:before="0" w:after="0"/>
                       <w:ind w:end="-57"/>
                       <w:jc w:val="end"/>
@@ -28990,13 +29082,13 @@
       <mc:AlternateContent>
         <mc:Choice Requires="wps">
           <w:drawing>
-            <wp:anchor distT="0" distB="0" distL="105410" distR="114300" simplePos="0" relativeHeight="14" behindDoc="1" locked="0" layoutInCell="0" allowOverlap="1" wp14:anchorId="1A5B76DB">
+            <wp:anchor distT="0" distB="0" distL="103505" distR="114300" simplePos="0" relativeHeight="16" behindDoc="1" locked="0" layoutInCell="0" allowOverlap="1" wp14:anchorId="1A5B76DB">
               <wp:simplePos x="0" y="0"/>
               <wp:positionH relativeFrom="margin">
-                <wp:posOffset>5332730</wp:posOffset>
+                <wp:posOffset>5332095</wp:posOffset>
               </wp:positionH>
               <wp:positionV relativeFrom="page">
-                <wp:posOffset>9914890</wp:posOffset>
+                <wp:posOffset>9915525</wp:posOffset>
               </wp:positionV>
               <wp:extent cx="473710" cy="376555"/>
               <wp:effectExtent l="0" t="0" r="0" b="0"/>
@@ -29031,7 +29123,7 @@
                       <w:txbxContent>
                         <w:p>
                           <w:pPr>
-                            <w:pStyle w:val="FrameContents"/>
+                            <w:pStyle w:val="FrameContentsuser"/>
                             <w:spacing w:lineRule="auto" w:line="288" w:before="0" w:after="0"/>
                             <w:ind w:end="-58"/>
                             <w:jc w:val="center"/>
@@ -29102,7 +29194,7 @@
                         </w:p>
                       </w:txbxContent>
                     </wps:txbx>
-                    <wps:bodyPr lIns="45720" tIns="91440" rIns="45720" bIns="91440" anchor="ctr" vert="vert" upright="1">
+                    <wps:bodyPr anchor="ctr" vert="vert" upright="1">
                       <a:noAutofit/>
                     </wps:bodyPr>
                   </wps:wsp>
@@ -29113,14 +29205,14 @@
         </mc:Choice>
         <mc:Fallback>
           <w:pict>
-            <v:shape id="shape_0" stroked="f" o:allowincell="f" style="position:absolute;margin-left:419.9pt;margin-top:780.65pt;width:37.25pt;height:29.6pt;mso-wrap-style:square;v-text-anchor:middle;rotation:90;mso-position-horizontal-relative:margin;mso-position-vertical-relative:page" wp14:anchorId="1A5B76DB" type="_x0000_t186" path="l-2147483642,-2147483642l-2147483623,-2147483622l-2147483642,-2147483634l-2147483642,-2147483642l-2147483621,-2147483620l-2147483642,-2147483642l-2147483619,-2147483618l-2147483642,-2147483642l-2147483642,-2147483642l-2147483617,-2147483616l-2147483639,0l-2147483642,-2147483642l-2147483615,-2147483614xel-2147483642,-2147483642l-2147483613,-2147483612l-2147483642,-2147483642l-2147483611,-2147483610l-2147483638,-2147483633l-2147483642,-2147483642l-2147483640,-2147483625l-2147483642,-2147483642l-2147483607,-2147483606l-2147483642,-2147483634l-2147483642,-2147483642l-2147483605,-2147483604e">
+            <v:shape id="shape_0" stroked="f" o:allowincell="f" style="position:absolute;margin-left:419.85pt;margin-top:780.7pt;width:37.25pt;height:29.6pt;mso-wrap-style:square;v-text-anchor:middle;rotation:90;mso-position-horizontal-relative:margin;mso-position-vertical-relative:page" wp14:anchorId="1A5B76DB" type="_x0000_t186" path="l-2147483642,-2147483642l-2147483623,-2147483622l-2147483642,-2147483634l-2147483642,-2147483642l-2147483621,-2147483620l-2147483642,-2147483642l-2147483619,-2147483618l-2147483642,-2147483642l-2147483642,-2147483642l-2147483617,-2147483616l-2147483639,0l-2147483642,-2147483642l-2147483615,-2147483614xel-2147483642,-2147483642l-2147483613,-2147483612l-2147483642,-2147483642l-2147483611,-2147483610l-2147483638,-2147483633l-2147483642,-2147483642l-2147483640,-2147483625l-2147483642,-2147483642l-2147483607,-2147483606l-2147483642,-2147483634l-2147483642,-2147483642l-2147483605,-2147483604e">
               <v:fill o:detectmouseclick="t" on="false"/>
               <v:stroke color="#3465a4" joinstyle="round" endcap="flat"/>
               <v:textbox>
                 <w:txbxContent>
                   <w:p>
                     <w:pPr>
-                      <w:pStyle w:val="FrameContents"/>
+                      <w:pStyle w:val="FrameContentsuser"/>
                       <w:spacing w:lineRule="auto" w:line="288" w:before="0" w:after="0"/>
                       <w:ind w:end="-58"/>
                       <w:jc w:val="center"/>
@@ -29199,13 +29291,13 @@
       <mc:AlternateContent>
         <mc:Choice Requires="wps">
           <w:drawing>
-            <wp:anchor distT="1270" distB="1270" distL="1270" distR="1270" simplePos="0" relativeHeight="94" behindDoc="1" locked="0" layoutInCell="0" allowOverlap="1" wp14:anchorId="7E31E2B7">
+            <wp:anchor distT="1270" distB="1270" distL="1270" distR="1270" simplePos="0" relativeHeight="95" behindDoc="1" locked="0" layoutInCell="0" allowOverlap="1" wp14:anchorId="7E31E2B7">
               <wp:simplePos x="0" y="0"/>
               <wp:positionH relativeFrom="margin">
-                <wp:posOffset>5242560</wp:posOffset>
+                <wp:posOffset>5241925</wp:posOffset>
               </wp:positionH>
               <wp:positionV relativeFrom="page">
-                <wp:posOffset>9816465</wp:posOffset>
+                <wp:posOffset>9817100</wp:posOffset>
               </wp:positionV>
               <wp:extent cx="355600" cy="600075"/>
               <wp:effectExtent l="1270" t="1270" r="1270" b="1270"/>
@@ -29242,7 +29334,7 @@
                       <w:txbxContent>
                         <w:p>
                           <w:pPr>
-                            <w:pStyle w:val="FrameContents"/>
+                            <w:pStyle w:val="FrameContentsuser"/>
                             <w:spacing w:lineRule="auto" w:line="288" w:before="0" w:after="0"/>
                             <w:ind w:end="-57"/>
                             <w:jc w:val="end"/>
@@ -29268,7 +29360,7 @@
                         </w:p>
                       </w:txbxContent>
                     </wps:txbx>
-                    <wps:bodyPr lIns="45720" tIns="91440" rIns="45720" bIns="91440" anchor="ctr" vert="vert" upright="1">
+                    <wps:bodyPr anchor="ctr" vert="vert" upright="1">
                       <a:noAutofit/>
                     </wps:bodyPr>
                   </wps:wsp>
@@ -29279,14 +29371,14 @@
         </mc:Choice>
         <mc:Fallback>
           <w:pict>
-            <v:shape id="shape_0" stroked="t" o:allowincell="f" style="position:absolute;margin-left:412.75pt;margin-top:772.95pt;width:27.95pt;height:47.2pt;mso-wrap-style:none;v-text-anchor:middle;rotation:90;mso-position-horizontal-relative:margin;mso-position-vertical-relative:page" wp14:anchorId="7E31E2B7" type="_x0000_t186" path="l-2147483642,-2147483642l-2147483623,-2147483622l-2147483642,-2147483634l-2147483642,-2147483642l-2147483621,-2147483620l-2147483642,-2147483642l-2147483619,-2147483618l-2147483642,-2147483642l-2147483642,-2147483642l-2147483617,-2147483616l-2147483639,0l-2147483642,-2147483642l-2147483615,-2147483614xel-2147483642,-2147483642l-2147483613,-2147483612l-2147483642,-2147483642l-2147483611,-2147483610l-2147483638,-2147483633l-2147483642,-2147483642l-2147483640,-2147483625l-2147483642,-2147483642l-2147483607,-2147483606l-2147483642,-2147483634l-2147483642,-2147483642l-2147483605,-2147483604e">
+            <v:shape id="shape_0" stroked="t" o:allowincell="f" style="position:absolute;margin-left:412.7pt;margin-top:773pt;width:27.95pt;height:47.2pt;mso-wrap-style:none;v-text-anchor:middle;rotation:90;mso-position-horizontal-relative:margin;mso-position-vertical-relative:page" wp14:anchorId="7E31E2B7" type="_x0000_t186" path="l-2147483642,-2147483642l-2147483623,-2147483622l-2147483642,-2147483634l-2147483642,-2147483642l-2147483621,-2147483620l-2147483642,-2147483642l-2147483619,-2147483618l-2147483642,-2147483642l-2147483642,-2147483642l-2147483617,-2147483616l-2147483639,0l-2147483642,-2147483642l-2147483615,-2147483614xel-2147483642,-2147483642l-2147483613,-2147483612l-2147483642,-2147483642l-2147483611,-2147483610l-2147483638,-2147483633l-2147483642,-2147483642l-2147483640,-2147483625l-2147483642,-2147483642l-2147483607,-2147483606l-2147483642,-2147483634l-2147483642,-2147483642l-2147483605,-2147483604e">
               <v:fill o:detectmouseclick="t" on="false"/>
               <v:stroke color="#d9d9d9" joinstyle="round" endcap="flat"/>
               <v:textbox>
                 <w:txbxContent>
                   <w:p>
                     <w:pPr>
-                      <w:pStyle w:val="FrameContents"/>
+                      <w:pStyle w:val="FrameContentsuser"/>
                       <w:spacing w:lineRule="auto" w:line="288" w:before="0" w:after="0"/>
                       <w:ind w:end="-57"/>
                       <w:jc w:val="end"/>
@@ -29411,8 +29503,8 @@
     </w:tblPr>
     <w:tblGrid>
       <w:gridCol w:w="2976"/>
-      <w:gridCol w:w="2405"/>
-      <w:gridCol w:w="4367"/>
+      <w:gridCol w:w="2404"/>
+      <w:gridCol w:w="4368"/>
     </w:tblGrid>
     <w:tr>
       <w:trPr>
@@ -29455,7 +29547,7 @@
       </w:tc>
       <w:tc>
         <w:tcPr>
-          <w:tcW w:w="2405" w:type="dxa"/>
+          <w:tcW w:w="2404" w:type="dxa"/>
           <w:tcBorders>
             <w:top w:val="nil"/>
             <w:start w:val="nil"/>
@@ -29490,7 +29582,7 @@
       </w:tc>
       <w:tc>
         <w:tcPr>
-          <w:tcW w:w="4367" w:type="dxa"/>
+          <w:tcW w:w="4368" w:type="dxa"/>
           <w:tcBorders>
             <w:top w:val="nil"/>
             <w:start w:val="nil"/>
@@ -29680,7 +29772,7 @@
       </w:tc>
       <w:tc>
         <w:tcPr>
-          <w:tcW w:w="2405" w:type="dxa"/>
+          <w:tcW w:w="2404" w:type="dxa"/>
           <w:tcBorders>
             <w:top w:val="nil"/>
             <w:start w:val="nil"/>
@@ -29715,7 +29807,7 @@
       </w:tc>
       <w:tc>
         <w:tcPr>
-          <w:tcW w:w="4367" w:type="dxa"/>
+          <w:tcW w:w="4368" w:type="dxa"/>
           <w:tcBorders>
             <w:top w:val="nil"/>
             <w:start w:val="nil"/>
@@ -29794,7 +29886,7 @@
       </w:tc>
       <w:tc>
         <w:tcPr>
-          <w:tcW w:w="2405" w:type="dxa"/>
+          <w:tcW w:w="2404" w:type="dxa"/>
           <w:tcBorders>
             <w:top w:val="nil"/>
             <w:start w:val="nil"/>
@@ -29829,7 +29921,7 @@
       </w:tc>
       <w:tc>
         <w:tcPr>
-          <w:tcW w:w="4367" w:type="dxa"/>
+          <w:tcW w:w="4368" w:type="dxa"/>
           <w:tcBorders>
             <w:top w:val="nil"/>
             <w:start w:val="nil"/>
@@ -29895,8 +29987,8 @@
     </w:tblPr>
     <w:tblGrid>
       <w:gridCol w:w="2976"/>
-      <w:gridCol w:w="2405"/>
-      <w:gridCol w:w="4367"/>
+      <w:gridCol w:w="2404"/>
+      <w:gridCol w:w="4368"/>
     </w:tblGrid>
     <w:tr>
       <w:trPr>
@@ -29939,7 +30031,7 @@
       </w:tc>
       <w:tc>
         <w:tcPr>
-          <w:tcW w:w="2405" w:type="dxa"/>
+          <w:tcW w:w="2404" w:type="dxa"/>
           <w:tcBorders>
             <w:top w:val="nil"/>
             <w:start w:val="nil"/>
@@ -29974,7 +30066,7 @@
       </w:tc>
       <w:tc>
         <w:tcPr>
-          <w:tcW w:w="4367" w:type="dxa"/>
+          <w:tcW w:w="4368" w:type="dxa"/>
           <w:tcBorders>
             <w:top w:val="nil"/>
             <w:start w:val="nil"/>
@@ -30164,7 +30256,7 @@
       </w:tc>
       <w:tc>
         <w:tcPr>
-          <w:tcW w:w="2405" w:type="dxa"/>
+          <w:tcW w:w="2404" w:type="dxa"/>
           <w:tcBorders>
             <w:top w:val="nil"/>
             <w:start w:val="nil"/>
@@ -30199,7 +30291,7 @@
       </w:tc>
       <w:tc>
         <w:tcPr>
-          <w:tcW w:w="4367" w:type="dxa"/>
+          <w:tcW w:w="4368" w:type="dxa"/>
           <w:tcBorders>
             <w:top w:val="nil"/>
             <w:start w:val="nil"/>
@@ -30278,7 +30370,7 @@
       </w:tc>
       <w:tc>
         <w:tcPr>
-          <w:tcW w:w="2405" w:type="dxa"/>
+          <w:tcW w:w="2404" w:type="dxa"/>
           <w:tcBorders>
             <w:top w:val="nil"/>
             <w:start w:val="nil"/>
@@ -30313,7 +30405,7 @@
       </w:tc>
       <w:tc>
         <w:tcPr>
-          <w:tcW w:w="4367" w:type="dxa"/>
+          <w:tcW w:w="4368" w:type="dxa"/>
           <w:tcBorders>
             <w:top w:val="nil"/>
             <w:start w:val="nil"/>
@@ -30420,10 +30512,10 @@
       <w:tblLook w:noHBand="0" w:noVBand="1" w:firstColumn="1" w:lastRow="0" w:lastColumn="0" w:firstRow="1" w:val="04a0"/>
     </w:tblPr>
     <w:tblGrid>
-      <w:gridCol w:w="2016"/>
-      <w:gridCol w:w="2956"/>
-      <w:gridCol w:w="2380"/>
-      <w:gridCol w:w="2396"/>
+      <w:gridCol w:w="2015"/>
+      <w:gridCol w:w="2957"/>
+      <w:gridCol w:w="2379"/>
+      <w:gridCol w:w="2397"/>
     </w:tblGrid>
     <w:tr>
       <w:trPr>
@@ -30431,7 +30523,7 @@
       </w:trPr>
       <w:tc>
         <w:tcPr>
-          <w:tcW w:w="2016" w:type="dxa"/>
+          <w:tcW w:w="2015" w:type="dxa"/>
           <w:vMerge w:val="restart"/>
           <w:tcBorders>
             <w:top w:val="nil"/>
@@ -30499,7 +30591,7 @@
       </w:tc>
       <w:tc>
         <w:tcPr>
-          <w:tcW w:w="2956" w:type="dxa"/>
+          <w:tcW w:w="2957" w:type="dxa"/>
           <w:tcBorders>
             <w:top w:val="nil"/>
             <w:start w:val="nil"/>
@@ -30534,7 +30626,7 @@
       </w:tc>
       <w:tc>
         <w:tcPr>
-          <w:tcW w:w="2380" w:type="dxa"/>
+          <w:tcW w:w="2379" w:type="dxa"/>
           <w:tcBorders>
             <w:top w:val="nil"/>
             <w:start w:val="nil"/>
@@ -30569,7 +30661,7 @@
       </w:tc>
       <w:tc>
         <w:tcPr>
-          <w:tcW w:w="2396" w:type="dxa"/>
+          <w:tcW w:w="2397" w:type="dxa"/>
           <w:tcBorders>
             <w:top w:val="nil"/>
             <w:start w:val="nil"/>
@@ -30609,7 +30701,7 @@
       </w:trPr>
       <w:tc>
         <w:tcPr>
-          <w:tcW w:w="2016" w:type="dxa"/>
+          <w:tcW w:w="2015" w:type="dxa"/>
           <w:vMerge w:val="continue"/>
           <w:tcBorders>
             <w:top w:val="nil"/>
@@ -30640,7 +30732,7 @@
       </w:tc>
       <w:tc>
         <w:tcPr>
-          <w:tcW w:w="7732" w:type="dxa"/>
+          <w:tcW w:w="7733" w:type="dxa"/>
           <w:gridSpan w:val="3"/>
           <w:tcBorders>
             <w:top w:val="single" w:sz="4" w:space="0" w:color="BFBFBF"/>
@@ -30711,7 +30803,7 @@
       </w:trPr>
       <w:tc>
         <w:tcPr>
-          <w:tcW w:w="2016" w:type="dxa"/>
+          <w:tcW w:w="2015" w:type="dxa"/>
           <w:vMerge w:val="continue"/>
           <w:tcBorders>
             <w:top w:val="nil"/>
@@ -30742,7 +30834,7 @@
       </w:tc>
       <w:tc>
         <w:tcPr>
-          <w:tcW w:w="7732" w:type="dxa"/>
+          <w:tcW w:w="7733" w:type="dxa"/>
           <w:gridSpan w:val="3"/>
           <w:tcBorders>
             <w:top w:val="single" w:sz="18" w:space="0" w:color="BFBFBF"/>
@@ -30782,7 +30874,7 @@
       </w:trPr>
       <w:tc>
         <w:tcPr>
-          <w:tcW w:w="2016" w:type="dxa"/>
+          <w:tcW w:w="2015" w:type="dxa"/>
           <w:vMerge w:val="continue"/>
           <w:tcBorders>
             <w:top w:val="nil"/>
@@ -30813,7 +30905,7 @@
       </w:tc>
       <w:tc>
         <w:tcPr>
-          <w:tcW w:w="2956" w:type="dxa"/>
+          <w:tcW w:w="2957" w:type="dxa"/>
           <w:tcBorders>
             <w:top w:val="nil"/>
             <w:start w:val="nil"/>
@@ -30848,7 +30940,7 @@
       </w:tc>
       <w:tc>
         <w:tcPr>
-          <w:tcW w:w="2380" w:type="dxa"/>
+          <w:tcW w:w="2379" w:type="dxa"/>
           <w:tcBorders>
             <w:top w:val="nil"/>
             <w:start w:val="nil"/>
@@ -30883,7 +30975,7 @@
       </w:tc>
       <w:tc>
         <w:tcPr>
-          <w:tcW w:w="2396" w:type="dxa"/>
+          <w:tcW w:w="2397" w:type="dxa"/>
           <w:tcBorders>
             <w:top w:val="nil"/>
             <w:start w:val="nil"/>
@@ -30927,7 +31019,7 @@
       </w:trPr>
       <w:tc>
         <w:tcPr>
-          <w:tcW w:w="2016" w:type="dxa"/>
+          <w:tcW w:w="2015" w:type="dxa"/>
           <w:vMerge w:val="continue"/>
           <w:tcBorders>
             <w:top w:val="nil"/>
@@ -30963,7 +31055,7 @@
       </w:tc>
       <w:tc>
         <w:tcPr>
-          <w:tcW w:w="2956" w:type="dxa"/>
+          <w:tcW w:w="2957" w:type="dxa"/>
           <w:tcBorders>
             <w:top w:val="nil"/>
             <w:start w:val="nil"/>
@@ -30998,7 +31090,7 @@
       </w:tc>
       <w:tc>
         <w:tcPr>
-          <w:tcW w:w="2380" w:type="dxa"/>
+          <w:tcW w:w="2379" w:type="dxa"/>
           <w:tcBorders>
             <w:top w:val="nil"/>
             <w:start w:val="nil"/>
@@ -31033,7 +31125,7 @@
       </w:tc>
       <w:tc>
         <w:tcPr>
-          <w:tcW w:w="2396" w:type="dxa"/>
+          <w:tcW w:w="2397" w:type="dxa"/>
           <w:tcBorders>
             <w:top w:val="nil"/>
             <w:start w:val="nil"/>
@@ -31098,10 +31190,10 @@
       <w:tblLook w:noHBand="0" w:noVBand="1" w:firstColumn="1" w:lastRow="0" w:lastColumn="0" w:firstRow="1" w:val="04a0"/>
     </w:tblPr>
     <w:tblGrid>
-      <w:gridCol w:w="2016"/>
-      <w:gridCol w:w="2956"/>
-      <w:gridCol w:w="2380"/>
-      <w:gridCol w:w="2396"/>
+      <w:gridCol w:w="2015"/>
+      <w:gridCol w:w="2957"/>
+      <w:gridCol w:w="2379"/>
+      <w:gridCol w:w="2397"/>
     </w:tblGrid>
     <w:tr>
       <w:trPr>
@@ -31109,7 +31201,7 @@
       </w:trPr>
       <w:tc>
         <w:tcPr>
-          <w:tcW w:w="2016" w:type="dxa"/>
+          <w:tcW w:w="2015" w:type="dxa"/>
           <w:vMerge w:val="restart"/>
           <w:tcBorders>
             <w:top w:val="nil"/>
@@ -31177,7 +31269,7 @@
       </w:tc>
       <w:tc>
         <w:tcPr>
-          <w:tcW w:w="2956" w:type="dxa"/>
+          <w:tcW w:w="2957" w:type="dxa"/>
           <w:tcBorders>
             <w:top w:val="nil"/>
             <w:start w:val="nil"/>
@@ -31212,7 +31304,7 @@
       </w:tc>
       <w:tc>
         <w:tcPr>
-          <w:tcW w:w="2380" w:type="dxa"/>
+          <w:tcW w:w="2379" w:type="dxa"/>
           <w:tcBorders>
             <w:top w:val="nil"/>
             <w:start w:val="nil"/>
@@ -31247,7 +31339,7 @@
       </w:tc>
       <w:tc>
         <w:tcPr>
-          <w:tcW w:w="2396" w:type="dxa"/>
+          <w:tcW w:w="2397" w:type="dxa"/>
           <w:tcBorders>
             <w:top w:val="nil"/>
             <w:start w:val="nil"/>
@@ -31287,7 +31379,7 @@
       </w:trPr>
       <w:tc>
         <w:tcPr>
-          <w:tcW w:w="2016" w:type="dxa"/>
+          <w:tcW w:w="2015" w:type="dxa"/>
           <w:vMerge w:val="continue"/>
           <w:tcBorders>
             <w:top w:val="nil"/>
@@ -31318,7 +31410,7 @@
       </w:tc>
       <w:tc>
         <w:tcPr>
-          <w:tcW w:w="7732" w:type="dxa"/>
+          <w:tcW w:w="7733" w:type="dxa"/>
           <w:gridSpan w:val="3"/>
           <w:tcBorders>
             <w:top w:val="single" w:sz="4" w:space="0" w:color="BFBFBF"/>
@@ -31389,7 +31481,7 @@
       </w:trPr>
       <w:tc>
         <w:tcPr>
-          <w:tcW w:w="2016" w:type="dxa"/>
+          <w:tcW w:w="2015" w:type="dxa"/>
           <w:vMerge w:val="continue"/>
           <w:tcBorders>
             <w:top w:val="nil"/>
@@ -31420,7 +31512,7 @@
       </w:tc>
       <w:tc>
         <w:tcPr>
-          <w:tcW w:w="7732" w:type="dxa"/>
+          <w:tcW w:w="7733" w:type="dxa"/>
           <w:gridSpan w:val="3"/>
           <w:tcBorders>
             <w:top w:val="single" w:sz="18" w:space="0" w:color="BFBFBF"/>
@@ -31460,7 +31552,7 @@
       </w:trPr>
       <w:tc>
         <w:tcPr>
-          <w:tcW w:w="2016" w:type="dxa"/>
+          <w:tcW w:w="2015" w:type="dxa"/>
           <w:vMerge w:val="continue"/>
           <w:tcBorders>
             <w:top w:val="nil"/>
@@ -31491,7 +31583,7 @@
       </w:tc>
       <w:tc>
         <w:tcPr>
-          <w:tcW w:w="2956" w:type="dxa"/>
+          <w:tcW w:w="2957" w:type="dxa"/>
           <w:tcBorders>
             <w:top w:val="nil"/>
             <w:start w:val="nil"/>
@@ -31526,7 +31618,7 @@
       </w:tc>
       <w:tc>
         <w:tcPr>
-          <w:tcW w:w="2380" w:type="dxa"/>
+          <w:tcW w:w="2379" w:type="dxa"/>
           <w:tcBorders>
             <w:top w:val="nil"/>
             <w:start w:val="nil"/>
@@ -31561,7 +31653,7 @@
       </w:tc>
       <w:tc>
         <w:tcPr>
-          <w:tcW w:w="2396" w:type="dxa"/>
+          <w:tcW w:w="2397" w:type="dxa"/>
           <w:tcBorders>
             <w:top w:val="nil"/>
             <w:start w:val="nil"/>
@@ -31605,7 +31697,7 @@
       </w:trPr>
       <w:tc>
         <w:tcPr>
-          <w:tcW w:w="2016" w:type="dxa"/>
+          <w:tcW w:w="2015" w:type="dxa"/>
           <w:vMerge w:val="continue"/>
           <w:tcBorders>
             <w:top w:val="nil"/>
@@ -31641,7 +31733,7 @@
       </w:tc>
       <w:tc>
         <w:tcPr>
-          <w:tcW w:w="2956" w:type="dxa"/>
+          <w:tcW w:w="2957" w:type="dxa"/>
           <w:tcBorders>
             <w:top w:val="nil"/>
             <w:start w:val="nil"/>
@@ -31676,7 +31768,7 @@
       </w:tc>
       <w:tc>
         <w:tcPr>
-          <w:tcW w:w="2380" w:type="dxa"/>
+          <w:tcW w:w="2379" w:type="dxa"/>
           <w:tcBorders>
             <w:top w:val="nil"/>
             <w:start w:val="nil"/>
@@ -31711,7 +31803,7 @@
       </w:tc>
       <w:tc>
         <w:tcPr>
-          <w:tcW w:w="2396" w:type="dxa"/>
+          <w:tcW w:w="2397" w:type="dxa"/>
           <w:tcBorders>
             <w:top w:val="nil"/>
             <w:start w:val="nil"/>
@@ -31791,8 +31883,8 @@
     </w:tblPr>
     <w:tblGrid>
       <w:gridCol w:w="2976"/>
-      <w:gridCol w:w="2405"/>
-      <w:gridCol w:w="4367"/>
+      <w:gridCol w:w="2404"/>
+      <w:gridCol w:w="4368"/>
     </w:tblGrid>
     <w:tr>
       <w:trPr>
@@ -31835,7 +31927,7 @@
       </w:tc>
       <w:tc>
         <w:tcPr>
-          <w:tcW w:w="2405" w:type="dxa"/>
+          <w:tcW w:w="2404" w:type="dxa"/>
           <w:tcBorders>
             <w:top w:val="nil"/>
             <w:start w:val="nil"/>
@@ -31870,7 +31962,7 @@
       </w:tc>
       <w:tc>
         <w:tcPr>
-          <w:tcW w:w="4367" w:type="dxa"/>
+          <w:tcW w:w="4368" w:type="dxa"/>
           <w:tcBorders>
             <w:top w:val="nil"/>
             <w:start w:val="nil"/>
@@ -32056,7 +32148,7 @@
       </w:tc>
       <w:tc>
         <w:tcPr>
-          <w:tcW w:w="2405" w:type="dxa"/>
+          <w:tcW w:w="2404" w:type="dxa"/>
           <w:tcBorders>
             <w:top w:val="nil"/>
             <w:start w:val="nil"/>
@@ -32091,7 +32183,7 @@
       </w:tc>
       <w:tc>
         <w:tcPr>
-          <w:tcW w:w="4367" w:type="dxa"/>
+          <w:tcW w:w="4368" w:type="dxa"/>
           <w:tcBorders>
             <w:top w:val="nil"/>
             <w:start w:val="nil"/>
@@ -32170,7 +32262,7 @@
       </w:tc>
       <w:tc>
         <w:tcPr>
-          <w:tcW w:w="2405" w:type="dxa"/>
+          <w:tcW w:w="2404" w:type="dxa"/>
           <w:tcBorders>
             <w:top w:val="nil"/>
             <w:start w:val="nil"/>
@@ -32205,7 +32297,7 @@
       </w:tc>
       <w:tc>
         <w:tcPr>
-          <w:tcW w:w="4367" w:type="dxa"/>
+          <w:tcW w:w="4368" w:type="dxa"/>
           <w:tcBorders>
             <w:top w:val="nil"/>
             <w:start w:val="nil"/>
@@ -32271,8 +32363,8 @@
     </w:tblPr>
     <w:tblGrid>
       <w:gridCol w:w="2976"/>
-      <w:gridCol w:w="2405"/>
-      <w:gridCol w:w="4367"/>
+      <w:gridCol w:w="2404"/>
+      <w:gridCol w:w="4368"/>
     </w:tblGrid>
     <w:tr>
       <w:trPr>
@@ -32315,7 +32407,7 @@
       </w:tc>
       <w:tc>
         <w:tcPr>
-          <w:tcW w:w="2405" w:type="dxa"/>
+          <w:tcW w:w="2404" w:type="dxa"/>
           <w:tcBorders>
             <w:top w:val="nil"/>
             <w:start w:val="nil"/>
@@ -32350,7 +32442,7 @@
       </w:tc>
       <w:tc>
         <w:tcPr>
-          <w:tcW w:w="4367" w:type="dxa"/>
+          <w:tcW w:w="4368" w:type="dxa"/>
           <w:tcBorders>
             <w:top w:val="nil"/>
             <w:start w:val="nil"/>
@@ -32536,7 +32628,7 @@
       </w:tc>
       <w:tc>
         <w:tcPr>
-          <w:tcW w:w="2405" w:type="dxa"/>
+          <w:tcW w:w="2404" w:type="dxa"/>
           <w:tcBorders>
             <w:top w:val="nil"/>
             <w:start w:val="nil"/>
@@ -32571,7 +32663,7 @@
       </w:tc>
       <w:tc>
         <w:tcPr>
-          <w:tcW w:w="4367" w:type="dxa"/>
+          <w:tcW w:w="4368" w:type="dxa"/>
           <w:tcBorders>
             <w:top w:val="nil"/>
             <w:start w:val="nil"/>
@@ -32650,7 +32742,7 @@
       </w:tc>
       <w:tc>
         <w:tcPr>
-          <w:tcW w:w="2405" w:type="dxa"/>
+          <w:tcW w:w="2404" w:type="dxa"/>
           <w:tcBorders>
             <w:top w:val="nil"/>
             <w:start w:val="nil"/>
@@ -32685,7 +32777,7 @@
       </w:tc>
       <w:tc>
         <w:tcPr>
-          <w:tcW w:w="4367" w:type="dxa"/>
+          <w:tcW w:w="4368" w:type="dxa"/>
           <w:tcBorders>
             <w:top w:val="nil"/>
             <w:start w:val="nil"/>
@@ -32765,8 +32857,8 @@
     </w:tblPr>
     <w:tblGrid>
       <w:gridCol w:w="2976"/>
-      <w:gridCol w:w="2405"/>
-      <w:gridCol w:w="4367"/>
+      <w:gridCol w:w="2404"/>
+      <w:gridCol w:w="4368"/>
     </w:tblGrid>
     <w:tr>
       <w:trPr>
@@ -32809,7 +32901,7 @@
       </w:tc>
       <w:tc>
         <w:tcPr>
-          <w:tcW w:w="2405" w:type="dxa"/>
+          <w:tcW w:w="2404" w:type="dxa"/>
           <w:tcBorders>
             <w:top w:val="nil"/>
             <w:start w:val="nil"/>
@@ -32844,7 +32936,7 @@
       </w:tc>
       <w:tc>
         <w:tcPr>
-          <w:tcW w:w="4367" w:type="dxa"/>
+          <w:tcW w:w="4368" w:type="dxa"/>
           <w:tcBorders>
             <w:top w:val="nil"/>
             <w:start w:val="nil"/>
@@ -33030,7 +33122,7 @@
       </w:tc>
       <w:tc>
         <w:tcPr>
-          <w:tcW w:w="2405" w:type="dxa"/>
+          <w:tcW w:w="2404" w:type="dxa"/>
           <w:tcBorders>
             <w:top w:val="nil"/>
             <w:start w:val="nil"/>
@@ -33065,7 +33157,7 @@
       </w:tc>
       <w:tc>
         <w:tcPr>
-          <w:tcW w:w="4367" w:type="dxa"/>
+          <w:tcW w:w="4368" w:type="dxa"/>
           <w:tcBorders>
             <w:top w:val="nil"/>
             <w:start w:val="nil"/>
@@ -33144,7 +33236,7 @@
       </w:tc>
       <w:tc>
         <w:tcPr>
-          <w:tcW w:w="2405" w:type="dxa"/>
+          <w:tcW w:w="2404" w:type="dxa"/>
           <w:tcBorders>
             <w:top w:val="nil"/>
             <w:start w:val="nil"/>
@@ -33179,7 +33271,7 @@
       </w:tc>
       <w:tc>
         <w:tcPr>
-          <w:tcW w:w="4367" w:type="dxa"/>
+          <w:tcW w:w="4368" w:type="dxa"/>
           <w:tcBorders>
             <w:top w:val="nil"/>
             <w:start w:val="nil"/>
@@ -33245,8 +33337,8 @@
     </w:tblPr>
     <w:tblGrid>
       <w:gridCol w:w="2976"/>
-      <w:gridCol w:w="2405"/>
-      <w:gridCol w:w="4367"/>
+      <w:gridCol w:w="2404"/>
+      <w:gridCol w:w="4368"/>
     </w:tblGrid>
     <w:tr>
       <w:trPr>
@@ -33289,7 +33381,7 @@
       </w:tc>
       <w:tc>
         <w:tcPr>
-          <w:tcW w:w="2405" w:type="dxa"/>
+          <w:tcW w:w="2404" w:type="dxa"/>
           <w:tcBorders>
             <w:top w:val="nil"/>
             <w:start w:val="nil"/>
@@ -33324,7 +33416,7 @@
       </w:tc>
       <w:tc>
         <w:tcPr>
-          <w:tcW w:w="4367" w:type="dxa"/>
+          <w:tcW w:w="4368" w:type="dxa"/>
           <w:tcBorders>
             <w:top w:val="nil"/>
             <w:start w:val="nil"/>
@@ -33510,7 +33602,7 @@
       </w:tc>
       <w:tc>
         <w:tcPr>
-          <w:tcW w:w="2405" w:type="dxa"/>
+          <w:tcW w:w="2404" w:type="dxa"/>
           <w:tcBorders>
             <w:top w:val="nil"/>
             <w:start w:val="nil"/>
@@ -33545,7 +33637,7 @@
       </w:tc>
       <w:tc>
         <w:tcPr>
-          <w:tcW w:w="4367" w:type="dxa"/>
+          <w:tcW w:w="4368" w:type="dxa"/>
           <w:tcBorders>
             <w:top w:val="nil"/>
             <w:start w:val="nil"/>
@@ -33624,7 +33716,7 @@
       </w:tc>
       <w:tc>
         <w:tcPr>
-          <w:tcW w:w="2405" w:type="dxa"/>
+          <w:tcW w:w="2404" w:type="dxa"/>
           <w:tcBorders>
             <w:top w:val="nil"/>
             <w:start w:val="nil"/>
@@ -33659,7 +33751,7 @@
       </w:tc>
       <w:tc>
         <w:tcPr>
-          <w:tcW w:w="4367" w:type="dxa"/>
+          <w:tcW w:w="4368" w:type="dxa"/>
           <w:tcBorders>
             <w:top w:val="nil"/>
             <w:start w:val="nil"/>
@@ -35885,8 +35977,8 @@
       <w:rFonts w:ascii="Liberation Mono" w:hAnsi="Liberation Mono" w:eastAsia="Liberation Mono" w:cs="Liberation Mono"/>
     </w:rPr>
   </w:style>
-  <w:style w:type="character" w:styleId="Bullets">
-    <w:name w:val="Bullets"/>
+  <w:style w:type="character" w:styleId="Bulletsuser">
+    <w:name w:val="Bullets (user)"/>
     <w:qFormat/>
     <w:rPr>
       <w:rFonts w:ascii="OpenSymbol" w:hAnsi="OpenSymbol" w:eastAsia="OpenSymbol" w:cs="OpenSymbol"/>
@@ -36074,8 +36166,8 @@
       <w:bCs/>
     </w:rPr>
   </w:style>
-  <w:style w:type="paragraph" w:styleId="FrameContents">
-    <w:name w:val="Frame Contents"/>
+  <w:style w:type="paragraph" w:styleId="FrameContentsuser">
+    <w:name w:val="Frame Contents (user)"/>
     <w:basedOn w:val="Normal"/>
     <w:qFormat/>
     <w:pPr/>
@@ -36104,8 +36196,8 @@
       <w:bCs/>
     </w:rPr>
   </w:style>
-  <w:style w:type="paragraph" w:styleId="FrameContentsuser">
-    <w:name w:val="Frame Contents (user)"/>
+  <w:style w:type="paragraph" w:styleId="FrameContents">
+    <w:name w:val="Frame Contents"/>
     <w:basedOn w:val="Normal"/>
     <w:qFormat/>
     <w:pPr/>
@@ -36123,6 +36215,16 @@
       <w:sz w:val="20"/>
       <w:szCs w:val="20"/>
     </w:rPr>
+  </w:style>
+  <w:style w:type="paragraph" w:styleId="BlockQuotation">
+    <w:name w:val="Block Quotation"/>
+    <w:basedOn w:val="Normal"/>
+    <w:qFormat/>
+    <w:pPr>
+      <w:spacing w:before="0" w:after="283"/>
+      <w:ind w:hanging="0" w:start="567" w:end="567"/>
+    </w:pPr>
+    <w:rPr/>
   </w:style>
   <w:style w:type="numbering" w:styleId="NoList" w:default="1">
     <w:name w:val="No List"/>

--- a/dossier-certification/Dossier Professionnel - Lecart Christophe.docx
+++ b/dossier-certification/Dossier Professionnel - Lecart Christophe.docx
@@ -3520,7 +3520,7 @@
                 <w:szCs w:val="22"/>
                 <w:shd w:fill="FFFFFF" w:val="clear"/>
               </w:rPr>
-              <w:t>Containerisation Docker multi-stage et chaîne de build</w:t>
+              <w:t>Containerisation Docker multi-stage et pipeline CI/CD GitHub Actions</w:t>
             </w:r>
           </w:p>
         </w:tc>
@@ -5028,7 +5028,7 @@
                 <w:shd w:fill="FFFFFF" w:val="clear"/>
               </w:rPr>
               <w:drawing>
-                <wp:anchor distT="0" distB="0" distL="0" distR="0" simplePos="0" relativeHeight="114" behindDoc="0" locked="0" layoutInCell="0" allowOverlap="1">
+                <wp:anchor distT="0" distB="0" distL="0" distR="0" simplePos="0" relativeHeight="118" behindDoc="0" locked="0" layoutInCell="0" allowOverlap="1">
                   <wp:simplePos x="0" y="0"/>
                   <wp:positionH relativeFrom="margin">
                     <wp:posOffset>461645</wp:posOffset>
@@ -16364,51 +16364,25 @@
               <w:suppressAutoHyphens w:val="true"/>
               <w:spacing w:lineRule="auto" w:line="240" w:before="0" w:after="0"/>
               <w:jc w:val="center"/>
-              <w:rPr>
-                <w:rStyle w:val="PlaceholderText"/>
-                <w:rFonts w:eastAsia="Calibri" w:cs=""/>
-                <w:i/>
-                <w:kern w:val="0"/>
-                <w:highlight w:val="none"/>
-                <w:shd w:fill="FFFFFF" w:val="clear"/>
-                <w:lang w:val="fr-FR" w:eastAsia="en-US" w:bidi="ar-SA"/>
-              </w:rPr>
-            </w:pPr>
-            <w:sdt>
-              <w:sdtPr>
-                <w:id w:val="-975606060"/>
-                <w:placeholder>
-                  <w:docPart w:val="D24A9F20BF834AD3B4AE24A6B79292D8"/>
-                </w:placeholder>
-                <w:showingPlcHdr/>
-                <w:text/>
-              </w:sdtPr>
-              <w:sdtContent>
-                <w:r>
-                  <w:rPr/>
-                </w:r>
-                <w:r>
-                  <w:rPr/>
-                </w:r>
-              </w:sdtContent>
-            </w:sdt>
-            <w:r>
-              <w:rPr>
-                <w:rStyle w:val="PlaceholderText"/>
-                <w:rFonts w:eastAsia="Calibri" w:cs="" w:ascii="Carlito" w:hAnsi="Carlito"/>
+              <w:rPr/>
+            </w:pPr>
+            <w:r>
+              <w:rPr>
+                <w:rStyle w:val="Strong"/>
+                <w:rFonts w:eastAsia="Calibri" w:cs="" w:ascii="apple-system;BlinkMacSystemFont;Segoe UI;Roboto;sans-serif" w:hAnsi="apple-system;BlinkMacSystemFont;Segoe UI;Roboto;sans-serif"/>
                 <w:b w:val="false"/>
                 <w:i w:val="false"/>
                 <w:caps w:val="false"/>
                 <w:smallCaps w:val="false"/>
-                <w:color w:val="auto"/>
+                <w:color w:val="000000"/>
                 <w:spacing w:val="0"/>
                 <w:kern w:val="0"/>
-                <w:sz w:val="22"/>
+                <w:sz w:val="20"/>
                 <w:szCs w:val="22"/>
                 <w:shd w:fill="FFFFFF" w:val="clear"/>
                 <w:lang w:val="fr-FR" w:eastAsia="en-US" w:bidi="ar-SA"/>
               </w:rPr>
-              <w:t>Containerisation Docker multi-stage et chaîne de build</w:t>
+              <w:t>Containerisation Docker multi-stage et déploiement Vercel</w:t>
             </w:r>
           </w:p>
         </w:tc>
@@ -16735,13 +16709,7 @@
               <w:suppressAutoHyphens w:val="true"/>
               <w:spacing w:lineRule="auto" w:line="240" w:before="120" w:after="0"/>
               <w:jc w:val="start"/>
-              <w:rPr>
-                <w:rFonts w:ascii="Calibri" w:hAnsi="Calibri" w:eastAsia="Calibri" w:cs=""/>
-                <w:kern w:val="0"/>
-                <w:sz w:val="22"/>
-                <w:szCs w:val="22"/>
-                <w:lang w:val="fr-FR" w:eastAsia="en-US" w:bidi="ar-SA"/>
-              </w:rPr>
+              <w:rPr/>
             </w:pPr>
             <w:r>
               <w:rPr>
@@ -16751,10 +16719,26 @@
                 <w:i w:val="false"/>
                 <w:caps w:val="false"/>
                 <w:smallCaps w:val="false"/>
-                <w:color w:val="auto"/>
+                <w:color w:val="000000"/>
                 <w:spacing w:val="0"/>
                 <w:kern w:val="0"/>
                 <w:sz w:val="22"/>
+                <w:szCs w:val="22"/>
+                <w:lang w:val="fr-FR" w:eastAsia="en-US" w:bidi="ar-SA"/>
+              </w:rPr>
+            </w:r>
+            <w:r>
+              <w:rPr>
+                <w:rStyle w:val="Strong"/>
+                <w:rFonts w:eastAsia="Calibri" w:cs="Calibri" w:ascii="apple-system;BlinkMacSystemFont;Segoe UI;Roboto;sans-serif" w:hAnsi="apple-system;BlinkMacSystemFont;Segoe UI;Roboto;sans-serif" w:cstheme="minorHAnsi"/>
+                <w:b w:val="false"/>
+                <w:i w:val="false"/>
+                <w:caps w:val="false"/>
+                <w:smallCaps w:val="false"/>
+                <w:color w:val="000000"/>
+                <w:spacing w:val="0"/>
+                <w:kern w:val="0"/>
+                <w:sz w:val="20"/>
                 <w:szCs w:val="22"/>
                 <w:lang w:val="fr-FR" w:eastAsia="en-US" w:bidi="ar-SA"/>
               </w:rPr>
@@ -22796,7 +22780,7 @@
         <mc:AlternateContent>
           <mc:Choice Requires="wps">
             <w:drawing>
-              <wp:anchor distT="0" distB="0" distL="0" distR="0" simplePos="0" relativeHeight="111" behindDoc="0" locked="0" layoutInCell="1" allowOverlap="1" wp14:anchorId="37EC57A2">
+              <wp:anchor distT="0" distB="0" distL="0" distR="0" simplePos="0" relativeHeight="115" behindDoc="0" locked="0" layoutInCell="1" allowOverlap="1" wp14:anchorId="37EC57A2">
                 <wp:simplePos x="0" y="0"/>
                 <wp:positionH relativeFrom="column">
                   <wp:posOffset>2010410</wp:posOffset>
@@ -23003,7 +22987,7 @@
         <mc:AlternateContent>
           <mc:Choice Requires="wps">
             <w:drawing>
-              <wp:anchor distT="0" distB="0" distL="0" distR="0" simplePos="0" relativeHeight="107" behindDoc="0" locked="0" layoutInCell="1" allowOverlap="1" wp14:anchorId="62C6C4CD">
+              <wp:anchor distT="0" distB="0" distL="0" distR="0" simplePos="0" relativeHeight="111" behindDoc="0" locked="0" layoutInCell="1" allowOverlap="1" wp14:anchorId="62C6C4CD">
                 <wp:simplePos x="0" y="0"/>
                 <wp:positionH relativeFrom="column">
                   <wp:posOffset>3526155</wp:posOffset>
@@ -23153,7 +23137,7 @@
         <mc:AlternateContent>
           <mc:Choice Requires="wps">
             <w:drawing>
-              <wp:anchor distT="0" distB="0" distL="0" distR="0" simplePos="0" relativeHeight="109" behindDoc="0" locked="0" layoutInCell="1" allowOverlap="1" wp14:anchorId="4543E899">
+              <wp:anchor distT="0" distB="0" distL="0" distR="0" simplePos="0" relativeHeight="113" behindDoc="0" locked="0" layoutInCell="1" allowOverlap="1" wp14:anchorId="4543E899">
                 <wp:simplePos x="0" y="0"/>
                 <wp:positionH relativeFrom="column">
                   <wp:posOffset>361950</wp:posOffset>
@@ -23434,7 +23418,7 @@
           <w:szCs w:val="24"/>
         </w:rPr>
         <w:drawing>
-          <wp:anchor distT="0" distB="0" distL="0" distR="0" simplePos="0" relativeHeight="113" behindDoc="0" locked="0" layoutInCell="0" allowOverlap="1">
+          <wp:anchor distT="0" distB="0" distL="0" distR="0" simplePos="0" relativeHeight="117" behindDoc="0" locked="0" layoutInCell="0" allowOverlap="1">
             <wp:simplePos x="0" y="0"/>
             <wp:positionH relativeFrom="column">
               <wp:posOffset>22225</wp:posOffset>
@@ -23817,7 +23801,7 @@
           </w:tcPr>
           <w:p>
             <w:pPr>
-              <w:pStyle w:val="BodyText"/>
+              <w:pStyle w:val="PreformattedText"/>
               <w:widowControl/>
               <w:tabs>
                 <w:tab w:val="clear" w:pos="709"/>
@@ -23831,17 +23815,129 @@
             </w:pPr>
             <w:r>
               <w:rPr>
-                <w:rStyle w:val="PlaceholderText"/>
-                <w:rFonts w:eastAsia="Calibri" w:cs="" w:ascii="apple-system;BlinkMacSystemFont;Segoe UI;Roboto;sans-serif" w:hAnsi="apple-system;BlinkMacSystemFont;Segoe UI;Roboto;sans-serif"/>
+                <w:rStyle w:val="SourceText"/>
+                <w:rFonts w:ascii="Carlito" w:hAnsi="Carlito"/>
                 <w:b w:val="false"/>
                 <w:i w:val="false"/>
                 <w:caps w:val="false"/>
                 <w:smallCaps w:val="false"/>
                 <w:color w:val="000000"/>
                 <w:spacing w:val="0"/>
-                <w:kern w:val="0"/>
                 <w:sz w:val="20"/>
                 <w:szCs w:val="22"/>
+                <w:shd w:fill="FFFFFF" w:val="clear"/>
+              </w:rPr>
+              <w:t xml:space="preserve">[Dictionnaire de données] </w:t>
+            </w:r>
+          </w:p>
+          <w:p>
+            <w:pPr>
+              <w:pStyle w:val="PreformattedText"/>
+              <w:widowControl/>
+              <w:tabs>
+                <w:tab w:val="clear" w:pos="709"/>
+                <w:tab w:val="left" w:pos="850" w:leader="none"/>
+              </w:tabs>
+              <w:suppressAutoHyphens w:val="true"/>
+              <w:spacing w:lineRule="auto" w:line="240" w:before="0" w:after="0"/>
+              <w:ind w:end="175"/>
+              <w:jc w:val="start"/>
+              <w:rPr/>
+            </w:pPr>
+            <w:hyperlink r:id="rId24">
+              <w:r>
+                <w:rPr>
+                  <w:rStyle w:val="Hyperlink"/>
+                  <w:rFonts w:eastAsia="Liberation Mono" w:cs="Liberation Mono" w:ascii="Carlito" w:hAnsi="Carlito"/>
+                  <w:b w:val="false"/>
+                  <w:i w:val="false"/>
+                  <w:caps w:val="false"/>
+                  <w:smallCaps w:val="false"/>
+                  <w:color w:val="3794FF"/>
+                  <w:spacing w:val="0"/>
+                  <w:sz w:val="22"/>
+                  <w:szCs w:val="22"/>
+                  <w:shd w:fill="FFFFFF" w:val="clear"/>
+                </w:rPr>
+                <w:t>https://github.com/CLecart/social-network/blob/docs/dossier-certification/dossier-certification/03-conception/donnees.md</w:t>
+              </w:r>
+            </w:hyperlink>
+          </w:p>
+          <w:p>
+            <w:pPr>
+              <w:pStyle w:val="PreformattedText"/>
+              <w:widowControl/>
+              <w:tabs>
+                <w:tab w:val="clear" w:pos="709"/>
+                <w:tab w:val="left" w:pos="850" w:leader="none"/>
+              </w:tabs>
+              <w:suppressAutoHyphens w:val="true"/>
+              <w:spacing w:lineRule="auto" w:line="240" w:before="0" w:after="0"/>
+              <w:ind w:end="175"/>
+              <w:jc w:val="start"/>
+              <w:rPr>
+                <w:rStyle w:val="SourceText"/>
+                <w:rFonts w:ascii="Carlito" w:hAnsi="Carlito"/>
+                <w:b w:val="false"/>
+                <w:i w:val="false"/>
+                <w:caps w:val="false"/>
+                <w:smallCaps w:val="false"/>
+                <w:color w:val="3794FF"/>
+                <w:spacing w:val="0"/>
+                <w:sz w:val="20"/>
+                <w:szCs w:val="22"/>
+                <w:highlight w:val="none"/>
+                <w:shd w:fill="FFFFFF" w:val="clear"/>
+              </w:rPr>
+            </w:pPr>
+            <w:r>
+              <w:rPr/>
+            </w:r>
+          </w:p>
+        </w:tc>
+      </w:tr>
+      <w:tr>
+        <w:trPr>
+          <w:trHeight w:val="733" w:hRule="atLeast"/>
+        </w:trPr>
+        <w:tc>
+          <w:tcPr>
+            <w:tcW w:w="9782" w:type="dxa"/>
+            <w:tcBorders>
+              <w:top w:val="nil"/>
+              <w:start w:val="single" w:sz="4" w:space="0" w:color="BFBFBF"/>
+              <w:bottom w:val="single" w:sz="4" w:space="0" w:color="BFBFBF"/>
+              <w:end w:val="single" w:sz="4" w:space="0" w:color="BFBFBF"/>
+            </w:tcBorders>
+            <w:vAlign w:val="center"/>
+          </w:tcPr>
+          <w:p>
+            <w:pPr>
+              <w:pStyle w:val="BodyText"/>
+              <w:widowControl/>
+              <w:tabs>
+                <w:tab w:val="clear" w:pos="709"/>
+                <w:tab w:val="left" w:pos="850" w:leader="none"/>
+              </w:tabs>
+              <w:suppressAutoHyphens w:val="true"/>
+              <w:spacing w:lineRule="auto" w:line="240" w:before="0" w:after="0"/>
+              <w:ind w:end="175"/>
+              <w:jc w:val="start"/>
+              <w:rPr/>
+            </w:pPr>
+            <w:r>
+              <w:rPr>
+                <w:rStyle w:val="PlaceholderText"/>
+                <w:rFonts w:eastAsia="Calibri" w:cs="" w:ascii="Carlito" w:hAnsi="Carlito"/>
+                <w:b w:val="false"/>
+                <w:i w:val="false"/>
+                <w:caps w:val="false"/>
+                <w:smallCaps w:val="false"/>
+                <w:color w:val="000000"/>
+                <w:spacing w:val="0"/>
+                <w:kern w:val="0"/>
+                <w:sz w:val="20"/>
+                <w:szCs w:val="22"/>
                 <w:lang w:val="fr-FR" w:eastAsia="en-US" w:bidi="ar-SA"/>
               </w:rPr>
               <w:t>Code — Route auth JWT + cookie :</w:t>
@@ -23849,7 +23945,7 @@
             <w:r>
               <w:rPr>
                 <w:rStyle w:val="PlaceholderText"/>
-                <w:rFonts w:eastAsia="Calibri" w:cs="" w:ascii="apple-system;BlinkMacSystemFont;Segoe UI;Roboto;sans-serif" w:hAnsi="apple-system;BlinkMacSystemFont;Segoe UI;Roboto;sans-serif"/>
+                <w:rFonts w:eastAsia="Calibri" w:cs="" w:ascii="Carlito" w:hAnsi="Carlito"/>
                 <w:b w:val="false"/>
                 <w:i w:val="false"/>
                 <w:caps w:val="false"/>
@@ -23863,11 +23959,11 @@
               </w:rPr>
               <w:t xml:space="preserve"> </w:t>
             </w:r>
-            <w:hyperlink r:id="rId24" w:tgtFrame="_blank">
+            <w:hyperlink r:id="rId25" w:tgtFrame="_blank">
               <w:r>
                 <w:rPr>
                   <w:rStyle w:val="Hyperlink"/>
-                  <w:rFonts w:eastAsia="Calibri" w:cs="" w:ascii="apple-system;BlinkMacSystemFont;Segoe UI;Roboto;sans-serif" w:hAnsi="apple-system;BlinkMacSystemFont;Segoe UI;Roboto;sans-serif"/>
+                  <w:rFonts w:eastAsia="Calibri" w:cs="" w:ascii="Carlito" w:hAnsi="Carlito"/>
                   <w:b w:val="false"/>
                   <w:i w:val="false"/>
                   <w:caps w:val="false"/>
@@ -23917,7 +24013,7 @@
             <w:r>
               <w:rPr>
                 <w:rStyle w:val="PlaceholderText"/>
-                <w:rFonts w:eastAsia="Calibri" w:cs="" w:ascii="apple-system;BlinkMacSystemFont;Segoe UI;Roboto;sans-serif" w:hAnsi="apple-system;BlinkMacSystemFont;Segoe UI;Roboto;sans-serif"/>
+                <w:rFonts w:eastAsia="Calibri" w:cs="" w:ascii="Carlito" w:hAnsi="Carlito"/>
                 <w:b w:val="false"/>
                 <w:i w:val="false"/>
                 <w:caps w:val="false"/>
@@ -23934,7 +24030,7 @@
             <w:r>
               <w:rPr>
                 <w:rStyle w:val="PlaceholderText"/>
-                <w:rFonts w:eastAsia="Calibri" w:cs="" w:ascii="apple-system;BlinkMacSystemFont;Segoe UI;Roboto;sans-serif" w:hAnsi="apple-system;BlinkMacSystemFont;Segoe UI;Roboto;sans-serif"/>
+                <w:rFonts w:eastAsia="Calibri" w:cs="" w:ascii="Carlito" w:hAnsi="Carlito"/>
                 <w:b w:val="false"/>
                 <w:i w:val="false"/>
                 <w:caps w:val="false"/>
@@ -23948,11 +24044,11 @@
               </w:rPr>
               <w:t xml:space="preserve"> </w:t>
             </w:r>
-            <w:hyperlink r:id="rId25" w:tgtFrame="_blank">
+            <w:hyperlink r:id="rId26" w:tgtFrame="_blank">
               <w:r>
                 <w:rPr>
                   <w:rStyle w:val="Hyperlink"/>
-                  <w:rFonts w:eastAsia="Calibri" w:cs="" w:ascii="apple-system;BlinkMacSystemFont;Segoe UI;Roboto;sans-serif" w:hAnsi="apple-system;BlinkMacSystemFont;Segoe UI;Roboto;sans-serif"/>
+                  <w:rFonts w:eastAsia="Calibri" w:cs="" w:ascii="Carlito" w:hAnsi="Carlito"/>
                   <w:b w:val="false"/>
                   <w:i w:val="false"/>
                   <w:caps w:val="false"/>
@@ -24002,7 +24098,7 @@
             <w:r>
               <w:rPr>
                 <w:rStyle w:val="PlaceholderText"/>
-                <w:rFonts w:eastAsia="Calibri" w:cs="" w:ascii="apple-system;BlinkMacSystemFont;Segoe UI;Roboto;sans-serif" w:hAnsi="apple-system;BlinkMacSystemFont;Segoe UI;Roboto;sans-serif"/>
+                <w:rFonts w:eastAsia="Calibri" w:cs="" w:ascii="Carlito" w:hAnsi="Carlito"/>
                 <w:b w:val="false"/>
                 <w:i w:val="false"/>
                 <w:caps w:val="false"/>
@@ -24019,7 +24115,7 @@
             <w:r>
               <w:rPr>
                 <w:rStyle w:val="PlaceholderText"/>
-                <w:rFonts w:eastAsia="Calibri" w:cs="" w:ascii="apple-system;BlinkMacSystemFont;Segoe UI;Roboto;sans-serif" w:hAnsi="apple-system;BlinkMacSystemFont;Segoe UI;Roboto;sans-serif"/>
+                <w:rFonts w:eastAsia="Calibri" w:cs="" w:ascii="Carlito" w:hAnsi="Carlito"/>
                 <w:b w:val="false"/>
                 <w:i w:val="false"/>
                 <w:caps w:val="false"/>
@@ -24033,11 +24129,11 @@
               </w:rPr>
               <w:t xml:space="preserve"> </w:t>
             </w:r>
-            <w:hyperlink r:id="rId26" w:tgtFrame="_blank">
+            <w:hyperlink r:id="rId27" w:tgtFrame="_blank">
               <w:r>
                 <w:rPr>
                   <w:rStyle w:val="Hyperlink"/>
-                  <w:rFonts w:eastAsia="Calibri" w:cs="" w:ascii="apple-system;BlinkMacSystemFont;Segoe UI;Roboto;sans-serif" w:hAnsi="apple-system;BlinkMacSystemFont;Segoe UI;Roboto;sans-serif"/>
+                  <w:rFonts w:eastAsia="Calibri" w:cs="" w:ascii="Carlito" w:hAnsi="Carlito"/>
                   <w:b w:val="false"/>
                   <w:i w:val="false"/>
                   <w:caps w:val="false"/>
@@ -24082,20 +24178,12 @@
               <w:spacing w:lineRule="auto" w:line="240" w:before="0" w:after="0"/>
               <w:ind w:end="175"/>
               <w:jc w:val="start"/>
+              <w:rPr/>
+            </w:pPr>
+            <w:r>
               <w:rPr>
                 <w:rStyle w:val="PlaceholderText"/>
-                <w:rFonts w:ascii="Carlito" w:hAnsi="Carlito" w:eastAsia="Calibri" w:cs=""/>
-                <w:color w:val="000000"/>
-                <w:kern w:val="0"/>
-                <w:sz w:val="22"/>
-                <w:szCs w:val="22"/>
-                <w:lang w:val="fr-FR" w:eastAsia="en-US" w:bidi="ar-SA"/>
-              </w:rPr>
-            </w:pPr>
-            <w:r>
-              <w:rPr>
-                <w:rStyle w:val="PlaceholderText"/>
-                <w:rFonts w:eastAsia="Calibri" w:cs="" w:ascii="apple-system;BlinkMacSystemFont;Segoe UI;Roboto;sans-serif" w:hAnsi="apple-system;BlinkMacSystemFont;Segoe UI;Roboto;sans-serif"/>
+                <w:rFonts w:eastAsia="Calibri" w:cs="" w:ascii="Carlito" w:hAnsi="Carlito"/>
                 <w:b w:val="false"/>
                 <w:i w:val="false"/>
                 <w:caps w:val="false"/>
@@ -24112,7 +24200,7 @@
             <w:r>
               <w:rPr>
                 <w:rStyle w:val="PlaceholderText"/>
-                <w:rFonts w:eastAsia="Calibri" w:cs="" w:ascii="apple-system;BlinkMacSystemFont;Segoe UI;Roboto;sans-serif" w:hAnsi="apple-system;BlinkMacSystemFont;Segoe UI;Roboto;sans-serif"/>
+                <w:rFonts w:eastAsia="Calibri" w:cs="" w:ascii="Carlito" w:hAnsi="Carlito"/>
                 <w:b w:val="false"/>
                 <w:i w:val="false"/>
                 <w:caps w:val="false"/>
@@ -24126,11 +24214,11 @@
               </w:rPr>
               <w:t xml:space="preserve"> </w:t>
             </w:r>
-            <w:hyperlink r:id="rId27" w:tgtFrame="_blank">
+            <w:hyperlink r:id="rId28" w:tgtFrame="_blank">
               <w:r>
                 <w:rPr>
                   <w:rStyle w:val="Hyperlink"/>
-                  <w:rFonts w:eastAsia="Calibri" w:cs="" w:ascii="apple-system;BlinkMacSystemFont;Segoe UI;Roboto;sans-serif" w:hAnsi="apple-system;BlinkMacSystemFont;Segoe UI;Roboto;sans-serif"/>
+                  <w:rFonts w:eastAsia="Calibri" w:cs="" w:ascii="Carlito" w:hAnsi="Carlito"/>
                   <w:b w:val="false"/>
                   <w:i w:val="false"/>
                   <w:caps w:val="false"/>
@@ -24180,7 +24268,7 @@
             <w:r>
               <w:rPr>
                 <w:rStyle w:val="PlaceholderText"/>
-                <w:rFonts w:eastAsia="Calibri" w:cs="" w:ascii="apple-system;BlinkMacSystemFont;Segoe UI;Roboto;sans-serif" w:hAnsi="apple-system;BlinkMacSystemFont;Segoe UI;Roboto;sans-serif"/>
+                <w:rFonts w:eastAsia="Calibri" w:cs="" w:ascii="Carlito" w:hAnsi="Carlito"/>
                 <w:b w:val="false"/>
                 <w:i w:val="false"/>
                 <w:caps w:val="false"/>
@@ -24198,7 +24286,7 @@
             <w:r>
               <w:rPr>
                 <w:rStyle w:val="PlaceholderText"/>
-                <w:rFonts w:eastAsia="Calibri" w:cs="" w:ascii="apple-system;BlinkMacSystemFont;Segoe UI;Roboto;sans-serif" w:hAnsi="apple-system;BlinkMacSystemFont;Segoe UI;Roboto;sans-serif"/>
+                <w:rFonts w:eastAsia="Calibri" w:cs="" w:ascii="Carlito" w:hAnsi="Carlito"/>
                 <w:b w:val="false"/>
                 <w:i w:val="false"/>
                 <w:caps w:val="false"/>
@@ -24212,11 +24300,11 @@
               </w:rPr>
               <w:t xml:space="preserve"> </w:t>
             </w:r>
-            <w:hyperlink r:id="rId28" w:tgtFrame="_blank">
+            <w:hyperlink r:id="rId29" w:tgtFrame="_blank">
               <w:r>
                 <w:rPr>
                   <w:rStyle w:val="Hyperlink"/>
-                  <w:rFonts w:eastAsia="Calibri" w:cs="" w:ascii="apple-system;BlinkMacSystemFont;Segoe UI;Roboto;sans-serif" w:hAnsi="apple-system;BlinkMacSystemFont;Segoe UI;Roboto;sans-serif"/>
+                  <w:rFonts w:eastAsia="Calibri" w:cs="" w:ascii="Carlito" w:hAnsi="Carlito"/>
                   <w:b w:val="false"/>
                   <w:i w:val="false"/>
                   <w:caps w:val="false"/>
@@ -24266,7 +24354,7 @@
             <w:r>
               <w:rPr>
                 <w:rStyle w:val="PlaceholderText"/>
-                <w:rFonts w:eastAsia="Calibri" w:cs="" w:ascii="apple-system;BlinkMacSystemFont;Segoe UI;Roboto;sans-serif" w:hAnsi="apple-system;BlinkMacSystemFont;Segoe UI;Roboto;sans-serif"/>
+                <w:rFonts w:eastAsia="Calibri" w:cs="" w:ascii="Carlito" w:hAnsi="Carlito"/>
                 <w:b w:val="false"/>
                 <w:i w:val="false"/>
                 <w:caps w:val="false"/>
@@ -24283,7 +24371,7 @@
             <w:r>
               <w:rPr>
                 <w:rStyle w:val="PlaceholderText"/>
-                <w:rFonts w:eastAsia="Calibri" w:cs="" w:ascii="apple-system;BlinkMacSystemFont;Segoe UI;Roboto;sans-serif" w:hAnsi="apple-system;BlinkMacSystemFont;Segoe UI;Roboto;sans-serif"/>
+                <w:rFonts w:eastAsia="Calibri" w:cs="" w:ascii="Carlito" w:hAnsi="Carlito"/>
                 <w:b w:val="false"/>
                 <w:i w:val="false"/>
                 <w:caps w:val="false"/>
@@ -24297,11 +24385,11 @@
               </w:rPr>
               <w:t xml:space="preserve">re : </w:t>
             </w:r>
-            <w:hyperlink r:id="rId29" w:tgtFrame="_blank">
+            <w:hyperlink r:id="rId30" w:tgtFrame="_blank">
               <w:r>
                 <w:rPr>
                   <w:rStyle w:val="Hyperlink"/>
-                  <w:rFonts w:eastAsia="Calibri" w:cs="" w:ascii="apple-system;BlinkMacSystemFont;Segoe UI;Roboto;sans-serif" w:hAnsi="apple-system;BlinkMacSystemFont;Segoe UI;Roboto;sans-serif"/>
+                  <w:rFonts w:eastAsia="Calibri" w:cs="" w:ascii="Carlito" w:hAnsi="Carlito"/>
                   <w:b w:val="false"/>
                   <w:i w:val="false"/>
                   <w:caps w:val="false"/>
@@ -24351,7 +24439,7 @@
             <w:r>
               <w:rPr>
                 <w:rStyle w:val="PlaceholderText"/>
-                <w:rFonts w:eastAsia="Calibri" w:cs="" w:ascii="apple-system;BlinkMacSystemFont;Segoe UI;Roboto;sans-serif" w:hAnsi="apple-system;BlinkMacSystemFont;Segoe UI;Roboto;sans-serif"/>
+                <w:rFonts w:eastAsia="Calibri" w:cs="" w:ascii="Carlito" w:hAnsi="Carlito"/>
                 <w:b w:val="false"/>
                 <w:i w:val="false"/>
                 <w:caps w:val="false"/>
@@ -24366,11 +24454,11 @@
               <w:t xml:space="preserve">Commit — fix(ratelimit) : </w:t>
               <w:br/>
             </w:r>
-            <w:hyperlink r:id="rId30" w:tgtFrame="_blank">
+            <w:hyperlink r:id="rId31" w:tgtFrame="_blank">
               <w:r>
                 <w:rPr>
                   <w:rStyle w:val="Hyperlink"/>
-                  <w:rFonts w:eastAsia="Calibri" w:cs="" w:ascii="apple-system;BlinkMacSystemFont;Segoe UI;Roboto;sans-serif" w:hAnsi="apple-system;BlinkMacSystemFont;Segoe UI;Roboto;sans-serif"/>
+                  <w:rFonts w:eastAsia="Calibri" w:cs="" w:ascii="Carlito" w:hAnsi="Carlito"/>
                   <w:b w:val="false"/>
                   <w:i w:val="false"/>
                   <w:caps w:val="false"/>
@@ -24420,7 +24508,7 @@
             <w:r>
               <w:rPr>
                 <w:rStyle w:val="PlaceholderText"/>
-                <w:rFonts w:eastAsia="Calibri" w:cs="" w:ascii="apple-system;BlinkMacSystemFont;Segoe UI;Roboto;sans-serif" w:hAnsi="apple-system;BlinkMacSystemFont;Segoe UI;Roboto;sans-serif"/>
+                <w:rFonts w:eastAsia="Calibri" w:cs="" w:ascii="Carlito" w:hAnsi="Carlito"/>
                 <w:b w:val="false"/>
                 <w:i w:val="false"/>
                 <w:caps w:val="false"/>
@@ -24437,7 +24525,7 @@
             <w:r>
               <w:rPr>
                 <w:rStyle w:val="PlaceholderText"/>
-                <w:rFonts w:eastAsia="Calibri" w:cs="" w:ascii="apple-system;BlinkMacSystemFont;Segoe UI;Roboto;sans-serif" w:hAnsi="apple-system;BlinkMacSystemFont;Segoe UI;Roboto;sans-serif"/>
+                <w:rFonts w:eastAsia="Calibri" w:cs="" w:ascii="Carlito" w:hAnsi="Carlito"/>
                 <w:b w:val="false"/>
                 <w:i w:val="false"/>
                 <w:caps w:val="false"/>
@@ -24451,11 +24539,11 @@
               </w:rPr>
               <w:br/>
             </w:r>
-            <w:hyperlink r:id="rId31" w:tgtFrame="_blank">
+            <w:hyperlink r:id="rId32" w:tgtFrame="_blank">
               <w:r>
                 <w:rPr>
                   <w:rStyle w:val="Hyperlink"/>
-                  <w:rFonts w:eastAsia="Calibri" w:cs="" w:ascii="apple-system;BlinkMacSystemFont;Segoe UI;Roboto;sans-serif" w:hAnsi="apple-system;BlinkMacSystemFont;Segoe UI;Roboto;sans-serif"/>
+                  <w:rFonts w:eastAsia="Calibri" w:cs="" w:ascii="Carlito" w:hAnsi="Carlito"/>
                   <w:b w:val="false"/>
                   <w:i w:val="false"/>
                   <w:caps w:val="false"/>
@@ -24505,7 +24593,7 @@
             <w:r>
               <w:rPr>
                 <w:rStyle w:val="PlaceholderText"/>
-                <w:rFonts w:eastAsia="Calibri" w:cs="" w:ascii="apple-system;BlinkMacSystemFont;Segoe UI;Roboto;sans-serif" w:hAnsi="apple-system;BlinkMacSystemFont;Segoe UI;Roboto;sans-serif"/>
+                <w:rFonts w:eastAsia="Calibri" w:cs="" w:ascii="Carlito" w:hAnsi="Carlito"/>
                 <w:b w:val="false"/>
                 <w:i w:val="false"/>
                 <w:caps w:val="false"/>
@@ -24520,11 +24608,11 @@
               <w:t>Commit — fix real-time reactions :</w:t>
               <w:br/>
             </w:r>
-            <w:hyperlink r:id="rId32" w:tgtFrame="_blank">
+            <w:hyperlink r:id="rId33" w:tgtFrame="_blank">
               <w:r>
                 <w:rPr>
                   <w:rStyle w:val="Hyperlink"/>
-                  <w:rFonts w:eastAsia="Calibri" w:cs="" w:ascii="apple-system;BlinkMacSystemFont;Segoe UI;Roboto;sans-serif" w:hAnsi="apple-system;BlinkMacSystemFont;Segoe UI;Roboto;sans-serif"/>
+                  <w:rFonts w:eastAsia="Calibri" w:cs="" w:ascii="Carlito" w:hAnsi="Carlito"/>
                   <w:b w:val="false"/>
                   <w:i w:val="false"/>
                   <w:caps w:val="false"/>
@@ -24569,20 +24657,12 @@
               <w:spacing w:lineRule="auto" w:line="240" w:before="0" w:after="0"/>
               <w:ind w:end="175"/>
               <w:jc w:val="start"/>
+              <w:rPr/>
+            </w:pPr>
+            <w:r>
               <w:rPr>
                 <w:rStyle w:val="PlaceholderText"/>
-                <w:rFonts w:ascii="Carlito" w:hAnsi="Carlito" w:eastAsia="Calibri" w:cs=""/>
-                <w:color w:val="000000"/>
-                <w:kern w:val="0"/>
-                <w:sz w:val="22"/>
-                <w:szCs w:val="22"/>
-                <w:lang w:val="fr-FR" w:eastAsia="en-US" w:bidi="ar-SA"/>
-              </w:rPr>
-            </w:pPr>
-            <w:r>
-              <w:rPr>
-                <w:rStyle w:val="PlaceholderText"/>
-                <w:rFonts w:eastAsia="Calibri" w:cs="" w:ascii="apple-system;BlinkMacSystemFont;Segoe UI;Roboto;sans-serif" w:hAnsi="apple-system;BlinkMacSystemFont;Segoe UI;Roboto;sans-serif"/>
+                <w:rFonts w:eastAsia="Calibri" w:cs="" w:ascii="Carlito" w:hAnsi="Carlito"/>
                 <w:b w:val="false"/>
                 <w:i w:val="false"/>
                 <w:caps w:val="false"/>
@@ -24599,7 +24679,7 @@
             <w:r>
               <w:rPr>
                 <w:rStyle w:val="PlaceholderText"/>
-                <w:rFonts w:eastAsia="Calibri" w:cs="" w:ascii="apple-system;BlinkMacSystemFont;Segoe UI;Roboto;sans-serif" w:hAnsi="apple-system;BlinkMacSystemFont;Segoe UI;Roboto;sans-serif"/>
+                <w:rFonts w:eastAsia="Calibri" w:cs="" w:ascii="Carlito" w:hAnsi="Carlito"/>
                 <w:b w:val="false"/>
                 <w:i w:val="false"/>
                 <w:caps w:val="false"/>
@@ -24613,11 +24693,11 @@
               </w:rPr>
               <w:t xml:space="preserve"> </w:t>
             </w:r>
-            <w:hyperlink r:id="rId33" w:tgtFrame="_blank">
+            <w:hyperlink r:id="rId34" w:tgtFrame="_blank">
               <w:r>
                 <w:rPr>
                   <w:rStyle w:val="Hyperlink"/>
-                  <w:rFonts w:eastAsia="Calibri" w:cs="" w:ascii="apple-system;BlinkMacSystemFont;Segoe UI;Roboto;sans-serif" w:hAnsi="apple-system;BlinkMacSystemFont;Segoe UI;Roboto;sans-serif"/>
+                  <w:rFonts w:eastAsia="Calibri" w:cs="" w:ascii="Carlito" w:hAnsi="Carlito"/>
                   <w:b w:val="false"/>
                   <w:i w:val="false"/>
                   <w:caps w:val="false"/>
@@ -24663,7 +24743,12 @@
               <w:ind w:end="175"/>
               <w:jc w:val="start"/>
               <w:rPr>
-                <w:rFonts w:ascii="apple-system;BlinkMacSystemFont;Segoe UI;Roboto;sans-serif" w:hAnsi="apple-system;BlinkMacSystemFont;Segoe UI;Roboto;sans-serif"/>
+                <w:rFonts w:ascii="Carlito" w:hAnsi="Carlito"/>
+              </w:rPr>
+            </w:pPr>
+            <w:r>
+              <w:rPr>
+                <w:rFonts w:ascii="Carlito" w:hAnsi="Carlito"/>
                 <w:b w:val="false"/>
                 <w:i w:val="false"/>
                 <w:caps w:val="false"/>
@@ -24672,18 +24757,6 @@
                 <w:spacing w:val="0"/>
                 <w:sz w:val="20"/>
               </w:rPr>
-            </w:pPr>
-            <w:r>
-              <w:rPr>
-                <w:rFonts w:ascii="apple-system;BlinkMacSystemFont;Segoe UI;Roboto;sans-serif" w:hAnsi="apple-system;BlinkMacSystemFont;Segoe UI;Roboto;sans-serif"/>
-                <w:b w:val="false"/>
-                <w:i w:val="false"/>
-                <w:caps w:val="false"/>
-                <w:smallCaps w:val="false"/>
-                <w:color w:val="000000"/>
-                <w:spacing w:val="0"/>
-                <w:sz w:val="20"/>
-              </w:rPr>
               <w:t>GitHub PR #73 — CLecart :</w:t>
             </w:r>
           </w:p>
@@ -24701,22 +24774,15 @@
               <w:jc w:val="start"/>
               <w:rPr/>
             </w:pPr>
-            <w:hyperlink r:id="rId34" w:tgtFrame="_blank">
-              <w:r>
-                <w:rPr>
-                  <w:rStyle w:val="Hyperlink"/>
-                  <w:rFonts w:ascii="apple-system;BlinkMacSystemFont;Segoe UI;Roboto;sans-serif" w:hAnsi="apple-system;BlinkMacSystemFont;Segoe UI;Roboto;sans-serif"/>
-                  <w:b w:val="false"/>
-                  <w:i w:val="false"/>
-                  <w:caps w:val="false"/>
-                  <w:smallCaps w:val="false"/>
-                  <w:color w:val="3794FF"/>
-                  <w:spacing w:val="0"/>
-                  <w:sz w:val="20"/>
-                </w:rPr>
-                <w:t>https://github.com/arocchet/social-network/pull/73</w:t>
-              </w:r>
-            </w:hyperlink>
+            <w:r>
+              <w:rPr>
+                <w:rStyle w:val="Hyperlink"/>
+                <w:rFonts w:ascii="Carlito" w:hAnsi="Carlito"/>
+                <w:color w:val="3794FF"/>
+              </w:rPr>
+              <w:t>https://github.com/arocchet/social-network/pull/73</w:t>
+              <w:br/>
+            </w:r>
           </w:p>
         </w:tc>
       </w:tr>
@@ -24799,7 +24865,7 @@
       </w:tblGrid>
       <w:tr>
         <w:trPr>
-          <w:trHeight w:val="680" w:hRule="atLeast"/>
+          <w:trHeight w:val="5048" w:hRule="atLeast"/>
         </w:trPr>
         <w:tc>
           <w:tcPr>
@@ -24850,22 +24916,100 @@
                 <w:szCs w:val="22"/>
                 <w:lang w:val="fr-FR" w:eastAsia="en-US" w:bidi="ar-SA"/>
               </w:rPr>
-              <w:t xml:space="preserve"> — Diagramme de séquence SSE messagerie :</w:t>
-            </w:r>
-            <w:r>
+              <w:t xml:space="preserve"> — </w:t>
+            </w:r>
+            <w:r>
+              <w:rPr>
+                <w:rStyle w:val="PlaceholderText"/>
+                <w:rFonts w:eastAsia="Calibri" w:cs="" w:ascii="Carlito" w:hAnsi="Carlito"/>
+                <w:b/>
+                <w:bCs/>
+                <w:color w:val="000000"/>
+                <w:kern w:val="0"/>
+                <w:sz w:val="24"/>
+                <w:szCs w:val="24"/>
+                <w:lang w:val="fr-FR" w:eastAsia="en-US" w:bidi="ar-SA"/>
+              </w:rPr>
+              <w:t xml:space="preserve">Architecture logicielle </w:t>
+            </w:r>
+            <w:r>
+              <w:rPr>
+                <w:rStyle w:val="PlaceholderText"/>
+                <w:rFonts w:eastAsia="Calibri" w:cs="" w:ascii="Carlito" w:hAnsi="Carlito"/>
+                <w:b/>
+                <w:bCs/>
+                <w:color w:val="000000"/>
+                <w:kern w:val="0"/>
+                <w:sz w:val="24"/>
+                <w:szCs w:val="24"/>
+                <w:lang w:val="fr-FR" w:eastAsia="en-US" w:bidi="ar-SA"/>
+              </w:rPr>
+              <w:t>simplifié</w:t>
+            </w:r>
+          </w:p>
+          <w:p>
+            <w:pPr>
+              <w:pStyle w:val="BodyText"/>
+              <w:widowControl/>
+              <w:tabs>
+                <w:tab w:val="clear" w:pos="709"/>
+                <w:tab w:val="left" w:pos="850" w:leader="none"/>
+              </w:tabs>
+              <w:suppressAutoHyphens w:val="true"/>
+              <w:spacing w:lineRule="auto" w:line="240" w:before="0" w:after="0"/>
+              <w:ind w:end="175"/>
+              <w:jc w:val="start"/>
+              <w:rPr>
+                <w:rStyle w:val="PlaceholderText"/>
+                <w:rFonts w:ascii="Carlito" w:hAnsi="Carlito" w:eastAsia="Calibri" w:cs=""/>
+                <w:color w:val="000000"/>
+                <w:kern w:val="0"/>
+                <w:sz w:val="22"/>
+                <w:szCs w:val="22"/>
+                <w:lang w:val="fr-FR" w:eastAsia="en-US" w:bidi="ar-SA"/>
+              </w:rPr>
+            </w:pPr>
+            <w:r>
+              <w:rPr/>
+            </w:r>
+          </w:p>
+          <w:p>
+            <w:pPr>
+              <w:pStyle w:val="BodyText"/>
+              <w:widowControl/>
+              <w:tabs>
+                <w:tab w:val="clear" w:pos="709"/>
+                <w:tab w:val="left" w:pos="850" w:leader="none"/>
+              </w:tabs>
+              <w:suppressAutoHyphens w:val="true"/>
+              <w:spacing w:lineRule="auto" w:line="240" w:before="0" w:after="0"/>
+              <w:ind w:end="175"/>
+              <w:jc w:val="start"/>
+              <w:rPr>
+                <w:rStyle w:val="PlaceholderText"/>
+                <w:rFonts w:ascii="Carlito" w:hAnsi="Carlito" w:eastAsia="Calibri" w:cs=""/>
+                <w:color w:val="000000"/>
+                <w:kern w:val="0"/>
+                <w:sz w:val="22"/>
+                <w:szCs w:val="22"/>
+                <w:lang w:val="fr-FR" w:eastAsia="en-US" w:bidi="ar-SA"/>
+              </w:rPr>
+            </w:pPr>
+            <w:r>
+              <w:rPr/>
               <w:drawing>
-                <wp:anchor distT="0" distB="0" distL="0" distR="0" simplePos="0" relativeHeight="115" behindDoc="0" locked="0" layoutInCell="0" allowOverlap="1">
+                <wp:anchor distT="0" distB="0" distL="0" distR="0" simplePos="0" relativeHeight="120" behindDoc="0" locked="0" layoutInCell="0" allowOverlap="1">
                   <wp:simplePos x="0" y="0"/>
-                  <wp:positionH relativeFrom="margin">
-                    <wp:posOffset>66040</wp:posOffset>
+                  <wp:positionH relativeFrom="column">
+                    <wp:posOffset>843915</wp:posOffset>
                   </wp:positionH>
                   <wp:positionV relativeFrom="paragraph">
-                    <wp:posOffset>259715</wp:posOffset>
+                    <wp:posOffset>128905</wp:posOffset>
                   </wp:positionV>
-                  <wp:extent cx="5861685" cy="3759200"/>
+                  <wp:extent cx="3870960" cy="2580640"/>
                   <wp:effectExtent l="0" t="0" r="0" b="0"/>
                   <wp:wrapSquare wrapText="largest"/>
-                  <wp:docPr id="20" name="Image3"/>
+                  <wp:docPr id="20" name="Image6"/>
                   <wp:cNvGraphicFramePr>
                     <a:graphicFrameLocks xmlns:a="http://schemas.openxmlformats.org/drawingml/2006/main" noChangeAspect="1"/>
                   </wp:cNvGraphicFramePr>
@@ -24873,13 +25017,14 @@
                     <a:graphicData uri="http://schemas.openxmlformats.org/drawingml/2006/picture">
                       <pic:pic xmlns:pic="http://schemas.openxmlformats.org/drawingml/2006/picture">
                         <pic:nvPicPr>
-                          <pic:cNvPr id="20" name="Image3"/>
+                          <pic:cNvPr id="20" name="Image6"/>
                           <pic:cNvPicPr>
                             <a:picLocks noChangeAspect="1" noChangeArrowheads="1"/>
                           </pic:cNvPicPr>
                         </pic:nvPicPr>
                         <pic:blipFill>
                           <a:blip r:embed="rId35"/>
+                          <a:srcRect l="-69" t="-103" r="-69" b="-103"/>
                           <a:stretch>
                             <a:fillRect/>
                           </a:stretch>
@@ -24887,7 +25032,483 @@
                         <pic:spPr bwMode="auto">
                           <a:xfrm>
                             <a:off x="0" y="0"/>
-                            <a:ext cx="5861685" cy="3759200"/>
+                            <a:ext cx="3870960" cy="2580640"/>
+                          </a:xfrm>
+                          <a:prstGeom prst="rect">
+                            <a:avLst/>
+                          </a:prstGeom>
+                          <a:noFill/>
+                          <a:ln>
+                            <a:solidFill>
+                              <a:srgbClr val="000000"/>
+                            </a:solidFill>
+                          </a:ln>
+                        </pic:spPr>
+                      </pic:pic>
+                    </a:graphicData>
+                  </a:graphic>
+                </wp:anchor>
+              </w:drawing>
+            </w:r>
+          </w:p>
+          <w:p>
+            <w:pPr>
+              <w:pStyle w:val="BodyText"/>
+              <w:widowControl/>
+              <w:tabs>
+                <w:tab w:val="clear" w:pos="709"/>
+                <w:tab w:val="left" w:pos="850" w:leader="none"/>
+              </w:tabs>
+              <w:suppressAutoHyphens w:val="true"/>
+              <w:spacing w:lineRule="auto" w:line="240" w:before="0" w:after="0"/>
+              <w:ind w:end="175"/>
+              <w:jc w:val="start"/>
+              <w:rPr>
+                <w:rStyle w:val="PlaceholderText"/>
+                <w:rFonts w:ascii="Carlito" w:hAnsi="Carlito" w:eastAsia="Calibri" w:cs=""/>
+                <w:color w:val="000000"/>
+                <w:kern w:val="0"/>
+                <w:sz w:val="22"/>
+                <w:szCs w:val="22"/>
+                <w:lang w:val="fr-FR" w:eastAsia="en-US" w:bidi="ar-SA"/>
+              </w:rPr>
+            </w:pPr>
+            <w:r>
+              <w:rPr/>
+            </w:r>
+          </w:p>
+          <w:p>
+            <w:pPr>
+              <w:pStyle w:val="BodyText"/>
+              <w:widowControl/>
+              <w:tabs>
+                <w:tab w:val="clear" w:pos="709"/>
+                <w:tab w:val="left" w:pos="850" w:leader="none"/>
+              </w:tabs>
+              <w:suppressAutoHyphens w:val="true"/>
+              <w:spacing w:lineRule="auto" w:line="240" w:before="0" w:after="0"/>
+              <w:ind w:end="175"/>
+              <w:jc w:val="start"/>
+              <w:rPr>
+                <w:rStyle w:val="PlaceholderText"/>
+                <w:rFonts w:ascii="Carlito" w:hAnsi="Carlito" w:eastAsia="Calibri" w:cs=""/>
+                <w:color w:val="000000"/>
+                <w:kern w:val="0"/>
+                <w:sz w:val="22"/>
+                <w:szCs w:val="22"/>
+                <w:lang w:val="fr-FR" w:eastAsia="en-US" w:bidi="ar-SA"/>
+              </w:rPr>
+            </w:pPr>
+            <w:r>
+              <w:rPr/>
+            </w:r>
+          </w:p>
+          <w:p>
+            <w:pPr>
+              <w:pStyle w:val="BodyText"/>
+              <w:widowControl/>
+              <w:tabs>
+                <w:tab w:val="clear" w:pos="709"/>
+                <w:tab w:val="left" w:pos="850" w:leader="none"/>
+              </w:tabs>
+              <w:suppressAutoHyphens w:val="true"/>
+              <w:spacing w:lineRule="auto" w:line="240" w:before="0" w:after="0"/>
+              <w:ind w:end="175"/>
+              <w:jc w:val="start"/>
+              <w:rPr>
+                <w:rStyle w:val="PlaceholderText"/>
+                <w:rFonts w:ascii="Carlito" w:hAnsi="Carlito" w:eastAsia="Calibri" w:cs=""/>
+                <w:color w:val="000000"/>
+                <w:kern w:val="0"/>
+                <w:sz w:val="22"/>
+                <w:szCs w:val="22"/>
+                <w:lang w:val="fr-FR" w:eastAsia="en-US" w:bidi="ar-SA"/>
+              </w:rPr>
+            </w:pPr>
+            <w:r>
+              <w:rPr/>
+            </w:r>
+          </w:p>
+          <w:p>
+            <w:pPr>
+              <w:pStyle w:val="BodyText"/>
+              <w:widowControl/>
+              <w:tabs>
+                <w:tab w:val="clear" w:pos="709"/>
+                <w:tab w:val="left" w:pos="850" w:leader="none"/>
+              </w:tabs>
+              <w:suppressAutoHyphens w:val="true"/>
+              <w:spacing w:lineRule="auto" w:line="240" w:before="0" w:after="0"/>
+              <w:ind w:end="175"/>
+              <w:jc w:val="start"/>
+              <w:rPr>
+                <w:rStyle w:val="PlaceholderText"/>
+                <w:rFonts w:ascii="Carlito" w:hAnsi="Carlito" w:eastAsia="Calibri" w:cs=""/>
+                <w:color w:val="000000"/>
+                <w:kern w:val="0"/>
+                <w:sz w:val="22"/>
+                <w:szCs w:val="22"/>
+                <w:lang w:val="fr-FR" w:eastAsia="en-US" w:bidi="ar-SA"/>
+              </w:rPr>
+            </w:pPr>
+            <w:r>
+              <w:rPr/>
+            </w:r>
+          </w:p>
+          <w:p>
+            <w:pPr>
+              <w:pStyle w:val="BodyText"/>
+              <w:widowControl/>
+              <w:tabs>
+                <w:tab w:val="clear" w:pos="709"/>
+                <w:tab w:val="left" w:pos="850" w:leader="none"/>
+              </w:tabs>
+              <w:suppressAutoHyphens w:val="true"/>
+              <w:spacing w:lineRule="auto" w:line="240" w:before="0" w:after="0"/>
+              <w:ind w:end="175"/>
+              <w:jc w:val="start"/>
+              <w:rPr>
+                <w:rStyle w:val="PlaceholderText"/>
+                <w:rFonts w:ascii="Carlito" w:hAnsi="Carlito" w:eastAsia="Calibri" w:cs=""/>
+                <w:color w:val="000000"/>
+                <w:kern w:val="0"/>
+                <w:sz w:val="22"/>
+                <w:szCs w:val="22"/>
+                <w:lang w:val="fr-FR" w:eastAsia="en-US" w:bidi="ar-SA"/>
+              </w:rPr>
+            </w:pPr>
+            <w:r>
+              <w:rPr/>
+            </w:r>
+          </w:p>
+          <w:p>
+            <w:pPr>
+              <w:pStyle w:val="BodyText"/>
+              <w:widowControl/>
+              <w:tabs>
+                <w:tab w:val="clear" w:pos="709"/>
+                <w:tab w:val="left" w:pos="850" w:leader="none"/>
+              </w:tabs>
+              <w:suppressAutoHyphens w:val="true"/>
+              <w:spacing w:lineRule="auto" w:line="240" w:before="0" w:after="0"/>
+              <w:ind w:end="175"/>
+              <w:jc w:val="start"/>
+              <w:rPr>
+                <w:rStyle w:val="PlaceholderText"/>
+                <w:rFonts w:ascii="Carlito" w:hAnsi="Carlito" w:eastAsia="Calibri" w:cs=""/>
+                <w:color w:val="000000"/>
+                <w:kern w:val="0"/>
+                <w:sz w:val="22"/>
+                <w:szCs w:val="22"/>
+                <w:lang w:val="fr-FR" w:eastAsia="en-US" w:bidi="ar-SA"/>
+              </w:rPr>
+            </w:pPr>
+            <w:r>
+              <w:rPr/>
+            </w:r>
+          </w:p>
+          <w:p>
+            <w:pPr>
+              <w:pStyle w:val="BodyText"/>
+              <w:widowControl/>
+              <w:tabs>
+                <w:tab w:val="clear" w:pos="709"/>
+                <w:tab w:val="left" w:pos="850" w:leader="none"/>
+              </w:tabs>
+              <w:suppressAutoHyphens w:val="true"/>
+              <w:spacing w:lineRule="auto" w:line="240" w:before="0" w:after="0"/>
+              <w:ind w:end="175"/>
+              <w:jc w:val="start"/>
+              <w:rPr>
+                <w:rStyle w:val="PlaceholderText"/>
+                <w:rFonts w:ascii="Carlito" w:hAnsi="Carlito" w:eastAsia="Calibri" w:cs=""/>
+                <w:color w:val="000000"/>
+                <w:kern w:val="0"/>
+                <w:sz w:val="22"/>
+                <w:szCs w:val="22"/>
+                <w:lang w:val="fr-FR" w:eastAsia="en-US" w:bidi="ar-SA"/>
+              </w:rPr>
+            </w:pPr>
+            <w:r>
+              <w:rPr/>
+            </w:r>
+          </w:p>
+          <w:p>
+            <w:pPr>
+              <w:pStyle w:val="BodyText"/>
+              <w:widowControl/>
+              <w:tabs>
+                <w:tab w:val="clear" w:pos="709"/>
+                <w:tab w:val="left" w:pos="850" w:leader="none"/>
+              </w:tabs>
+              <w:suppressAutoHyphens w:val="true"/>
+              <w:spacing w:lineRule="auto" w:line="240" w:before="0" w:after="0"/>
+              <w:ind w:end="175"/>
+              <w:jc w:val="start"/>
+              <w:rPr>
+                <w:rStyle w:val="PlaceholderText"/>
+                <w:rFonts w:ascii="Carlito" w:hAnsi="Carlito" w:eastAsia="Calibri" w:cs=""/>
+                <w:color w:val="000000"/>
+                <w:kern w:val="0"/>
+                <w:sz w:val="22"/>
+                <w:szCs w:val="22"/>
+                <w:lang w:val="fr-FR" w:eastAsia="en-US" w:bidi="ar-SA"/>
+              </w:rPr>
+            </w:pPr>
+            <w:r>
+              <w:rPr/>
+            </w:r>
+          </w:p>
+          <w:p>
+            <w:pPr>
+              <w:pStyle w:val="BodyText"/>
+              <w:widowControl/>
+              <w:tabs>
+                <w:tab w:val="clear" w:pos="709"/>
+                <w:tab w:val="left" w:pos="850" w:leader="none"/>
+              </w:tabs>
+              <w:suppressAutoHyphens w:val="true"/>
+              <w:spacing w:lineRule="auto" w:line="240" w:before="0" w:after="0"/>
+              <w:ind w:end="175"/>
+              <w:jc w:val="start"/>
+              <w:rPr>
+                <w:rStyle w:val="PlaceholderText"/>
+                <w:rFonts w:ascii="Carlito" w:hAnsi="Carlito" w:eastAsia="Calibri" w:cs=""/>
+                <w:color w:val="000000"/>
+                <w:kern w:val="0"/>
+                <w:sz w:val="22"/>
+                <w:szCs w:val="22"/>
+                <w:lang w:val="fr-FR" w:eastAsia="en-US" w:bidi="ar-SA"/>
+              </w:rPr>
+            </w:pPr>
+            <w:r>
+              <w:rPr/>
+            </w:r>
+          </w:p>
+          <w:p>
+            <w:pPr>
+              <w:pStyle w:val="BodyText"/>
+              <w:widowControl/>
+              <w:tabs>
+                <w:tab w:val="clear" w:pos="709"/>
+                <w:tab w:val="left" w:pos="850" w:leader="none"/>
+              </w:tabs>
+              <w:suppressAutoHyphens w:val="true"/>
+              <w:spacing w:lineRule="auto" w:line="240" w:before="0" w:after="0"/>
+              <w:ind w:end="175"/>
+              <w:jc w:val="start"/>
+              <w:rPr/>
+            </w:pPr>
+            <w:r>
+              <w:rPr>
+                <w:rStyle w:val="PlaceholderText"/>
+                <w:rFonts w:eastAsia="Calibri" w:cs="" w:ascii="Carlito" w:hAnsi="Carlito"/>
+                <w:color w:val="000000"/>
+                <w:kern w:val="0"/>
+                <w:sz w:val="22"/>
+                <w:szCs w:val="22"/>
+                <w:lang w:val="fr-FR" w:eastAsia="en-US" w:bidi="ar-SA"/>
+              </w:rPr>
+              <w:br/>
+            </w:r>
+          </w:p>
+          <w:p>
+            <w:pPr>
+              <w:pStyle w:val="BodyText"/>
+              <w:widowControl/>
+              <w:tabs>
+                <w:tab w:val="clear" w:pos="709"/>
+                <w:tab w:val="left" w:pos="850" w:leader="none"/>
+              </w:tabs>
+              <w:suppressAutoHyphens w:val="true"/>
+              <w:spacing w:lineRule="auto" w:line="240" w:before="0" w:after="0"/>
+              <w:ind w:end="175"/>
+              <w:jc w:val="start"/>
+              <w:rPr>
+                <w:rStyle w:val="PlaceholderText"/>
+                <w:rFonts w:ascii="Carlito" w:hAnsi="Carlito" w:eastAsia="Calibri" w:cs=""/>
+                <w:color w:val="000000"/>
+                <w:kern w:val="0"/>
+                <w:sz w:val="22"/>
+                <w:szCs w:val="22"/>
+                <w:lang w:val="fr-FR" w:eastAsia="en-US" w:bidi="ar-SA"/>
+              </w:rPr>
+            </w:pPr>
+            <w:r>
+              <w:rPr/>
+            </w:r>
+          </w:p>
+          <w:p>
+            <w:pPr>
+              <w:pStyle w:val="BodyText"/>
+              <w:widowControl/>
+              <w:tabs>
+                <w:tab w:val="clear" w:pos="709"/>
+                <w:tab w:val="left" w:pos="850" w:leader="none"/>
+              </w:tabs>
+              <w:suppressAutoHyphens w:val="true"/>
+              <w:spacing w:lineRule="auto" w:line="240" w:before="0" w:after="0"/>
+              <w:ind w:end="175"/>
+              <w:jc w:val="start"/>
+              <w:rPr/>
+            </w:pPr>
+            <w:r>
+              <w:rPr>
+                <w:rStyle w:val="PlaceholderText"/>
+                <w:rFonts w:eastAsia="Calibri" w:cs="" w:ascii="Carlito" w:hAnsi="Carlito"/>
+                <w:color w:val="000000"/>
+                <w:kern w:val="0"/>
+                <w:sz w:val="22"/>
+                <w:szCs w:val="22"/>
+                <w:lang w:val="fr-FR" w:eastAsia="en-US" w:bidi="ar-SA"/>
+              </w:rPr>
+              <w:br/>
+            </w:r>
+          </w:p>
+          <w:p>
+            <w:pPr>
+              <w:pStyle w:val="BodyText"/>
+              <w:widowControl/>
+              <w:tabs>
+                <w:tab w:val="clear" w:pos="709"/>
+                <w:tab w:val="left" w:pos="850" w:leader="none"/>
+              </w:tabs>
+              <w:suppressAutoHyphens w:val="true"/>
+              <w:spacing w:lineRule="auto" w:line="240" w:before="0" w:after="0"/>
+              <w:ind w:end="175"/>
+              <w:jc w:val="start"/>
+              <w:rPr>
+                <w:rStyle w:val="PlaceholderText"/>
+                <w:rFonts w:ascii="Carlito" w:hAnsi="Carlito" w:eastAsia="Calibri" w:cs=""/>
+                <w:color w:val="000000"/>
+                <w:kern w:val="0"/>
+                <w:sz w:val="22"/>
+                <w:szCs w:val="22"/>
+                <w:lang w:val="fr-FR" w:eastAsia="en-US" w:bidi="ar-SA"/>
+              </w:rPr>
+            </w:pPr>
+            <w:r>
+              <w:rPr/>
+            </w:r>
+          </w:p>
+          <w:p>
+            <w:pPr>
+              <w:pStyle w:val="BodyText"/>
+              <w:widowControl/>
+              <w:tabs>
+                <w:tab w:val="clear" w:pos="709"/>
+                <w:tab w:val="left" w:pos="850" w:leader="none"/>
+              </w:tabs>
+              <w:suppressAutoHyphens w:val="true"/>
+              <w:spacing w:lineRule="auto" w:line="240" w:before="0" w:after="0"/>
+              <w:ind w:end="175"/>
+              <w:jc w:val="start"/>
+              <w:rPr/>
+            </w:pPr>
+            <w:r>
+              <w:rPr>
+                <w:rStyle w:val="PlaceholderText"/>
+                <w:rFonts w:eastAsia="Calibri" w:cs="" w:ascii="Carlito" w:hAnsi="Carlito"/>
+                <w:color w:val="000000"/>
+                <w:kern w:val="0"/>
+                <w:sz w:val="22"/>
+                <w:szCs w:val="22"/>
+                <w:lang w:val="fr-FR" w:eastAsia="en-US" w:bidi="ar-SA"/>
+              </w:rPr>
+              <w:br/>
+            </w:r>
+            <w:r>
+              <w:rPr>
+                <w:rStyle w:val="PlaceholderText"/>
+                <w:rFonts w:eastAsia="Calibri" w:cs="" w:ascii="Carlito" w:hAnsi="Carlito"/>
+                <w:b/>
+                <w:bCs/>
+                <w:color w:val="000000"/>
+                <w:kern w:val="0"/>
+                <w:sz w:val="22"/>
+                <w:szCs w:val="22"/>
+                <w:lang w:val="fr-FR" w:eastAsia="en-US" w:bidi="ar-SA"/>
+              </w:rPr>
+              <w:t>Doc</w:t>
+            </w:r>
+            <w:r>
+              <w:rPr>
+                <w:rStyle w:val="PlaceholderText"/>
+                <w:rFonts w:eastAsia="Calibri" w:cs="" w:ascii="Carlito" w:hAnsi="Carlito"/>
+                <w:color w:val="000000"/>
+                <w:kern w:val="0"/>
+                <w:sz w:val="22"/>
+                <w:szCs w:val="22"/>
+                <w:lang w:val="fr-FR" w:eastAsia="en-US" w:bidi="ar-SA"/>
+              </w:rPr>
+              <w:t xml:space="preserve"> —</w:t>
+            </w:r>
+            <w:r>
+              <w:rPr>
+                <w:rStyle w:val="PlaceholderText"/>
+                <w:rFonts w:eastAsia="Calibri" w:cs="" w:ascii="Carlito" w:hAnsi="Carlito"/>
+                <w:b/>
+                <w:bCs/>
+                <w:color w:val="000000"/>
+                <w:kern w:val="0"/>
+                <w:sz w:val="22"/>
+                <w:szCs w:val="22"/>
+                <w:lang w:val="fr-FR" w:eastAsia="en-US" w:bidi="ar-SA"/>
+              </w:rPr>
+              <w:t xml:space="preserve"> Diagramme de séquence SSE messagerie :</w:t>
+            </w:r>
+          </w:p>
+          <w:p>
+            <w:pPr>
+              <w:pStyle w:val="BodyText"/>
+              <w:widowControl/>
+              <w:tabs>
+                <w:tab w:val="clear" w:pos="709"/>
+                <w:tab w:val="left" w:pos="850" w:leader="none"/>
+              </w:tabs>
+              <w:suppressAutoHyphens w:val="true"/>
+              <w:spacing w:lineRule="auto" w:line="240" w:before="0" w:after="0"/>
+              <w:ind w:end="175"/>
+              <w:jc w:val="start"/>
+              <w:rPr/>
+            </w:pPr>
+            <w:r>
+              <w:rPr/>
+              <w:drawing>
+                <wp:anchor distT="0" distB="0" distL="0" distR="0" simplePos="0" relativeHeight="119" behindDoc="0" locked="0" layoutInCell="0" allowOverlap="1">
+                  <wp:simplePos x="0" y="0"/>
+                  <wp:positionH relativeFrom="column">
+                    <wp:posOffset>852170</wp:posOffset>
+                  </wp:positionH>
+                  <wp:positionV relativeFrom="paragraph">
+                    <wp:posOffset>125095</wp:posOffset>
+                  </wp:positionV>
+                  <wp:extent cx="3864610" cy="2560320"/>
+                  <wp:effectExtent l="0" t="0" r="0" b="0"/>
+                  <wp:wrapSquare wrapText="largest"/>
+                  <wp:docPr id="21" name="Image5"/>
+                  <wp:cNvGraphicFramePr>
+                    <a:graphicFrameLocks xmlns:a="http://schemas.openxmlformats.org/drawingml/2006/main" noChangeAspect="1"/>
+                  </wp:cNvGraphicFramePr>
+                  <a:graphic xmlns:a="http://schemas.openxmlformats.org/drawingml/2006/main">
+                    <a:graphicData uri="http://schemas.openxmlformats.org/drawingml/2006/picture">
+                      <pic:pic xmlns:pic="http://schemas.openxmlformats.org/drawingml/2006/picture">
+                        <pic:nvPicPr>
+                          <pic:cNvPr id="21" name="Image5"/>
+                          <pic:cNvPicPr>
+                            <a:picLocks noChangeAspect="1" noChangeArrowheads="1"/>
+                          </pic:cNvPicPr>
+                        </pic:nvPicPr>
+                        <pic:blipFill>
+                          <a:blip r:embed="rId36"/>
+                          <a:stretch>
+                            <a:fillRect/>
+                          </a:stretch>
+                        </pic:blipFill>
+                        <pic:spPr bwMode="auto">
+                          <a:xfrm>
+                            <a:off x="0" y="0"/>
+                            <a:ext cx="3864610" cy="2560320"/>
                           </a:xfrm>
                           <a:prstGeom prst="rect">
                             <a:avLst/>
@@ -24900,18 +25521,431 @@
                 </wp:anchor>
               </w:drawing>
             </w:r>
-            <w:r>
+          </w:p>
+          <w:p>
+            <w:pPr>
+              <w:pStyle w:val="BodyText"/>
+              <w:widowControl/>
+              <w:tabs>
+                <w:tab w:val="clear" w:pos="709"/>
+                <w:tab w:val="left" w:pos="850" w:leader="none"/>
+              </w:tabs>
+              <w:suppressAutoHyphens w:val="true"/>
+              <w:spacing w:lineRule="auto" w:line="240" w:before="0" w:after="0"/>
+              <w:ind w:end="175"/>
+              <w:jc w:val="start"/>
+              <w:rPr/>
+            </w:pPr>
+            <w:r>
+              <w:rPr/>
+            </w:r>
+          </w:p>
+          <w:p>
+            <w:pPr>
+              <w:pStyle w:val="BodyText"/>
+              <w:widowControl/>
+              <w:tabs>
+                <w:tab w:val="clear" w:pos="709"/>
+                <w:tab w:val="left" w:pos="850" w:leader="none"/>
+              </w:tabs>
+              <w:suppressAutoHyphens w:val="true"/>
+              <w:spacing w:lineRule="auto" w:line="240" w:before="0" w:after="0"/>
+              <w:ind w:end="175"/>
+              <w:jc w:val="start"/>
+              <w:rPr/>
+            </w:pPr>
+            <w:r>
+              <w:rPr/>
+            </w:r>
+          </w:p>
+          <w:p>
+            <w:pPr>
+              <w:pStyle w:val="BodyText"/>
+              <w:widowControl/>
+              <w:tabs>
+                <w:tab w:val="clear" w:pos="709"/>
+                <w:tab w:val="left" w:pos="850" w:leader="none"/>
+              </w:tabs>
+              <w:suppressAutoHyphens w:val="true"/>
+              <w:spacing w:lineRule="auto" w:line="240" w:before="0" w:after="0"/>
+              <w:ind w:end="175"/>
+              <w:jc w:val="start"/>
               <w:rPr>
                 <w:rStyle w:val="PlaceholderText"/>
-                <w:rFonts w:eastAsia="Calibri" w:cs="" w:ascii="Carlito" w:hAnsi="Carlito"/>
+                <w:rFonts w:ascii="Carlito" w:hAnsi="Carlito" w:eastAsia="Calibri" w:cs=""/>
                 <w:color w:val="000000"/>
                 <w:kern w:val="0"/>
                 <w:sz w:val="22"/>
                 <w:szCs w:val="22"/>
                 <w:lang w:val="fr-FR" w:eastAsia="en-US" w:bidi="ar-SA"/>
               </w:rPr>
-              <w:br/>
-              <w:br/>
+            </w:pPr>
+            <w:r>
+              <w:rPr/>
+            </w:r>
+          </w:p>
+          <w:p>
+            <w:pPr>
+              <w:pStyle w:val="BodyText"/>
+              <w:widowControl/>
+              <w:tabs>
+                <w:tab w:val="clear" w:pos="709"/>
+                <w:tab w:val="left" w:pos="850" w:leader="none"/>
+              </w:tabs>
+              <w:suppressAutoHyphens w:val="true"/>
+              <w:spacing w:lineRule="auto" w:line="240" w:before="0" w:after="0"/>
+              <w:ind w:end="175"/>
+              <w:jc w:val="start"/>
+              <w:rPr>
+                <w:rStyle w:val="PlaceholderText"/>
+                <w:rFonts w:ascii="Carlito" w:hAnsi="Carlito" w:eastAsia="Calibri" w:cs=""/>
+                <w:color w:val="000000"/>
+                <w:kern w:val="0"/>
+                <w:sz w:val="22"/>
+                <w:szCs w:val="22"/>
+                <w:lang w:val="fr-FR" w:eastAsia="en-US" w:bidi="ar-SA"/>
+              </w:rPr>
+            </w:pPr>
+            <w:r>
+              <w:rPr/>
+            </w:r>
+          </w:p>
+          <w:p>
+            <w:pPr>
+              <w:pStyle w:val="BodyText"/>
+              <w:widowControl/>
+              <w:tabs>
+                <w:tab w:val="clear" w:pos="709"/>
+                <w:tab w:val="left" w:pos="850" w:leader="none"/>
+              </w:tabs>
+              <w:suppressAutoHyphens w:val="true"/>
+              <w:spacing w:lineRule="auto" w:line="240" w:before="0" w:after="0"/>
+              <w:ind w:end="175"/>
+              <w:jc w:val="start"/>
+              <w:rPr>
+                <w:rStyle w:val="PlaceholderText"/>
+                <w:rFonts w:ascii="Carlito" w:hAnsi="Carlito" w:eastAsia="Calibri" w:cs=""/>
+                <w:color w:val="000000"/>
+                <w:kern w:val="0"/>
+                <w:sz w:val="22"/>
+                <w:szCs w:val="22"/>
+                <w:lang w:val="fr-FR" w:eastAsia="en-US" w:bidi="ar-SA"/>
+              </w:rPr>
+            </w:pPr>
+            <w:r>
+              <w:rPr/>
+            </w:r>
+          </w:p>
+          <w:p>
+            <w:pPr>
+              <w:pStyle w:val="BodyText"/>
+              <w:widowControl/>
+              <w:tabs>
+                <w:tab w:val="clear" w:pos="709"/>
+                <w:tab w:val="left" w:pos="850" w:leader="none"/>
+              </w:tabs>
+              <w:suppressAutoHyphens w:val="true"/>
+              <w:spacing w:lineRule="auto" w:line="240" w:before="0" w:after="0"/>
+              <w:ind w:end="175"/>
+              <w:jc w:val="start"/>
+              <w:rPr>
+                <w:rStyle w:val="PlaceholderText"/>
+                <w:rFonts w:ascii="Carlito" w:hAnsi="Carlito" w:eastAsia="Calibri" w:cs=""/>
+                <w:color w:val="000000"/>
+                <w:kern w:val="0"/>
+                <w:sz w:val="22"/>
+                <w:szCs w:val="22"/>
+                <w:lang w:val="fr-FR" w:eastAsia="en-US" w:bidi="ar-SA"/>
+              </w:rPr>
+            </w:pPr>
+            <w:r>
+              <w:rPr/>
+            </w:r>
+          </w:p>
+          <w:p>
+            <w:pPr>
+              <w:pStyle w:val="BodyText"/>
+              <w:widowControl/>
+              <w:tabs>
+                <w:tab w:val="clear" w:pos="709"/>
+                <w:tab w:val="left" w:pos="850" w:leader="none"/>
+              </w:tabs>
+              <w:suppressAutoHyphens w:val="true"/>
+              <w:spacing w:lineRule="auto" w:line="240" w:before="0" w:after="0"/>
+              <w:ind w:end="175"/>
+              <w:jc w:val="start"/>
+              <w:rPr>
+                <w:rStyle w:val="PlaceholderText"/>
+                <w:rFonts w:ascii="Carlito" w:hAnsi="Carlito" w:eastAsia="Calibri" w:cs=""/>
+                <w:color w:val="000000"/>
+                <w:kern w:val="0"/>
+                <w:sz w:val="22"/>
+                <w:szCs w:val="22"/>
+                <w:lang w:val="fr-FR" w:eastAsia="en-US" w:bidi="ar-SA"/>
+              </w:rPr>
+            </w:pPr>
+            <w:r>
+              <w:rPr/>
+            </w:r>
+          </w:p>
+          <w:p>
+            <w:pPr>
+              <w:pStyle w:val="BodyText"/>
+              <w:widowControl/>
+              <w:tabs>
+                <w:tab w:val="clear" w:pos="709"/>
+                <w:tab w:val="left" w:pos="850" w:leader="none"/>
+              </w:tabs>
+              <w:suppressAutoHyphens w:val="true"/>
+              <w:spacing w:lineRule="auto" w:line="240" w:before="0" w:after="0"/>
+              <w:ind w:end="175"/>
+              <w:jc w:val="start"/>
+              <w:rPr>
+                <w:rStyle w:val="PlaceholderText"/>
+                <w:rFonts w:ascii="Carlito" w:hAnsi="Carlito" w:eastAsia="Calibri" w:cs=""/>
+                <w:color w:val="000000"/>
+                <w:kern w:val="0"/>
+                <w:sz w:val="22"/>
+                <w:szCs w:val="22"/>
+                <w:lang w:val="fr-FR" w:eastAsia="en-US" w:bidi="ar-SA"/>
+              </w:rPr>
+            </w:pPr>
+            <w:r>
+              <w:rPr/>
+            </w:r>
+          </w:p>
+          <w:p>
+            <w:pPr>
+              <w:pStyle w:val="BodyText"/>
+              <w:widowControl/>
+              <w:tabs>
+                <w:tab w:val="clear" w:pos="709"/>
+                <w:tab w:val="left" w:pos="850" w:leader="none"/>
+              </w:tabs>
+              <w:suppressAutoHyphens w:val="true"/>
+              <w:spacing w:lineRule="auto" w:line="240" w:before="0" w:after="0"/>
+              <w:ind w:end="175"/>
+              <w:jc w:val="start"/>
+              <w:rPr>
+                <w:rStyle w:val="PlaceholderText"/>
+                <w:rFonts w:ascii="Carlito" w:hAnsi="Carlito" w:eastAsia="Calibri" w:cs=""/>
+                <w:color w:val="000000"/>
+                <w:kern w:val="0"/>
+                <w:sz w:val="22"/>
+                <w:szCs w:val="22"/>
+                <w:lang w:val="fr-FR" w:eastAsia="en-US" w:bidi="ar-SA"/>
+              </w:rPr>
+            </w:pPr>
+            <w:r>
+              <w:rPr/>
+            </w:r>
+          </w:p>
+          <w:p>
+            <w:pPr>
+              <w:pStyle w:val="BodyText"/>
+              <w:widowControl/>
+              <w:tabs>
+                <w:tab w:val="clear" w:pos="709"/>
+                <w:tab w:val="left" w:pos="850" w:leader="none"/>
+              </w:tabs>
+              <w:suppressAutoHyphens w:val="true"/>
+              <w:spacing w:lineRule="auto" w:line="240" w:before="0" w:after="0"/>
+              <w:ind w:end="175"/>
+              <w:jc w:val="start"/>
+              <w:rPr>
+                <w:rStyle w:val="PlaceholderText"/>
+                <w:rFonts w:ascii="Carlito" w:hAnsi="Carlito" w:eastAsia="Calibri" w:cs=""/>
+                <w:color w:val="000000"/>
+                <w:kern w:val="0"/>
+                <w:sz w:val="22"/>
+                <w:szCs w:val="22"/>
+                <w:lang w:val="fr-FR" w:eastAsia="en-US" w:bidi="ar-SA"/>
+              </w:rPr>
+            </w:pPr>
+            <w:r>
+              <w:rPr/>
+            </w:r>
+          </w:p>
+          <w:p>
+            <w:pPr>
+              <w:pStyle w:val="BodyText"/>
+              <w:widowControl/>
+              <w:tabs>
+                <w:tab w:val="clear" w:pos="709"/>
+                <w:tab w:val="left" w:pos="850" w:leader="none"/>
+              </w:tabs>
+              <w:suppressAutoHyphens w:val="true"/>
+              <w:spacing w:lineRule="auto" w:line="240" w:before="0" w:after="0"/>
+              <w:ind w:end="175"/>
+              <w:jc w:val="start"/>
+              <w:rPr>
+                <w:rStyle w:val="PlaceholderText"/>
+                <w:rFonts w:ascii="Carlito" w:hAnsi="Carlito" w:eastAsia="Calibri" w:cs=""/>
+                <w:color w:val="000000"/>
+                <w:kern w:val="0"/>
+                <w:sz w:val="22"/>
+                <w:szCs w:val="22"/>
+                <w:lang w:val="fr-FR" w:eastAsia="en-US" w:bidi="ar-SA"/>
+              </w:rPr>
+            </w:pPr>
+            <w:r>
+              <w:rPr/>
+            </w:r>
+          </w:p>
+          <w:p>
+            <w:pPr>
+              <w:pStyle w:val="BodyText"/>
+              <w:widowControl/>
+              <w:tabs>
+                <w:tab w:val="clear" w:pos="709"/>
+                <w:tab w:val="left" w:pos="850" w:leader="none"/>
+              </w:tabs>
+              <w:suppressAutoHyphens w:val="true"/>
+              <w:spacing w:lineRule="auto" w:line="240" w:before="0" w:after="0"/>
+              <w:ind w:end="175"/>
+              <w:jc w:val="start"/>
+              <w:rPr>
+                <w:rStyle w:val="PlaceholderText"/>
+                <w:rFonts w:ascii="Carlito" w:hAnsi="Carlito" w:eastAsia="Calibri" w:cs=""/>
+                <w:color w:val="000000"/>
+                <w:kern w:val="0"/>
+                <w:sz w:val="22"/>
+                <w:szCs w:val="22"/>
+                <w:lang w:val="fr-FR" w:eastAsia="en-US" w:bidi="ar-SA"/>
+              </w:rPr>
+            </w:pPr>
+            <w:r>
+              <w:rPr/>
+            </w:r>
+          </w:p>
+          <w:p>
+            <w:pPr>
+              <w:pStyle w:val="BodyText"/>
+              <w:widowControl/>
+              <w:tabs>
+                <w:tab w:val="clear" w:pos="709"/>
+                <w:tab w:val="left" w:pos="850" w:leader="none"/>
+              </w:tabs>
+              <w:suppressAutoHyphens w:val="true"/>
+              <w:spacing w:lineRule="auto" w:line="240" w:before="0" w:after="0"/>
+              <w:ind w:end="175"/>
+              <w:jc w:val="start"/>
+              <w:rPr>
+                <w:rStyle w:val="PlaceholderText"/>
+                <w:rFonts w:ascii="Carlito" w:hAnsi="Carlito" w:eastAsia="Calibri" w:cs=""/>
+                <w:color w:val="000000"/>
+                <w:kern w:val="0"/>
+                <w:sz w:val="22"/>
+                <w:szCs w:val="22"/>
+                <w:lang w:val="fr-FR" w:eastAsia="en-US" w:bidi="ar-SA"/>
+              </w:rPr>
+            </w:pPr>
+            <w:r>
+              <w:rPr/>
+            </w:r>
+          </w:p>
+          <w:p>
+            <w:pPr>
+              <w:pStyle w:val="BodyText"/>
+              <w:widowControl/>
+              <w:tabs>
+                <w:tab w:val="clear" w:pos="709"/>
+                <w:tab w:val="left" w:pos="850" w:leader="none"/>
+              </w:tabs>
+              <w:suppressAutoHyphens w:val="true"/>
+              <w:spacing w:lineRule="auto" w:line="240" w:before="0" w:after="0"/>
+              <w:ind w:end="175"/>
+              <w:jc w:val="start"/>
+              <w:rPr>
+                <w:rStyle w:val="PlaceholderText"/>
+                <w:rFonts w:ascii="Carlito" w:hAnsi="Carlito" w:eastAsia="Calibri" w:cs=""/>
+                <w:color w:val="000000"/>
+                <w:kern w:val="0"/>
+                <w:sz w:val="22"/>
+                <w:szCs w:val="22"/>
+                <w:lang w:val="fr-FR" w:eastAsia="en-US" w:bidi="ar-SA"/>
+              </w:rPr>
+            </w:pPr>
+            <w:r>
+              <w:rPr/>
+            </w:r>
+          </w:p>
+          <w:p>
+            <w:pPr>
+              <w:pStyle w:val="BodyText"/>
+              <w:widowControl/>
+              <w:tabs>
+                <w:tab w:val="clear" w:pos="709"/>
+                <w:tab w:val="left" w:pos="850" w:leader="none"/>
+              </w:tabs>
+              <w:suppressAutoHyphens w:val="true"/>
+              <w:spacing w:lineRule="auto" w:line="240" w:before="0" w:after="0"/>
+              <w:ind w:end="175"/>
+              <w:jc w:val="start"/>
+              <w:rPr>
+                <w:rStyle w:val="PlaceholderText"/>
+                <w:rFonts w:ascii="Carlito" w:hAnsi="Carlito" w:eastAsia="Calibri" w:cs=""/>
+                <w:color w:val="000000"/>
+                <w:kern w:val="0"/>
+                <w:sz w:val="22"/>
+                <w:szCs w:val="22"/>
+                <w:lang w:val="fr-FR" w:eastAsia="en-US" w:bidi="ar-SA"/>
+              </w:rPr>
+            </w:pPr>
+            <w:r>
+              <w:rPr/>
+            </w:r>
+          </w:p>
+          <w:p>
+            <w:pPr>
+              <w:pStyle w:val="BodyText"/>
+              <w:widowControl/>
+              <w:tabs>
+                <w:tab w:val="clear" w:pos="709"/>
+                <w:tab w:val="left" w:pos="850" w:leader="none"/>
+              </w:tabs>
+              <w:suppressAutoHyphens w:val="true"/>
+              <w:spacing w:lineRule="auto" w:line="240" w:before="0" w:after="0"/>
+              <w:ind w:end="175"/>
+              <w:jc w:val="start"/>
+              <w:rPr>
+                <w:rStyle w:val="PlaceholderText"/>
+                <w:rFonts w:ascii="Carlito" w:hAnsi="Carlito" w:eastAsia="Calibri" w:cs=""/>
+                <w:color w:val="000000"/>
+                <w:kern w:val="0"/>
+                <w:sz w:val="22"/>
+                <w:szCs w:val="22"/>
+                <w:lang w:val="fr-FR" w:eastAsia="en-US" w:bidi="ar-SA"/>
+              </w:rPr>
+            </w:pPr>
+            <w:r>
+              <w:rPr/>
+            </w:r>
+          </w:p>
+          <w:p>
+            <w:pPr>
+              <w:pStyle w:val="BodyText"/>
+              <w:widowControl/>
+              <w:tabs>
+                <w:tab w:val="clear" w:pos="709"/>
+                <w:tab w:val="left" w:pos="850" w:leader="none"/>
+              </w:tabs>
+              <w:suppressAutoHyphens w:val="true"/>
+              <w:spacing w:lineRule="auto" w:line="240" w:before="0" w:after="0"/>
+              <w:ind w:end="175"/>
+              <w:jc w:val="start"/>
+              <w:rPr>
+                <w:rStyle w:val="PlaceholderText"/>
+                <w:rFonts w:ascii="Carlito" w:hAnsi="Carlito" w:eastAsia="Calibri" w:cs=""/>
+                <w:color w:val="000000"/>
+                <w:kern w:val="0"/>
+                <w:sz w:val="22"/>
+                <w:szCs w:val="22"/>
+                <w:lang w:val="fr-FR" w:eastAsia="en-US" w:bidi="ar-SA"/>
+              </w:rPr>
+            </w:pPr>
+            <w:r>
+              <w:rPr/>
             </w:r>
           </w:p>
         </w:tc>
@@ -24943,60 +25977,9 @@
               <w:spacing w:lineRule="auto" w:line="240" w:before="0" w:after="0"/>
               <w:ind w:end="175"/>
               <w:jc w:val="start"/>
-              <w:rPr/>
-            </w:pPr>
-            <w:r>
-              <w:drawing>
-                <wp:anchor distT="0" distB="0" distL="0" distR="0" simplePos="0" relativeHeight="116" behindDoc="0" locked="0" layoutInCell="1" allowOverlap="1">
-                  <wp:simplePos x="0" y="0"/>
-                  <wp:positionH relativeFrom="column">
-                    <wp:posOffset>92075</wp:posOffset>
-                  </wp:positionH>
-                  <wp:positionV relativeFrom="paragraph">
-                    <wp:posOffset>317500</wp:posOffset>
-                  </wp:positionV>
-                  <wp:extent cx="5861050" cy="3256280"/>
-                  <wp:effectExtent l="0" t="0" r="0" b="0"/>
-                  <wp:wrapNone/>
-                  <wp:docPr id="21" name="Image with transparency 1"/>
-                  <wp:cNvGraphicFramePr>
-                    <a:graphicFrameLocks xmlns:a="http://schemas.openxmlformats.org/drawingml/2006/main" noChangeAspect="1"/>
-                  </wp:cNvGraphicFramePr>
-                  <a:graphic xmlns:a="http://schemas.openxmlformats.org/drawingml/2006/main">
-                    <a:graphicData uri="http://schemas.openxmlformats.org/drawingml/2006/picture">
-                      <pic:pic xmlns:pic="http://schemas.openxmlformats.org/drawingml/2006/picture">
-                        <pic:nvPicPr>
-                          <pic:cNvPr id="21" name="Image with transparency 1"/>
-                          <pic:cNvPicPr>
-                            <a:picLocks noChangeAspect="1" noChangeArrowheads="1"/>
-                          </pic:cNvPicPr>
-                        </pic:nvPicPr>
-                        <pic:blipFill>
-                          <a:blip r:embed="rId36"/>
-                          <a:stretch>
-                            <a:fillRect/>
-                          </a:stretch>
-                        </pic:blipFill>
-                        <pic:spPr bwMode="auto">
-                          <a:xfrm>
-                            <a:off x="0" y="0"/>
-                            <a:ext cx="5861050" cy="3256280"/>
-                          </a:xfrm>
-                          <a:prstGeom prst="rect">
-                            <a:avLst/>
-                          </a:prstGeom>
-                          <a:noFill/>
-                        </pic:spPr>
-                      </pic:pic>
-                    </a:graphicData>
-                  </a:graphic>
-                </wp:anchor>
-              </w:drawing>
-            </w:r>
-            <w:r>
               <w:rPr>
                 <w:rStyle w:val="PlaceholderText"/>
-                <w:rFonts w:eastAsia="Calibri" w:cs="" w:ascii="Carlito" w:hAnsi="Carlito"/>
+                <w:rFonts w:ascii="Carlito" w:hAnsi="Carlito" w:eastAsia="Calibri" w:cs=""/>
                 <w:b/>
                 <w:bCs/>
                 <w:color w:val="000000"/>
@@ -25005,8 +25988,987 @@
                 <w:szCs w:val="22"/>
                 <w:lang w:val="fr-FR" w:eastAsia="en-US" w:bidi="ar-SA"/>
               </w:rPr>
-              <w:t>Doc</w:t>
-            </w:r>
+            </w:pPr>
+            <w:r>
+              <w:rPr/>
+            </w:r>
+          </w:p>
+          <w:p>
+            <w:pPr>
+              <w:pStyle w:val="BodyText"/>
+              <w:widowControl/>
+              <w:tabs>
+                <w:tab w:val="clear" w:pos="709"/>
+                <w:tab w:val="left" w:pos="850" w:leader="none"/>
+              </w:tabs>
+              <w:suppressAutoHyphens w:val="true"/>
+              <w:spacing w:lineRule="auto" w:line="240" w:before="0" w:after="0"/>
+              <w:ind w:end="175"/>
+              <w:jc w:val="start"/>
+              <w:rPr>
+                <w:rStyle w:val="PlaceholderText"/>
+                <w:rFonts w:ascii="Carlito" w:hAnsi="Carlito" w:eastAsia="Calibri" w:cs=""/>
+                <w:color w:val="000000"/>
+                <w:kern w:val="0"/>
+                <w:sz w:val="22"/>
+                <w:szCs w:val="22"/>
+                <w:lang w:val="fr-FR" w:eastAsia="en-US" w:bidi="ar-SA"/>
+              </w:rPr>
+            </w:pPr>
+            <w:r>
+              <w:rPr/>
+            </w:r>
+          </w:p>
+          <w:p>
+            <w:pPr>
+              <w:pStyle w:val="BodyText"/>
+              <w:widowControl/>
+              <w:tabs>
+                <w:tab w:val="clear" w:pos="709"/>
+                <w:tab w:val="left" w:pos="850" w:leader="none"/>
+              </w:tabs>
+              <w:suppressAutoHyphens w:val="true"/>
+              <w:spacing w:lineRule="auto" w:line="240" w:before="0" w:after="0"/>
+              <w:ind w:end="175"/>
+              <w:jc w:val="start"/>
+              <w:rPr>
+                <w:rStyle w:val="PlaceholderText"/>
+                <w:rFonts w:ascii="Carlito" w:hAnsi="Carlito" w:eastAsia="Calibri" w:cs=""/>
+                <w:color w:val="000000"/>
+                <w:kern w:val="0"/>
+                <w:sz w:val="22"/>
+                <w:szCs w:val="22"/>
+                <w:lang w:val="fr-FR" w:eastAsia="en-US" w:bidi="ar-SA"/>
+              </w:rPr>
+            </w:pPr>
+            <w:r>
+              <w:rPr/>
+            </w:r>
+          </w:p>
+          <w:p>
+            <w:pPr>
+              <w:pStyle w:val="BodyText"/>
+              <w:widowControl/>
+              <w:tabs>
+                <w:tab w:val="clear" w:pos="709"/>
+                <w:tab w:val="left" w:pos="850" w:leader="none"/>
+              </w:tabs>
+              <w:suppressAutoHyphens w:val="true"/>
+              <w:spacing w:lineRule="auto" w:line="240" w:before="0" w:after="0"/>
+              <w:ind w:end="175"/>
+              <w:jc w:val="start"/>
+              <w:rPr>
+                <w:rStyle w:val="PlaceholderText"/>
+                <w:rFonts w:ascii="Carlito" w:hAnsi="Carlito" w:eastAsia="Calibri" w:cs=""/>
+                <w:color w:val="000000"/>
+                <w:kern w:val="0"/>
+                <w:sz w:val="22"/>
+                <w:szCs w:val="22"/>
+                <w:lang w:val="fr-FR" w:eastAsia="en-US" w:bidi="ar-SA"/>
+              </w:rPr>
+            </w:pPr>
+            <w:r>
+              <w:rPr/>
+            </w:r>
+          </w:p>
+          <w:p>
+            <w:pPr>
+              <w:pStyle w:val="BodyText"/>
+              <w:widowControl/>
+              <w:tabs>
+                <w:tab w:val="clear" w:pos="709"/>
+                <w:tab w:val="left" w:pos="850" w:leader="none"/>
+              </w:tabs>
+              <w:suppressAutoHyphens w:val="true"/>
+              <w:spacing w:lineRule="auto" w:line="240" w:before="0" w:after="0"/>
+              <w:ind w:end="175"/>
+              <w:jc w:val="start"/>
+              <w:rPr>
+                <w:rStyle w:val="PlaceholderText"/>
+                <w:rFonts w:ascii="Carlito" w:hAnsi="Carlito" w:eastAsia="Calibri" w:cs=""/>
+                <w:color w:val="000000"/>
+                <w:kern w:val="0"/>
+                <w:sz w:val="22"/>
+                <w:szCs w:val="22"/>
+                <w:lang w:val="fr-FR" w:eastAsia="en-US" w:bidi="ar-SA"/>
+              </w:rPr>
+            </w:pPr>
+            <w:r>
+              <w:rPr/>
+            </w:r>
+          </w:p>
+          <w:p>
+            <w:pPr>
+              <w:pStyle w:val="BodyText"/>
+              <w:widowControl/>
+              <w:tabs>
+                <w:tab w:val="clear" w:pos="709"/>
+                <w:tab w:val="left" w:pos="850" w:leader="none"/>
+              </w:tabs>
+              <w:suppressAutoHyphens w:val="true"/>
+              <w:spacing w:lineRule="auto" w:line="240" w:before="0" w:after="0"/>
+              <w:ind w:end="175"/>
+              <w:jc w:val="start"/>
+              <w:rPr>
+                <w:rStyle w:val="PlaceholderText"/>
+                <w:rFonts w:ascii="Carlito" w:hAnsi="Carlito" w:eastAsia="Calibri" w:cs=""/>
+                <w:color w:val="000000"/>
+                <w:kern w:val="0"/>
+                <w:sz w:val="22"/>
+                <w:szCs w:val="22"/>
+                <w:lang w:val="fr-FR" w:eastAsia="en-US" w:bidi="ar-SA"/>
+              </w:rPr>
+            </w:pPr>
+            <w:r>
+              <w:rPr/>
+            </w:r>
+          </w:p>
+          <w:p>
+            <w:pPr>
+              <w:pStyle w:val="BodyText"/>
+              <w:widowControl/>
+              <w:tabs>
+                <w:tab w:val="clear" w:pos="709"/>
+                <w:tab w:val="left" w:pos="850" w:leader="none"/>
+              </w:tabs>
+              <w:suppressAutoHyphens w:val="true"/>
+              <w:spacing w:lineRule="auto" w:line="240" w:before="0" w:after="0"/>
+              <w:ind w:end="175"/>
+              <w:jc w:val="start"/>
+              <w:rPr>
+                <w:rStyle w:val="PlaceholderText"/>
+                <w:rFonts w:ascii="Carlito" w:hAnsi="Carlito" w:eastAsia="Calibri" w:cs=""/>
+                <w:color w:val="000000"/>
+                <w:kern w:val="0"/>
+                <w:sz w:val="22"/>
+                <w:szCs w:val="22"/>
+                <w:lang w:val="fr-FR" w:eastAsia="en-US" w:bidi="ar-SA"/>
+              </w:rPr>
+            </w:pPr>
+            <w:r>
+              <w:rPr/>
+            </w:r>
+          </w:p>
+          <w:p>
+            <w:pPr>
+              <w:pStyle w:val="BodyText"/>
+              <w:widowControl/>
+              <w:tabs>
+                <w:tab w:val="clear" w:pos="709"/>
+                <w:tab w:val="left" w:pos="850" w:leader="none"/>
+              </w:tabs>
+              <w:suppressAutoHyphens w:val="true"/>
+              <w:spacing w:lineRule="auto" w:line="240" w:before="0" w:after="0"/>
+              <w:ind w:end="175"/>
+              <w:jc w:val="start"/>
+              <w:rPr>
+                <w:rStyle w:val="PlaceholderText"/>
+                <w:rFonts w:ascii="Carlito" w:hAnsi="Carlito" w:eastAsia="Calibri" w:cs=""/>
+                <w:color w:val="000000"/>
+                <w:kern w:val="0"/>
+                <w:sz w:val="22"/>
+                <w:szCs w:val="22"/>
+                <w:lang w:val="fr-FR" w:eastAsia="en-US" w:bidi="ar-SA"/>
+              </w:rPr>
+            </w:pPr>
+            <w:r>
+              <w:rPr/>
+            </w:r>
+          </w:p>
+          <w:p>
+            <w:pPr>
+              <w:pStyle w:val="BodyText"/>
+              <w:widowControl/>
+              <w:tabs>
+                <w:tab w:val="clear" w:pos="709"/>
+                <w:tab w:val="left" w:pos="850" w:leader="none"/>
+              </w:tabs>
+              <w:suppressAutoHyphens w:val="true"/>
+              <w:spacing w:lineRule="auto" w:line="240" w:before="0" w:after="0"/>
+              <w:ind w:end="175"/>
+              <w:jc w:val="start"/>
+              <w:rPr>
+                <w:rStyle w:val="PlaceholderText"/>
+                <w:rFonts w:ascii="Carlito" w:hAnsi="Carlito" w:eastAsia="Calibri" w:cs=""/>
+                <w:color w:val="000000"/>
+                <w:kern w:val="0"/>
+                <w:sz w:val="22"/>
+                <w:szCs w:val="22"/>
+                <w:lang w:val="fr-FR" w:eastAsia="en-US" w:bidi="ar-SA"/>
+              </w:rPr>
+            </w:pPr>
+            <w:r>
+              <w:rPr/>
+            </w:r>
+          </w:p>
+          <w:p>
+            <w:pPr>
+              <w:pStyle w:val="BodyText"/>
+              <w:widowControl/>
+              <w:tabs>
+                <w:tab w:val="clear" w:pos="709"/>
+                <w:tab w:val="left" w:pos="850" w:leader="none"/>
+              </w:tabs>
+              <w:suppressAutoHyphens w:val="true"/>
+              <w:spacing w:lineRule="auto" w:line="240" w:before="0" w:after="0"/>
+              <w:ind w:end="175"/>
+              <w:jc w:val="start"/>
+              <w:rPr>
+                <w:rStyle w:val="PlaceholderText"/>
+                <w:rFonts w:ascii="Carlito" w:hAnsi="Carlito" w:eastAsia="Calibri" w:cs=""/>
+                <w:color w:val="000000"/>
+                <w:kern w:val="0"/>
+                <w:sz w:val="22"/>
+                <w:szCs w:val="22"/>
+                <w:lang w:val="fr-FR" w:eastAsia="en-US" w:bidi="ar-SA"/>
+              </w:rPr>
+            </w:pPr>
+            <w:r>
+              <w:rPr/>
+            </w:r>
+          </w:p>
+          <w:p>
+            <w:pPr>
+              <w:pStyle w:val="BodyText"/>
+              <w:widowControl/>
+              <w:tabs>
+                <w:tab w:val="clear" w:pos="709"/>
+                <w:tab w:val="left" w:pos="850" w:leader="none"/>
+              </w:tabs>
+              <w:suppressAutoHyphens w:val="true"/>
+              <w:spacing w:lineRule="auto" w:line="240" w:before="0" w:after="0"/>
+              <w:ind w:end="175"/>
+              <w:jc w:val="start"/>
+              <w:rPr>
+                <w:rStyle w:val="PlaceholderText"/>
+                <w:rFonts w:ascii="Carlito" w:hAnsi="Carlito" w:eastAsia="Calibri" w:cs=""/>
+                <w:color w:val="000000"/>
+                <w:kern w:val="0"/>
+                <w:sz w:val="22"/>
+                <w:szCs w:val="22"/>
+                <w:lang w:val="fr-FR" w:eastAsia="en-US" w:bidi="ar-SA"/>
+              </w:rPr>
+            </w:pPr>
+            <w:r>
+              <w:rPr/>
+            </w:r>
+          </w:p>
+          <w:p>
+            <w:pPr>
+              <w:pStyle w:val="BodyText"/>
+              <w:widowControl/>
+              <w:tabs>
+                <w:tab w:val="clear" w:pos="709"/>
+                <w:tab w:val="left" w:pos="850" w:leader="none"/>
+              </w:tabs>
+              <w:suppressAutoHyphens w:val="true"/>
+              <w:spacing w:lineRule="auto" w:line="240" w:before="0" w:after="0"/>
+              <w:ind w:end="175"/>
+              <w:jc w:val="start"/>
+              <w:rPr>
+                <w:rStyle w:val="PlaceholderText"/>
+                <w:rFonts w:ascii="Carlito" w:hAnsi="Carlito" w:eastAsia="Calibri" w:cs=""/>
+                <w:color w:val="000000"/>
+                <w:kern w:val="0"/>
+                <w:sz w:val="22"/>
+                <w:szCs w:val="22"/>
+                <w:lang w:val="fr-FR" w:eastAsia="en-US" w:bidi="ar-SA"/>
+              </w:rPr>
+            </w:pPr>
+            <w:r>
+              <w:rPr/>
+            </w:r>
+          </w:p>
+          <w:p>
+            <w:pPr>
+              <w:pStyle w:val="BodyText"/>
+              <w:widowControl/>
+              <w:tabs>
+                <w:tab w:val="clear" w:pos="709"/>
+                <w:tab w:val="left" w:pos="850" w:leader="none"/>
+              </w:tabs>
+              <w:suppressAutoHyphens w:val="true"/>
+              <w:spacing w:lineRule="auto" w:line="240" w:before="0" w:after="0"/>
+              <w:ind w:end="175"/>
+              <w:jc w:val="start"/>
+              <w:rPr>
+                <w:rStyle w:val="PlaceholderText"/>
+                <w:rFonts w:ascii="Carlito" w:hAnsi="Carlito" w:eastAsia="Calibri" w:cs=""/>
+                <w:color w:val="000000"/>
+                <w:kern w:val="0"/>
+                <w:sz w:val="22"/>
+                <w:szCs w:val="22"/>
+                <w:lang w:val="fr-FR" w:eastAsia="en-US" w:bidi="ar-SA"/>
+              </w:rPr>
+            </w:pPr>
+            <w:r>
+              <w:rPr/>
+            </w:r>
+          </w:p>
+          <w:p>
+            <w:pPr>
+              <w:pStyle w:val="BodyText"/>
+              <w:widowControl/>
+              <w:tabs>
+                <w:tab w:val="clear" w:pos="709"/>
+                <w:tab w:val="left" w:pos="850" w:leader="none"/>
+              </w:tabs>
+              <w:suppressAutoHyphens w:val="true"/>
+              <w:spacing w:lineRule="auto" w:line="240" w:before="0" w:after="0"/>
+              <w:ind w:end="175"/>
+              <w:jc w:val="start"/>
+              <w:rPr>
+                <w:rStyle w:val="PlaceholderText"/>
+                <w:rFonts w:ascii="Carlito" w:hAnsi="Carlito" w:eastAsia="Calibri" w:cs=""/>
+                <w:color w:val="000000"/>
+                <w:kern w:val="0"/>
+                <w:sz w:val="22"/>
+                <w:szCs w:val="22"/>
+                <w:lang w:val="fr-FR" w:eastAsia="en-US" w:bidi="ar-SA"/>
+              </w:rPr>
+            </w:pPr>
+            <w:r>
+              <w:rPr/>
+            </w:r>
+          </w:p>
+          <w:p>
+            <w:pPr>
+              <w:pStyle w:val="BodyText"/>
+              <w:widowControl/>
+              <w:tabs>
+                <w:tab w:val="clear" w:pos="709"/>
+                <w:tab w:val="left" w:pos="850" w:leader="none"/>
+              </w:tabs>
+              <w:suppressAutoHyphens w:val="true"/>
+              <w:spacing w:lineRule="auto" w:line="240" w:before="0" w:after="0"/>
+              <w:ind w:end="175"/>
+              <w:jc w:val="start"/>
+              <w:rPr>
+                <w:rStyle w:val="PlaceholderText"/>
+                <w:rFonts w:ascii="Carlito" w:hAnsi="Carlito" w:eastAsia="Calibri" w:cs=""/>
+                <w:color w:val="000000"/>
+                <w:kern w:val="0"/>
+                <w:sz w:val="22"/>
+                <w:szCs w:val="22"/>
+                <w:lang w:val="fr-FR" w:eastAsia="en-US" w:bidi="ar-SA"/>
+              </w:rPr>
+            </w:pPr>
+            <w:r>
+              <w:rPr/>
+            </w:r>
+          </w:p>
+          <w:p>
+            <w:pPr>
+              <w:pStyle w:val="BodyText"/>
+              <w:widowControl/>
+              <w:tabs>
+                <w:tab w:val="clear" w:pos="709"/>
+                <w:tab w:val="left" w:pos="850" w:leader="none"/>
+              </w:tabs>
+              <w:suppressAutoHyphens w:val="true"/>
+              <w:spacing w:lineRule="auto" w:line="240" w:before="0" w:after="0"/>
+              <w:ind w:end="175"/>
+              <w:jc w:val="start"/>
+              <w:rPr>
+                <w:rStyle w:val="PlaceholderText"/>
+                <w:rFonts w:ascii="Carlito" w:hAnsi="Carlito" w:eastAsia="Calibri" w:cs=""/>
+                <w:color w:val="000000"/>
+                <w:kern w:val="0"/>
+                <w:sz w:val="22"/>
+                <w:szCs w:val="22"/>
+                <w:lang w:val="fr-FR" w:eastAsia="en-US" w:bidi="ar-SA"/>
+              </w:rPr>
+            </w:pPr>
+            <w:r>
+              <w:rPr/>
+            </w:r>
+          </w:p>
+          <w:p>
+            <w:pPr>
+              <w:pStyle w:val="BodyText"/>
+              <w:widowControl/>
+              <w:tabs>
+                <w:tab w:val="clear" w:pos="709"/>
+                <w:tab w:val="left" w:pos="850" w:leader="none"/>
+              </w:tabs>
+              <w:suppressAutoHyphens w:val="true"/>
+              <w:spacing w:lineRule="auto" w:line="240" w:before="0" w:after="0"/>
+              <w:ind w:end="175"/>
+              <w:jc w:val="start"/>
+              <w:rPr>
+                <w:rStyle w:val="PlaceholderText"/>
+                <w:rFonts w:ascii="Carlito" w:hAnsi="Carlito" w:eastAsia="Calibri" w:cs=""/>
+                <w:color w:val="000000"/>
+                <w:kern w:val="0"/>
+                <w:sz w:val="22"/>
+                <w:szCs w:val="22"/>
+                <w:lang w:val="fr-FR" w:eastAsia="en-US" w:bidi="ar-SA"/>
+              </w:rPr>
+            </w:pPr>
+            <w:r>
+              <w:rPr/>
+            </w:r>
+          </w:p>
+          <w:p>
+            <w:pPr>
+              <w:pStyle w:val="BodyText"/>
+              <w:widowControl/>
+              <w:tabs>
+                <w:tab w:val="clear" w:pos="709"/>
+                <w:tab w:val="left" w:pos="850" w:leader="none"/>
+              </w:tabs>
+              <w:suppressAutoHyphens w:val="true"/>
+              <w:spacing w:lineRule="auto" w:line="240" w:before="0" w:after="0"/>
+              <w:ind w:end="175"/>
+              <w:jc w:val="start"/>
+              <w:rPr>
+                <w:rStyle w:val="PlaceholderText"/>
+                <w:rFonts w:ascii="Carlito" w:hAnsi="Carlito" w:eastAsia="Calibri" w:cs=""/>
+                <w:color w:val="000000"/>
+                <w:kern w:val="0"/>
+                <w:sz w:val="22"/>
+                <w:szCs w:val="22"/>
+                <w:lang w:val="fr-FR" w:eastAsia="en-US" w:bidi="ar-SA"/>
+              </w:rPr>
+            </w:pPr>
+            <w:r>
+              <w:rPr/>
+            </w:r>
+          </w:p>
+          <w:p>
+            <w:pPr>
+              <w:pStyle w:val="BodyText"/>
+              <w:widowControl/>
+              <w:tabs>
+                <w:tab w:val="clear" w:pos="709"/>
+                <w:tab w:val="left" w:pos="850" w:leader="none"/>
+              </w:tabs>
+              <w:suppressAutoHyphens w:val="true"/>
+              <w:spacing w:lineRule="auto" w:line="240" w:before="0" w:after="0"/>
+              <w:ind w:end="175"/>
+              <w:jc w:val="start"/>
+              <w:rPr>
+                <w:rStyle w:val="PlaceholderText"/>
+                <w:rFonts w:ascii="Carlito" w:hAnsi="Carlito" w:eastAsia="Calibri" w:cs=""/>
+                <w:color w:val="000000"/>
+                <w:kern w:val="0"/>
+                <w:sz w:val="22"/>
+                <w:szCs w:val="22"/>
+                <w:lang w:val="fr-FR" w:eastAsia="en-US" w:bidi="ar-SA"/>
+              </w:rPr>
+            </w:pPr>
+            <w:r>
+              <w:rPr/>
+            </w:r>
+          </w:p>
+          <w:p>
+            <w:pPr>
+              <w:pStyle w:val="BodyText"/>
+              <w:widowControl/>
+              <w:tabs>
+                <w:tab w:val="clear" w:pos="709"/>
+                <w:tab w:val="left" w:pos="850" w:leader="none"/>
+              </w:tabs>
+              <w:suppressAutoHyphens w:val="true"/>
+              <w:spacing w:lineRule="auto" w:line="240" w:before="0" w:after="0"/>
+              <w:ind w:end="175"/>
+              <w:jc w:val="start"/>
+              <w:rPr>
+                <w:rStyle w:val="PlaceholderText"/>
+                <w:rFonts w:ascii="Carlito" w:hAnsi="Carlito" w:eastAsia="Calibri" w:cs=""/>
+                <w:color w:val="000000"/>
+                <w:kern w:val="0"/>
+                <w:sz w:val="22"/>
+                <w:szCs w:val="22"/>
+                <w:lang w:val="fr-FR" w:eastAsia="en-US" w:bidi="ar-SA"/>
+              </w:rPr>
+            </w:pPr>
+            <w:r>
+              <w:rPr/>
+            </w:r>
+          </w:p>
+          <w:p>
+            <w:pPr>
+              <w:pStyle w:val="BodyText"/>
+              <w:widowControl/>
+              <w:tabs>
+                <w:tab w:val="clear" w:pos="709"/>
+                <w:tab w:val="left" w:pos="850" w:leader="none"/>
+              </w:tabs>
+              <w:suppressAutoHyphens w:val="true"/>
+              <w:spacing w:lineRule="auto" w:line="240" w:before="0" w:after="0"/>
+              <w:ind w:end="175"/>
+              <w:jc w:val="start"/>
+              <w:rPr>
+                <w:rStyle w:val="PlaceholderText"/>
+                <w:rFonts w:ascii="Carlito" w:hAnsi="Carlito" w:eastAsia="Calibri" w:cs=""/>
+                <w:color w:val="000000"/>
+                <w:kern w:val="0"/>
+                <w:sz w:val="22"/>
+                <w:szCs w:val="22"/>
+                <w:lang w:val="fr-FR" w:eastAsia="en-US" w:bidi="ar-SA"/>
+              </w:rPr>
+            </w:pPr>
+            <w:r>
+              <w:rPr/>
+            </w:r>
+          </w:p>
+          <w:p>
+            <w:pPr>
+              <w:pStyle w:val="BodyText"/>
+              <w:widowControl/>
+              <w:tabs>
+                <w:tab w:val="clear" w:pos="709"/>
+                <w:tab w:val="left" w:pos="850" w:leader="none"/>
+              </w:tabs>
+              <w:suppressAutoHyphens w:val="true"/>
+              <w:spacing w:lineRule="auto" w:line="240" w:before="0" w:after="0"/>
+              <w:ind w:end="175"/>
+              <w:jc w:val="start"/>
+              <w:rPr>
+                <w:rStyle w:val="PlaceholderText"/>
+                <w:rFonts w:ascii="Carlito" w:hAnsi="Carlito" w:eastAsia="Calibri" w:cs=""/>
+                <w:color w:val="000000"/>
+                <w:kern w:val="0"/>
+                <w:sz w:val="22"/>
+                <w:szCs w:val="22"/>
+                <w:lang w:val="fr-FR" w:eastAsia="en-US" w:bidi="ar-SA"/>
+              </w:rPr>
+            </w:pPr>
+            <w:r>
+              <w:rPr/>
+            </w:r>
+          </w:p>
+          <w:p>
+            <w:pPr>
+              <w:pStyle w:val="BodyText"/>
+              <w:widowControl/>
+              <w:tabs>
+                <w:tab w:val="clear" w:pos="709"/>
+                <w:tab w:val="left" w:pos="850" w:leader="none"/>
+              </w:tabs>
+              <w:suppressAutoHyphens w:val="true"/>
+              <w:spacing w:lineRule="auto" w:line="240" w:before="0" w:after="0"/>
+              <w:ind w:end="175"/>
+              <w:jc w:val="start"/>
+              <w:rPr>
+                <w:rStyle w:val="PlaceholderText"/>
+                <w:rFonts w:ascii="Carlito" w:hAnsi="Carlito" w:eastAsia="Calibri" w:cs=""/>
+                <w:color w:val="000000"/>
+                <w:kern w:val="0"/>
+                <w:sz w:val="22"/>
+                <w:szCs w:val="22"/>
+                <w:lang w:val="fr-FR" w:eastAsia="en-US" w:bidi="ar-SA"/>
+              </w:rPr>
+            </w:pPr>
+            <w:r>
+              <w:rPr/>
+            </w:r>
+          </w:p>
+          <w:p>
+            <w:pPr>
+              <w:pStyle w:val="BodyText"/>
+              <w:widowControl/>
+              <w:tabs>
+                <w:tab w:val="clear" w:pos="709"/>
+                <w:tab w:val="left" w:pos="850" w:leader="none"/>
+              </w:tabs>
+              <w:suppressAutoHyphens w:val="true"/>
+              <w:spacing w:lineRule="auto" w:line="240" w:before="0" w:after="0"/>
+              <w:ind w:end="175"/>
+              <w:jc w:val="start"/>
+              <w:rPr>
+                <w:rStyle w:val="PlaceholderText"/>
+                <w:rFonts w:ascii="Carlito" w:hAnsi="Carlito" w:eastAsia="Calibri" w:cs=""/>
+                <w:color w:val="000000"/>
+                <w:kern w:val="0"/>
+                <w:sz w:val="22"/>
+                <w:szCs w:val="22"/>
+                <w:lang w:val="fr-FR" w:eastAsia="en-US" w:bidi="ar-SA"/>
+              </w:rPr>
+            </w:pPr>
+            <w:r>
+              <w:rPr/>
+            </w:r>
+          </w:p>
+          <w:p>
+            <w:pPr>
+              <w:pStyle w:val="BodyText"/>
+              <w:widowControl/>
+              <w:tabs>
+                <w:tab w:val="clear" w:pos="709"/>
+                <w:tab w:val="left" w:pos="850" w:leader="none"/>
+              </w:tabs>
+              <w:suppressAutoHyphens w:val="true"/>
+              <w:spacing w:lineRule="auto" w:line="240" w:before="0" w:after="0"/>
+              <w:ind w:end="175"/>
+              <w:jc w:val="start"/>
+              <w:rPr>
+                <w:rStyle w:val="PlaceholderText"/>
+                <w:rFonts w:ascii="Carlito" w:hAnsi="Carlito" w:eastAsia="Calibri" w:cs=""/>
+                <w:color w:val="000000"/>
+                <w:kern w:val="0"/>
+                <w:sz w:val="22"/>
+                <w:szCs w:val="22"/>
+                <w:lang w:val="fr-FR" w:eastAsia="en-US" w:bidi="ar-SA"/>
+              </w:rPr>
+            </w:pPr>
+            <w:r>
+              <w:rPr/>
+            </w:r>
+          </w:p>
+          <w:p>
+            <w:pPr>
+              <w:pStyle w:val="BodyText"/>
+              <w:widowControl/>
+              <w:tabs>
+                <w:tab w:val="clear" w:pos="709"/>
+                <w:tab w:val="left" w:pos="850" w:leader="none"/>
+              </w:tabs>
+              <w:suppressAutoHyphens w:val="true"/>
+              <w:spacing w:lineRule="auto" w:line="240" w:before="0" w:after="0"/>
+              <w:ind w:end="175"/>
+              <w:jc w:val="start"/>
+              <w:rPr>
+                <w:rStyle w:val="PlaceholderText"/>
+                <w:rFonts w:ascii="Carlito" w:hAnsi="Carlito" w:eastAsia="Calibri" w:cs=""/>
+                <w:color w:val="000000"/>
+                <w:kern w:val="0"/>
+                <w:sz w:val="22"/>
+                <w:szCs w:val="22"/>
+                <w:lang w:val="fr-FR" w:eastAsia="en-US" w:bidi="ar-SA"/>
+              </w:rPr>
+            </w:pPr>
+            <w:r>
+              <w:rPr/>
+            </w:r>
+          </w:p>
+          <w:p>
+            <w:pPr>
+              <w:pStyle w:val="BodyText"/>
+              <w:widowControl/>
+              <w:tabs>
+                <w:tab w:val="clear" w:pos="709"/>
+                <w:tab w:val="left" w:pos="850" w:leader="none"/>
+              </w:tabs>
+              <w:suppressAutoHyphens w:val="true"/>
+              <w:spacing w:lineRule="auto" w:line="240" w:before="0" w:after="0"/>
+              <w:ind w:end="175"/>
+              <w:jc w:val="start"/>
+              <w:rPr>
+                <w:rStyle w:val="PlaceholderText"/>
+                <w:rFonts w:ascii="Carlito" w:hAnsi="Carlito" w:eastAsia="Calibri" w:cs=""/>
+                <w:color w:val="000000"/>
+                <w:kern w:val="0"/>
+                <w:sz w:val="22"/>
+                <w:szCs w:val="22"/>
+                <w:lang w:val="fr-FR" w:eastAsia="en-US" w:bidi="ar-SA"/>
+              </w:rPr>
+            </w:pPr>
+            <w:r>
+              <w:rPr/>
+            </w:r>
+          </w:p>
+          <w:p>
+            <w:pPr>
+              <w:pStyle w:val="BodyText"/>
+              <w:widowControl/>
+              <w:tabs>
+                <w:tab w:val="clear" w:pos="709"/>
+                <w:tab w:val="left" w:pos="850" w:leader="none"/>
+              </w:tabs>
+              <w:suppressAutoHyphens w:val="true"/>
+              <w:spacing w:lineRule="auto" w:line="240" w:before="0" w:after="0"/>
+              <w:ind w:end="175"/>
+              <w:jc w:val="start"/>
+              <w:rPr>
+                <w:rStyle w:val="PlaceholderText"/>
+                <w:rFonts w:ascii="Carlito" w:hAnsi="Carlito" w:eastAsia="Calibri" w:cs=""/>
+                <w:color w:val="000000"/>
+                <w:kern w:val="0"/>
+                <w:sz w:val="22"/>
+                <w:szCs w:val="22"/>
+                <w:lang w:val="fr-FR" w:eastAsia="en-US" w:bidi="ar-SA"/>
+              </w:rPr>
+            </w:pPr>
+            <w:r>
+              <w:rPr/>
+            </w:r>
+          </w:p>
+          <w:p>
+            <w:pPr>
+              <w:pStyle w:val="BodyText"/>
+              <w:widowControl/>
+              <w:tabs>
+                <w:tab w:val="clear" w:pos="709"/>
+                <w:tab w:val="left" w:pos="850" w:leader="none"/>
+              </w:tabs>
+              <w:suppressAutoHyphens w:val="true"/>
+              <w:spacing w:lineRule="auto" w:line="240" w:before="0" w:after="0"/>
+              <w:ind w:end="175"/>
+              <w:jc w:val="start"/>
+              <w:rPr>
+                <w:rStyle w:val="PlaceholderText"/>
+                <w:rFonts w:ascii="Carlito" w:hAnsi="Carlito" w:eastAsia="Calibri" w:cs=""/>
+                <w:color w:val="000000"/>
+                <w:kern w:val="0"/>
+                <w:sz w:val="22"/>
+                <w:szCs w:val="22"/>
+                <w:lang w:val="fr-FR" w:eastAsia="en-US" w:bidi="ar-SA"/>
+              </w:rPr>
+            </w:pPr>
+            <w:r>
+              <w:rPr/>
+            </w:r>
+          </w:p>
+          <w:p>
+            <w:pPr>
+              <w:pStyle w:val="BodyText"/>
+              <w:widowControl/>
+              <w:tabs>
+                <w:tab w:val="clear" w:pos="709"/>
+                <w:tab w:val="left" w:pos="850" w:leader="none"/>
+              </w:tabs>
+              <w:suppressAutoHyphens w:val="true"/>
+              <w:spacing w:lineRule="auto" w:line="240" w:before="0" w:after="0"/>
+              <w:ind w:end="175"/>
+              <w:jc w:val="start"/>
+              <w:rPr>
+                <w:rStyle w:val="PlaceholderText"/>
+                <w:rFonts w:ascii="Carlito" w:hAnsi="Carlito" w:eastAsia="Calibri" w:cs=""/>
+                <w:color w:val="000000"/>
+                <w:kern w:val="0"/>
+                <w:sz w:val="22"/>
+                <w:szCs w:val="22"/>
+                <w:lang w:val="fr-FR" w:eastAsia="en-US" w:bidi="ar-SA"/>
+              </w:rPr>
+            </w:pPr>
+            <w:r>
+              <w:rPr/>
+            </w:r>
+          </w:p>
+          <w:p>
+            <w:pPr>
+              <w:pStyle w:val="BodyText"/>
+              <w:widowControl/>
+              <w:tabs>
+                <w:tab w:val="clear" w:pos="709"/>
+                <w:tab w:val="left" w:pos="850" w:leader="none"/>
+              </w:tabs>
+              <w:suppressAutoHyphens w:val="true"/>
+              <w:spacing w:lineRule="auto" w:line="240" w:before="0" w:after="0"/>
+              <w:ind w:end="175"/>
+              <w:jc w:val="start"/>
+              <w:rPr>
+                <w:rStyle w:val="PlaceholderText"/>
+                <w:rFonts w:ascii="Carlito" w:hAnsi="Carlito" w:eastAsia="Calibri" w:cs=""/>
+                <w:color w:val="000000"/>
+                <w:kern w:val="0"/>
+                <w:sz w:val="22"/>
+                <w:szCs w:val="22"/>
+                <w:lang w:val="fr-FR" w:eastAsia="en-US" w:bidi="ar-SA"/>
+              </w:rPr>
+            </w:pPr>
+            <w:r>
+              <w:rPr/>
+            </w:r>
+          </w:p>
+          <w:p>
+            <w:pPr>
+              <w:pStyle w:val="BodyText"/>
+              <w:widowControl/>
+              <w:tabs>
+                <w:tab w:val="clear" w:pos="709"/>
+                <w:tab w:val="left" w:pos="850" w:leader="none"/>
+              </w:tabs>
+              <w:suppressAutoHyphens w:val="true"/>
+              <w:spacing w:lineRule="auto" w:line="240" w:before="0" w:after="0"/>
+              <w:ind w:end="175"/>
+              <w:jc w:val="start"/>
+              <w:rPr>
+                <w:rStyle w:val="PlaceholderText"/>
+                <w:rFonts w:ascii="Carlito" w:hAnsi="Carlito" w:eastAsia="Calibri" w:cs=""/>
+                <w:color w:val="000000"/>
+                <w:kern w:val="0"/>
+                <w:sz w:val="22"/>
+                <w:szCs w:val="22"/>
+                <w:lang w:val="fr-FR" w:eastAsia="en-US" w:bidi="ar-SA"/>
+              </w:rPr>
+            </w:pPr>
+            <w:r>
+              <w:rPr/>
+            </w:r>
+          </w:p>
+          <w:p>
+            <w:pPr>
+              <w:pStyle w:val="BodyText"/>
+              <w:widowControl/>
+              <w:tabs>
+                <w:tab w:val="clear" w:pos="709"/>
+                <w:tab w:val="left" w:pos="850" w:leader="none"/>
+              </w:tabs>
+              <w:suppressAutoHyphens w:val="true"/>
+              <w:spacing w:lineRule="auto" w:line="240" w:before="0" w:after="0"/>
+              <w:ind w:end="175"/>
+              <w:jc w:val="start"/>
+              <w:rPr>
+                <w:rStyle w:val="PlaceholderText"/>
+                <w:rFonts w:ascii="Carlito" w:hAnsi="Carlito" w:eastAsia="Calibri" w:cs=""/>
+                <w:color w:val="000000"/>
+                <w:kern w:val="0"/>
+                <w:sz w:val="22"/>
+                <w:szCs w:val="22"/>
+                <w:lang w:val="fr-FR" w:eastAsia="en-US" w:bidi="ar-SA"/>
+              </w:rPr>
+            </w:pPr>
+            <w:r>
+              <w:rPr/>
+            </w:r>
+          </w:p>
+          <w:p>
+            <w:pPr>
+              <w:pStyle w:val="BodyText"/>
+              <w:widowControl/>
+              <w:tabs>
+                <w:tab w:val="clear" w:pos="709"/>
+                <w:tab w:val="left" w:pos="850" w:leader="none"/>
+              </w:tabs>
+              <w:suppressAutoHyphens w:val="true"/>
+              <w:spacing w:lineRule="auto" w:line="240" w:before="0" w:after="0"/>
+              <w:ind w:end="175"/>
+              <w:jc w:val="start"/>
+              <w:rPr>
+                <w:rStyle w:val="PlaceholderText"/>
+                <w:rFonts w:ascii="Carlito" w:hAnsi="Carlito" w:eastAsia="Calibri" w:cs=""/>
+                <w:color w:val="000000"/>
+                <w:kern w:val="0"/>
+                <w:sz w:val="22"/>
+                <w:szCs w:val="22"/>
+                <w:lang w:val="fr-FR" w:eastAsia="en-US" w:bidi="ar-SA"/>
+              </w:rPr>
+            </w:pPr>
+            <w:r>
+              <w:rPr/>
+            </w:r>
+          </w:p>
+          <w:p>
+            <w:pPr>
+              <w:pStyle w:val="BodyText"/>
+              <w:widowControl/>
+              <w:tabs>
+                <w:tab w:val="clear" w:pos="709"/>
+                <w:tab w:val="left" w:pos="850" w:leader="none"/>
+              </w:tabs>
+              <w:suppressAutoHyphens w:val="true"/>
+              <w:spacing w:lineRule="auto" w:line="240" w:before="0" w:after="0"/>
+              <w:ind w:end="175"/>
+              <w:jc w:val="start"/>
+              <w:rPr>
+                <w:rStyle w:val="PlaceholderText"/>
+                <w:rFonts w:ascii="Carlito" w:hAnsi="Carlito" w:eastAsia="Calibri" w:cs=""/>
+                <w:color w:val="000000"/>
+                <w:kern w:val="0"/>
+                <w:sz w:val="22"/>
+                <w:szCs w:val="22"/>
+                <w:lang w:val="fr-FR" w:eastAsia="en-US" w:bidi="ar-SA"/>
+              </w:rPr>
+            </w:pPr>
+            <w:r>
+              <w:rPr/>
+            </w:r>
+          </w:p>
+          <w:p>
+            <w:pPr>
+              <w:pStyle w:val="BodyText"/>
+              <w:widowControl/>
+              <w:tabs>
+                <w:tab w:val="clear" w:pos="709"/>
+                <w:tab w:val="left" w:pos="850" w:leader="none"/>
+              </w:tabs>
+              <w:suppressAutoHyphens w:val="true"/>
+              <w:spacing w:lineRule="auto" w:line="240" w:before="0" w:after="0"/>
+              <w:ind w:end="175"/>
+              <w:jc w:val="start"/>
+              <w:rPr>
+                <w:rStyle w:val="PlaceholderText"/>
+                <w:rFonts w:ascii="Carlito" w:hAnsi="Carlito" w:eastAsia="Calibri" w:cs=""/>
+                <w:color w:val="000000"/>
+                <w:kern w:val="0"/>
+                <w:sz w:val="22"/>
+                <w:szCs w:val="22"/>
+                <w:lang w:val="fr-FR" w:eastAsia="en-US" w:bidi="ar-SA"/>
+              </w:rPr>
+            </w:pPr>
+            <w:r>
+              <w:rPr/>
+            </w:r>
+          </w:p>
+          <w:p>
+            <w:pPr>
+              <w:pStyle w:val="BodyText"/>
+              <w:widowControl/>
+              <w:tabs>
+                <w:tab w:val="clear" w:pos="709"/>
+                <w:tab w:val="left" w:pos="850" w:leader="none"/>
+              </w:tabs>
+              <w:suppressAutoHyphens w:val="true"/>
+              <w:spacing w:lineRule="auto" w:line="240" w:before="0" w:after="0"/>
+              <w:ind w:end="175"/>
+              <w:jc w:val="start"/>
+              <w:rPr>
+                <w:rStyle w:val="PlaceholderText"/>
+                <w:rFonts w:ascii="Carlito" w:hAnsi="Carlito" w:eastAsia="Calibri" w:cs=""/>
+                <w:color w:val="000000"/>
+                <w:kern w:val="0"/>
+                <w:sz w:val="22"/>
+                <w:szCs w:val="22"/>
+                <w:lang w:val="fr-FR" w:eastAsia="en-US" w:bidi="ar-SA"/>
+              </w:rPr>
+            </w:pPr>
+            <w:r>
+              <w:rPr/>
+            </w:r>
+          </w:p>
+          <w:p>
+            <w:pPr>
+              <w:pStyle w:val="BodyText"/>
+              <w:widowControl/>
+              <w:tabs>
+                <w:tab w:val="clear" w:pos="709"/>
+                <w:tab w:val="left" w:pos="850" w:leader="none"/>
+              </w:tabs>
+              <w:suppressAutoHyphens w:val="true"/>
+              <w:spacing w:lineRule="auto" w:line="240" w:before="0" w:after="0"/>
+              <w:ind w:end="175"/>
+              <w:jc w:val="start"/>
+              <w:rPr>
+                <w:rStyle w:val="PlaceholderText"/>
+                <w:rFonts w:ascii="Carlito" w:hAnsi="Carlito" w:eastAsia="Calibri" w:cs=""/>
+                <w:color w:val="000000"/>
+                <w:kern w:val="0"/>
+                <w:sz w:val="22"/>
+                <w:szCs w:val="22"/>
+                <w:lang w:val="fr-FR" w:eastAsia="en-US" w:bidi="ar-SA"/>
+              </w:rPr>
+            </w:pPr>
+            <w:r>
+              <w:rPr/>
+            </w:r>
+          </w:p>
+          <w:p>
+            <w:pPr>
+              <w:pStyle w:val="BodyText"/>
+              <w:widowControl/>
+              <w:tabs>
+                <w:tab w:val="clear" w:pos="709"/>
+                <w:tab w:val="left" w:pos="850" w:leader="none"/>
+              </w:tabs>
+              <w:suppressAutoHyphens w:val="true"/>
+              <w:spacing w:lineRule="auto" w:line="240" w:before="0" w:after="0"/>
+              <w:ind w:end="175"/>
+              <w:jc w:val="start"/>
+              <w:rPr/>
+            </w:pPr>
             <w:r>
               <w:rPr>
                 <w:rStyle w:val="PlaceholderText"/>
@@ -25017,26 +26979,6 @@
                 <w:szCs w:val="22"/>
                 <w:lang w:val="fr-FR" w:eastAsia="en-US" w:bidi="ar-SA"/>
               </w:rPr>
-              <w:t xml:space="preserve"> — MCD Prisma 18 modèles :</w:t>
-              <w:br/>
-              <w:br/>
-              <w:br/>
-              <w:br/>
-              <w:br/>
-              <w:br/>
-              <w:br/>
-              <w:br/>
-              <w:br/>
-              <w:br/>
-              <w:br/>
-              <w:br/>
-              <w:br/>
-              <w:br/>
-              <w:br/>
-              <w:br/>
-              <w:br/>
-              <w:br/>
-              <w:br/>
               <w:br/>
               <w:br/>
             </w:r>
@@ -25312,7 +27254,7 @@
         <mc:AlternateContent>
           <mc:Choice Requires="wps">
             <w:drawing>
-              <wp:anchor distT="0" distB="0" distL="0" distR="0" simplePos="0" relativeHeight="105" behindDoc="0" locked="0" layoutInCell="0" allowOverlap="1" wp14:anchorId="7C090976">
+              <wp:anchor distT="0" distB="0" distL="0" distR="0" simplePos="0" relativeHeight="109" behindDoc="0" locked="0" layoutInCell="0" allowOverlap="1" wp14:anchorId="7C090976">
                 <wp:simplePos x="0" y="0"/>
                 <wp:positionH relativeFrom="margin">
                   <wp:posOffset>5346700</wp:posOffset>
@@ -25487,7 +27429,7 @@
       <mc:AlternateContent>
         <mc:Choice Requires="wps">
           <w:drawing>
-            <wp:anchor distT="1270" distB="1270" distL="1270" distR="1270" simplePos="0" relativeHeight="54" behindDoc="1" locked="0" layoutInCell="0" allowOverlap="1" wp14:anchorId="7E31E2B7">
+            <wp:anchor distT="1270" distB="1270" distL="1270" distR="1270" simplePos="0" relativeHeight="56" behindDoc="1" locked="0" layoutInCell="0" allowOverlap="1" wp14:anchorId="7E31E2B7">
               <wp:simplePos x="0" y="0"/>
               <wp:positionH relativeFrom="margin">
                 <wp:posOffset>5241925</wp:posOffset>
@@ -25608,7 +27550,7 @@
       <mc:AlternateContent>
         <mc:Choice Requires="wps">
           <w:drawing>
-            <wp:anchor distT="0" distB="0" distL="103505" distR="114300" simplePos="0" relativeHeight="92" behindDoc="1" locked="0" layoutInCell="0" allowOverlap="1" wp14:anchorId="1A5B76DB">
+            <wp:anchor distT="0" distB="0" distL="103505" distR="114300" simplePos="0" relativeHeight="96" behindDoc="1" locked="0" layoutInCell="0" allowOverlap="1" wp14:anchorId="1A5B76DB">
               <wp:simplePos x="0" y="0"/>
               <wp:positionH relativeFrom="margin">
                 <wp:posOffset>5332095</wp:posOffset>
@@ -25704,7 +27646,7 @@
                               <w:sz w:val="28"/>
                               <w:szCs w:val="28"/>
                             </w:rPr>
-                            <w:t>22</w:t>
+                            <w:t>23</w:t>
                           </w:r>
                           <w:r>
                             <w:rPr>
@@ -25793,7 +27735,7 @@
                         <w:sz w:val="28"/>
                         <w:szCs w:val="28"/>
                       </w:rPr>
-                      <w:t>22</w:t>
+                      <w:t>23</w:t>
                     </w:r>
                     <w:r>
                       <w:rPr>
@@ -25881,7 +27823,7 @@
       <mc:AlternateContent>
         <mc:Choice Requires="wps">
           <w:drawing>
-            <wp:anchor distT="1270" distB="1270" distL="1270" distR="1270" simplePos="0" relativeHeight="54" behindDoc="1" locked="0" layoutInCell="0" allowOverlap="1" wp14:anchorId="7E31E2B7">
+            <wp:anchor distT="1270" distB="1270" distL="1270" distR="1270" simplePos="0" relativeHeight="56" behindDoc="1" locked="0" layoutInCell="0" allowOverlap="1" wp14:anchorId="7E31E2B7">
               <wp:simplePos x="0" y="0"/>
               <wp:positionH relativeFrom="margin">
                 <wp:posOffset>5241925</wp:posOffset>
@@ -26002,7 +27944,7 @@
       <mc:AlternateContent>
         <mc:Choice Requires="wps">
           <w:drawing>
-            <wp:anchor distT="0" distB="0" distL="103505" distR="114300" simplePos="0" relativeHeight="92" behindDoc="1" locked="0" layoutInCell="0" allowOverlap="1" wp14:anchorId="1A5B76DB">
+            <wp:anchor distT="0" distB="0" distL="103505" distR="114300" simplePos="0" relativeHeight="96" behindDoc="1" locked="0" layoutInCell="0" allowOverlap="1" wp14:anchorId="1A5B76DB">
               <wp:simplePos x="0" y="0"/>
               <wp:positionH relativeFrom="margin">
                 <wp:posOffset>5332095</wp:posOffset>
@@ -26098,7 +28040,7 @@
                               <w:sz w:val="28"/>
                               <w:szCs w:val="28"/>
                             </w:rPr>
-                            <w:t>22</w:t>
+                            <w:t>23</w:t>
                           </w:r>
                           <w:r>
                             <w:rPr>
@@ -26187,7 +28129,7 @@
                         <w:sz w:val="28"/>
                         <w:szCs w:val="28"/>
                       </w:rPr>
-                      <w:t>22</w:t>
+                      <w:t>23</w:t>
                     </w:r>
                     <w:r>
                       <w:rPr>
@@ -26506,7 +28448,7 @@
                               <w:sz w:val="28"/>
                               <w:szCs w:val="28"/>
                             </w:rPr>
-                            <w:t>23</w:t>
+                            <w:t>24</w:t>
                           </w:r>
                           <w:r>
                             <w:rPr>
@@ -26595,7 +28537,7 @@
                         <w:sz w:val="28"/>
                         <w:szCs w:val="28"/>
                       </w:rPr>
-                      <w:t>23</w:t>
+                      <w:t>24</w:t>
                     </w:r>
                     <w:r>
                       <w:rPr>
@@ -26900,7 +28842,7 @@
                               <w:sz w:val="28"/>
                               <w:szCs w:val="28"/>
                             </w:rPr>
-                            <w:t>23</w:t>
+                            <w:t>24</w:t>
                           </w:r>
                           <w:r>
                             <w:rPr>
@@ -26989,7 +28931,7 @@
                         <w:sz w:val="28"/>
                         <w:szCs w:val="28"/>
                       </w:rPr>
-                      <w:t>23</w:t>
+                      <w:t>24</w:t>
                     </w:r>
                     <w:r>
                       <w:rPr>
@@ -27914,7 +29856,7 @@
       <mc:AlternateContent>
         <mc:Choice Requires="wps">
           <w:drawing>
-            <wp:anchor distT="0" distB="0" distL="103505" distR="114300" simplePos="0" relativeHeight="99" behindDoc="1" locked="0" layoutInCell="0" allowOverlap="1" wp14:anchorId="1A5B76DB">
+            <wp:anchor distT="0" distB="0" distL="103505" distR="114300" simplePos="0" relativeHeight="103" behindDoc="1" locked="0" layoutInCell="0" allowOverlap="1" wp14:anchorId="1A5B76DB">
               <wp:simplePos x="0" y="0"/>
               <wp:positionH relativeFrom="margin">
                 <wp:posOffset>5332095</wp:posOffset>
@@ -28109,7 +30051,7 @@
       <mc:AlternateContent>
         <mc:Choice Requires="wps">
           <w:drawing>
-            <wp:anchor distT="1270" distB="1270" distL="1270" distR="1270" simplePos="0" relativeHeight="101" behindDoc="1" locked="0" layoutInCell="0" allowOverlap="1" wp14:anchorId="7E31E2B7">
+            <wp:anchor distT="1270" distB="1270" distL="1270" distR="1270" simplePos="0" relativeHeight="105" behindDoc="1" locked="0" layoutInCell="0" allowOverlap="1" wp14:anchorId="7E31E2B7">
               <wp:simplePos x="0" y="0"/>
               <wp:positionH relativeFrom="margin">
                 <wp:posOffset>5241925</wp:posOffset>
@@ -28294,7 +30236,7 @@
       <mc:AlternateContent>
         <mc:Choice Requires="wps">
           <w:drawing>
-            <wp:anchor distT="0" distB="0" distL="103505" distR="114300" simplePos="0" relativeHeight="99" behindDoc="1" locked="0" layoutInCell="0" allowOverlap="1" wp14:anchorId="1A5B76DB">
+            <wp:anchor distT="0" distB="0" distL="103505" distR="114300" simplePos="0" relativeHeight="103" behindDoc="1" locked="0" layoutInCell="0" allowOverlap="1" wp14:anchorId="1A5B76DB">
               <wp:simplePos x="0" y="0"/>
               <wp:positionH relativeFrom="margin">
                 <wp:posOffset>5332095</wp:posOffset>
@@ -28489,7 +30431,7 @@
       <mc:AlternateContent>
         <mc:Choice Requires="wps">
           <w:drawing>
-            <wp:anchor distT="1270" distB="1270" distL="1270" distR="1270" simplePos="0" relativeHeight="101" behindDoc="1" locked="0" layoutInCell="0" allowOverlap="1" wp14:anchorId="7E31E2B7">
+            <wp:anchor distT="1270" distB="1270" distL="1270" distR="1270" simplePos="0" relativeHeight="105" behindDoc="1" locked="0" layoutInCell="0" allowOverlap="1" wp14:anchorId="7E31E2B7">
               <wp:simplePos x="0" y="0"/>
               <wp:positionH relativeFrom="margin">
                 <wp:posOffset>5241925</wp:posOffset>
@@ -28897,7 +30839,7 @@
       <mc:AlternateContent>
         <mc:Choice Requires="wps">
           <w:drawing>
-            <wp:anchor distT="1270" distB="1270" distL="1270" distR="1270" simplePos="0" relativeHeight="95" behindDoc="1" locked="0" layoutInCell="0" allowOverlap="1" wp14:anchorId="7E31E2B7">
+            <wp:anchor distT="1270" distB="1270" distL="1270" distR="1270" simplePos="0" relativeHeight="99" behindDoc="1" locked="0" layoutInCell="0" allowOverlap="1" wp14:anchorId="7E31E2B7">
               <wp:simplePos x="0" y="0"/>
               <wp:positionH relativeFrom="margin">
                 <wp:posOffset>5241925</wp:posOffset>
@@ -29291,7 +31233,7 @@
       <mc:AlternateContent>
         <mc:Choice Requires="wps">
           <w:drawing>
-            <wp:anchor distT="1270" distB="1270" distL="1270" distR="1270" simplePos="0" relativeHeight="95" behindDoc="1" locked="0" layoutInCell="0" allowOverlap="1" wp14:anchorId="7E31E2B7">
+            <wp:anchor distT="1270" distB="1270" distL="1270" distR="1270" simplePos="0" relativeHeight="99" behindDoc="1" locked="0" layoutInCell="0" allowOverlap="1" wp14:anchorId="7E31E2B7">
               <wp:simplePos x="0" y="0"/>
               <wp:positionH relativeFrom="margin">
                 <wp:posOffset>5241925</wp:posOffset>

--- a/dossier-certification/Dossier Professionnel - Lecart Christophe.docx
+++ b/dossier-certification/Dossier Professionnel - Lecart Christophe.docx
@@ -1040,10 +1040,10 @@
         <w:tblLook w:noHBand="0" w:noVBand="1" w:firstColumn="1" w:lastRow="0" w:lastColumn="0" w:firstRow="1" w:val="04a0"/>
       </w:tblPr>
       <w:tblGrid>
-        <w:gridCol w:w="420"/>
-        <w:gridCol w:w="2841"/>
-        <w:gridCol w:w="6123"/>
-        <w:gridCol w:w="398"/>
+        <w:gridCol w:w="419"/>
+        <w:gridCol w:w="2842"/>
+        <w:gridCol w:w="6122"/>
+        <w:gridCol w:w="399"/>
       </w:tblGrid>
       <w:tr>
         <w:trPr/>
@@ -1215,7 +1215,7 @@
         <w:trPr/>
         <w:tc>
           <w:tcPr>
-            <w:tcW w:w="420" w:type="dxa"/>
+            <w:tcW w:w="419" w:type="dxa"/>
             <w:tcBorders>
               <w:top w:val="nil"/>
               <w:start w:val="single" w:sz="4" w:space="0" w:color="D9D9D9"/>
@@ -1392,7 +1392,7 @@
         </w:tc>
         <w:tc>
           <w:tcPr>
-            <w:tcW w:w="398" w:type="dxa"/>
+            <w:tcW w:w="399" w:type="dxa"/>
             <w:tcBorders>
               <w:top w:val="nil"/>
               <w:start w:val="nil"/>
@@ -2215,8 +2215,8 @@
         <w:tblLook w:noHBand="0" w:noVBand="1" w:firstColumn="1" w:lastRow="0" w:lastColumn="0" w:firstRow="1" w:val="04a0"/>
       </w:tblPr>
       <w:tblGrid>
-        <w:gridCol w:w="278"/>
-        <w:gridCol w:w="8830"/>
+        <w:gridCol w:w="277"/>
+        <w:gridCol w:w="8831"/>
         <w:gridCol w:w="674"/>
       </w:tblGrid>
       <w:tr>
@@ -2439,7 +2439,7 @@
         <w:trPr/>
         <w:tc>
           <w:tcPr>
-            <w:tcW w:w="278" w:type="dxa"/>
+            <w:tcW w:w="277" w:type="dxa"/>
             <w:tcBorders>
               <w:top w:val="single" w:sz="4" w:space="0" w:color="FFFFFF"/>
               <w:start w:val="nil"/>
@@ -2472,7 +2472,7 @@
         </w:tc>
         <w:tc>
           <w:tcPr>
-            <w:tcW w:w="8830" w:type="dxa"/>
+            <w:tcW w:w="8831" w:type="dxa"/>
             <w:tcBorders>
               <w:top w:val="nil"/>
               <w:start w:val="single" w:sz="8" w:space="0" w:color="F2F2F2"/>
@@ -2568,7 +2568,7 @@
         <w:trPr/>
         <w:tc>
           <w:tcPr>
-            <w:tcW w:w="278" w:type="dxa"/>
+            <w:tcW w:w="277" w:type="dxa"/>
             <w:tcBorders>
               <w:top w:val="nil"/>
               <w:start w:val="nil"/>
@@ -2601,7 +2601,7 @@
         </w:tc>
         <w:tc>
           <w:tcPr>
-            <w:tcW w:w="8830" w:type="dxa"/>
+            <w:tcW w:w="8831" w:type="dxa"/>
             <w:tcBorders>
               <w:top w:val="nil"/>
               <w:start w:val="single" w:sz="8" w:space="0" w:color="F2F2F2"/>
@@ -2715,7 +2715,7 @@
         <w:trPr/>
         <w:tc>
           <w:tcPr>
-            <w:tcW w:w="278" w:type="dxa"/>
+            <w:tcW w:w="277" w:type="dxa"/>
             <w:tcBorders>
               <w:top w:val="nil"/>
               <w:start w:val="nil"/>
@@ -2748,7 +2748,7 @@
         </w:tc>
         <w:tc>
           <w:tcPr>
-            <w:tcW w:w="8830" w:type="dxa"/>
+            <w:tcW w:w="8831" w:type="dxa"/>
             <w:tcBorders>
               <w:top w:val="nil"/>
               <w:start w:val="single" w:sz="8" w:space="0" w:color="F2F2F2"/>
@@ -2939,7 +2939,7 @@
         <w:trPr/>
         <w:tc>
           <w:tcPr>
-            <w:tcW w:w="278" w:type="dxa"/>
+            <w:tcW w:w="277" w:type="dxa"/>
             <w:tcBorders>
               <w:top w:val="single" w:sz="4" w:space="0" w:color="FFFFFF"/>
               <w:start w:val="nil"/>
@@ -2972,7 +2972,7 @@
         </w:tc>
         <w:tc>
           <w:tcPr>
-            <w:tcW w:w="8830" w:type="dxa"/>
+            <w:tcW w:w="8831" w:type="dxa"/>
             <w:tcBorders>
               <w:top w:val="nil"/>
               <w:start w:val="single" w:sz="8" w:space="0" w:color="F2F2F2"/>
@@ -3071,7 +3071,7 @@
         <w:trPr/>
         <w:tc>
           <w:tcPr>
-            <w:tcW w:w="278" w:type="dxa"/>
+            <w:tcW w:w="277" w:type="dxa"/>
             <w:tcBorders>
               <w:top w:val="nil"/>
               <w:start w:val="nil"/>
@@ -3104,7 +3104,7 @@
         </w:tc>
         <w:tc>
           <w:tcPr>
-            <w:tcW w:w="8830" w:type="dxa"/>
+            <w:tcW w:w="8831" w:type="dxa"/>
             <w:tcBorders>
               <w:top w:val="nil"/>
               <w:start w:val="single" w:sz="8" w:space="0" w:color="F2F2F2"/>
@@ -3203,7 +3203,7 @@
         <w:trPr/>
         <w:tc>
           <w:tcPr>
-            <w:tcW w:w="278" w:type="dxa"/>
+            <w:tcW w:w="277" w:type="dxa"/>
             <w:tcBorders>
               <w:top w:val="nil"/>
               <w:start w:val="nil"/>
@@ -3236,7 +3236,7 @@
         </w:tc>
         <w:tc>
           <w:tcPr>
-            <w:tcW w:w="8830" w:type="dxa"/>
+            <w:tcW w:w="8831" w:type="dxa"/>
             <w:tcBorders>
               <w:top w:val="nil"/>
               <w:start w:val="single" w:sz="8" w:space="0" w:color="F2F2F2"/>
@@ -3425,7 +3425,7 @@
         <w:trPr/>
         <w:tc>
           <w:tcPr>
-            <w:tcW w:w="278" w:type="dxa"/>
+            <w:tcW w:w="277" w:type="dxa"/>
             <w:tcBorders>
               <w:top w:val="nil"/>
               <w:start w:val="nil"/>
@@ -3464,7 +3464,7 @@
         </w:tc>
         <w:tc>
           <w:tcPr>
-            <w:tcW w:w="8830" w:type="dxa"/>
+            <w:tcW w:w="8831" w:type="dxa"/>
             <w:tcBorders>
               <w:top w:val="nil"/>
               <w:start w:val="single" w:sz="8" w:space="0" w:color="F2F2F2"/>
@@ -3567,7 +3567,7 @@
         <w:trPr/>
         <w:tc>
           <w:tcPr>
-            <w:tcW w:w="278" w:type="dxa"/>
+            <w:tcW w:w="277" w:type="dxa"/>
             <w:tcBorders>
               <w:top w:val="nil"/>
               <w:start w:val="nil"/>
@@ -3606,7 +3606,7 @@
         </w:tc>
         <w:tc>
           <w:tcPr>
-            <w:tcW w:w="8830" w:type="dxa"/>
+            <w:tcW w:w="8831" w:type="dxa"/>
             <w:tcBorders>
               <w:top w:val="nil"/>
               <w:start w:val="single" w:sz="8" w:space="0" w:color="F2F2F2"/>
@@ -3703,7 +3703,7 @@
         <w:trPr/>
         <w:tc>
           <w:tcPr>
-            <w:tcW w:w="278" w:type="dxa"/>
+            <w:tcW w:w="277" w:type="dxa"/>
             <w:tcBorders>
               <w:top w:val="nil"/>
               <w:start w:val="nil"/>
@@ -3742,7 +3742,7 @@
         </w:tc>
         <w:tc>
           <w:tcPr>
-            <w:tcW w:w="8830" w:type="dxa"/>
+            <w:tcW w:w="8831" w:type="dxa"/>
             <w:tcBorders>
               <w:top w:val="nil"/>
               <w:start w:val="single" w:sz="8" w:space="0" w:color="F2F2F2"/>
@@ -4428,12 +4428,12 @@
       <w:tblGrid>
         <w:gridCol w:w="2411"/>
         <w:gridCol w:w="142"/>
-        <w:gridCol w:w="371"/>
+        <w:gridCol w:w="370"/>
         <w:gridCol w:w="48"/>
-        <w:gridCol w:w="525"/>
-        <w:gridCol w:w="1176"/>
+        <w:gridCol w:w="526"/>
+        <w:gridCol w:w="1175"/>
         <w:gridCol w:w="142"/>
-        <w:gridCol w:w="569"/>
+        <w:gridCol w:w="570"/>
         <w:gridCol w:w="4398"/>
       </w:tblGrid>
       <w:tr>
@@ -4484,7 +4484,7 @@
         </w:tc>
         <w:tc>
           <w:tcPr>
-            <w:tcW w:w="561" w:type="dxa"/>
+            <w:tcW w:w="560" w:type="dxa"/>
             <w:gridSpan w:val="3"/>
             <w:tcBorders>
               <w:top w:val="nil"/>
@@ -4537,7 +4537,7 @@
         </w:tc>
         <w:tc>
           <w:tcPr>
-            <w:tcW w:w="6810" w:type="dxa"/>
+            <w:tcW w:w="6811" w:type="dxa"/>
             <w:gridSpan w:val="5"/>
             <w:tcBorders>
               <w:top w:val="nil"/>
@@ -4612,7 +4612,7 @@
         </w:trPr>
         <w:tc>
           <w:tcPr>
-            <w:tcW w:w="2972" w:type="dxa"/>
+            <w:tcW w:w="2971" w:type="dxa"/>
             <w:gridSpan w:val="4"/>
             <w:tcBorders>
               <w:top w:val="nil"/>
@@ -4682,7 +4682,7 @@
         </w:tc>
         <w:tc>
           <w:tcPr>
-            <w:tcW w:w="6810" w:type="dxa"/>
+            <w:tcW w:w="6811" w:type="dxa"/>
             <w:gridSpan w:val="5"/>
             <w:tcBorders>
               <w:top w:val="nil"/>
@@ -4732,7 +4732,7 @@
         </w:trPr>
         <w:tc>
           <w:tcPr>
-            <w:tcW w:w="2972" w:type="dxa"/>
+            <w:tcW w:w="2971" w:type="dxa"/>
             <w:gridSpan w:val="4"/>
             <w:tcBorders>
               <w:top w:val="thinThickMediumGap" w:sz="24" w:space="0" w:color="D60093"/>
@@ -4765,7 +4765,7 @@
         </w:tc>
         <w:tc>
           <w:tcPr>
-            <w:tcW w:w="6810" w:type="dxa"/>
+            <w:tcW w:w="6811" w:type="dxa"/>
             <w:gridSpan w:val="5"/>
             <w:tcBorders>
               <w:top w:val="thinThickMediumGap" w:sz="24" w:space="0" w:color="D60093"/>
@@ -5028,7 +5028,7 @@
                 <w:shd w:fill="FFFFFF" w:val="clear"/>
               </w:rPr>
               <w:drawing>
-                <wp:anchor distT="0" distB="0" distL="0" distR="0" simplePos="0" relativeHeight="118" behindDoc="0" locked="0" layoutInCell="0" allowOverlap="1">
+                <wp:anchor distT="0" distB="0" distL="0" distR="0" simplePos="0" relativeHeight="126" behindDoc="0" locked="0" layoutInCell="0" allowOverlap="1">
                   <wp:simplePos x="0" y="0"/>
                   <wp:positionH relativeFrom="margin">
                     <wp:posOffset>461645</wp:posOffset>
@@ -5775,41 +5775,7 @@
                 <w:shd w:fill="FFFFFF" w:val="clear"/>
                 <w:lang w:val="fr-FR" w:eastAsia="en-US" w:bidi="ar-SA"/>
               </w:rPr>
-              <w:t xml:space="preserve">Développement en autonomie au sein d'une équipe de </w:t>
-            </w:r>
-            <w:r>
-              <w:rPr>
-                <w:rFonts w:eastAsia="Calibri" w:cs="" w:ascii="Carlito" w:hAnsi="Carlito"/>
-                <w:b w:val="false"/>
-                <w:i w:val="false"/>
-                <w:caps w:val="false"/>
-                <w:smallCaps w:val="false"/>
-                <w:color w:val="auto"/>
-                <w:spacing w:val="0"/>
-                <w:kern w:val="0"/>
-                <w:sz w:val="22"/>
-                <w:szCs w:val="22"/>
-                <w:shd w:fill="FFFFFF" w:val="clear"/>
-                <w:lang w:val="fr-FR" w:eastAsia="en-US" w:bidi="ar-SA"/>
-              </w:rPr>
-              <w:t>5</w:t>
-            </w:r>
-            <w:r>
-              <w:rPr>
-                <w:rFonts w:eastAsia="Calibri" w:cs="" w:ascii="Carlito" w:hAnsi="Carlito"/>
-                <w:b w:val="false"/>
-                <w:i w:val="false"/>
-                <w:caps w:val="false"/>
-                <w:smallCaps w:val="false"/>
-                <w:color w:val="auto"/>
-                <w:spacing w:val="0"/>
-                <w:kern w:val="0"/>
-                <w:sz w:val="22"/>
-                <w:szCs w:val="22"/>
-                <w:shd w:fill="FFFFFF" w:val="clear"/>
-                <w:lang w:val="fr-FR" w:eastAsia="en-US" w:bidi="ar-SA"/>
-              </w:rPr>
-              <w:t xml:space="preserve"> développeurs.</w:t>
+              <w:t>Développement en autonomie au sein d'une équipe de 5 développeurs.</w:t>
             </w:r>
           </w:p>
           <w:p>
@@ -5943,7 +5909,7 @@
         </w:trPr>
         <w:tc>
           <w:tcPr>
-            <w:tcW w:w="4673" w:type="dxa"/>
+            <w:tcW w:w="4672" w:type="dxa"/>
             <w:gridSpan w:val="6"/>
             <w:tcBorders>
               <w:top w:val="single" w:sz="8" w:space="0" w:color="D60093"/>
@@ -5980,7 +5946,7 @@
         </w:tc>
         <w:tc>
           <w:tcPr>
-            <w:tcW w:w="5109" w:type="dxa"/>
+            <w:tcW w:w="5110" w:type="dxa"/>
             <w:gridSpan w:val="3"/>
             <w:tcBorders>
               <w:top w:val="single" w:sz="8" w:space="0" w:color="D60093"/>
@@ -6024,7 +5990,7 @@
         </w:trPr>
         <w:tc>
           <w:tcPr>
-            <w:tcW w:w="4673" w:type="dxa"/>
+            <w:tcW w:w="4672" w:type="dxa"/>
             <w:gridSpan w:val="6"/>
             <w:tcBorders>
               <w:top w:val="nil"/>
@@ -6075,7 +6041,7 @@
         </w:tc>
         <w:tc>
           <w:tcPr>
-            <w:tcW w:w="5109" w:type="dxa"/>
+            <w:tcW w:w="5110" w:type="dxa"/>
             <w:gridSpan w:val="3"/>
             <w:tcBorders>
               <w:top w:val="nil"/>
@@ -6239,7 +6205,7 @@
         </w:tc>
         <w:tc>
           <w:tcPr>
-            <w:tcW w:w="371" w:type="dxa"/>
+            <w:tcW w:w="370" w:type="dxa"/>
             <w:tcBorders>
               <w:top w:val="nil"/>
               <w:start w:val="single" w:sz="8" w:space="0" w:color="F2F2F2"/>
@@ -6275,7 +6241,7 @@
         </w:tc>
         <w:tc>
           <w:tcPr>
-            <w:tcW w:w="6858" w:type="dxa"/>
+            <w:tcW w:w="6859" w:type="dxa"/>
             <w:gridSpan w:val="6"/>
             <w:tcBorders>
               <w:top w:val="nil"/>
@@ -6363,7 +6329,7 @@
         </w:tc>
         <w:tc>
           <w:tcPr>
-            <w:tcW w:w="371" w:type="dxa"/>
+            <w:tcW w:w="370" w:type="dxa"/>
             <w:tcBorders>
               <w:top w:val="nil"/>
               <w:start w:val="single" w:sz="8" w:space="0" w:color="F2F2F2"/>
@@ -6399,7 +6365,7 @@
         </w:tc>
         <w:tc>
           <w:tcPr>
-            <w:tcW w:w="573" w:type="dxa"/>
+            <w:tcW w:w="574" w:type="dxa"/>
             <w:gridSpan w:val="2"/>
             <w:tcBorders>
               <w:top w:val="nil"/>
@@ -6437,7 +6403,7 @@
         </w:tc>
         <w:tc>
           <w:tcPr>
-            <w:tcW w:w="1318" w:type="dxa"/>
+            <w:tcW w:w="1317" w:type="dxa"/>
             <w:gridSpan w:val="2"/>
             <w:tcBorders>
               <w:top w:val="nil"/>
@@ -6507,7 +6473,7 @@
         </w:tc>
         <w:tc>
           <w:tcPr>
-            <w:tcW w:w="569" w:type="dxa"/>
+            <w:tcW w:w="570" w:type="dxa"/>
             <w:tcBorders>
               <w:top w:val="nil"/>
               <w:start w:val="nil"/>
@@ -6805,12 +6771,12 @@
       <w:tblGrid>
         <w:gridCol w:w="2411"/>
         <w:gridCol w:w="142"/>
-        <w:gridCol w:w="371"/>
+        <w:gridCol w:w="370"/>
         <w:gridCol w:w="48"/>
-        <w:gridCol w:w="525"/>
-        <w:gridCol w:w="1176"/>
+        <w:gridCol w:w="526"/>
+        <w:gridCol w:w="1175"/>
         <w:gridCol w:w="142"/>
-        <w:gridCol w:w="569"/>
+        <w:gridCol w:w="570"/>
         <w:gridCol w:w="4398"/>
       </w:tblGrid>
       <w:tr>
@@ -6861,7 +6827,7 @@
         </w:tc>
         <w:tc>
           <w:tcPr>
-            <w:tcW w:w="561" w:type="dxa"/>
+            <w:tcW w:w="560" w:type="dxa"/>
             <w:gridSpan w:val="3"/>
             <w:tcBorders>
               <w:top w:val="nil"/>
@@ -6914,7 +6880,7 @@
         </w:tc>
         <w:tc>
           <w:tcPr>
-            <w:tcW w:w="6810" w:type="dxa"/>
+            <w:tcW w:w="6811" w:type="dxa"/>
             <w:gridSpan w:val="5"/>
             <w:tcBorders>
               <w:top w:val="nil"/>
@@ -6989,7 +6955,7 @@
         </w:trPr>
         <w:tc>
           <w:tcPr>
-            <w:tcW w:w="2972" w:type="dxa"/>
+            <w:tcW w:w="2971" w:type="dxa"/>
             <w:gridSpan w:val="4"/>
             <w:tcBorders>
               <w:top w:val="nil"/>
@@ -7059,7 +7025,7 @@
         </w:tc>
         <w:tc>
           <w:tcPr>
-            <w:tcW w:w="6810" w:type="dxa"/>
+            <w:tcW w:w="6811" w:type="dxa"/>
             <w:gridSpan w:val="5"/>
             <w:tcBorders>
               <w:top w:val="nil"/>
@@ -7110,7 +7076,7 @@
         </w:trPr>
         <w:tc>
           <w:tcPr>
-            <w:tcW w:w="2972" w:type="dxa"/>
+            <w:tcW w:w="2971" w:type="dxa"/>
             <w:gridSpan w:val="4"/>
             <w:tcBorders>
               <w:top w:val="thinThickMediumGap" w:sz="24" w:space="0" w:color="D60093"/>
@@ -7143,7 +7109,7 @@
         </w:tc>
         <w:tc>
           <w:tcPr>
-            <w:tcW w:w="6810" w:type="dxa"/>
+            <w:tcW w:w="6811" w:type="dxa"/>
             <w:gridSpan w:val="5"/>
             <w:tcBorders>
               <w:top w:val="thinThickMediumGap" w:sz="24" w:space="0" w:color="D60093"/>
@@ -7711,7 +7677,7 @@
         </w:trPr>
         <w:tc>
           <w:tcPr>
-            <w:tcW w:w="4673" w:type="dxa"/>
+            <w:tcW w:w="4672" w:type="dxa"/>
             <w:gridSpan w:val="6"/>
             <w:tcBorders>
               <w:top w:val="single" w:sz="8" w:space="0" w:color="D60093"/>
@@ -7748,7 +7714,7 @@
         </w:tc>
         <w:tc>
           <w:tcPr>
-            <w:tcW w:w="5109" w:type="dxa"/>
+            <w:tcW w:w="5110" w:type="dxa"/>
             <w:gridSpan w:val="3"/>
             <w:tcBorders>
               <w:top w:val="single" w:sz="8" w:space="0" w:color="D60093"/>
@@ -7792,7 +7758,7 @@
         </w:trPr>
         <w:tc>
           <w:tcPr>
-            <w:tcW w:w="4673" w:type="dxa"/>
+            <w:tcW w:w="4672" w:type="dxa"/>
             <w:gridSpan w:val="6"/>
             <w:tcBorders>
               <w:top w:val="nil"/>
@@ -7843,7 +7809,7 @@
         </w:tc>
         <w:tc>
           <w:tcPr>
-            <w:tcW w:w="5109" w:type="dxa"/>
+            <w:tcW w:w="5110" w:type="dxa"/>
             <w:gridSpan w:val="3"/>
             <w:tcBorders>
               <w:top w:val="nil"/>
@@ -8042,7 +8008,7 @@
         </w:tc>
         <w:tc>
           <w:tcPr>
-            <w:tcW w:w="371" w:type="dxa"/>
+            <w:tcW w:w="370" w:type="dxa"/>
             <w:tcBorders>
               <w:top w:val="nil"/>
               <w:start w:val="single" w:sz="8" w:space="0" w:color="F2F2F2"/>
@@ -8078,7 +8044,7 @@
         </w:tc>
         <w:tc>
           <w:tcPr>
-            <w:tcW w:w="6858" w:type="dxa"/>
+            <w:tcW w:w="6859" w:type="dxa"/>
             <w:gridSpan w:val="6"/>
             <w:tcBorders>
               <w:top w:val="nil"/>
@@ -8166,7 +8132,7 @@
         </w:tc>
         <w:tc>
           <w:tcPr>
-            <w:tcW w:w="371" w:type="dxa"/>
+            <w:tcW w:w="370" w:type="dxa"/>
             <w:tcBorders>
               <w:top w:val="nil"/>
               <w:start w:val="single" w:sz="8" w:space="0" w:color="F2F2F2"/>
@@ -8202,7 +8168,7 @@
         </w:tc>
         <w:tc>
           <w:tcPr>
-            <w:tcW w:w="573" w:type="dxa"/>
+            <w:tcW w:w="574" w:type="dxa"/>
             <w:gridSpan w:val="2"/>
             <w:tcBorders>
               <w:top w:val="nil"/>
@@ -8240,7 +8206,7 @@
         </w:tc>
         <w:tc>
           <w:tcPr>
-            <w:tcW w:w="1318" w:type="dxa"/>
+            <w:tcW w:w="1317" w:type="dxa"/>
             <w:gridSpan w:val="2"/>
             <w:tcBorders>
               <w:top w:val="nil"/>
@@ -8300,7 +8266,7 @@
         </w:tc>
         <w:tc>
           <w:tcPr>
-            <w:tcW w:w="569" w:type="dxa"/>
+            <w:tcW w:w="570" w:type="dxa"/>
             <w:tcBorders>
               <w:top w:val="nil"/>
               <w:start w:val="nil"/>
@@ -8605,7 +8571,7 @@
         </w:tc>
         <w:tc>
           <w:tcPr>
-            <w:tcW w:w="561" w:type="dxa"/>
+            <w:tcW w:w="560" w:type="dxa"/>
             <w:gridSpan w:val="3"/>
             <w:tcBorders>
               <w:top w:val="nil"/>
@@ -8658,7 +8624,7 @@
         </w:tc>
         <w:tc>
           <w:tcPr>
-            <w:tcW w:w="6810" w:type="dxa"/>
+            <w:tcW w:w="6811" w:type="dxa"/>
             <w:gridSpan w:val="5"/>
             <w:tcBorders>
               <w:top w:val="nil"/>
@@ -8733,7 +8699,7 @@
         </w:trPr>
         <w:tc>
           <w:tcPr>
-            <w:tcW w:w="2972" w:type="dxa"/>
+            <w:tcW w:w="2971" w:type="dxa"/>
             <w:gridSpan w:val="4"/>
             <w:tcBorders>
               <w:top w:val="nil"/>
@@ -8790,7 +8756,7 @@
         </w:tc>
         <w:tc>
           <w:tcPr>
-            <w:tcW w:w="6810" w:type="dxa"/>
+            <w:tcW w:w="6811" w:type="dxa"/>
             <w:gridSpan w:val="5"/>
             <w:tcBorders>
               <w:top w:val="nil"/>
@@ -8851,7 +8817,7 @@
         </w:trPr>
         <w:tc>
           <w:tcPr>
-            <w:tcW w:w="2972" w:type="dxa"/>
+            <w:tcW w:w="2971" w:type="dxa"/>
             <w:gridSpan w:val="4"/>
             <w:tcBorders>
               <w:top w:val="thinThickMediumGap" w:sz="24" w:space="0" w:color="D60093"/>
@@ -8884,7 +8850,7 @@
         </w:tc>
         <w:tc>
           <w:tcPr>
-            <w:tcW w:w="6810" w:type="dxa"/>
+            <w:tcW w:w="6811" w:type="dxa"/>
             <w:gridSpan w:val="5"/>
             <w:tcBorders>
               <w:top w:val="thinThickMediumGap" w:sz="24" w:space="0" w:color="D60093"/>
@@ -9036,35 +9002,7 @@
                 <w:sz w:val="22"/>
                 <w:szCs w:val="22"/>
               </w:rPr>
-              <w:t xml:space="preserve">Le système supporte </w:t>
-            </w:r>
-            <w:r>
-              <w:rPr>
-                <w:rFonts w:cs="Calibri" w:ascii="Carlito" w:hAnsi="Carlito" w:cstheme="minorHAnsi"/>
-                <w:b w:val="false"/>
-                <w:i w:val="false"/>
-                <w:caps w:val="false"/>
-                <w:smallCaps w:val="false"/>
-                <w:color w:val="auto"/>
-                <w:spacing w:val="0"/>
-                <w:sz w:val="22"/>
-                <w:szCs w:val="22"/>
-              </w:rPr>
-              <w:t>7</w:t>
-            </w:r>
-            <w:r>
-              <w:rPr>
-                <w:rFonts w:cs="Calibri" w:ascii="Carlito" w:hAnsi="Carlito" w:cstheme="minorHAnsi"/>
-                <w:b w:val="false"/>
-                <w:i w:val="false"/>
-                <w:caps w:val="false"/>
-                <w:smallCaps w:val="false"/>
-                <w:color w:val="auto"/>
-                <w:spacing w:val="0"/>
-                <w:sz w:val="22"/>
-                <w:szCs w:val="22"/>
-              </w:rPr>
-              <w:t xml:space="preserve"> types de réactions (</w:t>
+              <w:t>Le système supporte 7 types de réactions (</w:t>
             </w:r>
             <w:r>
               <w:rPr>
@@ -9575,7 +9513,7 @@
         </w:trPr>
         <w:tc>
           <w:tcPr>
-            <w:tcW w:w="4673" w:type="dxa"/>
+            <w:tcW w:w="4672" w:type="dxa"/>
             <w:gridSpan w:val="6"/>
             <w:tcBorders>
               <w:top w:val="single" w:sz="8" w:space="0" w:color="D60093"/>
@@ -9612,7 +9550,7 @@
         </w:tc>
         <w:tc>
           <w:tcPr>
-            <w:tcW w:w="5109" w:type="dxa"/>
+            <w:tcW w:w="5110" w:type="dxa"/>
             <w:gridSpan w:val="3"/>
             <w:tcBorders>
               <w:top w:val="single" w:sz="8" w:space="0" w:color="D60093"/>
@@ -9656,7 +9594,7 @@
         </w:trPr>
         <w:tc>
           <w:tcPr>
-            <w:tcW w:w="4673" w:type="dxa"/>
+            <w:tcW w:w="4672" w:type="dxa"/>
             <w:gridSpan w:val="6"/>
             <w:tcBorders>
               <w:top w:val="nil"/>
@@ -9707,7 +9645,7 @@
         </w:tc>
         <w:tc>
           <w:tcPr>
-            <w:tcW w:w="5109" w:type="dxa"/>
+            <w:tcW w:w="5110" w:type="dxa"/>
             <w:gridSpan w:val="3"/>
             <w:tcBorders>
               <w:top w:val="nil"/>
@@ -9906,7 +9844,7 @@
         </w:tc>
         <w:tc>
           <w:tcPr>
-            <w:tcW w:w="371" w:type="dxa"/>
+            <w:tcW w:w="370" w:type="dxa"/>
             <w:tcBorders>
               <w:top w:val="nil"/>
               <w:start w:val="single" w:sz="8" w:space="0" w:color="F2F2F2"/>
@@ -9942,7 +9880,7 @@
         </w:tc>
         <w:tc>
           <w:tcPr>
-            <w:tcW w:w="6858" w:type="dxa"/>
+            <w:tcW w:w="6859" w:type="dxa"/>
             <w:gridSpan w:val="6"/>
             <w:tcBorders>
               <w:top w:val="nil"/>
@@ -10030,7 +9968,7 @@
         </w:tc>
         <w:tc>
           <w:tcPr>
-            <w:tcW w:w="371" w:type="dxa"/>
+            <w:tcW w:w="370" w:type="dxa"/>
             <w:tcBorders>
               <w:top w:val="nil"/>
               <w:start w:val="single" w:sz="8" w:space="0" w:color="F2F2F2"/>
@@ -10066,7 +10004,7 @@
         </w:tc>
         <w:tc>
           <w:tcPr>
-            <w:tcW w:w="573" w:type="dxa"/>
+            <w:tcW w:w="574" w:type="dxa"/>
             <w:gridSpan w:val="2"/>
             <w:tcBorders>
               <w:top w:val="nil"/>
@@ -10104,7 +10042,7 @@
         </w:tc>
         <w:tc>
           <w:tcPr>
-            <w:tcW w:w="1318" w:type="dxa"/>
+            <w:tcW w:w="1317" w:type="dxa"/>
             <w:gridSpan w:val="2"/>
             <w:tcBorders>
               <w:top w:val="nil"/>
@@ -10174,7 +10112,7 @@
         </w:tc>
         <w:tc>
           <w:tcPr>
-            <w:tcW w:w="569" w:type="dxa"/>
+            <w:tcW w:w="570" w:type="dxa"/>
             <w:tcBorders>
               <w:top w:val="nil"/>
               <w:start w:val="nil"/>
@@ -10561,7 +10499,7 @@
         </w:tc>
         <w:tc>
           <w:tcPr>
-            <w:tcW w:w="561" w:type="dxa"/>
+            <w:tcW w:w="560" w:type="dxa"/>
             <w:gridSpan w:val="3"/>
             <w:tcBorders>
               <w:top w:val="nil"/>
@@ -10613,7 +10551,7 @@
         </w:tc>
         <w:tc>
           <w:tcPr>
-            <w:tcW w:w="6810" w:type="dxa"/>
+            <w:tcW w:w="6811" w:type="dxa"/>
             <w:gridSpan w:val="5"/>
             <w:tcBorders>
               <w:top w:val="nil"/>
@@ -10688,7 +10626,7 @@
         </w:trPr>
         <w:tc>
           <w:tcPr>
-            <w:tcW w:w="2972" w:type="dxa"/>
+            <w:tcW w:w="2971" w:type="dxa"/>
             <w:gridSpan w:val="4"/>
             <w:tcBorders>
               <w:top w:val="nil"/>
@@ -10758,7 +10696,7 @@
         </w:tc>
         <w:tc>
           <w:tcPr>
-            <w:tcW w:w="6810" w:type="dxa"/>
+            <w:tcW w:w="6811" w:type="dxa"/>
             <w:gridSpan w:val="5"/>
             <w:tcBorders>
               <w:top w:val="nil"/>
@@ -10812,7 +10750,7 @@
         </w:trPr>
         <w:tc>
           <w:tcPr>
-            <w:tcW w:w="2972" w:type="dxa"/>
+            <w:tcW w:w="2971" w:type="dxa"/>
             <w:gridSpan w:val="4"/>
             <w:tcBorders>
               <w:top w:val="thinThickMediumGap" w:sz="24" w:space="0" w:color="D60093"/>
@@ -10845,7 +10783,7 @@
         </w:tc>
         <w:tc>
           <w:tcPr>
-            <w:tcW w:w="6810" w:type="dxa"/>
+            <w:tcW w:w="6811" w:type="dxa"/>
             <w:gridSpan w:val="5"/>
             <w:tcBorders>
               <w:top w:val="thinThickMediumGap" w:sz="24" w:space="0" w:color="D60093"/>
@@ -11150,41 +11088,7 @@
                 <w:szCs w:val="22"/>
                 <w:lang w:val="fr-FR" w:eastAsia="en-US" w:bidi="ar-SA"/>
               </w:rPr>
-              <w:t xml:space="preserve">Prisma ORM </w:t>
-            </w:r>
-            <w:r>
-              <w:rPr>
-                <w:rStyle w:val="PlaceholderText"/>
-                <w:rFonts w:eastAsia="Calibri" w:cs="Calibri" w:ascii="Carlito" w:hAnsi="Carlito" w:cstheme="minorHAnsi"/>
-                <w:b w:val="false"/>
-                <w:i w:val="false"/>
-                <w:caps w:val="false"/>
-                <w:smallCaps w:val="false"/>
-                <w:color w:val="auto"/>
-                <w:spacing w:val="0"/>
-                <w:kern w:val="0"/>
-                <w:sz w:val="22"/>
-                <w:szCs w:val="22"/>
-                <w:lang w:val="fr-FR" w:eastAsia="en-US" w:bidi="ar-SA"/>
-              </w:rPr>
-              <w:t>6</w:t>
-            </w:r>
-            <w:r>
-              <w:rPr>
-                <w:rStyle w:val="PlaceholderText"/>
-                <w:rFonts w:eastAsia="Calibri" w:cs="Calibri" w:ascii="Carlito" w:hAnsi="Carlito" w:cstheme="minorHAnsi"/>
-                <w:b w:val="false"/>
-                <w:i w:val="false"/>
-                <w:caps w:val="false"/>
-                <w:smallCaps w:val="false"/>
-                <w:color w:val="auto"/>
-                <w:spacing w:val="0"/>
-                <w:kern w:val="0"/>
-                <w:sz w:val="22"/>
-                <w:szCs w:val="22"/>
-                <w:lang w:val="fr-FR" w:eastAsia="en-US" w:bidi="ar-SA"/>
-              </w:rPr>
-              <w:t>.x — schéma déclaratif, migrate dev/deploy, client TypeScript généré automatiquement</w:t>
+              <w:t>Prisma ORM 6.x — schéma déclaratif, migrate dev/deploy, client TypeScript généré automatiquement</w:t>
             </w:r>
           </w:p>
           <w:p>
@@ -11510,7 +11414,7 @@
         </w:trPr>
         <w:tc>
           <w:tcPr>
-            <w:tcW w:w="4673" w:type="dxa"/>
+            <w:tcW w:w="4672" w:type="dxa"/>
             <w:gridSpan w:val="6"/>
             <w:tcBorders>
               <w:top w:val="single" w:sz="8" w:space="0" w:color="D60093"/>
@@ -11547,7 +11451,7 @@
         </w:tc>
         <w:tc>
           <w:tcPr>
-            <w:tcW w:w="5109" w:type="dxa"/>
+            <w:tcW w:w="5110" w:type="dxa"/>
             <w:gridSpan w:val="3"/>
             <w:tcBorders>
               <w:top w:val="single" w:sz="8" w:space="0" w:color="D60093"/>
@@ -11591,7 +11495,7 @@
         </w:trPr>
         <w:tc>
           <w:tcPr>
-            <w:tcW w:w="4673" w:type="dxa"/>
+            <w:tcW w:w="4672" w:type="dxa"/>
             <w:gridSpan w:val="6"/>
             <w:tcBorders>
               <w:top w:val="nil"/>
@@ -11642,7 +11546,7 @@
         </w:tc>
         <w:tc>
           <w:tcPr>
-            <w:tcW w:w="5109" w:type="dxa"/>
+            <w:tcW w:w="5110" w:type="dxa"/>
             <w:gridSpan w:val="3"/>
             <w:tcBorders>
               <w:top w:val="nil"/>
@@ -11841,7 +11745,7 @@
         </w:tc>
         <w:tc>
           <w:tcPr>
-            <w:tcW w:w="371" w:type="dxa"/>
+            <w:tcW w:w="370" w:type="dxa"/>
             <w:tcBorders>
               <w:top w:val="nil"/>
               <w:start w:val="single" w:sz="8" w:space="0" w:color="F2F2F2"/>
@@ -11873,7 +11777,7 @@
         </w:tc>
         <w:tc>
           <w:tcPr>
-            <w:tcW w:w="6858" w:type="dxa"/>
+            <w:tcW w:w="6859" w:type="dxa"/>
             <w:gridSpan w:val="6"/>
             <w:tcBorders>
               <w:top w:val="nil"/>
@@ -11963,7 +11867,7 @@
         </w:tc>
         <w:tc>
           <w:tcPr>
-            <w:tcW w:w="371" w:type="dxa"/>
+            <w:tcW w:w="370" w:type="dxa"/>
             <w:tcBorders>
               <w:top w:val="nil"/>
               <w:start w:val="single" w:sz="8" w:space="0" w:color="F2F2F2"/>
@@ -11999,7 +11903,7 @@
         </w:tc>
         <w:tc>
           <w:tcPr>
-            <w:tcW w:w="573" w:type="dxa"/>
+            <w:tcW w:w="574" w:type="dxa"/>
             <w:gridSpan w:val="2"/>
             <w:tcBorders>
               <w:top w:val="nil"/>
@@ -12037,7 +11941,7 @@
         </w:tc>
         <w:tc>
           <w:tcPr>
-            <w:tcW w:w="1318" w:type="dxa"/>
+            <w:tcW w:w="1317" w:type="dxa"/>
             <w:gridSpan w:val="2"/>
             <w:tcBorders>
               <w:top w:val="nil"/>
@@ -12097,7 +12001,7 @@
         </w:tc>
         <w:tc>
           <w:tcPr>
-            <w:tcW w:w="569" w:type="dxa"/>
+            <w:tcW w:w="570" w:type="dxa"/>
             <w:tcBorders>
               <w:top w:val="nil"/>
               <w:start w:val="nil"/>
@@ -12412,7 +12316,7 @@
         </w:tc>
         <w:tc>
           <w:tcPr>
-            <w:tcW w:w="561" w:type="dxa"/>
+            <w:tcW w:w="560" w:type="dxa"/>
             <w:gridSpan w:val="3"/>
             <w:tcBorders>
               <w:top w:val="nil"/>
@@ -12464,7 +12368,7 @@
         </w:tc>
         <w:tc>
           <w:tcPr>
-            <w:tcW w:w="6810" w:type="dxa"/>
+            <w:tcW w:w="6811" w:type="dxa"/>
             <w:gridSpan w:val="5"/>
             <w:tcBorders>
               <w:top w:val="nil"/>
@@ -12539,7 +12443,7 @@
         </w:trPr>
         <w:tc>
           <w:tcPr>
-            <w:tcW w:w="2972" w:type="dxa"/>
+            <w:tcW w:w="2971" w:type="dxa"/>
             <w:gridSpan w:val="4"/>
             <w:tcBorders>
               <w:top w:val="nil"/>
@@ -12609,7 +12513,7 @@
         </w:tc>
         <w:tc>
           <w:tcPr>
-            <w:tcW w:w="6810" w:type="dxa"/>
+            <w:tcW w:w="6811" w:type="dxa"/>
             <w:gridSpan w:val="5"/>
             <w:tcBorders>
               <w:top w:val="nil"/>
@@ -12663,7 +12567,7 @@
         </w:trPr>
         <w:tc>
           <w:tcPr>
-            <w:tcW w:w="2972" w:type="dxa"/>
+            <w:tcW w:w="2971" w:type="dxa"/>
             <w:gridSpan w:val="4"/>
             <w:tcBorders>
               <w:top w:val="thinThickMediumGap" w:sz="24" w:space="0" w:color="D60093"/>
@@ -12696,7 +12600,7 @@
         </w:tc>
         <w:tc>
           <w:tcPr>
-            <w:tcW w:w="6810" w:type="dxa"/>
+            <w:tcW w:w="6811" w:type="dxa"/>
             <w:gridSpan w:val="5"/>
             <w:tcBorders>
               <w:top w:val="thinThickMediumGap" w:sz="24" w:space="0" w:color="D60093"/>
@@ -13371,7 +13275,7 @@
         </w:trPr>
         <w:tc>
           <w:tcPr>
-            <w:tcW w:w="4673" w:type="dxa"/>
+            <w:tcW w:w="4672" w:type="dxa"/>
             <w:gridSpan w:val="6"/>
             <w:tcBorders>
               <w:top w:val="single" w:sz="8" w:space="0" w:color="D60093"/>
@@ -13408,7 +13312,7 @@
         </w:tc>
         <w:tc>
           <w:tcPr>
-            <w:tcW w:w="5109" w:type="dxa"/>
+            <w:tcW w:w="5110" w:type="dxa"/>
             <w:gridSpan w:val="3"/>
             <w:tcBorders>
               <w:top w:val="single" w:sz="8" w:space="0" w:color="D60093"/>
@@ -13452,7 +13356,7 @@
         </w:trPr>
         <w:tc>
           <w:tcPr>
-            <w:tcW w:w="4673" w:type="dxa"/>
+            <w:tcW w:w="4672" w:type="dxa"/>
             <w:gridSpan w:val="6"/>
             <w:tcBorders>
               <w:top w:val="nil"/>
@@ -13503,7 +13407,7 @@
         </w:tc>
         <w:tc>
           <w:tcPr>
-            <w:tcW w:w="5109" w:type="dxa"/>
+            <w:tcW w:w="5110" w:type="dxa"/>
             <w:gridSpan w:val="3"/>
             <w:tcBorders>
               <w:top w:val="nil"/>
@@ -13702,7 +13606,7 @@
         </w:tc>
         <w:tc>
           <w:tcPr>
-            <w:tcW w:w="371" w:type="dxa"/>
+            <w:tcW w:w="370" w:type="dxa"/>
             <w:tcBorders>
               <w:top w:val="nil"/>
               <w:start w:val="single" w:sz="8" w:space="0" w:color="F2F2F2"/>
@@ -13734,7 +13638,7 @@
         </w:tc>
         <w:tc>
           <w:tcPr>
-            <w:tcW w:w="6858" w:type="dxa"/>
+            <w:tcW w:w="6859" w:type="dxa"/>
             <w:gridSpan w:val="6"/>
             <w:tcBorders>
               <w:top w:val="nil"/>
@@ -13822,7 +13726,7 @@
         </w:tc>
         <w:tc>
           <w:tcPr>
-            <w:tcW w:w="371" w:type="dxa"/>
+            <w:tcW w:w="370" w:type="dxa"/>
             <w:tcBorders>
               <w:top w:val="nil"/>
               <w:start w:val="single" w:sz="8" w:space="0" w:color="F2F2F2"/>
@@ -13858,7 +13762,7 @@
         </w:tc>
         <w:tc>
           <w:tcPr>
-            <w:tcW w:w="573" w:type="dxa"/>
+            <w:tcW w:w="574" w:type="dxa"/>
             <w:gridSpan w:val="2"/>
             <w:tcBorders>
               <w:top w:val="nil"/>
@@ -13896,7 +13800,7 @@
         </w:tc>
         <w:tc>
           <w:tcPr>
-            <w:tcW w:w="1318" w:type="dxa"/>
+            <w:tcW w:w="1317" w:type="dxa"/>
             <w:gridSpan w:val="2"/>
             <w:tcBorders>
               <w:top w:val="nil"/>
@@ -13956,7 +13860,7 @@
         </w:tc>
         <w:tc>
           <w:tcPr>
-            <w:tcW w:w="569" w:type="dxa"/>
+            <w:tcW w:w="570" w:type="dxa"/>
             <w:tcBorders>
               <w:top w:val="nil"/>
               <w:start w:val="nil"/>
@@ -14279,7 +14183,7 @@
         </w:tc>
         <w:tc>
           <w:tcPr>
-            <w:tcW w:w="561" w:type="dxa"/>
+            <w:tcW w:w="560" w:type="dxa"/>
             <w:gridSpan w:val="3"/>
             <w:tcBorders>
               <w:top w:val="nil"/>
@@ -14331,7 +14235,7 @@
         </w:tc>
         <w:tc>
           <w:tcPr>
-            <w:tcW w:w="6810" w:type="dxa"/>
+            <w:tcW w:w="6811" w:type="dxa"/>
             <w:gridSpan w:val="5"/>
             <w:tcBorders>
               <w:top w:val="nil"/>
@@ -14406,7 +14310,7 @@
         </w:trPr>
         <w:tc>
           <w:tcPr>
-            <w:tcW w:w="2972" w:type="dxa"/>
+            <w:tcW w:w="2971" w:type="dxa"/>
             <w:gridSpan w:val="4"/>
             <w:tcBorders>
               <w:top w:val="nil"/>
@@ -14476,7 +14380,7 @@
         </w:tc>
         <w:tc>
           <w:tcPr>
-            <w:tcW w:w="6810" w:type="dxa"/>
+            <w:tcW w:w="6811" w:type="dxa"/>
             <w:gridSpan w:val="5"/>
             <w:tcBorders>
               <w:top w:val="nil"/>
@@ -14530,7 +14434,7 @@
         </w:trPr>
         <w:tc>
           <w:tcPr>
-            <w:tcW w:w="2972" w:type="dxa"/>
+            <w:tcW w:w="2971" w:type="dxa"/>
             <w:gridSpan w:val="4"/>
             <w:tcBorders>
               <w:top w:val="thinThickMediumGap" w:sz="24" w:space="0" w:color="D60093"/>
@@ -14563,7 +14467,7 @@
         </w:tc>
         <w:tc>
           <w:tcPr>
-            <w:tcW w:w="6810" w:type="dxa"/>
+            <w:tcW w:w="6811" w:type="dxa"/>
             <w:gridSpan w:val="5"/>
             <w:tcBorders>
               <w:top w:val="thinThickMediumGap" w:sz="24" w:space="0" w:color="D60093"/>
@@ -15234,7 +15138,7 @@
         </w:trPr>
         <w:tc>
           <w:tcPr>
-            <w:tcW w:w="4673" w:type="dxa"/>
+            <w:tcW w:w="4672" w:type="dxa"/>
             <w:gridSpan w:val="6"/>
             <w:tcBorders>
               <w:top w:val="single" w:sz="8" w:space="0" w:color="D60093"/>
@@ -15271,7 +15175,7 @@
         </w:tc>
         <w:tc>
           <w:tcPr>
-            <w:tcW w:w="5109" w:type="dxa"/>
+            <w:tcW w:w="5110" w:type="dxa"/>
             <w:gridSpan w:val="3"/>
             <w:tcBorders>
               <w:top w:val="single" w:sz="8" w:space="0" w:color="D60093"/>
@@ -15315,7 +15219,7 @@
         </w:trPr>
         <w:tc>
           <w:tcPr>
-            <w:tcW w:w="4673" w:type="dxa"/>
+            <w:tcW w:w="4672" w:type="dxa"/>
             <w:gridSpan w:val="6"/>
             <w:tcBorders>
               <w:top w:val="nil"/>
@@ -15366,7 +15270,7 @@
         </w:tc>
         <w:tc>
           <w:tcPr>
-            <w:tcW w:w="5109" w:type="dxa"/>
+            <w:tcW w:w="5110" w:type="dxa"/>
             <w:gridSpan w:val="3"/>
             <w:tcBorders>
               <w:top w:val="nil"/>
@@ -15565,7 +15469,7 @@
         </w:tc>
         <w:tc>
           <w:tcPr>
-            <w:tcW w:w="371" w:type="dxa"/>
+            <w:tcW w:w="370" w:type="dxa"/>
             <w:tcBorders>
               <w:top w:val="nil"/>
               <w:start w:val="single" w:sz="8" w:space="0" w:color="F2F2F2"/>
@@ -15597,7 +15501,7 @@
         </w:tc>
         <w:tc>
           <w:tcPr>
-            <w:tcW w:w="6858" w:type="dxa"/>
+            <w:tcW w:w="6859" w:type="dxa"/>
             <w:gridSpan w:val="6"/>
             <w:tcBorders>
               <w:top w:val="nil"/>
@@ -15687,7 +15591,7 @@
         </w:tc>
         <w:tc>
           <w:tcPr>
-            <w:tcW w:w="371" w:type="dxa"/>
+            <w:tcW w:w="370" w:type="dxa"/>
             <w:tcBorders>
               <w:top w:val="nil"/>
               <w:start w:val="single" w:sz="8" w:space="0" w:color="F2F2F2"/>
@@ -15723,7 +15627,7 @@
         </w:tc>
         <w:tc>
           <w:tcPr>
-            <w:tcW w:w="573" w:type="dxa"/>
+            <w:tcW w:w="574" w:type="dxa"/>
             <w:gridSpan w:val="2"/>
             <w:tcBorders>
               <w:top w:val="nil"/>
@@ -15761,7 +15665,7 @@
         </w:tc>
         <w:tc>
           <w:tcPr>
-            <w:tcW w:w="1318" w:type="dxa"/>
+            <w:tcW w:w="1317" w:type="dxa"/>
             <w:gridSpan w:val="2"/>
             <w:tcBorders>
               <w:top w:val="nil"/>
@@ -15821,7 +15725,7 @@
         </w:tc>
         <w:tc>
           <w:tcPr>
-            <w:tcW w:w="569" w:type="dxa"/>
+            <w:tcW w:w="570" w:type="dxa"/>
             <w:tcBorders>
               <w:top w:val="nil"/>
               <w:start w:val="nil"/>
@@ -16164,7 +16068,7 @@
         </w:tc>
         <w:tc>
           <w:tcPr>
-            <w:tcW w:w="561" w:type="dxa"/>
+            <w:tcW w:w="560" w:type="dxa"/>
             <w:gridSpan w:val="3"/>
             <w:tcBorders>
               <w:top w:val="nil"/>
@@ -16216,7 +16120,7 @@
         </w:tc>
         <w:tc>
           <w:tcPr>
-            <w:tcW w:w="6810" w:type="dxa"/>
+            <w:tcW w:w="6811" w:type="dxa"/>
             <w:gridSpan w:val="5"/>
             <w:tcBorders>
               <w:top w:val="nil"/>
@@ -16291,7 +16195,7 @@
         </w:trPr>
         <w:tc>
           <w:tcPr>
-            <w:tcW w:w="2972" w:type="dxa"/>
+            <w:tcW w:w="2971" w:type="dxa"/>
             <w:gridSpan w:val="4"/>
             <w:tcBorders>
               <w:top w:val="nil"/>
@@ -16348,7 +16252,7 @@
         </w:tc>
         <w:tc>
           <w:tcPr>
-            <w:tcW w:w="6810" w:type="dxa"/>
+            <w:tcW w:w="6811" w:type="dxa"/>
             <w:gridSpan w:val="5"/>
             <w:tcBorders>
               <w:top w:val="nil"/>
@@ -16393,7 +16297,7 @@
         </w:trPr>
         <w:tc>
           <w:tcPr>
-            <w:tcW w:w="2972" w:type="dxa"/>
+            <w:tcW w:w="2971" w:type="dxa"/>
             <w:gridSpan w:val="4"/>
             <w:tcBorders>
               <w:top w:val="thinThickMediumGap" w:sz="24" w:space="0" w:color="D60093"/>
@@ -16426,7 +16330,7 @@
         </w:tc>
         <w:tc>
           <w:tcPr>
-            <w:tcW w:w="6810" w:type="dxa"/>
+            <w:tcW w:w="6811" w:type="dxa"/>
             <w:gridSpan w:val="5"/>
             <w:tcBorders>
               <w:top w:val="thinThickMediumGap" w:sz="24" w:space="0" w:color="D60093"/>
@@ -16516,7 +16420,7 @@
           </w:tcPr>
           <w:p>
             <w:pPr>
-              <w:pStyle w:val="BlockQuotation"/>
+              <w:pStyle w:val="BlockQuotationuser"/>
               <w:widowControl/>
               <w:suppressAutoHyphens w:val="true"/>
               <w:spacing w:lineRule="auto" w:line="240" w:before="120" w:after="0"/>
@@ -16713,22 +16617,6 @@
             </w:pPr>
             <w:r>
               <w:rPr>
-                <w:rStyle w:val="PlaceholderText"/>
-                <w:rFonts w:eastAsia="Calibri" w:cs="Calibri" w:ascii="Carlito" w:hAnsi="Carlito" w:cstheme="minorHAnsi"/>
-                <w:b w:val="false"/>
-                <w:i w:val="false"/>
-                <w:caps w:val="false"/>
-                <w:smallCaps w:val="false"/>
-                <w:color w:val="000000"/>
-                <w:spacing w:val="0"/>
-                <w:kern w:val="0"/>
-                <w:sz w:val="22"/>
-                <w:szCs w:val="22"/>
-                <w:lang w:val="fr-FR" w:eastAsia="en-US" w:bidi="ar-SA"/>
-              </w:rPr>
-            </w:r>
-            <w:r>
-              <w:rPr>
                 <w:rStyle w:val="Strong"/>
                 <w:rFonts w:eastAsia="Calibri" w:cs="Calibri" w:ascii="apple-system;BlinkMacSystemFont;Segoe UI;Roboto;sans-serif" w:hAnsi="apple-system;BlinkMacSystemFont;Segoe UI;Roboto;sans-serif" w:cstheme="minorHAnsi"/>
                 <w:b w:val="false"/>
@@ -17062,7 +16950,7 @@
         </w:trPr>
         <w:tc>
           <w:tcPr>
-            <w:tcW w:w="4673" w:type="dxa"/>
+            <w:tcW w:w="4672" w:type="dxa"/>
             <w:gridSpan w:val="6"/>
             <w:tcBorders>
               <w:top w:val="single" w:sz="8" w:space="0" w:color="D60093"/>
@@ -17099,7 +16987,7 @@
         </w:tc>
         <w:tc>
           <w:tcPr>
-            <w:tcW w:w="5109" w:type="dxa"/>
+            <w:tcW w:w="5110" w:type="dxa"/>
             <w:gridSpan w:val="3"/>
             <w:tcBorders>
               <w:top w:val="single" w:sz="8" w:space="0" w:color="D60093"/>
@@ -17143,7 +17031,7 @@
         </w:trPr>
         <w:tc>
           <w:tcPr>
-            <w:tcW w:w="4673" w:type="dxa"/>
+            <w:tcW w:w="4672" w:type="dxa"/>
             <w:gridSpan w:val="6"/>
             <w:tcBorders>
               <w:top w:val="nil"/>
@@ -17194,7 +17082,7 @@
         </w:tc>
         <w:tc>
           <w:tcPr>
-            <w:tcW w:w="5109" w:type="dxa"/>
+            <w:tcW w:w="5110" w:type="dxa"/>
             <w:gridSpan w:val="3"/>
             <w:tcBorders>
               <w:top w:val="nil"/>
@@ -17393,7 +17281,7 @@
         </w:tc>
         <w:tc>
           <w:tcPr>
-            <w:tcW w:w="371" w:type="dxa"/>
+            <w:tcW w:w="370" w:type="dxa"/>
             <w:tcBorders>
               <w:top w:val="nil"/>
               <w:start w:val="single" w:sz="8" w:space="0" w:color="F2F2F2"/>
@@ -17429,7 +17317,7 @@
         </w:tc>
         <w:tc>
           <w:tcPr>
-            <w:tcW w:w="6858" w:type="dxa"/>
+            <w:tcW w:w="6859" w:type="dxa"/>
             <w:gridSpan w:val="6"/>
             <w:tcBorders>
               <w:top w:val="nil"/>
@@ -17519,7 +17407,7 @@
         </w:tc>
         <w:tc>
           <w:tcPr>
-            <w:tcW w:w="371" w:type="dxa"/>
+            <w:tcW w:w="370" w:type="dxa"/>
             <w:tcBorders>
               <w:top w:val="nil"/>
               <w:start w:val="single" w:sz="8" w:space="0" w:color="F2F2F2"/>
@@ -17555,7 +17443,7 @@
         </w:tc>
         <w:tc>
           <w:tcPr>
-            <w:tcW w:w="573" w:type="dxa"/>
+            <w:tcW w:w="574" w:type="dxa"/>
             <w:gridSpan w:val="2"/>
             <w:tcBorders>
               <w:top w:val="nil"/>
@@ -17593,7 +17481,7 @@
         </w:tc>
         <w:tc>
           <w:tcPr>
-            <w:tcW w:w="1318" w:type="dxa"/>
+            <w:tcW w:w="1317" w:type="dxa"/>
             <w:gridSpan w:val="2"/>
             <w:tcBorders>
               <w:top w:val="nil"/>
@@ -17663,7 +17551,7 @@
         </w:tc>
         <w:tc>
           <w:tcPr>
-            <w:tcW w:w="569" w:type="dxa"/>
+            <w:tcW w:w="570" w:type="dxa"/>
             <w:tcBorders>
               <w:top w:val="nil"/>
               <w:start w:val="nil"/>
@@ -17984,7 +17872,7 @@
         </w:tc>
         <w:tc>
           <w:tcPr>
-            <w:tcW w:w="561" w:type="dxa"/>
+            <w:tcW w:w="560" w:type="dxa"/>
             <w:gridSpan w:val="3"/>
             <w:tcBorders>
               <w:top w:val="nil"/>
@@ -18036,7 +17924,7 @@
         </w:tc>
         <w:tc>
           <w:tcPr>
-            <w:tcW w:w="6810" w:type="dxa"/>
+            <w:tcW w:w="6811" w:type="dxa"/>
             <w:gridSpan w:val="5"/>
             <w:tcBorders>
               <w:top w:val="nil"/>
@@ -18111,7 +17999,7 @@
         </w:trPr>
         <w:tc>
           <w:tcPr>
-            <w:tcW w:w="2972" w:type="dxa"/>
+            <w:tcW w:w="2971" w:type="dxa"/>
             <w:gridSpan w:val="4"/>
             <w:tcBorders>
               <w:top w:val="nil"/>
@@ -18168,7 +18056,7 @@
         </w:tc>
         <w:tc>
           <w:tcPr>
-            <w:tcW w:w="6810" w:type="dxa"/>
+            <w:tcW w:w="6811" w:type="dxa"/>
             <w:gridSpan w:val="5"/>
             <w:tcBorders>
               <w:top w:val="nil"/>
@@ -18221,7 +18109,7 @@
         </w:trPr>
         <w:tc>
           <w:tcPr>
-            <w:tcW w:w="2972" w:type="dxa"/>
+            <w:tcW w:w="2971" w:type="dxa"/>
             <w:gridSpan w:val="4"/>
             <w:tcBorders>
               <w:top w:val="thinThickMediumGap" w:sz="24" w:space="0" w:color="D60093"/>
@@ -18254,7 +18142,7 @@
         </w:tc>
         <w:tc>
           <w:tcPr>
-            <w:tcW w:w="6810" w:type="dxa"/>
+            <w:tcW w:w="6811" w:type="dxa"/>
             <w:gridSpan w:val="5"/>
             <w:tcBorders>
               <w:top w:val="thinThickMediumGap" w:sz="24" w:space="0" w:color="D60093"/>
@@ -18824,7 +18712,7 @@
         </w:trPr>
         <w:tc>
           <w:tcPr>
-            <w:tcW w:w="4673" w:type="dxa"/>
+            <w:tcW w:w="4672" w:type="dxa"/>
             <w:gridSpan w:val="6"/>
             <w:tcBorders>
               <w:top w:val="single" w:sz="8" w:space="0" w:color="D60093"/>
@@ -18861,7 +18749,7 @@
         </w:tc>
         <w:tc>
           <w:tcPr>
-            <w:tcW w:w="5109" w:type="dxa"/>
+            <w:tcW w:w="5110" w:type="dxa"/>
             <w:gridSpan w:val="3"/>
             <w:tcBorders>
               <w:top w:val="single" w:sz="8" w:space="0" w:color="D60093"/>
@@ -18905,7 +18793,7 @@
         </w:trPr>
         <w:tc>
           <w:tcPr>
-            <w:tcW w:w="4673" w:type="dxa"/>
+            <w:tcW w:w="4672" w:type="dxa"/>
             <w:gridSpan w:val="6"/>
             <w:tcBorders>
               <w:top w:val="nil"/>
@@ -18956,7 +18844,7 @@
         </w:tc>
         <w:tc>
           <w:tcPr>
-            <w:tcW w:w="5109" w:type="dxa"/>
+            <w:tcW w:w="5110" w:type="dxa"/>
             <w:gridSpan w:val="3"/>
             <w:tcBorders>
               <w:top w:val="nil"/>
@@ -19155,7 +19043,7 @@
         </w:tc>
         <w:tc>
           <w:tcPr>
-            <w:tcW w:w="371" w:type="dxa"/>
+            <w:tcW w:w="370" w:type="dxa"/>
             <w:tcBorders>
               <w:top w:val="nil"/>
               <w:start w:val="single" w:sz="8" w:space="0" w:color="F2F2F2"/>
@@ -19191,7 +19079,7 @@
         </w:tc>
         <w:tc>
           <w:tcPr>
-            <w:tcW w:w="6858" w:type="dxa"/>
+            <w:tcW w:w="6859" w:type="dxa"/>
             <w:gridSpan w:val="6"/>
             <w:tcBorders>
               <w:top w:val="nil"/>
@@ -19281,7 +19169,7 @@
         </w:tc>
         <w:tc>
           <w:tcPr>
-            <w:tcW w:w="371" w:type="dxa"/>
+            <w:tcW w:w="370" w:type="dxa"/>
             <w:tcBorders>
               <w:top w:val="nil"/>
               <w:start w:val="single" w:sz="8" w:space="0" w:color="F2F2F2"/>
@@ -19317,7 +19205,7 @@
         </w:tc>
         <w:tc>
           <w:tcPr>
-            <w:tcW w:w="573" w:type="dxa"/>
+            <w:tcW w:w="574" w:type="dxa"/>
             <w:gridSpan w:val="2"/>
             <w:tcBorders>
               <w:top w:val="nil"/>
@@ -19355,7 +19243,7 @@
         </w:tc>
         <w:tc>
           <w:tcPr>
-            <w:tcW w:w="1318" w:type="dxa"/>
+            <w:tcW w:w="1317" w:type="dxa"/>
             <w:gridSpan w:val="2"/>
             <w:tcBorders>
               <w:top w:val="nil"/>
@@ -19425,7 +19313,7 @@
         </w:tc>
         <w:tc>
           <w:tcPr>
-            <w:tcW w:w="569" w:type="dxa"/>
+            <w:tcW w:w="570" w:type="dxa"/>
             <w:tcBorders>
               <w:top w:val="nil"/>
               <w:start w:val="nil"/>
@@ -19715,7 +19603,7 @@
         </w:tc>
         <w:tc>
           <w:tcPr>
-            <w:tcW w:w="561" w:type="dxa"/>
+            <w:tcW w:w="560" w:type="dxa"/>
             <w:gridSpan w:val="3"/>
             <w:tcBorders>
               <w:top w:val="nil"/>
@@ -19767,7 +19655,7 @@
         </w:tc>
         <w:tc>
           <w:tcPr>
-            <w:tcW w:w="6810" w:type="dxa"/>
+            <w:tcW w:w="6811" w:type="dxa"/>
             <w:gridSpan w:val="5"/>
             <w:tcBorders>
               <w:top w:val="nil"/>
@@ -19842,7 +19730,7 @@
         </w:trPr>
         <w:tc>
           <w:tcPr>
-            <w:tcW w:w="2972" w:type="dxa"/>
+            <w:tcW w:w="2971" w:type="dxa"/>
             <w:gridSpan w:val="4"/>
             <w:tcBorders>
               <w:top w:val="nil"/>
@@ -19899,7 +19787,7 @@
         </w:tc>
         <w:tc>
           <w:tcPr>
-            <w:tcW w:w="6810" w:type="dxa"/>
+            <w:tcW w:w="6811" w:type="dxa"/>
             <w:gridSpan w:val="5"/>
             <w:tcBorders>
               <w:top w:val="nil"/>
@@ -19956,7 +19844,7 @@
         </w:trPr>
         <w:tc>
           <w:tcPr>
-            <w:tcW w:w="2972" w:type="dxa"/>
+            <w:tcW w:w="2971" w:type="dxa"/>
             <w:gridSpan w:val="4"/>
             <w:tcBorders>
               <w:top w:val="thinThickMediumGap" w:sz="24" w:space="0" w:color="D60093"/>
@@ -19989,7 +19877,7 @@
         </w:tc>
         <w:tc>
           <w:tcPr>
-            <w:tcW w:w="6810" w:type="dxa"/>
+            <w:tcW w:w="6811" w:type="dxa"/>
             <w:gridSpan w:val="5"/>
             <w:tcBorders>
               <w:top w:val="thinThickMediumGap" w:sz="24" w:space="0" w:color="D60093"/>
@@ -20557,7 +20445,7 @@
         </w:trPr>
         <w:tc>
           <w:tcPr>
-            <w:tcW w:w="4673" w:type="dxa"/>
+            <w:tcW w:w="4672" w:type="dxa"/>
             <w:gridSpan w:val="6"/>
             <w:tcBorders>
               <w:top w:val="single" w:sz="8" w:space="0" w:color="D60093"/>
@@ -20594,7 +20482,7 @@
         </w:tc>
         <w:tc>
           <w:tcPr>
-            <w:tcW w:w="5109" w:type="dxa"/>
+            <w:tcW w:w="5110" w:type="dxa"/>
             <w:gridSpan w:val="3"/>
             <w:tcBorders>
               <w:top w:val="single" w:sz="8" w:space="0" w:color="D60093"/>
@@ -20638,7 +20526,7 @@
         </w:trPr>
         <w:tc>
           <w:tcPr>
-            <w:tcW w:w="4673" w:type="dxa"/>
+            <w:tcW w:w="4672" w:type="dxa"/>
             <w:gridSpan w:val="6"/>
             <w:tcBorders>
               <w:top w:val="nil"/>
@@ -20689,7 +20577,7 @@
         </w:tc>
         <w:tc>
           <w:tcPr>
-            <w:tcW w:w="5109" w:type="dxa"/>
+            <w:tcW w:w="5110" w:type="dxa"/>
             <w:gridSpan w:val="3"/>
             <w:tcBorders>
               <w:top w:val="nil"/>
@@ -20888,7 +20776,7 @@
         </w:tc>
         <w:tc>
           <w:tcPr>
-            <w:tcW w:w="371" w:type="dxa"/>
+            <w:tcW w:w="370" w:type="dxa"/>
             <w:tcBorders>
               <w:top w:val="nil"/>
               <w:start w:val="single" w:sz="8" w:space="0" w:color="F2F2F2"/>
@@ -20924,7 +20812,7 @@
         </w:tc>
         <w:tc>
           <w:tcPr>
-            <w:tcW w:w="6858" w:type="dxa"/>
+            <w:tcW w:w="6859" w:type="dxa"/>
             <w:gridSpan w:val="6"/>
             <w:tcBorders>
               <w:top w:val="nil"/>
@@ -21014,7 +20902,7 @@
         </w:tc>
         <w:tc>
           <w:tcPr>
-            <w:tcW w:w="371" w:type="dxa"/>
+            <w:tcW w:w="370" w:type="dxa"/>
             <w:tcBorders>
               <w:top w:val="nil"/>
               <w:start w:val="single" w:sz="8" w:space="0" w:color="F2F2F2"/>
@@ -21050,7 +20938,7 @@
         </w:tc>
         <w:tc>
           <w:tcPr>
-            <w:tcW w:w="573" w:type="dxa"/>
+            <w:tcW w:w="574" w:type="dxa"/>
             <w:gridSpan w:val="2"/>
             <w:tcBorders>
               <w:top w:val="nil"/>
@@ -21088,7 +20976,7 @@
         </w:tc>
         <w:tc>
           <w:tcPr>
-            <w:tcW w:w="1318" w:type="dxa"/>
+            <w:tcW w:w="1317" w:type="dxa"/>
             <w:gridSpan w:val="2"/>
             <w:tcBorders>
               <w:top w:val="nil"/>
@@ -21158,7 +21046,7 @@
         </w:tc>
         <w:tc>
           <w:tcPr>
-            <w:tcW w:w="569" w:type="dxa"/>
+            <w:tcW w:w="570" w:type="dxa"/>
             <w:tcBorders>
               <w:top w:val="nil"/>
               <w:start w:val="nil"/>
@@ -22780,7 +22668,7 @@
         <mc:AlternateContent>
           <mc:Choice Requires="wps">
             <w:drawing>
-              <wp:anchor distT="0" distB="0" distL="0" distR="0" simplePos="0" relativeHeight="115" behindDoc="0" locked="0" layoutInCell="1" allowOverlap="1" wp14:anchorId="37EC57A2">
+              <wp:anchor distT="0" distB="0" distL="0" distR="0" simplePos="0" relativeHeight="123" behindDoc="0" locked="0" layoutInCell="1" allowOverlap="1" wp14:anchorId="37EC57A2">
                 <wp:simplePos x="0" y="0"/>
                 <wp:positionH relativeFrom="column">
                   <wp:posOffset>2010410</wp:posOffset>
@@ -22819,7 +22707,7 @@
                         <w:txbxContent>
                           <w:p>
                             <w:pPr>
-                              <w:pStyle w:val="FrameContentsuser"/>
+                              <w:pStyle w:val="FrameContents"/>
                               <w:spacing w:before="0" w:after="200"/>
                               <w:rPr/>
                             </w:pPr>
@@ -22856,7 +22744,7 @@
                   <w:txbxContent>
                     <w:p>
                       <w:pPr>
-                        <w:pStyle w:val="FrameContentsuser"/>
+                        <w:pStyle w:val="FrameContents"/>
                         <w:spacing w:before="0" w:after="200"/>
                         <w:rPr/>
                       </w:pPr>
@@ -22987,7 +22875,7 @@
         <mc:AlternateContent>
           <mc:Choice Requires="wps">
             <w:drawing>
-              <wp:anchor distT="0" distB="0" distL="0" distR="0" simplePos="0" relativeHeight="111" behindDoc="0" locked="0" layoutInCell="1" allowOverlap="1" wp14:anchorId="62C6C4CD">
+              <wp:anchor distT="0" distB="0" distL="0" distR="0" simplePos="0" relativeHeight="119" behindDoc="0" locked="0" layoutInCell="1" allowOverlap="1" wp14:anchorId="62C6C4CD">
                 <wp:simplePos x="0" y="0"/>
                 <wp:positionH relativeFrom="column">
                   <wp:posOffset>3526155</wp:posOffset>
@@ -23026,7 +22914,7 @@
                         <w:txbxContent>
                           <w:p>
                             <w:pPr>
-                              <w:pStyle w:val="FrameContentsuser"/>
+                              <w:pStyle w:val="FrameContents"/>
                               <w:spacing w:before="0" w:after="200"/>
                               <w:rPr/>
                             </w:pPr>
@@ -23088,7 +22976,7 @@
                   <w:txbxContent>
                     <w:p>
                       <w:pPr>
-                        <w:pStyle w:val="FrameContentsuser"/>
+                        <w:pStyle w:val="FrameContents"/>
                         <w:spacing w:before="0" w:after="200"/>
                         <w:rPr/>
                       </w:pPr>
@@ -23137,7 +23025,7 @@
         <mc:AlternateContent>
           <mc:Choice Requires="wps">
             <w:drawing>
-              <wp:anchor distT="0" distB="0" distL="0" distR="0" simplePos="0" relativeHeight="113" behindDoc="0" locked="0" layoutInCell="1" allowOverlap="1" wp14:anchorId="4543E899">
+              <wp:anchor distT="0" distB="0" distL="0" distR="0" simplePos="0" relativeHeight="121" behindDoc="0" locked="0" layoutInCell="1" allowOverlap="1" wp14:anchorId="4543E899">
                 <wp:simplePos x="0" y="0"/>
                 <wp:positionH relativeFrom="column">
                   <wp:posOffset>361950</wp:posOffset>
@@ -23176,7 +23064,7 @@
                         <w:txbxContent>
                           <w:p>
                             <w:pPr>
-                              <w:pStyle w:val="FrameContentsuser"/>
+                              <w:pStyle w:val="FrameContents"/>
                               <w:spacing w:before="0" w:after="200"/>
                               <w:rPr>
                                 <w:i/>
@@ -23232,7 +23120,7 @@
                   <w:txbxContent>
                     <w:p>
                       <w:pPr>
-                        <w:pStyle w:val="FrameContentsuser"/>
+                        <w:pStyle w:val="FrameContents"/>
                         <w:spacing w:before="0" w:after="200"/>
                         <w:rPr>
                           <w:i/>
@@ -23418,7 +23306,7 @@
           <w:szCs w:val="24"/>
         </w:rPr>
         <w:drawing>
-          <wp:anchor distT="0" distB="0" distL="0" distR="0" simplePos="0" relativeHeight="117" behindDoc="0" locked="0" layoutInCell="0" allowOverlap="1">
+          <wp:anchor distT="0" distB="0" distL="0" distR="0" simplePos="0" relativeHeight="125" behindDoc="0" locked="0" layoutInCell="0" allowOverlap="1">
             <wp:simplePos x="0" y="0"/>
             <wp:positionH relativeFrom="column">
               <wp:posOffset>22225</wp:posOffset>
@@ -23443,7 +23331,7 @@
                     </pic:cNvPicPr>
                   </pic:nvPicPr>
                   <pic:blipFill>
-                    <a:blip r:embed="rId23"/>
+                    <a:blip r:embed="rId22"/>
                     <a:srcRect l="-367" t="-750" r="-367" b="-750"/>
                     <a:stretch>
                       <a:fillRect/>
@@ -23827,7 +23715,7 @@
                 <w:szCs w:val="22"/>
                 <w:shd w:fill="FFFFFF" w:val="clear"/>
               </w:rPr>
-              <w:t xml:space="preserve">[Dictionnaire de données] </w:t>
+              <w:t>[Dictionnaire de données]</w:t>
             </w:r>
           </w:p>
           <w:p>
@@ -23844,7 +23732,7 @@
               <w:jc w:val="start"/>
               <w:rPr/>
             </w:pPr>
-            <w:hyperlink r:id="rId24">
+            <w:hyperlink r:id="rId23">
               <w:r>
                 <w:rPr>
                   <w:rStyle w:val="Hyperlink"/>
@@ -23891,7 +23779,18 @@
               </w:rPr>
             </w:pPr>
             <w:r>
-              <w:rPr/>
+              <w:rPr>
+                <w:rFonts w:ascii="Carlito" w:hAnsi="Carlito"/>
+                <w:b w:val="false"/>
+                <w:i w:val="false"/>
+                <w:caps w:val="false"/>
+                <w:smallCaps w:val="false"/>
+                <w:color w:val="3794FF"/>
+                <w:spacing w:val="0"/>
+                <w:sz w:val="20"/>
+                <w:szCs w:val="22"/>
+                <w:shd w:fill="FFFFFF" w:val="clear"/>
+              </w:rPr>
             </w:r>
           </w:p>
         </w:tc>
@@ -23959,7 +23858,7 @@
               </w:rPr>
               <w:t xml:space="preserve"> </w:t>
             </w:r>
-            <w:hyperlink r:id="rId25" w:tgtFrame="_blank">
+            <w:hyperlink r:id="rId24" w:tgtFrame="_blank">
               <w:r>
                 <w:rPr>
                   <w:rStyle w:val="Hyperlink"/>
@@ -24044,7 +23943,7 @@
               </w:rPr>
               <w:t xml:space="preserve"> </w:t>
             </w:r>
-            <w:hyperlink r:id="rId26" w:tgtFrame="_blank">
+            <w:hyperlink r:id="rId25" w:tgtFrame="_blank">
               <w:r>
                 <w:rPr>
                   <w:rStyle w:val="Hyperlink"/>
@@ -24129,7 +24028,7 @@
               </w:rPr>
               <w:t xml:space="preserve"> </w:t>
             </w:r>
-            <w:hyperlink r:id="rId27" w:tgtFrame="_blank">
+            <w:hyperlink r:id="rId26" w:tgtFrame="_blank">
               <w:r>
                 <w:rPr>
                   <w:rStyle w:val="Hyperlink"/>
@@ -24214,7 +24113,7 @@
               </w:rPr>
               <w:t xml:space="preserve"> </w:t>
             </w:r>
-            <w:hyperlink r:id="rId28" w:tgtFrame="_blank">
+            <w:hyperlink r:id="rId27" w:tgtFrame="_blank">
               <w:r>
                 <w:rPr>
                   <w:rStyle w:val="Hyperlink"/>
@@ -24300,7 +24199,7 @@
               </w:rPr>
               <w:t xml:space="preserve"> </w:t>
             </w:r>
-            <w:hyperlink r:id="rId29" w:tgtFrame="_blank">
+            <w:hyperlink r:id="rId28" w:tgtFrame="_blank">
               <w:r>
                 <w:rPr>
                   <w:rStyle w:val="Hyperlink"/>
@@ -24385,7 +24284,7 @@
               </w:rPr>
               <w:t xml:space="preserve">re : </w:t>
             </w:r>
-            <w:hyperlink r:id="rId30" w:tgtFrame="_blank">
+            <w:hyperlink r:id="rId29" w:tgtFrame="_blank">
               <w:r>
                 <w:rPr>
                   <w:rStyle w:val="Hyperlink"/>
@@ -24454,7 +24353,7 @@
               <w:t xml:space="preserve">Commit — fix(ratelimit) : </w:t>
               <w:br/>
             </w:r>
-            <w:hyperlink r:id="rId31" w:tgtFrame="_blank">
+            <w:hyperlink r:id="rId30" w:tgtFrame="_blank">
               <w:r>
                 <w:rPr>
                   <w:rStyle w:val="Hyperlink"/>
@@ -24539,7 +24438,7 @@
               </w:rPr>
               <w:br/>
             </w:r>
-            <w:hyperlink r:id="rId32" w:tgtFrame="_blank">
+            <w:hyperlink r:id="rId31" w:tgtFrame="_blank">
               <w:r>
                 <w:rPr>
                   <w:rStyle w:val="Hyperlink"/>
@@ -24608,7 +24507,7 @@
               <w:t>Commit — fix real-time reactions :</w:t>
               <w:br/>
             </w:r>
-            <w:hyperlink r:id="rId33" w:tgtFrame="_blank">
+            <w:hyperlink r:id="rId32" w:tgtFrame="_blank">
               <w:r>
                 <w:rPr>
                   <w:rStyle w:val="Hyperlink"/>
@@ -24693,7 +24592,7 @@
               </w:rPr>
               <w:t xml:space="preserve"> </w:t>
             </w:r>
-            <w:hyperlink r:id="rId34" w:tgtFrame="_blank">
+            <w:hyperlink r:id="rId33" w:tgtFrame="_blank">
               <w:r>
                 <w:rPr>
                   <w:rStyle w:val="Hyperlink"/>
@@ -24930,21 +24829,7 @@
                 <w:szCs w:val="24"/>
                 <w:lang w:val="fr-FR" w:eastAsia="en-US" w:bidi="ar-SA"/>
               </w:rPr>
-              <w:t xml:space="preserve">Architecture logicielle </w:t>
-            </w:r>
-            <w:r>
-              <w:rPr>
-                <w:rStyle w:val="PlaceholderText"/>
-                <w:rFonts w:eastAsia="Calibri" w:cs="" w:ascii="Carlito" w:hAnsi="Carlito"/>
-                <w:b/>
-                <w:bCs/>
-                <w:color w:val="000000"/>
-                <w:kern w:val="0"/>
-                <w:sz w:val="24"/>
-                <w:szCs w:val="24"/>
-                <w:lang w:val="fr-FR" w:eastAsia="en-US" w:bidi="ar-SA"/>
-              </w:rPr>
-              <w:t>simplifié</w:t>
+              <w:t>Architecture logicielle simplifié</w:t>
             </w:r>
           </w:p>
           <w:p>
@@ -24970,7 +24855,14 @@
               </w:rPr>
             </w:pPr>
             <w:r>
-              <w:rPr/>
+              <w:rPr>
+                <w:rFonts w:eastAsia="Calibri" w:cs="" w:ascii="Carlito" w:hAnsi="Carlito"/>
+                <w:color w:val="000000"/>
+                <w:kern w:val="0"/>
+                <w:sz w:val="22"/>
+                <w:szCs w:val="22"/>
+                <w:lang w:val="fr-FR" w:eastAsia="en-US" w:bidi="ar-SA"/>
+              </w:rPr>
             </w:r>
           </w:p>
           <w:p>
@@ -24996,11 +24888,18 @@
               </w:rPr>
             </w:pPr>
             <w:r>
-              <w:rPr/>
+              <w:rPr>
+                <w:rFonts w:eastAsia="Calibri" w:cs="" w:ascii="Carlito" w:hAnsi="Carlito"/>
+                <w:color w:val="000000"/>
+                <w:kern w:val="0"/>
+                <w:sz w:val="22"/>
+                <w:szCs w:val="22"/>
+                <w:lang w:val="fr-FR" w:eastAsia="en-US" w:bidi="ar-SA"/>
+              </w:rPr>
               <w:drawing>
-                <wp:anchor distT="0" distB="0" distL="0" distR="0" simplePos="0" relativeHeight="120" behindDoc="0" locked="0" layoutInCell="0" allowOverlap="1">
+                <wp:anchor distT="0" distB="0" distL="0" distR="0" simplePos="0" relativeHeight="128" behindDoc="0" locked="0" layoutInCell="0" allowOverlap="1">
                   <wp:simplePos x="0" y="0"/>
-                  <wp:positionH relativeFrom="column">
+                  <wp:positionH relativeFrom="margin">
                     <wp:posOffset>843915</wp:posOffset>
                   </wp:positionH>
                   <wp:positionV relativeFrom="paragraph">
@@ -25023,8 +24922,8 @@
                           </pic:cNvPicPr>
                         </pic:nvPicPr>
                         <pic:blipFill>
-                          <a:blip r:embed="rId35"/>
-                          <a:srcRect l="-69" t="-103" r="-69" b="-103"/>
+                          <a:blip r:embed="rId34"/>
+                          <a:srcRect l="-138" t="-207" r="-138" b="-207"/>
                           <a:stretch>
                             <a:fillRect/>
                           </a:stretch>
@@ -25074,7 +24973,14 @@
               </w:rPr>
             </w:pPr>
             <w:r>
-              <w:rPr/>
+              <w:rPr>
+                <w:rFonts w:eastAsia="Calibri" w:cs="" w:ascii="Carlito" w:hAnsi="Carlito"/>
+                <w:color w:val="000000"/>
+                <w:kern w:val="0"/>
+                <w:sz w:val="22"/>
+                <w:szCs w:val="22"/>
+                <w:lang w:val="fr-FR" w:eastAsia="en-US" w:bidi="ar-SA"/>
+              </w:rPr>
             </w:r>
           </w:p>
           <w:p>
@@ -25100,7 +25006,14 @@
               </w:rPr>
             </w:pPr>
             <w:r>
-              <w:rPr/>
+              <w:rPr>
+                <w:rFonts w:eastAsia="Calibri" w:cs="" w:ascii="Carlito" w:hAnsi="Carlito"/>
+                <w:color w:val="000000"/>
+                <w:kern w:val="0"/>
+                <w:sz w:val="22"/>
+                <w:szCs w:val="22"/>
+                <w:lang w:val="fr-FR" w:eastAsia="en-US" w:bidi="ar-SA"/>
+              </w:rPr>
             </w:r>
           </w:p>
           <w:p>
@@ -25126,7 +25039,14 @@
               </w:rPr>
             </w:pPr>
             <w:r>
-              <w:rPr/>
+              <w:rPr>
+                <w:rFonts w:eastAsia="Calibri" w:cs="" w:ascii="Carlito" w:hAnsi="Carlito"/>
+                <w:color w:val="000000"/>
+                <w:kern w:val="0"/>
+                <w:sz w:val="22"/>
+                <w:szCs w:val="22"/>
+                <w:lang w:val="fr-FR" w:eastAsia="en-US" w:bidi="ar-SA"/>
+              </w:rPr>
             </w:r>
           </w:p>
           <w:p>
@@ -25152,7 +25072,14 @@
               </w:rPr>
             </w:pPr>
             <w:r>
-              <w:rPr/>
+              <w:rPr>
+                <w:rFonts w:eastAsia="Calibri" w:cs="" w:ascii="Carlito" w:hAnsi="Carlito"/>
+                <w:color w:val="000000"/>
+                <w:kern w:val="0"/>
+                <w:sz w:val="22"/>
+                <w:szCs w:val="22"/>
+                <w:lang w:val="fr-FR" w:eastAsia="en-US" w:bidi="ar-SA"/>
+              </w:rPr>
             </w:r>
           </w:p>
           <w:p>
@@ -25178,7 +25105,14 @@
               </w:rPr>
             </w:pPr>
             <w:r>
-              <w:rPr/>
+              <w:rPr>
+                <w:rFonts w:eastAsia="Calibri" w:cs="" w:ascii="Carlito" w:hAnsi="Carlito"/>
+                <w:color w:val="000000"/>
+                <w:kern w:val="0"/>
+                <w:sz w:val="22"/>
+                <w:szCs w:val="22"/>
+                <w:lang w:val="fr-FR" w:eastAsia="en-US" w:bidi="ar-SA"/>
+              </w:rPr>
             </w:r>
           </w:p>
           <w:p>
@@ -25204,7 +25138,14 @@
               </w:rPr>
             </w:pPr>
             <w:r>
-              <w:rPr/>
+              <w:rPr>
+                <w:rFonts w:eastAsia="Calibri" w:cs="" w:ascii="Carlito" w:hAnsi="Carlito"/>
+                <w:color w:val="000000"/>
+                <w:kern w:val="0"/>
+                <w:sz w:val="22"/>
+                <w:szCs w:val="22"/>
+                <w:lang w:val="fr-FR" w:eastAsia="en-US" w:bidi="ar-SA"/>
+              </w:rPr>
             </w:r>
           </w:p>
           <w:p>
@@ -25230,7 +25171,14 @@
               </w:rPr>
             </w:pPr>
             <w:r>
-              <w:rPr/>
+              <w:rPr>
+                <w:rFonts w:eastAsia="Calibri" w:cs="" w:ascii="Carlito" w:hAnsi="Carlito"/>
+                <w:color w:val="000000"/>
+                <w:kern w:val="0"/>
+                <w:sz w:val="22"/>
+                <w:szCs w:val="22"/>
+                <w:lang w:val="fr-FR" w:eastAsia="en-US" w:bidi="ar-SA"/>
+              </w:rPr>
             </w:r>
           </w:p>
           <w:p>
@@ -25256,7 +25204,14 @@
               </w:rPr>
             </w:pPr>
             <w:r>
-              <w:rPr/>
+              <w:rPr>
+                <w:rFonts w:eastAsia="Calibri" w:cs="" w:ascii="Carlito" w:hAnsi="Carlito"/>
+                <w:color w:val="000000"/>
+                <w:kern w:val="0"/>
+                <w:sz w:val="22"/>
+                <w:szCs w:val="22"/>
+                <w:lang w:val="fr-FR" w:eastAsia="en-US" w:bidi="ar-SA"/>
+              </w:rPr>
             </w:r>
           </w:p>
           <w:p>
@@ -25282,7 +25237,14 @@
               </w:rPr>
             </w:pPr>
             <w:r>
-              <w:rPr/>
+              <w:rPr>
+                <w:rFonts w:eastAsia="Calibri" w:cs="" w:ascii="Carlito" w:hAnsi="Carlito"/>
+                <w:color w:val="000000"/>
+                <w:kern w:val="0"/>
+                <w:sz w:val="22"/>
+                <w:szCs w:val="22"/>
+                <w:lang w:val="fr-FR" w:eastAsia="en-US" w:bidi="ar-SA"/>
+              </w:rPr>
             </w:r>
           </w:p>
           <w:p>
@@ -25335,7 +25297,14 @@
               </w:rPr>
             </w:pPr>
             <w:r>
-              <w:rPr/>
+              <w:rPr>
+                <w:rFonts w:eastAsia="Calibri" w:cs="" w:ascii="Carlito" w:hAnsi="Carlito"/>
+                <w:color w:val="000000"/>
+                <w:kern w:val="0"/>
+                <w:sz w:val="22"/>
+                <w:szCs w:val="22"/>
+                <w:lang w:val="fr-FR" w:eastAsia="en-US" w:bidi="ar-SA"/>
+              </w:rPr>
             </w:r>
           </w:p>
           <w:p>
@@ -25388,7 +25357,14 @@
               </w:rPr>
             </w:pPr>
             <w:r>
-              <w:rPr/>
+              <w:rPr>
+                <w:rFonts w:eastAsia="Calibri" w:cs="" w:ascii="Carlito" w:hAnsi="Carlito"/>
+                <w:color w:val="000000"/>
+                <w:kern w:val="0"/>
+                <w:sz w:val="22"/>
+                <w:szCs w:val="22"/>
+                <w:lang w:val="fr-FR" w:eastAsia="en-US" w:bidi="ar-SA"/>
+              </w:rPr>
             </w:r>
           </w:p>
           <w:p>
@@ -25475,9 +25451,9 @@
             <w:r>
               <w:rPr/>
               <w:drawing>
-                <wp:anchor distT="0" distB="0" distL="0" distR="0" simplePos="0" relativeHeight="119" behindDoc="0" locked="0" layoutInCell="0" allowOverlap="1">
+                <wp:anchor distT="0" distB="0" distL="0" distR="0" simplePos="0" relativeHeight="127" behindDoc="0" locked="0" layoutInCell="0" allowOverlap="1">
                   <wp:simplePos x="0" y="0"/>
-                  <wp:positionH relativeFrom="column">
+                  <wp:positionH relativeFrom="margin">
                     <wp:posOffset>852170</wp:posOffset>
                   </wp:positionH>
                   <wp:positionV relativeFrom="paragraph">
@@ -25500,7 +25476,8 @@
                           </pic:cNvPicPr>
                         </pic:nvPicPr>
                         <pic:blipFill>
-                          <a:blip r:embed="rId36"/>
+                          <a:blip r:embed="rId35"/>
+                          <a:srcRect l="-92" t="-139" r="-92" b="-139"/>
                           <a:stretch>
                             <a:fillRect/>
                           </a:stretch>
@@ -25514,6 +25491,11 @@
                             <a:avLst/>
                           </a:prstGeom>
                           <a:noFill/>
+                          <a:ln>
+                            <a:solidFill>
+                              <a:srgbClr val="000000"/>
+                            </a:solidFill>
+                          </a:ln>
                         </pic:spPr>
                       </pic:pic>
                     </a:graphicData>
@@ -25581,7 +25563,14 @@
               </w:rPr>
             </w:pPr>
             <w:r>
-              <w:rPr/>
+              <w:rPr>
+                <w:rFonts w:eastAsia="Calibri" w:cs="" w:ascii="Carlito" w:hAnsi="Carlito"/>
+                <w:color w:val="000000"/>
+                <w:kern w:val="0"/>
+                <w:sz w:val="22"/>
+                <w:szCs w:val="22"/>
+                <w:lang w:val="fr-FR" w:eastAsia="en-US" w:bidi="ar-SA"/>
+              </w:rPr>
             </w:r>
           </w:p>
           <w:p>
@@ -25607,7 +25596,14 @@
               </w:rPr>
             </w:pPr>
             <w:r>
-              <w:rPr/>
+              <w:rPr>
+                <w:rFonts w:eastAsia="Calibri" w:cs="" w:ascii="Carlito" w:hAnsi="Carlito"/>
+                <w:color w:val="000000"/>
+                <w:kern w:val="0"/>
+                <w:sz w:val="22"/>
+                <w:szCs w:val="22"/>
+                <w:lang w:val="fr-FR" w:eastAsia="en-US" w:bidi="ar-SA"/>
+              </w:rPr>
             </w:r>
           </w:p>
           <w:p>
@@ -25633,7 +25629,14 @@
               </w:rPr>
             </w:pPr>
             <w:r>
-              <w:rPr/>
+              <w:rPr>
+                <w:rFonts w:eastAsia="Calibri" w:cs="" w:ascii="Carlito" w:hAnsi="Carlito"/>
+                <w:color w:val="000000"/>
+                <w:kern w:val="0"/>
+                <w:sz w:val="22"/>
+                <w:szCs w:val="22"/>
+                <w:lang w:val="fr-FR" w:eastAsia="en-US" w:bidi="ar-SA"/>
+              </w:rPr>
             </w:r>
           </w:p>
           <w:p>
@@ -25659,7 +25662,14 @@
               </w:rPr>
             </w:pPr>
             <w:r>
-              <w:rPr/>
+              <w:rPr>
+                <w:rFonts w:eastAsia="Calibri" w:cs="" w:ascii="Carlito" w:hAnsi="Carlito"/>
+                <w:color w:val="000000"/>
+                <w:kern w:val="0"/>
+                <w:sz w:val="22"/>
+                <w:szCs w:val="22"/>
+                <w:lang w:val="fr-FR" w:eastAsia="en-US" w:bidi="ar-SA"/>
+              </w:rPr>
             </w:r>
           </w:p>
           <w:p>
@@ -25685,7 +25695,14 @@
               </w:rPr>
             </w:pPr>
             <w:r>
-              <w:rPr/>
+              <w:rPr>
+                <w:rFonts w:eastAsia="Calibri" w:cs="" w:ascii="Carlito" w:hAnsi="Carlito"/>
+                <w:color w:val="000000"/>
+                <w:kern w:val="0"/>
+                <w:sz w:val="22"/>
+                <w:szCs w:val="22"/>
+                <w:lang w:val="fr-FR" w:eastAsia="en-US" w:bidi="ar-SA"/>
+              </w:rPr>
             </w:r>
           </w:p>
           <w:p>
@@ -25711,7 +25728,14 @@
               </w:rPr>
             </w:pPr>
             <w:r>
-              <w:rPr/>
+              <w:rPr>
+                <w:rFonts w:eastAsia="Calibri" w:cs="" w:ascii="Carlito" w:hAnsi="Carlito"/>
+                <w:color w:val="000000"/>
+                <w:kern w:val="0"/>
+                <w:sz w:val="22"/>
+                <w:szCs w:val="22"/>
+                <w:lang w:val="fr-FR" w:eastAsia="en-US" w:bidi="ar-SA"/>
+              </w:rPr>
             </w:r>
           </w:p>
           <w:p>
@@ -25737,7 +25761,14 @@
               </w:rPr>
             </w:pPr>
             <w:r>
-              <w:rPr/>
+              <w:rPr>
+                <w:rFonts w:eastAsia="Calibri" w:cs="" w:ascii="Carlito" w:hAnsi="Carlito"/>
+                <w:color w:val="000000"/>
+                <w:kern w:val="0"/>
+                <w:sz w:val="22"/>
+                <w:szCs w:val="22"/>
+                <w:lang w:val="fr-FR" w:eastAsia="en-US" w:bidi="ar-SA"/>
+              </w:rPr>
             </w:r>
           </w:p>
           <w:p>
@@ -25763,7 +25794,14 @@
               </w:rPr>
             </w:pPr>
             <w:r>
-              <w:rPr/>
+              <w:rPr>
+                <w:rFonts w:eastAsia="Calibri" w:cs="" w:ascii="Carlito" w:hAnsi="Carlito"/>
+                <w:color w:val="000000"/>
+                <w:kern w:val="0"/>
+                <w:sz w:val="22"/>
+                <w:szCs w:val="22"/>
+                <w:lang w:val="fr-FR" w:eastAsia="en-US" w:bidi="ar-SA"/>
+              </w:rPr>
             </w:r>
           </w:p>
           <w:p>
@@ -25789,7 +25827,14 @@
               </w:rPr>
             </w:pPr>
             <w:r>
-              <w:rPr/>
+              <w:rPr>
+                <w:rFonts w:eastAsia="Calibri" w:cs="" w:ascii="Carlito" w:hAnsi="Carlito"/>
+                <w:color w:val="000000"/>
+                <w:kern w:val="0"/>
+                <w:sz w:val="22"/>
+                <w:szCs w:val="22"/>
+                <w:lang w:val="fr-FR" w:eastAsia="en-US" w:bidi="ar-SA"/>
+              </w:rPr>
             </w:r>
           </w:p>
           <w:p>
@@ -25815,7 +25860,14 @@
               </w:rPr>
             </w:pPr>
             <w:r>
-              <w:rPr/>
+              <w:rPr>
+                <w:rFonts w:eastAsia="Calibri" w:cs="" w:ascii="Carlito" w:hAnsi="Carlito"/>
+                <w:color w:val="000000"/>
+                <w:kern w:val="0"/>
+                <w:sz w:val="22"/>
+                <w:szCs w:val="22"/>
+                <w:lang w:val="fr-FR" w:eastAsia="en-US" w:bidi="ar-SA"/>
+              </w:rPr>
             </w:r>
           </w:p>
           <w:p>
@@ -25841,7 +25893,14 @@
               </w:rPr>
             </w:pPr>
             <w:r>
-              <w:rPr/>
+              <w:rPr>
+                <w:rFonts w:eastAsia="Calibri" w:cs="" w:ascii="Carlito" w:hAnsi="Carlito"/>
+                <w:color w:val="000000"/>
+                <w:kern w:val="0"/>
+                <w:sz w:val="22"/>
+                <w:szCs w:val="22"/>
+                <w:lang w:val="fr-FR" w:eastAsia="en-US" w:bidi="ar-SA"/>
+              </w:rPr>
             </w:r>
           </w:p>
           <w:p>
@@ -25867,7 +25926,14 @@
               </w:rPr>
             </w:pPr>
             <w:r>
-              <w:rPr/>
+              <w:rPr>
+                <w:rFonts w:eastAsia="Calibri" w:cs="" w:ascii="Carlito" w:hAnsi="Carlito"/>
+                <w:color w:val="000000"/>
+                <w:kern w:val="0"/>
+                <w:sz w:val="22"/>
+                <w:szCs w:val="22"/>
+                <w:lang w:val="fr-FR" w:eastAsia="en-US" w:bidi="ar-SA"/>
+              </w:rPr>
             </w:r>
           </w:p>
           <w:p>
@@ -25893,7 +25959,14 @@
               </w:rPr>
             </w:pPr>
             <w:r>
-              <w:rPr/>
+              <w:rPr>
+                <w:rFonts w:eastAsia="Calibri" w:cs="" w:ascii="Carlito" w:hAnsi="Carlito"/>
+                <w:color w:val="000000"/>
+                <w:kern w:val="0"/>
+                <w:sz w:val="22"/>
+                <w:szCs w:val="22"/>
+                <w:lang w:val="fr-FR" w:eastAsia="en-US" w:bidi="ar-SA"/>
+              </w:rPr>
             </w:r>
           </w:p>
           <w:p>
@@ -25919,7 +25992,14 @@
               </w:rPr>
             </w:pPr>
             <w:r>
-              <w:rPr/>
+              <w:rPr>
+                <w:rFonts w:eastAsia="Calibri" w:cs="" w:ascii="Carlito" w:hAnsi="Carlito"/>
+                <w:color w:val="000000"/>
+                <w:kern w:val="0"/>
+                <w:sz w:val="22"/>
+                <w:szCs w:val="22"/>
+                <w:lang w:val="fr-FR" w:eastAsia="en-US" w:bidi="ar-SA"/>
+              </w:rPr>
             </w:r>
           </w:p>
           <w:p>
@@ -25945,7 +26025,14 @@
               </w:rPr>
             </w:pPr>
             <w:r>
-              <w:rPr/>
+              <w:rPr>
+                <w:rFonts w:eastAsia="Calibri" w:cs="" w:ascii="Carlito" w:hAnsi="Carlito"/>
+                <w:color w:val="000000"/>
+                <w:kern w:val="0"/>
+                <w:sz w:val="22"/>
+                <w:szCs w:val="22"/>
+                <w:lang w:val="fr-FR" w:eastAsia="en-US" w:bidi="ar-SA"/>
+              </w:rPr>
             </w:r>
           </w:p>
         </w:tc>
@@ -25990,7 +26077,16 @@
               </w:rPr>
             </w:pPr>
             <w:r>
-              <w:rPr/>
+              <w:rPr>
+                <w:rFonts w:eastAsia="Calibri" w:cs="" w:ascii="Carlito" w:hAnsi="Carlito"/>
+                <w:b/>
+                <w:bCs/>
+                <w:color w:val="000000"/>
+                <w:kern w:val="0"/>
+                <w:sz w:val="22"/>
+                <w:szCs w:val="22"/>
+                <w:lang w:val="fr-FR" w:eastAsia="en-US" w:bidi="ar-SA"/>
+              </w:rPr>
             </w:r>
           </w:p>
           <w:p>
@@ -26016,7 +26112,14 @@
               </w:rPr>
             </w:pPr>
             <w:r>
-              <w:rPr/>
+              <w:rPr>
+                <w:rFonts w:eastAsia="Calibri" w:cs="" w:ascii="Carlito" w:hAnsi="Carlito"/>
+                <w:color w:val="000000"/>
+                <w:kern w:val="0"/>
+                <w:sz w:val="22"/>
+                <w:szCs w:val="22"/>
+                <w:lang w:val="fr-FR" w:eastAsia="en-US" w:bidi="ar-SA"/>
+              </w:rPr>
             </w:r>
           </w:p>
           <w:p>
@@ -26042,7 +26145,14 @@
               </w:rPr>
             </w:pPr>
             <w:r>
-              <w:rPr/>
+              <w:rPr>
+                <w:rFonts w:eastAsia="Calibri" w:cs="" w:ascii="Carlito" w:hAnsi="Carlito"/>
+                <w:color w:val="000000"/>
+                <w:kern w:val="0"/>
+                <w:sz w:val="22"/>
+                <w:szCs w:val="22"/>
+                <w:lang w:val="fr-FR" w:eastAsia="en-US" w:bidi="ar-SA"/>
+              </w:rPr>
             </w:r>
           </w:p>
           <w:p>
@@ -26068,7 +26178,16 @@
               </w:rPr>
             </w:pPr>
             <w:r>
-              <w:rPr/>
+              <w:rPr>
+                <w:rStyle w:val="PlaceholderText"/>
+                <w:rFonts w:eastAsia="Calibri" w:cs="" w:ascii="Carlito" w:hAnsi="Carlito"/>
+                <w:color w:val="000000"/>
+                <w:kern w:val="0"/>
+                <w:sz w:val="22"/>
+                <w:szCs w:val="22"/>
+                <w:lang w:val="fr-FR" w:eastAsia="en-US" w:bidi="ar-SA"/>
+              </w:rPr>
+              <w:br/>
             </w:r>
           </w:p>
           <w:p>
@@ -26083,18 +26202,100 @@
               <w:spacing w:lineRule="auto" w:line="240" w:before="0" w:after="0"/>
               <w:ind w:end="175"/>
               <w:jc w:val="start"/>
+              <w:rPr/>
+            </w:pPr>
+            <w:r>
               <w:rPr>
                 <w:rStyle w:val="PlaceholderText"/>
-                <w:rFonts w:ascii="Carlito" w:hAnsi="Carlito" w:eastAsia="Calibri" w:cs=""/>
+                <w:b/>
+                <w:bCs/>
                 <w:color w:val="000000"/>
-                <w:kern w:val="0"/>
-                <w:sz w:val="22"/>
-                <w:szCs w:val="22"/>
-                <w:lang w:val="fr-FR" w:eastAsia="en-US" w:bidi="ar-SA"/>
-              </w:rPr>
-            </w:pPr>
-            <w:r>
-              <w:rPr/>
+              </w:rPr>
+              <w:t>Doc</w:t>
+            </w:r>
+            <w:r>
+              <w:rPr>
+                <w:rStyle w:val="PlaceholderText"/>
+                <w:color w:val="000000"/>
+              </w:rPr>
+              <w:t xml:space="preserve"> —</w:t>
+            </w:r>
+            <w:r>
+              <w:rPr>
+                <w:rStyle w:val="PlaceholderText"/>
+                <w:b/>
+                <w:bCs/>
+                <w:color w:val="000000"/>
+              </w:rPr>
+              <w:t xml:space="preserve"> </w:t>
+            </w:r>
+            <w:r>
+              <w:rPr>
+                <w:rStyle w:val="SourceText"/>
+                <w:rFonts w:ascii="monospace" w:hAnsi="monospace"/>
+                <w:b w:val="false"/>
+                <w:bCs/>
+                <w:i w:val="false"/>
+                <w:caps w:val="false"/>
+                <w:smallCaps w:val="false"/>
+                <w:color w:val="000000"/>
+                <w:spacing w:val="0"/>
+                <w:kern w:val="0"/>
+                <w:sz w:val="20"/>
+                <w:szCs w:val="22"/>
+                <w:shd w:fill="FFFFFF" w:val="clear"/>
+                <w:lang w:val="fr-FR" w:eastAsia="en-US" w:bidi="ar-SA"/>
+              </w:rPr>
+              <w:t xml:space="preserve"> </w:t>
+            </w:r>
+            <w:r>
+              <w:rPr>
+                <w:rStyle w:val="SourceText"/>
+                <w:rFonts w:ascii="monospace" w:hAnsi="monospace"/>
+                <w:b/>
+                <w:bCs/>
+                <w:i w:val="false"/>
+                <w:caps w:val="false"/>
+                <w:smallCaps w:val="false"/>
+                <w:color w:val="000000"/>
+                <w:spacing w:val="0"/>
+                <w:kern w:val="0"/>
+                <w:sz w:val="19"/>
+                <w:szCs w:val="19"/>
+                <w:shd w:fill="FFFFFF" w:val="clear"/>
+                <w:lang w:val="fr-FR" w:eastAsia="en-US" w:bidi="ar-SA"/>
+              </w:rPr>
+              <w:t>MCD (Modèle Conceptuel de Données</w:t>
+            </w:r>
+            <w:r>
+              <w:rPr>
+                <w:rStyle w:val="SourceText"/>
+                <w:rFonts w:ascii="monospace" w:hAnsi="monospace"/>
+                <w:b/>
+                <w:bCs/>
+                <w:i w:val="false"/>
+                <w:caps w:val="false"/>
+                <w:smallCaps w:val="false"/>
+                <w:color w:val="000000"/>
+                <w:spacing w:val="0"/>
+                <w:kern w:val="0"/>
+                <w:sz w:val="19"/>
+                <w:szCs w:val="19"/>
+                <w:shd w:fill="FFFFFF" w:val="clear"/>
+                <w:lang w:val="fr-FR" w:eastAsia="en-US" w:bidi="ar-SA"/>
+              </w:rPr>
+              <w:t>)</w:t>
+            </w:r>
+            <w:r>
+              <w:rPr>
+                <w:rStyle w:val="PlaceholderText"/>
+                <w:b/>
+                <w:bCs/>
+                <w:color w:val="000000"/>
+                <w:sz w:val="19"/>
+                <w:szCs w:val="19"/>
+              </w:rPr>
+              <w:t>:</w:t>
             </w:r>
           </w:p>
           <w:p>
@@ -26120,7 +26321,14 @@
               </w:rPr>
             </w:pPr>
             <w:r>
-              <w:rPr/>
+              <w:rPr>
+                <w:rFonts w:eastAsia="Calibri" w:cs="" w:ascii="Carlito" w:hAnsi="Carlito"/>
+                <w:color w:val="000000"/>
+                <w:kern w:val="0"/>
+                <w:sz w:val="22"/>
+                <w:szCs w:val="22"/>
+                <w:lang w:val="fr-FR" w:eastAsia="en-US" w:bidi="ar-SA"/>
+              </w:rPr>
             </w:r>
           </w:p>
           <w:p>
@@ -26146,7 +26354,60 @@
               </w:rPr>
             </w:pPr>
             <w:r>
-              <w:rPr/>
+              <w:rPr>
+                <w:rFonts w:eastAsia="Calibri" w:cs="" w:ascii="Carlito" w:hAnsi="Carlito"/>
+                <w:color w:val="000000"/>
+                <w:kern w:val="0"/>
+                <w:sz w:val="22"/>
+                <w:szCs w:val="22"/>
+                <w:lang w:val="fr-FR" w:eastAsia="en-US" w:bidi="ar-SA"/>
+              </w:rPr>
+              <w:drawing>
+                <wp:anchor distT="0" distB="0" distL="0" distR="0" simplePos="0" relativeHeight="129" behindDoc="0" locked="0" layoutInCell="0" allowOverlap="1">
+                  <wp:simplePos x="0" y="0"/>
+                  <wp:positionH relativeFrom="column">
+                    <wp:align>center</wp:align>
+                  </wp:positionH>
+                  <wp:positionV relativeFrom="paragraph">
+                    <wp:posOffset>635</wp:posOffset>
+                  </wp:positionV>
+                  <wp:extent cx="5963285" cy="2999105"/>
+                  <wp:effectExtent l="0" t="0" r="0" b="0"/>
+                  <wp:wrapSquare wrapText="largest"/>
+                  <wp:docPr id="22" name="Image7"/>
+                  <wp:cNvGraphicFramePr>
+                    <a:graphicFrameLocks xmlns:a="http://schemas.openxmlformats.org/drawingml/2006/main" noChangeAspect="1"/>
+                  </wp:cNvGraphicFramePr>
+                  <a:graphic xmlns:a="http://schemas.openxmlformats.org/drawingml/2006/main">
+                    <a:graphicData uri="http://schemas.openxmlformats.org/drawingml/2006/picture">
+                      <pic:pic xmlns:pic="http://schemas.openxmlformats.org/drawingml/2006/picture">
+                        <pic:nvPicPr>
+                          <pic:cNvPr id="22" name="Image7"/>
+                          <pic:cNvPicPr>
+                            <a:picLocks noChangeAspect="1" noChangeArrowheads="1"/>
+                          </pic:cNvPicPr>
+                        </pic:nvPicPr>
+                        <pic:blipFill>
+                          <a:blip r:embed="rId36"/>
+                          <a:stretch>
+                            <a:fillRect/>
+                          </a:stretch>
+                        </pic:blipFill>
+                        <pic:spPr bwMode="auto">
+                          <a:xfrm>
+                            <a:off x="0" y="0"/>
+                            <a:ext cx="5963285" cy="2999105"/>
+                          </a:xfrm>
+                          <a:prstGeom prst="rect">
+                            <a:avLst/>
+                          </a:prstGeom>
+                          <a:noFill/>
+                        </pic:spPr>
+                      </pic:pic>
+                    </a:graphicData>
+                  </a:graphic>
+                </wp:anchor>
+              </w:drawing>
             </w:r>
           </w:p>
           <w:p>
@@ -26172,7 +26433,14 @@
               </w:rPr>
             </w:pPr>
             <w:r>
-              <w:rPr/>
+              <w:rPr>
+                <w:rFonts w:eastAsia="Calibri" w:cs="" w:ascii="Carlito" w:hAnsi="Carlito"/>
+                <w:color w:val="000000"/>
+                <w:kern w:val="0"/>
+                <w:sz w:val="22"/>
+                <w:szCs w:val="22"/>
+                <w:lang w:val="fr-FR" w:eastAsia="en-US" w:bidi="ar-SA"/>
+              </w:rPr>
             </w:r>
           </w:p>
           <w:p>
@@ -26198,7 +26466,524 @@
               </w:rPr>
             </w:pPr>
             <w:r>
-              <w:rPr/>
+              <w:rPr>
+                <w:rStyle w:val="PlaceholderText"/>
+                <w:rFonts w:eastAsia="Calibri" w:cs="" w:ascii="Carlito" w:hAnsi="Carlito"/>
+                <w:b/>
+                <w:bCs/>
+                <w:color w:val="000000"/>
+                <w:kern w:val="0"/>
+                <w:sz w:val="22"/>
+                <w:szCs w:val="22"/>
+                <w:lang w:val="fr-FR" w:eastAsia="en-US" w:bidi="ar-SA"/>
+              </w:rPr>
+              <w:t>Doc</w:t>
+            </w:r>
+            <w:r>
+              <w:rPr>
+                <w:rStyle w:val="PlaceholderText"/>
+                <w:rFonts w:eastAsia="Calibri" w:cs="" w:ascii="Carlito" w:hAnsi="Carlito"/>
+                <w:color w:val="000000"/>
+                <w:kern w:val="0"/>
+                <w:sz w:val="22"/>
+                <w:szCs w:val="22"/>
+                <w:lang w:val="fr-FR" w:eastAsia="en-US" w:bidi="ar-SA"/>
+              </w:rPr>
+              <w:t xml:space="preserve"> —</w:t>
+            </w:r>
+            <w:r>
+              <w:rPr>
+                <w:rStyle w:val="PlaceholderText"/>
+                <w:rFonts w:eastAsia="Calibri" w:cs="" w:ascii="Carlito" w:hAnsi="Carlito"/>
+                <w:b/>
+                <w:bCs/>
+                <w:color w:val="000000"/>
+                <w:kern w:val="0"/>
+                <w:sz w:val="22"/>
+                <w:szCs w:val="22"/>
+                <w:lang w:val="fr-FR" w:eastAsia="en-US" w:bidi="ar-SA"/>
+              </w:rPr>
+              <w:t xml:space="preserve"> </w:t>
+            </w:r>
+            <w:r>
+              <w:rPr>
+                <w:rStyle w:val="SourceText"/>
+                <w:rFonts w:ascii="monospace" w:hAnsi="monospace"/>
+                <w:b w:val="false"/>
+                <w:bCs/>
+                <w:i w:val="false"/>
+                <w:caps w:val="false"/>
+                <w:smallCaps w:val="false"/>
+                <w:color w:val="000000"/>
+                <w:spacing w:val="0"/>
+                <w:kern w:val="0"/>
+                <w:sz w:val="20"/>
+                <w:szCs w:val="22"/>
+                <w:shd w:fill="FFFFFF" w:val="clear"/>
+                <w:lang w:val="fr-FR" w:eastAsia="en-US" w:bidi="ar-SA"/>
+              </w:rPr>
+              <w:t xml:space="preserve"> </w:t>
+            </w:r>
+            <w:r>
+              <w:rPr>
+                <w:rStyle w:val="SourceText"/>
+                <w:rFonts w:ascii="monospace" w:hAnsi="monospace"/>
+                <w:b/>
+                <w:bCs/>
+                <w:i w:val="false"/>
+                <w:caps w:val="false"/>
+                <w:smallCaps w:val="false"/>
+                <w:color w:val="000000"/>
+                <w:spacing w:val="0"/>
+                <w:kern w:val="0"/>
+                <w:sz w:val="19"/>
+                <w:szCs w:val="19"/>
+                <w:shd w:fill="FFFFFF" w:val="clear"/>
+                <w:lang w:val="fr-FR" w:eastAsia="en-US" w:bidi="ar-SA"/>
+              </w:rPr>
+              <w:t>M</w:t>
+            </w:r>
+            <w:r>
+              <w:rPr>
+                <w:rStyle w:val="SourceText"/>
+                <w:rFonts w:ascii="monospace" w:hAnsi="monospace"/>
+                <w:b/>
+                <w:bCs/>
+                <w:i w:val="false"/>
+                <w:caps w:val="false"/>
+                <w:smallCaps w:val="false"/>
+                <w:color w:val="000000"/>
+                <w:spacing w:val="0"/>
+                <w:kern w:val="0"/>
+                <w:sz w:val="19"/>
+                <w:szCs w:val="19"/>
+                <w:shd w:fill="FFFFFF" w:val="clear"/>
+                <w:lang w:val="fr-FR" w:eastAsia="en-US" w:bidi="ar-SA"/>
+              </w:rPr>
+              <w:t>L</w:t>
+            </w:r>
+            <w:r>
+              <w:rPr>
+                <w:rStyle w:val="SourceText"/>
+                <w:rFonts w:ascii="monospace" w:hAnsi="monospace"/>
+                <w:b/>
+                <w:bCs/>
+                <w:i w:val="false"/>
+                <w:caps w:val="false"/>
+                <w:smallCaps w:val="false"/>
+                <w:color w:val="000000"/>
+                <w:spacing w:val="0"/>
+                <w:kern w:val="0"/>
+                <w:sz w:val="19"/>
+                <w:szCs w:val="19"/>
+                <w:shd w:fill="FFFFFF" w:val="clear"/>
+                <w:lang w:val="fr-FR" w:eastAsia="en-US" w:bidi="ar-SA"/>
+              </w:rPr>
+              <w:t>D</w:t>
+            </w:r>
+            <w:r>
+              <w:rPr>
+                <w:rStyle w:val="SourceText"/>
+                <w:rFonts w:ascii="monospace" w:hAnsi="monospace"/>
+                <w:b/>
+                <w:bCs/>
+                <w:i w:val="false"/>
+                <w:caps w:val="false"/>
+                <w:smallCaps w:val="false"/>
+                <w:color w:val="000000"/>
+                <w:spacing w:val="0"/>
+                <w:kern w:val="0"/>
+                <w:sz w:val="19"/>
+                <w:szCs w:val="19"/>
+                <w:shd w:fill="FFFFFF" w:val="clear"/>
+                <w:lang w:val="fr-FR" w:eastAsia="en-US" w:bidi="ar-SA"/>
+              </w:rPr>
+              <w:t xml:space="preserve"> (Modèle </w:t>
+            </w:r>
+            <w:r>
+              <w:rPr>
+                <w:rStyle w:val="SourceText"/>
+                <w:rFonts w:ascii="monospace" w:hAnsi="monospace"/>
+                <w:b/>
+                <w:bCs/>
+                <w:i w:val="false"/>
+                <w:caps w:val="false"/>
+                <w:smallCaps w:val="false"/>
+                <w:color w:val="000000"/>
+                <w:spacing w:val="0"/>
+                <w:kern w:val="0"/>
+                <w:sz w:val="19"/>
+                <w:szCs w:val="19"/>
+                <w:shd w:fill="FFFFFF" w:val="clear"/>
+                <w:lang w:val="fr-FR" w:eastAsia="en-US" w:bidi="ar-SA"/>
+              </w:rPr>
+              <w:t>L</w:t>
+            </w:r>
+            <w:r>
+              <w:rPr>
+                <w:rStyle w:val="SourceText"/>
+                <w:rFonts w:ascii="monospace" w:hAnsi="monospace"/>
+                <w:b/>
+                <w:bCs/>
+                <w:i w:val="false"/>
+                <w:caps w:val="false"/>
+                <w:smallCaps w:val="false"/>
+                <w:color w:val="000000"/>
+                <w:spacing w:val="0"/>
+                <w:kern w:val="0"/>
+                <w:sz w:val="19"/>
+                <w:szCs w:val="19"/>
+                <w:shd w:fill="FFFFFF" w:val="clear"/>
+                <w:lang w:val="fr-FR" w:eastAsia="en-US" w:bidi="ar-SA"/>
+              </w:rPr>
+              <w:t>o</w:t>
+            </w:r>
+            <w:r>
+              <w:rPr>
+                <w:rStyle w:val="SourceText"/>
+                <w:rFonts w:ascii="monospace" w:hAnsi="monospace"/>
+                <w:b/>
+                <w:bCs/>
+                <w:i w:val="false"/>
+                <w:caps w:val="false"/>
+                <w:smallCaps w:val="false"/>
+                <w:color w:val="000000"/>
+                <w:spacing w:val="0"/>
+                <w:kern w:val="0"/>
+                <w:sz w:val="19"/>
+                <w:szCs w:val="19"/>
+                <w:shd w:fill="FFFFFF" w:val="clear"/>
+                <w:lang w:val="fr-FR" w:eastAsia="en-US" w:bidi="ar-SA"/>
+              </w:rPr>
+              <w:t>gique</w:t>
+            </w:r>
+            <w:r>
+              <w:rPr>
+                <w:rStyle w:val="SourceText"/>
+                <w:rFonts w:ascii="monospace" w:hAnsi="monospace"/>
+                <w:b/>
+                <w:bCs/>
+                <w:i w:val="false"/>
+                <w:caps w:val="false"/>
+                <w:smallCaps w:val="false"/>
+                <w:color w:val="000000"/>
+                <w:spacing w:val="0"/>
+                <w:kern w:val="0"/>
+                <w:sz w:val="19"/>
+                <w:szCs w:val="19"/>
+                <w:shd w:fill="FFFFFF" w:val="clear"/>
+                <w:lang w:val="fr-FR" w:eastAsia="en-US" w:bidi="ar-SA"/>
+              </w:rPr>
+              <w:t xml:space="preserve"> de Données</w:t>
+            </w:r>
+            <w:r>
+              <w:rPr>
+                <w:rStyle w:val="SourceText"/>
+                <w:rFonts w:ascii="monospace" w:hAnsi="monospace"/>
+                <w:b/>
+                <w:bCs/>
+                <w:i w:val="false"/>
+                <w:caps w:val="false"/>
+                <w:smallCaps w:val="false"/>
+                <w:color w:val="000000"/>
+                <w:spacing w:val="0"/>
+                <w:kern w:val="0"/>
+                <w:sz w:val="19"/>
+                <w:szCs w:val="19"/>
+                <w:shd w:fill="FFFFFF" w:val="clear"/>
+                <w:lang w:val="fr-FR" w:eastAsia="en-US" w:bidi="ar-SA"/>
+              </w:rPr>
+              <w:t>)</w:t>
+            </w:r>
+            <w:r>
+              <w:rPr>
+                <w:rStyle w:val="PlaceholderText"/>
+                <w:rFonts w:eastAsia="Calibri" w:cs="" w:ascii="Carlito" w:hAnsi="Carlito"/>
+                <w:b/>
+                <w:bCs/>
+                <w:color w:val="000000"/>
+                <w:kern w:val="0"/>
+                <w:sz w:val="19"/>
+                <w:szCs w:val="19"/>
+                <w:lang w:val="fr-FR" w:eastAsia="en-US" w:bidi="ar-SA"/>
+              </w:rPr>
+              <w:t>:</w:t>
+              <w:br/>
+              <w:br/>
+              <w:br/>
+              <w:br/>
+              <w:br/>
+              <w:br/>
+            </w:r>
+            <w:r>
+              <w:drawing>
+                <wp:anchor distT="0" distB="0" distL="0" distR="0" simplePos="0" relativeHeight="130" behindDoc="0" locked="0" layoutInCell="0" allowOverlap="1">
+                  <wp:simplePos x="0" y="0"/>
+                  <wp:positionH relativeFrom="column">
+                    <wp:posOffset>55880</wp:posOffset>
+                  </wp:positionH>
+                  <wp:positionV relativeFrom="paragraph">
+                    <wp:posOffset>480060</wp:posOffset>
+                  </wp:positionV>
+                  <wp:extent cx="5963285" cy="2588260"/>
+                  <wp:effectExtent l="0" t="0" r="0" b="0"/>
+                  <wp:wrapSquare wrapText="largest"/>
+                  <wp:docPr id="23" name="Image8"/>
+                  <wp:cNvGraphicFramePr>
+                    <a:graphicFrameLocks xmlns:a="http://schemas.openxmlformats.org/drawingml/2006/main" noChangeAspect="1"/>
+                  </wp:cNvGraphicFramePr>
+                  <a:graphic xmlns:a="http://schemas.openxmlformats.org/drawingml/2006/main">
+                    <a:graphicData uri="http://schemas.openxmlformats.org/drawingml/2006/picture">
+                      <pic:pic xmlns:pic="http://schemas.openxmlformats.org/drawingml/2006/picture">
+                        <pic:nvPicPr>
+                          <pic:cNvPr id="23" name="Image8"/>
+                          <pic:cNvPicPr>
+                            <a:picLocks noChangeAspect="1" noChangeArrowheads="1"/>
+                          </pic:cNvPicPr>
+                        </pic:nvPicPr>
+                        <pic:blipFill>
+                          <a:blip r:embed="rId37"/>
+                          <a:stretch>
+                            <a:fillRect/>
+                          </a:stretch>
+                        </pic:blipFill>
+                        <pic:spPr bwMode="auto">
+                          <a:xfrm>
+                            <a:off x="0" y="0"/>
+                            <a:ext cx="5963285" cy="2588260"/>
+                          </a:xfrm>
+                          <a:prstGeom prst="rect">
+                            <a:avLst/>
+                          </a:prstGeom>
+                          <a:noFill/>
+                        </pic:spPr>
+                      </pic:pic>
+                    </a:graphicData>
+                  </a:graphic>
+                </wp:anchor>
+              </w:drawing>
+            </w:r>
+            <w:r>
+              <w:rPr>
+                <w:rStyle w:val="PlaceholderText"/>
+                <w:rFonts w:eastAsia="Calibri" w:cs="" w:ascii="Carlito" w:hAnsi="Carlito"/>
+                <w:b/>
+                <w:bCs/>
+                <w:color w:val="000000"/>
+                <w:kern w:val="0"/>
+                <w:sz w:val="19"/>
+                <w:szCs w:val="19"/>
+                <w:lang w:val="fr-FR" w:eastAsia="en-US" w:bidi="ar-SA"/>
+              </w:rPr>
+              <w:br/>
+              <w:br/>
+              <w:br/>
+              <w:br/>
+            </w:r>
+            <w:r>
+              <w:rPr>
+                <w:rStyle w:val="PlaceholderText"/>
+                <w:rFonts w:eastAsia="Calibri" w:cs="" w:ascii="Carlito" w:hAnsi="Carlito"/>
+                <w:color w:val="000000"/>
+                <w:kern w:val="0"/>
+                <w:sz w:val="22"/>
+                <w:szCs w:val="22"/>
+                <w:lang w:val="fr-FR" w:eastAsia="en-US" w:bidi="ar-SA"/>
+              </w:rPr>
+              <w:br/>
+              <w:br/>
+            </w:r>
+            <w:r>
+              <w:rPr>
+                <w:rStyle w:val="PlaceholderText"/>
+                <w:rFonts w:eastAsia="Calibri" w:cs="" w:ascii="Carlito" w:hAnsi="Carlito"/>
+                <w:b/>
+                <w:bCs/>
+                <w:color w:val="000000"/>
+                <w:kern w:val="0"/>
+                <w:sz w:val="22"/>
+                <w:szCs w:val="22"/>
+                <w:lang w:val="fr-FR" w:eastAsia="en-US" w:bidi="ar-SA"/>
+              </w:rPr>
+              <w:t>Doc</w:t>
+            </w:r>
+            <w:r>
+              <w:rPr>
+                <w:rStyle w:val="PlaceholderText"/>
+                <w:rFonts w:eastAsia="Calibri" w:cs="" w:ascii="Carlito" w:hAnsi="Carlito"/>
+                <w:color w:val="000000"/>
+                <w:kern w:val="0"/>
+                <w:sz w:val="22"/>
+                <w:szCs w:val="22"/>
+                <w:lang w:val="fr-FR" w:eastAsia="en-US" w:bidi="ar-SA"/>
+              </w:rPr>
+              <w:t xml:space="preserve"> —</w:t>
+            </w:r>
+            <w:r>
+              <w:rPr>
+                <w:rStyle w:val="PlaceholderText"/>
+                <w:rFonts w:eastAsia="Calibri" w:cs="" w:ascii="Carlito" w:hAnsi="Carlito"/>
+                <w:b/>
+                <w:bCs/>
+                <w:color w:val="000000"/>
+                <w:kern w:val="0"/>
+                <w:sz w:val="22"/>
+                <w:szCs w:val="22"/>
+                <w:lang w:val="fr-FR" w:eastAsia="en-US" w:bidi="ar-SA"/>
+              </w:rPr>
+              <w:t xml:space="preserve"> </w:t>
+            </w:r>
+            <w:r>
+              <w:rPr>
+                <w:rStyle w:val="SourceText"/>
+                <w:rFonts w:ascii="monospace" w:hAnsi="monospace"/>
+                <w:b w:val="false"/>
+                <w:bCs/>
+                <w:i w:val="false"/>
+                <w:caps w:val="false"/>
+                <w:smallCaps w:val="false"/>
+                <w:color w:val="000000"/>
+                <w:spacing w:val="0"/>
+                <w:kern w:val="0"/>
+                <w:sz w:val="20"/>
+                <w:szCs w:val="22"/>
+                <w:shd w:fill="FFFFFF" w:val="clear"/>
+                <w:lang w:val="fr-FR" w:eastAsia="en-US" w:bidi="ar-SA"/>
+              </w:rPr>
+              <w:t xml:space="preserve"> </w:t>
+            </w:r>
+            <w:r>
+              <w:rPr>
+                <w:rStyle w:val="SourceText"/>
+                <w:rFonts w:ascii="monospace" w:hAnsi="monospace"/>
+                <w:b/>
+                <w:bCs/>
+                <w:i w:val="false"/>
+                <w:caps w:val="false"/>
+                <w:smallCaps w:val="false"/>
+                <w:color w:val="000000"/>
+                <w:spacing w:val="0"/>
+                <w:kern w:val="0"/>
+                <w:sz w:val="19"/>
+                <w:szCs w:val="19"/>
+                <w:shd w:fill="FFFFFF" w:val="clear"/>
+                <w:lang w:val="fr-FR" w:eastAsia="en-US" w:bidi="ar-SA"/>
+              </w:rPr>
+              <w:t>M</w:t>
+            </w:r>
+            <w:r>
+              <w:rPr>
+                <w:rStyle w:val="SourceText"/>
+                <w:rFonts w:ascii="monospace" w:hAnsi="monospace"/>
+                <w:b/>
+                <w:bCs/>
+                <w:i w:val="false"/>
+                <w:caps w:val="false"/>
+                <w:smallCaps w:val="false"/>
+                <w:color w:val="000000"/>
+                <w:spacing w:val="0"/>
+                <w:kern w:val="0"/>
+                <w:sz w:val="19"/>
+                <w:szCs w:val="19"/>
+                <w:shd w:fill="FFFFFF" w:val="clear"/>
+                <w:lang w:val="fr-FR" w:eastAsia="en-US" w:bidi="ar-SA"/>
+              </w:rPr>
+              <w:t>P</w:t>
+            </w:r>
+            <w:r>
+              <w:rPr>
+                <w:rStyle w:val="SourceText"/>
+                <w:rFonts w:ascii="monospace" w:hAnsi="monospace"/>
+                <w:b/>
+                <w:bCs/>
+                <w:i w:val="false"/>
+                <w:caps w:val="false"/>
+                <w:smallCaps w:val="false"/>
+                <w:color w:val="000000"/>
+                <w:spacing w:val="0"/>
+                <w:kern w:val="0"/>
+                <w:sz w:val="19"/>
+                <w:szCs w:val="19"/>
+                <w:shd w:fill="FFFFFF" w:val="clear"/>
+                <w:lang w:val="fr-FR" w:eastAsia="en-US" w:bidi="ar-SA"/>
+              </w:rPr>
+              <w:t>D</w:t>
+            </w:r>
+            <w:r>
+              <w:rPr>
+                <w:rStyle w:val="SourceText"/>
+                <w:rFonts w:ascii="monospace" w:hAnsi="monospace"/>
+                <w:b/>
+                <w:bCs/>
+                <w:i w:val="false"/>
+                <w:caps w:val="false"/>
+                <w:smallCaps w:val="false"/>
+                <w:color w:val="000000"/>
+                <w:spacing w:val="0"/>
+                <w:kern w:val="0"/>
+                <w:sz w:val="19"/>
+                <w:szCs w:val="19"/>
+                <w:shd w:fill="FFFFFF" w:val="clear"/>
+                <w:lang w:val="fr-FR" w:eastAsia="en-US" w:bidi="ar-SA"/>
+              </w:rPr>
+              <w:t xml:space="preserve"> (Modèle </w:t>
+            </w:r>
+            <w:r>
+              <w:rPr>
+                <w:rStyle w:val="SourceText"/>
+                <w:rFonts w:ascii="monospace" w:hAnsi="monospace"/>
+                <w:b/>
+                <w:bCs/>
+                <w:i w:val="false"/>
+                <w:caps w:val="false"/>
+                <w:smallCaps w:val="false"/>
+                <w:color w:val="000000"/>
+                <w:spacing w:val="0"/>
+                <w:kern w:val="0"/>
+                <w:sz w:val="19"/>
+                <w:szCs w:val="19"/>
+                <w:shd w:fill="FFFFFF" w:val="clear"/>
+                <w:lang w:val="fr-FR" w:eastAsia="en-US" w:bidi="ar-SA"/>
+              </w:rPr>
+              <w:t>P</w:t>
+            </w:r>
+            <w:r>
+              <w:rPr>
+                <w:rStyle w:val="SourceText"/>
+                <w:rFonts w:ascii="monospace" w:hAnsi="monospace"/>
+                <w:b/>
+                <w:bCs/>
+                <w:i w:val="false"/>
+                <w:caps w:val="false"/>
+                <w:smallCaps w:val="false"/>
+                <w:color w:val="000000"/>
+                <w:spacing w:val="0"/>
+                <w:kern w:val="0"/>
+                <w:sz w:val="19"/>
+                <w:szCs w:val="19"/>
+                <w:shd w:fill="FFFFFF" w:val="clear"/>
+                <w:lang w:val="fr-FR" w:eastAsia="en-US" w:bidi="ar-SA"/>
+              </w:rPr>
+              <w:t>hysique de données</w:t>
+            </w:r>
+            <w:r>
+              <w:rPr>
+                <w:rStyle w:val="SourceText"/>
+                <w:rFonts w:ascii="monospace" w:hAnsi="monospace"/>
+                <w:b/>
+                <w:bCs/>
+                <w:i w:val="false"/>
+                <w:caps w:val="false"/>
+                <w:smallCaps w:val="false"/>
+                <w:color w:val="000000"/>
+                <w:spacing w:val="0"/>
+                <w:kern w:val="0"/>
+                <w:sz w:val="19"/>
+                <w:szCs w:val="19"/>
+                <w:shd w:fill="FFFFFF" w:val="clear"/>
+                <w:lang w:val="fr-FR" w:eastAsia="en-US" w:bidi="ar-SA"/>
+              </w:rPr>
+              <w:t>)</w:t>
             </w:r>
           </w:p>
           <w:p>
@@ -26224,7 +27009,14 @@
               </w:rPr>
             </w:pPr>
             <w:r>
-              <w:rPr/>
+              <w:rPr>
+                <w:rFonts w:eastAsia="Calibri" w:cs="" w:ascii="Carlito" w:hAnsi="Carlito"/>
+                <w:color w:val="000000"/>
+                <w:kern w:val="0"/>
+                <w:sz w:val="22"/>
+                <w:szCs w:val="22"/>
+                <w:lang w:val="fr-FR" w:eastAsia="en-US" w:bidi="ar-SA"/>
+              </w:rPr>
             </w:r>
           </w:p>
           <w:p>
@@ -26250,7 +27042,60 @@
               </w:rPr>
             </w:pPr>
             <w:r>
-              <w:rPr/>
+              <w:rPr>
+                <w:rFonts w:eastAsia="Calibri" w:cs="" w:ascii="Carlito" w:hAnsi="Carlito"/>
+                <w:color w:val="000000"/>
+                <w:kern w:val="0"/>
+                <w:sz w:val="22"/>
+                <w:szCs w:val="22"/>
+                <w:lang w:val="fr-FR" w:eastAsia="en-US" w:bidi="ar-SA"/>
+              </w:rPr>
+              <w:drawing>
+                <wp:anchor distT="0" distB="0" distL="0" distR="0" simplePos="0" relativeHeight="131" behindDoc="0" locked="0" layoutInCell="0" allowOverlap="1">
+                  <wp:simplePos x="0" y="0"/>
+                  <wp:positionH relativeFrom="column">
+                    <wp:posOffset>55880</wp:posOffset>
+                  </wp:positionH>
+                  <wp:positionV relativeFrom="paragraph">
+                    <wp:posOffset>181610</wp:posOffset>
+                  </wp:positionV>
+                  <wp:extent cx="5963285" cy="7068820"/>
+                  <wp:effectExtent l="0" t="0" r="0" b="0"/>
+                  <wp:wrapSquare wrapText="largest"/>
+                  <wp:docPr id="24" name="Image9"/>
+                  <wp:cNvGraphicFramePr>
+                    <a:graphicFrameLocks xmlns:a="http://schemas.openxmlformats.org/drawingml/2006/main" noChangeAspect="1"/>
+                  </wp:cNvGraphicFramePr>
+                  <a:graphic xmlns:a="http://schemas.openxmlformats.org/drawingml/2006/main">
+                    <a:graphicData uri="http://schemas.openxmlformats.org/drawingml/2006/picture">
+                      <pic:pic xmlns:pic="http://schemas.openxmlformats.org/drawingml/2006/picture">
+                        <pic:nvPicPr>
+                          <pic:cNvPr id="24" name="Image9"/>
+                          <pic:cNvPicPr>
+                            <a:picLocks noChangeAspect="1" noChangeArrowheads="1"/>
+                          </pic:cNvPicPr>
+                        </pic:nvPicPr>
+                        <pic:blipFill>
+                          <a:blip r:embed="rId38"/>
+                          <a:stretch>
+                            <a:fillRect/>
+                          </a:stretch>
+                        </pic:blipFill>
+                        <pic:spPr bwMode="auto">
+                          <a:xfrm>
+                            <a:off x="0" y="0"/>
+                            <a:ext cx="5963285" cy="7068820"/>
+                          </a:xfrm>
+                          <a:prstGeom prst="rect">
+                            <a:avLst/>
+                          </a:prstGeom>
+                          <a:noFill/>
+                        </pic:spPr>
+                      </pic:pic>
+                    </a:graphicData>
+                  </a:graphic>
+                </wp:anchor>
+              </w:drawing>
             </w:r>
           </w:p>
           <w:p>
@@ -26276,7 +27121,14 @@
               </w:rPr>
             </w:pPr>
             <w:r>
-              <w:rPr/>
+              <w:rPr>
+                <w:rFonts w:eastAsia="Calibri" w:cs="" w:ascii="Carlito" w:hAnsi="Carlito"/>
+                <w:color w:val="000000"/>
+                <w:kern w:val="0"/>
+                <w:sz w:val="22"/>
+                <w:szCs w:val="22"/>
+                <w:lang w:val="fr-FR" w:eastAsia="en-US" w:bidi="ar-SA"/>
+              </w:rPr>
             </w:r>
           </w:p>
           <w:p>
@@ -26302,7 +27154,14 @@
               </w:rPr>
             </w:pPr>
             <w:r>
-              <w:rPr/>
+              <w:rPr>
+                <w:rFonts w:eastAsia="Calibri" w:cs="" w:ascii="Carlito" w:hAnsi="Carlito"/>
+                <w:color w:val="000000"/>
+                <w:kern w:val="0"/>
+                <w:sz w:val="22"/>
+                <w:szCs w:val="22"/>
+                <w:lang w:val="fr-FR" w:eastAsia="en-US" w:bidi="ar-SA"/>
+              </w:rPr>
             </w:r>
           </w:p>
           <w:p>
@@ -26328,7 +27187,14 @@
               </w:rPr>
             </w:pPr>
             <w:r>
-              <w:rPr/>
+              <w:rPr>
+                <w:rFonts w:eastAsia="Calibri" w:cs="" w:ascii="Carlito" w:hAnsi="Carlito"/>
+                <w:color w:val="000000"/>
+                <w:kern w:val="0"/>
+                <w:sz w:val="22"/>
+                <w:szCs w:val="22"/>
+                <w:lang w:val="fr-FR" w:eastAsia="en-US" w:bidi="ar-SA"/>
+              </w:rPr>
             </w:r>
           </w:p>
           <w:p>
@@ -26354,7 +27220,14 @@
               </w:rPr>
             </w:pPr>
             <w:r>
-              <w:rPr/>
+              <w:rPr>
+                <w:rFonts w:eastAsia="Calibri" w:cs="" w:ascii="Carlito" w:hAnsi="Carlito"/>
+                <w:color w:val="000000"/>
+                <w:kern w:val="0"/>
+                <w:sz w:val="22"/>
+                <w:szCs w:val="22"/>
+                <w:lang w:val="fr-FR" w:eastAsia="en-US" w:bidi="ar-SA"/>
+              </w:rPr>
             </w:r>
           </w:p>
           <w:p>
@@ -26380,7 +27253,14 @@
               </w:rPr>
             </w:pPr>
             <w:r>
-              <w:rPr/>
+              <w:rPr>
+                <w:rFonts w:eastAsia="Calibri" w:cs="" w:ascii="Carlito" w:hAnsi="Carlito"/>
+                <w:color w:val="000000"/>
+                <w:kern w:val="0"/>
+                <w:sz w:val="22"/>
+                <w:szCs w:val="22"/>
+                <w:lang w:val="fr-FR" w:eastAsia="en-US" w:bidi="ar-SA"/>
+              </w:rPr>
             </w:r>
           </w:p>
           <w:p>
@@ -26406,7 +27286,14 @@
               </w:rPr>
             </w:pPr>
             <w:r>
-              <w:rPr/>
+              <w:rPr>
+                <w:rFonts w:eastAsia="Calibri" w:cs="" w:ascii="Carlito" w:hAnsi="Carlito"/>
+                <w:color w:val="000000"/>
+                <w:kern w:val="0"/>
+                <w:sz w:val="22"/>
+                <w:szCs w:val="22"/>
+                <w:lang w:val="fr-FR" w:eastAsia="en-US" w:bidi="ar-SA"/>
+              </w:rPr>
             </w:r>
           </w:p>
           <w:p>
@@ -26432,7 +27319,14 @@
               </w:rPr>
             </w:pPr>
             <w:r>
-              <w:rPr/>
+              <w:rPr>
+                <w:rFonts w:eastAsia="Calibri" w:cs="" w:ascii="Carlito" w:hAnsi="Carlito"/>
+                <w:color w:val="000000"/>
+                <w:kern w:val="0"/>
+                <w:sz w:val="22"/>
+                <w:szCs w:val="22"/>
+                <w:lang w:val="fr-FR" w:eastAsia="en-US" w:bidi="ar-SA"/>
+              </w:rPr>
             </w:r>
           </w:p>
           <w:p>
@@ -26458,7 +27352,14 @@
               </w:rPr>
             </w:pPr>
             <w:r>
-              <w:rPr/>
+              <w:rPr>
+                <w:rFonts w:eastAsia="Calibri" w:cs="" w:ascii="Carlito" w:hAnsi="Carlito"/>
+                <w:color w:val="000000"/>
+                <w:kern w:val="0"/>
+                <w:sz w:val="22"/>
+                <w:szCs w:val="22"/>
+                <w:lang w:val="fr-FR" w:eastAsia="en-US" w:bidi="ar-SA"/>
+              </w:rPr>
             </w:r>
           </w:p>
           <w:p>
@@ -26484,7 +27385,14 @@
               </w:rPr>
             </w:pPr>
             <w:r>
-              <w:rPr/>
+              <w:rPr>
+                <w:rFonts w:eastAsia="Calibri" w:cs="" w:ascii="Carlito" w:hAnsi="Carlito"/>
+                <w:color w:val="000000"/>
+                <w:kern w:val="0"/>
+                <w:sz w:val="22"/>
+                <w:szCs w:val="22"/>
+                <w:lang w:val="fr-FR" w:eastAsia="en-US" w:bidi="ar-SA"/>
+              </w:rPr>
             </w:r>
           </w:p>
           <w:p>
@@ -26510,7 +27418,14 @@
               </w:rPr>
             </w:pPr>
             <w:r>
-              <w:rPr/>
+              <w:rPr>
+                <w:rFonts w:eastAsia="Calibri" w:cs="" w:ascii="Carlito" w:hAnsi="Carlito"/>
+                <w:color w:val="000000"/>
+                <w:kern w:val="0"/>
+                <w:sz w:val="22"/>
+                <w:szCs w:val="22"/>
+                <w:lang w:val="fr-FR" w:eastAsia="en-US" w:bidi="ar-SA"/>
+              </w:rPr>
             </w:r>
           </w:p>
           <w:p>
@@ -26536,7 +27451,14 @@
               </w:rPr>
             </w:pPr>
             <w:r>
-              <w:rPr/>
+              <w:rPr>
+                <w:rFonts w:eastAsia="Calibri" w:cs="" w:ascii="Carlito" w:hAnsi="Carlito"/>
+                <w:color w:val="000000"/>
+                <w:kern w:val="0"/>
+                <w:sz w:val="22"/>
+                <w:szCs w:val="22"/>
+                <w:lang w:val="fr-FR" w:eastAsia="en-US" w:bidi="ar-SA"/>
+              </w:rPr>
             </w:r>
           </w:p>
           <w:p>
@@ -26562,7 +27484,14 @@
               </w:rPr>
             </w:pPr>
             <w:r>
-              <w:rPr/>
+              <w:rPr>
+                <w:rFonts w:eastAsia="Calibri" w:cs="" w:ascii="Carlito" w:hAnsi="Carlito"/>
+                <w:color w:val="000000"/>
+                <w:kern w:val="0"/>
+                <w:sz w:val="22"/>
+                <w:szCs w:val="22"/>
+                <w:lang w:val="fr-FR" w:eastAsia="en-US" w:bidi="ar-SA"/>
+              </w:rPr>
             </w:r>
           </w:p>
           <w:p>
@@ -26588,7 +27517,14 @@
               </w:rPr>
             </w:pPr>
             <w:r>
-              <w:rPr/>
+              <w:rPr>
+                <w:rFonts w:eastAsia="Calibri" w:cs="" w:ascii="Carlito" w:hAnsi="Carlito"/>
+                <w:color w:val="000000"/>
+                <w:kern w:val="0"/>
+                <w:sz w:val="22"/>
+                <w:szCs w:val="22"/>
+                <w:lang w:val="fr-FR" w:eastAsia="en-US" w:bidi="ar-SA"/>
+              </w:rPr>
             </w:r>
           </w:p>
           <w:p>
@@ -26614,7 +27550,14 @@
               </w:rPr>
             </w:pPr>
             <w:r>
-              <w:rPr/>
+              <w:rPr>
+                <w:rFonts w:eastAsia="Calibri" w:cs="" w:ascii="Carlito" w:hAnsi="Carlito"/>
+                <w:color w:val="000000"/>
+                <w:kern w:val="0"/>
+                <w:sz w:val="22"/>
+                <w:szCs w:val="22"/>
+                <w:lang w:val="fr-FR" w:eastAsia="en-US" w:bidi="ar-SA"/>
+              </w:rPr>
             </w:r>
           </w:p>
           <w:p>
@@ -26640,7 +27583,14 @@
               </w:rPr>
             </w:pPr>
             <w:r>
-              <w:rPr/>
+              <w:rPr>
+                <w:rFonts w:eastAsia="Calibri" w:cs="" w:ascii="Carlito" w:hAnsi="Carlito"/>
+                <w:color w:val="000000"/>
+                <w:kern w:val="0"/>
+                <w:sz w:val="22"/>
+                <w:szCs w:val="22"/>
+                <w:lang w:val="fr-FR" w:eastAsia="en-US" w:bidi="ar-SA"/>
+              </w:rPr>
             </w:r>
           </w:p>
           <w:p>
@@ -26666,7 +27616,14 @@
               </w:rPr>
             </w:pPr>
             <w:r>
-              <w:rPr/>
+              <w:rPr>
+                <w:rFonts w:eastAsia="Calibri" w:cs="" w:ascii="Carlito" w:hAnsi="Carlito"/>
+                <w:color w:val="000000"/>
+                <w:kern w:val="0"/>
+                <w:sz w:val="22"/>
+                <w:szCs w:val="22"/>
+                <w:lang w:val="fr-FR" w:eastAsia="en-US" w:bidi="ar-SA"/>
+              </w:rPr>
             </w:r>
           </w:p>
           <w:p>
@@ -26692,267 +27649,14 @@
               </w:rPr>
             </w:pPr>
             <w:r>
-              <w:rPr/>
-            </w:r>
-          </w:p>
-          <w:p>
-            <w:pPr>
-              <w:pStyle w:val="BodyText"/>
-              <w:widowControl/>
-              <w:tabs>
-                <w:tab w:val="clear" w:pos="709"/>
-                <w:tab w:val="left" w:pos="850" w:leader="none"/>
-              </w:tabs>
-              <w:suppressAutoHyphens w:val="true"/>
-              <w:spacing w:lineRule="auto" w:line="240" w:before="0" w:after="0"/>
-              <w:ind w:end="175"/>
-              <w:jc w:val="start"/>
-              <w:rPr>
-                <w:rStyle w:val="PlaceholderText"/>
-                <w:rFonts w:ascii="Carlito" w:hAnsi="Carlito" w:eastAsia="Calibri" w:cs=""/>
+              <w:rPr>
+                <w:rFonts w:eastAsia="Calibri" w:cs="" w:ascii="Carlito" w:hAnsi="Carlito"/>
                 <w:color w:val="000000"/>
                 <w:kern w:val="0"/>
                 <w:sz w:val="22"/>
                 <w:szCs w:val="22"/>
                 <w:lang w:val="fr-FR" w:eastAsia="en-US" w:bidi="ar-SA"/>
               </w:rPr>
-            </w:pPr>
-            <w:r>
-              <w:rPr/>
-            </w:r>
-          </w:p>
-          <w:p>
-            <w:pPr>
-              <w:pStyle w:val="BodyText"/>
-              <w:widowControl/>
-              <w:tabs>
-                <w:tab w:val="clear" w:pos="709"/>
-                <w:tab w:val="left" w:pos="850" w:leader="none"/>
-              </w:tabs>
-              <w:suppressAutoHyphens w:val="true"/>
-              <w:spacing w:lineRule="auto" w:line="240" w:before="0" w:after="0"/>
-              <w:ind w:end="175"/>
-              <w:jc w:val="start"/>
-              <w:rPr>
-                <w:rStyle w:val="PlaceholderText"/>
-                <w:rFonts w:ascii="Carlito" w:hAnsi="Carlito" w:eastAsia="Calibri" w:cs=""/>
-                <w:color w:val="000000"/>
-                <w:kern w:val="0"/>
-                <w:sz w:val="22"/>
-                <w:szCs w:val="22"/>
-                <w:lang w:val="fr-FR" w:eastAsia="en-US" w:bidi="ar-SA"/>
-              </w:rPr>
-            </w:pPr>
-            <w:r>
-              <w:rPr/>
-            </w:r>
-          </w:p>
-          <w:p>
-            <w:pPr>
-              <w:pStyle w:val="BodyText"/>
-              <w:widowControl/>
-              <w:tabs>
-                <w:tab w:val="clear" w:pos="709"/>
-                <w:tab w:val="left" w:pos="850" w:leader="none"/>
-              </w:tabs>
-              <w:suppressAutoHyphens w:val="true"/>
-              <w:spacing w:lineRule="auto" w:line="240" w:before="0" w:after="0"/>
-              <w:ind w:end="175"/>
-              <w:jc w:val="start"/>
-              <w:rPr>
-                <w:rStyle w:val="PlaceholderText"/>
-                <w:rFonts w:ascii="Carlito" w:hAnsi="Carlito" w:eastAsia="Calibri" w:cs=""/>
-                <w:color w:val="000000"/>
-                <w:kern w:val="0"/>
-                <w:sz w:val="22"/>
-                <w:szCs w:val="22"/>
-                <w:lang w:val="fr-FR" w:eastAsia="en-US" w:bidi="ar-SA"/>
-              </w:rPr>
-            </w:pPr>
-            <w:r>
-              <w:rPr/>
-            </w:r>
-          </w:p>
-          <w:p>
-            <w:pPr>
-              <w:pStyle w:val="BodyText"/>
-              <w:widowControl/>
-              <w:tabs>
-                <w:tab w:val="clear" w:pos="709"/>
-                <w:tab w:val="left" w:pos="850" w:leader="none"/>
-              </w:tabs>
-              <w:suppressAutoHyphens w:val="true"/>
-              <w:spacing w:lineRule="auto" w:line="240" w:before="0" w:after="0"/>
-              <w:ind w:end="175"/>
-              <w:jc w:val="start"/>
-              <w:rPr>
-                <w:rStyle w:val="PlaceholderText"/>
-                <w:rFonts w:ascii="Carlito" w:hAnsi="Carlito" w:eastAsia="Calibri" w:cs=""/>
-                <w:color w:val="000000"/>
-                <w:kern w:val="0"/>
-                <w:sz w:val="22"/>
-                <w:szCs w:val="22"/>
-                <w:lang w:val="fr-FR" w:eastAsia="en-US" w:bidi="ar-SA"/>
-              </w:rPr>
-            </w:pPr>
-            <w:r>
-              <w:rPr/>
-            </w:r>
-          </w:p>
-          <w:p>
-            <w:pPr>
-              <w:pStyle w:val="BodyText"/>
-              <w:widowControl/>
-              <w:tabs>
-                <w:tab w:val="clear" w:pos="709"/>
-                <w:tab w:val="left" w:pos="850" w:leader="none"/>
-              </w:tabs>
-              <w:suppressAutoHyphens w:val="true"/>
-              <w:spacing w:lineRule="auto" w:line="240" w:before="0" w:after="0"/>
-              <w:ind w:end="175"/>
-              <w:jc w:val="start"/>
-              <w:rPr>
-                <w:rStyle w:val="PlaceholderText"/>
-                <w:rFonts w:ascii="Carlito" w:hAnsi="Carlito" w:eastAsia="Calibri" w:cs=""/>
-                <w:color w:val="000000"/>
-                <w:kern w:val="0"/>
-                <w:sz w:val="22"/>
-                <w:szCs w:val="22"/>
-                <w:lang w:val="fr-FR" w:eastAsia="en-US" w:bidi="ar-SA"/>
-              </w:rPr>
-            </w:pPr>
-            <w:r>
-              <w:rPr/>
-            </w:r>
-          </w:p>
-          <w:p>
-            <w:pPr>
-              <w:pStyle w:val="BodyText"/>
-              <w:widowControl/>
-              <w:tabs>
-                <w:tab w:val="clear" w:pos="709"/>
-                <w:tab w:val="left" w:pos="850" w:leader="none"/>
-              </w:tabs>
-              <w:suppressAutoHyphens w:val="true"/>
-              <w:spacing w:lineRule="auto" w:line="240" w:before="0" w:after="0"/>
-              <w:ind w:end="175"/>
-              <w:jc w:val="start"/>
-              <w:rPr>
-                <w:rStyle w:val="PlaceholderText"/>
-                <w:rFonts w:ascii="Carlito" w:hAnsi="Carlito" w:eastAsia="Calibri" w:cs=""/>
-                <w:color w:val="000000"/>
-                <w:kern w:val="0"/>
-                <w:sz w:val="22"/>
-                <w:szCs w:val="22"/>
-                <w:lang w:val="fr-FR" w:eastAsia="en-US" w:bidi="ar-SA"/>
-              </w:rPr>
-            </w:pPr>
-            <w:r>
-              <w:rPr/>
-            </w:r>
-          </w:p>
-          <w:p>
-            <w:pPr>
-              <w:pStyle w:val="BodyText"/>
-              <w:widowControl/>
-              <w:tabs>
-                <w:tab w:val="clear" w:pos="709"/>
-                <w:tab w:val="left" w:pos="850" w:leader="none"/>
-              </w:tabs>
-              <w:suppressAutoHyphens w:val="true"/>
-              <w:spacing w:lineRule="auto" w:line="240" w:before="0" w:after="0"/>
-              <w:ind w:end="175"/>
-              <w:jc w:val="start"/>
-              <w:rPr>
-                <w:rStyle w:val="PlaceholderText"/>
-                <w:rFonts w:ascii="Carlito" w:hAnsi="Carlito" w:eastAsia="Calibri" w:cs=""/>
-                <w:color w:val="000000"/>
-                <w:kern w:val="0"/>
-                <w:sz w:val="22"/>
-                <w:szCs w:val="22"/>
-                <w:lang w:val="fr-FR" w:eastAsia="en-US" w:bidi="ar-SA"/>
-              </w:rPr>
-            </w:pPr>
-            <w:r>
-              <w:rPr/>
-            </w:r>
-          </w:p>
-          <w:p>
-            <w:pPr>
-              <w:pStyle w:val="BodyText"/>
-              <w:widowControl/>
-              <w:tabs>
-                <w:tab w:val="clear" w:pos="709"/>
-                <w:tab w:val="left" w:pos="850" w:leader="none"/>
-              </w:tabs>
-              <w:suppressAutoHyphens w:val="true"/>
-              <w:spacing w:lineRule="auto" w:line="240" w:before="0" w:after="0"/>
-              <w:ind w:end="175"/>
-              <w:jc w:val="start"/>
-              <w:rPr>
-                <w:rStyle w:val="PlaceholderText"/>
-                <w:rFonts w:ascii="Carlito" w:hAnsi="Carlito" w:eastAsia="Calibri" w:cs=""/>
-                <w:color w:val="000000"/>
-                <w:kern w:val="0"/>
-                <w:sz w:val="22"/>
-                <w:szCs w:val="22"/>
-                <w:lang w:val="fr-FR" w:eastAsia="en-US" w:bidi="ar-SA"/>
-              </w:rPr>
-            </w:pPr>
-            <w:r>
-              <w:rPr/>
-            </w:r>
-          </w:p>
-          <w:p>
-            <w:pPr>
-              <w:pStyle w:val="BodyText"/>
-              <w:widowControl/>
-              <w:tabs>
-                <w:tab w:val="clear" w:pos="709"/>
-                <w:tab w:val="left" w:pos="850" w:leader="none"/>
-              </w:tabs>
-              <w:suppressAutoHyphens w:val="true"/>
-              <w:spacing w:lineRule="auto" w:line="240" w:before="0" w:after="0"/>
-              <w:ind w:end="175"/>
-              <w:jc w:val="start"/>
-              <w:rPr>
-                <w:rStyle w:val="PlaceholderText"/>
-                <w:rFonts w:ascii="Carlito" w:hAnsi="Carlito" w:eastAsia="Calibri" w:cs=""/>
-                <w:color w:val="000000"/>
-                <w:kern w:val="0"/>
-                <w:sz w:val="22"/>
-                <w:szCs w:val="22"/>
-                <w:lang w:val="fr-FR" w:eastAsia="en-US" w:bidi="ar-SA"/>
-              </w:rPr>
-            </w:pPr>
-            <w:r>
-              <w:rPr/>
-            </w:r>
-          </w:p>
-          <w:p>
-            <w:pPr>
-              <w:pStyle w:val="BodyText"/>
-              <w:widowControl/>
-              <w:tabs>
-                <w:tab w:val="clear" w:pos="709"/>
-                <w:tab w:val="left" w:pos="850" w:leader="none"/>
-              </w:tabs>
-              <w:suppressAutoHyphens w:val="true"/>
-              <w:spacing w:lineRule="auto" w:line="240" w:before="0" w:after="0"/>
-              <w:ind w:end="175"/>
-              <w:jc w:val="start"/>
-              <w:rPr>
-                <w:rStyle w:val="PlaceholderText"/>
-                <w:rFonts w:ascii="Carlito" w:hAnsi="Carlito" w:eastAsia="Calibri" w:cs=""/>
-                <w:color w:val="000000"/>
-                <w:kern w:val="0"/>
-                <w:sz w:val="22"/>
-                <w:szCs w:val="22"/>
-                <w:lang w:val="fr-FR" w:eastAsia="en-US" w:bidi="ar-SA"/>
-              </w:rPr>
-            </w:pPr>
-            <w:r>
-              <w:rPr/>
             </w:r>
           </w:p>
           <w:p>
@@ -26989,12 +27693,12 @@
     <w:p>
       <w:pPr>
         <w:sectPr>
-          <w:headerReference w:type="even" r:id="rId37"/>
-          <w:headerReference w:type="default" r:id="rId38"/>
-          <w:headerReference w:type="first" r:id="rId39"/>
-          <w:footerReference w:type="even" r:id="rId40"/>
-          <w:footerReference w:type="default" r:id="rId41"/>
-          <w:footerReference w:type="first" r:id="rId42"/>
+          <w:headerReference w:type="even" r:id="rId39"/>
+          <w:headerReference w:type="default" r:id="rId40"/>
+          <w:headerReference w:type="first" r:id="rId41"/>
+          <w:footerReference w:type="even" r:id="rId42"/>
+          <w:footerReference w:type="default" r:id="rId43"/>
+          <w:footerReference w:type="first" r:id="rId44"/>
           <w:type w:val="nextPage"/>
           <w:pgSz w:w="11906" w:h="16838"/>
           <w:pgMar w:left="1417" w:right="1417" w:gutter="0" w:header="737" w:top="1417" w:footer="510" w:bottom="1417"/>
@@ -27254,18 +27958,18 @@
         <mc:AlternateContent>
           <mc:Choice Requires="wps">
             <w:drawing>
-              <wp:anchor distT="0" distB="0" distL="0" distR="0" simplePos="0" relativeHeight="109" behindDoc="0" locked="0" layoutInCell="0" allowOverlap="1" wp14:anchorId="7C090976">
+              <wp:anchor distT="0" distB="0" distL="0" distR="0" simplePos="0" relativeHeight="117" behindDoc="0" locked="0" layoutInCell="0" allowOverlap="1" wp14:anchorId="7C090976">
                 <wp:simplePos x="0" y="0"/>
                 <wp:positionH relativeFrom="margin">
-                  <wp:posOffset>5346700</wp:posOffset>
+                  <wp:posOffset>5346065</wp:posOffset>
                 </wp:positionH>
                 <wp:positionV relativeFrom="page">
-                  <wp:posOffset>9926955</wp:posOffset>
+                  <wp:posOffset>9927590</wp:posOffset>
                 </wp:positionV>
                 <wp:extent cx="473710" cy="376555"/>
                 <wp:effectExtent l="0" t="0" r="0" b="0"/>
                 <wp:wrapNone/>
-                <wp:docPr id="26" name="Forme automatique 2"/>
+                <wp:docPr id="29" name="Forme automatique 2"/>
                 <a:graphic xmlns:a="http://schemas.openxmlformats.org/drawingml/2006/main">
                   <a:graphicData uri="http://schemas.microsoft.com/office/word/2010/wordprocessingShape">
                     <wps:wsp>
@@ -27295,7 +27999,7 @@
                         <w:txbxContent>
                           <w:p>
                             <w:pPr>
-                              <w:pStyle w:val="FrameContentsuser"/>
+                              <w:pStyle w:val="FrameContents"/>
                               <w:spacing w:lineRule="auto" w:line="288" w:before="0" w:after="0"/>
                               <w:ind w:end="-58"/>
                               <w:jc w:val="center"/>
@@ -27316,7 +28020,7 @@
                           </w:p>
                         </w:txbxContent>
                       </wps:txbx>
-                      <wps:bodyPr anchor="ctr" vert="vert" upright="1">
+                      <wps:bodyPr lIns="45720" tIns="91440" rIns="45720" bIns="91440" anchor="ctr" vert="vert" upright="1">
                         <a:noAutofit/>
                       </wps:bodyPr>
                     </wps:wsp>
@@ -27327,14 +28031,14 @@
           </mc:Choice>
           <mc:Fallback>
             <w:pict>
-              <v:shape id="shape_0" stroked="f" o:allowincell="f" style="position:absolute;margin-left:421pt;margin-top:781.6pt;width:37.25pt;height:29.6pt;mso-wrap-style:none;v-text-anchor:middle;rotation:90;mso-position-horizontal-relative:margin;mso-position-vertical-relative:page" wp14:anchorId="7C090976" type="_x0000_t186" path="l-2147483642,-2147483642l-2147483623,-2147483622l-2147483642,-2147483634l-2147483642,-2147483642l-2147483621,-2147483620l-2147483642,-2147483642l-2147483619,-2147483618l-2147483642,-2147483642l-2147483642,-2147483642l-2147483617,-2147483616l-2147483639,0l-2147483642,-2147483642l-2147483615,-2147483614xel-2147483642,-2147483642l-2147483613,-2147483612l-2147483642,-2147483642l-2147483611,-2147483610l-2147483638,-2147483633l-2147483642,-2147483642l-2147483640,-2147483625l-2147483642,-2147483642l-2147483607,-2147483606l-2147483642,-2147483634l-2147483642,-2147483642l-2147483605,-2147483604e">
+              <v:shape id="shape_0" stroked="f" o:allowincell="f" style="position:absolute;margin-left:420.95pt;margin-top:781.65pt;width:37.25pt;height:29.6pt;mso-wrap-style:none;v-text-anchor:middle;rotation:90;mso-position-horizontal-relative:margin;mso-position-vertical-relative:page" wp14:anchorId="7C090976" type="_x0000_t186" path="l-2147483642,-2147483642l-2147483623,-2147483622l-2147483642,-2147483634l-2147483642,-2147483642l-2147483621,-2147483620l-2147483642,-2147483642l-2147483619,-2147483618l-2147483642,-2147483642l-2147483642,-2147483642l-2147483617,-2147483616l-2147483639,0l-2147483642,-2147483642l-2147483615,-2147483614xel-2147483642,-2147483642l-2147483613,-2147483612l-2147483642,-2147483642l-2147483611,-2147483610l-2147483638,-2147483633l-2147483642,-2147483642l-2147483640,-2147483625l-2147483642,-2147483642l-2147483607,-2147483606l-2147483642,-2147483634l-2147483642,-2147483642l-2147483605,-2147483604e">
                 <v:fill o:detectmouseclick="t" on="false"/>
                 <v:stroke color="#3465a4" joinstyle="round" endcap="flat"/>
                 <v:textbox>
                   <w:txbxContent>
                     <w:p>
                       <w:pPr>
-                        <w:pStyle w:val="FrameContentsuser"/>
+                        <w:pStyle w:val="FrameContents"/>
                         <w:spacing w:lineRule="auto" w:line="288" w:before="0" w:after="0"/>
                         <w:ind w:end="-58"/>
                         <w:jc w:val="center"/>
@@ -27363,12 +28067,12 @@
       </w:r>
     </w:p>
     <w:sectPr>
-      <w:headerReference w:type="even" r:id="rId43"/>
-      <w:headerReference w:type="default" r:id="rId44"/>
-      <w:headerReference w:type="first" r:id="rId45"/>
-      <w:footerReference w:type="even" r:id="rId46"/>
-      <w:footerReference w:type="default" r:id="rId47"/>
-      <w:footerReference w:type="first" r:id="rId48"/>
+      <w:headerReference w:type="even" r:id="rId45"/>
+      <w:headerReference w:type="default" r:id="rId46"/>
+      <w:headerReference w:type="first" r:id="rId47"/>
+      <w:footerReference w:type="even" r:id="rId48"/>
+      <w:footerReference w:type="default" r:id="rId49"/>
+      <w:footerReference w:type="first" r:id="rId50"/>
       <w:type w:val="nextPage"/>
       <w:pgSz w:w="11906" w:h="16838"/>
       <w:pgMar w:left="1417" w:right="1417" w:gutter="0" w:header="737" w:top="1417" w:footer="510" w:bottom="1417"/>
@@ -27429,18 +28133,18 @@
       <mc:AlternateContent>
         <mc:Choice Requires="wps">
           <w:drawing>
-            <wp:anchor distT="1270" distB="1270" distL="1270" distR="1270" simplePos="0" relativeHeight="56" behindDoc="1" locked="0" layoutInCell="0" allowOverlap="1" wp14:anchorId="7E31E2B7">
+            <wp:anchor distT="1270" distB="1270" distL="1270" distR="1270" simplePos="0" relativeHeight="50" behindDoc="1" locked="0" layoutInCell="0" allowOverlap="1" wp14:anchorId="7E31E2B7">
               <wp:simplePos x="0" y="0"/>
               <wp:positionH relativeFrom="margin">
-                <wp:posOffset>5241925</wp:posOffset>
+                <wp:posOffset>5241290</wp:posOffset>
               </wp:positionH>
               <wp:positionV relativeFrom="page">
-                <wp:posOffset>9817100</wp:posOffset>
+                <wp:posOffset>9817735</wp:posOffset>
               </wp:positionV>
               <wp:extent cx="355600" cy="600075"/>
               <wp:effectExtent l="1270" t="1270" r="1270" b="1270"/>
               <wp:wrapNone/>
-              <wp:docPr id="22" name="Forme automatique 6"/>
+              <wp:docPr id="25" name="Forme automatique 6"/>
               <a:graphic xmlns:a="http://schemas.openxmlformats.org/drawingml/2006/main">
                 <a:graphicData uri="http://schemas.microsoft.com/office/word/2010/wordprocessingShape">
                   <wps:wsp>
@@ -27472,7 +28176,7 @@
                       <w:txbxContent>
                         <w:p>
                           <w:pPr>
-                            <w:pStyle w:val="FrameContentsuser"/>
+                            <w:pStyle w:val="FrameContents"/>
                             <w:spacing w:lineRule="auto" w:line="288" w:before="0" w:after="0"/>
                             <w:ind w:end="-57"/>
                             <w:jc w:val="end"/>
@@ -27498,7 +28202,7 @@
                         </w:p>
                       </w:txbxContent>
                     </wps:txbx>
-                    <wps:bodyPr anchor="ctr" vert="vert" upright="1">
+                    <wps:bodyPr lIns="45720" tIns="91440" rIns="45720" bIns="91440" anchor="ctr" vert="vert" upright="1">
                       <a:noAutofit/>
                     </wps:bodyPr>
                   </wps:wsp>
@@ -27509,14 +28213,14 @@
         </mc:Choice>
         <mc:Fallback>
           <w:pict>
-            <v:shape id="shape_0" stroked="t" o:allowincell="f" style="position:absolute;margin-left:412.7pt;margin-top:773pt;width:27.95pt;height:47.2pt;mso-wrap-style:none;v-text-anchor:middle;rotation:90;mso-position-horizontal-relative:margin;mso-position-vertical-relative:page" wp14:anchorId="7E31E2B7" type="_x0000_t186" path="l-2147483642,-2147483642l-2147483623,-2147483622l-2147483642,-2147483634l-2147483642,-2147483642l-2147483621,-2147483620l-2147483642,-2147483642l-2147483619,-2147483618l-2147483642,-2147483642l-2147483642,-2147483642l-2147483617,-2147483616l-2147483639,0l-2147483642,-2147483642l-2147483615,-2147483614xel-2147483642,-2147483642l-2147483613,-2147483612l-2147483642,-2147483642l-2147483611,-2147483610l-2147483638,-2147483633l-2147483642,-2147483642l-2147483640,-2147483625l-2147483642,-2147483642l-2147483607,-2147483606l-2147483642,-2147483634l-2147483642,-2147483642l-2147483605,-2147483604e">
+            <v:shape id="shape_0" stroked="t" o:allowincell="f" style="position:absolute;margin-left:412.65pt;margin-top:773.05pt;width:27.95pt;height:47.2pt;mso-wrap-style:none;v-text-anchor:middle;rotation:90;mso-position-horizontal-relative:margin;mso-position-vertical-relative:page" wp14:anchorId="7E31E2B7" type="_x0000_t186" path="l-2147483642,-2147483642l-2147483623,-2147483622l-2147483642,-2147483634l-2147483642,-2147483642l-2147483621,-2147483620l-2147483642,-2147483642l-2147483619,-2147483618l-2147483642,-2147483642l-2147483642,-2147483642l-2147483617,-2147483616l-2147483639,0l-2147483642,-2147483642l-2147483615,-2147483614xel-2147483642,-2147483642l-2147483613,-2147483612l-2147483642,-2147483642l-2147483611,-2147483610l-2147483638,-2147483633l-2147483642,-2147483642l-2147483640,-2147483625l-2147483642,-2147483642l-2147483607,-2147483606l-2147483642,-2147483634l-2147483642,-2147483642l-2147483605,-2147483604e">
               <v:fill o:detectmouseclick="t" on="false"/>
               <v:stroke color="#d9d9d9" joinstyle="round" endcap="flat"/>
               <v:textbox>
                 <w:txbxContent>
                   <w:p>
                     <w:pPr>
-                      <w:pStyle w:val="FrameContentsuser"/>
+                      <w:pStyle w:val="FrameContents"/>
                       <w:spacing w:lineRule="auto" w:line="288" w:before="0" w:after="0"/>
                       <w:ind w:end="-57"/>
                       <w:jc w:val="end"/>
@@ -27550,18 +28254,18 @@
       <mc:AlternateContent>
         <mc:Choice Requires="wps">
           <w:drawing>
-            <wp:anchor distT="0" distB="0" distL="103505" distR="114300" simplePos="0" relativeHeight="96" behindDoc="1" locked="0" layoutInCell="0" allowOverlap="1" wp14:anchorId="1A5B76DB">
+            <wp:anchor distT="0" distB="0" distL="101600" distR="114300" simplePos="0" relativeHeight="94" behindDoc="1" locked="0" layoutInCell="0" allowOverlap="1" wp14:anchorId="1A5B76DB">
               <wp:simplePos x="0" y="0"/>
               <wp:positionH relativeFrom="margin">
-                <wp:posOffset>5332095</wp:posOffset>
+                <wp:posOffset>5331460</wp:posOffset>
               </wp:positionH>
               <wp:positionV relativeFrom="page">
-                <wp:posOffset>9915525</wp:posOffset>
+                <wp:posOffset>9916160</wp:posOffset>
               </wp:positionV>
               <wp:extent cx="473710" cy="376555"/>
               <wp:effectExtent l="0" t="0" r="0" b="0"/>
               <wp:wrapSquare wrapText="bothSides"/>
-              <wp:docPr id="23" name="Forme automatique 7"/>
+              <wp:docPr id="26" name="Forme automatique 7"/>
               <a:graphic xmlns:a="http://schemas.openxmlformats.org/drawingml/2006/main">
                 <a:graphicData uri="http://schemas.microsoft.com/office/word/2010/wordprocessingShape">
                   <wps:wsp>
@@ -27591,809 +28295,7 @@
                       <w:txbxContent>
                         <w:p>
                           <w:pPr>
-                            <w:pStyle w:val="FrameContentsuser"/>
-                            <w:spacing w:lineRule="auto" w:line="288" w:before="0" w:after="0"/>
-                            <w:ind w:end="-58"/>
-                            <w:jc w:val="center"/>
-                            <w:rPr>
-                              <w:rFonts w:ascii="Cambria" w:hAnsi="Cambria" w:eastAsia="" w:cs="" w:asciiTheme="majorHAnsi" w:cstheme="majorBidi" w:eastAsiaTheme="majorEastAsia" w:hAnsiTheme="majorHAnsi"/>
-                              <w:b/>
-                              <w:iCs/>
-                              <w:color w:themeColor="text1" w:themeTint="bf" w:val="404040"/>
-                              <w:sz w:val="28"/>
-                              <w:szCs w:val="28"/>
-                            </w:rPr>
-                          </w:pPr>
-                          <w:r>
-                            <w:rPr>
-                              <w:rFonts w:eastAsia="" w:cs="" w:ascii="Cambria" w:hAnsi="Cambria"/>
-                              <w:b/>
-                              <w:iCs/>
-                              <w:color w:themeColor="text1" w:themeTint="bf" w:val="404040"/>
-                              <w:sz w:val="28"/>
-                              <w:szCs w:val="28"/>
-                            </w:rPr>
-                            <w:fldChar w:fldCharType="begin"/>
-                          </w:r>
-                          <w:r>
-                            <w:rPr>
-                              <w:rFonts w:eastAsia="" w:cs="" w:ascii="Cambria" w:hAnsi="Cambria"/>
-                              <w:b/>
-                              <w:iCs/>
-                              <w:color w:themeColor="text1" w:themeTint="bf" w:val="404040"/>
-                              <w:sz w:val="28"/>
-                              <w:szCs w:val="28"/>
-                            </w:rPr>
-                            <w:instrText xml:space="preserve"> PAGE </w:instrText>
-                          </w:r>
-                          <w:r>
-                            <w:rPr>
-                              <w:rFonts w:eastAsia="" w:cs="" w:ascii="Cambria" w:hAnsi="Cambria"/>
-                              <w:b/>
-                              <w:iCs/>
-                              <w:color w:themeColor="text1" w:themeTint="bf" w:val="404040"/>
-                              <w:sz w:val="28"/>
-                              <w:szCs w:val="28"/>
-                            </w:rPr>
-                            <w:fldChar w:fldCharType="separate"/>
-                          </w:r>
-                          <w:r>
-                            <w:rPr>
-                              <w:rFonts w:eastAsia="" w:cs="" w:ascii="Cambria" w:hAnsi="Cambria"/>
-                              <w:b/>
-                              <w:iCs/>
-                              <w:color w:themeColor="text1" w:themeTint="bf" w:val="404040"/>
-                              <w:sz w:val="28"/>
-                              <w:szCs w:val="28"/>
-                            </w:rPr>
-                            <w:t>23</w:t>
-                          </w:r>
-                          <w:r>
-                            <w:rPr>
-                              <w:rFonts w:eastAsia="" w:cs="" w:ascii="Cambria" w:hAnsi="Cambria"/>
-                              <w:b/>
-                              <w:iCs/>
-                              <w:color w:themeColor="text1" w:themeTint="bf" w:val="404040"/>
-                              <w:sz w:val="28"/>
-                              <w:szCs w:val="28"/>
-                            </w:rPr>
-                            <w:fldChar w:fldCharType="end"/>
-                          </w:r>
-                        </w:p>
-                      </w:txbxContent>
-                    </wps:txbx>
-                    <wps:bodyPr anchor="ctr" vert="vert" upright="1">
-                      <a:noAutofit/>
-                    </wps:bodyPr>
-                  </wps:wsp>
-                </a:graphicData>
-              </a:graphic>
-            </wp:anchor>
-          </w:drawing>
-        </mc:Choice>
-        <mc:Fallback>
-          <w:pict>
-            <v:shape id="shape_0" stroked="f" o:allowincell="f" style="position:absolute;margin-left:419.85pt;margin-top:780.7pt;width:37.25pt;height:29.6pt;mso-wrap-style:square;v-text-anchor:middle;rotation:90;mso-position-horizontal-relative:margin;mso-position-vertical-relative:page" wp14:anchorId="1A5B76DB" type="_x0000_t186" path="l-2147483642,-2147483642l-2147483623,-2147483622l-2147483642,-2147483634l-2147483642,-2147483642l-2147483621,-2147483620l-2147483642,-2147483642l-2147483619,-2147483618l-2147483642,-2147483642l-2147483642,-2147483642l-2147483617,-2147483616l-2147483639,0l-2147483642,-2147483642l-2147483615,-2147483614xel-2147483642,-2147483642l-2147483613,-2147483612l-2147483642,-2147483642l-2147483611,-2147483610l-2147483638,-2147483633l-2147483642,-2147483642l-2147483640,-2147483625l-2147483642,-2147483642l-2147483607,-2147483606l-2147483642,-2147483634l-2147483642,-2147483642l-2147483605,-2147483604e">
-              <v:fill o:detectmouseclick="t" on="false"/>
-              <v:stroke color="#3465a4" joinstyle="round" endcap="flat"/>
-              <v:textbox>
-                <w:txbxContent>
-                  <w:p>
-                    <w:pPr>
-                      <w:pStyle w:val="FrameContentsuser"/>
-                      <w:spacing w:lineRule="auto" w:line="288" w:before="0" w:after="0"/>
-                      <w:ind w:end="-58"/>
-                      <w:jc w:val="center"/>
-                      <w:rPr>
-                        <w:rFonts w:ascii="Cambria" w:hAnsi="Cambria" w:eastAsia="" w:cs="" w:asciiTheme="majorHAnsi" w:cstheme="majorBidi" w:eastAsiaTheme="majorEastAsia" w:hAnsiTheme="majorHAnsi"/>
-                        <w:b/>
-                        <w:iCs/>
-                        <w:color w:themeColor="text1" w:themeTint="bf" w:val="404040"/>
-                        <w:sz w:val="28"/>
-                        <w:szCs w:val="28"/>
-                      </w:rPr>
-                    </w:pPr>
-                    <w:r>
-                      <w:rPr>
-                        <w:rFonts w:eastAsia="" w:cs="" w:ascii="Cambria" w:hAnsi="Cambria"/>
-                        <w:b/>
-                        <w:iCs/>
-                        <w:color w:themeColor="text1" w:themeTint="bf" w:val="404040"/>
-                        <w:sz w:val="28"/>
-                        <w:szCs w:val="28"/>
-                      </w:rPr>
-                      <w:fldChar w:fldCharType="begin"/>
-                    </w:r>
-                    <w:r>
-                      <w:rPr>
-                        <w:rFonts w:eastAsia="" w:cs="" w:ascii="Cambria" w:hAnsi="Cambria"/>
-                        <w:b/>
-                        <w:iCs/>
-                        <w:color w:themeColor="text1" w:themeTint="bf" w:val="404040"/>
-                        <w:sz w:val="28"/>
-                        <w:szCs w:val="28"/>
-                      </w:rPr>
-                      <w:instrText xml:space="preserve"> PAGE </w:instrText>
-                    </w:r>
-                    <w:r>
-                      <w:rPr>
-                        <w:rFonts w:eastAsia="" w:cs="" w:ascii="Cambria" w:hAnsi="Cambria"/>
-                        <w:b/>
-                        <w:iCs/>
-                        <w:color w:themeColor="text1" w:themeTint="bf" w:val="404040"/>
-                        <w:sz w:val="28"/>
-                        <w:szCs w:val="28"/>
-                      </w:rPr>
-                      <w:fldChar w:fldCharType="separate"/>
-                    </w:r>
-                    <w:r>
-                      <w:rPr>
-                        <w:rFonts w:eastAsia="" w:cs="" w:ascii="Cambria" w:hAnsi="Cambria"/>
-                        <w:b/>
-                        <w:iCs/>
-                        <w:color w:themeColor="text1" w:themeTint="bf" w:val="404040"/>
-                        <w:sz w:val="28"/>
-                        <w:szCs w:val="28"/>
-                      </w:rPr>
-                      <w:t>23</w:t>
-                    </w:r>
-                    <w:r>
-                      <w:rPr>
-                        <w:rFonts w:eastAsia="" w:cs="" w:ascii="Cambria" w:hAnsi="Cambria"/>
-                        <w:b/>
-                        <w:iCs/>
-                        <w:color w:themeColor="text1" w:themeTint="bf" w:val="404040"/>
-                        <w:sz w:val="28"/>
-                        <w:szCs w:val="28"/>
-                      </w:rPr>
-                      <w:fldChar w:fldCharType="end"/>
-                    </w:r>
-                  </w:p>
-                </w:txbxContent>
-              </v:textbox>
-              <w10:wrap type="square"/>
-            </v:shape>
-          </w:pict>
-        </mc:Fallback>
-      </mc:AlternateContent>
-    </w:r>
-    <w:r>
-      <w:rPr>
-        <w:rFonts w:cs="Calibri" w:cstheme="minorHAnsi"/>
-        <w:b/>
-        <w:color w:themeColor="text1" w:themeTint="80" w:val="7F7F7F"/>
-        <w:sz w:val="20"/>
-        <w:szCs w:val="20"/>
-      </w:rPr>
-      <w:t xml:space="preserve"> </w:t>
-    </w:r>
-    <w:r>
-      <w:rPr>
-        <w:color w:themeColor="text1" w:themeTint="80" w:val="7F7F7F"/>
-        <w:sz w:val="18"/>
-        <w:szCs w:val="18"/>
-      </w:rPr>
-      <w:t>DOSSIER PROFESSIONNEL-Version du 01/06/2016</w:t>
-    </w:r>
-    <w:r>
-      <w:rPr>
-        <w:color w:themeColor="text1" w:themeTint="80" w:val="7F7F7F"/>
-        <w:sz w:val="20"/>
-        <w:szCs w:val="20"/>
-      </w:rPr>
-      <w:t> </w:t>
-    </w:r>
-    <w:r>
-      <w:rPr>
-        <w:color w:themeColor="text1" w:themeTint="80" w:val="7F7F7F"/>
-      </w:rPr>
-      <w:tab/>
-      <w:t>Page</w:t>
-    </w:r>
-  </w:p>
-  <w:p>
-    <w:pPr>
-      <w:pStyle w:val="Footer"/>
-      <w:rPr/>
-    </w:pPr>
-    <w:r>
-      <w:rPr/>
-    </w:r>
-  </w:p>
-</w:ftr>
-</file>
-
-<file path=word/footer12.xml><?xml version="1.0" encoding="utf-8"?>
-<w:ftr xmlns:o="urn:schemas-microsoft-com:office:office" xmlns:r="http://schemas.openxmlformats.org/officeDocument/2006/relationships" xmlns:v="urn:schemas-microsoft-com:vml" xmlns:w="http://schemas.openxmlformats.org/wordprocessingml/2006/main" xmlns:w10="urn:schemas-microsoft-com:office:word" xmlns:wp="http://schemas.openxmlformats.org/drawingml/2006/wordprocessingDrawing" xmlns:pic="http://schemas.openxmlformats.org/drawingml/2006/picture" xmlns:wps="http://schemas.microsoft.com/office/word/2010/wordprocessingShape" xmlns:wpg="http://schemas.microsoft.com/office/word/2010/wordprocessingGroup" xmlns:mc="http://schemas.openxmlformats.org/markup-compatibility/2006" xmlns:wp14="http://schemas.microsoft.com/office/word/2010/wordprocessingDrawing" xmlns:w14="http://schemas.microsoft.com/office/word/2010/wordml" xmlns:w15="http://schemas.microsoft.com/office/word/2012/wordml" mc:Ignorable="w14 wp14 w15">
-  <w:p>
-    <w:pPr>
-      <w:pStyle w:val="Footer"/>
-      <w:tabs>
-        <w:tab w:val="clear" w:pos="4536"/>
-        <w:tab w:val="center" w:pos="8364" w:leader="none"/>
-      </w:tabs>
-      <w:ind w:start="-426"/>
-      <w:rPr>
-        <w:color w:themeColor="text1" w:themeTint="80" w:val="7F7F7F"/>
-        <w:sz w:val="18"/>
-        <w:szCs w:val="18"/>
-      </w:rPr>
-    </w:pPr>
-    <w:r>
-      <mc:AlternateContent>
-        <mc:Choice Requires="wps">
-          <w:drawing>
-            <wp:anchor distT="1270" distB="1270" distL="1270" distR="1270" simplePos="0" relativeHeight="56" behindDoc="1" locked="0" layoutInCell="0" allowOverlap="1" wp14:anchorId="7E31E2B7">
-              <wp:simplePos x="0" y="0"/>
-              <wp:positionH relativeFrom="margin">
-                <wp:posOffset>5241925</wp:posOffset>
-              </wp:positionH>
-              <wp:positionV relativeFrom="page">
-                <wp:posOffset>9817100</wp:posOffset>
-              </wp:positionV>
-              <wp:extent cx="355600" cy="600075"/>
-              <wp:effectExtent l="1270" t="1270" r="1270" b="1270"/>
-              <wp:wrapNone/>
-              <wp:docPr id="24" name="Forme automatique 6"/>
-              <a:graphic xmlns:a="http://schemas.openxmlformats.org/drawingml/2006/main">
-                <a:graphicData uri="http://schemas.microsoft.com/office/word/2010/wordprocessingShape">
-                  <wps:wsp>
-                    <wps:cNvSpPr/>
-                    <wps:spPr>
-                      <a:xfrm rot="5400000">
-                        <a:off x="0" y="0"/>
-                        <a:ext cx="355680" cy="600120"/>
-                      </a:xfrm>
-                      <a:prstGeom prst="bracePair">
-                        <a:avLst>
-                          <a:gd name="adj" fmla="val 8333"/>
-                        </a:avLst>
-                      </a:prstGeom>
-                      <a:noFill/>
-                      <a:ln w="0">
-                        <a:solidFill>
-                          <a:srgbClr val="D9D9D9"/>
-                        </a:solidFill>
-                      </a:ln>
-                    </wps:spPr>
-                    <wps:style>
-                      <a:lnRef idx="0"/>
-                      <a:fillRef idx="0"/>
-                      <a:effectRef idx="0"/>
-                      <a:fontRef idx="minor"/>
-                    </wps:style>
-                    <wps:txbx>
-                      <w:txbxContent>
-                        <w:p>
-                          <w:pPr>
-                            <w:pStyle w:val="FrameContentsuser"/>
-                            <w:spacing w:lineRule="auto" w:line="288" w:before="0" w:after="0"/>
-                            <w:ind w:end="-57"/>
-                            <w:jc w:val="end"/>
-                            <w:rPr>
-                              <w:rFonts w:ascii="Cambria" w:hAnsi="Cambria" w:eastAsia="" w:cs="" w:asciiTheme="majorHAnsi" w:cstheme="majorBidi" w:eastAsiaTheme="majorEastAsia" w:hAnsiTheme="majorHAnsi"/>
-                              <w:b/>
-                              <w:iCs/>
-                              <w:color w:themeColor="text1" w:themeTint="bf" w:val="404040"/>
-                              <w:sz w:val="28"/>
-                              <w:szCs w:val="28"/>
-                            </w:rPr>
-                          </w:pPr>
-                          <w:r>
-                            <w:rPr>
-                              <w:rFonts w:eastAsia="" w:cs="" w:cstheme="majorBidi" w:eastAsiaTheme="majorEastAsia" w:ascii="Cambria" w:hAnsi="Cambria"/>
-                              <w:b/>
-                              <w:iCs/>
-                              <w:color w:themeColor="text1" w:themeTint="bf" w:val="404040"/>
-                              <w:sz w:val="28"/>
-                              <w:szCs w:val="28"/>
-                            </w:rPr>
-                          </w:r>
-                        </w:p>
-                      </w:txbxContent>
-                    </wps:txbx>
-                    <wps:bodyPr anchor="ctr" vert="vert" upright="1">
-                      <a:noAutofit/>
-                    </wps:bodyPr>
-                  </wps:wsp>
-                </a:graphicData>
-              </a:graphic>
-            </wp:anchor>
-          </w:drawing>
-        </mc:Choice>
-        <mc:Fallback>
-          <w:pict>
-            <v:shape id="shape_0" stroked="t" o:allowincell="f" style="position:absolute;margin-left:412.7pt;margin-top:773pt;width:27.95pt;height:47.2pt;mso-wrap-style:none;v-text-anchor:middle;rotation:90;mso-position-horizontal-relative:margin;mso-position-vertical-relative:page" wp14:anchorId="7E31E2B7" type="_x0000_t186" path="l-2147483642,-2147483642l-2147483623,-2147483622l-2147483642,-2147483634l-2147483642,-2147483642l-2147483621,-2147483620l-2147483642,-2147483642l-2147483619,-2147483618l-2147483642,-2147483642l-2147483642,-2147483642l-2147483617,-2147483616l-2147483639,0l-2147483642,-2147483642l-2147483615,-2147483614xel-2147483642,-2147483642l-2147483613,-2147483612l-2147483642,-2147483642l-2147483611,-2147483610l-2147483638,-2147483633l-2147483642,-2147483642l-2147483640,-2147483625l-2147483642,-2147483642l-2147483607,-2147483606l-2147483642,-2147483634l-2147483642,-2147483642l-2147483605,-2147483604e">
-              <v:fill o:detectmouseclick="t" on="false"/>
-              <v:stroke color="#d9d9d9" joinstyle="round" endcap="flat"/>
-              <v:textbox>
-                <w:txbxContent>
-                  <w:p>
-                    <w:pPr>
-                      <w:pStyle w:val="FrameContentsuser"/>
-                      <w:spacing w:lineRule="auto" w:line="288" w:before="0" w:after="0"/>
-                      <w:ind w:end="-57"/>
-                      <w:jc w:val="end"/>
-                      <w:rPr>
-                        <w:rFonts w:ascii="Cambria" w:hAnsi="Cambria" w:eastAsia="" w:cs="" w:asciiTheme="majorHAnsi" w:cstheme="majorBidi" w:eastAsiaTheme="majorEastAsia" w:hAnsiTheme="majorHAnsi"/>
-                        <w:b/>
-                        <w:iCs/>
-                        <w:color w:themeColor="text1" w:themeTint="bf" w:val="404040"/>
-                        <w:sz w:val="28"/>
-                        <w:szCs w:val="28"/>
-                      </w:rPr>
-                    </w:pPr>
-                    <w:r>
-                      <w:rPr>
-                        <w:rFonts w:eastAsia="" w:cs="" w:cstheme="majorBidi" w:eastAsiaTheme="majorEastAsia" w:ascii="Cambria" w:hAnsi="Cambria"/>
-                        <w:b/>
-                        <w:iCs/>
-                        <w:color w:themeColor="text1" w:themeTint="bf" w:val="404040"/>
-                        <w:sz w:val="28"/>
-                        <w:szCs w:val="28"/>
-                      </w:rPr>
-                    </w:r>
-                  </w:p>
-                </w:txbxContent>
-              </v:textbox>
-              <w10:wrap type="none"/>
-            </v:shape>
-          </w:pict>
-        </mc:Fallback>
-      </mc:AlternateContent>
-      <mc:AlternateContent>
-        <mc:Choice Requires="wps">
-          <w:drawing>
-            <wp:anchor distT="0" distB="0" distL="103505" distR="114300" simplePos="0" relativeHeight="96" behindDoc="1" locked="0" layoutInCell="0" allowOverlap="1" wp14:anchorId="1A5B76DB">
-              <wp:simplePos x="0" y="0"/>
-              <wp:positionH relativeFrom="margin">
-                <wp:posOffset>5332095</wp:posOffset>
-              </wp:positionH>
-              <wp:positionV relativeFrom="page">
-                <wp:posOffset>9915525</wp:posOffset>
-              </wp:positionV>
-              <wp:extent cx="473710" cy="376555"/>
-              <wp:effectExtent l="0" t="0" r="0" b="0"/>
-              <wp:wrapSquare wrapText="bothSides"/>
-              <wp:docPr id="25" name="Forme automatique 7"/>
-              <a:graphic xmlns:a="http://schemas.openxmlformats.org/drawingml/2006/main">
-                <a:graphicData uri="http://schemas.microsoft.com/office/word/2010/wordprocessingShape">
-                  <wps:wsp>
-                    <wps:cNvSpPr/>
-                    <wps:spPr>
-                      <a:xfrm rot="5400000">
-                        <a:off x="0" y="0"/>
-                        <a:ext cx="473760" cy="376560"/>
-                      </a:xfrm>
-                      <a:prstGeom prst="bracePair">
-                        <a:avLst>
-                          <a:gd name="adj" fmla="val 8333"/>
-                        </a:avLst>
-                      </a:prstGeom>
-                      <a:noFill/>
-                      <a:ln w="0">
-                        <a:noFill/>
-                      </a:ln>
-                    </wps:spPr>
-                    <wps:style>
-                      <a:lnRef idx="0"/>
-                      <a:fillRef idx="0"/>
-                      <a:effectRef idx="0"/>
-                      <a:fontRef idx="minor"/>
-                    </wps:style>
-                    <wps:txbx>
-                      <w:txbxContent>
-                        <w:p>
-                          <w:pPr>
-                            <w:pStyle w:val="FrameContentsuser"/>
-                            <w:spacing w:lineRule="auto" w:line="288" w:before="0" w:after="0"/>
-                            <w:ind w:end="-58"/>
-                            <w:jc w:val="center"/>
-                            <w:rPr>
-                              <w:rFonts w:ascii="Cambria" w:hAnsi="Cambria" w:eastAsia="" w:cs="" w:asciiTheme="majorHAnsi" w:cstheme="majorBidi" w:eastAsiaTheme="majorEastAsia" w:hAnsiTheme="majorHAnsi"/>
-                              <w:b/>
-                              <w:iCs/>
-                              <w:color w:themeColor="text1" w:themeTint="bf" w:val="404040"/>
-                              <w:sz w:val="28"/>
-                              <w:szCs w:val="28"/>
-                            </w:rPr>
-                          </w:pPr>
-                          <w:r>
-                            <w:rPr>
-                              <w:rFonts w:eastAsia="" w:cs="" w:ascii="Cambria" w:hAnsi="Cambria"/>
-                              <w:b/>
-                              <w:iCs/>
-                              <w:color w:themeColor="text1" w:themeTint="bf" w:val="404040"/>
-                              <w:sz w:val="28"/>
-                              <w:szCs w:val="28"/>
-                            </w:rPr>
-                            <w:fldChar w:fldCharType="begin"/>
-                          </w:r>
-                          <w:r>
-                            <w:rPr>
-                              <w:rFonts w:eastAsia="" w:cs="" w:ascii="Cambria" w:hAnsi="Cambria"/>
-                              <w:b/>
-                              <w:iCs/>
-                              <w:color w:themeColor="text1" w:themeTint="bf" w:val="404040"/>
-                              <w:sz w:val="28"/>
-                              <w:szCs w:val="28"/>
-                            </w:rPr>
-                            <w:instrText xml:space="preserve"> PAGE </w:instrText>
-                          </w:r>
-                          <w:r>
-                            <w:rPr>
-                              <w:rFonts w:eastAsia="" w:cs="" w:ascii="Cambria" w:hAnsi="Cambria"/>
-                              <w:b/>
-                              <w:iCs/>
-                              <w:color w:themeColor="text1" w:themeTint="bf" w:val="404040"/>
-                              <w:sz w:val="28"/>
-                              <w:szCs w:val="28"/>
-                            </w:rPr>
-                            <w:fldChar w:fldCharType="separate"/>
-                          </w:r>
-                          <w:r>
-                            <w:rPr>
-                              <w:rFonts w:eastAsia="" w:cs="" w:ascii="Cambria" w:hAnsi="Cambria"/>
-                              <w:b/>
-                              <w:iCs/>
-                              <w:color w:themeColor="text1" w:themeTint="bf" w:val="404040"/>
-                              <w:sz w:val="28"/>
-                              <w:szCs w:val="28"/>
-                            </w:rPr>
-                            <w:t>23</w:t>
-                          </w:r>
-                          <w:r>
-                            <w:rPr>
-                              <w:rFonts w:eastAsia="" w:cs="" w:ascii="Cambria" w:hAnsi="Cambria"/>
-                              <w:b/>
-                              <w:iCs/>
-                              <w:color w:themeColor="text1" w:themeTint="bf" w:val="404040"/>
-                              <w:sz w:val="28"/>
-                              <w:szCs w:val="28"/>
-                            </w:rPr>
-                            <w:fldChar w:fldCharType="end"/>
-                          </w:r>
-                        </w:p>
-                      </w:txbxContent>
-                    </wps:txbx>
-                    <wps:bodyPr anchor="ctr" vert="vert" upright="1">
-                      <a:noAutofit/>
-                    </wps:bodyPr>
-                  </wps:wsp>
-                </a:graphicData>
-              </a:graphic>
-            </wp:anchor>
-          </w:drawing>
-        </mc:Choice>
-        <mc:Fallback>
-          <w:pict>
-            <v:shape id="shape_0" stroked="f" o:allowincell="f" style="position:absolute;margin-left:419.85pt;margin-top:780.7pt;width:37.25pt;height:29.6pt;mso-wrap-style:square;v-text-anchor:middle;rotation:90;mso-position-horizontal-relative:margin;mso-position-vertical-relative:page" wp14:anchorId="1A5B76DB" type="_x0000_t186" path="l-2147483642,-2147483642l-2147483623,-2147483622l-2147483642,-2147483634l-2147483642,-2147483642l-2147483621,-2147483620l-2147483642,-2147483642l-2147483619,-2147483618l-2147483642,-2147483642l-2147483642,-2147483642l-2147483617,-2147483616l-2147483639,0l-2147483642,-2147483642l-2147483615,-2147483614xel-2147483642,-2147483642l-2147483613,-2147483612l-2147483642,-2147483642l-2147483611,-2147483610l-2147483638,-2147483633l-2147483642,-2147483642l-2147483640,-2147483625l-2147483642,-2147483642l-2147483607,-2147483606l-2147483642,-2147483634l-2147483642,-2147483642l-2147483605,-2147483604e">
-              <v:fill o:detectmouseclick="t" on="false"/>
-              <v:stroke color="#3465a4" joinstyle="round" endcap="flat"/>
-              <v:textbox>
-                <w:txbxContent>
-                  <w:p>
-                    <w:pPr>
-                      <w:pStyle w:val="FrameContentsuser"/>
-                      <w:spacing w:lineRule="auto" w:line="288" w:before="0" w:after="0"/>
-                      <w:ind w:end="-58"/>
-                      <w:jc w:val="center"/>
-                      <w:rPr>
-                        <w:rFonts w:ascii="Cambria" w:hAnsi="Cambria" w:eastAsia="" w:cs="" w:asciiTheme="majorHAnsi" w:cstheme="majorBidi" w:eastAsiaTheme="majorEastAsia" w:hAnsiTheme="majorHAnsi"/>
-                        <w:b/>
-                        <w:iCs/>
-                        <w:color w:themeColor="text1" w:themeTint="bf" w:val="404040"/>
-                        <w:sz w:val="28"/>
-                        <w:szCs w:val="28"/>
-                      </w:rPr>
-                    </w:pPr>
-                    <w:r>
-                      <w:rPr>
-                        <w:rFonts w:eastAsia="" w:cs="" w:ascii="Cambria" w:hAnsi="Cambria"/>
-                        <w:b/>
-                        <w:iCs/>
-                        <w:color w:themeColor="text1" w:themeTint="bf" w:val="404040"/>
-                        <w:sz w:val="28"/>
-                        <w:szCs w:val="28"/>
-                      </w:rPr>
-                      <w:fldChar w:fldCharType="begin"/>
-                    </w:r>
-                    <w:r>
-                      <w:rPr>
-                        <w:rFonts w:eastAsia="" w:cs="" w:ascii="Cambria" w:hAnsi="Cambria"/>
-                        <w:b/>
-                        <w:iCs/>
-                        <w:color w:themeColor="text1" w:themeTint="bf" w:val="404040"/>
-                        <w:sz w:val="28"/>
-                        <w:szCs w:val="28"/>
-                      </w:rPr>
-                      <w:instrText xml:space="preserve"> PAGE </w:instrText>
-                    </w:r>
-                    <w:r>
-                      <w:rPr>
-                        <w:rFonts w:eastAsia="" w:cs="" w:ascii="Cambria" w:hAnsi="Cambria"/>
-                        <w:b/>
-                        <w:iCs/>
-                        <w:color w:themeColor="text1" w:themeTint="bf" w:val="404040"/>
-                        <w:sz w:val="28"/>
-                        <w:szCs w:val="28"/>
-                      </w:rPr>
-                      <w:fldChar w:fldCharType="separate"/>
-                    </w:r>
-                    <w:r>
-                      <w:rPr>
-                        <w:rFonts w:eastAsia="" w:cs="" w:ascii="Cambria" w:hAnsi="Cambria"/>
-                        <w:b/>
-                        <w:iCs/>
-                        <w:color w:themeColor="text1" w:themeTint="bf" w:val="404040"/>
-                        <w:sz w:val="28"/>
-                        <w:szCs w:val="28"/>
-                      </w:rPr>
-                      <w:t>23</w:t>
-                    </w:r>
-                    <w:r>
-                      <w:rPr>
-                        <w:rFonts w:eastAsia="" w:cs="" w:ascii="Cambria" w:hAnsi="Cambria"/>
-                        <w:b/>
-                        <w:iCs/>
-                        <w:color w:themeColor="text1" w:themeTint="bf" w:val="404040"/>
-                        <w:sz w:val="28"/>
-                        <w:szCs w:val="28"/>
-                      </w:rPr>
-                      <w:fldChar w:fldCharType="end"/>
-                    </w:r>
-                  </w:p>
-                </w:txbxContent>
-              </v:textbox>
-              <w10:wrap type="square"/>
-            </v:shape>
-          </w:pict>
-        </mc:Fallback>
-      </mc:AlternateContent>
-    </w:r>
-    <w:r>
-      <w:rPr>
-        <w:rFonts w:cs="Calibri" w:cstheme="minorHAnsi"/>
-        <w:b/>
-        <w:color w:themeColor="text1" w:themeTint="80" w:val="7F7F7F"/>
-        <w:sz w:val="20"/>
-        <w:szCs w:val="20"/>
-      </w:rPr>
-      <w:t xml:space="preserve"> </w:t>
-    </w:r>
-    <w:r>
-      <w:rPr>
-        <w:color w:themeColor="text1" w:themeTint="80" w:val="7F7F7F"/>
-        <w:sz w:val="18"/>
-        <w:szCs w:val="18"/>
-      </w:rPr>
-      <w:t>DOSSIER PROFESSIONNEL-Version du 01/06/2016</w:t>
-    </w:r>
-    <w:r>
-      <w:rPr>
-        <w:color w:themeColor="text1" w:themeTint="80" w:val="7F7F7F"/>
-        <w:sz w:val="20"/>
-        <w:szCs w:val="20"/>
-      </w:rPr>
-      <w:t> </w:t>
-    </w:r>
-    <w:r>
-      <w:rPr>
-        <w:color w:themeColor="text1" w:themeTint="80" w:val="7F7F7F"/>
-      </w:rPr>
-      <w:tab/>
-      <w:t>Page</w:t>
-    </w:r>
-  </w:p>
-  <w:p>
-    <w:pPr>
-      <w:pStyle w:val="Footer"/>
-      <w:rPr/>
-    </w:pPr>
-    <w:r>
-      <w:rPr/>
-    </w:r>
-  </w:p>
-</w:ftr>
-</file>
-
-<file path=word/footer13.xml><?xml version="1.0" encoding="utf-8"?>
-<w:ftr xmlns:o="urn:schemas-microsoft-com:office:office" xmlns:r="http://schemas.openxmlformats.org/officeDocument/2006/relationships" xmlns:v="urn:schemas-microsoft-com:vml" xmlns:w="http://schemas.openxmlformats.org/wordprocessingml/2006/main" xmlns:w10="urn:schemas-microsoft-com:office:word" xmlns:wp="http://schemas.openxmlformats.org/drawingml/2006/wordprocessingDrawing" xmlns:pic="http://schemas.openxmlformats.org/drawingml/2006/picture" xmlns:wps="http://schemas.microsoft.com/office/word/2010/wordprocessingShape" xmlns:wpg="http://schemas.microsoft.com/office/word/2010/wordprocessingGroup" xmlns:mc="http://schemas.openxmlformats.org/markup-compatibility/2006" xmlns:wp14="http://schemas.microsoft.com/office/word/2010/wordprocessingDrawing" xmlns:w14="http://schemas.microsoft.com/office/word/2010/wordml" xmlns:w15="http://schemas.microsoft.com/office/word/2012/wordml" mc:Ignorable="w14 wp14 w15">
-  <w:p>
-    <w:pPr>
-      <w:pStyle w:val="Footer"/>
-      <w:rPr/>
-    </w:pPr>
-    <w:r>
-      <w:rPr/>
-    </w:r>
-  </w:p>
-</w:ftr>
-</file>
-
-<file path=word/footer14.xml><?xml version="1.0" encoding="utf-8"?>
-<w:ftr xmlns:o="urn:schemas-microsoft-com:office:office" xmlns:r="http://schemas.openxmlformats.org/officeDocument/2006/relationships" xmlns:v="urn:schemas-microsoft-com:vml" xmlns:w="http://schemas.openxmlformats.org/wordprocessingml/2006/main" xmlns:w10="urn:schemas-microsoft-com:office:word" xmlns:wp="http://schemas.openxmlformats.org/drawingml/2006/wordprocessingDrawing" xmlns:pic="http://schemas.openxmlformats.org/drawingml/2006/picture" xmlns:wps="http://schemas.microsoft.com/office/word/2010/wordprocessingShape" xmlns:wpg="http://schemas.microsoft.com/office/word/2010/wordprocessingGroup" xmlns:mc="http://schemas.openxmlformats.org/markup-compatibility/2006" xmlns:wp14="http://schemas.microsoft.com/office/word/2010/wordprocessingDrawing" xmlns:w14="http://schemas.microsoft.com/office/word/2010/wordml" xmlns:w15="http://schemas.microsoft.com/office/word/2012/wordml" mc:Ignorable="w14 wp14 w15">
-  <w:p>
-    <w:pPr>
-      <w:pStyle w:val="Footer"/>
-      <w:tabs>
-        <w:tab w:val="clear" w:pos="4536"/>
-        <w:tab w:val="center" w:pos="8364" w:leader="none"/>
-      </w:tabs>
-      <w:ind w:start="-426"/>
-      <w:rPr>
-        <w:color w:themeColor="text1" w:themeTint="80" w:val="7F7F7F"/>
-        <w:sz w:val="18"/>
-        <w:szCs w:val="18"/>
-      </w:rPr>
-    </w:pPr>
-    <w:r>
-      <mc:AlternateContent>
-        <mc:Choice Requires="wps">
-          <w:drawing>
-            <wp:anchor distT="1270" distB="1270" distL="1270" distR="1270" simplePos="0" relativeHeight="7" behindDoc="1" locked="0" layoutInCell="0" allowOverlap="1" wp14:anchorId="7E31E2B7">
-              <wp:simplePos x="0" y="0"/>
-              <wp:positionH relativeFrom="margin">
-                <wp:posOffset>5241925</wp:posOffset>
-              </wp:positionH>
-              <wp:positionV relativeFrom="page">
-                <wp:posOffset>9817100</wp:posOffset>
-              </wp:positionV>
-              <wp:extent cx="355600" cy="600075"/>
-              <wp:effectExtent l="1270" t="1270" r="1270" b="1270"/>
-              <wp:wrapNone/>
-              <wp:docPr id="27" name="Forme automatique 8"/>
-              <a:graphic xmlns:a="http://schemas.openxmlformats.org/drawingml/2006/main">
-                <a:graphicData uri="http://schemas.microsoft.com/office/word/2010/wordprocessingShape">
-                  <wps:wsp>
-                    <wps:cNvSpPr/>
-                    <wps:spPr>
-                      <a:xfrm rot="5400000">
-                        <a:off x="0" y="0"/>
-                        <a:ext cx="355680" cy="600120"/>
-                      </a:xfrm>
-                      <a:prstGeom prst="bracePair">
-                        <a:avLst>
-                          <a:gd name="adj" fmla="val 8333"/>
-                        </a:avLst>
-                      </a:prstGeom>
-                      <a:noFill/>
-                      <a:ln w="0">
-                        <a:solidFill>
-                          <a:srgbClr val="D9D9D9"/>
-                        </a:solidFill>
-                      </a:ln>
-                    </wps:spPr>
-                    <wps:style>
-                      <a:lnRef idx="0"/>
-                      <a:fillRef idx="0"/>
-                      <a:effectRef idx="0"/>
-                      <a:fontRef idx="minor"/>
-                    </wps:style>
-                    <wps:txbx>
-                      <w:txbxContent>
-                        <w:p>
-                          <w:pPr>
-                            <w:pStyle w:val="FrameContentsuser"/>
-                            <w:spacing w:lineRule="auto" w:line="288" w:before="0" w:after="0"/>
-                            <w:ind w:end="-57"/>
-                            <w:jc w:val="end"/>
-                            <w:rPr>
-                              <w:rFonts w:ascii="Cambria" w:hAnsi="Cambria" w:eastAsia="" w:cs="" w:asciiTheme="majorHAnsi" w:cstheme="majorBidi" w:eastAsiaTheme="majorEastAsia" w:hAnsiTheme="majorHAnsi"/>
-                              <w:b/>
-                              <w:iCs/>
-                              <w:color w:themeColor="text1" w:themeTint="bf" w:val="404040"/>
-                              <w:sz w:val="28"/>
-                              <w:szCs w:val="28"/>
-                            </w:rPr>
-                          </w:pPr>
-                          <w:r>
-                            <w:rPr>
-                              <w:rFonts w:eastAsia="" w:cs="" w:cstheme="majorBidi" w:eastAsiaTheme="majorEastAsia" w:ascii="Cambria" w:hAnsi="Cambria"/>
-                              <w:b/>
-                              <w:iCs/>
-                              <w:color w:themeColor="text1" w:themeTint="bf" w:val="404040"/>
-                              <w:sz w:val="28"/>
-                              <w:szCs w:val="28"/>
-                            </w:rPr>
-                          </w:r>
-                        </w:p>
-                      </w:txbxContent>
-                    </wps:txbx>
-                    <wps:bodyPr anchor="ctr" vert="vert" upright="1">
-                      <a:noAutofit/>
-                    </wps:bodyPr>
-                  </wps:wsp>
-                </a:graphicData>
-              </a:graphic>
-            </wp:anchor>
-          </w:drawing>
-        </mc:Choice>
-        <mc:Fallback>
-          <w:pict>
-            <v:shape id="shape_0" stroked="t" o:allowincell="f" style="position:absolute;margin-left:412.7pt;margin-top:773pt;width:27.95pt;height:47.2pt;mso-wrap-style:none;v-text-anchor:middle;rotation:90;mso-position-horizontal-relative:margin;mso-position-vertical-relative:page" wp14:anchorId="7E31E2B7" type="_x0000_t186" path="l-2147483642,-2147483642l-2147483623,-2147483622l-2147483642,-2147483634l-2147483642,-2147483642l-2147483621,-2147483620l-2147483642,-2147483642l-2147483619,-2147483618l-2147483642,-2147483642l-2147483642,-2147483642l-2147483617,-2147483616l-2147483639,0l-2147483642,-2147483642l-2147483615,-2147483614xel-2147483642,-2147483642l-2147483613,-2147483612l-2147483642,-2147483642l-2147483611,-2147483610l-2147483638,-2147483633l-2147483642,-2147483642l-2147483640,-2147483625l-2147483642,-2147483642l-2147483607,-2147483606l-2147483642,-2147483634l-2147483642,-2147483642l-2147483605,-2147483604e">
-              <v:fill o:detectmouseclick="t" on="false"/>
-              <v:stroke color="#d9d9d9" joinstyle="round" endcap="flat"/>
-              <v:textbox>
-                <w:txbxContent>
-                  <w:p>
-                    <w:pPr>
-                      <w:pStyle w:val="FrameContentsuser"/>
-                      <w:spacing w:lineRule="auto" w:line="288" w:before="0" w:after="0"/>
-                      <w:ind w:end="-57"/>
-                      <w:jc w:val="end"/>
-                      <w:rPr>
-                        <w:rFonts w:ascii="Cambria" w:hAnsi="Cambria" w:eastAsia="" w:cs="" w:asciiTheme="majorHAnsi" w:cstheme="majorBidi" w:eastAsiaTheme="majorEastAsia" w:hAnsiTheme="majorHAnsi"/>
-                        <w:b/>
-                        <w:iCs/>
-                        <w:color w:themeColor="text1" w:themeTint="bf" w:val="404040"/>
-                        <w:sz w:val="28"/>
-                        <w:szCs w:val="28"/>
-                      </w:rPr>
-                    </w:pPr>
-                    <w:r>
-                      <w:rPr>
-                        <w:rFonts w:eastAsia="" w:cs="" w:cstheme="majorBidi" w:eastAsiaTheme="majorEastAsia" w:ascii="Cambria" w:hAnsi="Cambria"/>
-                        <w:b/>
-                        <w:iCs/>
-                        <w:color w:themeColor="text1" w:themeTint="bf" w:val="404040"/>
-                        <w:sz w:val="28"/>
-                        <w:szCs w:val="28"/>
-                      </w:rPr>
-                    </w:r>
-                  </w:p>
-                </w:txbxContent>
-              </v:textbox>
-              <w10:wrap type="none"/>
-            </v:shape>
-          </w:pict>
-        </mc:Fallback>
-      </mc:AlternateContent>
-      <mc:AlternateContent>
-        <mc:Choice Requires="wps">
-          <w:drawing>
-            <wp:anchor distT="0" distB="0" distL="103505" distR="114300" simplePos="0" relativeHeight="9" behindDoc="1" locked="0" layoutInCell="0" allowOverlap="1" wp14:anchorId="1A5B76DB">
-              <wp:simplePos x="0" y="0"/>
-              <wp:positionH relativeFrom="margin">
-                <wp:posOffset>5332095</wp:posOffset>
-              </wp:positionH>
-              <wp:positionV relativeFrom="page">
-                <wp:posOffset>9915525</wp:posOffset>
-              </wp:positionV>
-              <wp:extent cx="473710" cy="376555"/>
-              <wp:effectExtent l="0" t="0" r="0" b="0"/>
-              <wp:wrapSquare wrapText="bothSides"/>
-              <wp:docPr id="28" name="Forme automatique 9"/>
-              <a:graphic xmlns:a="http://schemas.openxmlformats.org/drawingml/2006/main">
-                <a:graphicData uri="http://schemas.microsoft.com/office/word/2010/wordprocessingShape">
-                  <wps:wsp>
-                    <wps:cNvSpPr/>
-                    <wps:spPr>
-                      <a:xfrm rot="5400000">
-                        <a:off x="0" y="0"/>
-                        <a:ext cx="473760" cy="376560"/>
-                      </a:xfrm>
-                      <a:prstGeom prst="bracePair">
-                        <a:avLst>
-                          <a:gd name="adj" fmla="val 8333"/>
-                        </a:avLst>
-                      </a:prstGeom>
-                      <a:noFill/>
-                      <a:ln w="0">
-                        <a:noFill/>
-                      </a:ln>
-                    </wps:spPr>
-                    <wps:style>
-                      <a:lnRef idx="0"/>
-                      <a:fillRef idx="0"/>
-                      <a:effectRef idx="0"/>
-                      <a:fontRef idx="minor"/>
-                    </wps:style>
-                    <wps:txbx>
-                      <w:txbxContent>
-                        <w:p>
-                          <w:pPr>
-                            <w:pStyle w:val="FrameContentsuser"/>
+                            <w:pStyle w:val="FrameContents"/>
                             <w:spacing w:lineRule="auto" w:line="288" w:before="0" w:after="0"/>
                             <w:ind w:end="-58"/>
                             <w:jc w:val="center"/>
@@ -28464,7 +28366,7 @@
                         </w:p>
                       </w:txbxContent>
                     </wps:txbx>
-                    <wps:bodyPr anchor="ctr" vert="vert" upright="1">
+                    <wps:bodyPr lIns="45720" tIns="91440" rIns="45720" bIns="91440" anchor="ctr" vert="vert" upright="1">
                       <a:noAutofit/>
                     </wps:bodyPr>
                   </wps:wsp>
@@ -28475,14 +28377,14 @@
         </mc:Choice>
         <mc:Fallback>
           <w:pict>
-            <v:shape id="shape_0" stroked="f" o:allowincell="f" style="position:absolute;margin-left:419.85pt;margin-top:780.7pt;width:37.25pt;height:29.6pt;mso-wrap-style:square;v-text-anchor:middle;rotation:90;mso-position-horizontal-relative:margin;mso-position-vertical-relative:page" wp14:anchorId="1A5B76DB" type="_x0000_t186" path="l-2147483642,-2147483642l-2147483623,-2147483622l-2147483642,-2147483634l-2147483642,-2147483642l-2147483621,-2147483620l-2147483642,-2147483642l-2147483619,-2147483618l-2147483642,-2147483642l-2147483642,-2147483642l-2147483617,-2147483616l-2147483639,0l-2147483642,-2147483642l-2147483615,-2147483614xel-2147483642,-2147483642l-2147483613,-2147483612l-2147483642,-2147483642l-2147483611,-2147483610l-2147483638,-2147483633l-2147483642,-2147483642l-2147483640,-2147483625l-2147483642,-2147483642l-2147483607,-2147483606l-2147483642,-2147483634l-2147483642,-2147483642l-2147483605,-2147483604e">
+            <v:shape id="shape_0" stroked="f" o:allowincell="f" style="position:absolute;margin-left:419.8pt;margin-top:780.75pt;width:37.25pt;height:29.6pt;mso-wrap-style:square;v-text-anchor:middle;rotation:90;mso-position-horizontal-relative:margin;mso-position-vertical-relative:page" wp14:anchorId="1A5B76DB" type="_x0000_t186" path="l-2147483642,-2147483642l-2147483623,-2147483622l-2147483642,-2147483634l-2147483642,-2147483642l-2147483621,-2147483620l-2147483642,-2147483642l-2147483619,-2147483618l-2147483642,-2147483642l-2147483642,-2147483642l-2147483617,-2147483616l-2147483639,0l-2147483642,-2147483642l-2147483615,-2147483614xel-2147483642,-2147483642l-2147483613,-2147483612l-2147483642,-2147483642l-2147483611,-2147483610l-2147483638,-2147483633l-2147483642,-2147483642l-2147483640,-2147483625l-2147483642,-2147483642l-2147483607,-2147483606l-2147483642,-2147483634l-2147483642,-2147483642l-2147483605,-2147483604e">
               <v:fill o:detectmouseclick="t" on="false"/>
               <v:stroke color="#3465a4" joinstyle="round" endcap="flat"/>
               <v:textbox>
                 <w:txbxContent>
                   <w:p>
                     <w:pPr>
-                      <w:pStyle w:val="FrameContentsuser"/>
+                      <w:pStyle w:val="FrameContents"/>
                       <w:spacing w:lineRule="auto" w:line="288" w:before="0" w:after="0"/>
                       <w:ind w:end="-58"/>
                       <w:jc w:val="center"/>
@@ -28605,7 +28507,7 @@
 </w:ftr>
 </file>
 
-<file path=word/footer15.xml><?xml version="1.0" encoding="utf-8"?>
+<file path=word/footer12.xml><?xml version="1.0" encoding="utf-8"?>
 <w:ftr xmlns:o="urn:schemas-microsoft-com:office:office" xmlns:r="http://schemas.openxmlformats.org/officeDocument/2006/relationships" xmlns:v="urn:schemas-microsoft-com:vml" xmlns:w="http://schemas.openxmlformats.org/wordprocessingml/2006/main" xmlns:w10="urn:schemas-microsoft-com:office:word" xmlns:wp="http://schemas.openxmlformats.org/drawingml/2006/wordprocessingDrawing" xmlns:pic="http://schemas.openxmlformats.org/drawingml/2006/picture" xmlns:wps="http://schemas.microsoft.com/office/word/2010/wordprocessingShape" xmlns:wpg="http://schemas.microsoft.com/office/word/2010/wordprocessingGroup" xmlns:mc="http://schemas.openxmlformats.org/markup-compatibility/2006" xmlns:wp14="http://schemas.microsoft.com/office/word/2010/wordprocessingDrawing" xmlns:w14="http://schemas.microsoft.com/office/word/2010/wordml" xmlns:w15="http://schemas.microsoft.com/office/word/2012/wordml" mc:Ignorable="w14 wp14 w15">
   <w:p>
     <w:pPr>
@@ -28625,18 +28527,18 @@
       <mc:AlternateContent>
         <mc:Choice Requires="wps">
           <w:drawing>
-            <wp:anchor distT="1270" distB="1270" distL="1270" distR="1270" simplePos="0" relativeHeight="7" behindDoc="1" locked="0" layoutInCell="0" allowOverlap="1" wp14:anchorId="7E31E2B7">
+            <wp:anchor distT="1270" distB="1270" distL="1270" distR="1270" simplePos="0" relativeHeight="50" behindDoc="1" locked="0" layoutInCell="0" allowOverlap="1" wp14:anchorId="7E31E2B7">
               <wp:simplePos x="0" y="0"/>
               <wp:positionH relativeFrom="margin">
-                <wp:posOffset>5241925</wp:posOffset>
+                <wp:posOffset>5241290</wp:posOffset>
               </wp:positionH>
               <wp:positionV relativeFrom="page">
-                <wp:posOffset>9817100</wp:posOffset>
+                <wp:posOffset>9817735</wp:posOffset>
               </wp:positionV>
               <wp:extent cx="355600" cy="600075"/>
               <wp:effectExtent l="1270" t="1270" r="1270" b="1270"/>
               <wp:wrapNone/>
-              <wp:docPr id="29" name="Forme automatique 8"/>
+              <wp:docPr id="27" name="Forme automatique 6"/>
               <a:graphic xmlns:a="http://schemas.openxmlformats.org/drawingml/2006/main">
                 <a:graphicData uri="http://schemas.microsoft.com/office/word/2010/wordprocessingShape">
                   <wps:wsp>
@@ -28668,7 +28570,7 @@
                       <w:txbxContent>
                         <w:p>
                           <w:pPr>
-                            <w:pStyle w:val="FrameContentsuser"/>
+                            <w:pStyle w:val="FrameContents"/>
                             <w:spacing w:lineRule="auto" w:line="288" w:before="0" w:after="0"/>
                             <w:ind w:end="-57"/>
                             <w:jc w:val="end"/>
@@ -28694,7 +28596,7 @@
                         </w:p>
                       </w:txbxContent>
                     </wps:txbx>
-                    <wps:bodyPr anchor="ctr" vert="vert" upright="1">
+                    <wps:bodyPr lIns="45720" tIns="91440" rIns="45720" bIns="91440" anchor="ctr" vert="vert" upright="1">
                       <a:noAutofit/>
                     </wps:bodyPr>
                   </wps:wsp>
@@ -28705,14 +28607,14 @@
         </mc:Choice>
         <mc:Fallback>
           <w:pict>
-            <v:shape id="shape_0" stroked="t" o:allowincell="f" style="position:absolute;margin-left:412.7pt;margin-top:773pt;width:27.95pt;height:47.2pt;mso-wrap-style:none;v-text-anchor:middle;rotation:90;mso-position-horizontal-relative:margin;mso-position-vertical-relative:page" wp14:anchorId="7E31E2B7" type="_x0000_t186" path="l-2147483642,-2147483642l-2147483623,-2147483622l-2147483642,-2147483634l-2147483642,-2147483642l-2147483621,-2147483620l-2147483642,-2147483642l-2147483619,-2147483618l-2147483642,-2147483642l-2147483642,-2147483642l-2147483617,-2147483616l-2147483639,0l-2147483642,-2147483642l-2147483615,-2147483614xel-2147483642,-2147483642l-2147483613,-2147483612l-2147483642,-2147483642l-2147483611,-2147483610l-2147483638,-2147483633l-2147483642,-2147483642l-2147483640,-2147483625l-2147483642,-2147483642l-2147483607,-2147483606l-2147483642,-2147483634l-2147483642,-2147483642l-2147483605,-2147483604e">
+            <v:shape id="shape_0" stroked="t" o:allowincell="f" style="position:absolute;margin-left:412.65pt;margin-top:773.05pt;width:27.95pt;height:47.2pt;mso-wrap-style:none;v-text-anchor:middle;rotation:90;mso-position-horizontal-relative:margin;mso-position-vertical-relative:page" wp14:anchorId="7E31E2B7" type="_x0000_t186" path="l-2147483642,-2147483642l-2147483623,-2147483622l-2147483642,-2147483634l-2147483642,-2147483642l-2147483621,-2147483620l-2147483642,-2147483642l-2147483619,-2147483618l-2147483642,-2147483642l-2147483642,-2147483642l-2147483617,-2147483616l-2147483639,0l-2147483642,-2147483642l-2147483615,-2147483614xel-2147483642,-2147483642l-2147483613,-2147483612l-2147483642,-2147483642l-2147483611,-2147483610l-2147483638,-2147483633l-2147483642,-2147483642l-2147483640,-2147483625l-2147483642,-2147483642l-2147483607,-2147483606l-2147483642,-2147483634l-2147483642,-2147483642l-2147483605,-2147483604e">
               <v:fill o:detectmouseclick="t" on="false"/>
               <v:stroke color="#d9d9d9" joinstyle="round" endcap="flat"/>
               <v:textbox>
                 <w:txbxContent>
                   <w:p>
                     <w:pPr>
-                      <w:pStyle w:val="FrameContentsuser"/>
+                      <w:pStyle w:val="FrameContents"/>
                       <w:spacing w:lineRule="auto" w:line="288" w:before="0" w:after="0"/>
                       <w:ind w:end="-57"/>
                       <w:jc w:val="end"/>
@@ -28746,18 +28648,18 @@
       <mc:AlternateContent>
         <mc:Choice Requires="wps">
           <w:drawing>
-            <wp:anchor distT="0" distB="0" distL="103505" distR="114300" simplePos="0" relativeHeight="9" behindDoc="1" locked="0" layoutInCell="0" allowOverlap="1" wp14:anchorId="1A5B76DB">
+            <wp:anchor distT="0" distB="0" distL="101600" distR="114300" simplePos="0" relativeHeight="94" behindDoc="1" locked="0" layoutInCell="0" allowOverlap="1" wp14:anchorId="1A5B76DB">
               <wp:simplePos x="0" y="0"/>
               <wp:positionH relativeFrom="margin">
-                <wp:posOffset>5332095</wp:posOffset>
+                <wp:posOffset>5331460</wp:posOffset>
               </wp:positionH>
               <wp:positionV relativeFrom="page">
-                <wp:posOffset>9915525</wp:posOffset>
+                <wp:posOffset>9916160</wp:posOffset>
               </wp:positionV>
               <wp:extent cx="473710" cy="376555"/>
               <wp:effectExtent l="0" t="0" r="0" b="0"/>
               <wp:wrapSquare wrapText="bothSides"/>
-              <wp:docPr id="30" name="Forme automatique 9"/>
+              <wp:docPr id="28" name="Forme automatique 7"/>
               <a:graphic xmlns:a="http://schemas.openxmlformats.org/drawingml/2006/main">
                 <a:graphicData uri="http://schemas.microsoft.com/office/word/2010/wordprocessingShape">
                   <wps:wsp>
@@ -28787,7 +28689,7 @@
                       <w:txbxContent>
                         <w:p>
                           <w:pPr>
-                            <w:pStyle w:val="FrameContentsuser"/>
+                            <w:pStyle w:val="FrameContents"/>
                             <w:spacing w:lineRule="auto" w:line="288" w:before="0" w:after="0"/>
                             <w:ind w:end="-58"/>
                             <w:jc w:val="center"/>
@@ -28858,7 +28760,7 @@
                         </w:p>
                       </w:txbxContent>
                     </wps:txbx>
-                    <wps:bodyPr anchor="ctr" vert="vert" upright="1">
+                    <wps:bodyPr lIns="45720" tIns="91440" rIns="45720" bIns="91440" anchor="ctr" vert="vert" upright="1">
                       <a:noAutofit/>
                     </wps:bodyPr>
                   </wps:wsp>
@@ -28869,14 +28771,14 @@
         </mc:Choice>
         <mc:Fallback>
           <w:pict>
-            <v:shape id="shape_0" stroked="f" o:allowincell="f" style="position:absolute;margin-left:419.85pt;margin-top:780.7pt;width:37.25pt;height:29.6pt;mso-wrap-style:square;v-text-anchor:middle;rotation:90;mso-position-horizontal-relative:margin;mso-position-vertical-relative:page" wp14:anchorId="1A5B76DB" type="_x0000_t186" path="l-2147483642,-2147483642l-2147483623,-2147483622l-2147483642,-2147483634l-2147483642,-2147483642l-2147483621,-2147483620l-2147483642,-2147483642l-2147483619,-2147483618l-2147483642,-2147483642l-2147483642,-2147483642l-2147483617,-2147483616l-2147483639,0l-2147483642,-2147483642l-2147483615,-2147483614xel-2147483642,-2147483642l-2147483613,-2147483612l-2147483642,-2147483642l-2147483611,-2147483610l-2147483638,-2147483633l-2147483642,-2147483642l-2147483640,-2147483625l-2147483642,-2147483642l-2147483607,-2147483606l-2147483642,-2147483634l-2147483642,-2147483642l-2147483605,-2147483604e">
+            <v:shape id="shape_0" stroked="f" o:allowincell="f" style="position:absolute;margin-left:419.8pt;margin-top:780.75pt;width:37.25pt;height:29.6pt;mso-wrap-style:square;v-text-anchor:middle;rotation:90;mso-position-horizontal-relative:margin;mso-position-vertical-relative:page" wp14:anchorId="1A5B76DB" type="_x0000_t186" path="l-2147483642,-2147483642l-2147483623,-2147483622l-2147483642,-2147483634l-2147483642,-2147483642l-2147483621,-2147483620l-2147483642,-2147483642l-2147483619,-2147483618l-2147483642,-2147483642l-2147483642,-2147483642l-2147483617,-2147483616l-2147483639,0l-2147483642,-2147483642l-2147483615,-2147483614xel-2147483642,-2147483642l-2147483613,-2147483612l-2147483642,-2147483642l-2147483611,-2147483610l-2147483638,-2147483633l-2147483642,-2147483642l-2147483640,-2147483625l-2147483642,-2147483642l-2147483607,-2147483606l-2147483642,-2147483634l-2147483642,-2147483642l-2147483605,-2147483604e">
               <v:fill o:detectmouseclick="t" on="false"/>
               <v:stroke color="#3465a4" joinstyle="round" endcap="flat"/>
               <v:textbox>
                 <w:txbxContent>
                   <w:p>
                     <w:pPr>
-                      <w:pStyle w:val="FrameContentsuser"/>
+                      <w:pStyle w:val="FrameContents"/>
                       <w:spacing w:lineRule="auto" w:line="288" w:before="0" w:after="0"/>
                       <w:ind w:end="-58"/>
                       <w:jc w:val="center"/>
@@ -28999,6 +28901,808 @@
 </w:ftr>
 </file>
 
+<file path=word/footer13.xml><?xml version="1.0" encoding="utf-8"?>
+<w:ftr xmlns:o="urn:schemas-microsoft-com:office:office" xmlns:r="http://schemas.openxmlformats.org/officeDocument/2006/relationships" xmlns:v="urn:schemas-microsoft-com:vml" xmlns:w="http://schemas.openxmlformats.org/wordprocessingml/2006/main" xmlns:w10="urn:schemas-microsoft-com:office:word" xmlns:wp="http://schemas.openxmlformats.org/drawingml/2006/wordprocessingDrawing" xmlns:pic="http://schemas.openxmlformats.org/drawingml/2006/picture" xmlns:wps="http://schemas.microsoft.com/office/word/2010/wordprocessingShape" xmlns:wpg="http://schemas.microsoft.com/office/word/2010/wordprocessingGroup" xmlns:mc="http://schemas.openxmlformats.org/markup-compatibility/2006" xmlns:wp14="http://schemas.microsoft.com/office/word/2010/wordprocessingDrawing" xmlns:w14="http://schemas.microsoft.com/office/word/2010/wordml" xmlns:w15="http://schemas.microsoft.com/office/word/2012/wordml" mc:Ignorable="w14 wp14 w15">
+  <w:p>
+    <w:pPr>
+      <w:pStyle w:val="Footer"/>
+      <w:rPr/>
+    </w:pPr>
+    <w:r>
+      <w:rPr/>
+    </w:r>
+  </w:p>
+</w:ftr>
+</file>
+
+<file path=word/footer14.xml><?xml version="1.0" encoding="utf-8"?>
+<w:ftr xmlns:o="urn:schemas-microsoft-com:office:office" xmlns:r="http://schemas.openxmlformats.org/officeDocument/2006/relationships" xmlns:v="urn:schemas-microsoft-com:vml" xmlns:w="http://schemas.openxmlformats.org/wordprocessingml/2006/main" xmlns:w10="urn:schemas-microsoft-com:office:word" xmlns:wp="http://schemas.openxmlformats.org/drawingml/2006/wordprocessingDrawing" xmlns:pic="http://schemas.openxmlformats.org/drawingml/2006/picture" xmlns:wps="http://schemas.microsoft.com/office/word/2010/wordprocessingShape" xmlns:wpg="http://schemas.microsoft.com/office/word/2010/wordprocessingGroup" xmlns:mc="http://schemas.openxmlformats.org/markup-compatibility/2006" xmlns:wp14="http://schemas.microsoft.com/office/word/2010/wordprocessingDrawing" xmlns:w14="http://schemas.microsoft.com/office/word/2010/wordml" xmlns:w15="http://schemas.microsoft.com/office/word/2012/wordml" mc:Ignorable="w14 wp14 w15">
+  <w:p>
+    <w:pPr>
+      <w:pStyle w:val="Footer"/>
+      <w:tabs>
+        <w:tab w:val="clear" w:pos="4536"/>
+        <w:tab w:val="center" w:pos="8364" w:leader="none"/>
+      </w:tabs>
+      <w:ind w:start="-426"/>
+      <w:rPr>
+        <w:color w:themeColor="text1" w:themeTint="80" w:val="7F7F7F"/>
+        <w:sz w:val="18"/>
+        <w:szCs w:val="18"/>
+      </w:rPr>
+    </w:pPr>
+    <w:r>
+      <mc:AlternateContent>
+        <mc:Choice Requires="wps">
+          <w:drawing>
+            <wp:anchor distT="1270" distB="1270" distL="1270" distR="1270" simplePos="0" relativeHeight="101" behindDoc="1" locked="0" layoutInCell="0" allowOverlap="1" wp14:anchorId="7E31E2B7">
+              <wp:simplePos x="0" y="0"/>
+              <wp:positionH relativeFrom="margin">
+                <wp:posOffset>5241290</wp:posOffset>
+              </wp:positionH>
+              <wp:positionV relativeFrom="page">
+                <wp:posOffset>9817735</wp:posOffset>
+              </wp:positionV>
+              <wp:extent cx="355600" cy="600075"/>
+              <wp:effectExtent l="1270" t="1270" r="1270" b="1270"/>
+              <wp:wrapNone/>
+              <wp:docPr id="30" name="Forme automatique 8"/>
+              <a:graphic xmlns:a="http://schemas.openxmlformats.org/drawingml/2006/main">
+                <a:graphicData uri="http://schemas.microsoft.com/office/word/2010/wordprocessingShape">
+                  <wps:wsp>
+                    <wps:cNvSpPr/>
+                    <wps:spPr>
+                      <a:xfrm rot="5400000">
+                        <a:off x="0" y="0"/>
+                        <a:ext cx="355680" cy="600120"/>
+                      </a:xfrm>
+                      <a:prstGeom prst="bracePair">
+                        <a:avLst>
+                          <a:gd name="adj" fmla="val 8333"/>
+                        </a:avLst>
+                      </a:prstGeom>
+                      <a:noFill/>
+                      <a:ln w="0">
+                        <a:solidFill>
+                          <a:srgbClr val="D9D9D9"/>
+                        </a:solidFill>
+                      </a:ln>
+                    </wps:spPr>
+                    <wps:style>
+                      <a:lnRef idx="0"/>
+                      <a:fillRef idx="0"/>
+                      <a:effectRef idx="0"/>
+                      <a:fontRef idx="minor"/>
+                    </wps:style>
+                    <wps:txbx>
+                      <w:txbxContent>
+                        <w:p>
+                          <w:pPr>
+                            <w:pStyle w:val="FrameContents"/>
+                            <w:spacing w:lineRule="auto" w:line="288" w:before="0" w:after="0"/>
+                            <w:ind w:end="-57"/>
+                            <w:jc w:val="end"/>
+                            <w:rPr>
+                              <w:rFonts w:ascii="Cambria" w:hAnsi="Cambria" w:eastAsia="" w:cs="" w:asciiTheme="majorHAnsi" w:cstheme="majorBidi" w:eastAsiaTheme="majorEastAsia" w:hAnsiTheme="majorHAnsi"/>
+                              <w:b/>
+                              <w:iCs/>
+                              <w:color w:themeColor="text1" w:themeTint="bf" w:val="404040"/>
+                              <w:sz w:val="28"/>
+                              <w:szCs w:val="28"/>
+                            </w:rPr>
+                          </w:pPr>
+                          <w:r>
+                            <w:rPr>
+                              <w:rFonts w:eastAsia="" w:cs="" w:cstheme="majorBidi" w:eastAsiaTheme="majorEastAsia" w:ascii="Cambria" w:hAnsi="Cambria"/>
+                              <w:b/>
+                              <w:iCs/>
+                              <w:color w:themeColor="text1" w:themeTint="bf" w:val="404040"/>
+                              <w:sz w:val="28"/>
+                              <w:szCs w:val="28"/>
+                            </w:rPr>
+                          </w:r>
+                        </w:p>
+                      </w:txbxContent>
+                    </wps:txbx>
+                    <wps:bodyPr lIns="45720" tIns="91440" rIns="45720" bIns="91440" anchor="ctr" vert="vert" upright="1">
+                      <a:noAutofit/>
+                    </wps:bodyPr>
+                  </wps:wsp>
+                </a:graphicData>
+              </a:graphic>
+            </wp:anchor>
+          </w:drawing>
+        </mc:Choice>
+        <mc:Fallback>
+          <w:pict>
+            <v:shape id="shape_0" stroked="t" o:allowincell="f" style="position:absolute;margin-left:412.65pt;margin-top:773.05pt;width:27.95pt;height:47.2pt;mso-wrap-style:none;v-text-anchor:middle;rotation:90;mso-position-horizontal-relative:margin;mso-position-vertical-relative:page" wp14:anchorId="7E31E2B7" type="_x0000_t186" path="l-2147483642,-2147483642l-2147483623,-2147483622l-2147483642,-2147483634l-2147483642,-2147483642l-2147483621,-2147483620l-2147483642,-2147483642l-2147483619,-2147483618l-2147483642,-2147483642l-2147483642,-2147483642l-2147483617,-2147483616l-2147483639,0l-2147483642,-2147483642l-2147483615,-2147483614xel-2147483642,-2147483642l-2147483613,-2147483612l-2147483642,-2147483642l-2147483611,-2147483610l-2147483638,-2147483633l-2147483642,-2147483642l-2147483640,-2147483625l-2147483642,-2147483642l-2147483607,-2147483606l-2147483642,-2147483634l-2147483642,-2147483642l-2147483605,-2147483604e">
+              <v:fill o:detectmouseclick="t" on="false"/>
+              <v:stroke color="#d9d9d9" joinstyle="round" endcap="flat"/>
+              <v:textbox>
+                <w:txbxContent>
+                  <w:p>
+                    <w:pPr>
+                      <w:pStyle w:val="FrameContents"/>
+                      <w:spacing w:lineRule="auto" w:line="288" w:before="0" w:after="0"/>
+                      <w:ind w:end="-57"/>
+                      <w:jc w:val="end"/>
+                      <w:rPr>
+                        <w:rFonts w:ascii="Cambria" w:hAnsi="Cambria" w:eastAsia="" w:cs="" w:asciiTheme="majorHAnsi" w:cstheme="majorBidi" w:eastAsiaTheme="majorEastAsia" w:hAnsiTheme="majorHAnsi"/>
+                        <w:b/>
+                        <w:iCs/>
+                        <w:color w:themeColor="text1" w:themeTint="bf" w:val="404040"/>
+                        <w:sz w:val="28"/>
+                        <w:szCs w:val="28"/>
+                      </w:rPr>
+                    </w:pPr>
+                    <w:r>
+                      <w:rPr>
+                        <w:rFonts w:eastAsia="" w:cs="" w:cstheme="majorBidi" w:eastAsiaTheme="majorEastAsia" w:ascii="Cambria" w:hAnsi="Cambria"/>
+                        <w:b/>
+                        <w:iCs/>
+                        <w:color w:themeColor="text1" w:themeTint="bf" w:val="404040"/>
+                        <w:sz w:val="28"/>
+                        <w:szCs w:val="28"/>
+                      </w:rPr>
+                    </w:r>
+                  </w:p>
+                </w:txbxContent>
+              </v:textbox>
+              <w10:wrap type="none"/>
+            </v:shape>
+          </w:pict>
+        </mc:Fallback>
+      </mc:AlternateContent>
+      <mc:AlternateContent>
+        <mc:Choice Requires="wps">
+          <w:drawing>
+            <wp:anchor distT="0" distB="0" distL="101600" distR="114300" simplePos="0" relativeHeight="103" behindDoc="1" locked="0" layoutInCell="0" allowOverlap="1" wp14:anchorId="1A5B76DB">
+              <wp:simplePos x="0" y="0"/>
+              <wp:positionH relativeFrom="margin">
+                <wp:posOffset>5331460</wp:posOffset>
+              </wp:positionH>
+              <wp:positionV relativeFrom="page">
+                <wp:posOffset>9916160</wp:posOffset>
+              </wp:positionV>
+              <wp:extent cx="473710" cy="376555"/>
+              <wp:effectExtent l="0" t="0" r="0" b="0"/>
+              <wp:wrapSquare wrapText="bothSides"/>
+              <wp:docPr id="31" name="Forme automatique 9"/>
+              <a:graphic xmlns:a="http://schemas.openxmlformats.org/drawingml/2006/main">
+                <a:graphicData uri="http://schemas.microsoft.com/office/word/2010/wordprocessingShape">
+                  <wps:wsp>
+                    <wps:cNvSpPr/>
+                    <wps:spPr>
+                      <a:xfrm rot="5400000">
+                        <a:off x="0" y="0"/>
+                        <a:ext cx="473760" cy="376560"/>
+                      </a:xfrm>
+                      <a:prstGeom prst="bracePair">
+                        <a:avLst>
+                          <a:gd name="adj" fmla="val 8333"/>
+                        </a:avLst>
+                      </a:prstGeom>
+                      <a:noFill/>
+                      <a:ln w="0">
+                        <a:noFill/>
+                      </a:ln>
+                    </wps:spPr>
+                    <wps:style>
+                      <a:lnRef idx="0"/>
+                      <a:fillRef idx="0"/>
+                      <a:effectRef idx="0"/>
+                      <a:fontRef idx="minor"/>
+                    </wps:style>
+                    <wps:txbx>
+                      <w:txbxContent>
+                        <w:p>
+                          <w:pPr>
+                            <w:pStyle w:val="FrameContents"/>
+                            <w:spacing w:lineRule="auto" w:line="288" w:before="0" w:after="0"/>
+                            <w:ind w:end="-58"/>
+                            <w:jc w:val="center"/>
+                            <w:rPr>
+                              <w:rFonts w:ascii="Cambria" w:hAnsi="Cambria" w:eastAsia="" w:cs="" w:asciiTheme="majorHAnsi" w:cstheme="majorBidi" w:eastAsiaTheme="majorEastAsia" w:hAnsiTheme="majorHAnsi"/>
+                              <w:b/>
+                              <w:iCs/>
+                              <w:color w:themeColor="text1" w:themeTint="bf" w:val="404040"/>
+                              <w:sz w:val="28"/>
+                              <w:szCs w:val="28"/>
+                            </w:rPr>
+                          </w:pPr>
+                          <w:r>
+                            <w:rPr>
+                              <w:rFonts w:eastAsia="" w:cs="" w:ascii="Cambria" w:hAnsi="Cambria"/>
+                              <w:b/>
+                              <w:iCs/>
+                              <w:color w:themeColor="text1" w:themeTint="bf" w:val="404040"/>
+                              <w:sz w:val="28"/>
+                              <w:szCs w:val="28"/>
+                            </w:rPr>
+                            <w:fldChar w:fldCharType="begin"/>
+                          </w:r>
+                          <w:r>
+                            <w:rPr>
+                              <w:rFonts w:eastAsia="" w:cs="" w:ascii="Cambria" w:hAnsi="Cambria"/>
+                              <w:b/>
+                              <w:iCs/>
+                              <w:color w:themeColor="text1" w:themeTint="bf" w:val="404040"/>
+                              <w:sz w:val="28"/>
+                              <w:szCs w:val="28"/>
+                            </w:rPr>
+                            <w:instrText xml:space="preserve"> PAGE </w:instrText>
+                          </w:r>
+                          <w:r>
+                            <w:rPr>
+                              <w:rFonts w:eastAsia="" w:cs="" w:ascii="Cambria" w:hAnsi="Cambria"/>
+                              <w:b/>
+                              <w:iCs/>
+                              <w:color w:themeColor="text1" w:themeTint="bf" w:val="404040"/>
+                              <w:sz w:val="28"/>
+                              <w:szCs w:val="28"/>
+                            </w:rPr>
+                            <w:fldChar w:fldCharType="separate"/>
+                          </w:r>
+                          <w:r>
+                            <w:rPr>
+                              <w:rFonts w:eastAsia="" w:cs="" w:ascii="Cambria" w:hAnsi="Cambria"/>
+                              <w:b/>
+                              <w:iCs/>
+                              <w:color w:themeColor="text1" w:themeTint="bf" w:val="404040"/>
+                              <w:sz w:val="28"/>
+                              <w:szCs w:val="28"/>
+                            </w:rPr>
+                            <w:t>26</w:t>
+                          </w:r>
+                          <w:r>
+                            <w:rPr>
+                              <w:rFonts w:eastAsia="" w:cs="" w:ascii="Cambria" w:hAnsi="Cambria"/>
+                              <w:b/>
+                              <w:iCs/>
+                              <w:color w:themeColor="text1" w:themeTint="bf" w:val="404040"/>
+                              <w:sz w:val="28"/>
+                              <w:szCs w:val="28"/>
+                            </w:rPr>
+                            <w:fldChar w:fldCharType="end"/>
+                          </w:r>
+                        </w:p>
+                      </w:txbxContent>
+                    </wps:txbx>
+                    <wps:bodyPr lIns="45720" tIns="91440" rIns="45720" bIns="91440" anchor="ctr" vert="vert" upright="1">
+                      <a:noAutofit/>
+                    </wps:bodyPr>
+                  </wps:wsp>
+                </a:graphicData>
+              </a:graphic>
+            </wp:anchor>
+          </w:drawing>
+        </mc:Choice>
+        <mc:Fallback>
+          <w:pict>
+            <v:shape id="shape_0" stroked="f" o:allowincell="f" style="position:absolute;margin-left:419.8pt;margin-top:780.75pt;width:37.25pt;height:29.6pt;mso-wrap-style:square;v-text-anchor:middle;rotation:90;mso-position-horizontal-relative:margin;mso-position-vertical-relative:page" wp14:anchorId="1A5B76DB" type="_x0000_t186" path="l-2147483642,-2147483642l-2147483623,-2147483622l-2147483642,-2147483634l-2147483642,-2147483642l-2147483621,-2147483620l-2147483642,-2147483642l-2147483619,-2147483618l-2147483642,-2147483642l-2147483642,-2147483642l-2147483617,-2147483616l-2147483639,0l-2147483642,-2147483642l-2147483615,-2147483614xel-2147483642,-2147483642l-2147483613,-2147483612l-2147483642,-2147483642l-2147483611,-2147483610l-2147483638,-2147483633l-2147483642,-2147483642l-2147483640,-2147483625l-2147483642,-2147483642l-2147483607,-2147483606l-2147483642,-2147483634l-2147483642,-2147483642l-2147483605,-2147483604e">
+              <v:fill o:detectmouseclick="t" on="false"/>
+              <v:stroke color="#3465a4" joinstyle="round" endcap="flat"/>
+              <v:textbox>
+                <w:txbxContent>
+                  <w:p>
+                    <w:pPr>
+                      <w:pStyle w:val="FrameContents"/>
+                      <w:spacing w:lineRule="auto" w:line="288" w:before="0" w:after="0"/>
+                      <w:ind w:end="-58"/>
+                      <w:jc w:val="center"/>
+                      <w:rPr>
+                        <w:rFonts w:ascii="Cambria" w:hAnsi="Cambria" w:eastAsia="" w:cs="" w:asciiTheme="majorHAnsi" w:cstheme="majorBidi" w:eastAsiaTheme="majorEastAsia" w:hAnsiTheme="majorHAnsi"/>
+                        <w:b/>
+                        <w:iCs/>
+                        <w:color w:themeColor="text1" w:themeTint="bf" w:val="404040"/>
+                        <w:sz w:val="28"/>
+                        <w:szCs w:val="28"/>
+                      </w:rPr>
+                    </w:pPr>
+                    <w:r>
+                      <w:rPr>
+                        <w:rFonts w:eastAsia="" w:cs="" w:ascii="Cambria" w:hAnsi="Cambria"/>
+                        <w:b/>
+                        <w:iCs/>
+                        <w:color w:themeColor="text1" w:themeTint="bf" w:val="404040"/>
+                        <w:sz w:val="28"/>
+                        <w:szCs w:val="28"/>
+                      </w:rPr>
+                      <w:fldChar w:fldCharType="begin"/>
+                    </w:r>
+                    <w:r>
+                      <w:rPr>
+                        <w:rFonts w:eastAsia="" w:cs="" w:ascii="Cambria" w:hAnsi="Cambria"/>
+                        <w:b/>
+                        <w:iCs/>
+                        <w:color w:themeColor="text1" w:themeTint="bf" w:val="404040"/>
+                        <w:sz w:val="28"/>
+                        <w:szCs w:val="28"/>
+                      </w:rPr>
+                      <w:instrText xml:space="preserve"> PAGE </w:instrText>
+                    </w:r>
+                    <w:r>
+                      <w:rPr>
+                        <w:rFonts w:eastAsia="" w:cs="" w:ascii="Cambria" w:hAnsi="Cambria"/>
+                        <w:b/>
+                        <w:iCs/>
+                        <w:color w:themeColor="text1" w:themeTint="bf" w:val="404040"/>
+                        <w:sz w:val="28"/>
+                        <w:szCs w:val="28"/>
+                      </w:rPr>
+                      <w:fldChar w:fldCharType="separate"/>
+                    </w:r>
+                    <w:r>
+                      <w:rPr>
+                        <w:rFonts w:eastAsia="" w:cs="" w:ascii="Cambria" w:hAnsi="Cambria"/>
+                        <w:b/>
+                        <w:iCs/>
+                        <w:color w:themeColor="text1" w:themeTint="bf" w:val="404040"/>
+                        <w:sz w:val="28"/>
+                        <w:szCs w:val="28"/>
+                      </w:rPr>
+                      <w:t>26</w:t>
+                    </w:r>
+                    <w:r>
+                      <w:rPr>
+                        <w:rFonts w:eastAsia="" w:cs="" w:ascii="Cambria" w:hAnsi="Cambria"/>
+                        <w:b/>
+                        <w:iCs/>
+                        <w:color w:themeColor="text1" w:themeTint="bf" w:val="404040"/>
+                        <w:sz w:val="28"/>
+                        <w:szCs w:val="28"/>
+                      </w:rPr>
+                      <w:fldChar w:fldCharType="end"/>
+                    </w:r>
+                  </w:p>
+                </w:txbxContent>
+              </v:textbox>
+              <w10:wrap type="square"/>
+            </v:shape>
+          </w:pict>
+        </mc:Fallback>
+      </mc:AlternateContent>
+    </w:r>
+    <w:r>
+      <w:rPr>
+        <w:rFonts w:cs="Calibri" w:cstheme="minorHAnsi"/>
+        <w:b/>
+        <w:color w:themeColor="text1" w:themeTint="80" w:val="7F7F7F"/>
+        <w:sz w:val="20"/>
+        <w:szCs w:val="20"/>
+      </w:rPr>
+      <w:t xml:space="preserve"> </w:t>
+    </w:r>
+    <w:r>
+      <w:rPr>
+        <w:color w:themeColor="text1" w:themeTint="80" w:val="7F7F7F"/>
+        <w:sz w:val="18"/>
+        <w:szCs w:val="18"/>
+      </w:rPr>
+      <w:t>DOSSIER PROFESSIONNEL-Version du 01/06/2016</w:t>
+    </w:r>
+    <w:r>
+      <w:rPr>
+        <w:color w:themeColor="text1" w:themeTint="80" w:val="7F7F7F"/>
+        <w:sz w:val="20"/>
+        <w:szCs w:val="20"/>
+      </w:rPr>
+      <w:t> </w:t>
+    </w:r>
+    <w:r>
+      <w:rPr>
+        <w:color w:themeColor="text1" w:themeTint="80" w:val="7F7F7F"/>
+      </w:rPr>
+      <w:tab/>
+      <w:t>Page</w:t>
+    </w:r>
+  </w:p>
+  <w:p>
+    <w:pPr>
+      <w:pStyle w:val="Footer"/>
+      <w:rPr/>
+    </w:pPr>
+    <w:r>
+      <w:rPr/>
+    </w:r>
+  </w:p>
+</w:ftr>
+</file>
+
+<file path=word/footer15.xml><?xml version="1.0" encoding="utf-8"?>
+<w:ftr xmlns:o="urn:schemas-microsoft-com:office:office" xmlns:r="http://schemas.openxmlformats.org/officeDocument/2006/relationships" xmlns:v="urn:schemas-microsoft-com:vml" xmlns:w="http://schemas.openxmlformats.org/wordprocessingml/2006/main" xmlns:w10="urn:schemas-microsoft-com:office:word" xmlns:wp="http://schemas.openxmlformats.org/drawingml/2006/wordprocessingDrawing" xmlns:pic="http://schemas.openxmlformats.org/drawingml/2006/picture" xmlns:wps="http://schemas.microsoft.com/office/word/2010/wordprocessingShape" xmlns:wpg="http://schemas.microsoft.com/office/word/2010/wordprocessingGroup" xmlns:mc="http://schemas.openxmlformats.org/markup-compatibility/2006" xmlns:wp14="http://schemas.microsoft.com/office/word/2010/wordprocessingDrawing" xmlns:w14="http://schemas.microsoft.com/office/word/2010/wordml" xmlns:w15="http://schemas.microsoft.com/office/word/2012/wordml" mc:Ignorable="w14 wp14 w15">
+  <w:p>
+    <w:pPr>
+      <w:pStyle w:val="Footer"/>
+      <w:tabs>
+        <w:tab w:val="clear" w:pos="4536"/>
+        <w:tab w:val="center" w:pos="8364" w:leader="none"/>
+      </w:tabs>
+      <w:ind w:start="-426"/>
+      <w:rPr>
+        <w:color w:themeColor="text1" w:themeTint="80" w:val="7F7F7F"/>
+        <w:sz w:val="18"/>
+        <w:szCs w:val="18"/>
+      </w:rPr>
+    </w:pPr>
+    <w:r>
+      <mc:AlternateContent>
+        <mc:Choice Requires="wps">
+          <w:drawing>
+            <wp:anchor distT="1270" distB="1270" distL="1270" distR="1270" simplePos="0" relativeHeight="101" behindDoc="1" locked="0" layoutInCell="0" allowOverlap="1" wp14:anchorId="7E31E2B7">
+              <wp:simplePos x="0" y="0"/>
+              <wp:positionH relativeFrom="margin">
+                <wp:posOffset>5241290</wp:posOffset>
+              </wp:positionH>
+              <wp:positionV relativeFrom="page">
+                <wp:posOffset>9817735</wp:posOffset>
+              </wp:positionV>
+              <wp:extent cx="355600" cy="600075"/>
+              <wp:effectExtent l="1270" t="1270" r="1270" b="1270"/>
+              <wp:wrapNone/>
+              <wp:docPr id="32" name="Forme automatique 8"/>
+              <a:graphic xmlns:a="http://schemas.openxmlformats.org/drawingml/2006/main">
+                <a:graphicData uri="http://schemas.microsoft.com/office/word/2010/wordprocessingShape">
+                  <wps:wsp>
+                    <wps:cNvSpPr/>
+                    <wps:spPr>
+                      <a:xfrm rot="5400000">
+                        <a:off x="0" y="0"/>
+                        <a:ext cx="355680" cy="600120"/>
+                      </a:xfrm>
+                      <a:prstGeom prst="bracePair">
+                        <a:avLst>
+                          <a:gd name="adj" fmla="val 8333"/>
+                        </a:avLst>
+                      </a:prstGeom>
+                      <a:noFill/>
+                      <a:ln w="0">
+                        <a:solidFill>
+                          <a:srgbClr val="D9D9D9"/>
+                        </a:solidFill>
+                      </a:ln>
+                    </wps:spPr>
+                    <wps:style>
+                      <a:lnRef idx="0"/>
+                      <a:fillRef idx="0"/>
+                      <a:effectRef idx="0"/>
+                      <a:fontRef idx="minor"/>
+                    </wps:style>
+                    <wps:txbx>
+                      <w:txbxContent>
+                        <w:p>
+                          <w:pPr>
+                            <w:pStyle w:val="FrameContents"/>
+                            <w:spacing w:lineRule="auto" w:line="288" w:before="0" w:after="0"/>
+                            <w:ind w:end="-57"/>
+                            <w:jc w:val="end"/>
+                            <w:rPr>
+                              <w:rFonts w:ascii="Cambria" w:hAnsi="Cambria" w:eastAsia="" w:cs="" w:asciiTheme="majorHAnsi" w:cstheme="majorBidi" w:eastAsiaTheme="majorEastAsia" w:hAnsiTheme="majorHAnsi"/>
+                              <w:b/>
+                              <w:iCs/>
+                              <w:color w:themeColor="text1" w:themeTint="bf" w:val="404040"/>
+                              <w:sz w:val="28"/>
+                              <w:szCs w:val="28"/>
+                            </w:rPr>
+                          </w:pPr>
+                          <w:r>
+                            <w:rPr>
+                              <w:rFonts w:eastAsia="" w:cs="" w:cstheme="majorBidi" w:eastAsiaTheme="majorEastAsia" w:ascii="Cambria" w:hAnsi="Cambria"/>
+                              <w:b/>
+                              <w:iCs/>
+                              <w:color w:themeColor="text1" w:themeTint="bf" w:val="404040"/>
+                              <w:sz w:val="28"/>
+                              <w:szCs w:val="28"/>
+                            </w:rPr>
+                          </w:r>
+                        </w:p>
+                      </w:txbxContent>
+                    </wps:txbx>
+                    <wps:bodyPr lIns="45720" tIns="91440" rIns="45720" bIns="91440" anchor="ctr" vert="vert" upright="1">
+                      <a:noAutofit/>
+                    </wps:bodyPr>
+                  </wps:wsp>
+                </a:graphicData>
+              </a:graphic>
+            </wp:anchor>
+          </w:drawing>
+        </mc:Choice>
+        <mc:Fallback>
+          <w:pict>
+            <v:shape id="shape_0" stroked="t" o:allowincell="f" style="position:absolute;margin-left:412.65pt;margin-top:773.05pt;width:27.95pt;height:47.2pt;mso-wrap-style:none;v-text-anchor:middle;rotation:90;mso-position-horizontal-relative:margin;mso-position-vertical-relative:page" wp14:anchorId="7E31E2B7" type="_x0000_t186" path="l-2147483642,-2147483642l-2147483623,-2147483622l-2147483642,-2147483634l-2147483642,-2147483642l-2147483621,-2147483620l-2147483642,-2147483642l-2147483619,-2147483618l-2147483642,-2147483642l-2147483642,-2147483642l-2147483617,-2147483616l-2147483639,0l-2147483642,-2147483642l-2147483615,-2147483614xel-2147483642,-2147483642l-2147483613,-2147483612l-2147483642,-2147483642l-2147483611,-2147483610l-2147483638,-2147483633l-2147483642,-2147483642l-2147483640,-2147483625l-2147483642,-2147483642l-2147483607,-2147483606l-2147483642,-2147483634l-2147483642,-2147483642l-2147483605,-2147483604e">
+              <v:fill o:detectmouseclick="t" on="false"/>
+              <v:stroke color="#d9d9d9" joinstyle="round" endcap="flat"/>
+              <v:textbox>
+                <w:txbxContent>
+                  <w:p>
+                    <w:pPr>
+                      <w:pStyle w:val="FrameContents"/>
+                      <w:spacing w:lineRule="auto" w:line="288" w:before="0" w:after="0"/>
+                      <w:ind w:end="-57"/>
+                      <w:jc w:val="end"/>
+                      <w:rPr>
+                        <w:rFonts w:ascii="Cambria" w:hAnsi="Cambria" w:eastAsia="" w:cs="" w:asciiTheme="majorHAnsi" w:cstheme="majorBidi" w:eastAsiaTheme="majorEastAsia" w:hAnsiTheme="majorHAnsi"/>
+                        <w:b/>
+                        <w:iCs/>
+                        <w:color w:themeColor="text1" w:themeTint="bf" w:val="404040"/>
+                        <w:sz w:val="28"/>
+                        <w:szCs w:val="28"/>
+                      </w:rPr>
+                    </w:pPr>
+                    <w:r>
+                      <w:rPr>
+                        <w:rFonts w:eastAsia="" w:cs="" w:cstheme="majorBidi" w:eastAsiaTheme="majorEastAsia" w:ascii="Cambria" w:hAnsi="Cambria"/>
+                        <w:b/>
+                        <w:iCs/>
+                        <w:color w:themeColor="text1" w:themeTint="bf" w:val="404040"/>
+                        <w:sz w:val="28"/>
+                        <w:szCs w:val="28"/>
+                      </w:rPr>
+                    </w:r>
+                  </w:p>
+                </w:txbxContent>
+              </v:textbox>
+              <w10:wrap type="none"/>
+            </v:shape>
+          </w:pict>
+        </mc:Fallback>
+      </mc:AlternateContent>
+      <mc:AlternateContent>
+        <mc:Choice Requires="wps">
+          <w:drawing>
+            <wp:anchor distT="0" distB="0" distL="101600" distR="114300" simplePos="0" relativeHeight="103" behindDoc="1" locked="0" layoutInCell="0" allowOverlap="1" wp14:anchorId="1A5B76DB">
+              <wp:simplePos x="0" y="0"/>
+              <wp:positionH relativeFrom="margin">
+                <wp:posOffset>5331460</wp:posOffset>
+              </wp:positionH>
+              <wp:positionV relativeFrom="page">
+                <wp:posOffset>9916160</wp:posOffset>
+              </wp:positionV>
+              <wp:extent cx="473710" cy="376555"/>
+              <wp:effectExtent l="0" t="0" r="0" b="0"/>
+              <wp:wrapSquare wrapText="bothSides"/>
+              <wp:docPr id="33" name="Forme automatique 9"/>
+              <a:graphic xmlns:a="http://schemas.openxmlformats.org/drawingml/2006/main">
+                <a:graphicData uri="http://schemas.microsoft.com/office/word/2010/wordprocessingShape">
+                  <wps:wsp>
+                    <wps:cNvSpPr/>
+                    <wps:spPr>
+                      <a:xfrm rot="5400000">
+                        <a:off x="0" y="0"/>
+                        <a:ext cx="473760" cy="376560"/>
+                      </a:xfrm>
+                      <a:prstGeom prst="bracePair">
+                        <a:avLst>
+                          <a:gd name="adj" fmla="val 8333"/>
+                        </a:avLst>
+                      </a:prstGeom>
+                      <a:noFill/>
+                      <a:ln w="0">
+                        <a:noFill/>
+                      </a:ln>
+                    </wps:spPr>
+                    <wps:style>
+                      <a:lnRef idx="0"/>
+                      <a:fillRef idx="0"/>
+                      <a:effectRef idx="0"/>
+                      <a:fontRef idx="minor"/>
+                    </wps:style>
+                    <wps:txbx>
+                      <w:txbxContent>
+                        <w:p>
+                          <w:pPr>
+                            <w:pStyle w:val="FrameContents"/>
+                            <w:spacing w:lineRule="auto" w:line="288" w:before="0" w:after="0"/>
+                            <w:ind w:end="-58"/>
+                            <w:jc w:val="center"/>
+                            <w:rPr>
+                              <w:rFonts w:ascii="Cambria" w:hAnsi="Cambria" w:eastAsia="" w:cs="" w:asciiTheme="majorHAnsi" w:cstheme="majorBidi" w:eastAsiaTheme="majorEastAsia" w:hAnsiTheme="majorHAnsi"/>
+                              <w:b/>
+                              <w:iCs/>
+                              <w:color w:themeColor="text1" w:themeTint="bf" w:val="404040"/>
+                              <w:sz w:val="28"/>
+                              <w:szCs w:val="28"/>
+                            </w:rPr>
+                          </w:pPr>
+                          <w:r>
+                            <w:rPr>
+                              <w:rFonts w:eastAsia="" w:cs="" w:ascii="Cambria" w:hAnsi="Cambria"/>
+                              <w:b/>
+                              <w:iCs/>
+                              <w:color w:themeColor="text1" w:themeTint="bf" w:val="404040"/>
+                              <w:sz w:val="28"/>
+                              <w:szCs w:val="28"/>
+                            </w:rPr>
+                            <w:fldChar w:fldCharType="begin"/>
+                          </w:r>
+                          <w:r>
+                            <w:rPr>
+                              <w:rFonts w:eastAsia="" w:cs="" w:ascii="Cambria" w:hAnsi="Cambria"/>
+                              <w:b/>
+                              <w:iCs/>
+                              <w:color w:themeColor="text1" w:themeTint="bf" w:val="404040"/>
+                              <w:sz w:val="28"/>
+                              <w:szCs w:val="28"/>
+                            </w:rPr>
+                            <w:instrText xml:space="preserve"> PAGE </w:instrText>
+                          </w:r>
+                          <w:r>
+                            <w:rPr>
+                              <w:rFonts w:eastAsia="" w:cs="" w:ascii="Cambria" w:hAnsi="Cambria"/>
+                              <w:b/>
+                              <w:iCs/>
+                              <w:color w:themeColor="text1" w:themeTint="bf" w:val="404040"/>
+                              <w:sz w:val="28"/>
+                              <w:szCs w:val="28"/>
+                            </w:rPr>
+                            <w:fldChar w:fldCharType="separate"/>
+                          </w:r>
+                          <w:r>
+                            <w:rPr>
+                              <w:rFonts w:eastAsia="" w:cs="" w:ascii="Cambria" w:hAnsi="Cambria"/>
+                              <w:b/>
+                              <w:iCs/>
+                              <w:color w:themeColor="text1" w:themeTint="bf" w:val="404040"/>
+                              <w:sz w:val="28"/>
+                              <w:szCs w:val="28"/>
+                            </w:rPr>
+                            <w:t>26</w:t>
+                          </w:r>
+                          <w:r>
+                            <w:rPr>
+                              <w:rFonts w:eastAsia="" w:cs="" w:ascii="Cambria" w:hAnsi="Cambria"/>
+                              <w:b/>
+                              <w:iCs/>
+                              <w:color w:themeColor="text1" w:themeTint="bf" w:val="404040"/>
+                              <w:sz w:val="28"/>
+                              <w:szCs w:val="28"/>
+                            </w:rPr>
+                            <w:fldChar w:fldCharType="end"/>
+                          </w:r>
+                        </w:p>
+                      </w:txbxContent>
+                    </wps:txbx>
+                    <wps:bodyPr lIns="45720" tIns="91440" rIns="45720" bIns="91440" anchor="ctr" vert="vert" upright="1">
+                      <a:noAutofit/>
+                    </wps:bodyPr>
+                  </wps:wsp>
+                </a:graphicData>
+              </a:graphic>
+            </wp:anchor>
+          </w:drawing>
+        </mc:Choice>
+        <mc:Fallback>
+          <w:pict>
+            <v:shape id="shape_0" stroked="f" o:allowincell="f" style="position:absolute;margin-left:419.8pt;margin-top:780.75pt;width:37.25pt;height:29.6pt;mso-wrap-style:square;v-text-anchor:middle;rotation:90;mso-position-horizontal-relative:margin;mso-position-vertical-relative:page" wp14:anchorId="1A5B76DB" type="_x0000_t186" path="l-2147483642,-2147483642l-2147483623,-2147483622l-2147483642,-2147483634l-2147483642,-2147483642l-2147483621,-2147483620l-2147483642,-2147483642l-2147483619,-2147483618l-2147483642,-2147483642l-2147483642,-2147483642l-2147483617,-2147483616l-2147483639,0l-2147483642,-2147483642l-2147483615,-2147483614xel-2147483642,-2147483642l-2147483613,-2147483612l-2147483642,-2147483642l-2147483611,-2147483610l-2147483638,-2147483633l-2147483642,-2147483642l-2147483640,-2147483625l-2147483642,-2147483642l-2147483607,-2147483606l-2147483642,-2147483634l-2147483642,-2147483642l-2147483605,-2147483604e">
+              <v:fill o:detectmouseclick="t" on="false"/>
+              <v:stroke color="#3465a4" joinstyle="round" endcap="flat"/>
+              <v:textbox>
+                <w:txbxContent>
+                  <w:p>
+                    <w:pPr>
+                      <w:pStyle w:val="FrameContents"/>
+                      <w:spacing w:lineRule="auto" w:line="288" w:before="0" w:after="0"/>
+                      <w:ind w:end="-58"/>
+                      <w:jc w:val="center"/>
+                      <w:rPr>
+                        <w:rFonts w:ascii="Cambria" w:hAnsi="Cambria" w:eastAsia="" w:cs="" w:asciiTheme="majorHAnsi" w:cstheme="majorBidi" w:eastAsiaTheme="majorEastAsia" w:hAnsiTheme="majorHAnsi"/>
+                        <w:b/>
+                        <w:iCs/>
+                        <w:color w:themeColor="text1" w:themeTint="bf" w:val="404040"/>
+                        <w:sz w:val="28"/>
+                        <w:szCs w:val="28"/>
+                      </w:rPr>
+                    </w:pPr>
+                    <w:r>
+                      <w:rPr>
+                        <w:rFonts w:eastAsia="" w:cs="" w:ascii="Cambria" w:hAnsi="Cambria"/>
+                        <w:b/>
+                        <w:iCs/>
+                        <w:color w:themeColor="text1" w:themeTint="bf" w:val="404040"/>
+                        <w:sz w:val="28"/>
+                        <w:szCs w:val="28"/>
+                      </w:rPr>
+                      <w:fldChar w:fldCharType="begin"/>
+                    </w:r>
+                    <w:r>
+                      <w:rPr>
+                        <w:rFonts w:eastAsia="" w:cs="" w:ascii="Cambria" w:hAnsi="Cambria"/>
+                        <w:b/>
+                        <w:iCs/>
+                        <w:color w:themeColor="text1" w:themeTint="bf" w:val="404040"/>
+                        <w:sz w:val="28"/>
+                        <w:szCs w:val="28"/>
+                      </w:rPr>
+                      <w:instrText xml:space="preserve"> PAGE </w:instrText>
+                    </w:r>
+                    <w:r>
+                      <w:rPr>
+                        <w:rFonts w:eastAsia="" w:cs="" w:ascii="Cambria" w:hAnsi="Cambria"/>
+                        <w:b/>
+                        <w:iCs/>
+                        <w:color w:themeColor="text1" w:themeTint="bf" w:val="404040"/>
+                        <w:sz w:val="28"/>
+                        <w:szCs w:val="28"/>
+                      </w:rPr>
+                      <w:fldChar w:fldCharType="separate"/>
+                    </w:r>
+                    <w:r>
+                      <w:rPr>
+                        <w:rFonts w:eastAsia="" w:cs="" w:ascii="Cambria" w:hAnsi="Cambria"/>
+                        <w:b/>
+                        <w:iCs/>
+                        <w:color w:themeColor="text1" w:themeTint="bf" w:val="404040"/>
+                        <w:sz w:val="28"/>
+                        <w:szCs w:val="28"/>
+                      </w:rPr>
+                      <w:t>26</w:t>
+                    </w:r>
+                    <w:r>
+                      <w:rPr>
+                        <w:rFonts w:eastAsia="" w:cs="" w:ascii="Cambria" w:hAnsi="Cambria"/>
+                        <w:b/>
+                        <w:iCs/>
+                        <w:color w:themeColor="text1" w:themeTint="bf" w:val="404040"/>
+                        <w:sz w:val="28"/>
+                        <w:szCs w:val="28"/>
+                      </w:rPr>
+                      <w:fldChar w:fldCharType="end"/>
+                    </w:r>
+                  </w:p>
+                </w:txbxContent>
+              </v:textbox>
+              <w10:wrap type="square"/>
+            </v:shape>
+          </w:pict>
+        </mc:Fallback>
+      </mc:AlternateContent>
+    </w:r>
+    <w:r>
+      <w:rPr>
+        <w:rFonts w:cs="Calibri" w:cstheme="minorHAnsi"/>
+        <w:b/>
+        <w:color w:themeColor="text1" w:themeTint="80" w:val="7F7F7F"/>
+        <w:sz w:val="20"/>
+        <w:szCs w:val="20"/>
+      </w:rPr>
+      <w:t xml:space="preserve"> </w:t>
+    </w:r>
+    <w:r>
+      <w:rPr>
+        <w:color w:themeColor="text1" w:themeTint="80" w:val="7F7F7F"/>
+        <w:sz w:val="18"/>
+        <w:szCs w:val="18"/>
+      </w:rPr>
+      <w:t>DOSSIER PROFESSIONNEL-Version du 01/06/2016</w:t>
+    </w:r>
+    <w:r>
+      <w:rPr>
+        <w:color w:themeColor="text1" w:themeTint="80" w:val="7F7F7F"/>
+        <w:sz w:val="20"/>
+        <w:szCs w:val="20"/>
+      </w:rPr>
+      <w:t> </w:t>
+    </w:r>
+    <w:r>
+      <w:rPr>
+        <w:color w:themeColor="text1" w:themeTint="80" w:val="7F7F7F"/>
+      </w:rPr>
+      <w:tab/>
+      <w:t>Page</w:t>
+    </w:r>
+  </w:p>
+  <w:p>
+    <w:pPr>
+      <w:pStyle w:val="Footer"/>
+      <w:rPr/>
+    </w:pPr>
+    <w:r>
+      <w:rPr/>
+    </w:r>
+  </w:p>
+</w:ftr>
+</file>
+
 <file path=word/footer2.xml><?xml version="1.0" encoding="utf-8"?>
 <w:ftr xmlns:o="urn:schemas-microsoft-com:office:office" xmlns:r="http://schemas.openxmlformats.org/officeDocument/2006/relationships" xmlns:v="urn:schemas-microsoft-com:vml" xmlns:w="http://schemas.openxmlformats.org/wordprocessingml/2006/main" xmlns:w10="urn:schemas-microsoft-com:office:word" xmlns:wp="http://schemas.openxmlformats.org/drawingml/2006/wordprocessingDrawing" xmlns:pic="http://schemas.openxmlformats.org/drawingml/2006/picture" xmlns:wps="http://schemas.microsoft.com/office/word/2010/wordprocessingShape" xmlns:wpg="http://schemas.microsoft.com/office/word/2010/wordprocessingGroup" xmlns:mc="http://schemas.openxmlformats.org/markup-compatibility/2006" xmlns:wp14="http://schemas.microsoft.com/office/word/2010/wordprocessingDrawing" xmlns:w14="http://schemas.microsoft.com/office/word/2010/wordml" xmlns:w15="http://schemas.microsoft.com/office/word/2012/wordml" mc:Ignorable="w14 wp14 w15">
   <w:p>
@@ -29022,10 +29726,10 @@
             <wp:anchor distT="1270" distB="1270" distL="1270" distR="1270" simplePos="0" relativeHeight="2" behindDoc="1" locked="0" layoutInCell="0" allowOverlap="1" wp14:anchorId="7E31E2B7">
               <wp:simplePos x="0" y="0"/>
               <wp:positionH relativeFrom="margin">
-                <wp:posOffset>5241925</wp:posOffset>
+                <wp:posOffset>5241290</wp:posOffset>
               </wp:positionH>
               <wp:positionV relativeFrom="page">
-                <wp:posOffset>9817100</wp:posOffset>
+                <wp:posOffset>9817735</wp:posOffset>
               </wp:positionV>
               <wp:extent cx="355600" cy="600075"/>
               <wp:effectExtent l="1270" t="1270" r="1270" b="1270"/>
@@ -29062,7 +29766,7 @@
                       <w:txbxContent>
                         <w:p>
                           <w:pPr>
-                            <w:pStyle w:val="FrameContentsuser"/>
+                            <w:pStyle w:val="FrameContents"/>
                             <w:spacing w:lineRule="auto" w:line="288" w:before="0" w:after="0"/>
                             <w:ind w:end="-57"/>
                             <w:jc w:val="end"/>
@@ -29088,7 +29792,7 @@
                         </w:p>
                       </w:txbxContent>
                     </wps:txbx>
-                    <wps:bodyPr anchor="ctr" vert="vert" upright="1">
+                    <wps:bodyPr lIns="45720" tIns="91440" rIns="45720" bIns="91440" anchor="ctr" vert="vert" upright="1">
                       <a:noAutofit/>
                     </wps:bodyPr>
                   </wps:wsp>
@@ -29134,14 +29838,14 @@
                 <v:h position="0,@0"/>
               </v:handles>
             </v:shapetype>
-            <v:shape id="shape_0" stroked="t" o:allowincell="f" style="position:absolute;margin-left:412.7pt;margin-top:773pt;width:27.95pt;height:47.2pt;mso-wrap-style:none;v-text-anchor:middle;rotation:90;mso-position-horizontal-relative:margin;mso-position-vertical-relative:page" wp14:anchorId="7E31E2B7" type="_x0000_t186" path="l-2147483642,-2147483642l-2147483623,-2147483622l-2147483642,-2147483634l-2147483642,-2147483642l-2147483621,-2147483620l-2147483642,-2147483642l-2147483619,-2147483618l-2147483642,-2147483642l-2147483642,-2147483642l-2147483617,-2147483616l-2147483639,0l-2147483642,-2147483642l-2147483615,-2147483614xel-2147483642,-2147483642l-2147483613,-2147483612l-2147483642,-2147483642l-2147483611,-2147483610l-2147483638,-2147483633l-2147483642,-2147483642l-2147483640,-2147483625l-2147483642,-2147483642l-2147483607,-2147483606l-2147483642,-2147483634l-2147483642,-2147483642l-2147483605,-2147483604e">
+            <v:shape id="shape_0" stroked="t" o:allowincell="f" style="position:absolute;margin-left:412.65pt;margin-top:773.05pt;width:27.95pt;height:47.2pt;mso-wrap-style:none;v-text-anchor:middle;rotation:90;mso-position-horizontal-relative:margin;mso-position-vertical-relative:page" wp14:anchorId="7E31E2B7" type="_x0000_t186" path="l-2147483642,-2147483642l-2147483623,-2147483622l-2147483642,-2147483634l-2147483642,-2147483642l-2147483621,-2147483620l-2147483642,-2147483642l-2147483619,-2147483618l-2147483642,-2147483642l-2147483642,-2147483642l-2147483617,-2147483616l-2147483639,0l-2147483642,-2147483642l-2147483615,-2147483614xel-2147483642,-2147483642l-2147483613,-2147483612l-2147483642,-2147483642l-2147483611,-2147483610l-2147483638,-2147483633l-2147483642,-2147483642l-2147483640,-2147483625l-2147483642,-2147483642l-2147483607,-2147483606l-2147483642,-2147483634l-2147483642,-2147483642l-2147483605,-2147483604e">
               <v:fill o:detectmouseclick="t" on="false"/>
               <v:stroke color="#d9d9d9" joinstyle="round" endcap="flat"/>
               <v:textbox>
                 <w:txbxContent>
                   <w:p>
                     <w:pPr>
-                      <w:pStyle w:val="FrameContentsuser"/>
+                      <w:pStyle w:val="FrameContents"/>
                       <w:spacing w:lineRule="auto" w:line="288" w:before="0" w:after="0"/>
                       <w:ind w:end="-57"/>
                       <w:jc w:val="end"/>
@@ -29175,13 +29879,13 @@
       <mc:AlternateContent>
         <mc:Choice Requires="wps">
           <w:drawing>
-            <wp:anchor distT="0" distB="0" distL="103505" distR="114300" simplePos="0" relativeHeight="14" behindDoc="1" locked="0" layoutInCell="0" allowOverlap="1" wp14:anchorId="1A5B76DB">
+            <wp:anchor distT="0" distB="0" distL="101600" distR="114300" simplePos="0" relativeHeight="108" behindDoc="1" locked="0" layoutInCell="0" allowOverlap="1" wp14:anchorId="1A5B76DB">
               <wp:simplePos x="0" y="0"/>
               <wp:positionH relativeFrom="margin">
-                <wp:posOffset>5332095</wp:posOffset>
+                <wp:posOffset>5331460</wp:posOffset>
               </wp:positionH>
               <wp:positionV relativeFrom="page">
-                <wp:posOffset>9915525</wp:posOffset>
+                <wp:posOffset>9916160</wp:posOffset>
               </wp:positionV>
               <wp:extent cx="473710" cy="376555"/>
               <wp:effectExtent l="0" t="0" r="0" b="0"/>
@@ -29216,7 +29920,7 @@
                       <w:txbxContent>
                         <w:p>
                           <w:pPr>
-                            <w:pStyle w:val="FrameContentsuser"/>
+                            <w:pStyle w:val="FrameContents"/>
                             <w:spacing w:lineRule="auto" w:line="288" w:before="0" w:after="0"/>
                             <w:ind w:end="-58"/>
                             <w:jc w:val="center"/>
@@ -29287,7 +29991,7 @@
                         </w:p>
                       </w:txbxContent>
                     </wps:txbx>
-                    <wps:bodyPr anchor="ctr" vert="vert" upright="1">
+                    <wps:bodyPr lIns="45720" tIns="91440" rIns="45720" bIns="91440" anchor="ctr" vert="vert" upright="1">
                       <a:noAutofit/>
                     </wps:bodyPr>
                   </wps:wsp>
@@ -29298,14 +30002,14 @@
         </mc:Choice>
         <mc:Fallback>
           <w:pict>
-            <v:shape id="shape_0" stroked="f" o:allowincell="f" style="position:absolute;margin-left:419.85pt;margin-top:780.7pt;width:37.25pt;height:29.6pt;mso-wrap-style:square;v-text-anchor:middle;rotation:90;mso-position-horizontal-relative:margin;mso-position-vertical-relative:page" wp14:anchorId="1A5B76DB" type="_x0000_t186" path="l-2147483642,-2147483642l-2147483623,-2147483622l-2147483642,-2147483634l-2147483642,-2147483642l-2147483621,-2147483620l-2147483642,-2147483642l-2147483619,-2147483618l-2147483642,-2147483642l-2147483642,-2147483642l-2147483617,-2147483616l-2147483639,0l-2147483642,-2147483642l-2147483615,-2147483614xel-2147483642,-2147483642l-2147483613,-2147483612l-2147483642,-2147483642l-2147483611,-2147483610l-2147483638,-2147483633l-2147483642,-2147483642l-2147483640,-2147483625l-2147483642,-2147483642l-2147483607,-2147483606l-2147483642,-2147483634l-2147483642,-2147483642l-2147483605,-2147483604e">
+            <v:shape id="shape_0" stroked="f" o:allowincell="f" style="position:absolute;margin-left:419.8pt;margin-top:780.75pt;width:37.25pt;height:29.6pt;mso-wrap-style:square;v-text-anchor:middle;rotation:90;mso-position-horizontal-relative:margin;mso-position-vertical-relative:page" wp14:anchorId="1A5B76DB" type="_x0000_t186" path="l-2147483642,-2147483642l-2147483623,-2147483622l-2147483642,-2147483634l-2147483642,-2147483642l-2147483621,-2147483620l-2147483642,-2147483642l-2147483619,-2147483618l-2147483642,-2147483642l-2147483642,-2147483642l-2147483617,-2147483616l-2147483639,0l-2147483642,-2147483642l-2147483615,-2147483614xel-2147483642,-2147483642l-2147483613,-2147483612l-2147483642,-2147483642l-2147483611,-2147483610l-2147483638,-2147483633l-2147483642,-2147483642l-2147483640,-2147483625l-2147483642,-2147483642l-2147483607,-2147483606l-2147483642,-2147483634l-2147483642,-2147483642l-2147483605,-2147483604e">
               <v:fill o:detectmouseclick="t" on="false"/>
               <v:stroke color="#3465a4" joinstyle="round" endcap="flat"/>
               <v:textbox>
                 <w:txbxContent>
                   <w:p>
                     <w:pPr>
-                      <w:pStyle w:val="FrameContentsuser"/>
+                      <w:pStyle w:val="FrameContents"/>
                       <w:spacing w:lineRule="auto" w:line="288" w:before="0" w:after="0"/>
                       <w:ind w:end="-58"/>
                       <w:jc w:val="center"/>
@@ -29451,10 +30155,10 @@
             <wp:anchor distT="1270" distB="1270" distL="1270" distR="1270" simplePos="0" relativeHeight="2" behindDoc="1" locked="0" layoutInCell="0" allowOverlap="1" wp14:anchorId="7E31E2B7">
               <wp:simplePos x="0" y="0"/>
               <wp:positionH relativeFrom="margin">
-                <wp:posOffset>5241925</wp:posOffset>
+                <wp:posOffset>5241290</wp:posOffset>
               </wp:positionH>
               <wp:positionV relativeFrom="page">
-                <wp:posOffset>9817100</wp:posOffset>
+                <wp:posOffset>9817735</wp:posOffset>
               </wp:positionV>
               <wp:extent cx="355600" cy="600075"/>
               <wp:effectExtent l="1270" t="1270" r="1270" b="1270"/>
@@ -29491,7 +30195,7 @@
                       <w:txbxContent>
                         <w:p>
                           <w:pPr>
-                            <w:pStyle w:val="FrameContentsuser"/>
+                            <w:pStyle w:val="FrameContents"/>
                             <w:spacing w:lineRule="auto" w:line="288" w:before="0" w:after="0"/>
                             <w:ind w:end="-57"/>
                             <w:jc w:val="end"/>
@@ -29517,7 +30221,7 @@
                         </w:p>
                       </w:txbxContent>
                     </wps:txbx>
-                    <wps:bodyPr anchor="ctr" vert="vert" upright="1">
+                    <wps:bodyPr lIns="45720" tIns="91440" rIns="45720" bIns="91440" anchor="ctr" vert="vert" upright="1">
                       <a:noAutofit/>
                     </wps:bodyPr>
                   </wps:wsp>
@@ -29528,14 +30232,14 @@
         </mc:Choice>
         <mc:Fallback>
           <w:pict>
-            <v:shape id="shape_0" stroked="t" o:allowincell="f" style="position:absolute;margin-left:412.7pt;margin-top:773pt;width:27.95pt;height:47.2pt;mso-wrap-style:none;v-text-anchor:middle;rotation:90;mso-position-horizontal-relative:margin;mso-position-vertical-relative:page" wp14:anchorId="7E31E2B7" type="_x0000_t186" path="l-2147483642,-2147483642l-2147483623,-2147483622l-2147483642,-2147483634l-2147483642,-2147483642l-2147483621,-2147483620l-2147483642,-2147483642l-2147483619,-2147483618l-2147483642,-2147483642l-2147483642,-2147483642l-2147483617,-2147483616l-2147483639,0l-2147483642,-2147483642l-2147483615,-2147483614xel-2147483642,-2147483642l-2147483613,-2147483612l-2147483642,-2147483642l-2147483611,-2147483610l-2147483638,-2147483633l-2147483642,-2147483642l-2147483640,-2147483625l-2147483642,-2147483642l-2147483607,-2147483606l-2147483642,-2147483634l-2147483642,-2147483642l-2147483605,-2147483604e">
+            <v:shape id="shape_0" stroked="t" o:allowincell="f" style="position:absolute;margin-left:412.65pt;margin-top:773.05pt;width:27.95pt;height:47.2pt;mso-wrap-style:none;v-text-anchor:middle;rotation:90;mso-position-horizontal-relative:margin;mso-position-vertical-relative:page" wp14:anchorId="7E31E2B7" type="_x0000_t186" path="l-2147483642,-2147483642l-2147483623,-2147483622l-2147483642,-2147483634l-2147483642,-2147483642l-2147483621,-2147483620l-2147483642,-2147483642l-2147483619,-2147483618l-2147483642,-2147483642l-2147483642,-2147483642l-2147483617,-2147483616l-2147483639,0l-2147483642,-2147483642l-2147483615,-2147483614xel-2147483642,-2147483642l-2147483613,-2147483612l-2147483642,-2147483642l-2147483611,-2147483610l-2147483638,-2147483633l-2147483642,-2147483642l-2147483640,-2147483625l-2147483642,-2147483642l-2147483607,-2147483606l-2147483642,-2147483634l-2147483642,-2147483642l-2147483605,-2147483604e">
               <v:fill o:detectmouseclick="t" on="false"/>
               <v:stroke color="#d9d9d9" joinstyle="round" endcap="flat"/>
               <v:textbox>
                 <w:txbxContent>
                   <w:p>
                     <w:pPr>
-                      <w:pStyle w:val="FrameContentsuser"/>
+                      <w:pStyle w:val="FrameContents"/>
                       <w:spacing w:lineRule="auto" w:line="288" w:before="0" w:after="0"/>
                       <w:ind w:end="-57"/>
                       <w:jc w:val="end"/>
@@ -29569,13 +30273,13 @@
       <mc:AlternateContent>
         <mc:Choice Requires="wps">
           <w:drawing>
-            <wp:anchor distT="0" distB="0" distL="103505" distR="114300" simplePos="0" relativeHeight="14" behindDoc="1" locked="0" layoutInCell="0" allowOverlap="1" wp14:anchorId="1A5B76DB">
+            <wp:anchor distT="0" distB="0" distL="101600" distR="114300" simplePos="0" relativeHeight="108" behindDoc="1" locked="0" layoutInCell="0" allowOverlap="1" wp14:anchorId="1A5B76DB">
               <wp:simplePos x="0" y="0"/>
               <wp:positionH relativeFrom="margin">
-                <wp:posOffset>5332095</wp:posOffset>
+                <wp:posOffset>5331460</wp:posOffset>
               </wp:positionH>
               <wp:positionV relativeFrom="page">
-                <wp:posOffset>9915525</wp:posOffset>
+                <wp:posOffset>9916160</wp:posOffset>
               </wp:positionV>
               <wp:extent cx="473710" cy="376555"/>
               <wp:effectExtent l="0" t="0" r="0" b="0"/>
@@ -29610,7 +30314,7 @@
                       <w:txbxContent>
                         <w:p>
                           <w:pPr>
-                            <w:pStyle w:val="FrameContentsuser"/>
+                            <w:pStyle w:val="FrameContents"/>
                             <w:spacing w:lineRule="auto" w:line="288" w:before="0" w:after="0"/>
                             <w:ind w:end="-58"/>
                             <w:jc w:val="center"/>
@@ -29681,7 +30385,7 @@
                         </w:p>
                       </w:txbxContent>
                     </wps:txbx>
-                    <wps:bodyPr anchor="ctr" vert="vert" upright="1">
+                    <wps:bodyPr lIns="45720" tIns="91440" rIns="45720" bIns="91440" anchor="ctr" vert="vert" upright="1">
                       <a:noAutofit/>
                     </wps:bodyPr>
                   </wps:wsp>
@@ -29692,14 +30396,14 @@
         </mc:Choice>
         <mc:Fallback>
           <w:pict>
-            <v:shape id="shape_0" stroked="f" o:allowincell="f" style="position:absolute;margin-left:419.85pt;margin-top:780.7pt;width:37.25pt;height:29.6pt;mso-wrap-style:square;v-text-anchor:middle;rotation:90;mso-position-horizontal-relative:margin;mso-position-vertical-relative:page" wp14:anchorId="1A5B76DB" type="_x0000_t186" path="l-2147483642,-2147483642l-2147483623,-2147483622l-2147483642,-2147483634l-2147483642,-2147483642l-2147483621,-2147483620l-2147483642,-2147483642l-2147483619,-2147483618l-2147483642,-2147483642l-2147483642,-2147483642l-2147483617,-2147483616l-2147483639,0l-2147483642,-2147483642l-2147483615,-2147483614xel-2147483642,-2147483642l-2147483613,-2147483612l-2147483642,-2147483642l-2147483611,-2147483610l-2147483638,-2147483633l-2147483642,-2147483642l-2147483640,-2147483625l-2147483642,-2147483642l-2147483607,-2147483606l-2147483642,-2147483634l-2147483642,-2147483642l-2147483605,-2147483604e">
+            <v:shape id="shape_0" stroked="f" o:allowincell="f" style="position:absolute;margin-left:419.8pt;margin-top:780.75pt;width:37.25pt;height:29.6pt;mso-wrap-style:square;v-text-anchor:middle;rotation:90;mso-position-horizontal-relative:margin;mso-position-vertical-relative:page" wp14:anchorId="1A5B76DB" type="_x0000_t186" path="l-2147483642,-2147483642l-2147483623,-2147483622l-2147483642,-2147483634l-2147483642,-2147483642l-2147483621,-2147483620l-2147483642,-2147483642l-2147483619,-2147483618l-2147483642,-2147483642l-2147483642,-2147483642l-2147483617,-2147483616l-2147483639,0l-2147483642,-2147483642l-2147483615,-2147483614xel-2147483642,-2147483642l-2147483613,-2147483612l-2147483642,-2147483642l-2147483611,-2147483610l-2147483638,-2147483633l-2147483642,-2147483642l-2147483640,-2147483625l-2147483642,-2147483642l-2147483607,-2147483606l-2147483642,-2147483634l-2147483642,-2147483642l-2147483605,-2147483604e">
               <v:fill o:detectmouseclick="t" on="false"/>
               <v:stroke color="#3465a4" joinstyle="round" endcap="flat"/>
               <v:textbox>
                 <w:txbxContent>
                   <w:p>
                     <w:pPr>
-                      <w:pStyle w:val="FrameContentsuser"/>
+                      <w:pStyle w:val="FrameContents"/>
                       <w:spacing w:lineRule="auto" w:line="288" w:before="0" w:after="0"/>
                       <w:ind w:end="-58"/>
                       <w:jc w:val="center"/>
@@ -29856,18 +30560,139 @@
       <mc:AlternateContent>
         <mc:Choice Requires="wps">
           <w:drawing>
-            <wp:anchor distT="0" distB="0" distL="103505" distR="114300" simplePos="0" relativeHeight="103" behindDoc="1" locked="0" layoutInCell="0" allowOverlap="1" wp14:anchorId="1A5B76DB">
+            <wp:anchor distT="1270" distB="1270" distL="1270" distR="1270" simplePos="0" relativeHeight="111" behindDoc="1" locked="0" layoutInCell="0" allowOverlap="1" wp14:anchorId="7E31E2B7">
               <wp:simplePos x="0" y="0"/>
               <wp:positionH relativeFrom="margin">
-                <wp:posOffset>5332095</wp:posOffset>
+                <wp:posOffset>5241290</wp:posOffset>
               </wp:positionH>
               <wp:positionV relativeFrom="page">
-                <wp:posOffset>9915525</wp:posOffset>
+                <wp:posOffset>9817735</wp:posOffset>
+              </wp:positionV>
+              <wp:extent cx="355600" cy="600075"/>
+              <wp:effectExtent l="1270" t="1270" r="1270" b="1270"/>
+              <wp:wrapNone/>
+              <wp:docPr id="7" name="Forme automatique 1"/>
+              <a:graphic xmlns:a="http://schemas.openxmlformats.org/drawingml/2006/main">
+                <a:graphicData uri="http://schemas.microsoft.com/office/word/2010/wordprocessingShape">
+                  <wps:wsp>
+                    <wps:cNvSpPr/>
+                    <wps:spPr>
+                      <a:xfrm rot="5400000">
+                        <a:off x="0" y="0"/>
+                        <a:ext cx="355680" cy="600120"/>
+                      </a:xfrm>
+                      <a:prstGeom prst="bracePair">
+                        <a:avLst>
+                          <a:gd name="adj" fmla="val 8333"/>
+                        </a:avLst>
+                      </a:prstGeom>
+                      <a:noFill/>
+                      <a:ln w="0">
+                        <a:solidFill>
+                          <a:srgbClr val="D9D9D9"/>
+                        </a:solidFill>
+                      </a:ln>
+                    </wps:spPr>
+                    <wps:style>
+                      <a:lnRef idx="0"/>
+                      <a:fillRef idx="0"/>
+                      <a:effectRef idx="0"/>
+                      <a:fontRef idx="minor"/>
+                    </wps:style>
+                    <wps:txbx>
+                      <w:txbxContent>
+                        <w:p>
+                          <w:pPr>
+                            <w:pStyle w:val="FrameContents"/>
+                            <w:spacing w:lineRule="auto" w:line="288" w:before="0" w:after="0"/>
+                            <w:ind w:end="-57"/>
+                            <w:jc w:val="end"/>
+                            <w:rPr>
+                              <w:rFonts w:ascii="Cambria" w:hAnsi="Cambria" w:eastAsia="" w:cs="" w:asciiTheme="majorHAnsi" w:cstheme="majorBidi" w:eastAsiaTheme="majorEastAsia" w:hAnsiTheme="majorHAnsi"/>
+                              <w:b/>
+                              <w:iCs/>
+                              <w:color w:themeColor="text1" w:themeTint="bf" w:val="404040"/>
+                              <w:sz w:val="28"/>
+                              <w:szCs w:val="28"/>
+                            </w:rPr>
+                          </w:pPr>
+                          <w:r>
+                            <w:rPr>
+                              <w:rFonts w:eastAsia="" w:cs="" w:cstheme="majorBidi" w:eastAsiaTheme="majorEastAsia" w:ascii="Cambria" w:hAnsi="Cambria"/>
+                              <w:b/>
+                              <w:iCs/>
+                              <w:color w:themeColor="text1" w:themeTint="bf" w:val="404040"/>
+                              <w:sz w:val="28"/>
+                              <w:szCs w:val="28"/>
+                            </w:rPr>
+                          </w:r>
+                        </w:p>
+                      </w:txbxContent>
+                    </wps:txbx>
+                    <wps:bodyPr lIns="45720" tIns="91440" rIns="45720" bIns="91440" anchor="ctr" vert="vert" upright="1">
+                      <a:noAutofit/>
+                    </wps:bodyPr>
+                  </wps:wsp>
+                </a:graphicData>
+              </a:graphic>
+            </wp:anchor>
+          </w:drawing>
+        </mc:Choice>
+        <mc:Fallback>
+          <w:pict>
+            <v:shape id="shape_0" stroked="t" o:allowincell="f" style="position:absolute;margin-left:412.65pt;margin-top:773.05pt;width:27.95pt;height:47.2pt;mso-wrap-style:none;v-text-anchor:middle;rotation:90;mso-position-horizontal-relative:margin;mso-position-vertical-relative:page" wp14:anchorId="7E31E2B7" type="_x0000_t186" path="l-2147483642,-2147483642l-2147483623,-2147483622l-2147483642,-2147483634l-2147483642,-2147483642l-2147483621,-2147483620l-2147483642,-2147483642l-2147483619,-2147483618l-2147483642,-2147483642l-2147483642,-2147483642l-2147483617,-2147483616l-2147483639,0l-2147483642,-2147483642l-2147483615,-2147483614xel-2147483642,-2147483642l-2147483613,-2147483612l-2147483642,-2147483642l-2147483611,-2147483610l-2147483638,-2147483633l-2147483642,-2147483642l-2147483640,-2147483625l-2147483642,-2147483642l-2147483607,-2147483606l-2147483642,-2147483634l-2147483642,-2147483642l-2147483605,-2147483604e">
+              <v:fill o:detectmouseclick="t" on="false"/>
+              <v:stroke color="#d9d9d9" joinstyle="round" endcap="flat"/>
+              <v:textbox>
+                <w:txbxContent>
+                  <w:p>
+                    <w:pPr>
+                      <w:pStyle w:val="FrameContents"/>
+                      <w:spacing w:lineRule="auto" w:line="288" w:before="0" w:after="0"/>
+                      <w:ind w:end="-57"/>
+                      <w:jc w:val="end"/>
+                      <w:rPr>
+                        <w:rFonts w:ascii="Cambria" w:hAnsi="Cambria" w:eastAsia="" w:cs="" w:asciiTheme="majorHAnsi" w:cstheme="majorBidi" w:eastAsiaTheme="majorEastAsia" w:hAnsiTheme="majorHAnsi"/>
+                        <w:b/>
+                        <w:iCs/>
+                        <w:color w:themeColor="text1" w:themeTint="bf" w:val="404040"/>
+                        <w:sz w:val="28"/>
+                        <w:szCs w:val="28"/>
+                      </w:rPr>
+                    </w:pPr>
+                    <w:r>
+                      <w:rPr>
+                        <w:rFonts w:eastAsia="" w:cs="" w:cstheme="majorBidi" w:eastAsiaTheme="majorEastAsia" w:ascii="Cambria" w:hAnsi="Cambria"/>
+                        <w:b/>
+                        <w:iCs/>
+                        <w:color w:themeColor="text1" w:themeTint="bf" w:val="404040"/>
+                        <w:sz w:val="28"/>
+                        <w:szCs w:val="28"/>
+                      </w:rPr>
+                    </w:r>
+                  </w:p>
+                </w:txbxContent>
+              </v:textbox>
+              <w10:wrap type="none"/>
+            </v:shape>
+          </w:pict>
+        </mc:Fallback>
+      </mc:AlternateContent>
+      <mc:AlternateContent>
+        <mc:Choice Requires="wps">
+          <w:drawing>
+            <wp:anchor distT="0" distB="0" distL="101600" distR="114300" simplePos="0" relativeHeight="113" behindDoc="1" locked="0" layoutInCell="0" allowOverlap="1" wp14:anchorId="1A5B76DB">
+              <wp:simplePos x="0" y="0"/>
+              <wp:positionH relativeFrom="margin">
+                <wp:posOffset>5331460</wp:posOffset>
+              </wp:positionH>
+              <wp:positionV relativeFrom="page">
+                <wp:posOffset>9916160</wp:posOffset>
               </wp:positionV>
               <wp:extent cx="473710" cy="376555"/>
               <wp:effectExtent l="0" t="0" r="0" b="0"/>
               <wp:wrapSquare wrapText="bothSides"/>
-              <wp:docPr id="7" name="Forme automatique 3"/>
+              <wp:docPr id="8" name="Forme automatique 3"/>
               <a:graphic xmlns:a="http://schemas.openxmlformats.org/drawingml/2006/main">
                 <a:graphicData uri="http://schemas.microsoft.com/office/word/2010/wordprocessingShape">
                   <wps:wsp>
@@ -29897,7 +30722,7 @@
                       <w:txbxContent>
                         <w:p>
                           <w:pPr>
-                            <w:pStyle w:val="FrameContentsuser"/>
+                            <w:pStyle w:val="FrameContents"/>
                             <w:spacing w:lineRule="auto" w:line="288" w:before="0" w:after="0"/>
                             <w:ind w:end="-58"/>
                             <w:jc w:val="center"/>
@@ -29961,7 +30786,7 @@
                         </w:p>
                       </w:txbxContent>
                     </wps:txbx>
-                    <wps:bodyPr anchor="ctr" vert="vert" upright="1">
+                    <wps:bodyPr lIns="45720" tIns="91440" rIns="45720" bIns="91440" anchor="ctr" vert="vert" upright="1">
                       <a:noAutofit/>
                     </wps:bodyPr>
                   </wps:wsp>
@@ -29972,14 +30797,14 @@
         </mc:Choice>
         <mc:Fallback>
           <w:pict>
-            <v:shape id="shape_0" stroked="f" o:allowincell="f" style="position:absolute;margin-left:419.85pt;margin-top:780.7pt;width:37.25pt;height:29.6pt;mso-wrap-style:square;v-text-anchor:middle;rotation:90;mso-position-horizontal-relative:margin;mso-position-vertical-relative:page" wp14:anchorId="1A5B76DB" type="_x0000_t186" path="l-2147483642,-2147483642l-2147483623,-2147483622l-2147483642,-2147483634l-2147483642,-2147483642l-2147483621,-2147483620l-2147483642,-2147483642l-2147483619,-2147483618l-2147483642,-2147483642l-2147483642,-2147483642l-2147483617,-2147483616l-2147483639,0l-2147483642,-2147483642l-2147483615,-2147483614xel-2147483642,-2147483642l-2147483613,-2147483612l-2147483642,-2147483642l-2147483611,-2147483610l-2147483638,-2147483633l-2147483642,-2147483642l-2147483640,-2147483625l-2147483642,-2147483642l-2147483607,-2147483606l-2147483642,-2147483634l-2147483642,-2147483642l-2147483605,-2147483604e">
+            <v:shape id="shape_0" stroked="f" o:allowincell="f" style="position:absolute;margin-left:419.8pt;margin-top:780.75pt;width:37.25pt;height:29.6pt;mso-wrap-style:square;v-text-anchor:middle;rotation:90;mso-position-horizontal-relative:margin;mso-position-vertical-relative:page" wp14:anchorId="1A5B76DB" type="_x0000_t186" path="l-2147483642,-2147483642l-2147483623,-2147483622l-2147483642,-2147483634l-2147483642,-2147483642l-2147483621,-2147483620l-2147483642,-2147483642l-2147483619,-2147483618l-2147483642,-2147483642l-2147483642,-2147483642l-2147483617,-2147483616l-2147483639,0l-2147483642,-2147483642l-2147483615,-2147483614xel-2147483642,-2147483642l-2147483613,-2147483612l-2147483642,-2147483642l-2147483611,-2147483610l-2147483638,-2147483633l-2147483642,-2147483642l-2147483640,-2147483625l-2147483642,-2147483642l-2147483607,-2147483606l-2147483642,-2147483634l-2147483642,-2147483642l-2147483605,-2147483604e">
               <v:fill o:detectmouseclick="t" on="false"/>
               <v:stroke color="#3465a4" joinstyle="round" endcap="flat"/>
               <v:textbox>
                 <w:txbxContent>
                   <w:p>
                     <w:pPr>
-                      <w:pStyle w:val="FrameContentsuser"/>
+                      <w:pStyle w:val="FrameContents"/>
                       <w:spacing w:lineRule="auto" w:line="288" w:before="0" w:after="0"/>
                       <w:ind w:end="-58"/>
                       <w:jc w:val="center"/>
@@ -30044,127 +30869,6 @@
                 </w:txbxContent>
               </v:textbox>
               <w10:wrap type="square"/>
-            </v:shape>
-          </w:pict>
-        </mc:Fallback>
-      </mc:AlternateContent>
-      <mc:AlternateContent>
-        <mc:Choice Requires="wps">
-          <w:drawing>
-            <wp:anchor distT="1270" distB="1270" distL="1270" distR="1270" simplePos="0" relativeHeight="105" behindDoc="1" locked="0" layoutInCell="0" allowOverlap="1" wp14:anchorId="7E31E2B7">
-              <wp:simplePos x="0" y="0"/>
-              <wp:positionH relativeFrom="margin">
-                <wp:posOffset>5241925</wp:posOffset>
-              </wp:positionH>
-              <wp:positionV relativeFrom="page">
-                <wp:posOffset>9817100</wp:posOffset>
-              </wp:positionV>
-              <wp:extent cx="355600" cy="600075"/>
-              <wp:effectExtent l="1270" t="1270" r="1270" b="1270"/>
-              <wp:wrapNone/>
-              <wp:docPr id="8" name="Forme automatique 1"/>
-              <a:graphic xmlns:a="http://schemas.openxmlformats.org/drawingml/2006/main">
-                <a:graphicData uri="http://schemas.microsoft.com/office/word/2010/wordprocessingShape">
-                  <wps:wsp>
-                    <wps:cNvSpPr/>
-                    <wps:spPr>
-                      <a:xfrm rot="5400000">
-                        <a:off x="0" y="0"/>
-                        <a:ext cx="355680" cy="600120"/>
-                      </a:xfrm>
-                      <a:prstGeom prst="bracePair">
-                        <a:avLst>
-                          <a:gd name="adj" fmla="val 8333"/>
-                        </a:avLst>
-                      </a:prstGeom>
-                      <a:noFill/>
-                      <a:ln w="0">
-                        <a:solidFill>
-                          <a:srgbClr val="D9D9D9"/>
-                        </a:solidFill>
-                      </a:ln>
-                    </wps:spPr>
-                    <wps:style>
-                      <a:lnRef idx="0"/>
-                      <a:fillRef idx="0"/>
-                      <a:effectRef idx="0"/>
-                      <a:fontRef idx="minor"/>
-                    </wps:style>
-                    <wps:txbx>
-                      <w:txbxContent>
-                        <w:p>
-                          <w:pPr>
-                            <w:pStyle w:val="FrameContentsuser"/>
-                            <w:spacing w:lineRule="auto" w:line="288" w:before="0" w:after="0"/>
-                            <w:ind w:end="-57"/>
-                            <w:jc w:val="end"/>
-                            <w:rPr>
-                              <w:rFonts w:ascii="Cambria" w:hAnsi="Cambria" w:eastAsia="" w:cs="" w:asciiTheme="majorHAnsi" w:cstheme="majorBidi" w:eastAsiaTheme="majorEastAsia" w:hAnsiTheme="majorHAnsi"/>
-                              <w:b/>
-                              <w:iCs/>
-                              <w:color w:themeColor="text1" w:themeTint="bf" w:val="404040"/>
-                              <w:sz w:val="28"/>
-                              <w:szCs w:val="28"/>
-                            </w:rPr>
-                          </w:pPr>
-                          <w:r>
-                            <w:rPr>
-                              <w:rFonts w:eastAsia="" w:cs="" w:cstheme="majorBidi" w:eastAsiaTheme="majorEastAsia" w:ascii="Cambria" w:hAnsi="Cambria"/>
-                              <w:b/>
-                              <w:iCs/>
-                              <w:color w:themeColor="text1" w:themeTint="bf" w:val="404040"/>
-                              <w:sz w:val="28"/>
-                              <w:szCs w:val="28"/>
-                            </w:rPr>
-                          </w:r>
-                        </w:p>
-                      </w:txbxContent>
-                    </wps:txbx>
-                    <wps:bodyPr anchor="ctr" vert="vert" upright="1">
-                      <a:noAutofit/>
-                    </wps:bodyPr>
-                  </wps:wsp>
-                </a:graphicData>
-              </a:graphic>
-            </wp:anchor>
-          </w:drawing>
-        </mc:Choice>
-        <mc:Fallback>
-          <w:pict>
-            <v:shape id="shape_0" stroked="t" o:allowincell="f" style="position:absolute;margin-left:412.7pt;margin-top:773pt;width:27.95pt;height:47.2pt;mso-wrap-style:none;v-text-anchor:middle;rotation:90;mso-position-horizontal-relative:margin;mso-position-vertical-relative:page" wp14:anchorId="7E31E2B7" type="_x0000_t186" path="l-2147483642,-2147483642l-2147483623,-2147483622l-2147483642,-2147483634l-2147483642,-2147483642l-2147483621,-2147483620l-2147483642,-2147483642l-2147483619,-2147483618l-2147483642,-2147483642l-2147483642,-2147483642l-2147483617,-2147483616l-2147483639,0l-2147483642,-2147483642l-2147483615,-2147483614xel-2147483642,-2147483642l-2147483613,-2147483612l-2147483642,-2147483642l-2147483611,-2147483610l-2147483638,-2147483633l-2147483642,-2147483642l-2147483640,-2147483625l-2147483642,-2147483642l-2147483607,-2147483606l-2147483642,-2147483634l-2147483642,-2147483642l-2147483605,-2147483604e">
-              <v:fill o:detectmouseclick="t" on="false"/>
-              <v:stroke color="#d9d9d9" joinstyle="round" endcap="flat"/>
-              <v:textbox>
-                <w:txbxContent>
-                  <w:p>
-                    <w:pPr>
-                      <w:pStyle w:val="FrameContentsuser"/>
-                      <w:spacing w:lineRule="auto" w:line="288" w:before="0" w:after="0"/>
-                      <w:ind w:end="-57"/>
-                      <w:jc w:val="end"/>
-                      <w:rPr>
-                        <w:rFonts w:ascii="Cambria" w:hAnsi="Cambria" w:eastAsia="" w:cs="" w:asciiTheme="majorHAnsi" w:cstheme="majorBidi" w:eastAsiaTheme="majorEastAsia" w:hAnsiTheme="majorHAnsi"/>
-                        <w:b/>
-                        <w:iCs/>
-                        <w:color w:themeColor="text1" w:themeTint="bf" w:val="404040"/>
-                        <w:sz w:val="28"/>
-                        <w:szCs w:val="28"/>
-                      </w:rPr>
-                    </w:pPr>
-                    <w:r>
-                      <w:rPr>
-                        <w:rFonts w:eastAsia="" w:cs="" w:cstheme="majorBidi" w:eastAsiaTheme="majorEastAsia" w:ascii="Cambria" w:hAnsi="Cambria"/>
-                        <w:b/>
-                        <w:iCs/>
-                        <w:color w:themeColor="text1" w:themeTint="bf" w:val="404040"/>
-                        <w:sz w:val="28"/>
-                        <w:szCs w:val="28"/>
-                      </w:rPr>
-                    </w:r>
-                  </w:p>
-                </w:txbxContent>
-              </v:textbox>
-              <w10:wrap type="none"/>
             </v:shape>
           </w:pict>
         </mc:Fallback>
@@ -30236,18 +30940,139 @@
       <mc:AlternateContent>
         <mc:Choice Requires="wps">
           <w:drawing>
-            <wp:anchor distT="0" distB="0" distL="103505" distR="114300" simplePos="0" relativeHeight="103" behindDoc="1" locked="0" layoutInCell="0" allowOverlap="1" wp14:anchorId="1A5B76DB">
+            <wp:anchor distT="1270" distB="1270" distL="1270" distR="1270" simplePos="0" relativeHeight="111" behindDoc="1" locked="0" layoutInCell="0" allowOverlap="1" wp14:anchorId="7E31E2B7">
               <wp:simplePos x="0" y="0"/>
               <wp:positionH relativeFrom="margin">
-                <wp:posOffset>5332095</wp:posOffset>
+                <wp:posOffset>5241290</wp:posOffset>
               </wp:positionH>
               <wp:positionV relativeFrom="page">
-                <wp:posOffset>9915525</wp:posOffset>
+                <wp:posOffset>9817735</wp:posOffset>
+              </wp:positionV>
+              <wp:extent cx="355600" cy="600075"/>
+              <wp:effectExtent l="1270" t="1270" r="1270" b="1270"/>
+              <wp:wrapNone/>
+              <wp:docPr id="9" name="Forme automatique 1"/>
+              <a:graphic xmlns:a="http://schemas.openxmlformats.org/drawingml/2006/main">
+                <a:graphicData uri="http://schemas.microsoft.com/office/word/2010/wordprocessingShape">
+                  <wps:wsp>
+                    <wps:cNvSpPr/>
+                    <wps:spPr>
+                      <a:xfrm rot="5400000">
+                        <a:off x="0" y="0"/>
+                        <a:ext cx="355680" cy="600120"/>
+                      </a:xfrm>
+                      <a:prstGeom prst="bracePair">
+                        <a:avLst>
+                          <a:gd name="adj" fmla="val 8333"/>
+                        </a:avLst>
+                      </a:prstGeom>
+                      <a:noFill/>
+                      <a:ln w="0">
+                        <a:solidFill>
+                          <a:srgbClr val="D9D9D9"/>
+                        </a:solidFill>
+                      </a:ln>
+                    </wps:spPr>
+                    <wps:style>
+                      <a:lnRef idx="0"/>
+                      <a:fillRef idx="0"/>
+                      <a:effectRef idx="0"/>
+                      <a:fontRef idx="minor"/>
+                    </wps:style>
+                    <wps:txbx>
+                      <w:txbxContent>
+                        <w:p>
+                          <w:pPr>
+                            <w:pStyle w:val="FrameContents"/>
+                            <w:spacing w:lineRule="auto" w:line="288" w:before="0" w:after="0"/>
+                            <w:ind w:end="-57"/>
+                            <w:jc w:val="end"/>
+                            <w:rPr>
+                              <w:rFonts w:ascii="Cambria" w:hAnsi="Cambria" w:eastAsia="" w:cs="" w:asciiTheme="majorHAnsi" w:cstheme="majorBidi" w:eastAsiaTheme="majorEastAsia" w:hAnsiTheme="majorHAnsi"/>
+                              <w:b/>
+                              <w:iCs/>
+                              <w:color w:themeColor="text1" w:themeTint="bf" w:val="404040"/>
+                              <w:sz w:val="28"/>
+                              <w:szCs w:val="28"/>
+                            </w:rPr>
+                          </w:pPr>
+                          <w:r>
+                            <w:rPr>
+                              <w:rFonts w:eastAsia="" w:cs="" w:cstheme="majorBidi" w:eastAsiaTheme="majorEastAsia" w:ascii="Cambria" w:hAnsi="Cambria"/>
+                              <w:b/>
+                              <w:iCs/>
+                              <w:color w:themeColor="text1" w:themeTint="bf" w:val="404040"/>
+                              <w:sz w:val="28"/>
+                              <w:szCs w:val="28"/>
+                            </w:rPr>
+                          </w:r>
+                        </w:p>
+                      </w:txbxContent>
+                    </wps:txbx>
+                    <wps:bodyPr lIns="45720" tIns="91440" rIns="45720" bIns="91440" anchor="ctr" vert="vert" upright="1">
+                      <a:noAutofit/>
+                    </wps:bodyPr>
+                  </wps:wsp>
+                </a:graphicData>
+              </a:graphic>
+            </wp:anchor>
+          </w:drawing>
+        </mc:Choice>
+        <mc:Fallback>
+          <w:pict>
+            <v:shape id="shape_0" stroked="t" o:allowincell="f" style="position:absolute;margin-left:412.65pt;margin-top:773.05pt;width:27.95pt;height:47.2pt;mso-wrap-style:none;v-text-anchor:middle;rotation:90;mso-position-horizontal-relative:margin;mso-position-vertical-relative:page" wp14:anchorId="7E31E2B7" type="_x0000_t186" path="l-2147483642,-2147483642l-2147483623,-2147483622l-2147483642,-2147483634l-2147483642,-2147483642l-2147483621,-2147483620l-2147483642,-2147483642l-2147483619,-2147483618l-2147483642,-2147483642l-2147483642,-2147483642l-2147483617,-2147483616l-2147483639,0l-2147483642,-2147483642l-2147483615,-2147483614xel-2147483642,-2147483642l-2147483613,-2147483612l-2147483642,-2147483642l-2147483611,-2147483610l-2147483638,-2147483633l-2147483642,-2147483642l-2147483640,-2147483625l-2147483642,-2147483642l-2147483607,-2147483606l-2147483642,-2147483634l-2147483642,-2147483642l-2147483605,-2147483604e">
+              <v:fill o:detectmouseclick="t" on="false"/>
+              <v:stroke color="#d9d9d9" joinstyle="round" endcap="flat"/>
+              <v:textbox>
+                <w:txbxContent>
+                  <w:p>
+                    <w:pPr>
+                      <w:pStyle w:val="FrameContents"/>
+                      <w:spacing w:lineRule="auto" w:line="288" w:before="0" w:after="0"/>
+                      <w:ind w:end="-57"/>
+                      <w:jc w:val="end"/>
+                      <w:rPr>
+                        <w:rFonts w:ascii="Cambria" w:hAnsi="Cambria" w:eastAsia="" w:cs="" w:asciiTheme="majorHAnsi" w:cstheme="majorBidi" w:eastAsiaTheme="majorEastAsia" w:hAnsiTheme="majorHAnsi"/>
+                        <w:b/>
+                        <w:iCs/>
+                        <w:color w:themeColor="text1" w:themeTint="bf" w:val="404040"/>
+                        <w:sz w:val="28"/>
+                        <w:szCs w:val="28"/>
+                      </w:rPr>
+                    </w:pPr>
+                    <w:r>
+                      <w:rPr>
+                        <w:rFonts w:eastAsia="" w:cs="" w:cstheme="majorBidi" w:eastAsiaTheme="majorEastAsia" w:ascii="Cambria" w:hAnsi="Cambria"/>
+                        <w:b/>
+                        <w:iCs/>
+                        <w:color w:themeColor="text1" w:themeTint="bf" w:val="404040"/>
+                        <w:sz w:val="28"/>
+                        <w:szCs w:val="28"/>
+                      </w:rPr>
+                    </w:r>
+                  </w:p>
+                </w:txbxContent>
+              </v:textbox>
+              <w10:wrap type="none"/>
+            </v:shape>
+          </w:pict>
+        </mc:Fallback>
+      </mc:AlternateContent>
+      <mc:AlternateContent>
+        <mc:Choice Requires="wps">
+          <w:drawing>
+            <wp:anchor distT="0" distB="0" distL="101600" distR="114300" simplePos="0" relativeHeight="113" behindDoc="1" locked="0" layoutInCell="0" allowOverlap="1" wp14:anchorId="1A5B76DB">
+              <wp:simplePos x="0" y="0"/>
+              <wp:positionH relativeFrom="margin">
+                <wp:posOffset>5331460</wp:posOffset>
+              </wp:positionH>
+              <wp:positionV relativeFrom="page">
+                <wp:posOffset>9916160</wp:posOffset>
               </wp:positionV>
               <wp:extent cx="473710" cy="376555"/>
               <wp:effectExtent l="0" t="0" r="0" b="0"/>
               <wp:wrapSquare wrapText="bothSides"/>
-              <wp:docPr id="9" name="Forme automatique 3"/>
+              <wp:docPr id="10" name="Forme automatique 3"/>
               <a:graphic xmlns:a="http://schemas.openxmlformats.org/drawingml/2006/main">
                 <a:graphicData uri="http://schemas.microsoft.com/office/word/2010/wordprocessingShape">
                   <wps:wsp>
@@ -30277,7 +31102,7 @@
                       <w:txbxContent>
                         <w:p>
                           <w:pPr>
-                            <w:pStyle w:val="FrameContentsuser"/>
+                            <w:pStyle w:val="FrameContents"/>
                             <w:spacing w:lineRule="auto" w:line="288" w:before="0" w:after="0"/>
                             <w:ind w:end="-58"/>
                             <w:jc w:val="center"/>
@@ -30341,7 +31166,7 @@
                         </w:p>
                       </w:txbxContent>
                     </wps:txbx>
-                    <wps:bodyPr anchor="ctr" vert="vert" upright="1">
+                    <wps:bodyPr lIns="45720" tIns="91440" rIns="45720" bIns="91440" anchor="ctr" vert="vert" upright="1">
                       <a:noAutofit/>
                     </wps:bodyPr>
                   </wps:wsp>
@@ -30352,14 +31177,14 @@
         </mc:Choice>
         <mc:Fallback>
           <w:pict>
-            <v:shape id="shape_0" stroked="f" o:allowincell="f" style="position:absolute;margin-left:419.85pt;margin-top:780.7pt;width:37.25pt;height:29.6pt;mso-wrap-style:square;v-text-anchor:middle;rotation:90;mso-position-horizontal-relative:margin;mso-position-vertical-relative:page" wp14:anchorId="1A5B76DB" type="_x0000_t186" path="l-2147483642,-2147483642l-2147483623,-2147483622l-2147483642,-2147483634l-2147483642,-2147483642l-2147483621,-2147483620l-2147483642,-2147483642l-2147483619,-2147483618l-2147483642,-2147483642l-2147483642,-2147483642l-2147483617,-2147483616l-2147483639,0l-2147483642,-2147483642l-2147483615,-2147483614xel-2147483642,-2147483642l-2147483613,-2147483612l-2147483642,-2147483642l-2147483611,-2147483610l-2147483638,-2147483633l-2147483642,-2147483642l-2147483640,-2147483625l-2147483642,-2147483642l-2147483607,-2147483606l-2147483642,-2147483634l-2147483642,-2147483642l-2147483605,-2147483604e">
+            <v:shape id="shape_0" stroked="f" o:allowincell="f" style="position:absolute;margin-left:419.8pt;margin-top:780.75pt;width:37.25pt;height:29.6pt;mso-wrap-style:square;v-text-anchor:middle;rotation:90;mso-position-horizontal-relative:margin;mso-position-vertical-relative:page" wp14:anchorId="1A5B76DB" type="_x0000_t186" path="l-2147483642,-2147483642l-2147483623,-2147483622l-2147483642,-2147483634l-2147483642,-2147483642l-2147483621,-2147483620l-2147483642,-2147483642l-2147483619,-2147483618l-2147483642,-2147483642l-2147483642,-2147483642l-2147483617,-2147483616l-2147483639,0l-2147483642,-2147483642l-2147483615,-2147483614xel-2147483642,-2147483642l-2147483613,-2147483612l-2147483642,-2147483642l-2147483611,-2147483610l-2147483638,-2147483633l-2147483642,-2147483642l-2147483640,-2147483625l-2147483642,-2147483642l-2147483607,-2147483606l-2147483642,-2147483634l-2147483642,-2147483642l-2147483605,-2147483604e">
               <v:fill o:detectmouseclick="t" on="false"/>
               <v:stroke color="#3465a4" joinstyle="round" endcap="flat"/>
               <v:textbox>
                 <w:txbxContent>
                   <w:p>
                     <w:pPr>
-                      <w:pStyle w:val="FrameContentsuser"/>
+                      <w:pStyle w:val="FrameContents"/>
                       <w:spacing w:lineRule="auto" w:line="288" w:before="0" w:after="0"/>
                       <w:ind w:end="-58"/>
                       <w:jc w:val="center"/>
@@ -30424,127 +31249,6 @@
                 </w:txbxContent>
               </v:textbox>
               <w10:wrap type="square"/>
-            </v:shape>
-          </w:pict>
-        </mc:Fallback>
-      </mc:AlternateContent>
-      <mc:AlternateContent>
-        <mc:Choice Requires="wps">
-          <w:drawing>
-            <wp:anchor distT="1270" distB="1270" distL="1270" distR="1270" simplePos="0" relativeHeight="105" behindDoc="1" locked="0" layoutInCell="0" allowOverlap="1" wp14:anchorId="7E31E2B7">
-              <wp:simplePos x="0" y="0"/>
-              <wp:positionH relativeFrom="margin">
-                <wp:posOffset>5241925</wp:posOffset>
-              </wp:positionH>
-              <wp:positionV relativeFrom="page">
-                <wp:posOffset>9817100</wp:posOffset>
-              </wp:positionV>
-              <wp:extent cx="355600" cy="600075"/>
-              <wp:effectExtent l="1270" t="1270" r="1270" b="1270"/>
-              <wp:wrapNone/>
-              <wp:docPr id="10" name="Forme automatique 1"/>
-              <a:graphic xmlns:a="http://schemas.openxmlformats.org/drawingml/2006/main">
-                <a:graphicData uri="http://schemas.microsoft.com/office/word/2010/wordprocessingShape">
-                  <wps:wsp>
-                    <wps:cNvSpPr/>
-                    <wps:spPr>
-                      <a:xfrm rot="5400000">
-                        <a:off x="0" y="0"/>
-                        <a:ext cx="355680" cy="600120"/>
-                      </a:xfrm>
-                      <a:prstGeom prst="bracePair">
-                        <a:avLst>
-                          <a:gd name="adj" fmla="val 8333"/>
-                        </a:avLst>
-                      </a:prstGeom>
-                      <a:noFill/>
-                      <a:ln w="0">
-                        <a:solidFill>
-                          <a:srgbClr val="D9D9D9"/>
-                        </a:solidFill>
-                      </a:ln>
-                    </wps:spPr>
-                    <wps:style>
-                      <a:lnRef idx="0"/>
-                      <a:fillRef idx="0"/>
-                      <a:effectRef idx="0"/>
-                      <a:fontRef idx="minor"/>
-                    </wps:style>
-                    <wps:txbx>
-                      <w:txbxContent>
-                        <w:p>
-                          <w:pPr>
-                            <w:pStyle w:val="FrameContentsuser"/>
-                            <w:spacing w:lineRule="auto" w:line="288" w:before="0" w:after="0"/>
-                            <w:ind w:end="-57"/>
-                            <w:jc w:val="end"/>
-                            <w:rPr>
-                              <w:rFonts w:ascii="Cambria" w:hAnsi="Cambria" w:eastAsia="" w:cs="" w:asciiTheme="majorHAnsi" w:cstheme="majorBidi" w:eastAsiaTheme="majorEastAsia" w:hAnsiTheme="majorHAnsi"/>
-                              <w:b/>
-                              <w:iCs/>
-                              <w:color w:themeColor="text1" w:themeTint="bf" w:val="404040"/>
-                              <w:sz w:val="28"/>
-                              <w:szCs w:val="28"/>
-                            </w:rPr>
-                          </w:pPr>
-                          <w:r>
-                            <w:rPr>
-                              <w:rFonts w:eastAsia="" w:cs="" w:cstheme="majorBidi" w:eastAsiaTheme="majorEastAsia" w:ascii="Cambria" w:hAnsi="Cambria"/>
-                              <w:b/>
-                              <w:iCs/>
-                              <w:color w:themeColor="text1" w:themeTint="bf" w:val="404040"/>
-                              <w:sz w:val="28"/>
-                              <w:szCs w:val="28"/>
-                            </w:rPr>
-                          </w:r>
-                        </w:p>
-                      </w:txbxContent>
-                    </wps:txbx>
-                    <wps:bodyPr anchor="ctr" vert="vert" upright="1">
-                      <a:noAutofit/>
-                    </wps:bodyPr>
-                  </wps:wsp>
-                </a:graphicData>
-              </a:graphic>
-            </wp:anchor>
-          </w:drawing>
-        </mc:Choice>
-        <mc:Fallback>
-          <w:pict>
-            <v:shape id="shape_0" stroked="t" o:allowincell="f" style="position:absolute;margin-left:412.7pt;margin-top:773pt;width:27.95pt;height:47.2pt;mso-wrap-style:none;v-text-anchor:middle;rotation:90;mso-position-horizontal-relative:margin;mso-position-vertical-relative:page" wp14:anchorId="7E31E2B7" type="_x0000_t186" path="l-2147483642,-2147483642l-2147483623,-2147483622l-2147483642,-2147483634l-2147483642,-2147483642l-2147483621,-2147483620l-2147483642,-2147483642l-2147483619,-2147483618l-2147483642,-2147483642l-2147483642,-2147483642l-2147483617,-2147483616l-2147483639,0l-2147483642,-2147483642l-2147483615,-2147483614xel-2147483642,-2147483642l-2147483613,-2147483612l-2147483642,-2147483642l-2147483611,-2147483610l-2147483638,-2147483633l-2147483642,-2147483642l-2147483640,-2147483625l-2147483642,-2147483642l-2147483607,-2147483606l-2147483642,-2147483634l-2147483642,-2147483642l-2147483605,-2147483604e">
-              <v:fill o:detectmouseclick="t" on="false"/>
-              <v:stroke color="#d9d9d9" joinstyle="round" endcap="flat"/>
-              <v:textbox>
-                <w:txbxContent>
-                  <w:p>
-                    <w:pPr>
-                      <w:pStyle w:val="FrameContentsuser"/>
-                      <w:spacing w:lineRule="auto" w:line="288" w:before="0" w:after="0"/>
-                      <w:ind w:end="-57"/>
-                      <w:jc w:val="end"/>
-                      <w:rPr>
-                        <w:rFonts w:ascii="Cambria" w:hAnsi="Cambria" w:eastAsia="" w:cs="" w:asciiTheme="majorHAnsi" w:cstheme="majorBidi" w:eastAsiaTheme="majorEastAsia" w:hAnsiTheme="majorHAnsi"/>
-                        <w:b/>
-                        <w:iCs/>
-                        <w:color w:themeColor="text1" w:themeTint="bf" w:val="404040"/>
-                        <w:sz w:val="28"/>
-                        <w:szCs w:val="28"/>
-                      </w:rPr>
-                    </w:pPr>
-                    <w:r>
-                      <w:rPr>
-                        <w:rFonts w:eastAsia="" w:cs="" w:cstheme="majorBidi" w:eastAsiaTheme="majorEastAsia" w:ascii="Cambria" w:hAnsi="Cambria"/>
-                        <w:b/>
-                        <w:iCs/>
-                        <w:color w:themeColor="text1" w:themeTint="bf" w:val="404040"/>
-                        <w:sz w:val="28"/>
-                        <w:szCs w:val="28"/>
-                      </w:rPr>
-                    </w:r>
-                  </w:p>
-                </w:txbxContent>
-              </v:textbox>
-              <w10:wrap type="none"/>
             </v:shape>
           </w:pict>
         </mc:Fallback>
@@ -30630,13 +31334,13 @@
       <mc:AlternateContent>
         <mc:Choice Requires="wps">
           <w:drawing>
-            <wp:anchor distT="0" distB="0" distL="103505" distR="114300" simplePos="0" relativeHeight="16" behindDoc="1" locked="0" layoutInCell="0" allowOverlap="1" wp14:anchorId="1A5B76DB">
+            <wp:anchor distT="0" distB="0" distL="101600" distR="114300" simplePos="0" relativeHeight="5" behindDoc="1" locked="0" layoutInCell="0" allowOverlap="1" wp14:anchorId="1A5B76DB">
               <wp:simplePos x="0" y="0"/>
               <wp:positionH relativeFrom="margin">
-                <wp:posOffset>5332095</wp:posOffset>
+                <wp:posOffset>5331460</wp:posOffset>
               </wp:positionH>
               <wp:positionV relativeFrom="page">
-                <wp:posOffset>9915525</wp:posOffset>
+                <wp:posOffset>9916160</wp:posOffset>
               </wp:positionV>
               <wp:extent cx="473710" cy="376555"/>
               <wp:effectExtent l="0" t="0" r="0" b="0"/>
@@ -30671,7 +31375,7 @@
                       <w:txbxContent>
                         <w:p>
                           <w:pPr>
-                            <w:pStyle w:val="FrameContentsuser"/>
+                            <w:pStyle w:val="FrameContents"/>
                             <w:spacing w:lineRule="auto" w:line="288" w:before="0" w:after="0"/>
                             <w:ind w:end="-58"/>
                             <w:jc w:val="center"/>
@@ -30742,7 +31446,7 @@
                         </w:p>
                       </w:txbxContent>
                     </wps:txbx>
-                    <wps:bodyPr anchor="ctr" vert="vert" upright="1">
+                    <wps:bodyPr lIns="45720" tIns="91440" rIns="45720" bIns="91440" anchor="ctr" vert="vert" upright="1">
                       <a:noAutofit/>
                     </wps:bodyPr>
                   </wps:wsp>
@@ -30753,14 +31457,14 @@
         </mc:Choice>
         <mc:Fallback>
           <w:pict>
-            <v:shape id="shape_0" stroked="f" o:allowincell="f" style="position:absolute;margin-left:419.85pt;margin-top:780.7pt;width:37.25pt;height:29.6pt;mso-wrap-style:square;v-text-anchor:middle;rotation:90;mso-position-horizontal-relative:margin;mso-position-vertical-relative:page" wp14:anchorId="1A5B76DB" type="_x0000_t186" path="l-2147483642,-2147483642l-2147483623,-2147483622l-2147483642,-2147483634l-2147483642,-2147483642l-2147483621,-2147483620l-2147483642,-2147483642l-2147483619,-2147483618l-2147483642,-2147483642l-2147483642,-2147483642l-2147483617,-2147483616l-2147483639,0l-2147483642,-2147483642l-2147483615,-2147483614xel-2147483642,-2147483642l-2147483613,-2147483612l-2147483642,-2147483642l-2147483611,-2147483610l-2147483638,-2147483633l-2147483642,-2147483642l-2147483640,-2147483625l-2147483642,-2147483642l-2147483607,-2147483606l-2147483642,-2147483634l-2147483642,-2147483642l-2147483605,-2147483604e">
+            <v:shape id="shape_0" stroked="f" o:allowincell="f" style="position:absolute;margin-left:419.8pt;margin-top:780.75pt;width:37.25pt;height:29.6pt;mso-wrap-style:square;v-text-anchor:middle;rotation:90;mso-position-horizontal-relative:margin;mso-position-vertical-relative:page" wp14:anchorId="1A5B76DB" type="_x0000_t186" path="l-2147483642,-2147483642l-2147483623,-2147483622l-2147483642,-2147483634l-2147483642,-2147483642l-2147483621,-2147483620l-2147483642,-2147483642l-2147483619,-2147483618l-2147483642,-2147483642l-2147483642,-2147483642l-2147483617,-2147483616l-2147483639,0l-2147483642,-2147483642l-2147483615,-2147483614xel-2147483642,-2147483642l-2147483613,-2147483612l-2147483642,-2147483642l-2147483611,-2147483610l-2147483638,-2147483633l-2147483642,-2147483642l-2147483640,-2147483625l-2147483642,-2147483642l-2147483607,-2147483606l-2147483642,-2147483634l-2147483642,-2147483642l-2147483605,-2147483604e">
               <v:fill o:detectmouseclick="t" on="false"/>
               <v:stroke color="#3465a4" joinstyle="round" endcap="flat"/>
               <v:textbox>
                 <w:txbxContent>
                   <w:p>
                     <w:pPr>
-                      <w:pStyle w:val="FrameContentsuser"/>
+                      <w:pStyle w:val="FrameContents"/>
                       <w:spacing w:lineRule="auto" w:line="288" w:before="0" w:after="0"/>
                       <w:ind w:end="-58"/>
                       <w:jc w:val="center"/>
@@ -30839,13 +31543,13 @@
       <mc:AlternateContent>
         <mc:Choice Requires="wps">
           <w:drawing>
-            <wp:anchor distT="1270" distB="1270" distL="1270" distR="1270" simplePos="0" relativeHeight="99" behindDoc="1" locked="0" layoutInCell="0" allowOverlap="1" wp14:anchorId="7E31E2B7">
+            <wp:anchor distT="1270" distB="1270" distL="1270" distR="1270" simplePos="0" relativeHeight="98" behindDoc="1" locked="0" layoutInCell="0" allowOverlap="1" wp14:anchorId="7E31E2B7">
               <wp:simplePos x="0" y="0"/>
               <wp:positionH relativeFrom="margin">
-                <wp:posOffset>5241925</wp:posOffset>
+                <wp:posOffset>5241290</wp:posOffset>
               </wp:positionH>
               <wp:positionV relativeFrom="page">
-                <wp:posOffset>9817100</wp:posOffset>
+                <wp:posOffset>9817735</wp:posOffset>
               </wp:positionV>
               <wp:extent cx="355600" cy="600075"/>
               <wp:effectExtent l="1270" t="1270" r="1270" b="1270"/>
@@ -30882,7 +31586,7 @@
                       <w:txbxContent>
                         <w:p>
                           <w:pPr>
-                            <w:pStyle w:val="FrameContentsuser"/>
+                            <w:pStyle w:val="FrameContents"/>
                             <w:spacing w:lineRule="auto" w:line="288" w:before="0" w:after="0"/>
                             <w:ind w:end="-57"/>
                             <w:jc w:val="end"/>
@@ -30908,7 +31612,7 @@
                         </w:p>
                       </w:txbxContent>
                     </wps:txbx>
-                    <wps:bodyPr anchor="ctr" vert="vert" upright="1">
+                    <wps:bodyPr lIns="45720" tIns="91440" rIns="45720" bIns="91440" anchor="ctr" vert="vert" upright="1">
                       <a:noAutofit/>
                     </wps:bodyPr>
                   </wps:wsp>
@@ -30919,14 +31623,14 @@
         </mc:Choice>
         <mc:Fallback>
           <w:pict>
-            <v:shape id="shape_0" stroked="t" o:allowincell="f" style="position:absolute;margin-left:412.7pt;margin-top:773pt;width:27.95pt;height:47.2pt;mso-wrap-style:none;v-text-anchor:middle;rotation:90;mso-position-horizontal-relative:margin;mso-position-vertical-relative:page" wp14:anchorId="7E31E2B7" type="_x0000_t186" path="l-2147483642,-2147483642l-2147483623,-2147483622l-2147483642,-2147483634l-2147483642,-2147483642l-2147483621,-2147483620l-2147483642,-2147483642l-2147483619,-2147483618l-2147483642,-2147483642l-2147483642,-2147483642l-2147483617,-2147483616l-2147483639,0l-2147483642,-2147483642l-2147483615,-2147483614xel-2147483642,-2147483642l-2147483613,-2147483612l-2147483642,-2147483642l-2147483611,-2147483610l-2147483638,-2147483633l-2147483642,-2147483642l-2147483640,-2147483625l-2147483642,-2147483642l-2147483607,-2147483606l-2147483642,-2147483634l-2147483642,-2147483642l-2147483605,-2147483604e">
+            <v:shape id="shape_0" stroked="t" o:allowincell="f" style="position:absolute;margin-left:412.65pt;margin-top:773.05pt;width:27.95pt;height:47.2pt;mso-wrap-style:none;v-text-anchor:middle;rotation:90;mso-position-horizontal-relative:margin;mso-position-vertical-relative:page" wp14:anchorId="7E31E2B7" type="_x0000_t186" path="l-2147483642,-2147483642l-2147483623,-2147483622l-2147483642,-2147483634l-2147483642,-2147483642l-2147483621,-2147483620l-2147483642,-2147483642l-2147483619,-2147483618l-2147483642,-2147483642l-2147483642,-2147483642l-2147483617,-2147483616l-2147483639,0l-2147483642,-2147483642l-2147483615,-2147483614xel-2147483642,-2147483642l-2147483613,-2147483612l-2147483642,-2147483642l-2147483611,-2147483610l-2147483638,-2147483633l-2147483642,-2147483642l-2147483640,-2147483625l-2147483642,-2147483642l-2147483607,-2147483606l-2147483642,-2147483634l-2147483642,-2147483642l-2147483605,-2147483604e">
               <v:fill o:detectmouseclick="t" on="false"/>
               <v:stroke color="#d9d9d9" joinstyle="round" endcap="flat"/>
               <v:textbox>
                 <w:txbxContent>
                   <w:p>
                     <w:pPr>
-                      <w:pStyle w:val="FrameContentsuser"/>
+                      <w:pStyle w:val="FrameContents"/>
                       <w:spacing w:lineRule="auto" w:line="288" w:before="0" w:after="0"/>
                       <w:ind w:end="-57"/>
                       <w:jc w:val="end"/>
@@ -31024,13 +31728,13 @@
       <mc:AlternateContent>
         <mc:Choice Requires="wps">
           <w:drawing>
-            <wp:anchor distT="0" distB="0" distL="103505" distR="114300" simplePos="0" relativeHeight="16" behindDoc="1" locked="0" layoutInCell="0" allowOverlap="1" wp14:anchorId="1A5B76DB">
+            <wp:anchor distT="0" distB="0" distL="101600" distR="114300" simplePos="0" relativeHeight="5" behindDoc="1" locked="0" layoutInCell="0" allowOverlap="1" wp14:anchorId="1A5B76DB">
               <wp:simplePos x="0" y="0"/>
               <wp:positionH relativeFrom="margin">
-                <wp:posOffset>5332095</wp:posOffset>
+                <wp:posOffset>5331460</wp:posOffset>
               </wp:positionH>
               <wp:positionV relativeFrom="page">
-                <wp:posOffset>9915525</wp:posOffset>
+                <wp:posOffset>9916160</wp:posOffset>
               </wp:positionV>
               <wp:extent cx="473710" cy="376555"/>
               <wp:effectExtent l="0" t="0" r="0" b="0"/>
@@ -31065,7 +31769,7 @@
                       <w:txbxContent>
                         <w:p>
                           <w:pPr>
-                            <w:pStyle w:val="FrameContentsuser"/>
+                            <w:pStyle w:val="FrameContents"/>
                             <w:spacing w:lineRule="auto" w:line="288" w:before="0" w:after="0"/>
                             <w:ind w:end="-58"/>
                             <w:jc w:val="center"/>
@@ -31136,7 +31840,7 @@
                         </w:p>
                       </w:txbxContent>
                     </wps:txbx>
-                    <wps:bodyPr anchor="ctr" vert="vert" upright="1">
+                    <wps:bodyPr lIns="45720" tIns="91440" rIns="45720" bIns="91440" anchor="ctr" vert="vert" upright="1">
                       <a:noAutofit/>
                     </wps:bodyPr>
                   </wps:wsp>
@@ -31147,14 +31851,14 @@
         </mc:Choice>
         <mc:Fallback>
           <w:pict>
-            <v:shape id="shape_0" stroked="f" o:allowincell="f" style="position:absolute;margin-left:419.85pt;margin-top:780.7pt;width:37.25pt;height:29.6pt;mso-wrap-style:square;v-text-anchor:middle;rotation:90;mso-position-horizontal-relative:margin;mso-position-vertical-relative:page" wp14:anchorId="1A5B76DB" type="_x0000_t186" path="l-2147483642,-2147483642l-2147483623,-2147483622l-2147483642,-2147483634l-2147483642,-2147483642l-2147483621,-2147483620l-2147483642,-2147483642l-2147483619,-2147483618l-2147483642,-2147483642l-2147483642,-2147483642l-2147483617,-2147483616l-2147483639,0l-2147483642,-2147483642l-2147483615,-2147483614xel-2147483642,-2147483642l-2147483613,-2147483612l-2147483642,-2147483642l-2147483611,-2147483610l-2147483638,-2147483633l-2147483642,-2147483642l-2147483640,-2147483625l-2147483642,-2147483642l-2147483607,-2147483606l-2147483642,-2147483634l-2147483642,-2147483642l-2147483605,-2147483604e">
+            <v:shape id="shape_0" stroked="f" o:allowincell="f" style="position:absolute;margin-left:419.8pt;margin-top:780.75pt;width:37.25pt;height:29.6pt;mso-wrap-style:square;v-text-anchor:middle;rotation:90;mso-position-horizontal-relative:margin;mso-position-vertical-relative:page" wp14:anchorId="1A5B76DB" type="_x0000_t186" path="l-2147483642,-2147483642l-2147483623,-2147483622l-2147483642,-2147483634l-2147483642,-2147483642l-2147483621,-2147483620l-2147483642,-2147483642l-2147483619,-2147483618l-2147483642,-2147483642l-2147483642,-2147483642l-2147483617,-2147483616l-2147483639,0l-2147483642,-2147483642l-2147483615,-2147483614xel-2147483642,-2147483642l-2147483613,-2147483612l-2147483642,-2147483642l-2147483611,-2147483610l-2147483638,-2147483633l-2147483642,-2147483642l-2147483640,-2147483625l-2147483642,-2147483642l-2147483607,-2147483606l-2147483642,-2147483634l-2147483642,-2147483642l-2147483605,-2147483604e">
               <v:fill o:detectmouseclick="t" on="false"/>
               <v:stroke color="#3465a4" joinstyle="round" endcap="flat"/>
               <v:textbox>
                 <w:txbxContent>
                   <w:p>
                     <w:pPr>
-                      <w:pStyle w:val="FrameContentsuser"/>
+                      <w:pStyle w:val="FrameContents"/>
                       <w:spacing w:lineRule="auto" w:line="288" w:before="0" w:after="0"/>
                       <w:ind w:end="-58"/>
                       <w:jc w:val="center"/>
@@ -31233,13 +31937,13 @@
       <mc:AlternateContent>
         <mc:Choice Requires="wps">
           <w:drawing>
-            <wp:anchor distT="1270" distB="1270" distL="1270" distR="1270" simplePos="0" relativeHeight="99" behindDoc="1" locked="0" layoutInCell="0" allowOverlap="1" wp14:anchorId="7E31E2B7">
+            <wp:anchor distT="1270" distB="1270" distL="1270" distR="1270" simplePos="0" relativeHeight="98" behindDoc="1" locked="0" layoutInCell="0" allowOverlap="1" wp14:anchorId="7E31E2B7">
               <wp:simplePos x="0" y="0"/>
               <wp:positionH relativeFrom="margin">
-                <wp:posOffset>5241925</wp:posOffset>
+                <wp:posOffset>5241290</wp:posOffset>
               </wp:positionH>
               <wp:positionV relativeFrom="page">
-                <wp:posOffset>9817100</wp:posOffset>
+                <wp:posOffset>9817735</wp:posOffset>
               </wp:positionV>
               <wp:extent cx="355600" cy="600075"/>
               <wp:effectExtent l="1270" t="1270" r="1270" b="1270"/>
@@ -31276,7 +31980,7 @@
                       <w:txbxContent>
                         <w:p>
                           <w:pPr>
-                            <w:pStyle w:val="FrameContentsuser"/>
+                            <w:pStyle w:val="FrameContents"/>
                             <w:spacing w:lineRule="auto" w:line="288" w:before="0" w:after="0"/>
                             <w:ind w:end="-57"/>
                             <w:jc w:val="end"/>
@@ -31302,7 +32006,7 @@
                         </w:p>
                       </w:txbxContent>
                     </wps:txbx>
-                    <wps:bodyPr anchor="ctr" vert="vert" upright="1">
+                    <wps:bodyPr lIns="45720" tIns="91440" rIns="45720" bIns="91440" anchor="ctr" vert="vert" upright="1">
                       <a:noAutofit/>
                     </wps:bodyPr>
                   </wps:wsp>
@@ -31313,14 +32017,14 @@
         </mc:Choice>
         <mc:Fallback>
           <w:pict>
-            <v:shape id="shape_0" stroked="t" o:allowincell="f" style="position:absolute;margin-left:412.7pt;margin-top:773pt;width:27.95pt;height:47.2pt;mso-wrap-style:none;v-text-anchor:middle;rotation:90;mso-position-horizontal-relative:margin;mso-position-vertical-relative:page" wp14:anchorId="7E31E2B7" type="_x0000_t186" path="l-2147483642,-2147483642l-2147483623,-2147483622l-2147483642,-2147483634l-2147483642,-2147483642l-2147483621,-2147483620l-2147483642,-2147483642l-2147483619,-2147483618l-2147483642,-2147483642l-2147483642,-2147483642l-2147483617,-2147483616l-2147483639,0l-2147483642,-2147483642l-2147483615,-2147483614xel-2147483642,-2147483642l-2147483613,-2147483612l-2147483642,-2147483642l-2147483611,-2147483610l-2147483638,-2147483633l-2147483642,-2147483642l-2147483640,-2147483625l-2147483642,-2147483642l-2147483607,-2147483606l-2147483642,-2147483634l-2147483642,-2147483642l-2147483605,-2147483604e">
+            <v:shape id="shape_0" stroked="t" o:allowincell="f" style="position:absolute;margin-left:412.65pt;margin-top:773.05pt;width:27.95pt;height:47.2pt;mso-wrap-style:none;v-text-anchor:middle;rotation:90;mso-position-horizontal-relative:margin;mso-position-vertical-relative:page" wp14:anchorId="7E31E2B7" type="_x0000_t186" path="l-2147483642,-2147483642l-2147483623,-2147483622l-2147483642,-2147483634l-2147483642,-2147483642l-2147483621,-2147483620l-2147483642,-2147483642l-2147483619,-2147483618l-2147483642,-2147483642l-2147483642,-2147483642l-2147483617,-2147483616l-2147483639,0l-2147483642,-2147483642l-2147483615,-2147483614xel-2147483642,-2147483642l-2147483613,-2147483612l-2147483642,-2147483642l-2147483611,-2147483610l-2147483638,-2147483633l-2147483642,-2147483642l-2147483640,-2147483625l-2147483642,-2147483642l-2147483607,-2147483606l-2147483642,-2147483634l-2147483642,-2147483642l-2147483605,-2147483604e">
               <v:fill o:detectmouseclick="t" on="false"/>
               <v:stroke color="#d9d9d9" joinstyle="round" endcap="flat"/>
               <v:textbox>
                 <w:txbxContent>
                   <w:p>
                     <w:pPr>
-                      <w:pStyle w:val="FrameContentsuser"/>
+                      <w:pStyle w:val="FrameContents"/>
                       <w:spacing w:lineRule="auto" w:line="288" w:before="0" w:after="0"/>
                       <w:ind w:end="-57"/>
                       <w:jc w:val="end"/>
@@ -31445,8 +32149,8 @@
     </w:tblPr>
     <w:tblGrid>
       <w:gridCol w:w="2976"/>
-      <w:gridCol w:w="2404"/>
-      <w:gridCol w:w="4368"/>
+      <w:gridCol w:w="2403"/>
+      <w:gridCol w:w="4369"/>
     </w:tblGrid>
     <w:tr>
       <w:trPr>
@@ -31489,7 +32193,7 @@
       </w:tc>
       <w:tc>
         <w:tcPr>
-          <w:tcW w:w="2404" w:type="dxa"/>
+          <w:tcW w:w="2403" w:type="dxa"/>
           <w:tcBorders>
             <w:top w:val="nil"/>
             <w:start w:val="nil"/>
@@ -31524,7 +32228,7 @@
       </w:tc>
       <w:tc>
         <w:tcPr>
-          <w:tcW w:w="4368" w:type="dxa"/>
+          <w:tcW w:w="4369" w:type="dxa"/>
           <w:tcBorders>
             <w:top w:val="nil"/>
             <w:start w:val="nil"/>
@@ -31714,7 +32418,7 @@
       </w:tc>
       <w:tc>
         <w:tcPr>
-          <w:tcW w:w="2404" w:type="dxa"/>
+          <w:tcW w:w="2403" w:type="dxa"/>
           <w:tcBorders>
             <w:top w:val="nil"/>
             <w:start w:val="nil"/>
@@ -31749,7 +32453,7 @@
       </w:tc>
       <w:tc>
         <w:tcPr>
-          <w:tcW w:w="4368" w:type="dxa"/>
+          <w:tcW w:w="4369" w:type="dxa"/>
           <w:tcBorders>
             <w:top w:val="nil"/>
             <w:start w:val="nil"/>
@@ -31828,7 +32532,7 @@
       </w:tc>
       <w:tc>
         <w:tcPr>
-          <w:tcW w:w="2404" w:type="dxa"/>
+          <w:tcW w:w="2403" w:type="dxa"/>
           <w:tcBorders>
             <w:top w:val="nil"/>
             <w:start w:val="nil"/>
@@ -31863,7 +32567,7 @@
       </w:tc>
       <w:tc>
         <w:tcPr>
-          <w:tcW w:w="4368" w:type="dxa"/>
+          <w:tcW w:w="4369" w:type="dxa"/>
           <w:tcBorders>
             <w:top w:val="nil"/>
             <w:start w:val="nil"/>
@@ -31929,8 +32633,8 @@
     </w:tblPr>
     <w:tblGrid>
       <w:gridCol w:w="2976"/>
-      <w:gridCol w:w="2404"/>
-      <w:gridCol w:w="4368"/>
+      <w:gridCol w:w="2403"/>
+      <w:gridCol w:w="4369"/>
     </w:tblGrid>
     <w:tr>
       <w:trPr>
@@ -31973,7 +32677,7 @@
       </w:tc>
       <w:tc>
         <w:tcPr>
-          <w:tcW w:w="2404" w:type="dxa"/>
+          <w:tcW w:w="2403" w:type="dxa"/>
           <w:tcBorders>
             <w:top w:val="nil"/>
             <w:start w:val="nil"/>
@@ -32008,7 +32712,7 @@
       </w:tc>
       <w:tc>
         <w:tcPr>
-          <w:tcW w:w="4368" w:type="dxa"/>
+          <w:tcW w:w="4369" w:type="dxa"/>
           <w:tcBorders>
             <w:top w:val="nil"/>
             <w:start w:val="nil"/>
@@ -32198,7 +32902,7 @@
       </w:tc>
       <w:tc>
         <w:tcPr>
-          <w:tcW w:w="2404" w:type="dxa"/>
+          <w:tcW w:w="2403" w:type="dxa"/>
           <w:tcBorders>
             <w:top w:val="nil"/>
             <w:start w:val="nil"/>
@@ -32233,7 +32937,7 @@
       </w:tc>
       <w:tc>
         <w:tcPr>
-          <w:tcW w:w="4368" w:type="dxa"/>
+          <w:tcW w:w="4369" w:type="dxa"/>
           <w:tcBorders>
             <w:top w:val="nil"/>
             <w:start w:val="nil"/>
@@ -32312,7 +33016,7 @@
       </w:tc>
       <w:tc>
         <w:tcPr>
-          <w:tcW w:w="2404" w:type="dxa"/>
+          <w:tcW w:w="2403" w:type="dxa"/>
           <w:tcBorders>
             <w:top w:val="nil"/>
             <w:start w:val="nil"/>
@@ -32347,7 +33051,7 @@
       </w:tc>
       <w:tc>
         <w:tcPr>
-          <w:tcW w:w="4368" w:type="dxa"/>
+          <w:tcW w:w="4369" w:type="dxa"/>
           <w:tcBorders>
             <w:top w:val="nil"/>
             <w:start w:val="nil"/>
@@ -32454,10 +33158,10 @@
       <w:tblLook w:noHBand="0" w:noVBand="1" w:firstColumn="1" w:lastRow="0" w:lastColumn="0" w:firstRow="1" w:val="04a0"/>
     </w:tblPr>
     <w:tblGrid>
-      <w:gridCol w:w="2015"/>
-      <w:gridCol w:w="2957"/>
-      <w:gridCol w:w="2379"/>
-      <w:gridCol w:w="2397"/>
+      <w:gridCol w:w="2014"/>
+      <w:gridCol w:w="2958"/>
+      <w:gridCol w:w="2378"/>
+      <w:gridCol w:w="2398"/>
     </w:tblGrid>
     <w:tr>
       <w:trPr>
@@ -32465,7 +33169,7 @@
       </w:trPr>
       <w:tc>
         <w:tcPr>
-          <w:tcW w:w="2015" w:type="dxa"/>
+          <w:tcW w:w="2014" w:type="dxa"/>
           <w:vMerge w:val="restart"/>
           <w:tcBorders>
             <w:top w:val="nil"/>
@@ -32533,7 +33237,7 @@
       </w:tc>
       <w:tc>
         <w:tcPr>
-          <w:tcW w:w="2957" w:type="dxa"/>
+          <w:tcW w:w="2958" w:type="dxa"/>
           <w:tcBorders>
             <w:top w:val="nil"/>
             <w:start w:val="nil"/>
@@ -32568,7 +33272,7 @@
       </w:tc>
       <w:tc>
         <w:tcPr>
-          <w:tcW w:w="2379" w:type="dxa"/>
+          <w:tcW w:w="2378" w:type="dxa"/>
           <w:tcBorders>
             <w:top w:val="nil"/>
             <w:start w:val="nil"/>
@@ -32603,7 +33307,7 @@
       </w:tc>
       <w:tc>
         <w:tcPr>
-          <w:tcW w:w="2397" w:type="dxa"/>
+          <w:tcW w:w="2398" w:type="dxa"/>
           <w:tcBorders>
             <w:top w:val="nil"/>
             <w:start w:val="nil"/>
@@ -32643,7 +33347,7 @@
       </w:trPr>
       <w:tc>
         <w:tcPr>
-          <w:tcW w:w="2015" w:type="dxa"/>
+          <w:tcW w:w="2014" w:type="dxa"/>
           <w:vMerge w:val="continue"/>
           <w:tcBorders>
             <w:top w:val="nil"/>
@@ -32674,7 +33378,7 @@
       </w:tc>
       <w:tc>
         <w:tcPr>
-          <w:tcW w:w="7733" w:type="dxa"/>
+          <w:tcW w:w="7734" w:type="dxa"/>
           <w:gridSpan w:val="3"/>
           <w:tcBorders>
             <w:top w:val="single" w:sz="4" w:space="0" w:color="BFBFBF"/>
@@ -32745,7 +33449,7 @@
       </w:trPr>
       <w:tc>
         <w:tcPr>
-          <w:tcW w:w="2015" w:type="dxa"/>
+          <w:tcW w:w="2014" w:type="dxa"/>
           <w:vMerge w:val="continue"/>
           <w:tcBorders>
             <w:top w:val="nil"/>
@@ -32776,7 +33480,7 @@
       </w:tc>
       <w:tc>
         <w:tcPr>
-          <w:tcW w:w="7733" w:type="dxa"/>
+          <w:tcW w:w="7734" w:type="dxa"/>
           <w:gridSpan w:val="3"/>
           <w:tcBorders>
             <w:top w:val="single" w:sz="18" w:space="0" w:color="BFBFBF"/>
@@ -32816,7 +33520,7 @@
       </w:trPr>
       <w:tc>
         <w:tcPr>
-          <w:tcW w:w="2015" w:type="dxa"/>
+          <w:tcW w:w="2014" w:type="dxa"/>
           <w:vMerge w:val="continue"/>
           <w:tcBorders>
             <w:top w:val="nil"/>
@@ -32847,7 +33551,7 @@
       </w:tc>
       <w:tc>
         <w:tcPr>
-          <w:tcW w:w="2957" w:type="dxa"/>
+          <w:tcW w:w="2958" w:type="dxa"/>
           <w:tcBorders>
             <w:top w:val="nil"/>
             <w:start w:val="nil"/>
@@ -32882,7 +33586,7 @@
       </w:tc>
       <w:tc>
         <w:tcPr>
-          <w:tcW w:w="2379" w:type="dxa"/>
+          <w:tcW w:w="2378" w:type="dxa"/>
           <w:tcBorders>
             <w:top w:val="nil"/>
             <w:start w:val="nil"/>
@@ -32917,7 +33621,7 @@
       </w:tc>
       <w:tc>
         <w:tcPr>
-          <w:tcW w:w="2397" w:type="dxa"/>
+          <w:tcW w:w="2398" w:type="dxa"/>
           <w:tcBorders>
             <w:top w:val="nil"/>
             <w:start w:val="nil"/>
@@ -32961,7 +33665,7 @@
       </w:trPr>
       <w:tc>
         <w:tcPr>
-          <w:tcW w:w="2015" w:type="dxa"/>
+          <w:tcW w:w="2014" w:type="dxa"/>
           <w:vMerge w:val="continue"/>
           <w:tcBorders>
             <w:top w:val="nil"/>
@@ -32997,7 +33701,7 @@
       </w:tc>
       <w:tc>
         <w:tcPr>
-          <w:tcW w:w="2957" w:type="dxa"/>
+          <w:tcW w:w="2958" w:type="dxa"/>
           <w:tcBorders>
             <w:top w:val="nil"/>
             <w:start w:val="nil"/>
@@ -33032,7 +33736,7 @@
       </w:tc>
       <w:tc>
         <w:tcPr>
-          <w:tcW w:w="2379" w:type="dxa"/>
+          <w:tcW w:w="2378" w:type="dxa"/>
           <w:tcBorders>
             <w:top w:val="nil"/>
             <w:start w:val="nil"/>
@@ -33067,7 +33771,7 @@
       </w:tc>
       <w:tc>
         <w:tcPr>
-          <w:tcW w:w="2397" w:type="dxa"/>
+          <w:tcW w:w="2398" w:type="dxa"/>
           <w:tcBorders>
             <w:top w:val="nil"/>
             <w:start w:val="nil"/>
@@ -33132,10 +33836,10 @@
       <w:tblLook w:noHBand="0" w:noVBand="1" w:firstColumn="1" w:lastRow="0" w:lastColumn="0" w:firstRow="1" w:val="04a0"/>
     </w:tblPr>
     <w:tblGrid>
-      <w:gridCol w:w="2015"/>
-      <w:gridCol w:w="2957"/>
-      <w:gridCol w:w="2379"/>
-      <w:gridCol w:w="2397"/>
+      <w:gridCol w:w="2014"/>
+      <w:gridCol w:w="2958"/>
+      <w:gridCol w:w="2378"/>
+      <w:gridCol w:w="2398"/>
     </w:tblGrid>
     <w:tr>
       <w:trPr>
@@ -33143,7 +33847,7 @@
       </w:trPr>
       <w:tc>
         <w:tcPr>
-          <w:tcW w:w="2015" w:type="dxa"/>
+          <w:tcW w:w="2014" w:type="dxa"/>
           <w:vMerge w:val="restart"/>
           <w:tcBorders>
             <w:top w:val="nil"/>
@@ -33211,7 +33915,7 @@
       </w:tc>
       <w:tc>
         <w:tcPr>
-          <w:tcW w:w="2957" w:type="dxa"/>
+          <w:tcW w:w="2958" w:type="dxa"/>
           <w:tcBorders>
             <w:top w:val="nil"/>
             <w:start w:val="nil"/>
@@ -33246,7 +33950,7 @@
       </w:tc>
       <w:tc>
         <w:tcPr>
-          <w:tcW w:w="2379" w:type="dxa"/>
+          <w:tcW w:w="2378" w:type="dxa"/>
           <w:tcBorders>
             <w:top w:val="nil"/>
             <w:start w:val="nil"/>
@@ -33281,7 +33985,7 @@
       </w:tc>
       <w:tc>
         <w:tcPr>
-          <w:tcW w:w="2397" w:type="dxa"/>
+          <w:tcW w:w="2398" w:type="dxa"/>
           <w:tcBorders>
             <w:top w:val="nil"/>
             <w:start w:val="nil"/>
@@ -33321,7 +34025,7 @@
       </w:trPr>
       <w:tc>
         <w:tcPr>
-          <w:tcW w:w="2015" w:type="dxa"/>
+          <w:tcW w:w="2014" w:type="dxa"/>
           <w:vMerge w:val="continue"/>
           <w:tcBorders>
             <w:top w:val="nil"/>
@@ -33352,7 +34056,7 @@
       </w:tc>
       <w:tc>
         <w:tcPr>
-          <w:tcW w:w="7733" w:type="dxa"/>
+          <w:tcW w:w="7734" w:type="dxa"/>
           <w:gridSpan w:val="3"/>
           <w:tcBorders>
             <w:top w:val="single" w:sz="4" w:space="0" w:color="BFBFBF"/>
@@ -33423,7 +34127,7 @@
       </w:trPr>
       <w:tc>
         <w:tcPr>
-          <w:tcW w:w="2015" w:type="dxa"/>
+          <w:tcW w:w="2014" w:type="dxa"/>
           <w:vMerge w:val="continue"/>
           <w:tcBorders>
             <w:top w:val="nil"/>
@@ -33454,7 +34158,7 @@
       </w:tc>
       <w:tc>
         <w:tcPr>
-          <w:tcW w:w="7733" w:type="dxa"/>
+          <w:tcW w:w="7734" w:type="dxa"/>
           <w:gridSpan w:val="3"/>
           <w:tcBorders>
             <w:top w:val="single" w:sz="18" w:space="0" w:color="BFBFBF"/>
@@ -33494,7 +34198,7 @@
       </w:trPr>
       <w:tc>
         <w:tcPr>
-          <w:tcW w:w="2015" w:type="dxa"/>
+          <w:tcW w:w="2014" w:type="dxa"/>
           <w:vMerge w:val="continue"/>
           <w:tcBorders>
             <w:top w:val="nil"/>
@@ -33525,7 +34229,7 @@
       </w:tc>
       <w:tc>
         <w:tcPr>
-          <w:tcW w:w="2957" w:type="dxa"/>
+          <w:tcW w:w="2958" w:type="dxa"/>
           <w:tcBorders>
             <w:top w:val="nil"/>
             <w:start w:val="nil"/>
@@ -33560,7 +34264,7 @@
       </w:tc>
       <w:tc>
         <w:tcPr>
-          <w:tcW w:w="2379" w:type="dxa"/>
+          <w:tcW w:w="2378" w:type="dxa"/>
           <w:tcBorders>
             <w:top w:val="nil"/>
             <w:start w:val="nil"/>
@@ -33595,7 +34299,7 @@
       </w:tc>
       <w:tc>
         <w:tcPr>
-          <w:tcW w:w="2397" w:type="dxa"/>
+          <w:tcW w:w="2398" w:type="dxa"/>
           <w:tcBorders>
             <w:top w:val="nil"/>
             <w:start w:val="nil"/>
@@ -33639,7 +34343,7 @@
       </w:trPr>
       <w:tc>
         <w:tcPr>
-          <w:tcW w:w="2015" w:type="dxa"/>
+          <w:tcW w:w="2014" w:type="dxa"/>
           <w:vMerge w:val="continue"/>
           <w:tcBorders>
             <w:top w:val="nil"/>
@@ -33675,7 +34379,7 @@
       </w:tc>
       <w:tc>
         <w:tcPr>
-          <w:tcW w:w="2957" w:type="dxa"/>
+          <w:tcW w:w="2958" w:type="dxa"/>
           <w:tcBorders>
             <w:top w:val="nil"/>
             <w:start w:val="nil"/>
@@ -33710,7 +34414,7 @@
       </w:tc>
       <w:tc>
         <w:tcPr>
-          <w:tcW w:w="2379" w:type="dxa"/>
+          <w:tcW w:w="2378" w:type="dxa"/>
           <w:tcBorders>
             <w:top w:val="nil"/>
             <w:start w:val="nil"/>
@@ -33745,7 +34449,7 @@
       </w:tc>
       <w:tc>
         <w:tcPr>
-          <w:tcW w:w="2397" w:type="dxa"/>
+          <w:tcW w:w="2398" w:type="dxa"/>
           <w:tcBorders>
             <w:top w:val="nil"/>
             <w:start w:val="nil"/>
@@ -33825,8 +34529,8 @@
     </w:tblPr>
     <w:tblGrid>
       <w:gridCol w:w="2976"/>
-      <w:gridCol w:w="2404"/>
-      <w:gridCol w:w="4368"/>
+      <w:gridCol w:w="2403"/>
+      <w:gridCol w:w="4369"/>
     </w:tblGrid>
     <w:tr>
       <w:trPr>
@@ -33869,7 +34573,7 @@
       </w:tc>
       <w:tc>
         <w:tcPr>
-          <w:tcW w:w="2404" w:type="dxa"/>
+          <w:tcW w:w="2403" w:type="dxa"/>
           <w:tcBorders>
             <w:top w:val="nil"/>
             <w:start w:val="nil"/>
@@ -33904,7 +34608,7 @@
       </w:tc>
       <w:tc>
         <w:tcPr>
-          <w:tcW w:w="4368" w:type="dxa"/>
+          <w:tcW w:w="4369" w:type="dxa"/>
           <w:tcBorders>
             <w:top w:val="nil"/>
             <w:start w:val="nil"/>
@@ -34090,7 +34794,7 @@
       </w:tc>
       <w:tc>
         <w:tcPr>
-          <w:tcW w:w="2404" w:type="dxa"/>
+          <w:tcW w:w="2403" w:type="dxa"/>
           <w:tcBorders>
             <w:top w:val="nil"/>
             <w:start w:val="nil"/>
@@ -34125,7 +34829,7 @@
       </w:tc>
       <w:tc>
         <w:tcPr>
-          <w:tcW w:w="4368" w:type="dxa"/>
+          <w:tcW w:w="4369" w:type="dxa"/>
           <w:tcBorders>
             <w:top w:val="nil"/>
             <w:start w:val="nil"/>
@@ -34204,7 +34908,7 @@
       </w:tc>
       <w:tc>
         <w:tcPr>
-          <w:tcW w:w="2404" w:type="dxa"/>
+          <w:tcW w:w="2403" w:type="dxa"/>
           <w:tcBorders>
             <w:top w:val="nil"/>
             <w:start w:val="nil"/>
@@ -34239,7 +34943,7 @@
       </w:tc>
       <w:tc>
         <w:tcPr>
-          <w:tcW w:w="4368" w:type="dxa"/>
+          <w:tcW w:w="4369" w:type="dxa"/>
           <w:tcBorders>
             <w:top w:val="nil"/>
             <w:start w:val="nil"/>
@@ -34305,8 +35009,8 @@
     </w:tblPr>
     <w:tblGrid>
       <w:gridCol w:w="2976"/>
-      <w:gridCol w:w="2404"/>
-      <w:gridCol w:w="4368"/>
+      <w:gridCol w:w="2403"/>
+      <w:gridCol w:w="4369"/>
     </w:tblGrid>
     <w:tr>
       <w:trPr>
@@ -34349,7 +35053,7 @@
       </w:tc>
       <w:tc>
         <w:tcPr>
-          <w:tcW w:w="2404" w:type="dxa"/>
+          <w:tcW w:w="2403" w:type="dxa"/>
           <w:tcBorders>
             <w:top w:val="nil"/>
             <w:start w:val="nil"/>
@@ -34384,7 +35088,7 @@
       </w:tc>
       <w:tc>
         <w:tcPr>
-          <w:tcW w:w="4368" w:type="dxa"/>
+          <w:tcW w:w="4369" w:type="dxa"/>
           <w:tcBorders>
             <w:top w:val="nil"/>
             <w:start w:val="nil"/>
@@ -34570,7 +35274,7 @@
       </w:tc>
       <w:tc>
         <w:tcPr>
-          <w:tcW w:w="2404" w:type="dxa"/>
+          <w:tcW w:w="2403" w:type="dxa"/>
           <w:tcBorders>
             <w:top w:val="nil"/>
             <w:start w:val="nil"/>
@@ -34605,7 +35309,7 @@
       </w:tc>
       <w:tc>
         <w:tcPr>
-          <w:tcW w:w="4368" w:type="dxa"/>
+          <w:tcW w:w="4369" w:type="dxa"/>
           <w:tcBorders>
             <w:top w:val="nil"/>
             <w:start w:val="nil"/>
@@ -34684,7 +35388,7 @@
       </w:tc>
       <w:tc>
         <w:tcPr>
-          <w:tcW w:w="2404" w:type="dxa"/>
+          <w:tcW w:w="2403" w:type="dxa"/>
           <w:tcBorders>
             <w:top w:val="nil"/>
             <w:start w:val="nil"/>
@@ -34719,7 +35423,7 @@
       </w:tc>
       <w:tc>
         <w:tcPr>
-          <w:tcW w:w="4368" w:type="dxa"/>
+          <w:tcW w:w="4369" w:type="dxa"/>
           <w:tcBorders>
             <w:top w:val="nil"/>
             <w:start w:val="nil"/>
@@ -34799,8 +35503,8 @@
     </w:tblPr>
     <w:tblGrid>
       <w:gridCol w:w="2976"/>
-      <w:gridCol w:w="2404"/>
-      <w:gridCol w:w="4368"/>
+      <w:gridCol w:w="2403"/>
+      <w:gridCol w:w="4369"/>
     </w:tblGrid>
     <w:tr>
       <w:trPr>
@@ -34843,7 +35547,7 @@
       </w:tc>
       <w:tc>
         <w:tcPr>
-          <w:tcW w:w="2404" w:type="dxa"/>
+          <w:tcW w:w="2403" w:type="dxa"/>
           <w:tcBorders>
             <w:top w:val="nil"/>
             <w:start w:val="nil"/>
@@ -34878,7 +35582,7 @@
       </w:tc>
       <w:tc>
         <w:tcPr>
-          <w:tcW w:w="4368" w:type="dxa"/>
+          <w:tcW w:w="4369" w:type="dxa"/>
           <w:tcBorders>
             <w:top w:val="nil"/>
             <w:start w:val="nil"/>
@@ -35064,7 +35768,7 @@
       </w:tc>
       <w:tc>
         <w:tcPr>
-          <w:tcW w:w="2404" w:type="dxa"/>
+          <w:tcW w:w="2403" w:type="dxa"/>
           <w:tcBorders>
             <w:top w:val="nil"/>
             <w:start w:val="nil"/>
@@ -35099,7 +35803,7 @@
       </w:tc>
       <w:tc>
         <w:tcPr>
-          <w:tcW w:w="4368" w:type="dxa"/>
+          <w:tcW w:w="4369" w:type="dxa"/>
           <w:tcBorders>
             <w:top w:val="nil"/>
             <w:start w:val="nil"/>
@@ -35178,7 +35882,7 @@
       </w:tc>
       <w:tc>
         <w:tcPr>
-          <w:tcW w:w="2404" w:type="dxa"/>
+          <w:tcW w:w="2403" w:type="dxa"/>
           <w:tcBorders>
             <w:top w:val="nil"/>
             <w:start w:val="nil"/>
@@ -35213,7 +35917,7 @@
       </w:tc>
       <w:tc>
         <w:tcPr>
-          <w:tcW w:w="4368" w:type="dxa"/>
+          <w:tcW w:w="4369" w:type="dxa"/>
           <w:tcBorders>
             <w:top w:val="nil"/>
             <w:start w:val="nil"/>
@@ -35279,8 +35983,8 @@
     </w:tblPr>
     <w:tblGrid>
       <w:gridCol w:w="2976"/>
-      <w:gridCol w:w="2404"/>
-      <w:gridCol w:w="4368"/>
+      <w:gridCol w:w="2403"/>
+      <w:gridCol w:w="4369"/>
     </w:tblGrid>
     <w:tr>
       <w:trPr>
@@ -35323,7 +36027,7 @@
       </w:tc>
       <w:tc>
         <w:tcPr>
-          <w:tcW w:w="2404" w:type="dxa"/>
+          <w:tcW w:w="2403" w:type="dxa"/>
           <w:tcBorders>
             <w:top w:val="nil"/>
             <w:start w:val="nil"/>
@@ -35358,7 +36062,7 @@
       </w:tc>
       <w:tc>
         <w:tcPr>
-          <w:tcW w:w="4368" w:type="dxa"/>
+          <w:tcW w:w="4369" w:type="dxa"/>
           <w:tcBorders>
             <w:top w:val="nil"/>
             <w:start w:val="nil"/>
@@ -35544,7 +36248,7 @@
       </w:tc>
       <w:tc>
         <w:tcPr>
-          <w:tcW w:w="2404" w:type="dxa"/>
+          <w:tcW w:w="2403" w:type="dxa"/>
           <w:tcBorders>
             <w:top w:val="nil"/>
             <w:start w:val="nil"/>
@@ -35579,7 +36283,7 @@
       </w:tc>
       <w:tc>
         <w:tcPr>
-          <w:tcW w:w="4368" w:type="dxa"/>
+          <w:tcW w:w="4369" w:type="dxa"/>
           <w:tcBorders>
             <w:top w:val="nil"/>
             <w:start w:val="nil"/>
@@ -35658,7 +36362,7 @@
       </w:tc>
       <w:tc>
         <w:tcPr>
-          <w:tcW w:w="2404" w:type="dxa"/>
+          <w:tcW w:w="2403" w:type="dxa"/>
           <w:tcBorders>
             <w:top w:val="nil"/>
             <w:start w:val="nil"/>
@@ -35693,7 +36397,7 @@
       </w:tc>
       <w:tc>
         <w:tcPr>
-          <w:tcW w:w="4368" w:type="dxa"/>
+          <w:tcW w:w="4369" w:type="dxa"/>
           <w:tcBorders>
             <w:top w:val="nil"/>
             <w:start w:val="nil"/>
@@ -37919,8 +38623,8 @@
       <w:rFonts w:ascii="Liberation Mono" w:hAnsi="Liberation Mono" w:eastAsia="Liberation Mono" w:cs="Liberation Mono"/>
     </w:rPr>
   </w:style>
-  <w:style w:type="character" w:styleId="Bulletsuser">
-    <w:name w:val="Bullets (user)"/>
+  <w:style w:type="character" w:styleId="Bullets">
+    <w:name w:val="Bullets"/>
     <w:qFormat/>
     <w:rPr>
       <w:rFonts w:ascii="OpenSymbol" w:hAnsi="OpenSymbol" w:eastAsia="OpenSymbol" w:cs="OpenSymbol"/>
@@ -38108,8 +38812,8 @@
       <w:bCs/>
     </w:rPr>
   </w:style>
-  <w:style w:type="paragraph" w:styleId="FrameContentsuser">
-    <w:name w:val="Frame Contents (user)"/>
+  <w:style w:type="paragraph" w:styleId="FrameContents">
+    <w:name w:val="Frame Contents"/>
     <w:basedOn w:val="Normal"/>
     <w:qFormat/>
     <w:pPr/>
@@ -38138,8 +38842,8 @@
       <w:bCs/>
     </w:rPr>
   </w:style>
-  <w:style w:type="paragraph" w:styleId="FrameContents">
-    <w:name w:val="Frame Contents"/>
+  <w:style w:type="paragraph" w:styleId="FrameContentsuser">
+    <w:name w:val="Frame Contents (user)"/>
     <w:basedOn w:val="Normal"/>
     <w:qFormat/>
     <w:pPr/>
@@ -38158,8 +38862,8 @@
       <w:szCs w:val="20"/>
     </w:rPr>
   </w:style>
-  <w:style w:type="paragraph" w:styleId="BlockQuotation">
-    <w:name w:val="Block Quotation"/>
+  <w:style w:type="paragraph" w:styleId="BlockQuotationuser">
+    <w:name w:val="Block Quotation (user)"/>
     <w:basedOn w:val="Normal"/>
     <w:qFormat/>
     <w:pPr>

--- a/dossier-certification/Dossier Professionnel - Lecart Christophe.docx
+++ b/dossier-certification/Dossier Professionnel - Lecart Christophe.docx
@@ -1040,10 +1040,10 @@
         <w:tblLook w:noHBand="0" w:noVBand="1" w:firstColumn="1" w:lastRow="0" w:lastColumn="0" w:firstRow="1" w:val="04a0"/>
       </w:tblPr>
       <w:tblGrid>
-        <w:gridCol w:w="419"/>
-        <w:gridCol w:w="2842"/>
-        <w:gridCol w:w="6122"/>
-        <w:gridCol w:w="399"/>
+        <w:gridCol w:w="417"/>
+        <w:gridCol w:w="2844"/>
+        <w:gridCol w:w="6120"/>
+        <w:gridCol w:w="401"/>
       </w:tblGrid>
       <w:tr>
         <w:trPr/>
@@ -1215,7 +1215,7 @@
         <w:trPr/>
         <w:tc>
           <w:tcPr>
-            <w:tcW w:w="419" w:type="dxa"/>
+            <w:tcW w:w="417" w:type="dxa"/>
             <w:tcBorders>
               <w:top w:val="nil"/>
               <w:start w:val="single" w:sz="4" w:space="0" w:color="D9D9D9"/>
@@ -1392,7 +1392,7 @@
         </w:tc>
         <w:tc>
           <w:tcPr>
-            <w:tcW w:w="399" w:type="dxa"/>
+            <w:tcW w:w="401" w:type="dxa"/>
             <w:tcBorders>
               <w:top w:val="nil"/>
               <w:start w:val="nil"/>
@@ -2215,8 +2215,8 @@
         <w:tblLook w:noHBand="0" w:noVBand="1" w:firstColumn="1" w:lastRow="0" w:lastColumn="0" w:firstRow="1" w:val="04a0"/>
       </w:tblPr>
       <w:tblGrid>
-        <w:gridCol w:w="277"/>
-        <w:gridCol w:w="8831"/>
+        <w:gridCol w:w="275"/>
+        <w:gridCol w:w="8833"/>
         <w:gridCol w:w="674"/>
       </w:tblGrid>
       <w:tr>
@@ -2439,7 +2439,7 @@
         <w:trPr/>
         <w:tc>
           <w:tcPr>
-            <w:tcW w:w="277" w:type="dxa"/>
+            <w:tcW w:w="275" w:type="dxa"/>
             <w:tcBorders>
               <w:top w:val="single" w:sz="4" w:space="0" w:color="FFFFFF"/>
               <w:start w:val="nil"/>
@@ -2472,7 +2472,7 @@
         </w:tc>
         <w:tc>
           <w:tcPr>
-            <w:tcW w:w="8831" w:type="dxa"/>
+            <w:tcW w:w="8833" w:type="dxa"/>
             <w:tcBorders>
               <w:top w:val="nil"/>
               <w:start w:val="single" w:sz="8" w:space="0" w:color="F2F2F2"/>
@@ -2568,7 +2568,7 @@
         <w:trPr/>
         <w:tc>
           <w:tcPr>
-            <w:tcW w:w="277" w:type="dxa"/>
+            <w:tcW w:w="275" w:type="dxa"/>
             <w:tcBorders>
               <w:top w:val="nil"/>
               <w:start w:val="nil"/>
@@ -2601,7 +2601,7 @@
         </w:tc>
         <w:tc>
           <w:tcPr>
-            <w:tcW w:w="8831" w:type="dxa"/>
+            <w:tcW w:w="8833" w:type="dxa"/>
             <w:tcBorders>
               <w:top w:val="nil"/>
               <w:start w:val="single" w:sz="8" w:space="0" w:color="F2F2F2"/>
@@ -2715,7 +2715,7 @@
         <w:trPr/>
         <w:tc>
           <w:tcPr>
-            <w:tcW w:w="277" w:type="dxa"/>
+            <w:tcW w:w="275" w:type="dxa"/>
             <w:tcBorders>
               <w:top w:val="nil"/>
               <w:start w:val="nil"/>
@@ -2748,7 +2748,7 @@
         </w:tc>
         <w:tc>
           <w:tcPr>
-            <w:tcW w:w="8831" w:type="dxa"/>
+            <w:tcW w:w="8833" w:type="dxa"/>
             <w:tcBorders>
               <w:top w:val="nil"/>
               <w:start w:val="single" w:sz="8" w:space="0" w:color="F2F2F2"/>
@@ -2939,7 +2939,7 @@
         <w:trPr/>
         <w:tc>
           <w:tcPr>
-            <w:tcW w:w="277" w:type="dxa"/>
+            <w:tcW w:w="275" w:type="dxa"/>
             <w:tcBorders>
               <w:top w:val="single" w:sz="4" w:space="0" w:color="FFFFFF"/>
               <w:start w:val="nil"/>
@@ -2972,7 +2972,7 @@
         </w:tc>
         <w:tc>
           <w:tcPr>
-            <w:tcW w:w="8831" w:type="dxa"/>
+            <w:tcW w:w="8833" w:type="dxa"/>
             <w:tcBorders>
               <w:top w:val="nil"/>
               <w:start w:val="single" w:sz="8" w:space="0" w:color="F2F2F2"/>
@@ -3071,7 +3071,7 @@
         <w:trPr/>
         <w:tc>
           <w:tcPr>
-            <w:tcW w:w="277" w:type="dxa"/>
+            <w:tcW w:w="275" w:type="dxa"/>
             <w:tcBorders>
               <w:top w:val="nil"/>
               <w:start w:val="nil"/>
@@ -3104,7 +3104,7 @@
         </w:tc>
         <w:tc>
           <w:tcPr>
-            <w:tcW w:w="8831" w:type="dxa"/>
+            <w:tcW w:w="8833" w:type="dxa"/>
             <w:tcBorders>
               <w:top w:val="nil"/>
               <w:start w:val="single" w:sz="8" w:space="0" w:color="F2F2F2"/>
@@ -3203,7 +3203,7 @@
         <w:trPr/>
         <w:tc>
           <w:tcPr>
-            <w:tcW w:w="277" w:type="dxa"/>
+            <w:tcW w:w="275" w:type="dxa"/>
             <w:tcBorders>
               <w:top w:val="nil"/>
               <w:start w:val="nil"/>
@@ -3236,7 +3236,7 @@
         </w:tc>
         <w:tc>
           <w:tcPr>
-            <w:tcW w:w="8831" w:type="dxa"/>
+            <w:tcW w:w="8833" w:type="dxa"/>
             <w:tcBorders>
               <w:top w:val="nil"/>
               <w:start w:val="single" w:sz="8" w:space="0" w:color="F2F2F2"/>
@@ -3425,7 +3425,7 @@
         <w:trPr/>
         <w:tc>
           <w:tcPr>
-            <w:tcW w:w="277" w:type="dxa"/>
+            <w:tcW w:w="275" w:type="dxa"/>
             <w:tcBorders>
               <w:top w:val="nil"/>
               <w:start w:val="nil"/>
@@ -3464,7 +3464,7 @@
         </w:tc>
         <w:tc>
           <w:tcPr>
-            <w:tcW w:w="8831" w:type="dxa"/>
+            <w:tcW w:w="8833" w:type="dxa"/>
             <w:tcBorders>
               <w:top w:val="nil"/>
               <w:start w:val="single" w:sz="8" w:space="0" w:color="F2F2F2"/>
@@ -3567,7 +3567,7 @@
         <w:trPr/>
         <w:tc>
           <w:tcPr>
-            <w:tcW w:w="277" w:type="dxa"/>
+            <w:tcW w:w="275" w:type="dxa"/>
             <w:tcBorders>
               <w:top w:val="nil"/>
               <w:start w:val="nil"/>
@@ -3606,7 +3606,7 @@
         </w:tc>
         <w:tc>
           <w:tcPr>
-            <w:tcW w:w="8831" w:type="dxa"/>
+            <w:tcW w:w="8833" w:type="dxa"/>
             <w:tcBorders>
               <w:top w:val="nil"/>
               <w:start w:val="single" w:sz="8" w:space="0" w:color="F2F2F2"/>
@@ -3703,7 +3703,7 @@
         <w:trPr/>
         <w:tc>
           <w:tcPr>
-            <w:tcW w:w="277" w:type="dxa"/>
+            <w:tcW w:w="275" w:type="dxa"/>
             <w:tcBorders>
               <w:top w:val="nil"/>
               <w:start w:val="nil"/>
@@ -3742,7 +3742,7 @@
         </w:tc>
         <w:tc>
           <w:tcPr>
-            <w:tcW w:w="8831" w:type="dxa"/>
+            <w:tcW w:w="8833" w:type="dxa"/>
             <w:tcBorders>
               <w:top w:val="nil"/>
               <w:start w:val="single" w:sz="8" w:space="0" w:color="F2F2F2"/>
@@ -4428,12 +4428,12 @@
       <w:tblGrid>
         <w:gridCol w:w="2411"/>
         <w:gridCol w:w="142"/>
-        <w:gridCol w:w="370"/>
+        <w:gridCol w:w="368"/>
         <w:gridCol w:w="48"/>
-        <w:gridCol w:w="526"/>
-        <w:gridCol w:w="1175"/>
+        <w:gridCol w:w="528"/>
+        <w:gridCol w:w="1173"/>
         <w:gridCol w:w="142"/>
-        <w:gridCol w:w="570"/>
+        <w:gridCol w:w="572"/>
         <w:gridCol w:w="4398"/>
       </w:tblGrid>
       <w:tr>
@@ -4484,7 +4484,7 @@
         </w:tc>
         <w:tc>
           <w:tcPr>
-            <w:tcW w:w="560" w:type="dxa"/>
+            <w:tcW w:w="558" w:type="dxa"/>
             <w:gridSpan w:val="3"/>
             <w:tcBorders>
               <w:top w:val="nil"/>
@@ -4537,7 +4537,7 @@
         </w:tc>
         <w:tc>
           <w:tcPr>
-            <w:tcW w:w="6811" w:type="dxa"/>
+            <w:tcW w:w="6813" w:type="dxa"/>
             <w:gridSpan w:val="5"/>
             <w:tcBorders>
               <w:top w:val="nil"/>
@@ -4612,7 +4612,7 @@
         </w:trPr>
         <w:tc>
           <w:tcPr>
-            <w:tcW w:w="2971" w:type="dxa"/>
+            <w:tcW w:w="2969" w:type="dxa"/>
             <w:gridSpan w:val="4"/>
             <w:tcBorders>
               <w:top w:val="nil"/>
@@ -4682,7 +4682,7 @@
         </w:tc>
         <w:tc>
           <w:tcPr>
-            <w:tcW w:w="6811" w:type="dxa"/>
+            <w:tcW w:w="6813" w:type="dxa"/>
             <w:gridSpan w:val="5"/>
             <w:tcBorders>
               <w:top w:val="nil"/>
@@ -4732,7 +4732,7 @@
         </w:trPr>
         <w:tc>
           <w:tcPr>
-            <w:tcW w:w="2971" w:type="dxa"/>
+            <w:tcW w:w="2969" w:type="dxa"/>
             <w:gridSpan w:val="4"/>
             <w:tcBorders>
               <w:top w:val="thinThickMediumGap" w:sz="24" w:space="0" w:color="D60093"/>
@@ -4765,7 +4765,7 @@
         </w:tc>
         <w:tc>
           <w:tcPr>
-            <w:tcW w:w="6811" w:type="dxa"/>
+            <w:tcW w:w="6813" w:type="dxa"/>
             <w:gridSpan w:val="5"/>
             <w:tcBorders>
               <w:top w:val="thinThickMediumGap" w:sz="24" w:space="0" w:color="D60093"/>
@@ -5028,7 +5028,7 @@
                 <w:shd w:fill="FFFFFF" w:val="clear"/>
               </w:rPr>
               <w:drawing>
-                <wp:anchor distT="0" distB="0" distL="0" distR="0" simplePos="0" relativeHeight="126" behindDoc="0" locked="0" layoutInCell="0" allowOverlap="1">
+                <wp:anchor distT="0" distB="0" distL="0" distR="0" simplePos="0" relativeHeight="112" behindDoc="0" locked="0" layoutInCell="0" allowOverlap="1">
                   <wp:simplePos x="0" y="0"/>
                   <wp:positionH relativeFrom="margin">
                     <wp:posOffset>461645</wp:posOffset>
@@ -5909,7 +5909,7 @@
         </w:trPr>
         <w:tc>
           <w:tcPr>
-            <w:tcW w:w="4672" w:type="dxa"/>
+            <w:tcW w:w="4670" w:type="dxa"/>
             <w:gridSpan w:val="6"/>
             <w:tcBorders>
               <w:top w:val="single" w:sz="8" w:space="0" w:color="D60093"/>
@@ -5946,7 +5946,7 @@
         </w:tc>
         <w:tc>
           <w:tcPr>
-            <w:tcW w:w="5110" w:type="dxa"/>
+            <w:tcW w:w="5112" w:type="dxa"/>
             <w:gridSpan w:val="3"/>
             <w:tcBorders>
               <w:top w:val="single" w:sz="8" w:space="0" w:color="D60093"/>
@@ -5990,7 +5990,7 @@
         </w:trPr>
         <w:tc>
           <w:tcPr>
-            <w:tcW w:w="4672" w:type="dxa"/>
+            <w:tcW w:w="4670" w:type="dxa"/>
             <w:gridSpan w:val="6"/>
             <w:tcBorders>
               <w:top w:val="nil"/>
@@ -6041,7 +6041,7 @@
         </w:tc>
         <w:tc>
           <w:tcPr>
-            <w:tcW w:w="5110" w:type="dxa"/>
+            <w:tcW w:w="5112" w:type="dxa"/>
             <w:gridSpan w:val="3"/>
             <w:tcBorders>
               <w:top w:val="nil"/>
@@ -6205,7 +6205,7 @@
         </w:tc>
         <w:tc>
           <w:tcPr>
-            <w:tcW w:w="370" w:type="dxa"/>
+            <w:tcW w:w="368" w:type="dxa"/>
             <w:tcBorders>
               <w:top w:val="nil"/>
               <w:start w:val="single" w:sz="8" w:space="0" w:color="F2F2F2"/>
@@ -6241,7 +6241,7 @@
         </w:tc>
         <w:tc>
           <w:tcPr>
-            <w:tcW w:w="6859" w:type="dxa"/>
+            <w:tcW w:w="6861" w:type="dxa"/>
             <w:gridSpan w:val="6"/>
             <w:tcBorders>
               <w:top w:val="nil"/>
@@ -6329,7 +6329,7 @@
         </w:tc>
         <w:tc>
           <w:tcPr>
-            <w:tcW w:w="370" w:type="dxa"/>
+            <w:tcW w:w="368" w:type="dxa"/>
             <w:tcBorders>
               <w:top w:val="nil"/>
               <w:start w:val="single" w:sz="8" w:space="0" w:color="F2F2F2"/>
@@ -6365,7 +6365,7 @@
         </w:tc>
         <w:tc>
           <w:tcPr>
-            <w:tcW w:w="574" w:type="dxa"/>
+            <w:tcW w:w="576" w:type="dxa"/>
             <w:gridSpan w:val="2"/>
             <w:tcBorders>
               <w:top w:val="nil"/>
@@ -6403,7 +6403,7 @@
         </w:tc>
         <w:tc>
           <w:tcPr>
-            <w:tcW w:w="1317" w:type="dxa"/>
+            <w:tcW w:w="1315" w:type="dxa"/>
             <w:gridSpan w:val="2"/>
             <w:tcBorders>
               <w:top w:val="nil"/>
@@ -6473,7 +6473,7 @@
         </w:tc>
         <w:tc>
           <w:tcPr>
-            <w:tcW w:w="570" w:type="dxa"/>
+            <w:tcW w:w="572" w:type="dxa"/>
             <w:tcBorders>
               <w:top w:val="nil"/>
               <w:start w:val="nil"/>
@@ -6771,12 +6771,12 @@
       <w:tblGrid>
         <w:gridCol w:w="2411"/>
         <w:gridCol w:w="142"/>
-        <w:gridCol w:w="370"/>
+        <w:gridCol w:w="368"/>
         <w:gridCol w:w="48"/>
-        <w:gridCol w:w="526"/>
-        <w:gridCol w:w="1175"/>
+        <w:gridCol w:w="528"/>
+        <w:gridCol w:w="1173"/>
         <w:gridCol w:w="142"/>
-        <w:gridCol w:w="570"/>
+        <w:gridCol w:w="572"/>
         <w:gridCol w:w="4398"/>
       </w:tblGrid>
       <w:tr>
@@ -6827,7 +6827,7 @@
         </w:tc>
         <w:tc>
           <w:tcPr>
-            <w:tcW w:w="560" w:type="dxa"/>
+            <w:tcW w:w="558" w:type="dxa"/>
             <w:gridSpan w:val="3"/>
             <w:tcBorders>
               <w:top w:val="nil"/>
@@ -6880,7 +6880,7 @@
         </w:tc>
         <w:tc>
           <w:tcPr>
-            <w:tcW w:w="6811" w:type="dxa"/>
+            <w:tcW w:w="6813" w:type="dxa"/>
             <w:gridSpan w:val="5"/>
             <w:tcBorders>
               <w:top w:val="nil"/>
@@ -6955,7 +6955,7 @@
         </w:trPr>
         <w:tc>
           <w:tcPr>
-            <w:tcW w:w="2971" w:type="dxa"/>
+            <w:tcW w:w="2969" w:type="dxa"/>
             <w:gridSpan w:val="4"/>
             <w:tcBorders>
               <w:top w:val="nil"/>
@@ -7025,7 +7025,7 @@
         </w:tc>
         <w:tc>
           <w:tcPr>
-            <w:tcW w:w="6811" w:type="dxa"/>
+            <w:tcW w:w="6813" w:type="dxa"/>
             <w:gridSpan w:val="5"/>
             <w:tcBorders>
               <w:top w:val="nil"/>
@@ -7076,7 +7076,7 @@
         </w:trPr>
         <w:tc>
           <w:tcPr>
-            <w:tcW w:w="2971" w:type="dxa"/>
+            <w:tcW w:w="2969" w:type="dxa"/>
             <w:gridSpan w:val="4"/>
             <w:tcBorders>
               <w:top w:val="thinThickMediumGap" w:sz="24" w:space="0" w:color="D60093"/>
@@ -7109,7 +7109,7 @@
         </w:tc>
         <w:tc>
           <w:tcPr>
-            <w:tcW w:w="6811" w:type="dxa"/>
+            <w:tcW w:w="6813" w:type="dxa"/>
             <w:gridSpan w:val="5"/>
             <w:tcBorders>
               <w:top w:val="thinThickMediumGap" w:sz="24" w:space="0" w:color="D60093"/>
@@ -7677,7 +7677,7 @@
         </w:trPr>
         <w:tc>
           <w:tcPr>
-            <w:tcW w:w="4672" w:type="dxa"/>
+            <w:tcW w:w="4670" w:type="dxa"/>
             <w:gridSpan w:val="6"/>
             <w:tcBorders>
               <w:top w:val="single" w:sz="8" w:space="0" w:color="D60093"/>
@@ -7714,7 +7714,7 @@
         </w:tc>
         <w:tc>
           <w:tcPr>
-            <w:tcW w:w="5110" w:type="dxa"/>
+            <w:tcW w:w="5112" w:type="dxa"/>
             <w:gridSpan w:val="3"/>
             <w:tcBorders>
               <w:top w:val="single" w:sz="8" w:space="0" w:color="D60093"/>
@@ -7758,7 +7758,7 @@
         </w:trPr>
         <w:tc>
           <w:tcPr>
-            <w:tcW w:w="4672" w:type="dxa"/>
+            <w:tcW w:w="4670" w:type="dxa"/>
             <w:gridSpan w:val="6"/>
             <w:tcBorders>
               <w:top w:val="nil"/>
@@ -7809,7 +7809,7 @@
         </w:tc>
         <w:tc>
           <w:tcPr>
-            <w:tcW w:w="5110" w:type="dxa"/>
+            <w:tcW w:w="5112" w:type="dxa"/>
             <w:gridSpan w:val="3"/>
             <w:tcBorders>
               <w:top w:val="nil"/>
@@ -8008,7 +8008,7 @@
         </w:tc>
         <w:tc>
           <w:tcPr>
-            <w:tcW w:w="370" w:type="dxa"/>
+            <w:tcW w:w="368" w:type="dxa"/>
             <w:tcBorders>
               <w:top w:val="nil"/>
               <w:start w:val="single" w:sz="8" w:space="0" w:color="F2F2F2"/>
@@ -8044,7 +8044,7 @@
         </w:tc>
         <w:tc>
           <w:tcPr>
-            <w:tcW w:w="6859" w:type="dxa"/>
+            <w:tcW w:w="6861" w:type="dxa"/>
             <w:gridSpan w:val="6"/>
             <w:tcBorders>
               <w:top w:val="nil"/>
@@ -8132,7 +8132,7 @@
         </w:tc>
         <w:tc>
           <w:tcPr>
-            <w:tcW w:w="370" w:type="dxa"/>
+            <w:tcW w:w="368" w:type="dxa"/>
             <w:tcBorders>
               <w:top w:val="nil"/>
               <w:start w:val="single" w:sz="8" w:space="0" w:color="F2F2F2"/>
@@ -8168,7 +8168,7 @@
         </w:tc>
         <w:tc>
           <w:tcPr>
-            <w:tcW w:w="574" w:type="dxa"/>
+            <w:tcW w:w="576" w:type="dxa"/>
             <w:gridSpan w:val="2"/>
             <w:tcBorders>
               <w:top w:val="nil"/>
@@ -8206,7 +8206,7 @@
         </w:tc>
         <w:tc>
           <w:tcPr>
-            <w:tcW w:w="1317" w:type="dxa"/>
+            <w:tcW w:w="1315" w:type="dxa"/>
             <w:gridSpan w:val="2"/>
             <w:tcBorders>
               <w:top w:val="nil"/>
@@ -8266,7 +8266,7 @@
         </w:tc>
         <w:tc>
           <w:tcPr>
-            <w:tcW w:w="570" w:type="dxa"/>
+            <w:tcW w:w="572" w:type="dxa"/>
             <w:tcBorders>
               <w:top w:val="nil"/>
               <w:start w:val="nil"/>
@@ -8571,7 +8571,7 @@
         </w:tc>
         <w:tc>
           <w:tcPr>
-            <w:tcW w:w="560" w:type="dxa"/>
+            <w:tcW w:w="558" w:type="dxa"/>
             <w:gridSpan w:val="3"/>
             <w:tcBorders>
               <w:top w:val="nil"/>
@@ -8624,7 +8624,7 @@
         </w:tc>
         <w:tc>
           <w:tcPr>
-            <w:tcW w:w="6811" w:type="dxa"/>
+            <w:tcW w:w="6813" w:type="dxa"/>
             <w:gridSpan w:val="5"/>
             <w:tcBorders>
               <w:top w:val="nil"/>
@@ -8699,7 +8699,7 @@
         </w:trPr>
         <w:tc>
           <w:tcPr>
-            <w:tcW w:w="2971" w:type="dxa"/>
+            <w:tcW w:w="2969" w:type="dxa"/>
             <w:gridSpan w:val="4"/>
             <w:tcBorders>
               <w:top w:val="nil"/>
@@ -8756,7 +8756,7 @@
         </w:tc>
         <w:tc>
           <w:tcPr>
-            <w:tcW w:w="6811" w:type="dxa"/>
+            <w:tcW w:w="6813" w:type="dxa"/>
             <w:gridSpan w:val="5"/>
             <w:tcBorders>
               <w:top w:val="nil"/>
@@ -8817,7 +8817,7 @@
         </w:trPr>
         <w:tc>
           <w:tcPr>
-            <w:tcW w:w="2971" w:type="dxa"/>
+            <w:tcW w:w="2969" w:type="dxa"/>
             <w:gridSpan w:val="4"/>
             <w:tcBorders>
               <w:top w:val="thinThickMediumGap" w:sz="24" w:space="0" w:color="D60093"/>
@@ -8850,7 +8850,7 @@
         </w:tc>
         <w:tc>
           <w:tcPr>
-            <w:tcW w:w="6811" w:type="dxa"/>
+            <w:tcW w:w="6813" w:type="dxa"/>
             <w:gridSpan w:val="5"/>
             <w:tcBorders>
               <w:top w:val="thinThickMediumGap" w:sz="24" w:space="0" w:color="D60093"/>
@@ -9513,7 +9513,7 @@
         </w:trPr>
         <w:tc>
           <w:tcPr>
-            <w:tcW w:w="4672" w:type="dxa"/>
+            <w:tcW w:w="4670" w:type="dxa"/>
             <w:gridSpan w:val="6"/>
             <w:tcBorders>
               <w:top w:val="single" w:sz="8" w:space="0" w:color="D60093"/>
@@ -9550,7 +9550,7 @@
         </w:tc>
         <w:tc>
           <w:tcPr>
-            <w:tcW w:w="5110" w:type="dxa"/>
+            <w:tcW w:w="5112" w:type="dxa"/>
             <w:gridSpan w:val="3"/>
             <w:tcBorders>
               <w:top w:val="single" w:sz="8" w:space="0" w:color="D60093"/>
@@ -9594,7 +9594,7 @@
         </w:trPr>
         <w:tc>
           <w:tcPr>
-            <w:tcW w:w="4672" w:type="dxa"/>
+            <w:tcW w:w="4670" w:type="dxa"/>
             <w:gridSpan w:val="6"/>
             <w:tcBorders>
               <w:top w:val="nil"/>
@@ -9645,7 +9645,7 @@
         </w:tc>
         <w:tc>
           <w:tcPr>
-            <w:tcW w:w="5110" w:type="dxa"/>
+            <w:tcW w:w="5112" w:type="dxa"/>
             <w:gridSpan w:val="3"/>
             <w:tcBorders>
               <w:top w:val="nil"/>
@@ -9844,7 +9844,7 @@
         </w:tc>
         <w:tc>
           <w:tcPr>
-            <w:tcW w:w="370" w:type="dxa"/>
+            <w:tcW w:w="368" w:type="dxa"/>
             <w:tcBorders>
               <w:top w:val="nil"/>
               <w:start w:val="single" w:sz="8" w:space="0" w:color="F2F2F2"/>
@@ -9880,7 +9880,7 @@
         </w:tc>
         <w:tc>
           <w:tcPr>
-            <w:tcW w:w="6859" w:type="dxa"/>
+            <w:tcW w:w="6861" w:type="dxa"/>
             <w:gridSpan w:val="6"/>
             <w:tcBorders>
               <w:top w:val="nil"/>
@@ -9968,7 +9968,7 @@
         </w:tc>
         <w:tc>
           <w:tcPr>
-            <w:tcW w:w="370" w:type="dxa"/>
+            <w:tcW w:w="368" w:type="dxa"/>
             <w:tcBorders>
               <w:top w:val="nil"/>
               <w:start w:val="single" w:sz="8" w:space="0" w:color="F2F2F2"/>
@@ -10004,7 +10004,7 @@
         </w:tc>
         <w:tc>
           <w:tcPr>
-            <w:tcW w:w="574" w:type="dxa"/>
+            <w:tcW w:w="576" w:type="dxa"/>
             <w:gridSpan w:val="2"/>
             <w:tcBorders>
               <w:top w:val="nil"/>
@@ -10042,7 +10042,7 @@
         </w:tc>
         <w:tc>
           <w:tcPr>
-            <w:tcW w:w="1317" w:type="dxa"/>
+            <w:tcW w:w="1315" w:type="dxa"/>
             <w:gridSpan w:val="2"/>
             <w:tcBorders>
               <w:top w:val="nil"/>
@@ -10112,7 +10112,7 @@
         </w:tc>
         <w:tc>
           <w:tcPr>
-            <w:tcW w:w="570" w:type="dxa"/>
+            <w:tcW w:w="572" w:type="dxa"/>
             <w:tcBorders>
               <w:top w:val="nil"/>
               <w:start w:val="nil"/>
@@ -10499,7 +10499,7 @@
         </w:tc>
         <w:tc>
           <w:tcPr>
-            <w:tcW w:w="560" w:type="dxa"/>
+            <w:tcW w:w="558" w:type="dxa"/>
             <w:gridSpan w:val="3"/>
             <w:tcBorders>
               <w:top w:val="nil"/>
@@ -10551,7 +10551,7 @@
         </w:tc>
         <w:tc>
           <w:tcPr>
-            <w:tcW w:w="6811" w:type="dxa"/>
+            <w:tcW w:w="6813" w:type="dxa"/>
             <w:gridSpan w:val="5"/>
             <w:tcBorders>
               <w:top w:val="nil"/>
@@ -10626,7 +10626,7 @@
         </w:trPr>
         <w:tc>
           <w:tcPr>
-            <w:tcW w:w="2971" w:type="dxa"/>
+            <w:tcW w:w="2969" w:type="dxa"/>
             <w:gridSpan w:val="4"/>
             <w:tcBorders>
               <w:top w:val="nil"/>
@@ -10696,7 +10696,7 @@
         </w:tc>
         <w:tc>
           <w:tcPr>
-            <w:tcW w:w="6811" w:type="dxa"/>
+            <w:tcW w:w="6813" w:type="dxa"/>
             <w:gridSpan w:val="5"/>
             <w:tcBorders>
               <w:top w:val="nil"/>
@@ -10750,7 +10750,7 @@
         </w:trPr>
         <w:tc>
           <w:tcPr>
-            <w:tcW w:w="2971" w:type="dxa"/>
+            <w:tcW w:w="2969" w:type="dxa"/>
             <w:gridSpan w:val="4"/>
             <w:tcBorders>
               <w:top w:val="thinThickMediumGap" w:sz="24" w:space="0" w:color="D60093"/>
@@ -10783,7 +10783,7 @@
         </w:tc>
         <w:tc>
           <w:tcPr>
-            <w:tcW w:w="6811" w:type="dxa"/>
+            <w:tcW w:w="6813" w:type="dxa"/>
             <w:gridSpan w:val="5"/>
             <w:tcBorders>
               <w:top w:val="thinThickMediumGap" w:sz="24" w:space="0" w:color="D60093"/>
@@ -11414,7 +11414,7 @@
         </w:trPr>
         <w:tc>
           <w:tcPr>
-            <w:tcW w:w="4672" w:type="dxa"/>
+            <w:tcW w:w="4670" w:type="dxa"/>
             <w:gridSpan w:val="6"/>
             <w:tcBorders>
               <w:top w:val="single" w:sz="8" w:space="0" w:color="D60093"/>
@@ -11451,7 +11451,7 @@
         </w:tc>
         <w:tc>
           <w:tcPr>
-            <w:tcW w:w="5110" w:type="dxa"/>
+            <w:tcW w:w="5112" w:type="dxa"/>
             <w:gridSpan w:val="3"/>
             <w:tcBorders>
               <w:top w:val="single" w:sz="8" w:space="0" w:color="D60093"/>
@@ -11495,7 +11495,7 @@
         </w:trPr>
         <w:tc>
           <w:tcPr>
-            <w:tcW w:w="4672" w:type="dxa"/>
+            <w:tcW w:w="4670" w:type="dxa"/>
             <w:gridSpan w:val="6"/>
             <w:tcBorders>
               <w:top w:val="nil"/>
@@ -11546,7 +11546,7 @@
         </w:tc>
         <w:tc>
           <w:tcPr>
-            <w:tcW w:w="5110" w:type="dxa"/>
+            <w:tcW w:w="5112" w:type="dxa"/>
             <w:gridSpan w:val="3"/>
             <w:tcBorders>
               <w:top w:val="nil"/>
@@ -11745,7 +11745,7 @@
         </w:tc>
         <w:tc>
           <w:tcPr>
-            <w:tcW w:w="370" w:type="dxa"/>
+            <w:tcW w:w="368" w:type="dxa"/>
             <w:tcBorders>
               <w:top w:val="nil"/>
               <w:start w:val="single" w:sz="8" w:space="0" w:color="F2F2F2"/>
@@ -11777,7 +11777,7 @@
         </w:tc>
         <w:tc>
           <w:tcPr>
-            <w:tcW w:w="6859" w:type="dxa"/>
+            <w:tcW w:w="6861" w:type="dxa"/>
             <w:gridSpan w:val="6"/>
             <w:tcBorders>
               <w:top w:val="nil"/>
@@ -11867,7 +11867,7 @@
         </w:tc>
         <w:tc>
           <w:tcPr>
-            <w:tcW w:w="370" w:type="dxa"/>
+            <w:tcW w:w="368" w:type="dxa"/>
             <w:tcBorders>
               <w:top w:val="nil"/>
               <w:start w:val="single" w:sz="8" w:space="0" w:color="F2F2F2"/>
@@ -11903,7 +11903,7 @@
         </w:tc>
         <w:tc>
           <w:tcPr>
-            <w:tcW w:w="574" w:type="dxa"/>
+            <w:tcW w:w="576" w:type="dxa"/>
             <w:gridSpan w:val="2"/>
             <w:tcBorders>
               <w:top w:val="nil"/>
@@ -11941,7 +11941,7 @@
         </w:tc>
         <w:tc>
           <w:tcPr>
-            <w:tcW w:w="1317" w:type="dxa"/>
+            <w:tcW w:w="1315" w:type="dxa"/>
             <w:gridSpan w:val="2"/>
             <w:tcBorders>
               <w:top w:val="nil"/>
@@ -12001,7 +12001,7 @@
         </w:tc>
         <w:tc>
           <w:tcPr>
-            <w:tcW w:w="570" w:type="dxa"/>
+            <w:tcW w:w="572" w:type="dxa"/>
             <w:tcBorders>
               <w:top w:val="nil"/>
               <w:start w:val="nil"/>
@@ -12316,7 +12316,7 @@
         </w:tc>
         <w:tc>
           <w:tcPr>
-            <w:tcW w:w="560" w:type="dxa"/>
+            <w:tcW w:w="558" w:type="dxa"/>
             <w:gridSpan w:val="3"/>
             <w:tcBorders>
               <w:top w:val="nil"/>
@@ -12368,7 +12368,7 @@
         </w:tc>
         <w:tc>
           <w:tcPr>
-            <w:tcW w:w="6811" w:type="dxa"/>
+            <w:tcW w:w="6813" w:type="dxa"/>
             <w:gridSpan w:val="5"/>
             <w:tcBorders>
               <w:top w:val="nil"/>
@@ -12443,7 +12443,7 @@
         </w:trPr>
         <w:tc>
           <w:tcPr>
-            <w:tcW w:w="2971" w:type="dxa"/>
+            <w:tcW w:w="2969" w:type="dxa"/>
             <w:gridSpan w:val="4"/>
             <w:tcBorders>
               <w:top w:val="nil"/>
@@ -12513,7 +12513,7 @@
         </w:tc>
         <w:tc>
           <w:tcPr>
-            <w:tcW w:w="6811" w:type="dxa"/>
+            <w:tcW w:w="6813" w:type="dxa"/>
             <w:gridSpan w:val="5"/>
             <w:tcBorders>
               <w:top w:val="nil"/>
@@ -12567,7 +12567,7 @@
         </w:trPr>
         <w:tc>
           <w:tcPr>
-            <w:tcW w:w="2971" w:type="dxa"/>
+            <w:tcW w:w="2969" w:type="dxa"/>
             <w:gridSpan w:val="4"/>
             <w:tcBorders>
               <w:top w:val="thinThickMediumGap" w:sz="24" w:space="0" w:color="D60093"/>
@@ -12600,7 +12600,7 @@
         </w:tc>
         <w:tc>
           <w:tcPr>
-            <w:tcW w:w="6811" w:type="dxa"/>
+            <w:tcW w:w="6813" w:type="dxa"/>
             <w:gridSpan w:val="5"/>
             <w:tcBorders>
               <w:top w:val="thinThickMediumGap" w:sz="24" w:space="0" w:color="D60093"/>
@@ -13275,7 +13275,7 @@
         </w:trPr>
         <w:tc>
           <w:tcPr>
-            <w:tcW w:w="4672" w:type="dxa"/>
+            <w:tcW w:w="4670" w:type="dxa"/>
             <w:gridSpan w:val="6"/>
             <w:tcBorders>
               <w:top w:val="single" w:sz="8" w:space="0" w:color="D60093"/>
@@ -13312,7 +13312,7 @@
         </w:tc>
         <w:tc>
           <w:tcPr>
-            <w:tcW w:w="5110" w:type="dxa"/>
+            <w:tcW w:w="5112" w:type="dxa"/>
             <w:gridSpan w:val="3"/>
             <w:tcBorders>
               <w:top w:val="single" w:sz="8" w:space="0" w:color="D60093"/>
@@ -13356,7 +13356,7 @@
         </w:trPr>
         <w:tc>
           <w:tcPr>
-            <w:tcW w:w="4672" w:type="dxa"/>
+            <w:tcW w:w="4670" w:type="dxa"/>
             <w:gridSpan w:val="6"/>
             <w:tcBorders>
               <w:top w:val="nil"/>
@@ -13407,7 +13407,7 @@
         </w:tc>
         <w:tc>
           <w:tcPr>
-            <w:tcW w:w="5110" w:type="dxa"/>
+            <w:tcW w:w="5112" w:type="dxa"/>
             <w:gridSpan w:val="3"/>
             <w:tcBorders>
               <w:top w:val="nil"/>
@@ -13606,7 +13606,7 @@
         </w:tc>
         <w:tc>
           <w:tcPr>
-            <w:tcW w:w="370" w:type="dxa"/>
+            <w:tcW w:w="368" w:type="dxa"/>
             <w:tcBorders>
               <w:top w:val="nil"/>
               <w:start w:val="single" w:sz="8" w:space="0" w:color="F2F2F2"/>
@@ -13638,7 +13638,7 @@
         </w:tc>
         <w:tc>
           <w:tcPr>
-            <w:tcW w:w="6859" w:type="dxa"/>
+            <w:tcW w:w="6861" w:type="dxa"/>
             <w:gridSpan w:val="6"/>
             <w:tcBorders>
               <w:top w:val="nil"/>
@@ -13726,7 +13726,7 @@
         </w:tc>
         <w:tc>
           <w:tcPr>
-            <w:tcW w:w="370" w:type="dxa"/>
+            <w:tcW w:w="368" w:type="dxa"/>
             <w:tcBorders>
               <w:top w:val="nil"/>
               <w:start w:val="single" w:sz="8" w:space="0" w:color="F2F2F2"/>
@@ -13762,7 +13762,7 @@
         </w:tc>
         <w:tc>
           <w:tcPr>
-            <w:tcW w:w="574" w:type="dxa"/>
+            <w:tcW w:w="576" w:type="dxa"/>
             <w:gridSpan w:val="2"/>
             <w:tcBorders>
               <w:top w:val="nil"/>
@@ -13800,7 +13800,7 @@
         </w:tc>
         <w:tc>
           <w:tcPr>
-            <w:tcW w:w="1317" w:type="dxa"/>
+            <w:tcW w:w="1315" w:type="dxa"/>
             <w:gridSpan w:val="2"/>
             <w:tcBorders>
               <w:top w:val="nil"/>
@@ -13860,7 +13860,7 @@
         </w:tc>
         <w:tc>
           <w:tcPr>
-            <w:tcW w:w="570" w:type="dxa"/>
+            <w:tcW w:w="572" w:type="dxa"/>
             <w:tcBorders>
               <w:top w:val="nil"/>
               <w:start w:val="nil"/>
@@ -14183,7 +14183,7 @@
         </w:tc>
         <w:tc>
           <w:tcPr>
-            <w:tcW w:w="560" w:type="dxa"/>
+            <w:tcW w:w="558" w:type="dxa"/>
             <w:gridSpan w:val="3"/>
             <w:tcBorders>
               <w:top w:val="nil"/>
@@ -14235,7 +14235,7 @@
         </w:tc>
         <w:tc>
           <w:tcPr>
-            <w:tcW w:w="6811" w:type="dxa"/>
+            <w:tcW w:w="6813" w:type="dxa"/>
             <w:gridSpan w:val="5"/>
             <w:tcBorders>
               <w:top w:val="nil"/>
@@ -14310,7 +14310,7 @@
         </w:trPr>
         <w:tc>
           <w:tcPr>
-            <w:tcW w:w="2971" w:type="dxa"/>
+            <w:tcW w:w="2969" w:type="dxa"/>
             <w:gridSpan w:val="4"/>
             <w:tcBorders>
               <w:top w:val="nil"/>
@@ -14380,7 +14380,7 @@
         </w:tc>
         <w:tc>
           <w:tcPr>
-            <w:tcW w:w="6811" w:type="dxa"/>
+            <w:tcW w:w="6813" w:type="dxa"/>
             <w:gridSpan w:val="5"/>
             <w:tcBorders>
               <w:top w:val="nil"/>
@@ -14434,7 +14434,7 @@
         </w:trPr>
         <w:tc>
           <w:tcPr>
-            <w:tcW w:w="2971" w:type="dxa"/>
+            <w:tcW w:w="2969" w:type="dxa"/>
             <w:gridSpan w:val="4"/>
             <w:tcBorders>
               <w:top w:val="thinThickMediumGap" w:sz="24" w:space="0" w:color="D60093"/>
@@ -14467,7 +14467,7 @@
         </w:tc>
         <w:tc>
           <w:tcPr>
-            <w:tcW w:w="6811" w:type="dxa"/>
+            <w:tcW w:w="6813" w:type="dxa"/>
             <w:gridSpan w:val="5"/>
             <w:tcBorders>
               <w:top w:val="thinThickMediumGap" w:sz="24" w:space="0" w:color="D60093"/>
@@ -15138,7 +15138,7 @@
         </w:trPr>
         <w:tc>
           <w:tcPr>
-            <w:tcW w:w="4672" w:type="dxa"/>
+            <w:tcW w:w="4670" w:type="dxa"/>
             <w:gridSpan w:val="6"/>
             <w:tcBorders>
               <w:top w:val="single" w:sz="8" w:space="0" w:color="D60093"/>
@@ -15175,7 +15175,7 @@
         </w:tc>
         <w:tc>
           <w:tcPr>
-            <w:tcW w:w="5110" w:type="dxa"/>
+            <w:tcW w:w="5112" w:type="dxa"/>
             <w:gridSpan w:val="3"/>
             <w:tcBorders>
               <w:top w:val="single" w:sz="8" w:space="0" w:color="D60093"/>
@@ -15219,7 +15219,7 @@
         </w:trPr>
         <w:tc>
           <w:tcPr>
-            <w:tcW w:w="4672" w:type="dxa"/>
+            <w:tcW w:w="4670" w:type="dxa"/>
             <w:gridSpan w:val="6"/>
             <w:tcBorders>
               <w:top w:val="nil"/>
@@ -15270,7 +15270,7 @@
         </w:tc>
         <w:tc>
           <w:tcPr>
-            <w:tcW w:w="5110" w:type="dxa"/>
+            <w:tcW w:w="5112" w:type="dxa"/>
             <w:gridSpan w:val="3"/>
             <w:tcBorders>
               <w:top w:val="nil"/>
@@ -15469,7 +15469,7 @@
         </w:tc>
         <w:tc>
           <w:tcPr>
-            <w:tcW w:w="370" w:type="dxa"/>
+            <w:tcW w:w="368" w:type="dxa"/>
             <w:tcBorders>
               <w:top w:val="nil"/>
               <w:start w:val="single" w:sz="8" w:space="0" w:color="F2F2F2"/>
@@ -15501,7 +15501,7 @@
         </w:tc>
         <w:tc>
           <w:tcPr>
-            <w:tcW w:w="6859" w:type="dxa"/>
+            <w:tcW w:w="6861" w:type="dxa"/>
             <w:gridSpan w:val="6"/>
             <w:tcBorders>
               <w:top w:val="nil"/>
@@ -15591,7 +15591,7 @@
         </w:tc>
         <w:tc>
           <w:tcPr>
-            <w:tcW w:w="370" w:type="dxa"/>
+            <w:tcW w:w="368" w:type="dxa"/>
             <w:tcBorders>
               <w:top w:val="nil"/>
               <w:start w:val="single" w:sz="8" w:space="0" w:color="F2F2F2"/>
@@ -15627,7 +15627,7 @@
         </w:tc>
         <w:tc>
           <w:tcPr>
-            <w:tcW w:w="574" w:type="dxa"/>
+            <w:tcW w:w="576" w:type="dxa"/>
             <w:gridSpan w:val="2"/>
             <w:tcBorders>
               <w:top w:val="nil"/>
@@ -15665,7 +15665,7 @@
         </w:tc>
         <w:tc>
           <w:tcPr>
-            <w:tcW w:w="1317" w:type="dxa"/>
+            <w:tcW w:w="1315" w:type="dxa"/>
             <w:gridSpan w:val="2"/>
             <w:tcBorders>
               <w:top w:val="nil"/>
@@ -15725,7 +15725,7 @@
         </w:tc>
         <w:tc>
           <w:tcPr>
-            <w:tcW w:w="570" w:type="dxa"/>
+            <w:tcW w:w="572" w:type="dxa"/>
             <w:tcBorders>
               <w:top w:val="nil"/>
               <w:start w:val="nil"/>
@@ -16068,7 +16068,7 @@
         </w:tc>
         <w:tc>
           <w:tcPr>
-            <w:tcW w:w="560" w:type="dxa"/>
+            <w:tcW w:w="558" w:type="dxa"/>
             <w:gridSpan w:val="3"/>
             <w:tcBorders>
               <w:top w:val="nil"/>
@@ -16120,7 +16120,7 @@
         </w:tc>
         <w:tc>
           <w:tcPr>
-            <w:tcW w:w="6811" w:type="dxa"/>
+            <w:tcW w:w="6813" w:type="dxa"/>
             <w:gridSpan w:val="5"/>
             <w:tcBorders>
               <w:top w:val="nil"/>
@@ -16195,7 +16195,7 @@
         </w:trPr>
         <w:tc>
           <w:tcPr>
-            <w:tcW w:w="2971" w:type="dxa"/>
+            <w:tcW w:w="2969" w:type="dxa"/>
             <w:gridSpan w:val="4"/>
             <w:tcBorders>
               <w:top w:val="nil"/>
@@ -16252,7 +16252,7 @@
         </w:tc>
         <w:tc>
           <w:tcPr>
-            <w:tcW w:w="6811" w:type="dxa"/>
+            <w:tcW w:w="6813" w:type="dxa"/>
             <w:gridSpan w:val="5"/>
             <w:tcBorders>
               <w:top w:val="nil"/>
@@ -16297,7 +16297,7 @@
         </w:trPr>
         <w:tc>
           <w:tcPr>
-            <w:tcW w:w="2971" w:type="dxa"/>
+            <w:tcW w:w="2969" w:type="dxa"/>
             <w:gridSpan w:val="4"/>
             <w:tcBorders>
               <w:top w:val="thinThickMediumGap" w:sz="24" w:space="0" w:color="D60093"/>
@@ -16330,7 +16330,7 @@
         </w:tc>
         <w:tc>
           <w:tcPr>
-            <w:tcW w:w="6811" w:type="dxa"/>
+            <w:tcW w:w="6813" w:type="dxa"/>
             <w:gridSpan w:val="5"/>
             <w:tcBorders>
               <w:top w:val="thinThickMediumGap" w:sz="24" w:space="0" w:color="D60093"/>
@@ -16425,36 +16425,46 @@
               <w:suppressAutoHyphens w:val="true"/>
               <w:spacing w:lineRule="auto" w:line="240" w:before="120" w:after="0"/>
               <w:jc w:val="start"/>
-              <w:rPr/>
+              <w:rPr>
+                <w:rFonts w:ascii="Calibri" w:hAnsi="Calibri" w:eastAsia="Calibri" w:cs=""/>
+                <w:kern w:val="0"/>
+                <w:sz w:val="22"/>
+                <w:szCs w:val="22"/>
+                <w:lang w:val="fr-FR" w:eastAsia="en-US" w:bidi="ar-SA"/>
+              </w:rPr>
             </w:pPr>
             <w:r>
               <w:rPr>
                 <w:rStyle w:val="PlaceholderText"/>
-                <w:rFonts w:cs="Calibri" w:ascii="apple-system;BlinkMacSystemFont;Segoe UI;Roboto;sans-serif" w:hAnsi="apple-system;BlinkMacSystemFont;Segoe UI;Roboto;sans-serif"/>
+                <w:rFonts w:eastAsia="Calibri" w:cs="Calibri" w:ascii="apple-system;BlinkMacSystemFont;Segoe UI;Roboto;sans-serif" w:hAnsi="apple-system;BlinkMacSystemFont;Segoe UI;Roboto;sans-serif"/>
                 <w:b w:val="false"/>
                 <w:i w:val="false"/>
                 <w:caps w:val="false"/>
                 <w:smallCaps w:val="false"/>
                 <w:color w:val="000000"/>
                 <w:spacing w:val="0"/>
+                <w:kern w:val="0"/>
                 <w:sz w:val="20"/>
                 <w:szCs w:val="22"/>
+                <w:lang w:val="fr-FR" w:eastAsia="en-US" w:bidi="ar-SA"/>
               </w:rPr>
               <w:t>J'ai conçu et mis en place la chaîne de build du projet : Dockerfile multi-stage optimisé et docker-compose.yml avec profils dev/prod. Le Dockerfile sépare l'étape builder (bun install, prisma generate, next build) de l'image runner finale, faisant passer l'image de plus de 2 Go à moins de 500 Mo. Le docker-compose</w:t>
             </w:r>
             <w:r>
               <w:rPr>
                 <w:rStyle w:val="PlaceholderText"/>
-                <w:rFonts w:cs="Calibri" w:ascii="apple-system;BlinkMacSystemFont;Segoe UI;Roboto;sans-serif" w:hAnsi="apple-system;BlinkMacSystemFont;Segoe UI;Roboto;sans-serif"/>
+                <w:rFonts w:eastAsia="Calibri" w:cs="Calibri" w:ascii="apple-system;BlinkMacSystemFont;Segoe UI;Roboto;sans-serif" w:hAnsi="apple-system;BlinkMacSystemFont;Segoe UI;Roboto;sans-serif"/>
                 <w:b w:val="false"/>
                 <w:i w:val="false"/>
                 <w:caps w:val="false"/>
                 <w:smallCaps w:val="false"/>
                 <w:color w:val="000000"/>
                 <w:spacing w:val="0"/>
+                <w:kern w:val="0"/>
                 <w:sz w:val="20"/>
                 <w:szCs w:val="22"/>
                 <w:shd w:fill="FFFFFF" w:val="clear"/>
+                <w:lang w:val="fr-FR" w:eastAsia="en-US" w:bidi="ar-SA"/>
               </w:rPr>
               <w:t xml:space="preserve"> orchestre uniquement le service applicatif — la base de données Neon et Redis Upstash sont des services externes. Le déploiement en production est effectué via la CLI Vercel avec </w:t>
             </w:r>
@@ -16468,25 +16478,29 @@
                 <w:smallCaps w:val="false"/>
                 <w:color w:val="000000"/>
                 <w:spacing w:val="0"/>
+                <w:kern w:val="0"/>
                 <w:sz w:val="20"/>
                 <w:szCs w:val="22"/>
                 <w:shd w:fill="FFFFFF" w:val="clear"/>
+                <w:lang w:val="fr-FR" w:eastAsia="en-US" w:bidi="ar-SA"/>
               </w:rPr>
               <w:t>prisma migrate deploy</w:t>
             </w:r>
             <w:r>
               <w:rPr>
                 <w:rStyle w:val="PlaceholderText"/>
-                <w:rFonts w:cs="Calibri" w:ascii="apple-system;BlinkMacSystemFont;Segoe UI;Roboto;sans-serif" w:hAnsi="apple-system;BlinkMacSystemFont;Segoe UI;Roboto;sans-serif"/>
+                <w:rFonts w:eastAsia="Calibri" w:cs="Calibri" w:ascii="apple-system;BlinkMacSystemFont;Segoe UI;Roboto;sans-serif" w:hAnsi="apple-system;BlinkMacSystemFont;Segoe UI;Roboto;sans-serif"/>
                 <w:b w:val="false"/>
                 <w:i w:val="false"/>
                 <w:caps w:val="false"/>
                 <w:smallCaps w:val="false"/>
                 <w:color w:val="000000"/>
                 <w:spacing w:val="0"/>
+                <w:kern w:val="0"/>
                 <w:sz w:val="20"/>
                 <w:szCs w:val="22"/>
                 <w:shd w:fill="FFFFFF" w:val="clear"/>
+                <w:lang w:val="fr-FR" w:eastAsia="en-US" w:bidi="ar-SA"/>
               </w:rPr>
               <w:t xml:space="preserve"> avant chaque mise en ligne. L'analyse qualité est assurée par SonarQube.</w:t>
             </w:r>
@@ -16950,7 +16964,7 @@
         </w:trPr>
         <w:tc>
           <w:tcPr>
-            <w:tcW w:w="4672" w:type="dxa"/>
+            <w:tcW w:w="4670" w:type="dxa"/>
             <w:gridSpan w:val="6"/>
             <w:tcBorders>
               <w:top w:val="single" w:sz="8" w:space="0" w:color="D60093"/>
@@ -16987,7 +17001,7 @@
         </w:tc>
         <w:tc>
           <w:tcPr>
-            <w:tcW w:w="5110" w:type="dxa"/>
+            <w:tcW w:w="5112" w:type="dxa"/>
             <w:gridSpan w:val="3"/>
             <w:tcBorders>
               <w:top w:val="single" w:sz="8" w:space="0" w:color="D60093"/>
@@ -17031,7 +17045,7 @@
         </w:trPr>
         <w:tc>
           <w:tcPr>
-            <w:tcW w:w="4672" w:type="dxa"/>
+            <w:tcW w:w="4670" w:type="dxa"/>
             <w:gridSpan w:val="6"/>
             <w:tcBorders>
               <w:top w:val="nil"/>
@@ -17082,7 +17096,7 @@
         </w:tc>
         <w:tc>
           <w:tcPr>
-            <w:tcW w:w="5110" w:type="dxa"/>
+            <w:tcW w:w="5112" w:type="dxa"/>
             <w:gridSpan w:val="3"/>
             <w:tcBorders>
               <w:top w:val="nil"/>
@@ -17281,7 +17295,7 @@
         </w:tc>
         <w:tc>
           <w:tcPr>
-            <w:tcW w:w="370" w:type="dxa"/>
+            <w:tcW w:w="368" w:type="dxa"/>
             <w:tcBorders>
               <w:top w:val="nil"/>
               <w:start w:val="single" w:sz="8" w:space="0" w:color="F2F2F2"/>
@@ -17317,7 +17331,7 @@
         </w:tc>
         <w:tc>
           <w:tcPr>
-            <w:tcW w:w="6859" w:type="dxa"/>
+            <w:tcW w:w="6861" w:type="dxa"/>
             <w:gridSpan w:val="6"/>
             <w:tcBorders>
               <w:top w:val="nil"/>
@@ -17407,7 +17421,7 @@
         </w:tc>
         <w:tc>
           <w:tcPr>
-            <w:tcW w:w="370" w:type="dxa"/>
+            <w:tcW w:w="368" w:type="dxa"/>
             <w:tcBorders>
               <w:top w:val="nil"/>
               <w:start w:val="single" w:sz="8" w:space="0" w:color="F2F2F2"/>
@@ -17443,7 +17457,7 @@
         </w:tc>
         <w:tc>
           <w:tcPr>
-            <w:tcW w:w="574" w:type="dxa"/>
+            <w:tcW w:w="576" w:type="dxa"/>
             <w:gridSpan w:val="2"/>
             <w:tcBorders>
               <w:top w:val="nil"/>
@@ -17481,7 +17495,7 @@
         </w:tc>
         <w:tc>
           <w:tcPr>
-            <w:tcW w:w="1317" w:type="dxa"/>
+            <w:tcW w:w="1315" w:type="dxa"/>
             <w:gridSpan w:val="2"/>
             <w:tcBorders>
               <w:top w:val="nil"/>
@@ -17551,7 +17565,7 @@
         </w:tc>
         <w:tc>
           <w:tcPr>
-            <w:tcW w:w="570" w:type="dxa"/>
+            <w:tcW w:w="572" w:type="dxa"/>
             <w:tcBorders>
               <w:top w:val="nil"/>
               <w:start w:val="nil"/>
@@ -17872,7 +17886,7 @@
         </w:tc>
         <w:tc>
           <w:tcPr>
-            <w:tcW w:w="560" w:type="dxa"/>
+            <w:tcW w:w="558" w:type="dxa"/>
             <w:gridSpan w:val="3"/>
             <w:tcBorders>
               <w:top w:val="nil"/>
@@ -17924,7 +17938,7 @@
         </w:tc>
         <w:tc>
           <w:tcPr>
-            <w:tcW w:w="6811" w:type="dxa"/>
+            <w:tcW w:w="6813" w:type="dxa"/>
             <w:gridSpan w:val="5"/>
             <w:tcBorders>
               <w:top w:val="nil"/>
@@ -17999,7 +18013,7 @@
         </w:trPr>
         <w:tc>
           <w:tcPr>
-            <w:tcW w:w="2971" w:type="dxa"/>
+            <w:tcW w:w="2969" w:type="dxa"/>
             <w:gridSpan w:val="4"/>
             <w:tcBorders>
               <w:top w:val="nil"/>
@@ -18056,7 +18070,7 @@
         </w:tc>
         <w:tc>
           <w:tcPr>
-            <w:tcW w:w="6811" w:type="dxa"/>
+            <w:tcW w:w="6813" w:type="dxa"/>
             <w:gridSpan w:val="5"/>
             <w:tcBorders>
               <w:top w:val="nil"/>
@@ -18109,7 +18123,7 @@
         </w:trPr>
         <w:tc>
           <w:tcPr>
-            <w:tcW w:w="2971" w:type="dxa"/>
+            <w:tcW w:w="2969" w:type="dxa"/>
             <w:gridSpan w:val="4"/>
             <w:tcBorders>
               <w:top w:val="thinThickMediumGap" w:sz="24" w:space="0" w:color="D60093"/>
@@ -18142,7 +18156,7 @@
         </w:tc>
         <w:tc>
           <w:tcPr>
-            <w:tcW w:w="6811" w:type="dxa"/>
+            <w:tcW w:w="6813" w:type="dxa"/>
             <w:gridSpan w:val="5"/>
             <w:tcBorders>
               <w:top w:val="thinThickMediumGap" w:sz="24" w:space="0" w:color="D60093"/>
@@ -18712,7 +18726,7 @@
         </w:trPr>
         <w:tc>
           <w:tcPr>
-            <w:tcW w:w="4672" w:type="dxa"/>
+            <w:tcW w:w="4670" w:type="dxa"/>
             <w:gridSpan w:val="6"/>
             <w:tcBorders>
               <w:top w:val="single" w:sz="8" w:space="0" w:color="D60093"/>
@@ -18749,7 +18763,7 @@
         </w:tc>
         <w:tc>
           <w:tcPr>
-            <w:tcW w:w="5110" w:type="dxa"/>
+            <w:tcW w:w="5112" w:type="dxa"/>
             <w:gridSpan w:val="3"/>
             <w:tcBorders>
               <w:top w:val="single" w:sz="8" w:space="0" w:color="D60093"/>
@@ -18793,7 +18807,7 @@
         </w:trPr>
         <w:tc>
           <w:tcPr>
-            <w:tcW w:w="4672" w:type="dxa"/>
+            <w:tcW w:w="4670" w:type="dxa"/>
             <w:gridSpan w:val="6"/>
             <w:tcBorders>
               <w:top w:val="nil"/>
@@ -18844,7 +18858,7 @@
         </w:tc>
         <w:tc>
           <w:tcPr>
-            <w:tcW w:w="5110" w:type="dxa"/>
+            <w:tcW w:w="5112" w:type="dxa"/>
             <w:gridSpan w:val="3"/>
             <w:tcBorders>
               <w:top w:val="nil"/>
@@ -19043,7 +19057,7 @@
         </w:tc>
         <w:tc>
           <w:tcPr>
-            <w:tcW w:w="370" w:type="dxa"/>
+            <w:tcW w:w="368" w:type="dxa"/>
             <w:tcBorders>
               <w:top w:val="nil"/>
               <w:start w:val="single" w:sz="8" w:space="0" w:color="F2F2F2"/>
@@ -19079,7 +19093,7 @@
         </w:tc>
         <w:tc>
           <w:tcPr>
-            <w:tcW w:w="6859" w:type="dxa"/>
+            <w:tcW w:w="6861" w:type="dxa"/>
             <w:gridSpan w:val="6"/>
             <w:tcBorders>
               <w:top w:val="nil"/>
@@ -19169,7 +19183,7 @@
         </w:tc>
         <w:tc>
           <w:tcPr>
-            <w:tcW w:w="370" w:type="dxa"/>
+            <w:tcW w:w="368" w:type="dxa"/>
             <w:tcBorders>
               <w:top w:val="nil"/>
               <w:start w:val="single" w:sz="8" w:space="0" w:color="F2F2F2"/>
@@ -19205,7 +19219,7 @@
         </w:tc>
         <w:tc>
           <w:tcPr>
-            <w:tcW w:w="574" w:type="dxa"/>
+            <w:tcW w:w="576" w:type="dxa"/>
             <w:gridSpan w:val="2"/>
             <w:tcBorders>
               <w:top w:val="nil"/>
@@ -19243,7 +19257,7 @@
         </w:tc>
         <w:tc>
           <w:tcPr>
-            <w:tcW w:w="1317" w:type="dxa"/>
+            <w:tcW w:w="1315" w:type="dxa"/>
             <w:gridSpan w:val="2"/>
             <w:tcBorders>
               <w:top w:val="nil"/>
@@ -19313,7 +19327,7 @@
         </w:tc>
         <w:tc>
           <w:tcPr>
-            <w:tcW w:w="570" w:type="dxa"/>
+            <w:tcW w:w="572" w:type="dxa"/>
             <w:tcBorders>
               <w:top w:val="nil"/>
               <w:start w:val="nil"/>
@@ -19603,7 +19617,7 @@
         </w:tc>
         <w:tc>
           <w:tcPr>
-            <w:tcW w:w="560" w:type="dxa"/>
+            <w:tcW w:w="558" w:type="dxa"/>
             <w:gridSpan w:val="3"/>
             <w:tcBorders>
               <w:top w:val="nil"/>
@@ -19655,7 +19669,7 @@
         </w:tc>
         <w:tc>
           <w:tcPr>
-            <w:tcW w:w="6811" w:type="dxa"/>
+            <w:tcW w:w="6813" w:type="dxa"/>
             <w:gridSpan w:val="5"/>
             <w:tcBorders>
               <w:top w:val="nil"/>
@@ -19730,7 +19744,7 @@
         </w:trPr>
         <w:tc>
           <w:tcPr>
-            <w:tcW w:w="2971" w:type="dxa"/>
+            <w:tcW w:w="2969" w:type="dxa"/>
             <w:gridSpan w:val="4"/>
             <w:tcBorders>
               <w:top w:val="nil"/>
@@ -19787,7 +19801,7 @@
         </w:tc>
         <w:tc>
           <w:tcPr>
-            <w:tcW w:w="6811" w:type="dxa"/>
+            <w:tcW w:w="6813" w:type="dxa"/>
             <w:gridSpan w:val="5"/>
             <w:tcBorders>
               <w:top w:val="nil"/>
@@ -19844,7 +19858,7 @@
         </w:trPr>
         <w:tc>
           <w:tcPr>
-            <w:tcW w:w="2971" w:type="dxa"/>
+            <w:tcW w:w="2969" w:type="dxa"/>
             <w:gridSpan w:val="4"/>
             <w:tcBorders>
               <w:top w:val="thinThickMediumGap" w:sz="24" w:space="0" w:color="D60093"/>
@@ -19877,7 +19891,7 @@
         </w:tc>
         <w:tc>
           <w:tcPr>
-            <w:tcW w:w="6811" w:type="dxa"/>
+            <w:tcW w:w="6813" w:type="dxa"/>
             <w:gridSpan w:val="5"/>
             <w:tcBorders>
               <w:top w:val="thinThickMediumGap" w:sz="24" w:space="0" w:color="D60093"/>
@@ -20445,7 +20459,7 @@
         </w:trPr>
         <w:tc>
           <w:tcPr>
-            <w:tcW w:w="4672" w:type="dxa"/>
+            <w:tcW w:w="4670" w:type="dxa"/>
             <w:gridSpan w:val="6"/>
             <w:tcBorders>
               <w:top w:val="single" w:sz="8" w:space="0" w:color="D60093"/>
@@ -20482,7 +20496,7 @@
         </w:tc>
         <w:tc>
           <w:tcPr>
-            <w:tcW w:w="5110" w:type="dxa"/>
+            <w:tcW w:w="5112" w:type="dxa"/>
             <w:gridSpan w:val="3"/>
             <w:tcBorders>
               <w:top w:val="single" w:sz="8" w:space="0" w:color="D60093"/>
@@ -20526,7 +20540,7 @@
         </w:trPr>
         <w:tc>
           <w:tcPr>
-            <w:tcW w:w="4672" w:type="dxa"/>
+            <w:tcW w:w="4670" w:type="dxa"/>
             <w:gridSpan w:val="6"/>
             <w:tcBorders>
               <w:top w:val="nil"/>
@@ -20577,7 +20591,7 @@
         </w:tc>
         <w:tc>
           <w:tcPr>
-            <w:tcW w:w="5110" w:type="dxa"/>
+            <w:tcW w:w="5112" w:type="dxa"/>
             <w:gridSpan w:val="3"/>
             <w:tcBorders>
               <w:top w:val="nil"/>
@@ -20776,7 +20790,7 @@
         </w:tc>
         <w:tc>
           <w:tcPr>
-            <w:tcW w:w="370" w:type="dxa"/>
+            <w:tcW w:w="368" w:type="dxa"/>
             <w:tcBorders>
               <w:top w:val="nil"/>
               <w:start w:val="single" w:sz="8" w:space="0" w:color="F2F2F2"/>
@@ -20812,7 +20826,7 @@
         </w:tc>
         <w:tc>
           <w:tcPr>
-            <w:tcW w:w="6859" w:type="dxa"/>
+            <w:tcW w:w="6861" w:type="dxa"/>
             <w:gridSpan w:val="6"/>
             <w:tcBorders>
               <w:top w:val="nil"/>
@@ -20902,7 +20916,7 @@
         </w:tc>
         <w:tc>
           <w:tcPr>
-            <w:tcW w:w="370" w:type="dxa"/>
+            <w:tcW w:w="368" w:type="dxa"/>
             <w:tcBorders>
               <w:top w:val="nil"/>
               <w:start w:val="single" w:sz="8" w:space="0" w:color="F2F2F2"/>
@@ -20938,7 +20952,7 @@
         </w:tc>
         <w:tc>
           <w:tcPr>
-            <w:tcW w:w="574" w:type="dxa"/>
+            <w:tcW w:w="576" w:type="dxa"/>
             <w:gridSpan w:val="2"/>
             <w:tcBorders>
               <w:top w:val="nil"/>
@@ -20976,7 +20990,7 @@
         </w:tc>
         <w:tc>
           <w:tcPr>
-            <w:tcW w:w="1317" w:type="dxa"/>
+            <w:tcW w:w="1315" w:type="dxa"/>
             <w:gridSpan w:val="2"/>
             <w:tcBorders>
               <w:top w:val="nil"/>
@@ -21046,7 +21060,7 @@
         </w:tc>
         <w:tc>
           <w:tcPr>
-            <w:tcW w:w="570" w:type="dxa"/>
+            <w:tcW w:w="572" w:type="dxa"/>
             <w:tcBorders>
               <w:top w:val="nil"/>
               <w:start w:val="nil"/>
@@ -22668,7 +22682,7 @@
         <mc:AlternateContent>
           <mc:Choice Requires="wps">
             <w:drawing>
-              <wp:anchor distT="0" distB="0" distL="0" distR="0" simplePos="0" relativeHeight="123" behindDoc="0" locked="0" layoutInCell="1" allowOverlap="1" wp14:anchorId="37EC57A2">
+              <wp:anchor distT="0" distB="0" distL="0" distR="0" simplePos="0" relativeHeight="109" behindDoc="0" locked="0" layoutInCell="1" allowOverlap="1" wp14:anchorId="37EC57A2">
                 <wp:simplePos x="0" y="0"/>
                 <wp:positionH relativeFrom="column">
                   <wp:posOffset>2010410</wp:posOffset>
@@ -22875,7 +22889,7 @@
         <mc:AlternateContent>
           <mc:Choice Requires="wps">
             <w:drawing>
-              <wp:anchor distT="0" distB="0" distL="0" distR="0" simplePos="0" relativeHeight="119" behindDoc="0" locked="0" layoutInCell="1" allowOverlap="1" wp14:anchorId="62C6C4CD">
+              <wp:anchor distT="0" distB="0" distL="0" distR="0" simplePos="0" relativeHeight="12" behindDoc="0" locked="0" layoutInCell="1" allowOverlap="1" wp14:anchorId="62C6C4CD">
                 <wp:simplePos x="0" y="0"/>
                 <wp:positionH relativeFrom="column">
                   <wp:posOffset>3526155</wp:posOffset>
@@ -23025,7 +23039,7 @@
         <mc:AlternateContent>
           <mc:Choice Requires="wps">
             <w:drawing>
-              <wp:anchor distT="0" distB="0" distL="0" distR="0" simplePos="0" relativeHeight="121" behindDoc="0" locked="0" layoutInCell="1" allowOverlap="1" wp14:anchorId="4543E899">
+              <wp:anchor distT="0" distB="0" distL="0" distR="0" simplePos="0" relativeHeight="104" behindDoc="0" locked="0" layoutInCell="1" allowOverlap="1" wp14:anchorId="4543E899">
                 <wp:simplePos x="0" y="0"/>
                 <wp:positionH relativeFrom="column">
                   <wp:posOffset>361950</wp:posOffset>
@@ -23306,7 +23320,7 @@
           <w:szCs w:val="24"/>
         </w:rPr>
         <w:drawing>
-          <wp:anchor distT="0" distB="0" distL="0" distR="0" simplePos="0" relativeHeight="125" behindDoc="0" locked="0" layoutInCell="0" allowOverlap="1">
+          <wp:anchor distT="0" distB="0" distL="0" distR="0" simplePos="0" relativeHeight="111" behindDoc="0" locked="0" layoutInCell="0" allowOverlap="1">
             <wp:simplePos x="0" y="0"/>
             <wp:positionH relativeFrom="column">
               <wp:posOffset>22225</wp:posOffset>
@@ -23645,36 +23659,11 @@
               </w:rPr>
             </w:r>
           </w:p>
-          <w:p>
-            <w:pPr>
-              <w:pStyle w:val="Normal"/>
-              <w:widowControl/>
-              <w:suppressAutoHyphens w:val="true"/>
-              <w:spacing w:lineRule="auto" w:line="240" w:before="0" w:after="0"/>
-              <w:jc w:val="center"/>
-              <w:rPr>
-                <w:rFonts w:cs="Calibri" w:cstheme="minorHAnsi"/>
-                <w:i/>
-                <w:color w:themeColor="text1" w:themeTint="bf" w:val="404040"/>
-                <w:sz w:val="28"/>
-                <w:szCs w:val="28"/>
-              </w:rPr>
-            </w:pPr>
-            <w:r>
-              <w:rPr>
-                <w:rFonts w:cs="Calibri" w:cstheme="minorHAnsi"/>
-                <w:i/>
-                <w:color w:themeColor="text1" w:themeTint="bf" w:val="404040"/>
-                <w:sz w:val="28"/>
-                <w:szCs w:val="28"/>
-              </w:rPr>
-            </w:r>
-          </w:p>
         </w:tc>
       </w:tr>
       <w:tr>
         <w:trPr>
-          <w:trHeight w:val="733" w:hRule="atLeast"/>
+          <w:trHeight w:val="958" w:hRule="atLeast"/>
         </w:trPr>
         <w:tc>
           <w:tcPr>
@@ -23713,9 +23702,10 @@
                 <w:spacing w:val="0"/>
                 <w:sz w:val="20"/>
                 <w:szCs w:val="22"/>
+                <w:u w:val="none" w:color="000000"/>
                 <w:shd w:fill="FFFFFF" w:val="clear"/>
               </w:rPr>
-              <w:t>[Dictionnaire de données]</w:t>
+              <w:t>Dictionnaire de données</w:t>
             </w:r>
           </w:p>
           <w:p>
@@ -23745,15 +23735,33 @@
                   <w:spacing w:val="0"/>
                   <w:sz w:val="22"/>
                   <w:szCs w:val="22"/>
+                  <w:u w:val="none" w:color="000000"/>
                   <w:shd w:fill="FFFFFF" w:val="clear"/>
                 </w:rPr>
                 <w:t>https://github.com/CLecart/social-network/blob/docs/dossier-certification/dossier-certification/03-conception/donnees.md</w:t>
               </w:r>
             </w:hyperlink>
           </w:p>
-          <w:p>
-            <w:pPr>
-              <w:pStyle w:val="PreformattedText"/>
+        </w:tc>
+      </w:tr>
+      <w:tr>
+        <w:trPr>
+          <w:trHeight w:val="958" w:hRule="atLeast"/>
+        </w:trPr>
+        <w:tc>
+          <w:tcPr>
+            <w:tcW w:w="9782" w:type="dxa"/>
+            <w:tcBorders>
+              <w:top w:val="nil"/>
+              <w:start w:val="single" w:sz="4" w:space="0" w:color="BFBFBF"/>
+              <w:bottom w:val="single" w:sz="4" w:space="0" w:color="BFBFBF"/>
+              <w:end w:val="single" w:sz="4" w:space="0" w:color="BFBFBF"/>
+            </w:tcBorders>
+            <w:vAlign w:val="center"/>
+          </w:tcPr>
+          <w:p>
+            <w:pPr>
+              <w:pStyle w:val="Heading1"/>
               <w:widowControl/>
               <w:tabs>
                 <w:tab w:val="clear" w:pos="709"/>
@@ -23763,35 +23771,46 @@
               <w:spacing w:lineRule="auto" w:line="240" w:before="0" w:after="0"/>
               <w:ind w:end="175"/>
               <w:jc w:val="start"/>
-              <w:rPr>
-                <w:rStyle w:val="SourceText"/>
-                <w:rFonts w:ascii="Carlito" w:hAnsi="Carlito"/>
+              <w:rPr/>
+            </w:pPr>
+            <w:r>
+              <w:rPr>
+                <w:rFonts w:eastAsia="Liberation Mono" w:cs="Liberation Mono" w:ascii="Carlito" w:hAnsi="Carlito"/>
                 <w:b w:val="false"/>
                 <w:i w:val="false"/>
                 <w:caps w:val="false"/>
                 <w:smallCaps w:val="false"/>
-                <w:color w:val="3794FF"/>
+                <w:color w:val="000000"/>
                 <w:spacing w:val="0"/>
                 <w:sz w:val="20"/>
-                <w:szCs w:val="22"/>
-                <w:highlight w:val="none"/>
-                <w:shd w:fill="FFFFFF" w:val="clear"/>
-              </w:rPr>
-            </w:pPr>
+                <w:szCs w:val="20"/>
+                <w:u w:val="none" w:color="000000"/>
+              </w:rPr>
+              <w:t>Cahier des Charges</w:t>
+            </w:r>
             <w:r>
               <w:rPr>
                 <w:rFonts w:ascii="Carlito" w:hAnsi="Carlito"/>
-                <w:b w:val="false"/>
-                <w:i w:val="false"/>
-                <w:caps w:val="false"/>
-                <w:smallCaps w:val="false"/>
                 <w:color w:val="3794FF"/>
-                <w:spacing w:val="0"/>
-                <w:sz w:val="20"/>
-                <w:szCs w:val="22"/>
-                <w:shd w:fill="FFFFFF" w:val="clear"/>
-              </w:rPr>
-            </w:r>
+                <w:u w:val="none" w:color="000000"/>
+              </w:rPr>
+              <w:br/>
+            </w:r>
+            <w:hyperlink r:id="rId24">
+              <w:r>
+                <w:rPr>
+                  <w:rStyle w:val="Hyperlink"/>
+                  <w:rFonts w:ascii="Carlito" w:hAnsi="Carlito"/>
+                  <w:b w:val="false"/>
+                  <w:bCs w:val="false"/>
+                  <w:color w:val="3794FF"/>
+                  <w:sz w:val="22"/>
+                  <w:szCs w:val="22"/>
+                  <w:u w:val="none" w:color="000000"/>
+                </w:rPr>
+                <w:t>https://github.com/CLecart/social-network/blob/main/dossier-certification/02-cahier-des-charges/README.md</w:t>
+              </w:r>
+            </w:hyperlink>
           </w:p>
         </w:tc>
       </w:tr>
@@ -23837,6 +23856,7 @@
                 <w:kern w:val="0"/>
                 <w:sz w:val="20"/>
                 <w:szCs w:val="22"/>
+                <w:u w:val="none" w:color="000000"/>
                 <w:lang w:val="fr-FR" w:eastAsia="en-US" w:bidi="ar-SA"/>
               </w:rPr>
               <w:t>Code — Route auth JWT + cookie :</w:t>
@@ -23854,11 +23874,12 @@
                 <w:kern w:val="0"/>
                 <w:sz w:val="20"/>
                 <w:szCs w:val="22"/>
+                <w:u w:val="none" w:color="000000"/>
                 <w:lang w:val="fr-FR" w:eastAsia="en-US" w:bidi="ar-SA"/>
               </w:rPr>
               <w:t xml:space="preserve"> </w:t>
             </w:r>
-            <w:hyperlink r:id="rId24" w:tgtFrame="_blank">
+            <w:hyperlink r:id="rId25" w:tgtFrame="_blank">
               <w:r>
                 <w:rPr>
                   <w:rStyle w:val="Hyperlink"/>
@@ -23872,6 +23893,7 @@
                   <w:kern w:val="0"/>
                   <w:sz w:val="20"/>
                   <w:szCs w:val="22"/>
+                  <w:u w:val="none" w:color="000000"/>
                   <w:lang w:val="fr-FR" w:eastAsia="en-US" w:bidi="ar-SA"/>
                 </w:rPr>
                 <w:t>https://github.com/arocchet/social-network/blob/main/src/app/api/public/auth/login/route.ts</w:t>
@@ -23922,6 +23944,7 @@
                 <w:kern w:val="0"/>
                 <w:sz w:val="20"/>
                 <w:szCs w:val="22"/>
+                <w:u w:val="none" w:color="000000"/>
                 <w:lang w:val="fr-FR" w:eastAsia="en-US" w:bidi="ar-SA"/>
               </w:rPr>
               <w:t>Code — Middleware protection des routes :</w:t>
@@ -23939,11 +23962,12 @@
                 <w:kern w:val="0"/>
                 <w:sz w:val="20"/>
                 <w:szCs w:val="22"/>
+                <w:u w:val="none" w:color="000000"/>
                 <w:lang w:val="fr-FR" w:eastAsia="en-US" w:bidi="ar-SA"/>
               </w:rPr>
               <w:t xml:space="preserve"> </w:t>
             </w:r>
-            <w:hyperlink r:id="rId25" w:tgtFrame="_blank">
+            <w:hyperlink r:id="rId26" w:tgtFrame="_blank">
               <w:r>
                 <w:rPr>
                   <w:rStyle w:val="Hyperlink"/>
@@ -23957,6 +23981,7 @@
                   <w:kern w:val="0"/>
                   <w:sz w:val="20"/>
                   <w:szCs w:val="22"/>
+                  <w:u w:val="none" w:color="000000"/>
                   <w:lang w:val="fr-FR" w:eastAsia="en-US" w:bidi="ar-SA"/>
                 </w:rPr>
                 <w:t>https://github.com/arocchet/social-network/blob/main/src/middleware.ts</w:t>
@@ -24007,6 +24032,7 @@
                 <w:kern w:val="0"/>
                 <w:sz w:val="20"/>
                 <w:szCs w:val="22"/>
+                <w:u w:val="none" w:color="000000"/>
                 <w:lang w:val="fr-FR" w:eastAsia="en-US" w:bidi="ar-SA"/>
               </w:rPr>
               <w:t>Code — Schéma Prisma 18 modèles :</w:t>
@@ -24024,11 +24050,12 @@
                 <w:kern w:val="0"/>
                 <w:sz w:val="20"/>
                 <w:szCs w:val="22"/>
+                <w:u w:val="none" w:color="000000"/>
                 <w:lang w:val="fr-FR" w:eastAsia="en-US" w:bidi="ar-SA"/>
               </w:rPr>
               <w:t xml:space="preserve"> </w:t>
             </w:r>
-            <w:hyperlink r:id="rId26" w:tgtFrame="_blank">
+            <w:hyperlink r:id="rId27" w:tgtFrame="_blank">
               <w:r>
                 <w:rPr>
                   <w:rStyle w:val="Hyperlink"/>
@@ -24042,6 +24069,7 @@
                   <w:kern w:val="0"/>
                   <w:sz w:val="20"/>
                   <w:szCs w:val="22"/>
+                  <w:u w:val="none" w:color="000000"/>
                   <w:lang w:val="fr-FR" w:eastAsia="en-US" w:bidi="ar-SA"/>
                 </w:rPr>
                 <w:t>https://github.com/arocchet/social-network/blob/main/prisma/schema.prisma</w:t>
@@ -24092,6 +24120,7 @@
                 <w:kern w:val="0"/>
                 <w:sz w:val="20"/>
                 <w:szCs w:val="22"/>
+                <w:u w:val="none" w:color="000000"/>
                 <w:lang w:val="fr-FR" w:eastAsia="en-US" w:bidi="ar-SA"/>
               </w:rPr>
               <w:t>Code — SSE messagerie temps réel :</w:t>
@@ -24109,11 +24138,12 @@
                 <w:kern w:val="0"/>
                 <w:sz w:val="20"/>
                 <w:szCs w:val="22"/>
+                <w:u w:val="none" w:color="000000"/>
                 <w:lang w:val="fr-FR" w:eastAsia="en-US" w:bidi="ar-SA"/>
               </w:rPr>
               <w:t xml:space="preserve"> </w:t>
             </w:r>
-            <w:hyperlink r:id="rId27" w:tgtFrame="_blank">
+            <w:hyperlink r:id="rId28" w:tgtFrame="_blank">
               <w:r>
                 <w:rPr>
                   <w:rStyle w:val="Hyperlink"/>
@@ -24127,6 +24157,7 @@
                   <w:kern w:val="0"/>
                   <w:sz w:val="20"/>
                   <w:szCs w:val="22"/>
+                  <w:u w:val="none" w:color="000000"/>
                   <w:lang w:val="fr-FR" w:eastAsia="en-US" w:bidi="ar-SA"/>
                 </w:rPr>
                 <w:t>https://github.com/arocchet/social-network/blob/main/src/app/api/private/chat/listen/route.ts</w:t>
@@ -24177,6 +24208,7 @@
                 <w:kern w:val="0"/>
                 <w:sz w:val="20"/>
                 <w:szCs w:val="22"/>
+                <w:u w:val="none" w:color="000000"/>
                 <w:lang w:val="fr-FR" w:eastAsia="en-US" w:bidi="ar-SA"/>
               </w:rPr>
               <w:t>Code — Dockerfile multi-stage:</w:t>
@@ -24195,11 +24227,12 @@
                 <w:kern w:val="0"/>
                 <w:sz w:val="20"/>
                 <w:szCs w:val="22"/>
+                <w:u w:val="none" w:color="000000"/>
                 <w:lang w:val="fr-FR" w:eastAsia="en-US" w:bidi="ar-SA"/>
               </w:rPr>
               <w:t xml:space="preserve"> </w:t>
             </w:r>
-            <w:hyperlink r:id="rId28" w:tgtFrame="_blank">
+            <w:hyperlink r:id="rId29" w:tgtFrame="_blank">
               <w:r>
                 <w:rPr>
                   <w:rStyle w:val="Hyperlink"/>
@@ -24213,6 +24246,7 @@
                   <w:kern w:val="0"/>
                   <w:sz w:val="20"/>
                   <w:szCs w:val="22"/>
+                  <w:u w:val="none" w:color="000000"/>
                   <w:lang w:val="fr-FR" w:eastAsia="en-US" w:bidi="ar-SA"/>
                 </w:rPr>
                 <w:t>https://github.com/arocchet/social-network/blob/main/Dockerfile</w:t>
@@ -24263,6 +24297,7 @@
                 <w:kern w:val="0"/>
                 <w:sz w:val="20"/>
                 <w:szCs w:val="22"/>
+                <w:u w:val="none" w:color="000000"/>
                 <w:lang w:val="fr-FR" w:eastAsia="en-US" w:bidi="ar-SA"/>
               </w:rPr>
               <w:t>Commit — auth login/register/middlewa</w:t>
@@ -24275,16 +24310,36 @@
                 <w:i w:val="false"/>
                 <w:caps w:val="false"/>
                 <w:smallCaps w:val="false"/>
-                <w:color w:val="F8F8F2"/>
+                <w:color w:val="000000"/>
                 <w:spacing w:val="0"/>
                 <w:kern w:val="0"/>
                 <w:sz w:val="20"/>
                 <w:szCs w:val="22"/>
-                <w:lang w:val="fr-FR" w:eastAsia="en-US" w:bidi="ar-SA"/>
-              </w:rPr>
-              <w:t xml:space="preserve">re : </w:t>
-            </w:r>
-            <w:hyperlink r:id="rId29" w:tgtFrame="_blank">
+                <w:u w:val="none" w:color="000000"/>
+                <w:lang w:val="fr-FR" w:eastAsia="en-US" w:bidi="ar-SA"/>
+              </w:rPr>
+              <w:t>r</w:t>
+            </w:r>
+            <w:r>
+              <w:rPr>
+                <w:rStyle w:val="PlaceholderText"/>
+                <w:rFonts w:eastAsia="Calibri" w:cs="" w:ascii="Carlito" w:hAnsi="Carlito"/>
+                <w:b w:val="false"/>
+                <w:i w:val="false"/>
+                <w:caps w:val="false"/>
+                <w:smallCaps w:val="false"/>
+                <w:color w:val="000000"/>
+                <w:spacing w:val="0"/>
+                <w:kern w:val="0"/>
+                <w:sz w:val="20"/>
+                <w:szCs w:val="22"/>
+                <w:u w:val="none" w:color="000000"/>
+                <w:lang w:val="fr-FR" w:eastAsia="en-US" w:bidi="ar-SA"/>
+              </w:rPr>
+              <w:t>e:</w:t>
+              <w:br/>
+            </w:r>
+            <w:hyperlink r:id="rId30" w:tgtFrame="_blank">
               <w:r>
                 <w:rPr>
                   <w:rStyle w:val="Hyperlink"/>
@@ -24298,6 +24353,7 @@
                   <w:kern w:val="0"/>
                   <w:sz w:val="20"/>
                   <w:szCs w:val="22"/>
+                  <w:u w:val="none" w:color="000000"/>
                   <w:lang w:val="fr-FR" w:eastAsia="en-US" w:bidi="ar-SA"/>
                 </w:rPr>
                 <w:t>https://github.com/arocchet/social-network/commit/f08fbee</w:t>
@@ -24348,12 +24404,13 @@
                 <w:kern w:val="0"/>
                 <w:sz w:val="20"/>
                 <w:szCs w:val="22"/>
+                <w:u w:val="none" w:color="000000"/>
                 <w:lang w:val="fr-FR" w:eastAsia="en-US" w:bidi="ar-SA"/>
               </w:rPr>
               <w:t xml:space="preserve">Commit — fix(ratelimit) : </w:t>
               <w:br/>
             </w:r>
-            <w:hyperlink r:id="rId30" w:tgtFrame="_blank">
+            <w:hyperlink r:id="rId31" w:tgtFrame="_blank">
               <w:r>
                 <w:rPr>
                   <w:rStyle w:val="Hyperlink"/>
@@ -24367,6 +24424,7 @@
                   <w:kern w:val="0"/>
                   <w:sz w:val="20"/>
                   <w:szCs w:val="22"/>
+                  <w:u w:val="none" w:color="000000"/>
                   <w:lang w:val="fr-FR" w:eastAsia="en-US" w:bidi="ar-SA"/>
                 </w:rPr>
                 <w:t>https://github.com/arocchet/social-network/commit/c27bb60</w:t>
@@ -24417,6 +24475,7 @@
                 <w:kern w:val="0"/>
                 <w:sz w:val="20"/>
                 <w:szCs w:val="22"/>
+                <w:u w:val="none" w:color="000000"/>
                 <w:lang w:val="fr-FR" w:eastAsia="en-US" w:bidi="ar-SA"/>
               </w:rPr>
               <w:t>Commit — feat reactions universelles :</w:t>
@@ -24434,11 +24493,12 @@
                 <w:kern w:val="0"/>
                 <w:sz w:val="20"/>
                 <w:szCs w:val="22"/>
+                <w:u w:val="none" w:color="000000"/>
                 <w:lang w:val="fr-FR" w:eastAsia="en-US" w:bidi="ar-SA"/>
               </w:rPr>
               <w:br/>
             </w:r>
-            <w:hyperlink r:id="rId31" w:tgtFrame="_blank">
+            <w:hyperlink r:id="rId32" w:tgtFrame="_blank">
               <w:r>
                 <w:rPr>
                   <w:rStyle w:val="Hyperlink"/>
@@ -24452,6 +24512,7 @@
                   <w:kern w:val="0"/>
                   <w:sz w:val="20"/>
                   <w:szCs w:val="22"/>
+                  <w:u w:val="none" w:color="000000"/>
                   <w:lang w:val="fr-FR" w:eastAsia="en-US" w:bidi="ar-SA"/>
                 </w:rPr>
                 <w:t>https://github.com/arocchet/social-network/commit/158d8ee</w:t>
@@ -24502,12 +24563,13 @@
                 <w:kern w:val="0"/>
                 <w:sz w:val="20"/>
                 <w:szCs w:val="22"/>
+                <w:u w:val="none" w:color="000000"/>
                 <w:lang w:val="fr-FR" w:eastAsia="en-US" w:bidi="ar-SA"/>
               </w:rPr>
               <w:t>Commit — fix real-time reactions :</w:t>
               <w:br/>
             </w:r>
-            <w:hyperlink r:id="rId32" w:tgtFrame="_blank">
+            <w:hyperlink r:id="rId33" w:tgtFrame="_blank">
               <w:r>
                 <w:rPr>
                   <w:rStyle w:val="Hyperlink"/>
@@ -24521,6 +24583,7 @@
                   <w:kern w:val="0"/>
                   <w:sz w:val="20"/>
                   <w:szCs w:val="22"/>
+                  <w:u w:val="none" w:color="000000"/>
                   <w:lang w:val="fr-FR" w:eastAsia="en-US" w:bidi="ar-SA"/>
                 </w:rPr>
                 <w:t>https://github.com/arocchet/social-network/commit/0ca9588</w:t>
@@ -24571,28 +24634,27 @@
                 <w:kern w:val="0"/>
                 <w:sz w:val="20"/>
                 <w:szCs w:val="22"/>
+                <w:u w:val="none" w:color="000000"/>
                 <w:lang w:val="fr-FR" w:eastAsia="en-US" w:bidi="ar-SA"/>
               </w:rPr>
               <w:t>Commit — build(docker) openssl Prisma :</w:t>
             </w:r>
-            <w:r>
-              <w:rPr>
-                <w:rStyle w:val="PlaceholderText"/>
-                <w:rFonts w:eastAsia="Calibri" w:cs="" w:ascii="Carlito" w:hAnsi="Carlito"/>
-                <w:b w:val="false"/>
-                <w:i w:val="false"/>
-                <w:caps w:val="false"/>
-                <w:smallCaps w:val="false"/>
-                <w:color w:val="F8F8F2"/>
-                <w:spacing w:val="0"/>
-                <w:kern w:val="0"/>
-                <w:sz w:val="20"/>
-                <w:szCs w:val="22"/>
-                <w:lang w:val="fr-FR" w:eastAsia="en-US" w:bidi="ar-SA"/>
-              </w:rPr>
-              <w:t xml:space="preserve"> </w:t>
-            </w:r>
-            <w:hyperlink r:id="rId33" w:tgtFrame="_blank">
+          </w:p>
+          <w:p>
+            <w:pPr>
+              <w:pStyle w:val="BodyText"/>
+              <w:widowControl/>
+              <w:tabs>
+                <w:tab w:val="clear" w:pos="709"/>
+                <w:tab w:val="left" w:pos="850" w:leader="none"/>
+              </w:tabs>
+              <w:suppressAutoHyphens w:val="true"/>
+              <w:spacing w:lineRule="auto" w:line="240" w:before="0" w:after="0"/>
+              <w:ind w:end="175"/>
+              <w:jc w:val="start"/>
+              <w:rPr/>
+            </w:pPr>
+            <w:hyperlink r:id="rId34" w:tgtFrame="_blank">
               <w:r>
                 <w:rPr>
                   <w:rStyle w:val="Hyperlink"/>
@@ -24601,11 +24663,14 @@
                   <w:i w:val="false"/>
                   <w:caps w:val="false"/>
                   <w:smallCaps w:val="false"/>
+                  <w:strike w:val="false"/>
+                  <w:dstrike w:val="false"/>
                   <w:color w:val="3794FF"/>
                   <w:spacing w:val="0"/>
                   <w:kern w:val="0"/>
                   <w:sz w:val="20"/>
                   <w:szCs w:val="22"/>
+                  <w:u w:val="none" w:color="000000"/>
                   <w:lang w:val="fr-FR" w:eastAsia="en-US" w:bidi="ar-SA"/>
                 </w:rPr>
                 <w:t>https://github.com/arocchet/social-network/commit/1bf7504</w:t>
@@ -24643,6 +24708,7 @@
               <w:jc w:val="start"/>
               <w:rPr>
                 <w:rFonts w:ascii="Carlito" w:hAnsi="Carlito"/>
+                <w:u w:val="none" w:color="000000"/>
               </w:rPr>
             </w:pPr>
             <w:r>
@@ -24655,6 +24721,7 @@
                 <w:color w:val="000000"/>
                 <w:spacing w:val="0"/>
                 <w:sz w:val="20"/>
+                <w:u w:val="none" w:color="000000"/>
               </w:rPr>
               <w:t>GitHub PR #73 — CLecart :</w:t>
             </w:r>
@@ -24673,15 +24740,17 @@
               <w:jc w:val="start"/>
               <w:rPr/>
             </w:pPr>
-            <w:r>
-              <w:rPr>
-                <w:rStyle w:val="Hyperlink"/>
-                <w:rFonts w:ascii="Carlito" w:hAnsi="Carlito"/>
-                <w:color w:val="3794FF"/>
-              </w:rPr>
-              <w:t>https://github.com/arocchet/social-network/pull/73</w:t>
-              <w:br/>
-            </w:r>
+            <w:hyperlink r:id="rId35">
+              <w:r>
+                <w:rPr>
+                  <w:rStyle w:val="Hyperlink"/>
+                  <w:rFonts w:ascii="Carlito" w:hAnsi="Carlito"/>
+                  <w:color w:val="3794FF"/>
+                  <w:u w:val="none" w:color="000000"/>
+                </w:rPr>
+                <w:t>https://github.com/arocchet/social-network/pull/73</w:t>
+              </w:r>
+            </w:hyperlink>
           </w:p>
         </w:tc>
       </w:tr>
@@ -24700,48 +24769,7 @@
         </w:rPr>
       </w:pPr>
       <w:r>
-        <w:rPr>
-          <w:rFonts w:cs="Calibri" w:cstheme="minorHAnsi"/>
-          <w:b/>
-          <w:smallCaps/>
-          <w:color w:themeColor="text1" w:themeTint="bf" w:val="404040"/>
-          <w:sz w:val="28"/>
-          <w:szCs w:val="28"/>
-        </w:rPr>
-      </w:r>
-    </w:p>
-    <w:p>
-      <w:pPr>
-        <w:pStyle w:val="Normal"/>
-        <w:spacing w:before="0" w:after="0"/>
-        <w:rPr>
-          <w:rFonts w:cs="Calibri" w:cstheme="minorHAnsi"/>
-          <w:color w:themeColor="text1" w:themeTint="bf" w:val="404040"/>
-        </w:rPr>
-      </w:pPr>
-      <w:r>
-        <w:rPr>
-          <w:rFonts w:cs="Calibri" w:cstheme="minorHAnsi"/>
-          <w:color w:themeColor="text1" w:themeTint="bf" w:val="404040"/>
-        </w:rPr>
-        <w:br/>
-        <w:br/>
-      </w:r>
-    </w:p>
-    <w:p>
-      <w:pPr>
-        <w:pStyle w:val="Normal"/>
-        <w:spacing w:before="0" w:after="0"/>
-        <w:rPr>
-          <w:rFonts w:cs="Calibri" w:cstheme="minorHAnsi"/>
-          <w:color w:themeColor="text1" w:themeTint="bf" w:val="404040"/>
-        </w:rPr>
-      </w:pPr>
-      <w:r>
-        <w:rPr>
-          <w:rFonts w:cs="Calibri" w:cstheme="minorHAnsi"/>
-          <w:color w:themeColor="text1" w:themeTint="bf" w:val="404040"/>
-        </w:rPr>
+        <w:rPr/>
       </w:r>
     </w:p>
     <w:tbl>
@@ -24897,7 +24925,7 @@
                 <w:lang w:val="fr-FR" w:eastAsia="en-US" w:bidi="ar-SA"/>
               </w:rPr>
               <w:drawing>
-                <wp:anchor distT="0" distB="0" distL="0" distR="0" simplePos="0" relativeHeight="128" behindDoc="0" locked="0" layoutInCell="0" allowOverlap="1">
+                <wp:anchor distT="0" distB="0" distL="0" distR="0" simplePos="0" relativeHeight="115" behindDoc="0" locked="0" layoutInCell="0" allowOverlap="1">
                   <wp:simplePos x="0" y="0"/>
                   <wp:positionH relativeFrom="margin">
                     <wp:posOffset>843915</wp:posOffset>
@@ -24922,7 +24950,7 @@
                           </pic:cNvPicPr>
                         </pic:nvPicPr>
                         <pic:blipFill>
-                          <a:blip r:embed="rId34"/>
+                          <a:blip r:embed="rId36"/>
                           <a:srcRect l="-138" t="-207" r="-138" b="-207"/>
                           <a:stretch>
                             <a:fillRect/>
@@ -24937,11 +24965,6 @@
                             <a:avLst/>
                           </a:prstGeom>
                           <a:noFill/>
-                          <a:ln>
-                            <a:solidFill>
-                              <a:srgbClr val="000000"/>
-                            </a:solidFill>
-                          </a:ln>
                         </pic:spPr>
                       </pic:pic>
                     </a:graphicData>
@@ -25451,7 +25474,7 @@
             <w:r>
               <w:rPr/>
               <w:drawing>
-                <wp:anchor distT="0" distB="0" distL="0" distR="0" simplePos="0" relativeHeight="127" behindDoc="0" locked="0" layoutInCell="0" allowOverlap="1">
+                <wp:anchor distT="0" distB="0" distL="0" distR="0" simplePos="0" relativeHeight="113" behindDoc="0" locked="0" layoutInCell="0" allowOverlap="1">
                   <wp:simplePos x="0" y="0"/>
                   <wp:positionH relativeFrom="margin">
                     <wp:posOffset>852170</wp:posOffset>
@@ -25476,7 +25499,7 @@
                           </pic:cNvPicPr>
                         </pic:nvPicPr>
                         <pic:blipFill>
-                          <a:blip r:embed="rId35"/>
+                          <a:blip r:embed="rId37"/>
                           <a:srcRect l="-92" t="-139" r="-92" b="-139"/>
                           <a:stretch>
                             <a:fillRect/>
@@ -25491,11 +25514,6 @@
                             <a:avLst/>
                           </a:prstGeom>
                           <a:noFill/>
-                          <a:ln>
-                            <a:solidFill>
-                              <a:srgbClr val="000000"/>
-                            </a:solidFill>
-                          </a:ln>
                         </pic:spPr>
                       </pic:pic>
                     </a:graphicData>
@@ -26178,6 +26196,84 @@
               </w:rPr>
             </w:pPr>
             <w:r>
+              <w:rPr/>
+            </w:r>
+          </w:p>
+          <w:p>
+            <w:pPr>
+              <w:pStyle w:val="BodyText"/>
+              <w:widowControl/>
+              <w:tabs>
+                <w:tab w:val="clear" w:pos="709"/>
+                <w:tab w:val="left" w:pos="850" w:leader="none"/>
+              </w:tabs>
+              <w:suppressAutoHyphens w:val="true"/>
+              <w:spacing w:lineRule="auto" w:line="240" w:before="0" w:after="0"/>
+              <w:ind w:end="175"/>
+              <w:jc w:val="start"/>
+              <w:rPr>
+                <w:rStyle w:val="PlaceholderText"/>
+                <w:rFonts w:ascii="Carlito" w:hAnsi="Carlito" w:eastAsia="Calibri" w:cs=""/>
+                <w:color w:val="000000"/>
+                <w:kern w:val="0"/>
+                <w:sz w:val="22"/>
+                <w:szCs w:val="22"/>
+                <w:lang w:val="fr-FR" w:eastAsia="en-US" w:bidi="ar-SA"/>
+              </w:rPr>
+            </w:pPr>
+            <w:r>
+              <w:rPr/>
+            </w:r>
+          </w:p>
+          <w:p>
+            <w:pPr>
+              <w:pStyle w:val="BodyText"/>
+              <w:widowControl/>
+              <w:tabs>
+                <w:tab w:val="clear" w:pos="709"/>
+                <w:tab w:val="left" w:pos="850" w:leader="none"/>
+              </w:tabs>
+              <w:suppressAutoHyphens w:val="true"/>
+              <w:spacing w:lineRule="auto" w:line="240" w:before="0" w:after="0"/>
+              <w:ind w:end="175"/>
+              <w:jc w:val="start"/>
+              <w:rPr>
+                <w:rStyle w:val="PlaceholderText"/>
+                <w:rFonts w:ascii="Carlito" w:hAnsi="Carlito" w:eastAsia="Calibri" w:cs=""/>
+                <w:color w:val="000000"/>
+                <w:kern w:val="0"/>
+                <w:sz w:val="22"/>
+                <w:szCs w:val="22"/>
+                <w:lang w:val="fr-FR" w:eastAsia="en-US" w:bidi="ar-SA"/>
+              </w:rPr>
+            </w:pPr>
+            <w:r>
+              <w:rPr/>
+            </w:r>
+          </w:p>
+          <w:p>
+            <w:pPr>
+              <w:pStyle w:val="BodyText"/>
+              <w:widowControl/>
+              <w:tabs>
+                <w:tab w:val="clear" w:pos="709"/>
+                <w:tab w:val="left" w:pos="850" w:leader="none"/>
+              </w:tabs>
+              <w:suppressAutoHyphens w:val="true"/>
+              <w:spacing w:lineRule="auto" w:line="240" w:before="0" w:after="0"/>
+              <w:ind w:end="175"/>
+              <w:jc w:val="start"/>
+              <w:rPr>
+                <w:rStyle w:val="PlaceholderText"/>
+                <w:rFonts w:ascii="Carlito" w:hAnsi="Carlito" w:eastAsia="Calibri" w:cs=""/>
+                <w:color w:val="000000"/>
+                <w:kern w:val="0"/>
+                <w:sz w:val="22"/>
+                <w:szCs w:val="22"/>
+                <w:lang w:val="fr-FR" w:eastAsia="en-US" w:bidi="ar-SA"/>
+              </w:rPr>
+            </w:pPr>
+            <w:r>
               <w:rPr>
                 <w:rStyle w:val="PlaceholderText"/>
                 <w:rFonts w:eastAsia="Calibri" w:cs="" w:ascii="Carlito" w:hAnsi="Carlito"/>
@@ -26265,26 +26361,7 @@
                 <w:shd w:fill="FFFFFF" w:val="clear"/>
                 <w:lang w:val="fr-FR" w:eastAsia="en-US" w:bidi="ar-SA"/>
               </w:rPr>
-              <w:t>MCD (Modèle Conceptuel de Données</w:t>
-            </w:r>
-            <w:r>
-              <w:rPr>
-                <w:rStyle w:val="SourceText"/>
-                <w:rFonts w:ascii="monospace" w:hAnsi="monospace"/>
-                <w:b/>
-                <w:bCs/>
-                <w:i w:val="false"/>
-                <w:caps w:val="false"/>
-                <w:smallCaps w:val="false"/>
-                <w:color w:val="000000"/>
-                <w:spacing w:val="0"/>
-                <w:kern w:val="0"/>
-                <w:sz w:val="19"/>
-                <w:szCs w:val="19"/>
-                <w:shd w:fill="FFFFFF" w:val="clear"/>
-                <w:lang w:val="fr-FR" w:eastAsia="en-US" w:bidi="ar-SA"/>
-              </w:rPr>
-              <w:t>)</w:t>
+              <w:t>MCD (Modèle Conceptuel de Données)</w:t>
             </w:r>
             <w:r>
               <w:rPr>
@@ -26363,9 +26440,9 @@
                 <w:lang w:val="fr-FR" w:eastAsia="en-US" w:bidi="ar-SA"/>
               </w:rPr>
               <w:drawing>
-                <wp:anchor distT="0" distB="0" distL="0" distR="0" simplePos="0" relativeHeight="129" behindDoc="0" locked="0" layoutInCell="0" allowOverlap="1">
+                <wp:anchor distT="0" distB="0" distL="0" distR="0" simplePos="0" relativeHeight="127" behindDoc="0" locked="0" layoutInCell="0" allowOverlap="1">
                   <wp:simplePos x="0" y="0"/>
-                  <wp:positionH relativeFrom="column">
+                  <wp:positionH relativeFrom="margin">
                     <wp:align>center</wp:align>
                   </wp:positionH>
                   <wp:positionV relativeFrom="paragraph">
@@ -26388,7 +26465,7 @@
                           </pic:cNvPicPr>
                         </pic:nvPicPr>
                         <pic:blipFill>
-                          <a:blip r:embed="rId36"/>
+                          <a:blip r:embed="rId38"/>
                           <a:stretch>
                             <a:fillRect/>
                           </a:stretch>
@@ -26541,185 +26618,24 @@
                 <w:shd w:fill="FFFFFF" w:val="clear"/>
                 <w:lang w:val="fr-FR" w:eastAsia="en-US" w:bidi="ar-SA"/>
               </w:rPr>
-              <w:t>M</w:t>
-            </w:r>
-            <w:r>
-              <w:rPr>
-                <w:rStyle w:val="SourceText"/>
-                <w:rFonts w:ascii="monospace" w:hAnsi="monospace"/>
+              <w:t>MLD (Modèle Logique de Données)</w:t>
+            </w:r>
+            <w:r>
+              <w:rPr>
+                <w:rStyle w:val="PlaceholderText"/>
+                <w:rFonts w:eastAsia="Calibri" w:cs="" w:ascii="Carlito" w:hAnsi="Carlito"/>
                 <w:b/>
                 <w:bCs/>
-                <w:i w:val="false"/>
-                <w:caps w:val="false"/>
-                <w:smallCaps w:val="false"/>
                 <w:color w:val="000000"/>
-                <w:spacing w:val="0"/>
                 <w:kern w:val="0"/>
                 <w:sz w:val="19"/>
                 <w:szCs w:val="19"/>
-                <w:shd w:fill="FFFFFF" w:val="clear"/>
-                <w:lang w:val="fr-FR" w:eastAsia="en-US" w:bidi="ar-SA"/>
-              </w:rPr>
-              <w:t>L</w:t>
-            </w:r>
-            <w:r>
-              <w:rPr>
-                <w:rStyle w:val="SourceText"/>
-                <w:rFonts w:ascii="monospace" w:hAnsi="monospace"/>
-                <w:b/>
-                <w:bCs/>
-                <w:i w:val="false"/>
-                <w:caps w:val="false"/>
-                <w:smallCaps w:val="false"/>
-                <w:color w:val="000000"/>
-                <w:spacing w:val="0"/>
-                <w:kern w:val="0"/>
-                <w:sz w:val="19"/>
-                <w:szCs w:val="19"/>
-                <w:shd w:fill="FFFFFF" w:val="clear"/>
-                <w:lang w:val="fr-FR" w:eastAsia="en-US" w:bidi="ar-SA"/>
-              </w:rPr>
-              <w:t>D</w:t>
-            </w:r>
-            <w:r>
-              <w:rPr>
-                <w:rStyle w:val="SourceText"/>
-                <w:rFonts w:ascii="monospace" w:hAnsi="monospace"/>
-                <w:b/>
-                <w:bCs/>
-                <w:i w:val="false"/>
-                <w:caps w:val="false"/>
-                <w:smallCaps w:val="false"/>
-                <w:color w:val="000000"/>
-                <w:spacing w:val="0"/>
-                <w:kern w:val="0"/>
-                <w:sz w:val="19"/>
-                <w:szCs w:val="19"/>
-                <w:shd w:fill="FFFFFF" w:val="clear"/>
-                <w:lang w:val="fr-FR" w:eastAsia="en-US" w:bidi="ar-SA"/>
-              </w:rPr>
-              <w:t xml:space="preserve"> (Modèle </w:t>
-            </w:r>
-            <w:r>
-              <w:rPr>
-                <w:rStyle w:val="SourceText"/>
-                <w:rFonts w:ascii="monospace" w:hAnsi="monospace"/>
-                <w:b/>
-                <w:bCs/>
-                <w:i w:val="false"/>
-                <w:caps w:val="false"/>
-                <w:smallCaps w:val="false"/>
-                <w:color w:val="000000"/>
-                <w:spacing w:val="0"/>
-                <w:kern w:val="0"/>
-                <w:sz w:val="19"/>
-                <w:szCs w:val="19"/>
-                <w:shd w:fill="FFFFFF" w:val="clear"/>
-                <w:lang w:val="fr-FR" w:eastAsia="en-US" w:bidi="ar-SA"/>
-              </w:rPr>
-              <w:t>L</w:t>
-            </w:r>
-            <w:r>
-              <w:rPr>
-                <w:rStyle w:val="SourceText"/>
-                <w:rFonts w:ascii="monospace" w:hAnsi="monospace"/>
-                <w:b/>
-                <w:bCs/>
-                <w:i w:val="false"/>
-                <w:caps w:val="false"/>
-                <w:smallCaps w:val="false"/>
-                <w:color w:val="000000"/>
-                <w:spacing w:val="0"/>
-                <w:kern w:val="0"/>
-                <w:sz w:val="19"/>
-                <w:szCs w:val="19"/>
-                <w:shd w:fill="FFFFFF" w:val="clear"/>
-                <w:lang w:val="fr-FR" w:eastAsia="en-US" w:bidi="ar-SA"/>
-              </w:rPr>
-              <w:t>o</w:t>
-            </w:r>
-            <w:r>
-              <w:rPr>
-                <w:rStyle w:val="SourceText"/>
-                <w:rFonts w:ascii="monospace" w:hAnsi="monospace"/>
-                <w:b/>
-                <w:bCs/>
-                <w:i w:val="false"/>
-                <w:caps w:val="false"/>
-                <w:smallCaps w:val="false"/>
-                <w:color w:val="000000"/>
-                <w:spacing w:val="0"/>
-                <w:kern w:val="0"/>
-                <w:sz w:val="19"/>
-                <w:szCs w:val="19"/>
-                <w:shd w:fill="FFFFFF" w:val="clear"/>
-                <w:lang w:val="fr-FR" w:eastAsia="en-US" w:bidi="ar-SA"/>
-              </w:rPr>
-              <w:t>gique</w:t>
-            </w:r>
-            <w:r>
-              <w:rPr>
-                <w:rStyle w:val="SourceText"/>
-                <w:rFonts w:ascii="monospace" w:hAnsi="monospace"/>
-                <w:b/>
-                <w:bCs/>
-                <w:i w:val="false"/>
-                <w:caps w:val="false"/>
-                <w:smallCaps w:val="false"/>
-                <w:color w:val="000000"/>
-                <w:spacing w:val="0"/>
-                <w:kern w:val="0"/>
-                <w:sz w:val="19"/>
-                <w:szCs w:val="19"/>
-                <w:shd w:fill="FFFFFF" w:val="clear"/>
-                <w:lang w:val="fr-FR" w:eastAsia="en-US" w:bidi="ar-SA"/>
-              </w:rPr>
-              <w:t xml:space="preserve"> de Données</w:t>
-            </w:r>
-            <w:r>
-              <w:rPr>
-                <w:rStyle w:val="SourceText"/>
-                <w:rFonts w:ascii="monospace" w:hAnsi="monospace"/>
-                <w:b/>
-                <w:bCs/>
-                <w:i w:val="false"/>
-                <w:caps w:val="false"/>
-                <w:smallCaps w:val="false"/>
-                <w:color w:val="000000"/>
-                <w:spacing w:val="0"/>
-                <w:kern w:val="0"/>
-                <w:sz w:val="19"/>
-                <w:szCs w:val="19"/>
-                <w:shd w:fill="FFFFFF" w:val="clear"/>
-                <w:lang w:val="fr-FR" w:eastAsia="en-US" w:bidi="ar-SA"/>
-              </w:rPr>
-              <w:t>)</w:t>
-            </w:r>
-            <w:r>
-              <w:rPr>
-                <w:rStyle w:val="PlaceholderText"/>
-                <w:rFonts w:eastAsia="Calibri" w:cs="" w:ascii="Carlito" w:hAnsi="Carlito"/>
-                <w:b/>
-                <w:bCs/>
-                <w:color w:val="000000"/>
-                <w:kern w:val="0"/>
-                <w:sz w:val="19"/>
-                <w:szCs w:val="19"/>
-                <w:lang w:val="fr-FR" w:eastAsia="en-US" w:bidi="ar-SA"/>
-              </w:rPr>
-              <w:t>:</w:t>
-              <w:br/>
-              <w:br/>
-              <w:br/>
-              <w:br/>
-              <w:br/>
-              <w:br/>
-            </w:r>
-            <w:r>
+                <w:lang w:val="fr-FR" w:eastAsia="en-US" w:bidi="ar-SA"/>
+              </w:rPr>
               <w:drawing>
-                <wp:anchor distT="0" distB="0" distL="0" distR="0" simplePos="0" relativeHeight="130" behindDoc="0" locked="0" layoutInCell="0" allowOverlap="1">
+                <wp:anchor distT="0" distB="0" distL="0" distR="0" simplePos="0" relativeHeight="116" behindDoc="0" locked="0" layoutInCell="0" allowOverlap="1">
                   <wp:simplePos x="0" y="0"/>
-                  <wp:positionH relativeFrom="column">
+                  <wp:positionH relativeFrom="margin">
                     <wp:posOffset>55880</wp:posOffset>
                   </wp:positionH>
                   <wp:positionV relativeFrom="paragraph">
@@ -26742,7 +26658,7 @@
                           </pic:cNvPicPr>
                         </pic:nvPicPr>
                         <pic:blipFill>
-                          <a:blip r:embed="rId37"/>
+                          <a:blip r:embed="rId39"/>
                           <a:stretch>
                             <a:fillRect/>
                           </a:stretch>
@@ -26775,11 +26691,733 @@
                 <w:szCs w:val="19"/>
                 <w:lang w:val="fr-FR" w:eastAsia="en-US" w:bidi="ar-SA"/>
               </w:rPr>
-              <w:br/>
-              <w:br/>
-              <w:br/>
-              <w:br/>
-            </w:r>
+              <w:t>:</w:t>
+            </w:r>
+          </w:p>
+          <w:p>
+            <w:pPr>
+              <w:pStyle w:val="BodyText"/>
+              <w:widowControl/>
+              <w:tabs>
+                <w:tab w:val="clear" w:pos="709"/>
+                <w:tab w:val="left" w:pos="850" w:leader="none"/>
+              </w:tabs>
+              <w:suppressAutoHyphens w:val="true"/>
+              <w:spacing w:lineRule="auto" w:line="240" w:before="0" w:after="0"/>
+              <w:ind w:end="175"/>
+              <w:jc w:val="start"/>
+              <w:rPr>
+                <w:rStyle w:val="PlaceholderText"/>
+                <w:rFonts w:ascii="Carlito" w:hAnsi="Carlito" w:eastAsia="Calibri" w:cs=""/>
+                <w:color w:val="000000"/>
+                <w:kern w:val="0"/>
+                <w:sz w:val="22"/>
+                <w:szCs w:val="22"/>
+                <w:lang w:val="fr-FR" w:eastAsia="en-US" w:bidi="ar-SA"/>
+              </w:rPr>
+            </w:pPr>
+            <w:r>
+              <w:rPr/>
+            </w:r>
+          </w:p>
+          <w:p>
+            <w:pPr>
+              <w:pStyle w:val="BodyText"/>
+              <w:widowControl/>
+              <w:tabs>
+                <w:tab w:val="clear" w:pos="709"/>
+                <w:tab w:val="left" w:pos="850" w:leader="none"/>
+              </w:tabs>
+              <w:suppressAutoHyphens w:val="true"/>
+              <w:spacing w:lineRule="auto" w:line="240" w:before="0" w:after="0"/>
+              <w:ind w:end="175"/>
+              <w:jc w:val="start"/>
+              <w:rPr>
+                <w:rStyle w:val="PlaceholderText"/>
+                <w:rFonts w:ascii="Carlito" w:hAnsi="Carlito" w:eastAsia="Calibri" w:cs=""/>
+                <w:color w:val="000000"/>
+                <w:kern w:val="0"/>
+                <w:sz w:val="22"/>
+                <w:szCs w:val="22"/>
+                <w:lang w:val="fr-FR" w:eastAsia="en-US" w:bidi="ar-SA"/>
+              </w:rPr>
+            </w:pPr>
+            <w:r>
+              <w:rPr/>
+            </w:r>
+          </w:p>
+          <w:p>
+            <w:pPr>
+              <w:pStyle w:val="BodyText"/>
+              <w:widowControl/>
+              <w:tabs>
+                <w:tab w:val="clear" w:pos="709"/>
+                <w:tab w:val="left" w:pos="850" w:leader="none"/>
+              </w:tabs>
+              <w:suppressAutoHyphens w:val="true"/>
+              <w:spacing w:lineRule="auto" w:line="240" w:before="0" w:after="0"/>
+              <w:ind w:end="175"/>
+              <w:jc w:val="start"/>
+              <w:rPr>
+                <w:rStyle w:val="PlaceholderText"/>
+                <w:rFonts w:ascii="Carlito" w:hAnsi="Carlito" w:eastAsia="Calibri" w:cs=""/>
+                <w:color w:val="000000"/>
+                <w:kern w:val="0"/>
+                <w:sz w:val="22"/>
+                <w:szCs w:val="22"/>
+                <w:lang w:val="fr-FR" w:eastAsia="en-US" w:bidi="ar-SA"/>
+              </w:rPr>
+            </w:pPr>
+            <w:r>
+              <w:rPr/>
+            </w:r>
+          </w:p>
+          <w:p>
+            <w:pPr>
+              <w:pStyle w:val="BodyText"/>
+              <w:widowControl/>
+              <w:tabs>
+                <w:tab w:val="clear" w:pos="709"/>
+                <w:tab w:val="left" w:pos="850" w:leader="none"/>
+              </w:tabs>
+              <w:suppressAutoHyphens w:val="true"/>
+              <w:spacing w:lineRule="auto" w:line="240" w:before="0" w:after="0"/>
+              <w:ind w:end="175"/>
+              <w:jc w:val="start"/>
+              <w:rPr>
+                <w:rStyle w:val="PlaceholderText"/>
+                <w:rFonts w:ascii="Carlito" w:hAnsi="Carlito" w:eastAsia="Calibri" w:cs=""/>
+                <w:color w:val="000000"/>
+                <w:kern w:val="0"/>
+                <w:sz w:val="22"/>
+                <w:szCs w:val="22"/>
+                <w:lang w:val="fr-FR" w:eastAsia="en-US" w:bidi="ar-SA"/>
+              </w:rPr>
+            </w:pPr>
+            <w:r>
+              <w:rPr/>
+            </w:r>
+          </w:p>
+          <w:p>
+            <w:pPr>
+              <w:pStyle w:val="BodyText"/>
+              <w:widowControl/>
+              <w:tabs>
+                <w:tab w:val="clear" w:pos="709"/>
+                <w:tab w:val="left" w:pos="850" w:leader="none"/>
+              </w:tabs>
+              <w:suppressAutoHyphens w:val="true"/>
+              <w:spacing w:lineRule="auto" w:line="240" w:before="0" w:after="0"/>
+              <w:ind w:end="175"/>
+              <w:jc w:val="start"/>
+              <w:rPr>
+                <w:rStyle w:val="PlaceholderText"/>
+                <w:rFonts w:ascii="Carlito" w:hAnsi="Carlito" w:eastAsia="Calibri" w:cs=""/>
+                <w:color w:val="000000"/>
+                <w:kern w:val="0"/>
+                <w:sz w:val="22"/>
+                <w:szCs w:val="22"/>
+                <w:lang w:val="fr-FR" w:eastAsia="en-US" w:bidi="ar-SA"/>
+              </w:rPr>
+            </w:pPr>
+            <w:r>
+              <w:rPr/>
+            </w:r>
+          </w:p>
+          <w:p>
+            <w:pPr>
+              <w:pStyle w:val="BodyText"/>
+              <w:widowControl/>
+              <w:tabs>
+                <w:tab w:val="clear" w:pos="709"/>
+                <w:tab w:val="left" w:pos="850" w:leader="none"/>
+              </w:tabs>
+              <w:suppressAutoHyphens w:val="true"/>
+              <w:spacing w:lineRule="auto" w:line="240" w:before="0" w:after="0"/>
+              <w:ind w:end="175"/>
+              <w:jc w:val="start"/>
+              <w:rPr>
+                <w:rStyle w:val="PlaceholderText"/>
+                <w:rFonts w:ascii="Carlito" w:hAnsi="Carlito" w:eastAsia="Calibri" w:cs=""/>
+                <w:color w:val="000000"/>
+                <w:kern w:val="0"/>
+                <w:sz w:val="22"/>
+                <w:szCs w:val="22"/>
+                <w:lang w:val="fr-FR" w:eastAsia="en-US" w:bidi="ar-SA"/>
+              </w:rPr>
+            </w:pPr>
+            <w:r>
+              <w:rPr/>
+            </w:r>
+          </w:p>
+          <w:p>
+            <w:pPr>
+              <w:pStyle w:val="BodyText"/>
+              <w:widowControl/>
+              <w:tabs>
+                <w:tab w:val="clear" w:pos="709"/>
+                <w:tab w:val="left" w:pos="850" w:leader="none"/>
+              </w:tabs>
+              <w:suppressAutoHyphens w:val="true"/>
+              <w:spacing w:lineRule="auto" w:line="240" w:before="0" w:after="0"/>
+              <w:ind w:end="175"/>
+              <w:jc w:val="start"/>
+              <w:rPr>
+                <w:rStyle w:val="PlaceholderText"/>
+                <w:rFonts w:ascii="Carlito" w:hAnsi="Carlito" w:eastAsia="Calibri" w:cs=""/>
+                <w:color w:val="000000"/>
+                <w:kern w:val="0"/>
+                <w:sz w:val="22"/>
+                <w:szCs w:val="22"/>
+                <w:lang w:val="fr-FR" w:eastAsia="en-US" w:bidi="ar-SA"/>
+              </w:rPr>
+            </w:pPr>
+            <w:r>
+              <w:rPr/>
+            </w:r>
+          </w:p>
+          <w:p>
+            <w:pPr>
+              <w:pStyle w:val="BodyText"/>
+              <w:widowControl/>
+              <w:tabs>
+                <w:tab w:val="clear" w:pos="709"/>
+                <w:tab w:val="left" w:pos="850" w:leader="none"/>
+              </w:tabs>
+              <w:suppressAutoHyphens w:val="true"/>
+              <w:spacing w:lineRule="auto" w:line="240" w:before="0" w:after="0"/>
+              <w:ind w:end="175"/>
+              <w:jc w:val="start"/>
+              <w:rPr>
+                <w:rStyle w:val="PlaceholderText"/>
+                <w:rFonts w:ascii="Carlito" w:hAnsi="Carlito" w:eastAsia="Calibri" w:cs=""/>
+                <w:color w:val="000000"/>
+                <w:kern w:val="0"/>
+                <w:sz w:val="22"/>
+                <w:szCs w:val="22"/>
+                <w:lang w:val="fr-FR" w:eastAsia="en-US" w:bidi="ar-SA"/>
+              </w:rPr>
+            </w:pPr>
+            <w:r>
+              <w:rPr/>
+            </w:r>
+          </w:p>
+          <w:p>
+            <w:pPr>
+              <w:pStyle w:val="BodyText"/>
+              <w:widowControl/>
+              <w:tabs>
+                <w:tab w:val="clear" w:pos="709"/>
+                <w:tab w:val="left" w:pos="850" w:leader="none"/>
+              </w:tabs>
+              <w:suppressAutoHyphens w:val="true"/>
+              <w:spacing w:lineRule="auto" w:line="240" w:before="0" w:after="0"/>
+              <w:ind w:end="175"/>
+              <w:jc w:val="start"/>
+              <w:rPr>
+                <w:rStyle w:val="PlaceholderText"/>
+                <w:rFonts w:ascii="Carlito" w:hAnsi="Carlito" w:eastAsia="Calibri" w:cs=""/>
+                <w:color w:val="000000"/>
+                <w:kern w:val="0"/>
+                <w:sz w:val="22"/>
+                <w:szCs w:val="22"/>
+                <w:lang w:val="fr-FR" w:eastAsia="en-US" w:bidi="ar-SA"/>
+              </w:rPr>
+            </w:pPr>
+            <w:r>
+              <w:rPr/>
+            </w:r>
+          </w:p>
+          <w:p>
+            <w:pPr>
+              <w:pStyle w:val="BodyText"/>
+              <w:widowControl/>
+              <w:tabs>
+                <w:tab w:val="clear" w:pos="709"/>
+                <w:tab w:val="left" w:pos="850" w:leader="none"/>
+              </w:tabs>
+              <w:suppressAutoHyphens w:val="true"/>
+              <w:spacing w:lineRule="auto" w:line="240" w:before="0" w:after="0"/>
+              <w:ind w:end="175"/>
+              <w:jc w:val="start"/>
+              <w:rPr>
+                <w:rStyle w:val="PlaceholderText"/>
+                <w:rFonts w:ascii="Carlito" w:hAnsi="Carlito" w:eastAsia="Calibri" w:cs=""/>
+                <w:color w:val="000000"/>
+                <w:kern w:val="0"/>
+                <w:sz w:val="22"/>
+                <w:szCs w:val="22"/>
+                <w:lang w:val="fr-FR" w:eastAsia="en-US" w:bidi="ar-SA"/>
+              </w:rPr>
+            </w:pPr>
+            <w:r>
+              <w:rPr/>
+            </w:r>
+          </w:p>
+          <w:p>
+            <w:pPr>
+              <w:pStyle w:val="BodyText"/>
+              <w:widowControl/>
+              <w:tabs>
+                <w:tab w:val="clear" w:pos="709"/>
+                <w:tab w:val="left" w:pos="850" w:leader="none"/>
+              </w:tabs>
+              <w:suppressAutoHyphens w:val="true"/>
+              <w:spacing w:lineRule="auto" w:line="240" w:before="0" w:after="0"/>
+              <w:ind w:end="175"/>
+              <w:jc w:val="start"/>
+              <w:rPr>
+                <w:rStyle w:val="PlaceholderText"/>
+                <w:rFonts w:ascii="Carlito" w:hAnsi="Carlito" w:eastAsia="Calibri" w:cs=""/>
+                <w:color w:val="000000"/>
+                <w:kern w:val="0"/>
+                <w:sz w:val="22"/>
+                <w:szCs w:val="22"/>
+                <w:lang w:val="fr-FR" w:eastAsia="en-US" w:bidi="ar-SA"/>
+              </w:rPr>
+            </w:pPr>
+            <w:r>
+              <w:rPr/>
+            </w:r>
+          </w:p>
+          <w:p>
+            <w:pPr>
+              <w:pStyle w:val="BodyText"/>
+              <w:widowControl/>
+              <w:tabs>
+                <w:tab w:val="clear" w:pos="709"/>
+                <w:tab w:val="left" w:pos="850" w:leader="none"/>
+              </w:tabs>
+              <w:suppressAutoHyphens w:val="true"/>
+              <w:spacing w:lineRule="auto" w:line="240" w:before="0" w:after="0"/>
+              <w:ind w:end="175"/>
+              <w:jc w:val="start"/>
+              <w:rPr>
+                <w:rStyle w:val="PlaceholderText"/>
+                <w:rFonts w:ascii="Carlito" w:hAnsi="Carlito" w:eastAsia="Calibri" w:cs=""/>
+                <w:color w:val="000000"/>
+                <w:kern w:val="0"/>
+                <w:sz w:val="22"/>
+                <w:szCs w:val="22"/>
+                <w:lang w:val="fr-FR" w:eastAsia="en-US" w:bidi="ar-SA"/>
+              </w:rPr>
+            </w:pPr>
+            <w:r>
+              <w:rPr/>
+            </w:r>
+          </w:p>
+          <w:p>
+            <w:pPr>
+              <w:pStyle w:val="BodyText"/>
+              <w:widowControl/>
+              <w:tabs>
+                <w:tab w:val="clear" w:pos="709"/>
+                <w:tab w:val="left" w:pos="850" w:leader="none"/>
+              </w:tabs>
+              <w:suppressAutoHyphens w:val="true"/>
+              <w:spacing w:lineRule="auto" w:line="240" w:before="0" w:after="0"/>
+              <w:ind w:end="175"/>
+              <w:jc w:val="start"/>
+              <w:rPr>
+                <w:rStyle w:val="PlaceholderText"/>
+                <w:rFonts w:ascii="Carlito" w:hAnsi="Carlito" w:eastAsia="Calibri" w:cs=""/>
+                <w:color w:val="000000"/>
+                <w:kern w:val="0"/>
+                <w:sz w:val="22"/>
+                <w:szCs w:val="22"/>
+                <w:lang w:val="fr-FR" w:eastAsia="en-US" w:bidi="ar-SA"/>
+              </w:rPr>
+            </w:pPr>
+            <w:r>
+              <w:rPr/>
+            </w:r>
+          </w:p>
+          <w:p>
+            <w:pPr>
+              <w:pStyle w:val="BodyText"/>
+              <w:widowControl/>
+              <w:tabs>
+                <w:tab w:val="clear" w:pos="709"/>
+                <w:tab w:val="left" w:pos="850" w:leader="none"/>
+              </w:tabs>
+              <w:suppressAutoHyphens w:val="true"/>
+              <w:spacing w:lineRule="auto" w:line="240" w:before="0" w:after="0"/>
+              <w:ind w:end="175"/>
+              <w:jc w:val="start"/>
+              <w:rPr>
+                <w:rStyle w:val="PlaceholderText"/>
+                <w:rFonts w:ascii="Carlito" w:hAnsi="Carlito" w:eastAsia="Calibri" w:cs=""/>
+                <w:color w:val="000000"/>
+                <w:kern w:val="0"/>
+                <w:sz w:val="22"/>
+                <w:szCs w:val="22"/>
+                <w:lang w:val="fr-FR" w:eastAsia="en-US" w:bidi="ar-SA"/>
+              </w:rPr>
+            </w:pPr>
+            <w:r>
+              <w:rPr/>
+            </w:r>
+          </w:p>
+          <w:p>
+            <w:pPr>
+              <w:pStyle w:val="BodyText"/>
+              <w:widowControl/>
+              <w:tabs>
+                <w:tab w:val="clear" w:pos="709"/>
+                <w:tab w:val="left" w:pos="850" w:leader="none"/>
+              </w:tabs>
+              <w:suppressAutoHyphens w:val="true"/>
+              <w:spacing w:lineRule="auto" w:line="240" w:before="0" w:after="0"/>
+              <w:ind w:end="175"/>
+              <w:jc w:val="start"/>
+              <w:rPr>
+                <w:rStyle w:val="PlaceholderText"/>
+                <w:rFonts w:ascii="Carlito" w:hAnsi="Carlito" w:eastAsia="Calibri" w:cs=""/>
+                <w:color w:val="000000"/>
+                <w:kern w:val="0"/>
+                <w:sz w:val="22"/>
+                <w:szCs w:val="22"/>
+                <w:lang w:val="fr-FR" w:eastAsia="en-US" w:bidi="ar-SA"/>
+              </w:rPr>
+            </w:pPr>
+            <w:r>
+              <w:rPr/>
+            </w:r>
+          </w:p>
+          <w:p>
+            <w:pPr>
+              <w:pStyle w:val="BodyText"/>
+              <w:widowControl/>
+              <w:tabs>
+                <w:tab w:val="clear" w:pos="709"/>
+                <w:tab w:val="left" w:pos="850" w:leader="none"/>
+              </w:tabs>
+              <w:suppressAutoHyphens w:val="true"/>
+              <w:spacing w:lineRule="auto" w:line="240" w:before="0" w:after="0"/>
+              <w:ind w:end="175"/>
+              <w:jc w:val="start"/>
+              <w:rPr>
+                <w:rStyle w:val="PlaceholderText"/>
+                <w:rFonts w:ascii="Carlito" w:hAnsi="Carlito" w:eastAsia="Calibri" w:cs=""/>
+                <w:color w:val="000000"/>
+                <w:kern w:val="0"/>
+                <w:sz w:val="22"/>
+                <w:szCs w:val="22"/>
+                <w:lang w:val="fr-FR" w:eastAsia="en-US" w:bidi="ar-SA"/>
+              </w:rPr>
+            </w:pPr>
+            <w:r>
+              <w:rPr/>
+            </w:r>
+          </w:p>
+          <w:p>
+            <w:pPr>
+              <w:pStyle w:val="BodyText"/>
+              <w:widowControl/>
+              <w:tabs>
+                <w:tab w:val="clear" w:pos="709"/>
+                <w:tab w:val="left" w:pos="850" w:leader="none"/>
+              </w:tabs>
+              <w:suppressAutoHyphens w:val="true"/>
+              <w:spacing w:lineRule="auto" w:line="240" w:before="0" w:after="0"/>
+              <w:ind w:end="175"/>
+              <w:jc w:val="start"/>
+              <w:rPr>
+                <w:rStyle w:val="PlaceholderText"/>
+                <w:rFonts w:ascii="Carlito" w:hAnsi="Carlito" w:eastAsia="Calibri" w:cs=""/>
+                <w:color w:val="000000"/>
+                <w:kern w:val="0"/>
+                <w:sz w:val="22"/>
+                <w:szCs w:val="22"/>
+                <w:lang w:val="fr-FR" w:eastAsia="en-US" w:bidi="ar-SA"/>
+              </w:rPr>
+            </w:pPr>
+            <w:r>
+              <w:rPr/>
+            </w:r>
+          </w:p>
+          <w:p>
+            <w:pPr>
+              <w:pStyle w:val="BodyText"/>
+              <w:widowControl/>
+              <w:tabs>
+                <w:tab w:val="clear" w:pos="709"/>
+                <w:tab w:val="left" w:pos="850" w:leader="none"/>
+              </w:tabs>
+              <w:suppressAutoHyphens w:val="true"/>
+              <w:spacing w:lineRule="auto" w:line="240" w:before="0" w:after="0"/>
+              <w:ind w:end="175"/>
+              <w:jc w:val="start"/>
+              <w:rPr>
+                <w:rStyle w:val="PlaceholderText"/>
+                <w:rFonts w:ascii="Carlito" w:hAnsi="Carlito" w:eastAsia="Calibri" w:cs=""/>
+                <w:color w:val="000000"/>
+                <w:kern w:val="0"/>
+                <w:sz w:val="22"/>
+                <w:szCs w:val="22"/>
+                <w:lang w:val="fr-FR" w:eastAsia="en-US" w:bidi="ar-SA"/>
+              </w:rPr>
+            </w:pPr>
+            <w:r>
+              <w:rPr/>
+            </w:r>
+          </w:p>
+          <w:p>
+            <w:pPr>
+              <w:pStyle w:val="BodyText"/>
+              <w:widowControl/>
+              <w:tabs>
+                <w:tab w:val="clear" w:pos="709"/>
+                <w:tab w:val="left" w:pos="850" w:leader="none"/>
+              </w:tabs>
+              <w:suppressAutoHyphens w:val="true"/>
+              <w:spacing w:lineRule="auto" w:line="240" w:before="0" w:after="0"/>
+              <w:ind w:end="175"/>
+              <w:jc w:val="start"/>
+              <w:rPr>
+                <w:rStyle w:val="PlaceholderText"/>
+                <w:rFonts w:ascii="Carlito" w:hAnsi="Carlito" w:eastAsia="Calibri" w:cs=""/>
+                <w:color w:val="000000"/>
+                <w:kern w:val="0"/>
+                <w:sz w:val="22"/>
+                <w:szCs w:val="22"/>
+                <w:lang w:val="fr-FR" w:eastAsia="en-US" w:bidi="ar-SA"/>
+              </w:rPr>
+            </w:pPr>
+            <w:r>
+              <w:rPr/>
+            </w:r>
+          </w:p>
+          <w:p>
+            <w:pPr>
+              <w:pStyle w:val="BodyText"/>
+              <w:widowControl/>
+              <w:tabs>
+                <w:tab w:val="clear" w:pos="709"/>
+                <w:tab w:val="left" w:pos="850" w:leader="none"/>
+              </w:tabs>
+              <w:suppressAutoHyphens w:val="true"/>
+              <w:spacing w:lineRule="auto" w:line="240" w:before="0" w:after="0"/>
+              <w:ind w:end="175"/>
+              <w:jc w:val="start"/>
+              <w:rPr>
+                <w:rStyle w:val="PlaceholderText"/>
+                <w:rFonts w:ascii="Carlito" w:hAnsi="Carlito" w:eastAsia="Calibri" w:cs=""/>
+                <w:color w:val="000000"/>
+                <w:kern w:val="0"/>
+                <w:sz w:val="22"/>
+                <w:szCs w:val="22"/>
+                <w:lang w:val="fr-FR" w:eastAsia="en-US" w:bidi="ar-SA"/>
+              </w:rPr>
+            </w:pPr>
+            <w:r>
+              <w:rPr/>
+            </w:r>
+          </w:p>
+          <w:p>
+            <w:pPr>
+              <w:pStyle w:val="BodyText"/>
+              <w:widowControl/>
+              <w:tabs>
+                <w:tab w:val="clear" w:pos="709"/>
+                <w:tab w:val="left" w:pos="850" w:leader="none"/>
+              </w:tabs>
+              <w:suppressAutoHyphens w:val="true"/>
+              <w:spacing w:lineRule="auto" w:line="240" w:before="0" w:after="0"/>
+              <w:ind w:end="175"/>
+              <w:jc w:val="start"/>
+              <w:rPr>
+                <w:rStyle w:val="PlaceholderText"/>
+                <w:rFonts w:ascii="Carlito" w:hAnsi="Carlito" w:eastAsia="Calibri" w:cs=""/>
+                <w:color w:val="000000"/>
+                <w:kern w:val="0"/>
+                <w:sz w:val="22"/>
+                <w:szCs w:val="22"/>
+                <w:lang w:val="fr-FR" w:eastAsia="en-US" w:bidi="ar-SA"/>
+              </w:rPr>
+            </w:pPr>
+            <w:r>
+              <w:rPr/>
+            </w:r>
+          </w:p>
+          <w:p>
+            <w:pPr>
+              <w:pStyle w:val="BodyText"/>
+              <w:widowControl/>
+              <w:tabs>
+                <w:tab w:val="clear" w:pos="709"/>
+                <w:tab w:val="left" w:pos="850" w:leader="none"/>
+              </w:tabs>
+              <w:suppressAutoHyphens w:val="true"/>
+              <w:spacing w:lineRule="auto" w:line="240" w:before="0" w:after="0"/>
+              <w:ind w:end="175"/>
+              <w:jc w:val="start"/>
+              <w:rPr>
+                <w:rStyle w:val="PlaceholderText"/>
+                <w:rFonts w:ascii="Carlito" w:hAnsi="Carlito" w:eastAsia="Calibri" w:cs=""/>
+                <w:color w:val="000000"/>
+                <w:kern w:val="0"/>
+                <w:sz w:val="22"/>
+                <w:szCs w:val="22"/>
+                <w:lang w:val="fr-FR" w:eastAsia="en-US" w:bidi="ar-SA"/>
+              </w:rPr>
+            </w:pPr>
+            <w:r>
+              <w:rPr/>
+            </w:r>
+          </w:p>
+          <w:p>
+            <w:pPr>
+              <w:pStyle w:val="BodyText"/>
+              <w:widowControl/>
+              <w:tabs>
+                <w:tab w:val="clear" w:pos="709"/>
+                <w:tab w:val="left" w:pos="850" w:leader="none"/>
+              </w:tabs>
+              <w:suppressAutoHyphens w:val="true"/>
+              <w:spacing w:lineRule="auto" w:line="240" w:before="0" w:after="0"/>
+              <w:ind w:end="175"/>
+              <w:jc w:val="start"/>
+              <w:rPr>
+                <w:rStyle w:val="PlaceholderText"/>
+                <w:rFonts w:ascii="Carlito" w:hAnsi="Carlito" w:eastAsia="Calibri" w:cs=""/>
+                <w:color w:val="000000"/>
+                <w:kern w:val="0"/>
+                <w:sz w:val="22"/>
+                <w:szCs w:val="22"/>
+                <w:lang w:val="fr-FR" w:eastAsia="en-US" w:bidi="ar-SA"/>
+              </w:rPr>
+            </w:pPr>
+            <w:r>
+              <w:rPr/>
+            </w:r>
+          </w:p>
+          <w:p>
+            <w:pPr>
+              <w:pStyle w:val="BodyText"/>
+              <w:widowControl/>
+              <w:tabs>
+                <w:tab w:val="clear" w:pos="709"/>
+                <w:tab w:val="left" w:pos="850" w:leader="none"/>
+              </w:tabs>
+              <w:suppressAutoHyphens w:val="true"/>
+              <w:spacing w:lineRule="auto" w:line="240" w:before="0" w:after="0"/>
+              <w:ind w:end="175"/>
+              <w:jc w:val="start"/>
+              <w:rPr>
+                <w:rStyle w:val="PlaceholderText"/>
+                <w:rFonts w:ascii="Carlito" w:hAnsi="Carlito" w:eastAsia="Calibri" w:cs=""/>
+                <w:color w:val="000000"/>
+                <w:kern w:val="0"/>
+                <w:sz w:val="22"/>
+                <w:szCs w:val="22"/>
+                <w:lang w:val="fr-FR" w:eastAsia="en-US" w:bidi="ar-SA"/>
+              </w:rPr>
+            </w:pPr>
+            <w:r>
+              <w:rPr/>
+            </w:r>
+          </w:p>
+          <w:p>
+            <w:pPr>
+              <w:pStyle w:val="BodyText"/>
+              <w:widowControl/>
+              <w:tabs>
+                <w:tab w:val="clear" w:pos="709"/>
+                <w:tab w:val="left" w:pos="850" w:leader="none"/>
+              </w:tabs>
+              <w:suppressAutoHyphens w:val="true"/>
+              <w:spacing w:lineRule="auto" w:line="240" w:before="0" w:after="0"/>
+              <w:ind w:end="175"/>
+              <w:jc w:val="start"/>
+              <w:rPr>
+                <w:rStyle w:val="PlaceholderText"/>
+                <w:rFonts w:ascii="Carlito" w:hAnsi="Carlito" w:eastAsia="Calibri" w:cs=""/>
+                <w:color w:val="000000"/>
+                <w:kern w:val="0"/>
+                <w:sz w:val="22"/>
+                <w:szCs w:val="22"/>
+                <w:lang w:val="fr-FR" w:eastAsia="en-US" w:bidi="ar-SA"/>
+              </w:rPr>
+            </w:pPr>
+            <w:r>
+              <w:rPr/>
+            </w:r>
+          </w:p>
+          <w:p>
+            <w:pPr>
+              <w:pStyle w:val="BodyText"/>
+              <w:widowControl/>
+              <w:tabs>
+                <w:tab w:val="clear" w:pos="709"/>
+                <w:tab w:val="left" w:pos="850" w:leader="none"/>
+              </w:tabs>
+              <w:suppressAutoHyphens w:val="true"/>
+              <w:spacing w:lineRule="auto" w:line="240" w:before="0" w:after="0"/>
+              <w:ind w:end="175"/>
+              <w:jc w:val="start"/>
+              <w:rPr>
+                <w:rStyle w:val="PlaceholderText"/>
+                <w:rFonts w:ascii="Carlito" w:hAnsi="Carlito" w:eastAsia="Calibri" w:cs=""/>
+                <w:color w:val="000000"/>
+                <w:kern w:val="0"/>
+                <w:sz w:val="22"/>
+                <w:szCs w:val="22"/>
+                <w:lang w:val="fr-FR" w:eastAsia="en-US" w:bidi="ar-SA"/>
+              </w:rPr>
+            </w:pPr>
+            <w:r>
+              <w:rPr/>
+            </w:r>
+          </w:p>
+          <w:p>
+            <w:pPr>
+              <w:pStyle w:val="BodyText"/>
+              <w:widowControl/>
+              <w:tabs>
+                <w:tab w:val="clear" w:pos="709"/>
+                <w:tab w:val="left" w:pos="850" w:leader="none"/>
+              </w:tabs>
+              <w:suppressAutoHyphens w:val="true"/>
+              <w:spacing w:lineRule="auto" w:line="240" w:before="0" w:after="0"/>
+              <w:ind w:end="175"/>
+              <w:jc w:val="start"/>
+              <w:rPr>
+                <w:rStyle w:val="PlaceholderText"/>
+                <w:rFonts w:ascii="Carlito" w:hAnsi="Carlito" w:eastAsia="Calibri" w:cs=""/>
+                <w:color w:val="000000"/>
+                <w:kern w:val="0"/>
+                <w:sz w:val="22"/>
+                <w:szCs w:val="22"/>
+                <w:lang w:val="fr-FR" w:eastAsia="en-US" w:bidi="ar-SA"/>
+              </w:rPr>
+            </w:pPr>
+            <w:r>
+              <w:rPr/>
+            </w:r>
+          </w:p>
+          <w:p>
+            <w:pPr>
+              <w:pStyle w:val="BodyText"/>
+              <w:widowControl/>
+              <w:tabs>
+                <w:tab w:val="clear" w:pos="709"/>
+                <w:tab w:val="left" w:pos="850" w:leader="none"/>
+              </w:tabs>
+              <w:suppressAutoHyphens w:val="true"/>
+              <w:spacing w:lineRule="auto" w:line="240" w:before="0" w:after="0"/>
+              <w:ind w:end="175"/>
+              <w:jc w:val="start"/>
+              <w:rPr>
+                <w:rStyle w:val="PlaceholderText"/>
+                <w:rFonts w:ascii="Carlito" w:hAnsi="Carlito" w:eastAsia="Calibri" w:cs=""/>
+                <w:color w:val="000000"/>
+                <w:kern w:val="0"/>
+                <w:sz w:val="22"/>
+                <w:szCs w:val="22"/>
+                <w:lang w:val="fr-FR" w:eastAsia="en-US" w:bidi="ar-SA"/>
+              </w:rPr>
+            </w:pPr>
             <w:r>
               <w:rPr>
                 <w:rStyle w:val="PlaceholderText"/>
@@ -26869,121 +27507,7 @@
                 <w:shd w:fill="FFFFFF" w:val="clear"/>
                 <w:lang w:val="fr-FR" w:eastAsia="en-US" w:bidi="ar-SA"/>
               </w:rPr>
-              <w:t>M</w:t>
-            </w:r>
-            <w:r>
-              <w:rPr>
-                <w:rStyle w:val="SourceText"/>
-                <w:rFonts w:ascii="monospace" w:hAnsi="monospace"/>
-                <w:b/>
-                <w:bCs/>
-                <w:i w:val="false"/>
-                <w:caps w:val="false"/>
-                <w:smallCaps w:val="false"/>
-                <w:color w:val="000000"/>
-                <w:spacing w:val="0"/>
-                <w:kern w:val="0"/>
-                <w:sz w:val="19"/>
-                <w:szCs w:val="19"/>
-                <w:shd w:fill="FFFFFF" w:val="clear"/>
-                <w:lang w:val="fr-FR" w:eastAsia="en-US" w:bidi="ar-SA"/>
-              </w:rPr>
-              <w:t>P</w:t>
-            </w:r>
-            <w:r>
-              <w:rPr>
-                <w:rStyle w:val="SourceText"/>
-                <w:rFonts w:ascii="monospace" w:hAnsi="monospace"/>
-                <w:b/>
-                <w:bCs/>
-                <w:i w:val="false"/>
-                <w:caps w:val="false"/>
-                <w:smallCaps w:val="false"/>
-                <w:color w:val="000000"/>
-                <w:spacing w:val="0"/>
-                <w:kern w:val="0"/>
-                <w:sz w:val="19"/>
-                <w:szCs w:val="19"/>
-                <w:shd w:fill="FFFFFF" w:val="clear"/>
-                <w:lang w:val="fr-FR" w:eastAsia="en-US" w:bidi="ar-SA"/>
-              </w:rPr>
-              <w:t>D</w:t>
-            </w:r>
-            <w:r>
-              <w:rPr>
-                <w:rStyle w:val="SourceText"/>
-                <w:rFonts w:ascii="monospace" w:hAnsi="monospace"/>
-                <w:b/>
-                <w:bCs/>
-                <w:i w:val="false"/>
-                <w:caps w:val="false"/>
-                <w:smallCaps w:val="false"/>
-                <w:color w:val="000000"/>
-                <w:spacing w:val="0"/>
-                <w:kern w:val="0"/>
-                <w:sz w:val="19"/>
-                <w:szCs w:val="19"/>
-                <w:shd w:fill="FFFFFF" w:val="clear"/>
-                <w:lang w:val="fr-FR" w:eastAsia="en-US" w:bidi="ar-SA"/>
-              </w:rPr>
-              <w:t xml:space="preserve"> (Modèle </w:t>
-            </w:r>
-            <w:r>
-              <w:rPr>
-                <w:rStyle w:val="SourceText"/>
-                <w:rFonts w:ascii="monospace" w:hAnsi="monospace"/>
-                <w:b/>
-                <w:bCs/>
-                <w:i w:val="false"/>
-                <w:caps w:val="false"/>
-                <w:smallCaps w:val="false"/>
-                <w:color w:val="000000"/>
-                <w:spacing w:val="0"/>
-                <w:kern w:val="0"/>
-                <w:sz w:val="19"/>
-                <w:szCs w:val="19"/>
-                <w:shd w:fill="FFFFFF" w:val="clear"/>
-                <w:lang w:val="fr-FR" w:eastAsia="en-US" w:bidi="ar-SA"/>
-              </w:rPr>
-              <w:t>P</w:t>
-            </w:r>
-            <w:r>
-              <w:rPr>
-                <w:rStyle w:val="SourceText"/>
-                <w:rFonts w:ascii="monospace" w:hAnsi="monospace"/>
-                <w:b/>
-                <w:bCs/>
-                <w:i w:val="false"/>
-                <w:caps w:val="false"/>
-                <w:smallCaps w:val="false"/>
-                <w:color w:val="000000"/>
-                <w:spacing w:val="0"/>
-                <w:kern w:val="0"/>
-                <w:sz w:val="19"/>
-                <w:szCs w:val="19"/>
-                <w:shd w:fill="FFFFFF" w:val="clear"/>
-                <w:lang w:val="fr-FR" w:eastAsia="en-US" w:bidi="ar-SA"/>
-              </w:rPr>
-              <w:t>hysique de données</w:t>
-            </w:r>
-            <w:r>
-              <w:rPr>
-                <w:rStyle w:val="SourceText"/>
-                <w:rFonts w:ascii="monospace" w:hAnsi="monospace"/>
-                <w:b/>
-                <w:bCs/>
-                <w:i w:val="false"/>
-                <w:caps w:val="false"/>
-                <w:smallCaps w:val="false"/>
-                <w:color w:val="000000"/>
-                <w:spacing w:val="0"/>
-                <w:kern w:val="0"/>
-                <w:sz w:val="19"/>
-                <w:szCs w:val="19"/>
-                <w:shd w:fill="FFFFFF" w:val="clear"/>
-                <w:lang w:val="fr-FR" w:eastAsia="en-US" w:bidi="ar-SA"/>
-              </w:rPr>
-              <w:t>)</w:t>
+              <w:t>MPD (Modèle Physique de données)</w:t>
             </w:r>
           </w:p>
           <w:p>
@@ -27051,9 +27575,9 @@
                 <w:lang w:val="fr-FR" w:eastAsia="en-US" w:bidi="ar-SA"/>
               </w:rPr>
               <w:drawing>
-                <wp:anchor distT="0" distB="0" distL="0" distR="0" simplePos="0" relativeHeight="131" behindDoc="0" locked="0" layoutInCell="0" allowOverlap="1">
+                <wp:anchor distT="0" distB="0" distL="0" distR="0" simplePos="0" relativeHeight="114" behindDoc="0" locked="0" layoutInCell="0" allowOverlap="1">
                   <wp:simplePos x="0" y="0"/>
-                  <wp:positionH relativeFrom="column">
+                  <wp:positionH relativeFrom="margin">
                     <wp:posOffset>55880</wp:posOffset>
                   </wp:positionH>
                   <wp:positionV relativeFrom="paragraph">
@@ -27076,7 +27600,7 @@
                           </pic:cNvPicPr>
                         </pic:nvPicPr>
                         <pic:blipFill>
-                          <a:blip r:embed="rId38"/>
+                          <a:blip r:embed="rId40"/>
                           <a:stretch>
                             <a:fillRect/>
                           </a:stretch>
@@ -27693,12 +28217,12 @@
     <w:p>
       <w:pPr>
         <w:sectPr>
-          <w:headerReference w:type="even" r:id="rId39"/>
-          <w:headerReference w:type="default" r:id="rId40"/>
-          <w:headerReference w:type="first" r:id="rId41"/>
-          <w:footerReference w:type="even" r:id="rId42"/>
-          <w:footerReference w:type="default" r:id="rId43"/>
-          <w:footerReference w:type="first" r:id="rId44"/>
+          <w:headerReference w:type="even" r:id="rId41"/>
+          <w:headerReference w:type="default" r:id="rId42"/>
+          <w:headerReference w:type="first" r:id="rId43"/>
+          <w:footerReference w:type="even" r:id="rId44"/>
+          <w:footerReference w:type="default" r:id="rId45"/>
+          <w:footerReference w:type="first" r:id="rId46"/>
           <w:type w:val="nextPage"/>
           <w:pgSz w:w="11906" w:h="16838"/>
           <w:pgMar w:left="1417" w:right="1417" w:gutter="0" w:header="737" w:top="1417" w:footer="510" w:bottom="1417"/>
@@ -27958,13 +28482,13 @@
         <mc:AlternateContent>
           <mc:Choice Requires="wps">
             <w:drawing>
-              <wp:anchor distT="0" distB="0" distL="0" distR="0" simplePos="0" relativeHeight="117" behindDoc="0" locked="0" layoutInCell="0" allowOverlap="1" wp14:anchorId="7C090976">
+              <wp:anchor distT="0" distB="0" distL="0" distR="0" simplePos="0" relativeHeight="6" behindDoc="0" locked="0" layoutInCell="0" allowOverlap="1" wp14:anchorId="7C090976">
                 <wp:simplePos x="0" y="0"/>
                 <wp:positionH relativeFrom="margin">
-                  <wp:posOffset>5346065</wp:posOffset>
+                  <wp:posOffset>5344795</wp:posOffset>
                 </wp:positionH>
                 <wp:positionV relativeFrom="page">
-                  <wp:posOffset>9927590</wp:posOffset>
+                  <wp:posOffset>9928860</wp:posOffset>
                 </wp:positionV>
                 <wp:extent cx="473710" cy="376555"/>
                 <wp:effectExtent l="0" t="0" r="0" b="0"/>
@@ -28031,7 +28555,7 @@
           </mc:Choice>
           <mc:Fallback>
             <w:pict>
-              <v:shape id="shape_0" stroked="f" o:allowincell="f" style="position:absolute;margin-left:420.95pt;margin-top:781.65pt;width:37.25pt;height:29.6pt;mso-wrap-style:none;v-text-anchor:middle;rotation:90;mso-position-horizontal-relative:margin;mso-position-vertical-relative:page" wp14:anchorId="7C090976" type="_x0000_t186" path="l-2147483642,-2147483642l-2147483623,-2147483622l-2147483642,-2147483634l-2147483642,-2147483642l-2147483621,-2147483620l-2147483642,-2147483642l-2147483619,-2147483618l-2147483642,-2147483642l-2147483642,-2147483642l-2147483617,-2147483616l-2147483639,0l-2147483642,-2147483642l-2147483615,-2147483614xel-2147483642,-2147483642l-2147483613,-2147483612l-2147483642,-2147483642l-2147483611,-2147483610l-2147483638,-2147483633l-2147483642,-2147483642l-2147483640,-2147483625l-2147483642,-2147483642l-2147483607,-2147483606l-2147483642,-2147483634l-2147483642,-2147483642l-2147483605,-2147483604e">
+              <v:shape id="shape_0" stroked="f" o:allowincell="f" style="position:absolute;margin-left:420.85pt;margin-top:781.75pt;width:37.25pt;height:29.6pt;mso-wrap-style:none;v-text-anchor:middle;rotation:90;mso-position-horizontal-relative:margin;mso-position-vertical-relative:page" wp14:anchorId="7C090976" type="_x0000_t186" path="l-2147483642,-2147483642l-2147483623,-2147483622l-2147483642,-2147483634l-2147483642,-2147483642l-2147483621,-2147483620l-2147483642,-2147483642l-2147483619,-2147483618l-2147483642,-2147483642l-2147483642,-2147483642l-2147483617,-2147483616l-2147483639,0l-2147483642,-2147483642l-2147483615,-2147483614xel-2147483642,-2147483642l-2147483613,-2147483612l-2147483642,-2147483642l-2147483611,-2147483610l-2147483638,-2147483633l-2147483642,-2147483642l-2147483640,-2147483625l-2147483642,-2147483642l-2147483607,-2147483606l-2147483642,-2147483634l-2147483642,-2147483642l-2147483605,-2147483604e">
                 <v:fill o:detectmouseclick="t" on="false"/>
                 <v:stroke color="#3465a4" joinstyle="round" endcap="flat"/>
                 <v:textbox>
@@ -28067,12 +28591,12 @@
       </w:r>
     </w:p>
     <w:sectPr>
-      <w:headerReference w:type="even" r:id="rId45"/>
-      <w:headerReference w:type="default" r:id="rId46"/>
-      <w:headerReference w:type="first" r:id="rId47"/>
-      <w:footerReference w:type="even" r:id="rId48"/>
-      <w:footerReference w:type="default" r:id="rId49"/>
-      <w:footerReference w:type="first" r:id="rId50"/>
+      <w:headerReference w:type="even" r:id="rId47"/>
+      <w:headerReference w:type="default" r:id="rId48"/>
+      <w:headerReference w:type="first" r:id="rId49"/>
+      <w:footerReference w:type="even" r:id="rId50"/>
+      <w:footerReference w:type="default" r:id="rId51"/>
+      <w:footerReference w:type="first" r:id="rId52"/>
       <w:type w:val="nextPage"/>
       <w:pgSz w:w="11906" w:h="16838"/>
       <w:pgMar w:left="1417" w:right="1417" w:gutter="0" w:header="737" w:top="1417" w:footer="510" w:bottom="1417"/>
@@ -28133,13 +28657,13 @@
       <mc:AlternateContent>
         <mc:Choice Requires="wps">
           <w:drawing>
-            <wp:anchor distT="1270" distB="1270" distL="1270" distR="1270" simplePos="0" relativeHeight="50" behindDoc="1" locked="0" layoutInCell="0" allowOverlap="1" wp14:anchorId="7E31E2B7">
+            <wp:anchor distT="1270" distB="1270" distL="1270" distR="1270" simplePos="0" relativeHeight="54" behindDoc="1" locked="0" layoutInCell="0" allowOverlap="1" wp14:anchorId="7E31E2B7">
               <wp:simplePos x="0" y="0"/>
               <wp:positionH relativeFrom="margin">
-                <wp:posOffset>5241290</wp:posOffset>
+                <wp:posOffset>5240020</wp:posOffset>
               </wp:positionH>
               <wp:positionV relativeFrom="page">
-                <wp:posOffset>9817735</wp:posOffset>
+                <wp:posOffset>9819005</wp:posOffset>
               </wp:positionV>
               <wp:extent cx="355600" cy="600075"/>
               <wp:effectExtent l="1270" t="1270" r="1270" b="1270"/>
@@ -28213,7 +28737,7 @@
         </mc:Choice>
         <mc:Fallback>
           <w:pict>
-            <v:shape id="shape_0" stroked="t" o:allowincell="f" style="position:absolute;margin-left:412.65pt;margin-top:773.05pt;width:27.95pt;height:47.2pt;mso-wrap-style:none;v-text-anchor:middle;rotation:90;mso-position-horizontal-relative:margin;mso-position-vertical-relative:page" wp14:anchorId="7E31E2B7" type="_x0000_t186" path="l-2147483642,-2147483642l-2147483623,-2147483622l-2147483642,-2147483634l-2147483642,-2147483642l-2147483621,-2147483620l-2147483642,-2147483642l-2147483619,-2147483618l-2147483642,-2147483642l-2147483642,-2147483642l-2147483617,-2147483616l-2147483639,0l-2147483642,-2147483642l-2147483615,-2147483614xel-2147483642,-2147483642l-2147483613,-2147483612l-2147483642,-2147483642l-2147483611,-2147483610l-2147483638,-2147483633l-2147483642,-2147483642l-2147483640,-2147483625l-2147483642,-2147483642l-2147483607,-2147483606l-2147483642,-2147483634l-2147483642,-2147483642l-2147483605,-2147483604e">
+            <v:shape id="shape_0" stroked="t" o:allowincell="f" style="position:absolute;margin-left:412.55pt;margin-top:773.15pt;width:27.95pt;height:47.2pt;mso-wrap-style:none;v-text-anchor:middle;rotation:90;mso-position-horizontal-relative:margin;mso-position-vertical-relative:page" wp14:anchorId="7E31E2B7" type="_x0000_t186" path="l-2147483642,-2147483642l-2147483623,-2147483622l-2147483642,-2147483634l-2147483642,-2147483642l-2147483621,-2147483620l-2147483642,-2147483642l-2147483619,-2147483618l-2147483642,-2147483642l-2147483642,-2147483642l-2147483617,-2147483616l-2147483639,0l-2147483642,-2147483642l-2147483615,-2147483614xel-2147483642,-2147483642l-2147483613,-2147483612l-2147483642,-2147483642l-2147483611,-2147483610l-2147483638,-2147483633l-2147483642,-2147483642l-2147483640,-2147483625l-2147483642,-2147483642l-2147483607,-2147483606l-2147483642,-2147483634l-2147483642,-2147483642l-2147483605,-2147483604e">
               <v:fill o:detectmouseclick="t" on="false"/>
               <v:stroke color="#d9d9d9" joinstyle="round" endcap="flat"/>
               <v:textbox>
@@ -28254,13 +28778,13 @@
       <mc:AlternateContent>
         <mc:Choice Requires="wps">
           <w:drawing>
-            <wp:anchor distT="0" distB="0" distL="101600" distR="114300" simplePos="0" relativeHeight="94" behindDoc="1" locked="0" layoutInCell="0" allowOverlap="1" wp14:anchorId="1A5B76DB">
+            <wp:anchor distT="0" distB="0" distL="97790" distR="114300" simplePos="0" relativeHeight="101" behindDoc="1" locked="0" layoutInCell="0" allowOverlap="1" wp14:anchorId="1A5B76DB">
               <wp:simplePos x="0" y="0"/>
               <wp:positionH relativeFrom="margin">
-                <wp:posOffset>5331460</wp:posOffset>
+                <wp:posOffset>5330190</wp:posOffset>
               </wp:positionH>
               <wp:positionV relativeFrom="page">
-                <wp:posOffset>9916160</wp:posOffset>
+                <wp:posOffset>9917430</wp:posOffset>
               </wp:positionV>
               <wp:extent cx="473710" cy="376555"/>
               <wp:effectExtent l="0" t="0" r="0" b="0"/>
@@ -28350,7 +28874,7 @@
                               <w:sz w:val="28"/>
                               <w:szCs w:val="28"/>
                             </w:rPr>
-                            <w:t>24</w:t>
+                            <w:t>23</w:t>
                           </w:r>
                           <w:r>
                             <w:rPr>
@@ -28377,7 +28901,7 @@
         </mc:Choice>
         <mc:Fallback>
           <w:pict>
-            <v:shape id="shape_0" stroked="f" o:allowincell="f" style="position:absolute;margin-left:419.8pt;margin-top:780.75pt;width:37.25pt;height:29.6pt;mso-wrap-style:square;v-text-anchor:middle;rotation:90;mso-position-horizontal-relative:margin;mso-position-vertical-relative:page" wp14:anchorId="1A5B76DB" type="_x0000_t186" path="l-2147483642,-2147483642l-2147483623,-2147483622l-2147483642,-2147483634l-2147483642,-2147483642l-2147483621,-2147483620l-2147483642,-2147483642l-2147483619,-2147483618l-2147483642,-2147483642l-2147483642,-2147483642l-2147483617,-2147483616l-2147483639,0l-2147483642,-2147483642l-2147483615,-2147483614xel-2147483642,-2147483642l-2147483613,-2147483612l-2147483642,-2147483642l-2147483611,-2147483610l-2147483638,-2147483633l-2147483642,-2147483642l-2147483640,-2147483625l-2147483642,-2147483642l-2147483607,-2147483606l-2147483642,-2147483634l-2147483642,-2147483642l-2147483605,-2147483604e">
+            <v:shape id="shape_0" stroked="f" o:allowincell="f" style="position:absolute;margin-left:419.7pt;margin-top:780.85pt;width:37.25pt;height:29.6pt;mso-wrap-style:square;v-text-anchor:middle;rotation:90;mso-position-horizontal-relative:margin;mso-position-vertical-relative:page" wp14:anchorId="1A5B76DB" type="_x0000_t186" path="l-2147483642,-2147483642l-2147483623,-2147483622l-2147483642,-2147483634l-2147483642,-2147483642l-2147483621,-2147483620l-2147483642,-2147483642l-2147483619,-2147483618l-2147483642,-2147483642l-2147483642,-2147483642l-2147483617,-2147483616l-2147483639,0l-2147483642,-2147483642l-2147483615,-2147483614xel-2147483642,-2147483642l-2147483613,-2147483612l-2147483642,-2147483642l-2147483611,-2147483610l-2147483638,-2147483633l-2147483642,-2147483642l-2147483640,-2147483625l-2147483642,-2147483642l-2147483607,-2147483606l-2147483642,-2147483634l-2147483642,-2147483642l-2147483605,-2147483604e">
               <v:fill o:detectmouseclick="t" on="false"/>
               <v:stroke color="#3465a4" joinstyle="round" endcap="flat"/>
               <v:textbox>
@@ -28439,7 +28963,7 @@
                         <w:sz w:val="28"/>
                         <w:szCs w:val="28"/>
                       </w:rPr>
-                      <w:t>24</w:t>
+                      <w:t>23</w:t>
                     </w:r>
                     <w:r>
                       <w:rPr>
@@ -28527,13 +29051,13 @@
       <mc:AlternateContent>
         <mc:Choice Requires="wps">
           <w:drawing>
-            <wp:anchor distT="1270" distB="1270" distL="1270" distR="1270" simplePos="0" relativeHeight="50" behindDoc="1" locked="0" layoutInCell="0" allowOverlap="1" wp14:anchorId="7E31E2B7">
+            <wp:anchor distT="1270" distB="1270" distL="1270" distR="1270" simplePos="0" relativeHeight="54" behindDoc="1" locked="0" layoutInCell="0" allowOverlap="1" wp14:anchorId="7E31E2B7">
               <wp:simplePos x="0" y="0"/>
               <wp:positionH relativeFrom="margin">
-                <wp:posOffset>5241290</wp:posOffset>
+                <wp:posOffset>5240020</wp:posOffset>
               </wp:positionH>
               <wp:positionV relativeFrom="page">
-                <wp:posOffset>9817735</wp:posOffset>
+                <wp:posOffset>9819005</wp:posOffset>
               </wp:positionV>
               <wp:extent cx="355600" cy="600075"/>
               <wp:effectExtent l="1270" t="1270" r="1270" b="1270"/>
@@ -28607,7 +29131,7 @@
         </mc:Choice>
         <mc:Fallback>
           <w:pict>
-            <v:shape id="shape_0" stroked="t" o:allowincell="f" style="position:absolute;margin-left:412.65pt;margin-top:773.05pt;width:27.95pt;height:47.2pt;mso-wrap-style:none;v-text-anchor:middle;rotation:90;mso-position-horizontal-relative:margin;mso-position-vertical-relative:page" wp14:anchorId="7E31E2B7" type="_x0000_t186" path="l-2147483642,-2147483642l-2147483623,-2147483622l-2147483642,-2147483634l-2147483642,-2147483642l-2147483621,-2147483620l-2147483642,-2147483642l-2147483619,-2147483618l-2147483642,-2147483642l-2147483642,-2147483642l-2147483617,-2147483616l-2147483639,0l-2147483642,-2147483642l-2147483615,-2147483614xel-2147483642,-2147483642l-2147483613,-2147483612l-2147483642,-2147483642l-2147483611,-2147483610l-2147483638,-2147483633l-2147483642,-2147483642l-2147483640,-2147483625l-2147483642,-2147483642l-2147483607,-2147483606l-2147483642,-2147483634l-2147483642,-2147483642l-2147483605,-2147483604e">
+            <v:shape id="shape_0" stroked="t" o:allowincell="f" style="position:absolute;margin-left:412.55pt;margin-top:773.15pt;width:27.95pt;height:47.2pt;mso-wrap-style:none;v-text-anchor:middle;rotation:90;mso-position-horizontal-relative:margin;mso-position-vertical-relative:page" wp14:anchorId="7E31E2B7" type="_x0000_t186" path="l-2147483642,-2147483642l-2147483623,-2147483622l-2147483642,-2147483634l-2147483642,-2147483642l-2147483621,-2147483620l-2147483642,-2147483642l-2147483619,-2147483618l-2147483642,-2147483642l-2147483642,-2147483642l-2147483617,-2147483616l-2147483639,0l-2147483642,-2147483642l-2147483615,-2147483614xel-2147483642,-2147483642l-2147483613,-2147483612l-2147483642,-2147483642l-2147483611,-2147483610l-2147483638,-2147483633l-2147483642,-2147483642l-2147483640,-2147483625l-2147483642,-2147483642l-2147483607,-2147483606l-2147483642,-2147483634l-2147483642,-2147483642l-2147483605,-2147483604e">
               <v:fill o:detectmouseclick="t" on="false"/>
               <v:stroke color="#d9d9d9" joinstyle="round" endcap="flat"/>
               <v:textbox>
@@ -28648,13 +29172,13 @@
       <mc:AlternateContent>
         <mc:Choice Requires="wps">
           <w:drawing>
-            <wp:anchor distT="0" distB="0" distL="101600" distR="114300" simplePos="0" relativeHeight="94" behindDoc="1" locked="0" layoutInCell="0" allowOverlap="1" wp14:anchorId="1A5B76DB">
+            <wp:anchor distT="0" distB="0" distL="97790" distR="114300" simplePos="0" relativeHeight="101" behindDoc="1" locked="0" layoutInCell="0" allowOverlap="1" wp14:anchorId="1A5B76DB">
               <wp:simplePos x="0" y="0"/>
               <wp:positionH relativeFrom="margin">
-                <wp:posOffset>5331460</wp:posOffset>
+                <wp:posOffset>5330190</wp:posOffset>
               </wp:positionH>
               <wp:positionV relativeFrom="page">
-                <wp:posOffset>9916160</wp:posOffset>
+                <wp:posOffset>9917430</wp:posOffset>
               </wp:positionV>
               <wp:extent cx="473710" cy="376555"/>
               <wp:effectExtent l="0" t="0" r="0" b="0"/>
@@ -28744,7 +29268,7 @@
                               <w:sz w:val="28"/>
                               <w:szCs w:val="28"/>
                             </w:rPr>
-                            <w:t>24</w:t>
+                            <w:t>23</w:t>
                           </w:r>
                           <w:r>
                             <w:rPr>
@@ -28771,7 +29295,7 @@
         </mc:Choice>
         <mc:Fallback>
           <w:pict>
-            <v:shape id="shape_0" stroked="f" o:allowincell="f" style="position:absolute;margin-left:419.8pt;margin-top:780.75pt;width:37.25pt;height:29.6pt;mso-wrap-style:square;v-text-anchor:middle;rotation:90;mso-position-horizontal-relative:margin;mso-position-vertical-relative:page" wp14:anchorId="1A5B76DB" type="_x0000_t186" path="l-2147483642,-2147483642l-2147483623,-2147483622l-2147483642,-2147483634l-2147483642,-2147483642l-2147483621,-2147483620l-2147483642,-2147483642l-2147483619,-2147483618l-2147483642,-2147483642l-2147483642,-2147483642l-2147483617,-2147483616l-2147483639,0l-2147483642,-2147483642l-2147483615,-2147483614xel-2147483642,-2147483642l-2147483613,-2147483612l-2147483642,-2147483642l-2147483611,-2147483610l-2147483638,-2147483633l-2147483642,-2147483642l-2147483640,-2147483625l-2147483642,-2147483642l-2147483607,-2147483606l-2147483642,-2147483634l-2147483642,-2147483642l-2147483605,-2147483604e">
+            <v:shape id="shape_0" stroked="f" o:allowincell="f" style="position:absolute;margin-left:419.7pt;margin-top:780.85pt;width:37.25pt;height:29.6pt;mso-wrap-style:square;v-text-anchor:middle;rotation:90;mso-position-horizontal-relative:margin;mso-position-vertical-relative:page" wp14:anchorId="1A5B76DB" type="_x0000_t186" path="l-2147483642,-2147483642l-2147483623,-2147483622l-2147483642,-2147483634l-2147483642,-2147483642l-2147483621,-2147483620l-2147483642,-2147483642l-2147483619,-2147483618l-2147483642,-2147483642l-2147483642,-2147483642l-2147483617,-2147483616l-2147483639,0l-2147483642,-2147483642l-2147483615,-2147483614xel-2147483642,-2147483642l-2147483613,-2147483612l-2147483642,-2147483642l-2147483611,-2147483610l-2147483638,-2147483633l-2147483642,-2147483642l-2147483640,-2147483625l-2147483642,-2147483642l-2147483607,-2147483606l-2147483642,-2147483634l-2147483642,-2147483642l-2147483605,-2147483604e">
               <v:fill o:detectmouseclick="t" on="false"/>
               <v:stroke color="#3465a4" joinstyle="round" endcap="flat"/>
               <v:textbox>
@@ -28833,7 +29357,7 @@
                         <w:sz w:val="28"/>
                         <w:szCs w:val="28"/>
                       </w:rPr>
-                      <w:t>24</w:t>
+                      <w:t>23</w:t>
                     </w:r>
                     <w:r>
                       <w:rPr>
@@ -28935,13 +29459,13 @@
       <mc:AlternateContent>
         <mc:Choice Requires="wps">
           <w:drawing>
-            <wp:anchor distT="1270" distB="1270" distL="1270" distR="1270" simplePos="0" relativeHeight="101" behindDoc="1" locked="0" layoutInCell="0" allowOverlap="1" wp14:anchorId="7E31E2B7">
+            <wp:anchor distT="1270" distB="1270" distL="1270" distR="1270" simplePos="0" relativeHeight="56" behindDoc="1" locked="0" layoutInCell="0" allowOverlap="1" wp14:anchorId="7E31E2B7">
               <wp:simplePos x="0" y="0"/>
               <wp:positionH relativeFrom="margin">
-                <wp:posOffset>5241290</wp:posOffset>
+                <wp:posOffset>5240020</wp:posOffset>
               </wp:positionH>
               <wp:positionV relativeFrom="page">
-                <wp:posOffset>9817735</wp:posOffset>
+                <wp:posOffset>9819005</wp:posOffset>
               </wp:positionV>
               <wp:extent cx="355600" cy="600075"/>
               <wp:effectExtent l="1270" t="1270" r="1270" b="1270"/>
@@ -29015,7 +29539,7 @@
         </mc:Choice>
         <mc:Fallback>
           <w:pict>
-            <v:shape id="shape_0" stroked="t" o:allowincell="f" style="position:absolute;margin-left:412.65pt;margin-top:773.05pt;width:27.95pt;height:47.2pt;mso-wrap-style:none;v-text-anchor:middle;rotation:90;mso-position-horizontal-relative:margin;mso-position-vertical-relative:page" wp14:anchorId="7E31E2B7" type="_x0000_t186" path="l-2147483642,-2147483642l-2147483623,-2147483622l-2147483642,-2147483634l-2147483642,-2147483642l-2147483621,-2147483620l-2147483642,-2147483642l-2147483619,-2147483618l-2147483642,-2147483642l-2147483642,-2147483642l-2147483617,-2147483616l-2147483639,0l-2147483642,-2147483642l-2147483615,-2147483614xel-2147483642,-2147483642l-2147483613,-2147483612l-2147483642,-2147483642l-2147483611,-2147483610l-2147483638,-2147483633l-2147483642,-2147483642l-2147483640,-2147483625l-2147483642,-2147483642l-2147483607,-2147483606l-2147483642,-2147483634l-2147483642,-2147483642l-2147483605,-2147483604e">
+            <v:shape id="shape_0" stroked="t" o:allowincell="f" style="position:absolute;margin-left:412.55pt;margin-top:773.15pt;width:27.95pt;height:47.2pt;mso-wrap-style:none;v-text-anchor:middle;rotation:90;mso-position-horizontal-relative:margin;mso-position-vertical-relative:page" wp14:anchorId="7E31E2B7" type="_x0000_t186" path="l-2147483642,-2147483642l-2147483623,-2147483622l-2147483642,-2147483634l-2147483642,-2147483642l-2147483621,-2147483620l-2147483642,-2147483642l-2147483619,-2147483618l-2147483642,-2147483642l-2147483642,-2147483642l-2147483617,-2147483616l-2147483639,0l-2147483642,-2147483642l-2147483615,-2147483614xel-2147483642,-2147483642l-2147483613,-2147483612l-2147483642,-2147483642l-2147483611,-2147483610l-2147483638,-2147483633l-2147483642,-2147483642l-2147483640,-2147483625l-2147483642,-2147483642l-2147483607,-2147483606l-2147483642,-2147483634l-2147483642,-2147483642l-2147483605,-2147483604e">
               <v:fill o:detectmouseclick="t" on="false"/>
               <v:stroke color="#d9d9d9" joinstyle="round" endcap="flat"/>
               <v:textbox>
@@ -29056,13 +29580,13 @@
       <mc:AlternateContent>
         <mc:Choice Requires="wps">
           <w:drawing>
-            <wp:anchor distT="0" distB="0" distL="101600" distR="114300" simplePos="0" relativeHeight="103" behindDoc="1" locked="0" layoutInCell="0" allowOverlap="1" wp14:anchorId="1A5B76DB">
+            <wp:anchor distT="0" distB="0" distL="97790" distR="114300" simplePos="0" relativeHeight="58" behindDoc="1" locked="0" layoutInCell="0" allowOverlap="1" wp14:anchorId="1A5B76DB">
               <wp:simplePos x="0" y="0"/>
               <wp:positionH relativeFrom="margin">
-                <wp:posOffset>5331460</wp:posOffset>
+                <wp:posOffset>5330190</wp:posOffset>
               </wp:positionH>
               <wp:positionV relativeFrom="page">
-                <wp:posOffset>9916160</wp:posOffset>
+                <wp:posOffset>9917430</wp:posOffset>
               </wp:positionV>
               <wp:extent cx="473710" cy="376555"/>
               <wp:effectExtent l="0" t="0" r="0" b="0"/>
@@ -29152,7 +29676,7 @@
                               <w:sz w:val="28"/>
                               <w:szCs w:val="28"/>
                             </w:rPr>
-                            <w:t>26</w:t>
+                            <w:t>25</w:t>
                           </w:r>
                           <w:r>
                             <w:rPr>
@@ -29179,7 +29703,7 @@
         </mc:Choice>
         <mc:Fallback>
           <w:pict>
-            <v:shape id="shape_0" stroked="f" o:allowincell="f" style="position:absolute;margin-left:419.8pt;margin-top:780.75pt;width:37.25pt;height:29.6pt;mso-wrap-style:square;v-text-anchor:middle;rotation:90;mso-position-horizontal-relative:margin;mso-position-vertical-relative:page" wp14:anchorId="1A5B76DB" type="_x0000_t186" path="l-2147483642,-2147483642l-2147483623,-2147483622l-2147483642,-2147483634l-2147483642,-2147483642l-2147483621,-2147483620l-2147483642,-2147483642l-2147483619,-2147483618l-2147483642,-2147483642l-2147483642,-2147483642l-2147483617,-2147483616l-2147483639,0l-2147483642,-2147483642l-2147483615,-2147483614xel-2147483642,-2147483642l-2147483613,-2147483612l-2147483642,-2147483642l-2147483611,-2147483610l-2147483638,-2147483633l-2147483642,-2147483642l-2147483640,-2147483625l-2147483642,-2147483642l-2147483607,-2147483606l-2147483642,-2147483634l-2147483642,-2147483642l-2147483605,-2147483604e">
+            <v:shape id="shape_0" stroked="f" o:allowincell="f" style="position:absolute;margin-left:419.7pt;margin-top:780.85pt;width:37.25pt;height:29.6pt;mso-wrap-style:square;v-text-anchor:middle;rotation:90;mso-position-horizontal-relative:margin;mso-position-vertical-relative:page" wp14:anchorId="1A5B76DB" type="_x0000_t186" path="l-2147483642,-2147483642l-2147483623,-2147483622l-2147483642,-2147483634l-2147483642,-2147483642l-2147483621,-2147483620l-2147483642,-2147483642l-2147483619,-2147483618l-2147483642,-2147483642l-2147483642,-2147483642l-2147483617,-2147483616l-2147483639,0l-2147483642,-2147483642l-2147483615,-2147483614xel-2147483642,-2147483642l-2147483613,-2147483612l-2147483642,-2147483642l-2147483611,-2147483610l-2147483638,-2147483633l-2147483642,-2147483642l-2147483640,-2147483625l-2147483642,-2147483642l-2147483607,-2147483606l-2147483642,-2147483634l-2147483642,-2147483642l-2147483605,-2147483604e">
               <v:fill o:detectmouseclick="t" on="false"/>
               <v:stroke color="#3465a4" joinstyle="round" endcap="flat"/>
               <v:textbox>
@@ -29241,7 +29765,7 @@
                         <w:sz w:val="28"/>
                         <w:szCs w:val="28"/>
                       </w:rPr>
-                      <w:t>26</w:t>
+                      <w:t>25</w:t>
                     </w:r>
                     <w:r>
                       <w:rPr>
@@ -29329,13 +29853,13 @@
       <mc:AlternateContent>
         <mc:Choice Requires="wps">
           <w:drawing>
-            <wp:anchor distT="1270" distB="1270" distL="1270" distR="1270" simplePos="0" relativeHeight="101" behindDoc="1" locked="0" layoutInCell="0" allowOverlap="1" wp14:anchorId="7E31E2B7">
+            <wp:anchor distT="1270" distB="1270" distL="1270" distR="1270" simplePos="0" relativeHeight="56" behindDoc="1" locked="0" layoutInCell="0" allowOverlap="1" wp14:anchorId="7E31E2B7">
               <wp:simplePos x="0" y="0"/>
               <wp:positionH relativeFrom="margin">
-                <wp:posOffset>5241290</wp:posOffset>
+                <wp:posOffset>5240020</wp:posOffset>
               </wp:positionH>
               <wp:positionV relativeFrom="page">
-                <wp:posOffset>9817735</wp:posOffset>
+                <wp:posOffset>9819005</wp:posOffset>
               </wp:positionV>
               <wp:extent cx="355600" cy="600075"/>
               <wp:effectExtent l="1270" t="1270" r="1270" b="1270"/>
@@ -29409,7 +29933,7 @@
         </mc:Choice>
         <mc:Fallback>
           <w:pict>
-            <v:shape id="shape_0" stroked="t" o:allowincell="f" style="position:absolute;margin-left:412.65pt;margin-top:773.05pt;width:27.95pt;height:47.2pt;mso-wrap-style:none;v-text-anchor:middle;rotation:90;mso-position-horizontal-relative:margin;mso-position-vertical-relative:page" wp14:anchorId="7E31E2B7" type="_x0000_t186" path="l-2147483642,-2147483642l-2147483623,-2147483622l-2147483642,-2147483634l-2147483642,-2147483642l-2147483621,-2147483620l-2147483642,-2147483642l-2147483619,-2147483618l-2147483642,-2147483642l-2147483642,-2147483642l-2147483617,-2147483616l-2147483639,0l-2147483642,-2147483642l-2147483615,-2147483614xel-2147483642,-2147483642l-2147483613,-2147483612l-2147483642,-2147483642l-2147483611,-2147483610l-2147483638,-2147483633l-2147483642,-2147483642l-2147483640,-2147483625l-2147483642,-2147483642l-2147483607,-2147483606l-2147483642,-2147483634l-2147483642,-2147483642l-2147483605,-2147483604e">
+            <v:shape id="shape_0" stroked="t" o:allowincell="f" style="position:absolute;margin-left:412.55pt;margin-top:773.15pt;width:27.95pt;height:47.2pt;mso-wrap-style:none;v-text-anchor:middle;rotation:90;mso-position-horizontal-relative:margin;mso-position-vertical-relative:page" wp14:anchorId="7E31E2B7" type="_x0000_t186" path="l-2147483642,-2147483642l-2147483623,-2147483622l-2147483642,-2147483634l-2147483642,-2147483642l-2147483621,-2147483620l-2147483642,-2147483642l-2147483619,-2147483618l-2147483642,-2147483642l-2147483642,-2147483642l-2147483617,-2147483616l-2147483639,0l-2147483642,-2147483642l-2147483615,-2147483614xel-2147483642,-2147483642l-2147483613,-2147483612l-2147483642,-2147483642l-2147483611,-2147483610l-2147483638,-2147483633l-2147483642,-2147483642l-2147483640,-2147483625l-2147483642,-2147483642l-2147483607,-2147483606l-2147483642,-2147483634l-2147483642,-2147483642l-2147483605,-2147483604e">
               <v:fill o:detectmouseclick="t" on="false"/>
               <v:stroke color="#d9d9d9" joinstyle="round" endcap="flat"/>
               <v:textbox>
@@ -29450,13 +29974,13 @@
       <mc:AlternateContent>
         <mc:Choice Requires="wps">
           <w:drawing>
-            <wp:anchor distT="0" distB="0" distL="101600" distR="114300" simplePos="0" relativeHeight="103" behindDoc="1" locked="0" layoutInCell="0" allowOverlap="1" wp14:anchorId="1A5B76DB">
+            <wp:anchor distT="0" distB="0" distL="97790" distR="114300" simplePos="0" relativeHeight="58" behindDoc="1" locked="0" layoutInCell="0" allowOverlap="1" wp14:anchorId="1A5B76DB">
               <wp:simplePos x="0" y="0"/>
               <wp:positionH relativeFrom="margin">
-                <wp:posOffset>5331460</wp:posOffset>
+                <wp:posOffset>5330190</wp:posOffset>
               </wp:positionH>
               <wp:positionV relativeFrom="page">
-                <wp:posOffset>9916160</wp:posOffset>
+                <wp:posOffset>9917430</wp:posOffset>
               </wp:positionV>
               <wp:extent cx="473710" cy="376555"/>
               <wp:effectExtent l="0" t="0" r="0" b="0"/>
@@ -29546,7 +30070,7 @@
                               <w:sz w:val="28"/>
                               <w:szCs w:val="28"/>
                             </w:rPr>
-                            <w:t>26</w:t>
+                            <w:t>25</w:t>
                           </w:r>
                           <w:r>
                             <w:rPr>
@@ -29573,7 +30097,7 @@
         </mc:Choice>
         <mc:Fallback>
           <w:pict>
-            <v:shape id="shape_0" stroked="f" o:allowincell="f" style="position:absolute;margin-left:419.8pt;margin-top:780.75pt;width:37.25pt;height:29.6pt;mso-wrap-style:square;v-text-anchor:middle;rotation:90;mso-position-horizontal-relative:margin;mso-position-vertical-relative:page" wp14:anchorId="1A5B76DB" type="_x0000_t186" path="l-2147483642,-2147483642l-2147483623,-2147483622l-2147483642,-2147483634l-2147483642,-2147483642l-2147483621,-2147483620l-2147483642,-2147483642l-2147483619,-2147483618l-2147483642,-2147483642l-2147483642,-2147483642l-2147483617,-2147483616l-2147483639,0l-2147483642,-2147483642l-2147483615,-2147483614xel-2147483642,-2147483642l-2147483613,-2147483612l-2147483642,-2147483642l-2147483611,-2147483610l-2147483638,-2147483633l-2147483642,-2147483642l-2147483640,-2147483625l-2147483642,-2147483642l-2147483607,-2147483606l-2147483642,-2147483634l-2147483642,-2147483642l-2147483605,-2147483604e">
+            <v:shape id="shape_0" stroked="f" o:allowincell="f" style="position:absolute;margin-left:419.7pt;margin-top:780.85pt;width:37.25pt;height:29.6pt;mso-wrap-style:square;v-text-anchor:middle;rotation:90;mso-position-horizontal-relative:margin;mso-position-vertical-relative:page" wp14:anchorId="1A5B76DB" type="_x0000_t186" path="l-2147483642,-2147483642l-2147483623,-2147483622l-2147483642,-2147483634l-2147483642,-2147483642l-2147483621,-2147483620l-2147483642,-2147483642l-2147483619,-2147483618l-2147483642,-2147483642l-2147483642,-2147483642l-2147483617,-2147483616l-2147483639,0l-2147483642,-2147483642l-2147483615,-2147483614xel-2147483642,-2147483642l-2147483613,-2147483612l-2147483642,-2147483642l-2147483611,-2147483610l-2147483638,-2147483633l-2147483642,-2147483642l-2147483640,-2147483625l-2147483642,-2147483642l-2147483607,-2147483606l-2147483642,-2147483634l-2147483642,-2147483642l-2147483605,-2147483604e">
               <v:fill o:detectmouseclick="t" on="false"/>
               <v:stroke color="#3465a4" joinstyle="round" endcap="flat"/>
               <v:textbox>
@@ -29635,7 +30159,7 @@
                         <w:sz w:val="28"/>
                         <w:szCs w:val="28"/>
                       </w:rPr>
-                      <w:t>26</w:t>
+                      <w:t>25</w:t>
                     </w:r>
                     <w:r>
                       <w:rPr>
@@ -29723,13 +30247,13 @@
       <mc:AlternateContent>
         <mc:Choice Requires="wps">
           <w:drawing>
-            <wp:anchor distT="1270" distB="1270" distL="1270" distR="1270" simplePos="0" relativeHeight="2" behindDoc="1" locked="0" layoutInCell="0" allowOverlap="1" wp14:anchorId="7E31E2B7">
+            <wp:anchor distT="1270" distB="1270" distL="1270" distR="1270" simplePos="0" relativeHeight="3" behindDoc="1" locked="0" layoutInCell="0" allowOverlap="1" wp14:anchorId="7E31E2B7">
               <wp:simplePos x="0" y="0"/>
               <wp:positionH relativeFrom="margin">
-                <wp:posOffset>5241290</wp:posOffset>
+                <wp:posOffset>5240020</wp:posOffset>
               </wp:positionH>
               <wp:positionV relativeFrom="page">
-                <wp:posOffset>9817735</wp:posOffset>
+                <wp:posOffset>9819005</wp:posOffset>
               </wp:positionV>
               <wp:extent cx="355600" cy="600075"/>
               <wp:effectExtent l="1270" t="1270" r="1270" b="1270"/>
@@ -29838,7 +30362,7 @@
                 <v:h position="0,@0"/>
               </v:handles>
             </v:shapetype>
-            <v:shape id="shape_0" stroked="t" o:allowincell="f" style="position:absolute;margin-left:412.65pt;margin-top:773.05pt;width:27.95pt;height:47.2pt;mso-wrap-style:none;v-text-anchor:middle;rotation:90;mso-position-horizontal-relative:margin;mso-position-vertical-relative:page" wp14:anchorId="7E31E2B7" type="_x0000_t186" path="l-2147483642,-2147483642l-2147483623,-2147483622l-2147483642,-2147483634l-2147483642,-2147483642l-2147483621,-2147483620l-2147483642,-2147483642l-2147483619,-2147483618l-2147483642,-2147483642l-2147483642,-2147483642l-2147483617,-2147483616l-2147483639,0l-2147483642,-2147483642l-2147483615,-2147483614xel-2147483642,-2147483642l-2147483613,-2147483612l-2147483642,-2147483642l-2147483611,-2147483610l-2147483638,-2147483633l-2147483642,-2147483642l-2147483640,-2147483625l-2147483642,-2147483642l-2147483607,-2147483606l-2147483642,-2147483634l-2147483642,-2147483642l-2147483605,-2147483604e">
+            <v:shape id="shape_0" stroked="t" o:allowincell="f" style="position:absolute;margin-left:412.55pt;margin-top:773.15pt;width:27.95pt;height:47.2pt;mso-wrap-style:none;v-text-anchor:middle;rotation:90;mso-position-horizontal-relative:margin;mso-position-vertical-relative:page" wp14:anchorId="7E31E2B7" type="_x0000_t186" path="l-2147483642,-2147483642l-2147483623,-2147483622l-2147483642,-2147483634l-2147483642,-2147483642l-2147483621,-2147483620l-2147483642,-2147483642l-2147483619,-2147483618l-2147483642,-2147483642l-2147483642,-2147483642l-2147483617,-2147483616l-2147483639,0l-2147483642,-2147483642l-2147483615,-2147483614xel-2147483642,-2147483642l-2147483613,-2147483612l-2147483642,-2147483642l-2147483611,-2147483610l-2147483638,-2147483633l-2147483642,-2147483642l-2147483640,-2147483625l-2147483642,-2147483642l-2147483607,-2147483606l-2147483642,-2147483634l-2147483642,-2147483642l-2147483605,-2147483604e">
               <v:fill o:detectmouseclick="t" on="false"/>
               <v:stroke color="#d9d9d9" joinstyle="round" endcap="flat"/>
               <v:textbox>
@@ -29879,13 +30403,13 @@
       <mc:AlternateContent>
         <mc:Choice Requires="wps">
           <w:drawing>
-            <wp:anchor distT="0" distB="0" distL="101600" distR="114300" simplePos="0" relativeHeight="108" behindDoc="1" locked="0" layoutInCell="0" allowOverlap="1" wp14:anchorId="1A5B76DB">
+            <wp:anchor distT="0" distB="0" distL="97790" distR="114300" simplePos="0" relativeHeight="119" behindDoc="1" locked="0" layoutInCell="0" allowOverlap="1" wp14:anchorId="1A5B76DB">
               <wp:simplePos x="0" y="0"/>
               <wp:positionH relativeFrom="margin">
-                <wp:posOffset>5331460</wp:posOffset>
+                <wp:posOffset>5330190</wp:posOffset>
               </wp:positionH>
               <wp:positionV relativeFrom="page">
-                <wp:posOffset>9916160</wp:posOffset>
+                <wp:posOffset>9917430</wp:posOffset>
               </wp:positionV>
               <wp:extent cx="473710" cy="376555"/>
               <wp:effectExtent l="0" t="0" r="0" b="0"/>
@@ -30002,7 +30526,7 @@
         </mc:Choice>
         <mc:Fallback>
           <w:pict>
-            <v:shape id="shape_0" stroked="f" o:allowincell="f" style="position:absolute;margin-left:419.8pt;margin-top:780.75pt;width:37.25pt;height:29.6pt;mso-wrap-style:square;v-text-anchor:middle;rotation:90;mso-position-horizontal-relative:margin;mso-position-vertical-relative:page" wp14:anchorId="1A5B76DB" type="_x0000_t186" path="l-2147483642,-2147483642l-2147483623,-2147483622l-2147483642,-2147483634l-2147483642,-2147483642l-2147483621,-2147483620l-2147483642,-2147483642l-2147483619,-2147483618l-2147483642,-2147483642l-2147483642,-2147483642l-2147483617,-2147483616l-2147483639,0l-2147483642,-2147483642l-2147483615,-2147483614xel-2147483642,-2147483642l-2147483613,-2147483612l-2147483642,-2147483642l-2147483611,-2147483610l-2147483638,-2147483633l-2147483642,-2147483642l-2147483640,-2147483625l-2147483642,-2147483642l-2147483607,-2147483606l-2147483642,-2147483634l-2147483642,-2147483642l-2147483605,-2147483604e">
+            <v:shape id="shape_0" stroked="f" o:allowincell="f" style="position:absolute;margin-left:419.7pt;margin-top:780.85pt;width:37.25pt;height:29.6pt;mso-wrap-style:square;v-text-anchor:middle;rotation:90;mso-position-horizontal-relative:margin;mso-position-vertical-relative:page" wp14:anchorId="1A5B76DB" type="_x0000_t186" path="l-2147483642,-2147483642l-2147483623,-2147483622l-2147483642,-2147483634l-2147483642,-2147483642l-2147483621,-2147483620l-2147483642,-2147483642l-2147483619,-2147483618l-2147483642,-2147483642l-2147483642,-2147483642l-2147483617,-2147483616l-2147483639,0l-2147483642,-2147483642l-2147483615,-2147483614xel-2147483642,-2147483642l-2147483613,-2147483612l-2147483642,-2147483642l-2147483611,-2147483610l-2147483638,-2147483633l-2147483642,-2147483642l-2147483640,-2147483625l-2147483642,-2147483642l-2147483607,-2147483606l-2147483642,-2147483634l-2147483642,-2147483642l-2147483605,-2147483604e">
               <v:fill o:detectmouseclick="t" on="false"/>
               <v:stroke color="#3465a4" joinstyle="round" endcap="flat"/>
               <v:textbox>
@@ -30152,13 +30676,13 @@
       <mc:AlternateContent>
         <mc:Choice Requires="wps">
           <w:drawing>
-            <wp:anchor distT="1270" distB="1270" distL="1270" distR="1270" simplePos="0" relativeHeight="2" behindDoc="1" locked="0" layoutInCell="0" allowOverlap="1" wp14:anchorId="7E31E2B7">
+            <wp:anchor distT="1270" distB="1270" distL="1270" distR="1270" simplePos="0" relativeHeight="3" behindDoc="1" locked="0" layoutInCell="0" allowOverlap="1" wp14:anchorId="7E31E2B7">
               <wp:simplePos x="0" y="0"/>
               <wp:positionH relativeFrom="margin">
-                <wp:posOffset>5241290</wp:posOffset>
+                <wp:posOffset>5240020</wp:posOffset>
               </wp:positionH>
               <wp:positionV relativeFrom="page">
-                <wp:posOffset>9817735</wp:posOffset>
+                <wp:posOffset>9819005</wp:posOffset>
               </wp:positionV>
               <wp:extent cx="355600" cy="600075"/>
               <wp:effectExtent l="1270" t="1270" r="1270" b="1270"/>
@@ -30232,7 +30756,7 @@
         </mc:Choice>
         <mc:Fallback>
           <w:pict>
-            <v:shape id="shape_0" stroked="t" o:allowincell="f" style="position:absolute;margin-left:412.65pt;margin-top:773.05pt;width:27.95pt;height:47.2pt;mso-wrap-style:none;v-text-anchor:middle;rotation:90;mso-position-horizontal-relative:margin;mso-position-vertical-relative:page" wp14:anchorId="7E31E2B7" type="_x0000_t186" path="l-2147483642,-2147483642l-2147483623,-2147483622l-2147483642,-2147483634l-2147483642,-2147483642l-2147483621,-2147483620l-2147483642,-2147483642l-2147483619,-2147483618l-2147483642,-2147483642l-2147483642,-2147483642l-2147483617,-2147483616l-2147483639,0l-2147483642,-2147483642l-2147483615,-2147483614xel-2147483642,-2147483642l-2147483613,-2147483612l-2147483642,-2147483642l-2147483611,-2147483610l-2147483638,-2147483633l-2147483642,-2147483642l-2147483640,-2147483625l-2147483642,-2147483642l-2147483607,-2147483606l-2147483642,-2147483634l-2147483642,-2147483642l-2147483605,-2147483604e">
+            <v:shape id="shape_0" stroked="t" o:allowincell="f" style="position:absolute;margin-left:412.55pt;margin-top:773.15pt;width:27.95pt;height:47.2pt;mso-wrap-style:none;v-text-anchor:middle;rotation:90;mso-position-horizontal-relative:margin;mso-position-vertical-relative:page" wp14:anchorId="7E31E2B7" type="_x0000_t186" path="l-2147483642,-2147483642l-2147483623,-2147483622l-2147483642,-2147483634l-2147483642,-2147483642l-2147483621,-2147483620l-2147483642,-2147483642l-2147483619,-2147483618l-2147483642,-2147483642l-2147483642,-2147483642l-2147483617,-2147483616l-2147483639,0l-2147483642,-2147483642l-2147483615,-2147483614xel-2147483642,-2147483642l-2147483613,-2147483612l-2147483642,-2147483642l-2147483611,-2147483610l-2147483638,-2147483633l-2147483642,-2147483642l-2147483640,-2147483625l-2147483642,-2147483642l-2147483607,-2147483606l-2147483642,-2147483634l-2147483642,-2147483642l-2147483605,-2147483604e">
               <v:fill o:detectmouseclick="t" on="false"/>
               <v:stroke color="#d9d9d9" joinstyle="round" endcap="flat"/>
               <v:textbox>
@@ -30273,13 +30797,13 @@
       <mc:AlternateContent>
         <mc:Choice Requires="wps">
           <w:drawing>
-            <wp:anchor distT="0" distB="0" distL="101600" distR="114300" simplePos="0" relativeHeight="108" behindDoc="1" locked="0" layoutInCell="0" allowOverlap="1" wp14:anchorId="1A5B76DB">
+            <wp:anchor distT="0" distB="0" distL="97790" distR="114300" simplePos="0" relativeHeight="119" behindDoc="1" locked="0" layoutInCell="0" allowOverlap="1" wp14:anchorId="1A5B76DB">
               <wp:simplePos x="0" y="0"/>
               <wp:positionH relativeFrom="margin">
-                <wp:posOffset>5331460</wp:posOffset>
+                <wp:posOffset>5330190</wp:posOffset>
               </wp:positionH>
               <wp:positionV relativeFrom="page">
-                <wp:posOffset>9916160</wp:posOffset>
+                <wp:posOffset>9917430</wp:posOffset>
               </wp:positionV>
               <wp:extent cx="473710" cy="376555"/>
               <wp:effectExtent l="0" t="0" r="0" b="0"/>
@@ -30396,7 +30920,7 @@
         </mc:Choice>
         <mc:Fallback>
           <w:pict>
-            <v:shape id="shape_0" stroked="f" o:allowincell="f" style="position:absolute;margin-left:419.8pt;margin-top:780.75pt;width:37.25pt;height:29.6pt;mso-wrap-style:square;v-text-anchor:middle;rotation:90;mso-position-horizontal-relative:margin;mso-position-vertical-relative:page" wp14:anchorId="1A5B76DB" type="_x0000_t186" path="l-2147483642,-2147483642l-2147483623,-2147483622l-2147483642,-2147483634l-2147483642,-2147483642l-2147483621,-2147483620l-2147483642,-2147483642l-2147483619,-2147483618l-2147483642,-2147483642l-2147483642,-2147483642l-2147483617,-2147483616l-2147483639,0l-2147483642,-2147483642l-2147483615,-2147483614xel-2147483642,-2147483642l-2147483613,-2147483612l-2147483642,-2147483642l-2147483611,-2147483610l-2147483638,-2147483633l-2147483642,-2147483642l-2147483640,-2147483625l-2147483642,-2147483642l-2147483607,-2147483606l-2147483642,-2147483634l-2147483642,-2147483642l-2147483605,-2147483604e">
+            <v:shape id="shape_0" stroked="f" o:allowincell="f" style="position:absolute;margin-left:419.7pt;margin-top:780.85pt;width:37.25pt;height:29.6pt;mso-wrap-style:square;v-text-anchor:middle;rotation:90;mso-position-horizontal-relative:margin;mso-position-vertical-relative:page" wp14:anchorId="1A5B76DB" type="_x0000_t186" path="l-2147483642,-2147483642l-2147483623,-2147483622l-2147483642,-2147483634l-2147483642,-2147483642l-2147483621,-2147483620l-2147483642,-2147483642l-2147483619,-2147483618l-2147483642,-2147483642l-2147483642,-2147483642l-2147483617,-2147483616l-2147483639,0l-2147483642,-2147483642l-2147483615,-2147483614xel-2147483642,-2147483642l-2147483613,-2147483612l-2147483642,-2147483642l-2147483611,-2147483610l-2147483638,-2147483633l-2147483642,-2147483642l-2147483640,-2147483625l-2147483642,-2147483642l-2147483607,-2147483606l-2147483642,-2147483634l-2147483642,-2147483642l-2147483605,-2147483604e">
               <v:fill o:detectmouseclick="t" on="false"/>
               <v:stroke color="#3465a4" joinstyle="round" endcap="flat"/>
               <v:textbox>
@@ -30560,13 +31084,13 @@
       <mc:AlternateContent>
         <mc:Choice Requires="wps">
           <w:drawing>
-            <wp:anchor distT="1270" distB="1270" distL="1270" distR="1270" simplePos="0" relativeHeight="111" behindDoc="1" locked="0" layoutInCell="0" allowOverlap="1" wp14:anchorId="7E31E2B7">
+            <wp:anchor distT="1270" distB="1270" distL="1270" distR="1270" simplePos="0" relativeHeight="122" behindDoc="1" locked="0" layoutInCell="0" allowOverlap="1" wp14:anchorId="7E31E2B7">
               <wp:simplePos x="0" y="0"/>
               <wp:positionH relativeFrom="margin">
-                <wp:posOffset>5241290</wp:posOffset>
+                <wp:posOffset>5240020</wp:posOffset>
               </wp:positionH>
               <wp:positionV relativeFrom="page">
-                <wp:posOffset>9817735</wp:posOffset>
+                <wp:posOffset>9819005</wp:posOffset>
               </wp:positionV>
               <wp:extent cx="355600" cy="600075"/>
               <wp:effectExtent l="1270" t="1270" r="1270" b="1270"/>
@@ -30640,7 +31164,7 @@
         </mc:Choice>
         <mc:Fallback>
           <w:pict>
-            <v:shape id="shape_0" stroked="t" o:allowincell="f" style="position:absolute;margin-left:412.65pt;margin-top:773.05pt;width:27.95pt;height:47.2pt;mso-wrap-style:none;v-text-anchor:middle;rotation:90;mso-position-horizontal-relative:margin;mso-position-vertical-relative:page" wp14:anchorId="7E31E2B7" type="_x0000_t186" path="l-2147483642,-2147483642l-2147483623,-2147483622l-2147483642,-2147483634l-2147483642,-2147483642l-2147483621,-2147483620l-2147483642,-2147483642l-2147483619,-2147483618l-2147483642,-2147483642l-2147483642,-2147483642l-2147483617,-2147483616l-2147483639,0l-2147483642,-2147483642l-2147483615,-2147483614xel-2147483642,-2147483642l-2147483613,-2147483612l-2147483642,-2147483642l-2147483611,-2147483610l-2147483638,-2147483633l-2147483642,-2147483642l-2147483640,-2147483625l-2147483642,-2147483642l-2147483607,-2147483606l-2147483642,-2147483634l-2147483642,-2147483642l-2147483605,-2147483604e">
+            <v:shape id="shape_0" stroked="t" o:allowincell="f" style="position:absolute;margin-left:412.55pt;margin-top:773.15pt;width:27.95pt;height:47.2pt;mso-wrap-style:none;v-text-anchor:middle;rotation:90;mso-position-horizontal-relative:margin;mso-position-vertical-relative:page" wp14:anchorId="7E31E2B7" type="_x0000_t186" path="l-2147483642,-2147483642l-2147483623,-2147483622l-2147483642,-2147483634l-2147483642,-2147483642l-2147483621,-2147483620l-2147483642,-2147483642l-2147483619,-2147483618l-2147483642,-2147483642l-2147483642,-2147483642l-2147483617,-2147483616l-2147483639,0l-2147483642,-2147483642l-2147483615,-2147483614xel-2147483642,-2147483642l-2147483613,-2147483612l-2147483642,-2147483642l-2147483611,-2147483610l-2147483638,-2147483633l-2147483642,-2147483642l-2147483640,-2147483625l-2147483642,-2147483642l-2147483607,-2147483606l-2147483642,-2147483634l-2147483642,-2147483642l-2147483605,-2147483604e">
               <v:fill o:detectmouseclick="t" on="false"/>
               <v:stroke color="#d9d9d9" joinstyle="round" endcap="flat"/>
               <v:textbox>
@@ -30681,13 +31205,13 @@
       <mc:AlternateContent>
         <mc:Choice Requires="wps">
           <w:drawing>
-            <wp:anchor distT="0" distB="0" distL="101600" distR="114300" simplePos="0" relativeHeight="113" behindDoc="1" locked="0" layoutInCell="0" allowOverlap="1" wp14:anchorId="1A5B76DB">
+            <wp:anchor distT="0" distB="0" distL="97790" distR="114300" simplePos="0" relativeHeight="124" behindDoc="1" locked="0" layoutInCell="0" allowOverlap="1" wp14:anchorId="1A5B76DB">
               <wp:simplePos x="0" y="0"/>
               <wp:positionH relativeFrom="margin">
-                <wp:posOffset>5331460</wp:posOffset>
+                <wp:posOffset>5330190</wp:posOffset>
               </wp:positionH>
               <wp:positionV relativeFrom="page">
-                <wp:posOffset>9916160</wp:posOffset>
+                <wp:posOffset>9917430</wp:posOffset>
               </wp:positionV>
               <wp:extent cx="473710" cy="376555"/>
               <wp:effectExtent l="0" t="0" r="0" b="0"/>
@@ -30797,7 +31321,7 @@
         </mc:Choice>
         <mc:Fallback>
           <w:pict>
-            <v:shape id="shape_0" stroked="f" o:allowincell="f" style="position:absolute;margin-left:419.8pt;margin-top:780.75pt;width:37.25pt;height:29.6pt;mso-wrap-style:square;v-text-anchor:middle;rotation:90;mso-position-horizontal-relative:margin;mso-position-vertical-relative:page" wp14:anchorId="1A5B76DB" type="_x0000_t186" path="l-2147483642,-2147483642l-2147483623,-2147483622l-2147483642,-2147483634l-2147483642,-2147483642l-2147483621,-2147483620l-2147483642,-2147483642l-2147483619,-2147483618l-2147483642,-2147483642l-2147483642,-2147483642l-2147483617,-2147483616l-2147483639,0l-2147483642,-2147483642l-2147483615,-2147483614xel-2147483642,-2147483642l-2147483613,-2147483612l-2147483642,-2147483642l-2147483611,-2147483610l-2147483638,-2147483633l-2147483642,-2147483642l-2147483640,-2147483625l-2147483642,-2147483642l-2147483607,-2147483606l-2147483642,-2147483634l-2147483642,-2147483642l-2147483605,-2147483604e">
+            <v:shape id="shape_0" stroked="f" o:allowincell="f" style="position:absolute;margin-left:419.7pt;margin-top:780.85pt;width:37.25pt;height:29.6pt;mso-wrap-style:square;v-text-anchor:middle;rotation:90;mso-position-horizontal-relative:margin;mso-position-vertical-relative:page" wp14:anchorId="1A5B76DB" type="_x0000_t186" path="l-2147483642,-2147483642l-2147483623,-2147483622l-2147483642,-2147483634l-2147483642,-2147483642l-2147483621,-2147483620l-2147483642,-2147483642l-2147483619,-2147483618l-2147483642,-2147483642l-2147483642,-2147483642l-2147483617,-2147483616l-2147483639,0l-2147483642,-2147483642l-2147483615,-2147483614xel-2147483642,-2147483642l-2147483613,-2147483612l-2147483642,-2147483642l-2147483611,-2147483610l-2147483638,-2147483633l-2147483642,-2147483642l-2147483640,-2147483625l-2147483642,-2147483642l-2147483607,-2147483606l-2147483642,-2147483634l-2147483642,-2147483642l-2147483605,-2147483604e">
               <v:fill o:detectmouseclick="t" on="false"/>
               <v:stroke color="#3465a4" joinstyle="round" endcap="flat"/>
               <v:textbox>
@@ -30940,13 +31464,13 @@
       <mc:AlternateContent>
         <mc:Choice Requires="wps">
           <w:drawing>
-            <wp:anchor distT="1270" distB="1270" distL="1270" distR="1270" simplePos="0" relativeHeight="111" behindDoc="1" locked="0" layoutInCell="0" allowOverlap="1" wp14:anchorId="7E31E2B7">
+            <wp:anchor distT="1270" distB="1270" distL="1270" distR="1270" simplePos="0" relativeHeight="122" behindDoc="1" locked="0" layoutInCell="0" allowOverlap="1" wp14:anchorId="7E31E2B7">
               <wp:simplePos x="0" y="0"/>
               <wp:positionH relativeFrom="margin">
-                <wp:posOffset>5241290</wp:posOffset>
+                <wp:posOffset>5240020</wp:posOffset>
               </wp:positionH>
               <wp:positionV relativeFrom="page">
-                <wp:posOffset>9817735</wp:posOffset>
+                <wp:posOffset>9819005</wp:posOffset>
               </wp:positionV>
               <wp:extent cx="355600" cy="600075"/>
               <wp:effectExtent l="1270" t="1270" r="1270" b="1270"/>
@@ -31020,7 +31544,7 @@
         </mc:Choice>
         <mc:Fallback>
           <w:pict>
-            <v:shape id="shape_0" stroked="t" o:allowincell="f" style="position:absolute;margin-left:412.65pt;margin-top:773.05pt;width:27.95pt;height:47.2pt;mso-wrap-style:none;v-text-anchor:middle;rotation:90;mso-position-horizontal-relative:margin;mso-position-vertical-relative:page" wp14:anchorId="7E31E2B7" type="_x0000_t186" path="l-2147483642,-2147483642l-2147483623,-2147483622l-2147483642,-2147483634l-2147483642,-2147483642l-2147483621,-2147483620l-2147483642,-2147483642l-2147483619,-2147483618l-2147483642,-2147483642l-2147483642,-2147483642l-2147483617,-2147483616l-2147483639,0l-2147483642,-2147483642l-2147483615,-2147483614xel-2147483642,-2147483642l-2147483613,-2147483612l-2147483642,-2147483642l-2147483611,-2147483610l-2147483638,-2147483633l-2147483642,-2147483642l-2147483640,-2147483625l-2147483642,-2147483642l-2147483607,-2147483606l-2147483642,-2147483634l-2147483642,-2147483642l-2147483605,-2147483604e">
+            <v:shape id="shape_0" stroked="t" o:allowincell="f" style="position:absolute;margin-left:412.55pt;margin-top:773.15pt;width:27.95pt;height:47.2pt;mso-wrap-style:none;v-text-anchor:middle;rotation:90;mso-position-horizontal-relative:margin;mso-position-vertical-relative:page" wp14:anchorId="7E31E2B7" type="_x0000_t186" path="l-2147483642,-2147483642l-2147483623,-2147483622l-2147483642,-2147483634l-2147483642,-2147483642l-2147483621,-2147483620l-2147483642,-2147483642l-2147483619,-2147483618l-2147483642,-2147483642l-2147483642,-2147483642l-2147483617,-2147483616l-2147483639,0l-2147483642,-2147483642l-2147483615,-2147483614xel-2147483642,-2147483642l-2147483613,-2147483612l-2147483642,-2147483642l-2147483611,-2147483610l-2147483638,-2147483633l-2147483642,-2147483642l-2147483640,-2147483625l-2147483642,-2147483642l-2147483607,-2147483606l-2147483642,-2147483634l-2147483642,-2147483642l-2147483605,-2147483604e">
               <v:fill o:detectmouseclick="t" on="false"/>
               <v:stroke color="#d9d9d9" joinstyle="round" endcap="flat"/>
               <v:textbox>
@@ -31061,13 +31585,13 @@
       <mc:AlternateContent>
         <mc:Choice Requires="wps">
           <w:drawing>
-            <wp:anchor distT="0" distB="0" distL="101600" distR="114300" simplePos="0" relativeHeight="113" behindDoc="1" locked="0" layoutInCell="0" allowOverlap="1" wp14:anchorId="1A5B76DB">
+            <wp:anchor distT="0" distB="0" distL="97790" distR="114300" simplePos="0" relativeHeight="124" behindDoc="1" locked="0" layoutInCell="0" allowOverlap="1" wp14:anchorId="1A5B76DB">
               <wp:simplePos x="0" y="0"/>
               <wp:positionH relativeFrom="margin">
-                <wp:posOffset>5331460</wp:posOffset>
+                <wp:posOffset>5330190</wp:posOffset>
               </wp:positionH>
               <wp:positionV relativeFrom="page">
-                <wp:posOffset>9916160</wp:posOffset>
+                <wp:posOffset>9917430</wp:posOffset>
               </wp:positionV>
               <wp:extent cx="473710" cy="376555"/>
               <wp:effectExtent l="0" t="0" r="0" b="0"/>
@@ -31177,7 +31701,7 @@
         </mc:Choice>
         <mc:Fallback>
           <w:pict>
-            <v:shape id="shape_0" stroked="f" o:allowincell="f" style="position:absolute;margin-left:419.8pt;margin-top:780.75pt;width:37.25pt;height:29.6pt;mso-wrap-style:square;v-text-anchor:middle;rotation:90;mso-position-horizontal-relative:margin;mso-position-vertical-relative:page" wp14:anchorId="1A5B76DB" type="_x0000_t186" path="l-2147483642,-2147483642l-2147483623,-2147483622l-2147483642,-2147483634l-2147483642,-2147483642l-2147483621,-2147483620l-2147483642,-2147483642l-2147483619,-2147483618l-2147483642,-2147483642l-2147483642,-2147483642l-2147483617,-2147483616l-2147483639,0l-2147483642,-2147483642l-2147483615,-2147483614xel-2147483642,-2147483642l-2147483613,-2147483612l-2147483642,-2147483642l-2147483611,-2147483610l-2147483638,-2147483633l-2147483642,-2147483642l-2147483640,-2147483625l-2147483642,-2147483642l-2147483607,-2147483606l-2147483642,-2147483634l-2147483642,-2147483642l-2147483605,-2147483604e">
+            <v:shape id="shape_0" stroked="f" o:allowincell="f" style="position:absolute;margin-left:419.7pt;margin-top:780.85pt;width:37.25pt;height:29.6pt;mso-wrap-style:square;v-text-anchor:middle;rotation:90;mso-position-horizontal-relative:margin;mso-position-vertical-relative:page" wp14:anchorId="1A5B76DB" type="_x0000_t186" path="l-2147483642,-2147483642l-2147483623,-2147483622l-2147483642,-2147483634l-2147483642,-2147483642l-2147483621,-2147483620l-2147483642,-2147483642l-2147483619,-2147483618l-2147483642,-2147483642l-2147483642,-2147483642l-2147483617,-2147483616l-2147483639,0l-2147483642,-2147483642l-2147483615,-2147483614xel-2147483642,-2147483642l-2147483613,-2147483612l-2147483642,-2147483642l-2147483611,-2147483610l-2147483638,-2147483633l-2147483642,-2147483642l-2147483640,-2147483625l-2147483642,-2147483642l-2147483607,-2147483606l-2147483642,-2147483634l-2147483642,-2147483642l-2147483605,-2147483604e">
               <v:fill o:detectmouseclick="t" on="false"/>
               <v:stroke color="#3465a4" joinstyle="round" endcap="flat"/>
               <v:textbox>
@@ -31334,13 +31858,13 @@
       <mc:AlternateContent>
         <mc:Choice Requires="wps">
           <w:drawing>
-            <wp:anchor distT="0" distB="0" distL="101600" distR="114300" simplePos="0" relativeHeight="5" behindDoc="1" locked="0" layoutInCell="0" allowOverlap="1" wp14:anchorId="1A5B76DB">
+            <wp:anchor distT="0" distB="0" distL="97790" distR="114300" simplePos="0" relativeHeight="8" behindDoc="1" locked="0" layoutInCell="0" allowOverlap="1" wp14:anchorId="1A5B76DB">
               <wp:simplePos x="0" y="0"/>
               <wp:positionH relativeFrom="margin">
-                <wp:posOffset>5331460</wp:posOffset>
+                <wp:posOffset>5330190</wp:posOffset>
               </wp:positionH>
               <wp:positionV relativeFrom="page">
-                <wp:posOffset>9916160</wp:posOffset>
+                <wp:posOffset>9917430</wp:posOffset>
               </wp:positionV>
               <wp:extent cx="473710" cy="376555"/>
               <wp:effectExtent l="0" t="0" r="0" b="0"/>
@@ -31457,7 +31981,7 @@
         </mc:Choice>
         <mc:Fallback>
           <w:pict>
-            <v:shape id="shape_0" stroked="f" o:allowincell="f" style="position:absolute;margin-left:419.8pt;margin-top:780.75pt;width:37.25pt;height:29.6pt;mso-wrap-style:square;v-text-anchor:middle;rotation:90;mso-position-horizontal-relative:margin;mso-position-vertical-relative:page" wp14:anchorId="1A5B76DB" type="_x0000_t186" path="l-2147483642,-2147483642l-2147483623,-2147483622l-2147483642,-2147483634l-2147483642,-2147483642l-2147483621,-2147483620l-2147483642,-2147483642l-2147483619,-2147483618l-2147483642,-2147483642l-2147483642,-2147483642l-2147483617,-2147483616l-2147483639,0l-2147483642,-2147483642l-2147483615,-2147483614xel-2147483642,-2147483642l-2147483613,-2147483612l-2147483642,-2147483642l-2147483611,-2147483610l-2147483638,-2147483633l-2147483642,-2147483642l-2147483640,-2147483625l-2147483642,-2147483642l-2147483607,-2147483606l-2147483642,-2147483634l-2147483642,-2147483642l-2147483605,-2147483604e">
+            <v:shape id="shape_0" stroked="f" o:allowincell="f" style="position:absolute;margin-left:419.7pt;margin-top:780.85pt;width:37.25pt;height:29.6pt;mso-wrap-style:square;v-text-anchor:middle;rotation:90;mso-position-horizontal-relative:margin;mso-position-vertical-relative:page" wp14:anchorId="1A5B76DB" type="_x0000_t186" path="l-2147483642,-2147483642l-2147483623,-2147483622l-2147483642,-2147483634l-2147483642,-2147483642l-2147483621,-2147483620l-2147483642,-2147483642l-2147483619,-2147483618l-2147483642,-2147483642l-2147483642,-2147483642l-2147483617,-2147483616l-2147483639,0l-2147483642,-2147483642l-2147483615,-2147483614xel-2147483642,-2147483642l-2147483613,-2147483612l-2147483642,-2147483642l-2147483611,-2147483610l-2147483638,-2147483633l-2147483642,-2147483642l-2147483640,-2147483625l-2147483642,-2147483642l-2147483607,-2147483606l-2147483642,-2147483634l-2147483642,-2147483642l-2147483605,-2147483604e">
               <v:fill o:detectmouseclick="t" on="false"/>
               <v:stroke color="#3465a4" joinstyle="round" endcap="flat"/>
               <v:textbox>
@@ -31543,13 +32067,13 @@
       <mc:AlternateContent>
         <mc:Choice Requires="wps">
           <w:drawing>
-            <wp:anchor distT="1270" distB="1270" distL="1270" distR="1270" simplePos="0" relativeHeight="98" behindDoc="1" locked="0" layoutInCell="0" allowOverlap="1" wp14:anchorId="7E31E2B7">
+            <wp:anchor distT="1270" distB="1270" distL="1270" distR="1270" simplePos="0" relativeHeight="106" behindDoc="1" locked="0" layoutInCell="0" allowOverlap="1" wp14:anchorId="7E31E2B7">
               <wp:simplePos x="0" y="0"/>
               <wp:positionH relativeFrom="margin">
-                <wp:posOffset>5241290</wp:posOffset>
+                <wp:posOffset>5240020</wp:posOffset>
               </wp:positionH>
               <wp:positionV relativeFrom="page">
-                <wp:posOffset>9817735</wp:posOffset>
+                <wp:posOffset>9819005</wp:posOffset>
               </wp:positionV>
               <wp:extent cx="355600" cy="600075"/>
               <wp:effectExtent l="1270" t="1270" r="1270" b="1270"/>
@@ -31623,7 +32147,7 @@
         </mc:Choice>
         <mc:Fallback>
           <w:pict>
-            <v:shape id="shape_0" stroked="t" o:allowincell="f" style="position:absolute;margin-left:412.65pt;margin-top:773.05pt;width:27.95pt;height:47.2pt;mso-wrap-style:none;v-text-anchor:middle;rotation:90;mso-position-horizontal-relative:margin;mso-position-vertical-relative:page" wp14:anchorId="7E31E2B7" type="_x0000_t186" path="l-2147483642,-2147483642l-2147483623,-2147483622l-2147483642,-2147483634l-2147483642,-2147483642l-2147483621,-2147483620l-2147483642,-2147483642l-2147483619,-2147483618l-2147483642,-2147483642l-2147483642,-2147483642l-2147483617,-2147483616l-2147483639,0l-2147483642,-2147483642l-2147483615,-2147483614xel-2147483642,-2147483642l-2147483613,-2147483612l-2147483642,-2147483642l-2147483611,-2147483610l-2147483638,-2147483633l-2147483642,-2147483642l-2147483640,-2147483625l-2147483642,-2147483642l-2147483607,-2147483606l-2147483642,-2147483634l-2147483642,-2147483642l-2147483605,-2147483604e">
+            <v:shape id="shape_0" stroked="t" o:allowincell="f" style="position:absolute;margin-left:412.55pt;margin-top:773.15pt;width:27.95pt;height:47.2pt;mso-wrap-style:none;v-text-anchor:middle;rotation:90;mso-position-horizontal-relative:margin;mso-position-vertical-relative:page" wp14:anchorId="7E31E2B7" type="_x0000_t186" path="l-2147483642,-2147483642l-2147483623,-2147483622l-2147483642,-2147483634l-2147483642,-2147483642l-2147483621,-2147483620l-2147483642,-2147483642l-2147483619,-2147483618l-2147483642,-2147483642l-2147483642,-2147483642l-2147483617,-2147483616l-2147483639,0l-2147483642,-2147483642l-2147483615,-2147483614xel-2147483642,-2147483642l-2147483613,-2147483612l-2147483642,-2147483642l-2147483611,-2147483610l-2147483638,-2147483633l-2147483642,-2147483642l-2147483640,-2147483625l-2147483642,-2147483642l-2147483607,-2147483606l-2147483642,-2147483634l-2147483642,-2147483642l-2147483605,-2147483604e">
               <v:fill o:detectmouseclick="t" on="false"/>
               <v:stroke color="#d9d9d9" joinstyle="round" endcap="flat"/>
               <v:textbox>
@@ -31728,13 +32252,13 @@
       <mc:AlternateContent>
         <mc:Choice Requires="wps">
           <w:drawing>
-            <wp:anchor distT="0" distB="0" distL="101600" distR="114300" simplePos="0" relativeHeight="5" behindDoc="1" locked="0" layoutInCell="0" allowOverlap="1" wp14:anchorId="1A5B76DB">
+            <wp:anchor distT="0" distB="0" distL="97790" distR="114300" simplePos="0" relativeHeight="8" behindDoc="1" locked="0" layoutInCell="0" allowOverlap="1" wp14:anchorId="1A5B76DB">
               <wp:simplePos x="0" y="0"/>
               <wp:positionH relativeFrom="margin">
-                <wp:posOffset>5331460</wp:posOffset>
+                <wp:posOffset>5330190</wp:posOffset>
               </wp:positionH>
               <wp:positionV relativeFrom="page">
-                <wp:posOffset>9916160</wp:posOffset>
+                <wp:posOffset>9917430</wp:posOffset>
               </wp:positionV>
               <wp:extent cx="473710" cy="376555"/>
               <wp:effectExtent l="0" t="0" r="0" b="0"/>
@@ -31851,7 +32375,7 @@
         </mc:Choice>
         <mc:Fallback>
           <w:pict>
-            <v:shape id="shape_0" stroked="f" o:allowincell="f" style="position:absolute;margin-left:419.8pt;margin-top:780.75pt;width:37.25pt;height:29.6pt;mso-wrap-style:square;v-text-anchor:middle;rotation:90;mso-position-horizontal-relative:margin;mso-position-vertical-relative:page" wp14:anchorId="1A5B76DB" type="_x0000_t186" path="l-2147483642,-2147483642l-2147483623,-2147483622l-2147483642,-2147483634l-2147483642,-2147483642l-2147483621,-2147483620l-2147483642,-2147483642l-2147483619,-2147483618l-2147483642,-2147483642l-2147483642,-2147483642l-2147483617,-2147483616l-2147483639,0l-2147483642,-2147483642l-2147483615,-2147483614xel-2147483642,-2147483642l-2147483613,-2147483612l-2147483642,-2147483642l-2147483611,-2147483610l-2147483638,-2147483633l-2147483642,-2147483642l-2147483640,-2147483625l-2147483642,-2147483642l-2147483607,-2147483606l-2147483642,-2147483634l-2147483642,-2147483642l-2147483605,-2147483604e">
+            <v:shape id="shape_0" stroked="f" o:allowincell="f" style="position:absolute;margin-left:419.7pt;margin-top:780.85pt;width:37.25pt;height:29.6pt;mso-wrap-style:square;v-text-anchor:middle;rotation:90;mso-position-horizontal-relative:margin;mso-position-vertical-relative:page" wp14:anchorId="1A5B76DB" type="_x0000_t186" path="l-2147483642,-2147483642l-2147483623,-2147483622l-2147483642,-2147483634l-2147483642,-2147483642l-2147483621,-2147483620l-2147483642,-2147483642l-2147483619,-2147483618l-2147483642,-2147483642l-2147483642,-2147483642l-2147483617,-2147483616l-2147483639,0l-2147483642,-2147483642l-2147483615,-2147483614xel-2147483642,-2147483642l-2147483613,-2147483612l-2147483642,-2147483642l-2147483611,-2147483610l-2147483638,-2147483633l-2147483642,-2147483642l-2147483640,-2147483625l-2147483642,-2147483642l-2147483607,-2147483606l-2147483642,-2147483634l-2147483642,-2147483642l-2147483605,-2147483604e">
               <v:fill o:detectmouseclick="t" on="false"/>
               <v:stroke color="#3465a4" joinstyle="round" endcap="flat"/>
               <v:textbox>
@@ -31937,13 +32461,13 @@
       <mc:AlternateContent>
         <mc:Choice Requires="wps">
           <w:drawing>
-            <wp:anchor distT="1270" distB="1270" distL="1270" distR="1270" simplePos="0" relativeHeight="98" behindDoc="1" locked="0" layoutInCell="0" allowOverlap="1" wp14:anchorId="7E31E2B7">
+            <wp:anchor distT="1270" distB="1270" distL="1270" distR="1270" simplePos="0" relativeHeight="106" behindDoc="1" locked="0" layoutInCell="0" allowOverlap="1" wp14:anchorId="7E31E2B7">
               <wp:simplePos x="0" y="0"/>
               <wp:positionH relativeFrom="margin">
-                <wp:posOffset>5241290</wp:posOffset>
+                <wp:posOffset>5240020</wp:posOffset>
               </wp:positionH>
               <wp:positionV relativeFrom="page">
-                <wp:posOffset>9817735</wp:posOffset>
+                <wp:posOffset>9819005</wp:posOffset>
               </wp:positionV>
               <wp:extent cx="355600" cy="600075"/>
               <wp:effectExtent l="1270" t="1270" r="1270" b="1270"/>
@@ -32017,7 +32541,7 @@
         </mc:Choice>
         <mc:Fallback>
           <w:pict>
-            <v:shape id="shape_0" stroked="t" o:allowincell="f" style="position:absolute;margin-left:412.65pt;margin-top:773.05pt;width:27.95pt;height:47.2pt;mso-wrap-style:none;v-text-anchor:middle;rotation:90;mso-position-horizontal-relative:margin;mso-position-vertical-relative:page" wp14:anchorId="7E31E2B7" type="_x0000_t186" path="l-2147483642,-2147483642l-2147483623,-2147483622l-2147483642,-2147483634l-2147483642,-2147483642l-2147483621,-2147483620l-2147483642,-2147483642l-2147483619,-2147483618l-2147483642,-2147483642l-2147483642,-2147483642l-2147483617,-2147483616l-2147483639,0l-2147483642,-2147483642l-2147483615,-2147483614xel-2147483642,-2147483642l-2147483613,-2147483612l-2147483642,-2147483642l-2147483611,-2147483610l-2147483638,-2147483633l-2147483642,-2147483642l-2147483640,-2147483625l-2147483642,-2147483642l-2147483607,-2147483606l-2147483642,-2147483634l-2147483642,-2147483642l-2147483605,-2147483604e">
+            <v:shape id="shape_0" stroked="t" o:allowincell="f" style="position:absolute;margin-left:412.55pt;margin-top:773.15pt;width:27.95pt;height:47.2pt;mso-wrap-style:none;v-text-anchor:middle;rotation:90;mso-position-horizontal-relative:margin;mso-position-vertical-relative:page" wp14:anchorId="7E31E2B7" type="_x0000_t186" path="l-2147483642,-2147483642l-2147483623,-2147483622l-2147483642,-2147483634l-2147483642,-2147483642l-2147483621,-2147483620l-2147483642,-2147483642l-2147483619,-2147483618l-2147483642,-2147483642l-2147483642,-2147483642l-2147483617,-2147483616l-2147483639,0l-2147483642,-2147483642l-2147483615,-2147483614xel-2147483642,-2147483642l-2147483613,-2147483612l-2147483642,-2147483642l-2147483611,-2147483610l-2147483638,-2147483633l-2147483642,-2147483642l-2147483640,-2147483625l-2147483642,-2147483642l-2147483607,-2147483606l-2147483642,-2147483634l-2147483642,-2147483642l-2147483605,-2147483604e">
               <v:fill o:detectmouseclick="t" on="false"/>
               <v:stroke color="#d9d9d9" joinstyle="round" endcap="flat"/>
               <v:textbox>
@@ -32149,8 +32673,8 @@
     </w:tblPr>
     <w:tblGrid>
       <w:gridCol w:w="2976"/>
-      <w:gridCol w:w="2403"/>
-      <w:gridCol w:w="4369"/>
+      <w:gridCol w:w="2401"/>
+      <w:gridCol w:w="4371"/>
     </w:tblGrid>
     <w:tr>
       <w:trPr>
@@ -32193,7 +32717,7 @@
       </w:tc>
       <w:tc>
         <w:tcPr>
-          <w:tcW w:w="2403" w:type="dxa"/>
+          <w:tcW w:w="2401" w:type="dxa"/>
           <w:tcBorders>
             <w:top w:val="nil"/>
             <w:start w:val="nil"/>
@@ -32228,7 +32752,7 @@
       </w:tc>
       <w:tc>
         <w:tcPr>
-          <w:tcW w:w="4369" w:type="dxa"/>
+          <w:tcW w:w="4371" w:type="dxa"/>
           <w:tcBorders>
             <w:top w:val="nil"/>
             <w:start w:val="nil"/>
@@ -32418,7 +32942,7 @@
       </w:tc>
       <w:tc>
         <w:tcPr>
-          <w:tcW w:w="2403" w:type="dxa"/>
+          <w:tcW w:w="2401" w:type="dxa"/>
           <w:tcBorders>
             <w:top w:val="nil"/>
             <w:start w:val="nil"/>
@@ -32453,7 +32977,7 @@
       </w:tc>
       <w:tc>
         <w:tcPr>
-          <w:tcW w:w="4369" w:type="dxa"/>
+          <w:tcW w:w="4371" w:type="dxa"/>
           <w:tcBorders>
             <w:top w:val="nil"/>
             <w:start w:val="nil"/>
@@ -32532,7 +33056,7 @@
       </w:tc>
       <w:tc>
         <w:tcPr>
-          <w:tcW w:w="2403" w:type="dxa"/>
+          <w:tcW w:w="2401" w:type="dxa"/>
           <w:tcBorders>
             <w:top w:val="nil"/>
             <w:start w:val="nil"/>
@@ -32567,7 +33091,7 @@
       </w:tc>
       <w:tc>
         <w:tcPr>
-          <w:tcW w:w="4369" w:type="dxa"/>
+          <w:tcW w:w="4371" w:type="dxa"/>
           <w:tcBorders>
             <w:top w:val="nil"/>
             <w:start w:val="nil"/>
@@ -32633,8 +33157,8 @@
     </w:tblPr>
     <w:tblGrid>
       <w:gridCol w:w="2976"/>
-      <w:gridCol w:w="2403"/>
-      <w:gridCol w:w="4369"/>
+      <w:gridCol w:w="2401"/>
+      <w:gridCol w:w="4371"/>
     </w:tblGrid>
     <w:tr>
       <w:trPr>
@@ -32677,7 +33201,7 @@
       </w:tc>
       <w:tc>
         <w:tcPr>
-          <w:tcW w:w="2403" w:type="dxa"/>
+          <w:tcW w:w="2401" w:type="dxa"/>
           <w:tcBorders>
             <w:top w:val="nil"/>
             <w:start w:val="nil"/>
@@ -32712,7 +33236,7 @@
       </w:tc>
       <w:tc>
         <w:tcPr>
-          <w:tcW w:w="4369" w:type="dxa"/>
+          <w:tcW w:w="4371" w:type="dxa"/>
           <w:tcBorders>
             <w:top w:val="nil"/>
             <w:start w:val="nil"/>
@@ -32902,7 +33426,7 @@
       </w:tc>
       <w:tc>
         <w:tcPr>
-          <w:tcW w:w="2403" w:type="dxa"/>
+          <w:tcW w:w="2401" w:type="dxa"/>
           <w:tcBorders>
             <w:top w:val="nil"/>
             <w:start w:val="nil"/>
@@ -32937,7 +33461,7 @@
       </w:tc>
       <w:tc>
         <w:tcPr>
-          <w:tcW w:w="4369" w:type="dxa"/>
+          <w:tcW w:w="4371" w:type="dxa"/>
           <w:tcBorders>
             <w:top w:val="nil"/>
             <w:start w:val="nil"/>
@@ -33016,7 +33540,7 @@
       </w:tc>
       <w:tc>
         <w:tcPr>
-          <w:tcW w:w="2403" w:type="dxa"/>
+          <w:tcW w:w="2401" w:type="dxa"/>
           <w:tcBorders>
             <w:top w:val="nil"/>
             <w:start w:val="nil"/>
@@ -33051,7 +33575,7 @@
       </w:tc>
       <w:tc>
         <w:tcPr>
-          <w:tcW w:w="4369" w:type="dxa"/>
+          <w:tcW w:w="4371" w:type="dxa"/>
           <w:tcBorders>
             <w:top w:val="nil"/>
             <w:start w:val="nil"/>
@@ -33158,10 +33682,10 @@
       <w:tblLook w:noHBand="0" w:noVBand="1" w:firstColumn="1" w:lastRow="0" w:lastColumn="0" w:firstRow="1" w:val="04a0"/>
     </w:tblPr>
     <w:tblGrid>
-      <w:gridCol w:w="2014"/>
-      <w:gridCol w:w="2958"/>
-      <w:gridCol w:w="2378"/>
-      <w:gridCol w:w="2398"/>
+      <w:gridCol w:w="2012"/>
+      <w:gridCol w:w="2960"/>
+      <w:gridCol w:w="2377"/>
+      <w:gridCol w:w="2399"/>
     </w:tblGrid>
     <w:tr>
       <w:trPr>
@@ -33169,7 +33693,7 @@
       </w:trPr>
       <w:tc>
         <w:tcPr>
-          <w:tcW w:w="2014" w:type="dxa"/>
+          <w:tcW w:w="2012" w:type="dxa"/>
           <w:vMerge w:val="restart"/>
           <w:tcBorders>
             <w:top w:val="nil"/>
@@ -33237,7 +33761,7 @@
       </w:tc>
       <w:tc>
         <w:tcPr>
-          <w:tcW w:w="2958" w:type="dxa"/>
+          <w:tcW w:w="2960" w:type="dxa"/>
           <w:tcBorders>
             <w:top w:val="nil"/>
             <w:start w:val="nil"/>
@@ -33272,7 +33796,7 @@
       </w:tc>
       <w:tc>
         <w:tcPr>
-          <w:tcW w:w="2378" w:type="dxa"/>
+          <w:tcW w:w="2377" w:type="dxa"/>
           <w:tcBorders>
             <w:top w:val="nil"/>
             <w:start w:val="nil"/>
@@ -33307,7 +33831,7 @@
       </w:tc>
       <w:tc>
         <w:tcPr>
-          <w:tcW w:w="2398" w:type="dxa"/>
+          <w:tcW w:w="2399" w:type="dxa"/>
           <w:tcBorders>
             <w:top w:val="nil"/>
             <w:start w:val="nil"/>
@@ -33347,7 +33871,7 @@
       </w:trPr>
       <w:tc>
         <w:tcPr>
-          <w:tcW w:w="2014" w:type="dxa"/>
+          <w:tcW w:w="2012" w:type="dxa"/>
           <w:vMerge w:val="continue"/>
           <w:tcBorders>
             <w:top w:val="nil"/>
@@ -33378,7 +33902,7 @@
       </w:tc>
       <w:tc>
         <w:tcPr>
-          <w:tcW w:w="7734" w:type="dxa"/>
+          <w:tcW w:w="7736" w:type="dxa"/>
           <w:gridSpan w:val="3"/>
           <w:tcBorders>
             <w:top w:val="single" w:sz="4" w:space="0" w:color="BFBFBF"/>
@@ -33449,7 +33973,7 @@
       </w:trPr>
       <w:tc>
         <w:tcPr>
-          <w:tcW w:w="2014" w:type="dxa"/>
+          <w:tcW w:w="2012" w:type="dxa"/>
           <w:vMerge w:val="continue"/>
           <w:tcBorders>
             <w:top w:val="nil"/>
@@ -33480,7 +34004,7 @@
       </w:tc>
       <w:tc>
         <w:tcPr>
-          <w:tcW w:w="7734" w:type="dxa"/>
+          <w:tcW w:w="7736" w:type="dxa"/>
           <w:gridSpan w:val="3"/>
           <w:tcBorders>
             <w:top w:val="single" w:sz="18" w:space="0" w:color="BFBFBF"/>
@@ -33520,7 +34044,7 @@
       </w:trPr>
       <w:tc>
         <w:tcPr>
-          <w:tcW w:w="2014" w:type="dxa"/>
+          <w:tcW w:w="2012" w:type="dxa"/>
           <w:vMerge w:val="continue"/>
           <w:tcBorders>
             <w:top w:val="nil"/>
@@ -33551,7 +34075,7 @@
       </w:tc>
       <w:tc>
         <w:tcPr>
-          <w:tcW w:w="2958" w:type="dxa"/>
+          <w:tcW w:w="2960" w:type="dxa"/>
           <w:tcBorders>
             <w:top w:val="nil"/>
             <w:start w:val="nil"/>
@@ -33586,7 +34110,7 @@
       </w:tc>
       <w:tc>
         <w:tcPr>
-          <w:tcW w:w="2378" w:type="dxa"/>
+          <w:tcW w:w="2377" w:type="dxa"/>
           <w:tcBorders>
             <w:top w:val="nil"/>
             <w:start w:val="nil"/>
@@ -33621,7 +34145,7 @@
       </w:tc>
       <w:tc>
         <w:tcPr>
-          <w:tcW w:w="2398" w:type="dxa"/>
+          <w:tcW w:w="2399" w:type="dxa"/>
           <w:tcBorders>
             <w:top w:val="nil"/>
             <w:start w:val="nil"/>
@@ -33665,7 +34189,7 @@
       </w:trPr>
       <w:tc>
         <w:tcPr>
-          <w:tcW w:w="2014" w:type="dxa"/>
+          <w:tcW w:w="2012" w:type="dxa"/>
           <w:vMerge w:val="continue"/>
           <w:tcBorders>
             <w:top w:val="nil"/>
@@ -33701,7 +34225,7 @@
       </w:tc>
       <w:tc>
         <w:tcPr>
-          <w:tcW w:w="2958" w:type="dxa"/>
+          <w:tcW w:w="2960" w:type="dxa"/>
           <w:tcBorders>
             <w:top w:val="nil"/>
             <w:start w:val="nil"/>
@@ -33736,7 +34260,7 @@
       </w:tc>
       <w:tc>
         <w:tcPr>
-          <w:tcW w:w="2378" w:type="dxa"/>
+          <w:tcW w:w="2377" w:type="dxa"/>
           <w:tcBorders>
             <w:top w:val="nil"/>
             <w:start w:val="nil"/>
@@ -33771,7 +34295,7 @@
       </w:tc>
       <w:tc>
         <w:tcPr>
-          <w:tcW w:w="2398" w:type="dxa"/>
+          <w:tcW w:w="2399" w:type="dxa"/>
           <w:tcBorders>
             <w:top w:val="nil"/>
             <w:start w:val="nil"/>
@@ -33836,10 +34360,10 @@
       <w:tblLook w:noHBand="0" w:noVBand="1" w:firstColumn="1" w:lastRow="0" w:lastColumn="0" w:firstRow="1" w:val="04a0"/>
     </w:tblPr>
     <w:tblGrid>
-      <w:gridCol w:w="2014"/>
-      <w:gridCol w:w="2958"/>
-      <w:gridCol w:w="2378"/>
-      <w:gridCol w:w="2398"/>
+      <w:gridCol w:w="2012"/>
+      <w:gridCol w:w="2960"/>
+      <w:gridCol w:w="2377"/>
+      <w:gridCol w:w="2399"/>
     </w:tblGrid>
     <w:tr>
       <w:trPr>
@@ -33847,7 +34371,7 @@
       </w:trPr>
       <w:tc>
         <w:tcPr>
-          <w:tcW w:w="2014" w:type="dxa"/>
+          <w:tcW w:w="2012" w:type="dxa"/>
           <w:vMerge w:val="restart"/>
           <w:tcBorders>
             <w:top w:val="nil"/>
@@ -33915,7 +34439,7 @@
       </w:tc>
       <w:tc>
         <w:tcPr>
-          <w:tcW w:w="2958" w:type="dxa"/>
+          <w:tcW w:w="2960" w:type="dxa"/>
           <w:tcBorders>
             <w:top w:val="nil"/>
             <w:start w:val="nil"/>
@@ -33950,7 +34474,7 @@
       </w:tc>
       <w:tc>
         <w:tcPr>
-          <w:tcW w:w="2378" w:type="dxa"/>
+          <w:tcW w:w="2377" w:type="dxa"/>
           <w:tcBorders>
             <w:top w:val="nil"/>
             <w:start w:val="nil"/>
@@ -33985,7 +34509,7 @@
       </w:tc>
       <w:tc>
         <w:tcPr>
-          <w:tcW w:w="2398" w:type="dxa"/>
+          <w:tcW w:w="2399" w:type="dxa"/>
           <w:tcBorders>
             <w:top w:val="nil"/>
             <w:start w:val="nil"/>
@@ -34025,7 +34549,7 @@
       </w:trPr>
       <w:tc>
         <w:tcPr>
-          <w:tcW w:w="2014" w:type="dxa"/>
+          <w:tcW w:w="2012" w:type="dxa"/>
           <w:vMerge w:val="continue"/>
           <w:tcBorders>
             <w:top w:val="nil"/>
@@ -34056,7 +34580,7 @@
       </w:tc>
       <w:tc>
         <w:tcPr>
-          <w:tcW w:w="7734" w:type="dxa"/>
+          <w:tcW w:w="7736" w:type="dxa"/>
           <w:gridSpan w:val="3"/>
           <w:tcBorders>
             <w:top w:val="single" w:sz="4" w:space="0" w:color="BFBFBF"/>
@@ -34127,7 +34651,7 @@
       </w:trPr>
       <w:tc>
         <w:tcPr>
-          <w:tcW w:w="2014" w:type="dxa"/>
+          <w:tcW w:w="2012" w:type="dxa"/>
           <w:vMerge w:val="continue"/>
           <w:tcBorders>
             <w:top w:val="nil"/>
@@ -34158,7 +34682,7 @@
       </w:tc>
       <w:tc>
         <w:tcPr>
-          <w:tcW w:w="7734" w:type="dxa"/>
+          <w:tcW w:w="7736" w:type="dxa"/>
           <w:gridSpan w:val="3"/>
           <w:tcBorders>
             <w:top w:val="single" w:sz="18" w:space="0" w:color="BFBFBF"/>
@@ -34198,7 +34722,7 @@
       </w:trPr>
       <w:tc>
         <w:tcPr>
-          <w:tcW w:w="2014" w:type="dxa"/>
+          <w:tcW w:w="2012" w:type="dxa"/>
           <w:vMerge w:val="continue"/>
           <w:tcBorders>
             <w:top w:val="nil"/>
@@ -34229,7 +34753,7 @@
       </w:tc>
       <w:tc>
         <w:tcPr>
-          <w:tcW w:w="2958" w:type="dxa"/>
+          <w:tcW w:w="2960" w:type="dxa"/>
           <w:tcBorders>
             <w:top w:val="nil"/>
             <w:start w:val="nil"/>
@@ -34264,7 +34788,7 @@
       </w:tc>
       <w:tc>
         <w:tcPr>
-          <w:tcW w:w="2378" w:type="dxa"/>
+          <w:tcW w:w="2377" w:type="dxa"/>
           <w:tcBorders>
             <w:top w:val="nil"/>
             <w:start w:val="nil"/>
@@ -34299,7 +34823,7 @@
       </w:tc>
       <w:tc>
         <w:tcPr>
-          <w:tcW w:w="2398" w:type="dxa"/>
+          <w:tcW w:w="2399" w:type="dxa"/>
           <w:tcBorders>
             <w:top w:val="nil"/>
             <w:start w:val="nil"/>
@@ -34343,7 +34867,7 @@
       </w:trPr>
       <w:tc>
         <w:tcPr>
-          <w:tcW w:w="2014" w:type="dxa"/>
+          <w:tcW w:w="2012" w:type="dxa"/>
           <w:vMerge w:val="continue"/>
           <w:tcBorders>
             <w:top w:val="nil"/>
@@ -34379,7 +34903,7 @@
       </w:tc>
       <w:tc>
         <w:tcPr>
-          <w:tcW w:w="2958" w:type="dxa"/>
+          <w:tcW w:w="2960" w:type="dxa"/>
           <w:tcBorders>
             <w:top w:val="nil"/>
             <w:start w:val="nil"/>
@@ -34414,7 +34938,7 @@
       </w:tc>
       <w:tc>
         <w:tcPr>
-          <w:tcW w:w="2378" w:type="dxa"/>
+          <w:tcW w:w="2377" w:type="dxa"/>
           <w:tcBorders>
             <w:top w:val="nil"/>
             <w:start w:val="nil"/>
@@ -34449,7 +34973,7 @@
       </w:tc>
       <w:tc>
         <w:tcPr>
-          <w:tcW w:w="2398" w:type="dxa"/>
+          <w:tcW w:w="2399" w:type="dxa"/>
           <w:tcBorders>
             <w:top w:val="nil"/>
             <w:start w:val="nil"/>
@@ -34529,8 +35053,8 @@
     </w:tblPr>
     <w:tblGrid>
       <w:gridCol w:w="2976"/>
-      <w:gridCol w:w="2403"/>
-      <w:gridCol w:w="4369"/>
+      <w:gridCol w:w="2401"/>
+      <w:gridCol w:w="4371"/>
     </w:tblGrid>
     <w:tr>
       <w:trPr>
@@ -34573,7 +35097,7 @@
       </w:tc>
       <w:tc>
         <w:tcPr>
-          <w:tcW w:w="2403" w:type="dxa"/>
+          <w:tcW w:w="2401" w:type="dxa"/>
           <w:tcBorders>
             <w:top w:val="nil"/>
             <w:start w:val="nil"/>
@@ -34608,7 +35132,7 @@
       </w:tc>
       <w:tc>
         <w:tcPr>
-          <w:tcW w:w="4369" w:type="dxa"/>
+          <w:tcW w:w="4371" w:type="dxa"/>
           <w:tcBorders>
             <w:top w:val="nil"/>
             <w:start w:val="nil"/>
@@ -34794,7 +35318,7 @@
       </w:tc>
       <w:tc>
         <w:tcPr>
-          <w:tcW w:w="2403" w:type="dxa"/>
+          <w:tcW w:w="2401" w:type="dxa"/>
           <w:tcBorders>
             <w:top w:val="nil"/>
             <w:start w:val="nil"/>
@@ -34829,7 +35353,7 @@
       </w:tc>
       <w:tc>
         <w:tcPr>
-          <w:tcW w:w="4369" w:type="dxa"/>
+          <w:tcW w:w="4371" w:type="dxa"/>
           <w:tcBorders>
             <w:top w:val="nil"/>
             <w:start w:val="nil"/>
@@ -34908,7 +35432,7 @@
       </w:tc>
       <w:tc>
         <w:tcPr>
-          <w:tcW w:w="2403" w:type="dxa"/>
+          <w:tcW w:w="2401" w:type="dxa"/>
           <w:tcBorders>
             <w:top w:val="nil"/>
             <w:start w:val="nil"/>
@@ -34943,7 +35467,7 @@
       </w:tc>
       <w:tc>
         <w:tcPr>
-          <w:tcW w:w="4369" w:type="dxa"/>
+          <w:tcW w:w="4371" w:type="dxa"/>
           <w:tcBorders>
             <w:top w:val="nil"/>
             <w:start w:val="nil"/>
@@ -35009,8 +35533,8 @@
     </w:tblPr>
     <w:tblGrid>
       <w:gridCol w:w="2976"/>
-      <w:gridCol w:w="2403"/>
-      <w:gridCol w:w="4369"/>
+      <w:gridCol w:w="2401"/>
+      <w:gridCol w:w="4371"/>
     </w:tblGrid>
     <w:tr>
       <w:trPr>
@@ -35053,7 +35577,7 @@
       </w:tc>
       <w:tc>
         <w:tcPr>
-          <w:tcW w:w="2403" w:type="dxa"/>
+          <w:tcW w:w="2401" w:type="dxa"/>
           <w:tcBorders>
             <w:top w:val="nil"/>
             <w:start w:val="nil"/>
@@ -35088,7 +35612,7 @@
       </w:tc>
       <w:tc>
         <w:tcPr>
-          <w:tcW w:w="4369" w:type="dxa"/>
+          <w:tcW w:w="4371" w:type="dxa"/>
           <w:tcBorders>
             <w:top w:val="nil"/>
             <w:start w:val="nil"/>
@@ -35274,7 +35798,7 @@
       </w:tc>
       <w:tc>
         <w:tcPr>
-          <w:tcW w:w="2403" w:type="dxa"/>
+          <w:tcW w:w="2401" w:type="dxa"/>
           <w:tcBorders>
             <w:top w:val="nil"/>
             <w:start w:val="nil"/>
@@ -35309,7 +35833,7 @@
       </w:tc>
       <w:tc>
         <w:tcPr>
-          <w:tcW w:w="4369" w:type="dxa"/>
+          <w:tcW w:w="4371" w:type="dxa"/>
           <w:tcBorders>
             <w:top w:val="nil"/>
             <w:start w:val="nil"/>
@@ -35388,7 +35912,7 @@
       </w:tc>
       <w:tc>
         <w:tcPr>
-          <w:tcW w:w="2403" w:type="dxa"/>
+          <w:tcW w:w="2401" w:type="dxa"/>
           <w:tcBorders>
             <w:top w:val="nil"/>
             <w:start w:val="nil"/>
@@ -35423,7 +35947,7 @@
       </w:tc>
       <w:tc>
         <w:tcPr>
-          <w:tcW w:w="4369" w:type="dxa"/>
+          <w:tcW w:w="4371" w:type="dxa"/>
           <w:tcBorders>
             <w:top w:val="nil"/>
             <w:start w:val="nil"/>
@@ -35503,8 +36027,8 @@
     </w:tblPr>
     <w:tblGrid>
       <w:gridCol w:w="2976"/>
-      <w:gridCol w:w="2403"/>
-      <w:gridCol w:w="4369"/>
+      <w:gridCol w:w="2401"/>
+      <w:gridCol w:w="4371"/>
     </w:tblGrid>
     <w:tr>
       <w:trPr>
@@ -35547,7 +36071,7 @@
       </w:tc>
       <w:tc>
         <w:tcPr>
-          <w:tcW w:w="2403" w:type="dxa"/>
+          <w:tcW w:w="2401" w:type="dxa"/>
           <w:tcBorders>
             <w:top w:val="nil"/>
             <w:start w:val="nil"/>
@@ -35582,7 +36106,7 @@
       </w:tc>
       <w:tc>
         <w:tcPr>
-          <w:tcW w:w="4369" w:type="dxa"/>
+          <w:tcW w:w="4371" w:type="dxa"/>
           <w:tcBorders>
             <w:top w:val="nil"/>
             <w:start w:val="nil"/>
@@ -35768,7 +36292,7 @@
       </w:tc>
       <w:tc>
         <w:tcPr>
-          <w:tcW w:w="2403" w:type="dxa"/>
+          <w:tcW w:w="2401" w:type="dxa"/>
           <w:tcBorders>
             <w:top w:val="nil"/>
             <w:start w:val="nil"/>
@@ -35803,7 +36327,7 @@
       </w:tc>
       <w:tc>
         <w:tcPr>
-          <w:tcW w:w="4369" w:type="dxa"/>
+          <w:tcW w:w="4371" w:type="dxa"/>
           <w:tcBorders>
             <w:top w:val="nil"/>
             <w:start w:val="nil"/>
@@ -35882,7 +36406,7 @@
       </w:tc>
       <w:tc>
         <w:tcPr>
-          <w:tcW w:w="2403" w:type="dxa"/>
+          <w:tcW w:w="2401" w:type="dxa"/>
           <w:tcBorders>
             <w:top w:val="nil"/>
             <w:start w:val="nil"/>
@@ -35917,7 +36441,7 @@
       </w:tc>
       <w:tc>
         <w:tcPr>
-          <w:tcW w:w="4369" w:type="dxa"/>
+          <w:tcW w:w="4371" w:type="dxa"/>
           <w:tcBorders>
             <w:top w:val="nil"/>
             <w:start w:val="nil"/>
@@ -35983,8 +36507,8 @@
     </w:tblPr>
     <w:tblGrid>
       <w:gridCol w:w="2976"/>
-      <w:gridCol w:w="2403"/>
-      <w:gridCol w:w="4369"/>
+      <w:gridCol w:w="2401"/>
+      <w:gridCol w:w="4371"/>
     </w:tblGrid>
     <w:tr>
       <w:trPr>
@@ -36027,7 +36551,7 @@
       </w:tc>
       <w:tc>
         <w:tcPr>
-          <w:tcW w:w="2403" w:type="dxa"/>
+          <w:tcW w:w="2401" w:type="dxa"/>
           <w:tcBorders>
             <w:top w:val="nil"/>
             <w:start w:val="nil"/>
@@ -36062,7 +36586,7 @@
       </w:tc>
       <w:tc>
         <w:tcPr>
-          <w:tcW w:w="4369" w:type="dxa"/>
+          <w:tcW w:w="4371" w:type="dxa"/>
           <w:tcBorders>
             <w:top w:val="nil"/>
             <w:start w:val="nil"/>
@@ -36248,7 +36772,7 @@
       </w:tc>
       <w:tc>
         <w:tcPr>
-          <w:tcW w:w="2403" w:type="dxa"/>
+          <w:tcW w:w="2401" w:type="dxa"/>
           <w:tcBorders>
             <w:top w:val="nil"/>
             <w:start w:val="nil"/>
@@ -36283,7 +36807,7 @@
       </w:tc>
       <w:tc>
         <w:tcPr>
-          <w:tcW w:w="4369" w:type="dxa"/>
+          <w:tcW w:w="4371" w:type="dxa"/>
           <w:tcBorders>
             <w:top w:val="nil"/>
             <w:start w:val="nil"/>
@@ -36362,7 +36886,7 @@
       </w:tc>
       <w:tc>
         <w:tcPr>
-          <w:tcW w:w="2403" w:type="dxa"/>
+          <w:tcW w:w="2401" w:type="dxa"/>
           <w:tcBorders>
             <w:top w:val="nil"/>
             <w:start w:val="nil"/>
@@ -36397,7 +36921,7 @@
       </w:tc>
       <w:tc>
         <w:tcPr>
-          <w:tcW w:w="4369" w:type="dxa"/>
+          <w:tcW w:w="4371" w:type="dxa"/>
           <w:tcBorders>
             <w:top w:val="nil"/>
             <w:start w:val="nil"/>
@@ -38511,6 +39035,23 @@
       <w:sz w:val="22"/>
       <w:szCs w:val="22"/>
       <w:lang w:val="fr-FR" w:eastAsia="en-US" w:bidi="ar-SA"/>
+    </w:rPr>
+  </w:style>
+  <w:style w:type="paragraph" w:styleId="Heading1">
+    <w:name w:val="heading 1"/>
+    <w:basedOn w:val="Heading"/>
+    <w:next w:val="BodyText"/>
+    <w:qFormat/>
+    <w:pPr>
+      <w:spacing w:before="240" w:after="120"/>
+      <w:outlineLvl w:val="0"/>
+    </w:pPr>
+    <w:rPr>
+      <w:rFonts w:ascii="Liberation Serif" w:hAnsi="Liberation Serif" w:eastAsia="DejaVu Sans" w:cs="Noto Sans Arabic"/>
+      <w:b/>
+      <w:bCs/>
+      <w:sz w:val="48"/>
+      <w:szCs w:val="48"/>
     </w:rPr>
   </w:style>
   <w:style w:type="character" w:styleId="DefaultParagraphFont" w:default="1">

--- a/dossier-certification/Dossier Professionnel - Lecart Christophe.docx
+++ b/dossier-certification/Dossier Professionnel - Lecart Christophe.docx
@@ -4884,7 +4884,7 @@
                 <w:shd w:fill="FFFFFF" w:val="clear"/>
                 <w:lang w:val="fr-FR" w:eastAsia="en-US" w:bidi="ar-SA"/>
               </w:rPr>
-              <w:t>Dans le cadre du projet Social Network développé à Zone01, j'ai pris en charge l'intégralité du système d'authentification. La contrainte principale était l'hébergement sur Vercel (infrastructure serverless) : pas de serveur persistant, donc pas de session côté serveur classique — toute la sécurité devait reposer sur des mécanismes compatibles Edge Runtime.</w:t>
+              <w:t>Dans le cadre du projet Social Network (baptisé Konekt par l'équipe) développé à Zone01, j'ai pris en charge l'intégralité du système d'authentification. La contrainte principale était l'hébergement sur Vercel (infrastructure serverless) : pas de serveur persistant, donc pas de session côté serveur classique — toute la sécurité devait reposer sur des mécanismes compatibles Edge Runtime.</w:t>
             </w:r>
           </w:p>
           <w:p>
@@ -14585,7 +14585,7 @@
                 <w:szCs w:val="22"/>
                 <w:shd w:fill="FFFFFF" w:val="clear"/>
               </w:rPr>
-              <w:t>J'ai défini l'identité visuelle du projet Social Network et développé le composant de création de posts multi-médias, utilisé par toute l'équipe comme base pour les features groupes et événements.</w:t>
+              <w:t>J'ai défini l'identité visuelle du projet Social Network (Konekt) et développé le composant de création de posts multi-médias, utilisé par toute l'équipe comme base pour les features groupes et événements.</w:t>
             </w:r>
           </w:p>
           <w:p>
@@ -20006,7 +20006,7 @@
                 <w:sz w:val="22"/>
                 <w:szCs w:val="22"/>
               </w:rPr>
-              <w:t>J'ai défini et documenté la stratégie d'observabilité et les procédures opérationnelles du projet Social Network, afin que n'importe quel membre de l'équipe puisse gérer un déploiement ou diagnostiquer un incident sans dépendance à une seule personne.</w:t>
+              <w:t>J'ai défini et documenté la stratégie d'observabilité et les procédures opérationnelles du projet Social Network (Konekt), afin que n'importe quel membre de l'équipe puisse gérer un déploiement ou diagnostiquer un incident sans dépendance à une seule personne.</w:t>
             </w:r>
           </w:p>
           <w:p>

--- a/dossier-certification/Dossier Professionnel - Lecart Christophe.docx
+++ b/dossier-certification/Dossier Professionnel - Lecart Christophe.docx
@@ -1040,10 +1040,10 @@
         <w:tblLook w:noHBand="0" w:noVBand="1" w:firstColumn="1" w:lastRow="0" w:lastColumn="0" w:firstRow="1" w:val="04a0"/>
       </w:tblPr>
       <w:tblGrid>
-        <w:gridCol w:w="417"/>
-        <w:gridCol w:w="2844"/>
-        <w:gridCol w:w="6120"/>
-        <w:gridCol w:w="401"/>
+        <w:gridCol w:w="416"/>
+        <w:gridCol w:w="2845"/>
+        <w:gridCol w:w="6119"/>
+        <w:gridCol w:w="402"/>
       </w:tblGrid>
       <w:tr>
         <w:trPr/>
@@ -1215,7 +1215,7 @@
         <w:trPr/>
         <w:tc>
           <w:tcPr>
-            <w:tcW w:w="417" w:type="dxa"/>
+            <w:tcW w:w="416" w:type="dxa"/>
             <w:tcBorders>
               <w:top w:val="nil"/>
               <w:start w:val="single" w:sz="4" w:space="0" w:color="D9D9D9"/>
@@ -1392,7 +1392,7 @@
         </w:tc>
         <w:tc>
           <w:tcPr>
-            <w:tcW w:w="401" w:type="dxa"/>
+            <w:tcW w:w="402" w:type="dxa"/>
             <w:tcBorders>
               <w:top w:val="nil"/>
               <w:start w:val="nil"/>
@@ -2215,8 +2215,8 @@
         <w:tblLook w:noHBand="0" w:noVBand="1" w:firstColumn="1" w:lastRow="0" w:lastColumn="0" w:firstRow="1" w:val="04a0"/>
       </w:tblPr>
       <w:tblGrid>
-        <w:gridCol w:w="275"/>
-        <w:gridCol w:w="8833"/>
+        <w:gridCol w:w="274"/>
+        <w:gridCol w:w="8834"/>
         <w:gridCol w:w="674"/>
       </w:tblGrid>
       <w:tr>
@@ -2439,7 +2439,7 @@
         <w:trPr/>
         <w:tc>
           <w:tcPr>
-            <w:tcW w:w="275" w:type="dxa"/>
+            <w:tcW w:w="274" w:type="dxa"/>
             <w:tcBorders>
               <w:top w:val="single" w:sz="4" w:space="0" w:color="FFFFFF"/>
               <w:start w:val="nil"/>
@@ -2472,7 +2472,7 @@
         </w:tc>
         <w:tc>
           <w:tcPr>
-            <w:tcW w:w="8833" w:type="dxa"/>
+            <w:tcW w:w="8834" w:type="dxa"/>
             <w:tcBorders>
               <w:top w:val="nil"/>
               <w:start w:val="single" w:sz="8" w:space="0" w:color="F2F2F2"/>
@@ -2568,7 +2568,7 @@
         <w:trPr/>
         <w:tc>
           <w:tcPr>
-            <w:tcW w:w="275" w:type="dxa"/>
+            <w:tcW w:w="274" w:type="dxa"/>
             <w:tcBorders>
               <w:top w:val="nil"/>
               <w:start w:val="nil"/>
@@ -2601,7 +2601,7 @@
         </w:tc>
         <w:tc>
           <w:tcPr>
-            <w:tcW w:w="8833" w:type="dxa"/>
+            <w:tcW w:w="8834" w:type="dxa"/>
             <w:tcBorders>
               <w:top w:val="nil"/>
               <w:start w:val="single" w:sz="8" w:space="0" w:color="F2F2F2"/>
@@ -2715,7 +2715,7 @@
         <w:trPr/>
         <w:tc>
           <w:tcPr>
-            <w:tcW w:w="275" w:type="dxa"/>
+            <w:tcW w:w="274" w:type="dxa"/>
             <w:tcBorders>
               <w:top w:val="nil"/>
               <w:start w:val="nil"/>
@@ -2748,7 +2748,7 @@
         </w:tc>
         <w:tc>
           <w:tcPr>
-            <w:tcW w:w="8833" w:type="dxa"/>
+            <w:tcW w:w="8834" w:type="dxa"/>
             <w:tcBorders>
               <w:top w:val="nil"/>
               <w:start w:val="single" w:sz="8" w:space="0" w:color="F2F2F2"/>
@@ -2939,7 +2939,7 @@
         <w:trPr/>
         <w:tc>
           <w:tcPr>
-            <w:tcW w:w="275" w:type="dxa"/>
+            <w:tcW w:w="274" w:type="dxa"/>
             <w:tcBorders>
               <w:top w:val="single" w:sz="4" w:space="0" w:color="FFFFFF"/>
               <w:start w:val="nil"/>
@@ -2972,7 +2972,7 @@
         </w:tc>
         <w:tc>
           <w:tcPr>
-            <w:tcW w:w="8833" w:type="dxa"/>
+            <w:tcW w:w="8834" w:type="dxa"/>
             <w:tcBorders>
               <w:top w:val="nil"/>
               <w:start w:val="single" w:sz="8" w:space="0" w:color="F2F2F2"/>
@@ -3071,7 +3071,7 @@
         <w:trPr/>
         <w:tc>
           <w:tcPr>
-            <w:tcW w:w="275" w:type="dxa"/>
+            <w:tcW w:w="274" w:type="dxa"/>
             <w:tcBorders>
               <w:top w:val="nil"/>
               <w:start w:val="nil"/>
@@ -3104,7 +3104,7 @@
         </w:tc>
         <w:tc>
           <w:tcPr>
-            <w:tcW w:w="8833" w:type="dxa"/>
+            <w:tcW w:w="8834" w:type="dxa"/>
             <w:tcBorders>
               <w:top w:val="nil"/>
               <w:start w:val="single" w:sz="8" w:space="0" w:color="F2F2F2"/>
@@ -3203,7 +3203,7 @@
         <w:trPr/>
         <w:tc>
           <w:tcPr>
-            <w:tcW w:w="275" w:type="dxa"/>
+            <w:tcW w:w="274" w:type="dxa"/>
             <w:tcBorders>
               <w:top w:val="nil"/>
               <w:start w:val="nil"/>
@@ -3236,7 +3236,7 @@
         </w:tc>
         <w:tc>
           <w:tcPr>
-            <w:tcW w:w="8833" w:type="dxa"/>
+            <w:tcW w:w="8834" w:type="dxa"/>
             <w:tcBorders>
               <w:top w:val="nil"/>
               <w:start w:val="single" w:sz="8" w:space="0" w:color="F2F2F2"/>
@@ -3425,7 +3425,7 @@
         <w:trPr/>
         <w:tc>
           <w:tcPr>
-            <w:tcW w:w="275" w:type="dxa"/>
+            <w:tcW w:w="274" w:type="dxa"/>
             <w:tcBorders>
               <w:top w:val="nil"/>
               <w:start w:val="nil"/>
@@ -3464,7 +3464,7 @@
         </w:tc>
         <w:tc>
           <w:tcPr>
-            <w:tcW w:w="8833" w:type="dxa"/>
+            <w:tcW w:w="8834" w:type="dxa"/>
             <w:tcBorders>
               <w:top w:val="nil"/>
               <w:start w:val="single" w:sz="8" w:space="0" w:color="F2F2F2"/>
@@ -3520,7 +3520,7 @@
                 <w:szCs w:val="22"/>
                 <w:shd w:fill="FFFFFF" w:val="clear"/>
               </w:rPr>
-              <w:t>Containerisation Docker multi-stage et pipeline CI/CD GitHub Actions</w:t>
+              <w:t>Containerisation Docker multi-stage et déploiement Vercel (intégration Git native)</w:t>
             </w:r>
           </w:p>
         </w:tc>
@@ -3567,7 +3567,7 @@
         <w:trPr/>
         <w:tc>
           <w:tcPr>
-            <w:tcW w:w="275" w:type="dxa"/>
+            <w:tcW w:w="274" w:type="dxa"/>
             <w:tcBorders>
               <w:top w:val="nil"/>
               <w:start w:val="nil"/>
@@ -3606,7 +3606,7 @@
         </w:tc>
         <w:tc>
           <w:tcPr>
-            <w:tcW w:w="8833" w:type="dxa"/>
+            <w:tcW w:w="8834" w:type="dxa"/>
             <w:tcBorders>
               <w:top w:val="nil"/>
               <w:start w:val="single" w:sz="8" w:space="0" w:color="F2F2F2"/>
@@ -3703,7 +3703,7 @@
         <w:trPr/>
         <w:tc>
           <w:tcPr>
-            <w:tcW w:w="275" w:type="dxa"/>
+            <w:tcW w:w="274" w:type="dxa"/>
             <w:tcBorders>
               <w:top w:val="nil"/>
               <w:start w:val="nil"/>
@@ -3742,7 +3742,7 @@
         </w:tc>
         <w:tc>
           <w:tcPr>
-            <w:tcW w:w="8833" w:type="dxa"/>
+            <w:tcW w:w="8834" w:type="dxa"/>
             <w:tcBorders>
               <w:top w:val="nil"/>
               <w:start w:val="single" w:sz="8" w:space="0" w:color="F2F2F2"/>
@@ -4428,12 +4428,12 @@
       <w:tblGrid>
         <w:gridCol w:w="2411"/>
         <w:gridCol w:w="142"/>
-        <w:gridCol w:w="368"/>
+        <w:gridCol w:w="367"/>
         <w:gridCol w:w="48"/>
-        <w:gridCol w:w="528"/>
-        <w:gridCol w:w="1173"/>
+        <w:gridCol w:w="529"/>
+        <w:gridCol w:w="1172"/>
         <w:gridCol w:w="142"/>
-        <w:gridCol w:w="572"/>
+        <w:gridCol w:w="573"/>
         <w:gridCol w:w="4398"/>
       </w:tblGrid>
       <w:tr>
@@ -4484,7 +4484,7 @@
         </w:tc>
         <w:tc>
           <w:tcPr>
-            <w:tcW w:w="558" w:type="dxa"/>
+            <w:tcW w:w="557" w:type="dxa"/>
             <w:gridSpan w:val="3"/>
             <w:tcBorders>
               <w:top w:val="nil"/>
@@ -4537,7 +4537,7 @@
         </w:tc>
         <w:tc>
           <w:tcPr>
-            <w:tcW w:w="6813" w:type="dxa"/>
+            <w:tcW w:w="6814" w:type="dxa"/>
             <w:gridSpan w:val="5"/>
             <w:tcBorders>
               <w:top w:val="nil"/>
@@ -4612,7 +4612,7 @@
         </w:trPr>
         <w:tc>
           <w:tcPr>
-            <w:tcW w:w="2969" w:type="dxa"/>
+            <w:tcW w:w="2968" w:type="dxa"/>
             <w:gridSpan w:val="4"/>
             <w:tcBorders>
               <w:top w:val="nil"/>
@@ -4682,7 +4682,7 @@
         </w:tc>
         <w:tc>
           <w:tcPr>
-            <w:tcW w:w="6813" w:type="dxa"/>
+            <w:tcW w:w="6814" w:type="dxa"/>
             <w:gridSpan w:val="5"/>
             <w:tcBorders>
               <w:top w:val="nil"/>
@@ -4732,7 +4732,7 @@
         </w:trPr>
         <w:tc>
           <w:tcPr>
-            <w:tcW w:w="2969" w:type="dxa"/>
+            <w:tcW w:w="2968" w:type="dxa"/>
             <w:gridSpan w:val="4"/>
             <w:tcBorders>
               <w:top w:val="thinThickMediumGap" w:sz="24" w:space="0" w:color="D60093"/>
@@ -4765,7 +4765,7 @@
         </w:tc>
         <w:tc>
           <w:tcPr>
-            <w:tcW w:w="6813" w:type="dxa"/>
+            <w:tcW w:w="6814" w:type="dxa"/>
             <w:gridSpan w:val="5"/>
             <w:tcBorders>
               <w:top w:val="thinThickMediumGap" w:sz="24" w:space="0" w:color="D60093"/>
@@ -5028,7 +5028,7 @@
                 <w:shd w:fill="FFFFFF" w:val="clear"/>
               </w:rPr>
               <w:drawing>
-                <wp:anchor distT="0" distB="0" distL="0" distR="0" simplePos="0" relativeHeight="112" behindDoc="0" locked="0" layoutInCell="0" allowOverlap="1">
+                <wp:anchor distT="0" distB="0" distL="0" distR="0" simplePos="0" relativeHeight="28" behindDoc="0" locked="0" layoutInCell="0" allowOverlap="1">
                   <wp:simplePos x="0" y="0"/>
                   <wp:positionH relativeFrom="margin">
                     <wp:posOffset>461645</wp:posOffset>
@@ -5909,7 +5909,7 @@
         </w:trPr>
         <w:tc>
           <w:tcPr>
-            <w:tcW w:w="4670" w:type="dxa"/>
+            <w:tcW w:w="4669" w:type="dxa"/>
             <w:gridSpan w:val="6"/>
             <w:tcBorders>
               <w:top w:val="single" w:sz="8" w:space="0" w:color="D60093"/>
@@ -5946,7 +5946,7 @@
         </w:tc>
         <w:tc>
           <w:tcPr>
-            <w:tcW w:w="5112" w:type="dxa"/>
+            <w:tcW w:w="5113" w:type="dxa"/>
             <w:gridSpan w:val="3"/>
             <w:tcBorders>
               <w:top w:val="single" w:sz="8" w:space="0" w:color="D60093"/>
@@ -5990,7 +5990,7 @@
         </w:trPr>
         <w:tc>
           <w:tcPr>
-            <w:tcW w:w="4670" w:type="dxa"/>
+            <w:tcW w:w="4669" w:type="dxa"/>
             <w:gridSpan w:val="6"/>
             <w:tcBorders>
               <w:top w:val="nil"/>
@@ -6041,7 +6041,7 @@
         </w:tc>
         <w:tc>
           <w:tcPr>
-            <w:tcW w:w="5112" w:type="dxa"/>
+            <w:tcW w:w="5113" w:type="dxa"/>
             <w:gridSpan w:val="3"/>
             <w:tcBorders>
               <w:top w:val="nil"/>
@@ -6205,7 +6205,7 @@
         </w:tc>
         <w:tc>
           <w:tcPr>
-            <w:tcW w:w="368" w:type="dxa"/>
+            <w:tcW w:w="367" w:type="dxa"/>
             <w:tcBorders>
               <w:top w:val="nil"/>
               <w:start w:val="single" w:sz="8" w:space="0" w:color="F2F2F2"/>
@@ -6241,7 +6241,7 @@
         </w:tc>
         <w:tc>
           <w:tcPr>
-            <w:tcW w:w="6861" w:type="dxa"/>
+            <w:tcW w:w="6862" w:type="dxa"/>
             <w:gridSpan w:val="6"/>
             <w:tcBorders>
               <w:top w:val="nil"/>
@@ -6329,7 +6329,7 @@
         </w:tc>
         <w:tc>
           <w:tcPr>
-            <w:tcW w:w="368" w:type="dxa"/>
+            <w:tcW w:w="367" w:type="dxa"/>
             <w:tcBorders>
               <w:top w:val="nil"/>
               <w:start w:val="single" w:sz="8" w:space="0" w:color="F2F2F2"/>
@@ -6365,7 +6365,7 @@
         </w:tc>
         <w:tc>
           <w:tcPr>
-            <w:tcW w:w="576" w:type="dxa"/>
+            <w:tcW w:w="577" w:type="dxa"/>
             <w:gridSpan w:val="2"/>
             <w:tcBorders>
               <w:top w:val="nil"/>
@@ -6403,7 +6403,7 @@
         </w:tc>
         <w:tc>
           <w:tcPr>
-            <w:tcW w:w="1315" w:type="dxa"/>
+            <w:tcW w:w="1314" w:type="dxa"/>
             <w:gridSpan w:val="2"/>
             <w:tcBorders>
               <w:top w:val="nil"/>
@@ -6473,7 +6473,7 @@
         </w:tc>
         <w:tc>
           <w:tcPr>
-            <w:tcW w:w="572" w:type="dxa"/>
+            <w:tcW w:w="573" w:type="dxa"/>
             <w:tcBorders>
               <w:top w:val="nil"/>
               <w:start w:val="nil"/>
@@ -6771,12 +6771,12 @@
       <w:tblGrid>
         <w:gridCol w:w="2411"/>
         <w:gridCol w:w="142"/>
-        <w:gridCol w:w="368"/>
+        <w:gridCol w:w="367"/>
         <w:gridCol w:w="48"/>
-        <w:gridCol w:w="528"/>
-        <w:gridCol w:w="1173"/>
+        <w:gridCol w:w="529"/>
+        <w:gridCol w:w="1172"/>
         <w:gridCol w:w="142"/>
-        <w:gridCol w:w="572"/>
+        <w:gridCol w:w="573"/>
         <w:gridCol w:w="4398"/>
       </w:tblGrid>
       <w:tr>
@@ -6827,7 +6827,7 @@
         </w:tc>
         <w:tc>
           <w:tcPr>
-            <w:tcW w:w="558" w:type="dxa"/>
+            <w:tcW w:w="557" w:type="dxa"/>
             <w:gridSpan w:val="3"/>
             <w:tcBorders>
               <w:top w:val="nil"/>
@@ -6880,7 +6880,7 @@
         </w:tc>
         <w:tc>
           <w:tcPr>
-            <w:tcW w:w="6813" w:type="dxa"/>
+            <w:tcW w:w="6814" w:type="dxa"/>
             <w:gridSpan w:val="5"/>
             <w:tcBorders>
               <w:top w:val="nil"/>
@@ -6955,7 +6955,7 @@
         </w:trPr>
         <w:tc>
           <w:tcPr>
-            <w:tcW w:w="2969" w:type="dxa"/>
+            <w:tcW w:w="2968" w:type="dxa"/>
             <w:gridSpan w:val="4"/>
             <w:tcBorders>
               <w:top w:val="nil"/>
@@ -7025,7 +7025,7 @@
         </w:tc>
         <w:tc>
           <w:tcPr>
-            <w:tcW w:w="6813" w:type="dxa"/>
+            <w:tcW w:w="6814" w:type="dxa"/>
             <w:gridSpan w:val="5"/>
             <w:tcBorders>
               <w:top w:val="nil"/>
@@ -7076,7 +7076,7 @@
         </w:trPr>
         <w:tc>
           <w:tcPr>
-            <w:tcW w:w="2969" w:type="dxa"/>
+            <w:tcW w:w="2968" w:type="dxa"/>
             <w:gridSpan w:val="4"/>
             <w:tcBorders>
               <w:top w:val="thinThickMediumGap" w:sz="24" w:space="0" w:color="D60093"/>
@@ -7109,7 +7109,7 @@
         </w:tc>
         <w:tc>
           <w:tcPr>
-            <w:tcW w:w="6813" w:type="dxa"/>
+            <w:tcW w:w="6814" w:type="dxa"/>
             <w:gridSpan w:val="5"/>
             <w:tcBorders>
               <w:top w:val="thinThickMediumGap" w:sz="24" w:space="0" w:color="D60093"/>
@@ -7677,7 +7677,7 @@
         </w:trPr>
         <w:tc>
           <w:tcPr>
-            <w:tcW w:w="4670" w:type="dxa"/>
+            <w:tcW w:w="4669" w:type="dxa"/>
             <w:gridSpan w:val="6"/>
             <w:tcBorders>
               <w:top w:val="single" w:sz="8" w:space="0" w:color="D60093"/>
@@ -7714,7 +7714,7 @@
         </w:tc>
         <w:tc>
           <w:tcPr>
-            <w:tcW w:w="5112" w:type="dxa"/>
+            <w:tcW w:w="5113" w:type="dxa"/>
             <w:gridSpan w:val="3"/>
             <w:tcBorders>
               <w:top w:val="single" w:sz="8" w:space="0" w:color="D60093"/>
@@ -7758,7 +7758,7 @@
         </w:trPr>
         <w:tc>
           <w:tcPr>
-            <w:tcW w:w="4670" w:type="dxa"/>
+            <w:tcW w:w="4669" w:type="dxa"/>
             <w:gridSpan w:val="6"/>
             <w:tcBorders>
               <w:top w:val="nil"/>
@@ -7809,7 +7809,7 @@
         </w:tc>
         <w:tc>
           <w:tcPr>
-            <w:tcW w:w="5112" w:type="dxa"/>
+            <w:tcW w:w="5113" w:type="dxa"/>
             <w:gridSpan w:val="3"/>
             <w:tcBorders>
               <w:top w:val="nil"/>
@@ -8008,7 +8008,7 @@
         </w:tc>
         <w:tc>
           <w:tcPr>
-            <w:tcW w:w="368" w:type="dxa"/>
+            <w:tcW w:w="367" w:type="dxa"/>
             <w:tcBorders>
               <w:top w:val="nil"/>
               <w:start w:val="single" w:sz="8" w:space="0" w:color="F2F2F2"/>
@@ -8044,7 +8044,7 @@
         </w:tc>
         <w:tc>
           <w:tcPr>
-            <w:tcW w:w="6861" w:type="dxa"/>
+            <w:tcW w:w="6862" w:type="dxa"/>
             <w:gridSpan w:val="6"/>
             <w:tcBorders>
               <w:top w:val="nil"/>
@@ -8132,7 +8132,7 @@
         </w:tc>
         <w:tc>
           <w:tcPr>
-            <w:tcW w:w="368" w:type="dxa"/>
+            <w:tcW w:w="367" w:type="dxa"/>
             <w:tcBorders>
               <w:top w:val="nil"/>
               <w:start w:val="single" w:sz="8" w:space="0" w:color="F2F2F2"/>
@@ -8168,7 +8168,7 @@
         </w:tc>
         <w:tc>
           <w:tcPr>
-            <w:tcW w:w="576" w:type="dxa"/>
+            <w:tcW w:w="577" w:type="dxa"/>
             <w:gridSpan w:val="2"/>
             <w:tcBorders>
               <w:top w:val="nil"/>
@@ -8206,7 +8206,7 @@
         </w:tc>
         <w:tc>
           <w:tcPr>
-            <w:tcW w:w="1315" w:type="dxa"/>
+            <w:tcW w:w="1314" w:type="dxa"/>
             <w:gridSpan w:val="2"/>
             <w:tcBorders>
               <w:top w:val="nil"/>
@@ -8266,7 +8266,7 @@
         </w:tc>
         <w:tc>
           <w:tcPr>
-            <w:tcW w:w="572" w:type="dxa"/>
+            <w:tcW w:w="573" w:type="dxa"/>
             <w:tcBorders>
               <w:top w:val="nil"/>
               <w:start w:val="nil"/>
@@ -8571,7 +8571,7 @@
         </w:tc>
         <w:tc>
           <w:tcPr>
-            <w:tcW w:w="558" w:type="dxa"/>
+            <w:tcW w:w="557" w:type="dxa"/>
             <w:gridSpan w:val="3"/>
             <w:tcBorders>
               <w:top w:val="nil"/>
@@ -8624,7 +8624,7 @@
         </w:tc>
         <w:tc>
           <w:tcPr>
-            <w:tcW w:w="6813" w:type="dxa"/>
+            <w:tcW w:w="6814" w:type="dxa"/>
             <w:gridSpan w:val="5"/>
             <w:tcBorders>
               <w:top w:val="nil"/>
@@ -8699,7 +8699,7 @@
         </w:trPr>
         <w:tc>
           <w:tcPr>
-            <w:tcW w:w="2969" w:type="dxa"/>
+            <w:tcW w:w="2968" w:type="dxa"/>
             <w:gridSpan w:val="4"/>
             <w:tcBorders>
               <w:top w:val="nil"/>
@@ -8756,7 +8756,7 @@
         </w:tc>
         <w:tc>
           <w:tcPr>
-            <w:tcW w:w="6813" w:type="dxa"/>
+            <w:tcW w:w="6814" w:type="dxa"/>
             <w:gridSpan w:val="5"/>
             <w:tcBorders>
               <w:top w:val="nil"/>
@@ -8817,7 +8817,7 @@
         </w:trPr>
         <w:tc>
           <w:tcPr>
-            <w:tcW w:w="2969" w:type="dxa"/>
+            <w:tcW w:w="2968" w:type="dxa"/>
             <w:gridSpan w:val="4"/>
             <w:tcBorders>
               <w:top w:val="thinThickMediumGap" w:sz="24" w:space="0" w:color="D60093"/>
@@ -8850,7 +8850,7 @@
         </w:tc>
         <w:tc>
           <w:tcPr>
-            <w:tcW w:w="6813" w:type="dxa"/>
+            <w:tcW w:w="6814" w:type="dxa"/>
             <w:gridSpan w:val="5"/>
             <w:tcBorders>
               <w:top w:val="thinThickMediumGap" w:sz="24" w:space="0" w:color="D60093"/>
@@ -9513,7 +9513,7 @@
         </w:trPr>
         <w:tc>
           <w:tcPr>
-            <w:tcW w:w="4670" w:type="dxa"/>
+            <w:tcW w:w="4669" w:type="dxa"/>
             <w:gridSpan w:val="6"/>
             <w:tcBorders>
               <w:top w:val="single" w:sz="8" w:space="0" w:color="D60093"/>
@@ -9550,7 +9550,7 @@
         </w:tc>
         <w:tc>
           <w:tcPr>
-            <w:tcW w:w="5112" w:type="dxa"/>
+            <w:tcW w:w="5113" w:type="dxa"/>
             <w:gridSpan w:val="3"/>
             <w:tcBorders>
               <w:top w:val="single" w:sz="8" w:space="0" w:color="D60093"/>
@@ -9594,7 +9594,7 @@
         </w:trPr>
         <w:tc>
           <w:tcPr>
-            <w:tcW w:w="4670" w:type="dxa"/>
+            <w:tcW w:w="4669" w:type="dxa"/>
             <w:gridSpan w:val="6"/>
             <w:tcBorders>
               <w:top w:val="nil"/>
@@ -9645,7 +9645,7 @@
         </w:tc>
         <w:tc>
           <w:tcPr>
-            <w:tcW w:w="5112" w:type="dxa"/>
+            <w:tcW w:w="5113" w:type="dxa"/>
             <w:gridSpan w:val="3"/>
             <w:tcBorders>
               <w:top w:val="nil"/>
@@ -9844,7 +9844,7 @@
         </w:tc>
         <w:tc>
           <w:tcPr>
-            <w:tcW w:w="368" w:type="dxa"/>
+            <w:tcW w:w="367" w:type="dxa"/>
             <w:tcBorders>
               <w:top w:val="nil"/>
               <w:start w:val="single" w:sz="8" w:space="0" w:color="F2F2F2"/>
@@ -9880,7 +9880,7 @@
         </w:tc>
         <w:tc>
           <w:tcPr>
-            <w:tcW w:w="6861" w:type="dxa"/>
+            <w:tcW w:w="6862" w:type="dxa"/>
             <w:gridSpan w:val="6"/>
             <w:tcBorders>
               <w:top w:val="nil"/>
@@ -9968,7 +9968,7 @@
         </w:tc>
         <w:tc>
           <w:tcPr>
-            <w:tcW w:w="368" w:type="dxa"/>
+            <w:tcW w:w="367" w:type="dxa"/>
             <w:tcBorders>
               <w:top w:val="nil"/>
               <w:start w:val="single" w:sz="8" w:space="0" w:color="F2F2F2"/>
@@ -10004,7 +10004,7 @@
         </w:tc>
         <w:tc>
           <w:tcPr>
-            <w:tcW w:w="576" w:type="dxa"/>
+            <w:tcW w:w="577" w:type="dxa"/>
             <w:gridSpan w:val="2"/>
             <w:tcBorders>
               <w:top w:val="nil"/>
@@ -10042,7 +10042,7 @@
         </w:tc>
         <w:tc>
           <w:tcPr>
-            <w:tcW w:w="1315" w:type="dxa"/>
+            <w:tcW w:w="1314" w:type="dxa"/>
             <w:gridSpan w:val="2"/>
             <w:tcBorders>
               <w:top w:val="nil"/>
@@ -10112,7 +10112,7 @@
         </w:tc>
         <w:tc>
           <w:tcPr>
-            <w:tcW w:w="572" w:type="dxa"/>
+            <w:tcW w:w="573" w:type="dxa"/>
             <w:tcBorders>
               <w:top w:val="nil"/>
               <w:start w:val="nil"/>
@@ -10499,7 +10499,7 @@
         </w:tc>
         <w:tc>
           <w:tcPr>
-            <w:tcW w:w="558" w:type="dxa"/>
+            <w:tcW w:w="557" w:type="dxa"/>
             <w:gridSpan w:val="3"/>
             <w:tcBorders>
               <w:top w:val="nil"/>
@@ -10551,7 +10551,7 @@
         </w:tc>
         <w:tc>
           <w:tcPr>
-            <w:tcW w:w="6813" w:type="dxa"/>
+            <w:tcW w:w="6814" w:type="dxa"/>
             <w:gridSpan w:val="5"/>
             <w:tcBorders>
               <w:top w:val="nil"/>
@@ -10626,7 +10626,7 @@
         </w:trPr>
         <w:tc>
           <w:tcPr>
-            <w:tcW w:w="2969" w:type="dxa"/>
+            <w:tcW w:w="2968" w:type="dxa"/>
             <w:gridSpan w:val="4"/>
             <w:tcBorders>
               <w:top w:val="nil"/>
@@ -10696,7 +10696,7 @@
         </w:tc>
         <w:tc>
           <w:tcPr>
-            <w:tcW w:w="6813" w:type="dxa"/>
+            <w:tcW w:w="6814" w:type="dxa"/>
             <w:gridSpan w:val="5"/>
             <w:tcBorders>
               <w:top w:val="nil"/>
@@ -10750,7 +10750,7 @@
         </w:trPr>
         <w:tc>
           <w:tcPr>
-            <w:tcW w:w="2969" w:type="dxa"/>
+            <w:tcW w:w="2968" w:type="dxa"/>
             <w:gridSpan w:val="4"/>
             <w:tcBorders>
               <w:top w:val="thinThickMediumGap" w:sz="24" w:space="0" w:color="D60093"/>
@@ -10783,7 +10783,7 @@
         </w:tc>
         <w:tc>
           <w:tcPr>
-            <w:tcW w:w="6813" w:type="dxa"/>
+            <w:tcW w:w="6814" w:type="dxa"/>
             <w:gridSpan w:val="5"/>
             <w:tcBorders>
               <w:top w:val="thinThickMediumGap" w:sz="24" w:space="0" w:color="D60093"/>
@@ -11414,7 +11414,7 @@
         </w:trPr>
         <w:tc>
           <w:tcPr>
-            <w:tcW w:w="4670" w:type="dxa"/>
+            <w:tcW w:w="4669" w:type="dxa"/>
             <w:gridSpan w:val="6"/>
             <w:tcBorders>
               <w:top w:val="single" w:sz="8" w:space="0" w:color="D60093"/>
@@ -11451,7 +11451,7 @@
         </w:tc>
         <w:tc>
           <w:tcPr>
-            <w:tcW w:w="5112" w:type="dxa"/>
+            <w:tcW w:w="5113" w:type="dxa"/>
             <w:gridSpan w:val="3"/>
             <w:tcBorders>
               <w:top w:val="single" w:sz="8" w:space="0" w:color="D60093"/>
@@ -11495,7 +11495,7 @@
         </w:trPr>
         <w:tc>
           <w:tcPr>
-            <w:tcW w:w="4670" w:type="dxa"/>
+            <w:tcW w:w="4669" w:type="dxa"/>
             <w:gridSpan w:val="6"/>
             <w:tcBorders>
               <w:top w:val="nil"/>
@@ -11546,7 +11546,7 @@
         </w:tc>
         <w:tc>
           <w:tcPr>
-            <w:tcW w:w="5112" w:type="dxa"/>
+            <w:tcW w:w="5113" w:type="dxa"/>
             <w:gridSpan w:val="3"/>
             <w:tcBorders>
               <w:top w:val="nil"/>
@@ -11745,7 +11745,7 @@
         </w:tc>
         <w:tc>
           <w:tcPr>
-            <w:tcW w:w="368" w:type="dxa"/>
+            <w:tcW w:w="367" w:type="dxa"/>
             <w:tcBorders>
               <w:top w:val="nil"/>
               <w:start w:val="single" w:sz="8" w:space="0" w:color="F2F2F2"/>
@@ -11777,7 +11777,7 @@
         </w:tc>
         <w:tc>
           <w:tcPr>
-            <w:tcW w:w="6861" w:type="dxa"/>
+            <w:tcW w:w="6862" w:type="dxa"/>
             <w:gridSpan w:val="6"/>
             <w:tcBorders>
               <w:top w:val="nil"/>
@@ -11867,7 +11867,7 @@
         </w:tc>
         <w:tc>
           <w:tcPr>
-            <w:tcW w:w="368" w:type="dxa"/>
+            <w:tcW w:w="367" w:type="dxa"/>
             <w:tcBorders>
               <w:top w:val="nil"/>
               <w:start w:val="single" w:sz="8" w:space="0" w:color="F2F2F2"/>
@@ -11903,7 +11903,7 @@
         </w:tc>
         <w:tc>
           <w:tcPr>
-            <w:tcW w:w="576" w:type="dxa"/>
+            <w:tcW w:w="577" w:type="dxa"/>
             <w:gridSpan w:val="2"/>
             <w:tcBorders>
               <w:top w:val="nil"/>
@@ -11941,7 +11941,7 @@
         </w:tc>
         <w:tc>
           <w:tcPr>
-            <w:tcW w:w="1315" w:type="dxa"/>
+            <w:tcW w:w="1314" w:type="dxa"/>
             <w:gridSpan w:val="2"/>
             <w:tcBorders>
               <w:top w:val="nil"/>
@@ -12001,7 +12001,7 @@
         </w:tc>
         <w:tc>
           <w:tcPr>
-            <w:tcW w:w="572" w:type="dxa"/>
+            <w:tcW w:w="573" w:type="dxa"/>
             <w:tcBorders>
               <w:top w:val="nil"/>
               <w:start w:val="nil"/>
@@ -12316,7 +12316,7 @@
         </w:tc>
         <w:tc>
           <w:tcPr>
-            <w:tcW w:w="558" w:type="dxa"/>
+            <w:tcW w:w="557" w:type="dxa"/>
             <w:gridSpan w:val="3"/>
             <w:tcBorders>
               <w:top w:val="nil"/>
@@ -12368,7 +12368,7 @@
         </w:tc>
         <w:tc>
           <w:tcPr>
-            <w:tcW w:w="6813" w:type="dxa"/>
+            <w:tcW w:w="6814" w:type="dxa"/>
             <w:gridSpan w:val="5"/>
             <w:tcBorders>
               <w:top w:val="nil"/>
@@ -12443,7 +12443,7 @@
         </w:trPr>
         <w:tc>
           <w:tcPr>
-            <w:tcW w:w="2969" w:type="dxa"/>
+            <w:tcW w:w="2968" w:type="dxa"/>
             <w:gridSpan w:val="4"/>
             <w:tcBorders>
               <w:top w:val="nil"/>
@@ -12513,7 +12513,7 @@
         </w:tc>
         <w:tc>
           <w:tcPr>
-            <w:tcW w:w="6813" w:type="dxa"/>
+            <w:tcW w:w="6814" w:type="dxa"/>
             <w:gridSpan w:val="5"/>
             <w:tcBorders>
               <w:top w:val="nil"/>
@@ -12567,7 +12567,7 @@
         </w:trPr>
         <w:tc>
           <w:tcPr>
-            <w:tcW w:w="2969" w:type="dxa"/>
+            <w:tcW w:w="2968" w:type="dxa"/>
             <w:gridSpan w:val="4"/>
             <w:tcBorders>
               <w:top w:val="thinThickMediumGap" w:sz="24" w:space="0" w:color="D60093"/>
@@ -12600,7 +12600,7 @@
         </w:tc>
         <w:tc>
           <w:tcPr>
-            <w:tcW w:w="6813" w:type="dxa"/>
+            <w:tcW w:w="6814" w:type="dxa"/>
             <w:gridSpan w:val="5"/>
             <w:tcBorders>
               <w:top w:val="thinThickMediumGap" w:sz="24" w:space="0" w:color="D60093"/>
@@ -13275,7 +13275,7 @@
         </w:trPr>
         <w:tc>
           <w:tcPr>
-            <w:tcW w:w="4670" w:type="dxa"/>
+            <w:tcW w:w="4669" w:type="dxa"/>
             <w:gridSpan w:val="6"/>
             <w:tcBorders>
               <w:top w:val="single" w:sz="8" w:space="0" w:color="D60093"/>
@@ -13312,7 +13312,7 @@
         </w:tc>
         <w:tc>
           <w:tcPr>
-            <w:tcW w:w="5112" w:type="dxa"/>
+            <w:tcW w:w="5113" w:type="dxa"/>
             <w:gridSpan w:val="3"/>
             <w:tcBorders>
               <w:top w:val="single" w:sz="8" w:space="0" w:color="D60093"/>
@@ -13356,7 +13356,7 @@
         </w:trPr>
         <w:tc>
           <w:tcPr>
-            <w:tcW w:w="4670" w:type="dxa"/>
+            <w:tcW w:w="4669" w:type="dxa"/>
             <w:gridSpan w:val="6"/>
             <w:tcBorders>
               <w:top w:val="nil"/>
@@ -13407,7 +13407,7 @@
         </w:tc>
         <w:tc>
           <w:tcPr>
-            <w:tcW w:w="5112" w:type="dxa"/>
+            <w:tcW w:w="5113" w:type="dxa"/>
             <w:gridSpan w:val="3"/>
             <w:tcBorders>
               <w:top w:val="nil"/>
@@ -13606,7 +13606,7 @@
         </w:tc>
         <w:tc>
           <w:tcPr>
-            <w:tcW w:w="368" w:type="dxa"/>
+            <w:tcW w:w="367" w:type="dxa"/>
             <w:tcBorders>
               <w:top w:val="nil"/>
               <w:start w:val="single" w:sz="8" w:space="0" w:color="F2F2F2"/>
@@ -13638,7 +13638,7 @@
         </w:tc>
         <w:tc>
           <w:tcPr>
-            <w:tcW w:w="6861" w:type="dxa"/>
+            <w:tcW w:w="6862" w:type="dxa"/>
             <w:gridSpan w:val="6"/>
             <w:tcBorders>
               <w:top w:val="nil"/>
@@ -13726,7 +13726,7 @@
         </w:tc>
         <w:tc>
           <w:tcPr>
-            <w:tcW w:w="368" w:type="dxa"/>
+            <w:tcW w:w="367" w:type="dxa"/>
             <w:tcBorders>
               <w:top w:val="nil"/>
               <w:start w:val="single" w:sz="8" w:space="0" w:color="F2F2F2"/>
@@ -13762,7 +13762,7 @@
         </w:tc>
         <w:tc>
           <w:tcPr>
-            <w:tcW w:w="576" w:type="dxa"/>
+            <w:tcW w:w="577" w:type="dxa"/>
             <w:gridSpan w:val="2"/>
             <w:tcBorders>
               <w:top w:val="nil"/>
@@ -13800,7 +13800,7 @@
         </w:tc>
         <w:tc>
           <w:tcPr>
-            <w:tcW w:w="1315" w:type="dxa"/>
+            <w:tcW w:w="1314" w:type="dxa"/>
             <w:gridSpan w:val="2"/>
             <w:tcBorders>
               <w:top w:val="nil"/>
@@ -13860,7 +13860,7 @@
         </w:tc>
         <w:tc>
           <w:tcPr>
-            <w:tcW w:w="572" w:type="dxa"/>
+            <w:tcW w:w="573" w:type="dxa"/>
             <w:tcBorders>
               <w:top w:val="nil"/>
               <w:start w:val="nil"/>
@@ -14183,7 +14183,7 @@
         </w:tc>
         <w:tc>
           <w:tcPr>
-            <w:tcW w:w="558" w:type="dxa"/>
+            <w:tcW w:w="557" w:type="dxa"/>
             <w:gridSpan w:val="3"/>
             <w:tcBorders>
               <w:top w:val="nil"/>
@@ -14235,7 +14235,7 @@
         </w:tc>
         <w:tc>
           <w:tcPr>
-            <w:tcW w:w="6813" w:type="dxa"/>
+            <w:tcW w:w="6814" w:type="dxa"/>
             <w:gridSpan w:val="5"/>
             <w:tcBorders>
               <w:top w:val="nil"/>
@@ -14310,7 +14310,7 @@
         </w:trPr>
         <w:tc>
           <w:tcPr>
-            <w:tcW w:w="2969" w:type="dxa"/>
+            <w:tcW w:w="2968" w:type="dxa"/>
             <w:gridSpan w:val="4"/>
             <w:tcBorders>
               <w:top w:val="nil"/>
@@ -14380,7 +14380,7 @@
         </w:tc>
         <w:tc>
           <w:tcPr>
-            <w:tcW w:w="6813" w:type="dxa"/>
+            <w:tcW w:w="6814" w:type="dxa"/>
             <w:gridSpan w:val="5"/>
             <w:tcBorders>
               <w:top w:val="nil"/>
@@ -14434,7 +14434,7 @@
         </w:trPr>
         <w:tc>
           <w:tcPr>
-            <w:tcW w:w="2969" w:type="dxa"/>
+            <w:tcW w:w="2968" w:type="dxa"/>
             <w:gridSpan w:val="4"/>
             <w:tcBorders>
               <w:top w:val="thinThickMediumGap" w:sz="24" w:space="0" w:color="D60093"/>
@@ -14467,7 +14467,7 @@
         </w:tc>
         <w:tc>
           <w:tcPr>
-            <w:tcW w:w="6813" w:type="dxa"/>
+            <w:tcW w:w="6814" w:type="dxa"/>
             <w:gridSpan w:val="5"/>
             <w:tcBorders>
               <w:top w:val="thinThickMediumGap" w:sz="24" w:space="0" w:color="D60093"/>
@@ -15138,7 +15138,7 @@
         </w:trPr>
         <w:tc>
           <w:tcPr>
-            <w:tcW w:w="4670" w:type="dxa"/>
+            <w:tcW w:w="4669" w:type="dxa"/>
             <w:gridSpan w:val="6"/>
             <w:tcBorders>
               <w:top w:val="single" w:sz="8" w:space="0" w:color="D60093"/>
@@ -15175,7 +15175,7 @@
         </w:tc>
         <w:tc>
           <w:tcPr>
-            <w:tcW w:w="5112" w:type="dxa"/>
+            <w:tcW w:w="5113" w:type="dxa"/>
             <w:gridSpan w:val="3"/>
             <w:tcBorders>
               <w:top w:val="single" w:sz="8" w:space="0" w:color="D60093"/>
@@ -15219,7 +15219,7 @@
         </w:trPr>
         <w:tc>
           <w:tcPr>
-            <w:tcW w:w="4670" w:type="dxa"/>
+            <w:tcW w:w="4669" w:type="dxa"/>
             <w:gridSpan w:val="6"/>
             <w:tcBorders>
               <w:top w:val="nil"/>
@@ -15270,7 +15270,7 @@
         </w:tc>
         <w:tc>
           <w:tcPr>
-            <w:tcW w:w="5112" w:type="dxa"/>
+            <w:tcW w:w="5113" w:type="dxa"/>
             <w:gridSpan w:val="3"/>
             <w:tcBorders>
               <w:top w:val="nil"/>
@@ -15469,7 +15469,7 @@
         </w:tc>
         <w:tc>
           <w:tcPr>
-            <w:tcW w:w="368" w:type="dxa"/>
+            <w:tcW w:w="367" w:type="dxa"/>
             <w:tcBorders>
               <w:top w:val="nil"/>
               <w:start w:val="single" w:sz="8" w:space="0" w:color="F2F2F2"/>
@@ -15501,7 +15501,7 @@
         </w:tc>
         <w:tc>
           <w:tcPr>
-            <w:tcW w:w="6861" w:type="dxa"/>
+            <w:tcW w:w="6862" w:type="dxa"/>
             <w:gridSpan w:val="6"/>
             <w:tcBorders>
               <w:top w:val="nil"/>
@@ -15591,7 +15591,7 @@
         </w:tc>
         <w:tc>
           <w:tcPr>
-            <w:tcW w:w="368" w:type="dxa"/>
+            <w:tcW w:w="367" w:type="dxa"/>
             <w:tcBorders>
               <w:top w:val="nil"/>
               <w:start w:val="single" w:sz="8" w:space="0" w:color="F2F2F2"/>
@@ -15627,7 +15627,7 @@
         </w:tc>
         <w:tc>
           <w:tcPr>
-            <w:tcW w:w="576" w:type="dxa"/>
+            <w:tcW w:w="577" w:type="dxa"/>
             <w:gridSpan w:val="2"/>
             <w:tcBorders>
               <w:top w:val="nil"/>
@@ -15665,7 +15665,7 @@
         </w:tc>
         <w:tc>
           <w:tcPr>
-            <w:tcW w:w="1315" w:type="dxa"/>
+            <w:tcW w:w="1314" w:type="dxa"/>
             <w:gridSpan w:val="2"/>
             <w:tcBorders>
               <w:top w:val="nil"/>
@@ -15725,7 +15725,7 @@
         </w:tc>
         <w:tc>
           <w:tcPr>
-            <w:tcW w:w="572" w:type="dxa"/>
+            <w:tcW w:w="573" w:type="dxa"/>
             <w:tcBorders>
               <w:top w:val="nil"/>
               <w:start w:val="nil"/>
@@ -16068,7 +16068,7 @@
         </w:tc>
         <w:tc>
           <w:tcPr>
-            <w:tcW w:w="558" w:type="dxa"/>
+            <w:tcW w:w="557" w:type="dxa"/>
             <w:gridSpan w:val="3"/>
             <w:tcBorders>
               <w:top w:val="nil"/>
@@ -16120,7 +16120,7 @@
         </w:tc>
         <w:tc>
           <w:tcPr>
-            <w:tcW w:w="6813" w:type="dxa"/>
+            <w:tcW w:w="6814" w:type="dxa"/>
             <w:gridSpan w:val="5"/>
             <w:tcBorders>
               <w:top w:val="nil"/>
@@ -16195,7 +16195,7 @@
         </w:trPr>
         <w:tc>
           <w:tcPr>
-            <w:tcW w:w="2969" w:type="dxa"/>
+            <w:tcW w:w="2968" w:type="dxa"/>
             <w:gridSpan w:val="4"/>
             <w:tcBorders>
               <w:top w:val="nil"/>
@@ -16252,7 +16252,7 @@
         </w:tc>
         <w:tc>
           <w:tcPr>
-            <w:tcW w:w="6813" w:type="dxa"/>
+            <w:tcW w:w="6814" w:type="dxa"/>
             <w:gridSpan w:val="5"/>
             <w:tcBorders>
               <w:top w:val="nil"/>
@@ -16297,7 +16297,7 @@
         </w:trPr>
         <w:tc>
           <w:tcPr>
-            <w:tcW w:w="2969" w:type="dxa"/>
+            <w:tcW w:w="2968" w:type="dxa"/>
             <w:gridSpan w:val="4"/>
             <w:tcBorders>
               <w:top w:val="thinThickMediumGap" w:sz="24" w:space="0" w:color="D60093"/>
@@ -16330,7 +16330,7 @@
         </w:tc>
         <w:tc>
           <w:tcPr>
-            <w:tcW w:w="6813" w:type="dxa"/>
+            <w:tcW w:w="6814" w:type="dxa"/>
             <w:gridSpan w:val="5"/>
             <w:tcBorders>
               <w:top w:val="thinThickMediumGap" w:sz="24" w:space="0" w:color="D60093"/>
@@ -16420,7 +16420,7 @@
           </w:tcPr>
           <w:p>
             <w:pPr>
-              <w:pStyle w:val="BlockQuotationuser"/>
+              <w:pStyle w:val="BlockQuotation"/>
               <w:widowControl/>
               <w:suppressAutoHyphens w:val="true"/>
               <w:spacing w:lineRule="auto" w:line="240" w:before="120" w:after="0"/>
@@ -16964,7 +16964,7 @@
         </w:trPr>
         <w:tc>
           <w:tcPr>
-            <w:tcW w:w="4670" w:type="dxa"/>
+            <w:tcW w:w="4669" w:type="dxa"/>
             <w:gridSpan w:val="6"/>
             <w:tcBorders>
               <w:top w:val="single" w:sz="8" w:space="0" w:color="D60093"/>
@@ -17001,7 +17001,7 @@
         </w:tc>
         <w:tc>
           <w:tcPr>
-            <w:tcW w:w="5112" w:type="dxa"/>
+            <w:tcW w:w="5113" w:type="dxa"/>
             <w:gridSpan w:val="3"/>
             <w:tcBorders>
               <w:top w:val="single" w:sz="8" w:space="0" w:color="D60093"/>
@@ -17045,7 +17045,7 @@
         </w:trPr>
         <w:tc>
           <w:tcPr>
-            <w:tcW w:w="4670" w:type="dxa"/>
+            <w:tcW w:w="4669" w:type="dxa"/>
             <w:gridSpan w:val="6"/>
             <w:tcBorders>
               <w:top w:val="nil"/>
@@ -17096,7 +17096,7 @@
         </w:tc>
         <w:tc>
           <w:tcPr>
-            <w:tcW w:w="5112" w:type="dxa"/>
+            <w:tcW w:w="5113" w:type="dxa"/>
             <w:gridSpan w:val="3"/>
             <w:tcBorders>
               <w:top w:val="nil"/>
@@ -17295,7 +17295,7 @@
         </w:tc>
         <w:tc>
           <w:tcPr>
-            <w:tcW w:w="368" w:type="dxa"/>
+            <w:tcW w:w="367" w:type="dxa"/>
             <w:tcBorders>
               <w:top w:val="nil"/>
               <w:start w:val="single" w:sz="8" w:space="0" w:color="F2F2F2"/>
@@ -17331,7 +17331,7 @@
         </w:tc>
         <w:tc>
           <w:tcPr>
-            <w:tcW w:w="6861" w:type="dxa"/>
+            <w:tcW w:w="6862" w:type="dxa"/>
             <w:gridSpan w:val="6"/>
             <w:tcBorders>
               <w:top w:val="nil"/>
@@ -17421,7 +17421,7 @@
         </w:tc>
         <w:tc>
           <w:tcPr>
-            <w:tcW w:w="368" w:type="dxa"/>
+            <w:tcW w:w="367" w:type="dxa"/>
             <w:tcBorders>
               <w:top w:val="nil"/>
               <w:start w:val="single" w:sz="8" w:space="0" w:color="F2F2F2"/>
@@ -17457,7 +17457,7 @@
         </w:tc>
         <w:tc>
           <w:tcPr>
-            <w:tcW w:w="576" w:type="dxa"/>
+            <w:tcW w:w="577" w:type="dxa"/>
             <w:gridSpan w:val="2"/>
             <w:tcBorders>
               <w:top w:val="nil"/>
@@ -17495,7 +17495,7 @@
         </w:tc>
         <w:tc>
           <w:tcPr>
-            <w:tcW w:w="1315" w:type="dxa"/>
+            <w:tcW w:w="1314" w:type="dxa"/>
             <w:gridSpan w:val="2"/>
             <w:tcBorders>
               <w:top w:val="nil"/>
@@ -17565,7 +17565,7 @@
         </w:tc>
         <w:tc>
           <w:tcPr>
-            <w:tcW w:w="572" w:type="dxa"/>
+            <w:tcW w:w="573" w:type="dxa"/>
             <w:tcBorders>
               <w:top w:val="nil"/>
               <w:start w:val="nil"/>
@@ -17886,7 +17886,7 @@
         </w:tc>
         <w:tc>
           <w:tcPr>
-            <w:tcW w:w="558" w:type="dxa"/>
+            <w:tcW w:w="557" w:type="dxa"/>
             <w:gridSpan w:val="3"/>
             <w:tcBorders>
               <w:top w:val="nil"/>
@@ -17938,7 +17938,7 @@
         </w:tc>
         <w:tc>
           <w:tcPr>
-            <w:tcW w:w="6813" w:type="dxa"/>
+            <w:tcW w:w="6814" w:type="dxa"/>
             <w:gridSpan w:val="5"/>
             <w:tcBorders>
               <w:top w:val="nil"/>
@@ -18013,7 +18013,7 @@
         </w:trPr>
         <w:tc>
           <w:tcPr>
-            <w:tcW w:w="2969" w:type="dxa"/>
+            <w:tcW w:w="2968" w:type="dxa"/>
             <w:gridSpan w:val="4"/>
             <w:tcBorders>
               <w:top w:val="nil"/>
@@ -18070,7 +18070,7 @@
         </w:tc>
         <w:tc>
           <w:tcPr>
-            <w:tcW w:w="6813" w:type="dxa"/>
+            <w:tcW w:w="6814" w:type="dxa"/>
             <w:gridSpan w:val="5"/>
             <w:tcBorders>
               <w:top w:val="nil"/>
@@ -18123,7 +18123,7 @@
         </w:trPr>
         <w:tc>
           <w:tcPr>
-            <w:tcW w:w="2969" w:type="dxa"/>
+            <w:tcW w:w="2968" w:type="dxa"/>
             <w:gridSpan w:val="4"/>
             <w:tcBorders>
               <w:top w:val="thinThickMediumGap" w:sz="24" w:space="0" w:color="D60093"/>
@@ -18156,7 +18156,7 @@
         </w:tc>
         <w:tc>
           <w:tcPr>
-            <w:tcW w:w="6813" w:type="dxa"/>
+            <w:tcW w:w="6814" w:type="dxa"/>
             <w:gridSpan w:val="5"/>
             <w:tcBorders>
               <w:top w:val="thinThickMediumGap" w:sz="24" w:space="0" w:color="D60093"/>
@@ -18726,7 +18726,7 @@
         </w:trPr>
         <w:tc>
           <w:tcPr>
-            <w:tcW w:w="4670" w:type="dxa"/>
+            <w:tcW w:w="4669" w:type="dxa"/>
             <w:gridSpan w:val="6"/>
             <w:tcBorders>
               <w:top w:val="single" w:sz="8" w:space="0" w:color="D60093"/>
@@ -18763,7 +18763,7 @@
         </w:tc>
         <w:tc>
           <w:tcPr>
-            <w:tcW w:w="5112" w:type="dxa"/>
+            <w:tcW w:w="5113" w:type="dxa"/>
             <w:gridSpan w:val="3"/>
             <w:tcBorders>
               <w:top w:val="single" w:sz="8" w:space="0" w:color="D60093"/>
@@ -18807,7 +18807,7 @@
         </w:trPr>
         <w:tc>
           <w:tcPr>
-            <w:tcW w:w="4670" w:type="dxa"/>
+            <w:tcW w:w="4669" w:type="dxa"/>
             <w:gridSpan w:val="6"/>
             <w:tcBorders>
               <w:top w:val="nil"/>
@@ -18858,7 +18858,7 @@
         </w:tc>
         <w:tc>
           <w:tcPr>
-            <w:tcW w:w="5112" w:type="dxa"/>
+            <w:tcW w:w="5113" w:type="dxa"/>
             <w:gridSpan w:val="3"/>
             <w:tcBorders>
               <w:top w:val="nil"/>
@@ -19057,7 +19057,7 @@
         </w:tc>
         <w:tc>
           <w:tcPr>
-            <w:tcW w:w="368" w:type="dxa"/>
+            <w:tcW w:w="367" w:type="dxa"/>
             <w:tcBorders>
               <w:top w:val="nil"/>
               <w:start w:val="single" w:sz="8" w:space="0" w:color="F2F2F2"/>
@@ -19093,7 +19093,7 @@
         </w:tc>
         <w:tc>
           <w:tcPr>
-            <w:tcW w:w="6861" w:type="dxa"/>
+            <w:tcW w:w="6862" w:type="dxa"/>
             <w:gridSpan w:val="6"/>
             <w:tcBorders>
               <w:top w:val="nil"/>
@@ -19183,7 +19183,7 @@
         </w:tc>
         <w:tc>
           <w:tcPr>
-            <w:tcW w:w="368" w:type="dxa"/>
+            <w:tcW w:w="367" w:type="dxa"/>
             <w:tcBorders>
               <w:top w:val="nil"/>
               <w:start w:val="single" w:sz="8" w:space="0" w:color="F2F2F2"/>
@@ -19219,7 +19219,7 @@
         </w:tc>
         <w:tc>
           <w:tcPr>
-            <w:tcW w:w="576" w:type="dxa"/>
+            <w:tcW w:w="577" w:type="dxa"/>
             <w:gridSpan w:val="2"/>
             <w:tcBorders>
               <w:top w:val="nil"/>
@@ -19257,7 +19257,7 @@
         </w:tc>
         <w:tc>
           <w:tcPr>
-            <w:tcW w:w="1315" w:type="dxa"/>
+            <w:tcW w:w="1314" w:type="dxa"/>
             <w:gridSpan w:val="2"/>
             <w:tcBorders>
               <w:top w:val="nil"/>
@@ -19327,7 +19327,7 @@
         </w:tc>
         <w:tc>
           <w:tcPr>
-            <w:tcW w:w="572" w:type="dxa"/>
+            <w:tcW w:w="573" w:type="dxa"/>
             <w:tcBorders>
               <w:top w:val="nil"/>
               <w:start w:val="nil"/>
@@ -19617,7 +19617,7 @@
         </w:tc>
         <w:tc>
           <w:tcPr>
-            <w:tcW w:w="558" w:type="dxa"/>
+            <w:tcW w:w="557" w:type="dxa"/>
             <w:gridSpan w:val="3"/>
             <w:tcBorders>
               <w:top w:val="nil"/>
@@ -19669,7 +19669,7 @@
         </w:tc>
         <w:tc>
           <w:tcPr>
-            <w:tcW w:w="6813" w:type="dxa"/>
+            <w:tcW w:w="6814" w:type="dxa"/>
             <w:gridSpan w:val="5"/>
             <w:tcBorders>
               <w:top w:val="nil"/>
@@ -19744,7 +19744,7 @@
         </w:trPr>
         <w:tc>
           <w:tcPr>
-            <w:tcW w:w="2969" w:type="dxa"/>
+            <w:tcW w:w="2968" w:type="dxa"/>
             <w:gridSpan w:val="4"/>
             <w:tcBorders>
               <w:top w:val="nil"/>
@@ -19801,7 +19801,7 @@
         </w:tc>
         <w:tc>
           <w:tcPr>
-            <w:tcW w:w="6813" w:type="dxa"/>
+            <w:tcW w:w="6814" w:type="dxa"/>
             <w:gridSpan w:val="5"/>
             <w:tcBorders>
               <w:top w:val="nil"/>
@@ -19858,7 +19858,7 @@
         </w:trPr>
         <w:tc>
           <w:tcPr>
-            <w:tcW w:w="2969" w:type="dxa"/>
+            <w:tcW w:w="2968" w:type="dxa"/>
             <w:gridSpan w:val="4"/>
             <w:tcBorders>
               <w:top w:val="thinThickMediumGap" w:sz="24" w:space="0" w:color="D60093"/>
@@ -19891,7 +19891,7 @@
         </w:tc>
         <w:tc>
           <w:tcPr>
-            <w:tcW w:w="6813" w:type="dxa"/>
+            <w:tcW w:w="6814" w:type="dxa"/>
             <w:gridSpan w:val="5"/>
             <w:tcBorders>
               <w:top w:val="thinThickMediumGap" w:sz="24" w:space="0" w:color="D60093"/>
@@ -20459,7 +20459,7 @@
         </w:trPr>
         <w:tc>
           <w:tcPr>
-            <w:tcW w:w="4670" w:type="dxa"/>
+            <w:tcW w:w="4669" w:type="dxa"/>
             <w:gridSpan w:val="6"/>
             <w:tcBorders>
               <w:top w:val="single" w:sz="8" w:space="0" w:color="D60093"/>
@@ -20496,7 +20496,7 @@
         </w:tc>
         <w:tc>
           <w:tcPr>
-            <w:tcW w:w="5112" w:type="dxa"/>
+            <w:tcW w:w="5113" w:type="dxa"/>
             <w:gridSpan w:val="3"/>
             <w:tcBorders>
               <w:top w:val="single" w:sz="8" w:space="0" w:color="D60093"/>
@@ -20540,7 +20540,7 @@
         </w:trPr>
         <w:tc>
           <w:tcPr>
-            <w:tcW w:w="4670" w:type="dxa"/>
+            <w:tcW w:w="4669" w:type="dxa"/>
             <w:gridSpan w:val="6"/>
             <w:tcBorders>
               <w:top w:val="nil"/>
@@ -20591,7 +20591,7 @@
         </w:tc>
         <w:tc>
           <w:tcPr>
-            <w:tcW w:w="5112" w:type="dxa"/>
+            <w:tcW w:w="5113" w:type="dxa"/>
             <w:gridSpan w:val="3"/>
             <w:tcBorders>
               <w:top w:val="nil"/>
@@ -20790,7 +20790,7 @@
         </w:tc>
         <w:tc>
           <w:tcPr>
-            <w:tcW w:w="368" w:type="dxa"/>
+            <w:tcW w:w="367" w:type="dxa"/>
             <w:tcBorders>
               <w:top w:val="nil"/>
               <w:start w:val="single" w:sz="8" w:space="0" w:color="F2F2F2"/>
@@ -20826,7 +20826,7 @@
         </w:tc>
         <w:tc>
           <w:tcPr>
-            <w:tcW w:w="6861" w:type="dxa"/>
+            <w:tcW w:w="6862" w:type="dxa"/>
             <w:gridSpan w:val="6"/>
             <w:tcBorders>
               <w:top w:val="nil"/>
@@ -20916,7 +20916,7 @@
         </w:tc>
         <w:tc>
           <w:tcPr>
-            <w:tcW w:w="368" w:type="dxa"/>
+            <w:tcW w:w="367" w:type="dxa"/>
             <w:tcBorders>
               <w:top w:val="nil"/>
               <w:start w:val="single" w:sz="8" w:space="0" w:color="F2F2F2"/>
@@ -20952,7 +20952,7 @@
         </w:tc>
         <w:tc>
           <w:tcPr>
-            <w:tcW w:w="576" w:type="dxa"/>
+            <w:tcW w:w="577" w:type="dxa"/>
             <w:gridSpan w:val="2"/>
             <w:tcBorders>
               <w:top w:val="nil"/>
@@ -20990,7 +20990,7 @@
         </w:tc>
         <w:tc>
           <w:tcPr>
-            <w:tcW w:w="1315" w:type="dxa"/>
+            <w:tcW w:w="1314" w:type="dxa"/>
             <w:gridSpan w:val="2"/>
             <w:tcBorders>
               <w:top w:val="nil"/>
@@ -21060,7 +21060,7 @@
         </w:tc>
         <w:tc>
           <w:tcPr>
-            <w:tcW w:w="572" w:type="dxa"/>
+            <w:tcW w:w="573" w:type="dxa"/>
             <w:tcBorders>
               <w:top w:val="nil"/>
               <w:start w:val="nil"/>
@@ -22682,7 +22682,7 @@
         <mc:AlternateContent>
           <mc:Choice Requires="wps">
             <w:drawing>
-              <wp:anchor distT="0" distB="0" distL="0" distR="0" simplePos="0" relativeHeight="109" behindDoc="0" locked="0" layoutInCell="1" allowOverlap="1" wp14:anchorId="37EC57A2">
+              <wp:anchor distT="0" distB="0" distL="0" distR="0" simplePos="0" relativeHeight="25" behindDoc="0" locked="0" layoutInCell="1" allowOverlap="1" wp14:anchorId="37EC57A2">
                 <wp:simplePos x="0" y="0"/>
                 <wp:positionH relativeFrom="column">
                   <wp:posOffset>2010410</wp:posOffset>
@@ -22721,7 +22721,7 @@
                         <w:txbxContent>
                           <w:p>
                             <w:pPr>
-                              <w:pStyle w:val="FrameContents"/>
+                              <w:pStyle w:val="FrameContentsuser"/>
                               <w:spacing w:before="0" w:after="200"/>
                               <w:rPr/>
                             </w:pPr>
@@ -22758,7 +22758,7 @@
                   <w:txbxContent>
                     <w:p>
                       <w:pPr>
-                        <w:pStyle w:val="FrameContents"/>
+                        <w:pStyle w:val="FrameContentsuser"/>
                         <w:spacing w:before="0" w:after="200"/>
                         <w:rPr/>
                       </w:pPr>
@@ -22889,7 +22889,7 @@
         <mc:AlternateContent>
           <mc:Choice Requires="wps">
             <w:drawing>
-              <wp:anchor distT="0" distB="0" distL="0" distR="0" simplePos="0" relativeHeight="12" behindDoc="0" locked="0" layoutInCell="1" allowOverlap="1" wp14:anchorId="62C6C4CD">
+              <wp:anchor distT="0" distB="0" distL="0" distR="0" simplePos="0" relativeHeight="10" behindDoc="0" locked="0" layoutInCell="1" allowOverlap="1" wp14:anchorId="62C6C4CD">
                 <wp:simplePos x="0" y="0"/>
                 <wp:positionH relativeFrom="column">
                   <wp:posOffset>3526155</wp:posOffset>
@@ -22928,7 +22928,7 @@
                         <w:txbxContent>
                           <w:p>
                             <w:pPr>
-                              <w:pStyle w:val="FrameContents"/>
+                              <w:pStyle w:val="FrameContentsuser"/>
                               <w:spacing w:before="0" w:after="200"/>
                               <w:rPr/>
                             </w:pPr>
@@ -22990,7 +22990,7 @@
                   <w:txbxContent>
                     <w:p>
                       <w:pPr>
-                        <w:pStyle w:val="FrameContents"/>
+                        <w:pStyle w:val="FrameContentsuser"/>
                         <w:spacing w:before="0" w:after="200"/>
                         <w:rPr/>
                       </w:pPr>
@@ -23039,7 +23039,7 @@
         <mc:AlternateContent>
           <mc:Choice Requires="wps">
             <w:drawing>
-              <wp:anchor distT="0" distB="0" distL="0" distR="0" simplePos="0" relativeHeight="104" behindDoc="0" locked="0" layoutInCell="1" allowOverlap="1" wp14:anchorId="4543E899">
+              <wp:anchor distT="0" distB="0" distL="0" distR="0" simplePos="0" relativeHeight="12" behindDoc="0" locked="0" layoutInCell="1" allowOverlap="1" wp14:anchorId="4543E899">
                 <wp:simplePos x="0" y="0"/>
                 <wp:positionH relativeFrom="column">
                   <wp:posOffset>361950</wp:posOffset>
@@ -23078,7 +23078,7 @@
                         <w:txbxContent>
                           <w:p>
                             <w:pPr>
-                              <w:pStyle w:val="FrameContents"/>
+                              <w:pStyle w:val="FrameContentsuser"/>
                               <w:spacing w:before="0" w:after="200"/>
                               <w:rPr>
                                 <w:i/>
@@ -23134,7 +23134,7 @@
                   <w:txbxContent>
                     <w:p>
                       <w:pPr>
-                        <w:pStyle w:val="FrameContents"/>
+                        <w:pStyle w:val="FrameContentsuser"/>
                         <w:spacing w:before="0" w:after="200"/>
                         <w:rPr>
                           <w:i/>
@@ -23320,7 +23320,7 @@
           <w:szCs w:val="24"/>
         </w:rPr>
         <w:drawing>
-          <wp:anchor distT="0" distB="0" distL="0" distR="0" simplePos="0" relativeHeight="111" behindDoc="0" locked="0" layoutInCell="0" allowOverlap="1">
+          <wp:anchor distT="0" distB="0" distL="0" distR="0" simplePos="0" relativeHeight="27" behindDoc="0" locked="0" layoutInCell="0" allowOverlap="1">
             <wp:simplePos x="0" y="0"/>
             <wp:positionH relativeFrom="column">
               <wp:posOffset>22225</wp:posOffset>
@@ -24300,43 +24300,7 @@
                 <w:u w:val="none" w:color="000000"/>
                 <w:lang w:val="fr-FR" w:eastAsia="en-US" w:bidi="ar-SA"/>
               </w:rPr>
-              <w:t>Commit — auth login/register/middlewa</w:t>
-            </w:r>
-            <w:r>
-              <w:rPr>
-                <w:rStyle w:val="PlaceholderText"/>
-                <w:rFonts w:eastAsia="Calibri" w:cs="" w:ascii="Carlito" w:hAnsi="Carlito"/>
-                <w:b w:val="false"/>
-                <w:i w:val="false"/>
-                <w:caps w:val="false"/>
-                <w:smallCaps w:val="false"/>
-                <w:color w:val="000000"/>
-                <w:spacing w:val="0"/>
-                <w:kern w:val="0"/>
-                <w:sz w:val="20"/>
-                <w:szCs w:val="22"/>
-                <w:u w:val="none" w:color="000000"/>
-                <w:lang w:val="fr-FR" w:eastAsia="en-US" w:bidi="ar-SA"/>
-              </w:rPr>
-              <w:t>r</w:t>
-            </w:r>
-            <w:r>
-              <w:rPr>
-                <w:rStyle w:val="PlaceholderText"/>
-                <w:rFonts w:eastAsia="Calibri" w:cs="" w:ascii="Carlito" w:hAnsi="Carlito"/>
-                <w:b w:val="false"/>
-                <w:i w:val="false"/>
-                <w:caps w:val="false"/>
-                <w:smallCaps w:val="false"/>
-                <w:color w:val="000000"/>
-                <w:spacing w:val="0"/>
-                <w:kern w:val="0"/>
-                <w:sz w:val="20"/>
-                <w:szCs w:val="22"/>
-                <w:u w:val="none" w:color="000000"/>
-                <w:lang w:val="fr-FR" w:eastAsia="en-US" w:bidi="ar-SA"/>
-              </w:rPr>
-              <w:t>e:</w:t>
+              <w:t>Commit — auth login/register/middleware:</w:t>
               <w:br/>
             </w:r>
             <w:hyperlink r:id="rId30" w:tgtFrame="_blank">
@@ -24769,7 +24733,14 @@
         </w:rPr>
       </w:pPr>
       <w:r>
-        <w:rPr/>
+        <w:rPr>
+          <w:rFonts w:cs="Calibri" w:cstheme="minorHAnsi"/>
+          <w:b/>
+          <w:smallCaps/>
+          <w:color w:themeColor="text1" w:themeTint="bf" w:val="404040"/>
+          <w:sz w:val="28"/>
+          <w:szCs w:val="28"/>
+        </w:rPr>
       </w:r>
     </w:p>
     <w:tbl>
@@ -24925,7 +24896,7 @@
                 <w:lang w:val="fr-FR" w:eastAsia="en-US" w:bidi="ar-SA"/>
               </w:rPr>
               <w:drawing>
-                <wp:anchor distT="0" distB="0" distL="0" distR="0" simplePos="0" relativeHeight="115" behindDoc="0" locked="0" layoutInCell="0" allowOverlap="1">
+                <wp:anchor distT="0" distB="0" distL="0" distR="0" simplePos="0" relativeHeight="120" behindDoc="0" locked="0" layoutInCell="0" allowOverlap="1">
                   <wp:simplePos x="0" y="0"/>
                   <wp:positionH relativeFrom="margin">
                     <wp:posOffset>843915</wp:posOffset>
@@ -25474,7 +25445,7 @@
             <w:r>
               <w:rPr/>
               <w:drawing>
-                <wp:anchor distT="0" distB="0" distL="0" distR="0" simplePos="0" relativeHeight="113" behindDoc="0" locked="0" layoutInCell="0" allowOverlap="1">
+                <wp:anchor distT="0" distB="0" distL="0" distR="0" simplePos="0" relativeHeight="29" behindDoc="0" locked="0" layoutInCell="0" allowOverlap="1">
                   <wp:simplePos x="0" y="0"/>
                   <wp:positionH relativeFrom="margin">
                     <wp:posOffset>852170</wp:posOffset>
@@ -26196,7 +26167,14 @@
               </w:rPr>
             </w:pPr>
             <w:r>
-              <w:rPr/>
+              <w:rPr>
+                <w:rFonts w:eastAsia="Calibri" w:cs="" w:ascii="Carlito" w:hAnsi="Carlito"/>
+                <w:color w:val="000000"/>
+                <w:kern w:val="0"/>
+                <w:sz w:val="22"/>
+                <w:szCs w:val="22"/>
+                <w:lang w:val="fr-FR" w:eastAsia="en-US" w:bidi="ar-SA"/>
+              </w:rPr>
             </w:r>
           </w:p>
           <w:p>
@@ -26222,7 +26200,14 @@
               </w:rPr>
             </w:pPr>
             <w:r>
-              <w:rPr/>
+              <w:rPr>
+                <w:rFonts w:eastAsia="Calibri" w:cs="" w:ascii="Carlito" w:hAnsi="Carlito"/>
+                <w:color w:val="000000"/>
+                <w:kern w:val="0"/>
+                <w:sz w:val="22"/>
+                <w:szCs w:val="22"/>
+                <w:lang w:val="fr-FR" w:eastAsia="en-US" w:bidi="ar-SA"/>
+              </w:rPr>
             </w:r>
           </w:p>
           <w:p>
@@ -26248,7 +26233,14 @@
               </w:rPr>
             </w:pPr>
             <w:r>
-              <w:rPr/>
+              <w:rPr>
+                <w:rFonts w:eastAsia="Calibri" w:cs="" w:ascii="Carlito" w:hAnsi="Carlito"/>
+                <w:color w:val="000000"/>
+                <w:kern w:val="0"/>
+                <w:sz w:val="22"/>
+                <w:szCs w:val="22"/>
+                <w:lang w:val="fr-FR" w:eastAsia="en-US" w:bidi="ar-SA"/>
+              </w:rPr>
             </w:r>
           </w:p>
           <w:p>
@@ -26440,7 +26432,7 @@
                 <w:lang w:val="fr-FR" w:eastAsia="en-US" w:bidi="ar-SA"/>
               </w:rPr>
               <w:drawing>
-                <wp:anchor distT="0" distB="0" distL="0" distR="0" simplePos="0" relativeHeight="127" behindDoc="0" locked="0" layoutInCell="0" allowOverlap="1">
+                <wp:anchor distT="0" distB="0" distL="0" distR="0" simplePos="0" relativeHeight="124" behindDoc="0" locked="0" layoutInCell="0" allowOverlap="1">
                   <wp:simplePos x="0" y="0"/>
                   <wp:positionH relativeFrom="margin">
                     <wp:align>center</wp:align>
@@ -26621,19 +26613,8 @@
               <w:t>MLD (Modèle Logique de Données)</w:t>
             </w:r>
             <w:r>
-              <w:rPr>
-                <w:rStyle w:val="PlaceholderText"/>
-                <w:rFonts w:eastAsia="Calibri" w:cs="" w:ascii="Carlito" w:hAnsi="Carlito"/>
-                <w:b/>
-                <w:bCs/>
-                <w:color w:val="000000"/>
-                <w:kern w:val="0"/>
-                <w:sz w:val="19"/>
-                <w:szCs w:val="19"/>
-                <w:lang w:val="fr-FR" w:eastAsia="en-US" w:bidi="ar-SA"/>
-              </w:rPr>
               <w:drawing>
-                <wp:anchor distT="0" distB="0" distL="0" distR="0" simplePos="0" relativeHeight="116" behindDoc="0" locked="0" layoutInCell="0" allowOverlap="1">
+                <wp:anchor distT="0" distB="0" distL="0" distR="0" simplePos="0" relativeHeight="121" behindDoc="0" locked="0" layoutInCell="0" allowOverlap="1">
                   <wp:simplePos x="0" y="0"/>
                   <wp:positionH relativeFrom="margin">
                     <wp:posOffset>55880</wp:posOffset>
@@ -26717,7 +26698,14 @@
               </w:rPr>
             </w:pPr>
             <w:r>
-              <w:rPr/>
+              <w:rPr>
+                <w:rFonts w:eastAsia="Calibri" w:cs="" w:ascii="Carlito" w:hAnsi="Carlito"/>
+                <w:color w:val="000000"/>
+                <w:kern w:val="0"/>
+                <w:sz w:val="22"/>
+                <w:szCs w:val="22"/>
+                <w:lang w:val="fr-FR" w:eastAsia="en-US" w:bidi="ar-SA"/>
+              </w:rPr>
             </w:r>
           </w:p>
           <w:p>
@@ -26743,7 +26731,14 @@
               </w:rPr>
             </w:pPr>
             <w:r>
-              <w:rPr/>
+              <w:rPr>
+                <w:rFonts w:eastAsia="Calibri" w:cs="" w:ascii="Carlito" w:hAnsi="Carlito"/>
+                <w:color w:val="000000"/>
+                <w:kern w:val="0"/>
+                <w:sz w:val="22"/>
+                <w:szCs w:val="22"/>
+                <w:lang w:val="fr-FR" w:eastAsia="en-US" w:bidi="ar-SA"/>
+              </w:rPr>
             </w:r>
           </w:p>
           <w:p>
@@ -26769,7 +26764,14 @@
               </w:rPr>
             </w:pPr>
             <w:r>
-              <w:rPr/>
+              <w:rPr>
+                <w:rFonts w:eastAsia="Calibri" w:cs="" w:ascii="Carlito" w:hAnsi="Carlito"/>
+                <w:color w:val="000000"/>
+                <w:kern w:val="0"/>
+                <w:sz w:val="22"/>
+                <w:szCs w:val="22"/>
+                <w:lang w:val="fr-FR" w:eastAsia="en-US" w:bidi="ar-SA"/>
+              </w:rPr>
             </w:r>
           </w:p>
           <w:p>
@@ -26795,7 +26797,14 @@
               </w:rPr>
             </w:pPr>
             <w:r>
-              <w:rPr/>
+              <w:rPr>
+                <w:rFonts w:eastAsia="Calibri" w:cs="" w:ascii="Carlito" w:hAnsi="Carlito"/>
+                <w:color w:val="000000"/>
+                <w:kern w:val="0"/>
+                <w:sz w:val="22"/>
+                <w:szCs w:val="22"/>
+                <w:lang w:val="fr-FR" w:eastAsia="en-US" w:bidi="ar-SA"/>
+              </w:rPr>
             </w:r>
           </w:p>
           <w:p>
@@ -26821,7 +26830,14 @@
               </w:rPr>
             </w:pPr>
             <w:r>
-              <w:rPr/>
+              <w:rPr>
+                <w:rFonts w:eastAsia="Calibri" w:cs="" w:ascii="Carlito" w:hAnsi="Carlito"/>
+                <w:color w:val="000000"/>
+                <w:kern w:val="0"/>
+                <w:sz w:val="22"/>
+                <w:szCs w:val="22"/>
+                <w:lang w:val="fr-FR" w:eastAsia="en-US" w:bidi="ar-SA"/>
+              </w:rPr>
             </w:r>
           </w:p>
           <w:p>
@@ -26847,7 +26863,14 @@
               </w:rPr>
             </w:pPr>
             <w:r>
-              <w:rPr/>
+              <w:rPr>
+                <w:rFonts w:eastAsia="Calibri" w:cs="" w:ascii="Carlito" w:hAnsi="Carlito"/>
+                <w:color w:val="000000"/>
+                <w:kern w:val="0"/>
+                <w:sz w:val="22"/>
+                <w:szCs w:val="22"/>
+                <w:lang w:val="fr-FR" w:eastAsia="en-US" w:bidi="ar-SA"/>
+              </w:rPr>
             </w:r>
           </w:p>
           <w:p>
@@ -26873,7 +26896,14 @@
               </w:rPr>
             </w:pPr>
             <w:r>
-              <w:rPr/>
+              <w:rPr>
+                <w:rFonts w:eastAsia="Calibri" w:cs="" w:ascii="Carlito" w:hAnsi="Carlito"/>
+                <w:color w:val="000000"/>
+                <w:kern w:val="0"/>
+                <w:sz w:val="22"/>
+                <w:szCs w:val="22"/>
+                <w:lang w:val="fr-FR" w:eastAsia="en-US" w:bidi="ar-SA"/>
+              </w:rPr>
             </w:r>
           </w:p>
           <w:p>
@@ -26899,7 +26929,14 @@
               </w:rPr>
             </w:pPr>
             <w:r>
-              <w:rPr/>
+              <w:rPr>
+                <w:rFonts w:eastAsia="Calibri" w:cs="" w:ascii="Carlito" w:hAnsi="Carlito"/>
+                <w:color w:val="000000"/>
+                <w:kern w:val="0"/>
+                <w:sz w:val="22"/>
+                <w:szCs w:val="22"/>
+                <w:lang w:val="fr-FR" w:eastAsia="en-US" w:bidi="ar-SA"/>
+              </w:rPr>
             </w:r>
           </w:p>
           <w:p>
@@ -26925,7 +26962,14 @@
               </w:rPr>
             </w:pPr>
             <w:r>
-              <w:rPr/>
+              <w:rPr>
+                <w:rFonts w:eastAsia="Calibri" w:cs="" w:ascii="Carlito" w:hAnsi="Carlito"/>
+                <w:color w:val="000000"/>
+                <w:kern w:val="0"/>
+                <w:sz w:val="22"/>
+                <w:szCs w:val="22"/>
+                <w:lang w:val="fr-FR" w:eastAsia="en-US" w:bidi="ar-SA"/>
+              </w:rPr>
             </w:r>
           </w:p>
           <w:p>
@@ -26951,7 +26995,14 @@
               </w:rPr>
             </w:pPr>
             <w:r>
-              <w:rPr/>
+              <w:rPr>
+                <w:rFonts w:eastAsia="Calibri" w:cs="" w:ascii="Carlito" w:hAnsi="Carlito"/>
+                <w:color w:val="000000"/>
+                <w:kern w:val="0"/>
+                <w:sz w:val="22"/>
+                <w:szCs w:val="22"/>
+                <w:lang w:val="fr-FR" w:eastAsia="en-US" w:bidi="ar-SA"/>
+              </w:rPr>
             </w:r>
           </w:p>
           <w:p>
@@ -26977,7 +27028,14 @@
               </w:rPr>
             </w:pPr>
             <w:r>
-              <w:rPr/>
+              <w:rPr>
+                <w:rFonts w:eastAsia="Calibri" w:cs="" w:ascii="Carlito" w:hAnsi="Carlito"/>
+                <w:color w:val="000000"/>
+                <w:kern w:val="0"/>
+                <w:sz w:val="22"/>
+                <w:szCs w:val="22"/>
+                <w:lang w:val="fr-FR" w:eastAsia="en-US" w:bidi="ar-SA"/>
+              </w:rPr>
             </w:r>
           </w:p>
           <w:p>
@@ -27003,7 +27061,14 @@
               </w:rPr>
             </w:pPr>
             <w:r>
-              <w:rPr/>
+              <w:rPr>
+                <w:rFonts w:eastAsia="Calibri" w:cs="" w:ascii="Carlito" w:hAnsi="Carlito"/>
+                <w:color w:val="000000"/>
+                <w:kern w:val="0"/>
+                <w:sz w:val="22"/>
+                <w:szCs w:val="22"/>
+                <w:lang w:val="fr-FR" w:eastAsia="en-US" w:bidi="ar-SA"/>
+              </w:rPr>
             </w:r>
           </w:p>
           <w:p>
@@ -27029,7 +27094,14 @@
               </w:rPr>
             </w:pPr>
             <w:r>
-              <w:rPr/>
+              <w:rPr>
+                <w:rFonts w:eastAsia="Calibri" w:cs="" w:ascii="Carlito" w:hAnsi="Carlito"/>
+                <w:color w:val="000000"/>
+                <w:kern w:val="0"/>
+                <w:sz w:val="22"/>
+                <w:szCs w:val="22"/>
+                <w:lang w:val="fr-FR" w:eastAsia="en-US" w:bidi="ar-SA"/>
+              </w:rPr>
             </w:r>
           </w:p>
           <w:p>
@@ -27055,7 +27127,14 @@
               </w:rPr>
             </w:pPr>
             <w:r>
-              <w:rPr/>
+              <w:rPr>
+                <w:rFonts w:eastAsia="Calibri" w:cs="" w:ascii="Carlito" w:hAnsi="Carlito"/>
+                <w:color w:val="000000"/>
+                <w:kern w:val="0"/>
+                <w:sz w:val="22"/>
+                <w:szCs w:val="22"/>
+                <w:lang w:val="fr-FR" w:eastAsia="en-US" w:bidi="ar-SA"/>
+              </w:rPr>
             </w:r>
           </w:p>
           <w:p>
@@ -27081,7 +27160,14 @@
               </w:rPr>
             </w:pPr>
             <w:r>
-              <w:rPr/>
+              <w:rPr>
+                <w:rFonts w:eastAsia="Calibri" w:cs="" w:ascii="Carlito" w:hAnsi="Carlito"/>
+                <w:color w:val="000000"/>
+                <w:kern w:val="0"/>
+                <w:sz w:val="22"/>
+                <w:szCs w:val="22"/>
+                <w:lang w:val="fr-FR" w:eastAsia="en-US" w:bidi="ar-SA"/>
+              </w:rPr>
             </w:r>
           </w:p>
           <w:p>
@@ -27107,7 +27193,14 @@
               </w:rPr>
             </w:pPr>
             <w:r>
-              <w:rPr/>
+              <w:rPr>
+                <w:rFonts w:eastAsia="Calibri" w:cs="" w:ascii="Carlito" w:hAnsi="Carlito"/>
+                <w:color w:val="000000"/>
+                <w:kern w:val="0"/>
+                <w:sz w:val="22"/>
+                <w:szCs w:val="22"/>
+                <w:lang w:val="fr-FR" w:eastAsia="en-US" w:bidi="ar-SA"/>
+              </w:rPr>
             </w:r>
           </w:p>
           <w:p>
@@ -27133,7 +27226,14 @@
               </w:rPr>
             </w:pPr>
             <w:r>
-              <w:rPr/>
+              <w:rPr>
+                <w:rFonts w:eastAsia="Calibri" w:cs="" w:ascii="Carlito" w:hAnsi="Carlito"/>
+                <w:color w:val="000000"/>
+                <w:kern w:val="0"/>
+                <w:sz w:val="22"/>
+                <w:szCs w:val="22"/>
+                <w:lang w:val="fr-FR" w:eastAsia="en-US" w:bidi="ar-SA"/>
+              </w:rPr>
             </w:r>
           </w:p>
           <w:p>
@@ -27159,7 +27259,14 @@
               </w:rPr>
             </w:pPr>
             <w:r>
-              <w:rPr/>
+              <w:rPr>
+                <w:rFonts w:eastAsia="Calibri" w:cs="" w:ascii="Carlito" w:hAnsi="Carlito"/>
+                <w:color w:val="000000"/>
+                <w:kern w:val="0"/>
+                <w:sz w:val="22"/>
+                <w:szCs w:val="22"/>
+                <w:lang w:val="fr-FR" w:eastAsia="en-US" w:bidi="ar-SA"/>
+              </w:rPr>
             </w:r>
           </w:p>
           <w:p>
@@ -27185,7 +27292,14 @@
               </w:rPr>
             </w:pPr>
             <w:r>
-              <w:rPr/>
+              <w:rPr>
+                <w:rFonts w:eastAsia="Calibri" w:cs="" w:ascii="Carlito" w:hAnsi="Carlito"/>
+                <w:color w:val="000000"/>
+                <w:kern w:val="0"/>
+                <w:sz w:val="22"/>
+                <w:szCs w:val="22"/>
+                <w:lang w:val="fr-FR" w:eastAsia="en-US" w:bidi="ar-SA"/>
+              </w:rPr>
             </w:r>
           </w:p>
           <w:p>
@@ -27211,7 +27325,14 @@
               </w:rPr>
             </w:pPr>
             <w:r>
-              <w:rPr/>
+              <w:rPr>
+                <w:rFonts w:eastAsia="Calibri" w:cs="" w:ascii="Carlito" w:hAnsi="Carlito"/>
+                <w:color w:val="000000"/>
+                <w:kern w:val="0"/>
+                <w:sz w:val="22"/>
+                <w:szCs w:val="22"/>
+                <w:lang w:val="fr-FR" w:eastAsia="en-US" w:bidi="ar-SA"/>
+              </w:rPr>
             </w:r>
           </w:p>
           <w:p>
@@ -27237,7 +27358,14 @@
               </w:rPr>
             </w:pPr>
             <w:r>
-              <w:rPr/>
+              <w:rPr>
+                <w:rFonts w:eastAsia="Calibri" w:cs="" w:ascii="Carlito" w:hAnsi="Carlito"/>
+                <w:color w:val="000000"/>
+                <w:kern w:val="0"/>
+                <w:sz w:val="22"/>
+                <w:szCs w:val="22"/>
+                <w:lang w:val="fr-FR" w:eastAsia="en-US" w:bidi="ar-SA"/>
+              </w:rPr>
             </w:r>
           </w:p>
           <w:p>
@@ -27263,7 +27391,14 @@
               </w:rPr>
             </w:pPr>
             <w:r>
-              <w:rPr/>
+              <w:rPr>
+                <w:rFonts w:eastAsia="Calibri" w:cs="" w:ascii="Carlito" w:hAnsi="Carlito"/>
+                <w:color w:val="000000"/>
+                <w:kern w:val="0"/>
+                <w:sz w:val="22"/>
+                <w:szCs w:val="22"/>
+                <w:lang w:val="fr-FR" w:eastAsia="en-US" w:bidi="ar-SA"/>
+              </w:rPr>
             </w:r>
           </w:p>
           <w:p>
@@ -27289,7 +27424,14 @@
               </w:rPr>
             </w:pPr>
             <w:r>
-              <w:rPr/>
+              <w:rPr>
+                <w:rFonts w:eastAsia="Calibri" w:cs="" w:ascii="Carlito" w:hAnsi="Carlito"/>
+                <w:color w:val="000000"/>
+                <w:kern w:val="0"/>
+                <w:sz w:val="22"/>
+                <w:szCs w:val="22"/>
+                <w:lang w:val="fr-FR" w:eastAsia="en-US" w:bidi="ar-SA"/>
+              </w:rPr>
             </w:r>
           </w:p>
           <w:p>
@@ -27315,7 +27457,14 @@
               </w:rPr>
             </w:pPr>
             <w:r>
-              <w:rPr/>
+              <w:rPr>
+                <w:rFonts w:eastAsia="Calibri" w:cs="" w:ascii="Carlito" w:hAnsi="Carlito"/>
+                <w:color w:val="000000"/>
+                <w:kern w:val="0"/>
+                <w:sz w:val="22"/>
+                <w:szCs w:val="22"/>
+                <w:lang w:val="fr-FR" w:eastAsia="en-US" w:bidi="ar-SA"/>
+              </w:rPr>
             </w:r>
           </w:p>
           <w:p>
@@ -27341,7 +27490,14 @@
               </w:rPr>
             </w:pPr>
             <w:r>
-              <w:rPr/>
+              <w:rPr>
+                <w:rFonts w:eastAsia="Calibri" w:cs="" w:ascii="Carlito" w:hAnsi="Carlito"/>
+                <w:color w:val="000000"/>
+                <w:kern w:val="0"/>
+                <w:sz w:val="22"/>
+                <w:szCs w:val="22"/>
+                <w:lang w:val="fr-FR" w:eastAsia="en-US" w:bidi="ar-SA"/>
+              </w:rPr>
             </w:r>
           </w:p>
           <w:p>
@@ -27367,7 +27523,14 @@
               </w:rPr>
             </w:pPr>
             <w:r>
-              <w:rPr/>
+              <w:rPr>
+                <w:rFonts w:eastAsia="Calibri" w:cs="" w:ascii="Carlito" w:hAnsi="Carlito"/>
+                <w:color w:val="000000"/>
+                <w:kern w:val="0"/>
+                <w:sz w:val="22"/>
+                <w:szCs w:val="22"/>
+                <w:lang w:val="fr-FR" w:eastAsia="en-US" w:bidi="ar-SA"/>
+              </w:rPr>
             </w:r>
           </w:p>
           <w:p>
@@ -27393,7 +27556,14 @@
               </w:rPr>
             </w:pPr>
             <w:r>
-              <w:rPr/>
+              <w:rPr>
+                <w:rFonts w:eastAsia="Calibri" w:cs="" w:ascii="Carlito" w:hAnsi="Carlito"/>
+                <w:color w:val="000000"/>
+                <w:kern w:val="0"/>
+                <w:sz w:val="22"/>
+                <w:szCs w:val="22"/>
+                <w:lang w:val="fr-FR" w:eastAsia="en-US" w:bidi="ar-SA"/>
+              </w:rPr>
             </w:r>
           </w:p>
           <w:p>
@@ -27574,14 +27744,146 @@
                 <w:szCs w:val="22"/>
                 <w:lang w:val="fr-FR" w:eastAsia="en-US" w:bidi="ar-SA"/>
               </w:rPr>
+            </w:r>
+          </w:p>
+          <w:p>
+            <w:pPr>
+              <w:pStyle w:val="BodyText"/>
+              <w:widowControl/>
+              <w:tabs>
+                <w:tab w:val="clear" w:pos="709"/>
+                <w:tab w:val="left" w:pos="850" w:leader="none"/>
+              </w:tabs>
+              <w:suppressAutoHyphens w:val="true"/>
+              <w:spacing w:lineRule="auto" w:line="240" w:before="0" w:after="0"/>
+              <w:ind w:end="175"/>
+              <w:jc w:val="start"/>
+              <w:rPr>
+                <w:rStyle w:val="PlaceholderText"/>
+                <w:rFonts w:ascii="Carlito" w:hAnsi="Carlito" w:eastAsia="Calibri" w:cs=""/>
+                <w:color w:val="000000"/>
+                <w:kern w:val="0"/>
+                <w:sz w:val="22"/>
+                <w:szCs w:val="22"/>
+                <w:lang w:val="fr-FR" w:eastAsia="en-US" w:bidi="ar-SA"/>
+              </w:rPr>
+            </w:pPr>
+            <w:r>
+              <w:rPr>
+                <w:rFonts w:eastAsia="Calibri" w:cs="" w:ascii="Carlito" w:hAnsi="Carlito"/>
+                <w:color w:val="000000"/>
+                <w:kern w:val="0"/>
+                <w:sz w:val="22"/>
+                <w:szCs w:val="22"/>
+                <w:lang w:val="fr-FR" w:eastAsia="en-US" w:bidi="ar-SA"/>
+              </w:rPr>
+            </w:r>
+          </w:p>
+          <w:p>
+            <w:pPr>
+              <w:pStyle w:val="BodyText"/>
+              <w:widowControl/>
+              <w:tabs>
+                <w:tab w:val="clear" w:pos="709"/>
+                <w:tab w:val="left" w:pos="850" w:leader="none"/>
+              </w:tabs>
+              <w:suppressAutoHyphens w:val="true"/>
+              <w:spacing w:lineRule="auto" w:line="240" w:before="0" w:after="0"/>
+              <w:ind w:end="175"/>
+              <w:jc w:val="start"/>
+              <w:rPr>
+                <w:rStyle w:val="PlaceholderText"/>
+                <w:rFonts w:ascii="Carlito" w:hAnsi="Carlito" w:eastAsia="Calibri" w:cs=""/>
+                <w:color w:val="000000"/>
+                <w:kern w:val="0"/>
+                <w:sz w:val="22"/>
+                <w:szCs w:val="22"/>
+                <w:lang w:val="fr-FR" w:eastAsia="en-US" w:bidi="ar-SA"/>
+              </w:rPr>
+            </w:pPr>
+            <w:r>
+              <w:rPr>
+                <w:rFonts w:eastAsia="Calibri" w:cs="" w:ascii="Carlito" w:hAnsi="Carlito"/>
+                <w:color w:val="000000"/>
+                <w:kern w:val="0"/>
+                <w:sz w:val="22"/>
+                <w:szCs w:val="22"/>
+                <w:lang w:val="fr-FR" w:eastAsia="en-US" w:bidi="ar-SA"/>
+              </w:rPr>
+            </w:r>
+          </w:p>
+          <w:p>
+            <w:pPr>
+              <w:pStyle w:val="BodyText"/>
+              <w:widowControl/>
+              <w:tabs>
+                <w:tab w:val="clear" w:pos="709"/>
+                <w:tab w:val="left" w:pos="850" w:leader="none"/>
+              </w:tabs>
+              <w:suppressAutoHyphens w:val="true"/>
+              <w:spacing w:lineRule="auto" w:line="240" w:before="0" w:after="0"/>
+              <w:ind w:end="175"/>
+              <w:jc w:val="start"/>
+              <w:rPr>
+                <w:rStyle w:val="PlaceholderText"/>
+                <w:rFonts w:ascii="Carlito" w:hAnsi="Carlito" w:eastAsia="Calibri" w:cs=""/>
+                <w:color w:val="000000"/>
+                <w:kern w:val="0"/>
+                <w:sz w:val="22"/>
+                <w:szCs w:val="22"/>
+                <w:lang w:val="fr-FR" w:eastAsia="en-US" w:bidi="ar-SA"/>
+              </w:rPr>
+            </w:pPr>
+            <w:r>
+              <w:rPr>
+                <w:rFonts w:eastAsia="Calibri" w:cs="" w:ascii="Carlito" w:hAnsi="Carlito"/>
+                <w:color w:val="000000"/>
+                <w:kern w:val="0"/>
+                <w:sz w:val="22"/>
+                <w:szCs w:val="22"/>
+                <w:lang w:val="fr-FR" w:eastAsia="en-US" w:bidi="ar-SA"/>
+              </w:rPr>
+            </w:r>
+          </w:p>
+          <w:p>
+            <w:pPr>
+              <w:pStyle w:val="BodyText"/>
+              <w:widowControl/>
+              <w:tabs>
+                <w:tab w:val="clear" w:pos="709"/>
+                <w:tab w:val="left" w:pos="850" w:leader="none"/>
+              </w:tabs>
+              <w:suppressAutoHyphens w:val="true"/>
+              <w:spacing w:lineRule="auto" w:line="240" w:before="0" w:after="0"/>
+              <w:ind w:end="175"/>
+              <w:jc w:val="start"/>
+              <w:rPr>
+                <w:rStyle w:val="PlaceholderText"/>
+                <w:rFonts w:ascii="Carlito" w:hAnsi="Carlito" w:eastAsia="Calibri" w:cs=""/>
+                <w:color w:val="000000"/>
+                <w:kern w:val="0"/>
+                <w:sz w:val="22"/>
+                <w:szCs w:val="22"/>
+                <w:lang w:val="fr-FR" w:eastAsia="en-US" w:bidi="ar-SA"/>
+              </w:rPr>
+            </w:pPr>
+            <w:r>
+              <w:rPr>
+                <w:rFonts w:eastAsia="Calibri" w:cs="" w:ascii="Carlito" w:hAnsi="Carlito"/>
+                <w:color w:val="000000"/>
+                <w:kern w:val="0"/>
+                <w:sz w:val="22"/>
+                <w:szCs w:val="22"/>
+                <w:lang w:val="fr-FR" w:eastAsia="en-US" w:bidi="ar-SA"/>
+              </w:rPr>
               <w:drawing>
-                <wp:anchor distT="0" distB="0" distL="0" distR="0" simplePos="0" relativeHeight="114" behindDoc="0" locked="0" layoutInCell="0" allowOverlap="1">
+                <wp:anchor distT="0" distB="0" distL="0" distR="0" simplePos="0" relativeHeight="119" behindDoc="0" locked="0" layoutInCell="0" allowOverlap="1">
                   <wp:simplePos x="0" y="0"/>
-                  <wp:positionH relativeFrom="margin">
-                    <wp:posOffset>55880</wp:posOffset>
+                  <wp:positionH relativeFrom="column">
+                    <wp:posOffset>97155</wp:posOffset>
                   </wp:positionH>
                   <wp:positionV relativeFrom="paragraph">
-                    <wp:posOffset>181610</wp:posOffset>
+                    <wp:posOffset>535940</wp:posOffset>
                   </wp:positionV>
                   <wp:extent cx="5963285" cy="7068820"/>
                   <wp:effectExtent l="0" t="0" r="0" b="0"/>
@@ -27620,138 +27922,6 @@
                   </a:graphic>
                 </wp:anchor>
               </w:drawing>
-            </w:r>
-          </w:p>
-          <w:p>
-            <w:pPr>
-              <w:pStyle w:val="BodyText"/>
-              <w:widowControl/>
-              <w:tabs>
-                <w:tab w:val="clear" w:pos="709"/>
-                <w:tab w:val="left" w:pos="850" w:leader="none"/>
-              </w:tabs>
-              <w:suppressAutoHyphens w:val="true"/>
-              <w:spacing w:lineRule="auto" w:line="240" w:before="0" w:after="0"/>
-              <w:ind w:end="175"/>
-              <w:jc w:val="start"/>
-              <w:rPr>
-                <w:rStyle w:val="PlaceholderText"/>
-                <w:rFonts w:ascii="Carlito" w:hAnsi="Carlito" w:eastAsia="Calibri" w:cs=""/>
-                <w:color w:val="000000"/>
-                <w:kern w:val="0"/>
-                <w:sz w:val="22"/>
-                <w:szCs w:val="22"/>
-                <w:lang w:val="fr-FR" w:eastAsia="en-US" w:bidi="ar-SA"/>
-              </w:rPr>
-            </w:pPr>
-            <w:r>
-              <w:rPr>
-                <w:rFonts w:eastAsia="Calibri" w:cs="" w:ascii="Carlito" w:hAnsi="Carlito"/>
-                <w:color w:val="000000"/>
-                <w:kern w:val="0"/>
-                <w:sz w:val="22"/>
-                <w:szCs w:val="22"/>
-                <w:lang w:val="fr-FR" w:eastAsia="en-US" w:bidi="ar-SA"/>
-              </w:rPr>
-            </w:r>
-          </w:p>
-          <w:p>
-            <w:pPr>
-              <w:pStyle w:val="BodyText"/>
-              <w:widowControl/>
-              <w:tabs>
-                <w:tab w:val="clear" w:pos="709"/>
-                <w:tab w:val="left" w:pos="850" w:leader="none"/>
-              </w:tabs>
-              <w:suppressAutoHyphens w:val="true"/>
-              <w:spacing w:lineRule="auto" w:line="240" w:before="0" w:after="0"/>
-              <w:ind w:end="175"/>
-              <w:jc w:val="start"/>
-              <w:rPr>
-                <w:rStyle w:val="PlaceholderText"/>
-                <w:rFonts w:ascii="Carlito" w:hAnsi="Carlito" w:eastAsia="Calibri" w:cs=""/>
-                <w:color w:val="000000"/>
-                <w:kern w:val="0"/>
-                <w:sz w:val="22"/>
-                <w:szCs w:val="22"/>
-                <w:lang w:val="fr-FR" w:eastAsia="en-US" w:bidi="ar-SA"/>
-              </w:rPr>
-            </w:pPr>
-            <w:r>
-              <w:rPr>
-                <w:rFonts w:eastAsia="Calibri" w:cs="" w:ascii="Carlito" w:hAnsi="Carlito"/>
-                <w:color w:val="000000"/>
-                <w:kern w:val="0"/>
-                <w:sz w:val="22"/>
-                <w:szCs w:val="22"/>
-                <w:lang w:val="fr-FR" w:eastAsia="en-US" w:bidi="ar-SA"/>
-              </w:rPr>
-            </w:r>
-          </w:p>
-          <w:p>
-            <w:pPr>
-              <w:pStyle w:val="BodyText"/>
-              <w:widowControl/>
-              <w:tabs>
-                <w:tab w:val="clear" w:pos="709"/>
-                <w:tab w:val="left" w:pos="850" w:leader="none"/>
-              </w:tabs>
-              <w:suppressAutoHyphens w:val="true"/>
-              <w:spacing w:lineRule="auto" w:line="240" w:before="0" w:after="0"/>
-              <w:ind w:end="175"/>
-              <w:jc w:val="start"/>
-              <w:rPr>
-                <w:rStyle w:val="PlaceholderText"/>
-                <w:rFonts w:ascii="Carlito" w:hAnsi="Carlito" w:eastAsia="Calibri" w:cs=""/>
-                <w:color w:val="000000"/>
-                <w:kern w:val="0"/>
-                <w:sz w:val="22"/>
-                <w:szCs w:val="22"/>
-                <w:lang w:val="fr-FR" w:eastAsia="en-US" w:bidi="ar-SA"/>
-              </w:rPr>
-            </w:pPr>
-            <w:r>
-              <w:rPr>
-                <w:rFonts w:eastAsia="Calibri" w:cs="" w:ascii="Carlito" w:hAnsi="Carlito"/>
-                <w:color w:val="000000"/>
-                <w:kern w:val="0"/>
-                <w:sz w:val="22"/>
-                <w:szCs w:val="22"/>
-                <w:lang w:val="fr-FR" w:eastAsia="en-US" w:bidi="ar-SA"/>
-              </w:rPr>
-            </w:r>
-          </w:p>
-          <w:p>
-            <w:pPr>
-              <w:pStyle w:val="BodyText"/>
-              <w:widowControl/>
-              <w:tabs>
-                <w:tab w:val="clear" w:pos="709"/>
-                <w:tab w:val="left" w:pos="850" w:leader="none"/>
-              </w:tabs>
-              <w:suppressAutoHyphens w:val="true"/>
-              <w:spacing w:lineRule="auto" w:line="240" w:before="0" w:after="0"/>
-              <w:ind w:end="175"/>
-              <w:jc w:val="start"/>
-              <w:rPr>
-                <w:rStyle w:val="PlaceholderText"/>
-                <w:rFonts w:ascii="Carlito" w:hAnsi="Carlito" w:eastAsia="Calibri" w:cs=""/>
-                <w:color w:val="000000"/>
-                <w:kern w:val="0"/>
-                <w:sz w:val="22"/>
-                <w:szCs w:val="22"/>
-                <w:lang w:val="fr-FR" w:eastAsia="en-US" w:bidi="ar-SA"/>
-              </w:rPr>
-            </w:pPr>
-            <w:r>
-              <w:rPr>
-                <w:rFonts w:eastAsia="Calibri" w:cs="" w:ascii="Carlito" w:hAnsi="Carlito"/>
-                <w:color w:val="000000"/>
-                <w:kern w:val="0"/>
-                <w:sz w:val="22"/>
-                <w:szCs w:val="22"/>
-                <w:lang w:val="fr-FR" w:eastAsia="en-US" w:bidi="ar-SA"/>
-              </w:rPr>
             </w:r>
           </w:p>
           <w:p>
@@ -28482,13 +28652,13 @@
         <mc:AlternateContent>
           <mc:Choice Requires="wps">
             <w:drawing>
-              <wp:anchor distT="0" distB="0" distL="0" distR="0" simplePos="0" relativeHeight="6" behindDoc="0" locked="0" layoutInCell="0" allowOverlap="1" wp14:anchorId="7C090976">
+              <wp:anchor distT="0" distB="0" distL="0" distR="0" simplePos="0" relativeHeight="7" behindDoc="0" locked="0" layoutInCell="0" allowOverlap="1" wp14:anchorId="7C090976">
                 <wp:simplePos x="0" y="0"/>
                 <wp:positionH relativeFrom="margin">
-                  <wp:posOffset>5344795</wp:posOffset>
+                  <wp:posOffset>5344160</wp:posOffset>
                 </wp:positionH>
                 <wp:positionV relativeFrom="page">
-                  <wp:posOffset>9928860</wp:posOffset>
+                  <wp:posOffset>9929495</wp:posOffset>
                 </wp:positionV>
                 <wp:extent cx="473710" cy="376555"/>
                 <wp:effectExtent l="0" t="0" r="0" b="0"/>
@@ -28523,7 +28693,7 @@
                         <w:txbxContent>
                           <w:p>
                             <w:pPr>
-                              <w:pStyle w:val="FrameContents"/>
+                              <w:pStyle w:val="FrameContentsuser"/>
                               <w:spacing w:lineRule="auto" w:line="288" w:before="0" w:after="0"/>
                               <w:ind w:end="-58"/>
                               <w:jc w:val="center"/>
@@ -28544,7 +28714,7 @@
                           </w:p>
                         </w:txbxContent>
                       </wps:txbx>
-                      <wps:bodyPr lIns="45720" tIns="91440" rIns="45720" bIns="91440" anchor="ctr" vert="vert" upright="1">
+                      <wps:bodyPr anchor="ctr" vert="vert" upright="1">
                         <a:noAutofit/>
                       </wps:bodyPr>
                     </wps:wsp>
@@ -28555,14 +28725,14 @@
           </mc:Choice>
           <mc:Fallback>
             <w:pict>
-              <v:shape id="shape_0" stroked="f" o:allowincell="f" style="position:absolute;margin-left:420.85pt;margin-top:781.75pt;width:37.25pt;height:29.6pt;mso-wrap-style:none;v-text-anchor:middle;rotation:90;mso-position-horizontal-relative:margin;mso-position-vertical-relative:page" wp14:anchorId="7C090976" type="_x0000_t186" path="l-2147483642,-2147483642l-2147483623,-2147483622l-2147483642,-2147483634l-2147483642,-2147483642l-2147483621,-2147483620l-2147483642,-2147483642l-2147483619,-2147483618l-2147483642,-2147483642l-2147483642,-2147483642l-2147483617,-2147483616l-2147483639,0l-2147483642,-2147483642l-2147483615,-2147483614xel-2147483642,-2147483642l-2147483613,-2147483612l-2147483642,-2147483642l-2147483611,-2147483610l-2147483638,-2147483633l-2147483642,-2147483642l-2147483640,-2147483625l-2147483642,-2147483642l-2147483607,-2147483606l-2147483642,-2147483634l-2147483642,-2147483642l-2147483605,-2147483604e">
+              <v:shape id="shape_0" stroked="f" o:allowincell="f" style="position:absolute;margin-left:420.8pt;margin-top:781.8pt;width:37.25pt;height:29.6pt;mso-wrap-style:none;v-text-anchor:middle;rotation:90;mso-position-horizontal-relative:margin;mso-position-vertical-relative:page" wp14:anchorId="7C090976" type="_x0000_t186" path="l-2147483642,-2147483642l-2147483623,-2147483622l-2147483642,-2147483634l-2147483642,-2147483642l-2147483621,-2147483620l-2147483642,-2147483642l-2147483619,-2147483618l-2147483642,-2147483642l-2147483642,-2147483642l-2147483617,-2147483616l-2147483639,0l-2147483642,-2147483642l-2147483615,-2147483614xel-2147483642,-2147483642l-2147483613,-2147483612l-2147483642,-2147483642l-2147483611,-2147483610l-2147483638,-2147483633l-2147483642,-2147483642l-2147483640,-2147483625l-2147483642,-2147483642l-2147483607,-2147483606l-2147483642,-2147483634l-2147483642,-2147483642l-2147483605,-2147483604e">
                 <v:fill o:detectmouseclick="t" on="false"/>
                 <v:stroke color="#3465a4" joinstyle="round" endcap="flat"/>
                 <v:textbox>
                   <w:txbxContent>
                     <w:p>
                       <w:pPr>
-                        <w:pStyle w:val="FrameContents"/>
+                        <w:pStyle w:val="FrameContentsuser"/>
                         <w:spacing w:lineRule="auto" w:line="288" w:before="0" w:after="0"/>
                         <w:ind w:end="-58"/>
                         <w:jc w:val="center"/>
@@ -28657,13 +28827,13 @@
       <mc:AlternateContent>
         <mc:Choice Requires="wps">
           <w:drawing>
-            <wp:anchor distT="1270" distB="1270" distL="1270" distR="1270" simplePos="0" relativeHeight="54" behindDoc="1" locked="0" layoutInCell="0" allowOverlap="1" wp14:anchorId="7E31E2B7">
+            <wp:anchor distT="1270" distB="1270" distL="1270" distR="1270" simplePos="0" relativeHeight="72" behindDoc="1" locked="0" layoutInCell="0" allowOverlap="1" wp14:anchorId="7E31E2B7">
               <wp:simplePos x="0" y="0"/>
               <wp:positionH relativeFrom="margin">
-                <wp:posOffset>5240020</wp:posOffset>
+                <wp:posOffset>5239385</wp:posOffset>
               </wp:positionH>
               <wp:positionV relativeFrom="page">
-                <wp:posOffset>9819005</wp:posOffset>
+                <wp:posOffset>9819640</wp:posOffset>
               </wp:positionV>
               <wp:extent cx="355600" cy="600075"/>
               <wp:effectExtent l="1270" t="1270" r="1270" b="1270"/>
@@ -28700,7 +28870,7 @@
                       <w:txbxContent>
                         <w:p>
                           <w:pPr>
-                            <w:pStyle w:val="FrameContents"/>
+                            <w:pStyle w:val="FrameContentsuser"/>
                             <w:spacing w:lineRule="auto" w:line="288" w:before="0" w:after="0"/>
                             <w:ind w:end="-57"/>
                             <w:jc w:val="end"/>
@@ -28726,7 +28896,7 @@
                         </w:p>
                       </w:txbxContent>
                     </wps:txbx>
-                    <wps:bodyPr lIns="45720" tIns="91440" rIns="45720" bIns="91440" anchor="ctr" vert="vert" upright="1">
+                    <wps:bodyPr anchor="ctr" vert="vert" upright="1">
                       <a:noAutofit/>
                     </wps:bodyPr>
                   </wps:wsp>
@@ -28737,14 +28907,14 @@
         </mc:Choice>
         <mc:Fallback>
           <w:pict>
-            <v:shape id="shape_0" stroked="t" o:allowincell="f" style="position:absolute;margin-left:412.55pt;margin-top:773.15pt;width:27.95pt;height:47.2pt;mso-wrap-style:none;v-text-anchor:middle;rotation:90;mso-position-horizontal-relative:margin;mso-position-vertical-relative:page" wp14:anchorId="7E31E2B7" type="_x0000_t186" path="l-2147483642,-2147483642l-2147483623,-2147483622l-2147483642,-2147483634l-2147483642,-2147483642l-2147483621,-2147483620l-2147483642,-2147483642l-2147483619,-2147483618l-2147483642,-2147483642l-2147483642,-2147483642l-2147483617,-2147483616l-2147483639,0l-2147483642,-2147483642l-2147483615,-2147483614xel-2147483642,-2147483642l-2147483613,-2147483612l-2147483642,-2147483642l-2147483611,-2147483610l-2147483638,-2147483633l-2147483642,-2147483642l-2147483640,-2147483625l-2147483642,-2147483642l-2147483607,-2147483606l-2147483642,-2147483634l-2147483642,-2147483642l-2147483605,-2147483604e">
+            <v:shape id="shape_0" stroked="t" o:allowincell="f" style="position:absolute;margin-left:412.5pt;margin-top:773.2pt;width:27.95pt;height:47.2pt;mso-wrap-style:none;v-text-anchor:middle;rotation:90;mso-position-horizontal-relative:margin;mso-position-vertical-relative:page" wp14:anchorId="7E31E2B7" type="_x0000_t186" path="l-2147483642,-2147483642l-2147483623,-2147483622l-2147483642,-2147483634l-2147483642,-2147483642l-2147483621,-2147483620l-2147483642,-2147483642l-2147483619,-2147483618l-2147483642,-2147483642l-2147483642,-2147483642l-2147483617,-2147483616l-2147483639,0l-2147483642,-2147483642l-2147483615,-2147483614xel-2147483642,-2147483642l-2147483613,-2147483612l-2147483642,-2147483642l-2147483611,-2147483610l-2147483638,-2147483633l-2147483642,-2147483642l-2147483640,-2147483625l-2147483642,-2147483642l-2147483607,-2147483606l-2147483642,-2147483634l-2147483642,-2147483642l-2147483605,-2147483604e">
               <v:fill o:detectmouseclick="t" on="false"/>
               <v:stroke color="#d9d9d9" joinstyle="round" endcap="flat"/>
               <v:textbox>
                 <w:txbxContent>
                   <w:p>
                     <w:pPr>
-                      <w:pStyle w:val="FrameContents"/>
+                      <w:pStyle w:val="FrameContentsuser"/>
                       <w:spacing w:lineRule="auto" w:line="288" w:before="0" w:after="0"/>
                       <w:ind w:end="-57"/>
                       <w:jc w:val="end"/>
@@ -28778,13 +28948,13 @@
       <mc:AlternateContent>
         <mc:Choice Requires="wps">
           <w:drawing>
-            <wp:anchor distT="0" distB="0" distL="97790" distR="114300" simplePos="0" relativeHeight="101" behindDoc="1" locked="0" layoutInCell="0" allowOverlap="1" wp14:anchorId="1A5B76DB">
+            <wp:anchor distT="0" distB="0" distL="95885" distR="114300" simplePos="0" relativeHeight="116" behindDoc="1" locked="0" layoutInCell="0" allowOverlap="1" wp14:anchorId="1A5B76DB">
               <wp:simplePos x="0" y="0"/>
               <wp:positionH relativeFrom="margin">
-                <wp:posOffset>5330190</wp:posOffset>
+                <wp:posOffset>5329555</wp:posOffset>
               </wp:positionH>
               <wp:positionV relativeFrom="page">
-                <wp:posOffset>9917430</wp:posOffset>
+                <wp:posOffset>9918065</wp:posOffset>
               </wp:positionV>
               <wp:extent cx="473710" cy="376555"/>
               <wp:effectExtent l="0" t="0" r="0" b="0"/>
@@ -28819,7 +28989,7 @@
                       <w:txbxContent>
                         <w:p>
                           <w:pPr>
-                            <w:pStyle w:val="FrameContents"/>
+                            <w:pStyle w:val="FrameContentsuser"/>
                             <w:spacing w:lineRule="auto" w:line="288" w:before="0" w:after="0"/>
                             <w:ind w:end="-58"/>
                             <w:jc w:val="center"/>
@@ -28874,7 +29044,7 @@
                               <w:sz w:val="28"/>
                               <w:szCs w:val="28"/>
                             </w:rPr>
-                            <w:t>23</w:t>
+                            <w:t>24</w:t>
                           </w:r>
                           <w:r>
                             <w:rPr>
@@ -28890,7 +29060,7 @@
                         </w:p>
                       </w:txbxContent>
                     </wps:txbx>
-                    <wps:bodyPr lIns="45720" tIns="91440" rIns="45720" bIns="91440" anchor="ctr" vert="vert" upright="1">
+                    <wps:bodyPr anchor="ctr" vert="vert" upright="1">
                       <a:noAutofit/>
                     </wps:bodyPr>
                   </wps:wsp>
@@ -28901,14 +29071,14 @@
         </mc:Choice>
         <mc:Fallback>
           <w:pict>
-            <v:shape id="shape_0" stroked="f" o:allowincell="f" style="position:absolute;margin-left:419.7pt;margin-top:780.85pt;width:37.25pt;height:29.6pt;mso-wrap-style:square;v-text-anchor:middle;rotation:90;mso-position-horizontal-relative:margin;mso-position-vertical-relative:page" wp14:anchorId="1A5B76DB" type="_x0000_t186" path="l-2147483642,-2147483642l-2147483623,-2147483622l-2147483642,-2147483634l-2147483642,-2147483642l-2147483621,-2147483620l-2147483642,-2147483642l-2147483619,-2147483618l-2147483642,-2147483642l-2147483642,-2147483642l-2147483617,-2147483616l-2147483639,0l-2147483642,-2147483642l-2147483615,-2147483614xel-2147483642,-2147483642l-2147483613,-2147483612l-2147483642,-2147483642l-2147483611,-2147483610l-2147483638,-2147483633l-2147483642,-2147483642l-2147483640,-2147483625l-2147483642,-2147483642l-2147483607,-2147483606l-2147483642,-2147483634l-2147483642,-2147483642l-2147483605,-2147483604e">
+            <v:shape id="shape_0" stroked="f" o:allowincell="f" style="position:absolute;margin-left:419.65pt;margin-top:780.9pt;width:37.25pt;height:29.6pt;mso-wrap-style:square;v-text-anchor:middle;rotation:90;mso-position-horizontal-relative:margin;mso-position-vertical-relative:page" wp14:anchorId="1A5B76DB" type="_x0000_t186" path="l-2147483642,-2147483642l-2147483623,-2147483622l-2147483642,-2147483634l-2147483642,-2147483642l-2147483621,-2147483620l-2147483642,-2147483642l-2147483619,-2147483618l-2147483642,-2147483642l-2147483642,-2147483642l-2147483617,-2147483616l-2147483639,0l-2147483642,-2147483642l-2147483615,-2147483614xel-2147483642,-2147483642l-2147483613,-2147483612l-2147483642,-2147483642l-2147483611,-2147483610l-2147483638,-2147483633l-2147483642,-2147483642l-2147483640,-2147483625l-2147483642,-2147483642l-2147483607,-2147483606l-2147483642,-2147483634l-2147483642,-2147483642l-2147483605,-2147483604e">
               <v:fill o:detectmouseclick="t" on="false"/>
               <v:stroke color="#3465a4" joinstyle="round" endcap="flat"/>
               <v:textbox>
                 <w:txbxContent>
                   <w:p>
                     <w:pPr>
-                      <w:pStyle w:val="FrameContents"/>
+                      <w:pStyle w:val="FrameContentsuser"/>
                       <w:spacing w:lineRule="auto" w:line="288" w:before="0" w:after="0"/>
                       <w:ind w:end="-58"/>
                       <w:jc w:val="center"/>
@@ -28963,7 +29133,7 @@
                         <w:sz w:val="28"/>
                         <w:szCs w:val="28"/>
                       </w:rPr>
-                      <w:t>23</w:t>
+                      <w:t>24</w:t>
                     </w:r>
                     <w:r>
                       <w:rPr>
@@ -29051,13 +29221,13 @@
       <mc:AlternateContent>
         <mc:Choice Requires="wps">
           <w:drawing>
-            <wp:anchor distT="1270" distB="1270" distL="1270" distR="1270" simplePos="0" relativeHeight="54" behindDoc="1" locked="0" layoutInCell="0" allowOverlap="1" wp14:anchorId="7E31E2B7">
+            <wp:anchor distT="1270" distB="1270" distL="1270" distR="1270" simplePos="0" relativeHeight="72" behindDoc="1" locked="0" layoutInCell="0" allowOverlap="1" wp14:anchorId="7E31E2B7">
               <wp:simplePos x="0" y="0"/>
               <wp:positionH relativeFrom="margin">
-                <wp:posOffset>5240020</wp:posOffset>
+                <wp:posOffset>5239385</wp:posOffset>
               </wp:positionH>
               <wp:positionV relativeFrom="page">
-                <wp:posOffset>9819005</wp:posOffset>
+                <wp:posOffset>9819640</wp:posOffset>
               </wp:positionV>
               <wp:extent cx="355600" cy="600075"/>
               <wp:effectExtent l="1270" t="1270" r="1270" b="1270"/>
@@ -29094,7 +29264,7 @@
                       <w:txbxContent>
                         <w:p>
                           <w:pPr>
-                            <w:pStyle w:val="FrameContents"/>
+                            <w:pStyle w:val="FrameContentsuser"/>
                             <w:spacing w:lineRule="auto" w:line="288" w:before="0" w:after="0"/>
                             <w:ind w:end="-57"/>
                             <w:jc w:val="end"/>
@@ -29120,7 +29290,7 @@
                         </w:p>
                       </w:txbxContent>
                     </wps:txbx>
-                    <wps:bodyPr lIns="45720" tIns="91440" rIns="45720" bIns="91440" anchor="ctr" vert="vert" upright="1">
+                    <wps:bodyPr anchor="ctr" vert="vert" upright="1">
                       <a:noAutofit/>
                     </wps:bodyPr>
                   </wps:wsp>
@@ -29131,14 +29301,14 @@
         </mc:Choice>
         <mc:Fallback>
           <w:pict>
-            <v:shape id="shape_0" stroked="t" o:allowincell="f" style="position:absolute;margin-left:412.55pt;margin-top:773.15pt;width:27.95pt;height:47.2pt;mso-wrap-style:none;v-text-anchor:middle;rotation:90;mso-position-horizontal-relative:margin;mso-position-vertical-relative:page" wp14:anchorId="7E31E2B7" type="_x0000_t186" path="l-2147483642,-2147483642l-2147483623,-2147483622l-2147483642,-2147483634l-2147483642,-2147483642l-2147483621,-2147483620l-2147483642,-2147483642l-2147483619,-2147483618l-2147483642,-2147483642l-2147483642,-2147483642l-2147483617,-2147483616l-2147483639,0l-2147483642,-2147483642l-2147483615,-2147483614xel-2147483642,-2147483642l-2147483613,-2147483612l-2147483642,-2147483642l-2147483611,-2147483610l-2147483638,-2147483633l-2147483642,-2147483642l-2147483640,-2147483625l-2147483642,-2147483642l-2147483607,-2147483606l-2147483642,-2147483634l-2147483642,-2147483642l-2147483605,-2147483604e">
+            <v:shape id="shape_0" stroked="t" o:allowincell="f" style="position:absolute;margin-left:412.5pt;margin-top:773.2pt;width:27.95pt;height:47.2pt;mso-wrap-style:none;v-text-anchor:middle;rotation:90;mso-position-horizontal-relative:margin;mso-position-vertical-relative:page" wp14:anchorId="7E31E2B7" type="_x0000_t186" path="l-2147483642,-2147483642l-2147483623,-2147483622l-2147483642,-2147483634l-2147483642,-2147483642l-2147483621,-2147483620l-2147483642,-2147483642l-2147483619,-2147483618l-2147483642,-2147483642l-2147483642,-2147483642l-2147483617,-2147483616l-2147483639,0l-2147483642,-2147483642l-2147483615,-2147483614xel-2147483642,-2147483642l-2147483613,-2147483612l-2147483642,-2147483642l-2147483611,-2147483610l-2147483638,-2147483633l-2147483642,-2147483642l-2147483640,-2147483625l-2147483642,-2147483642l-2147483607,-2147483606l-2147483642,-2147483634l-2147483642,-2147483642l-2147483605,-2147483604e">
               <v:fill o:detectmouseclick="t" on="false"/>
               <v:stroke color="#d9d9d9" joinstyle="round" endcap="flat"/>
               <v:textbox>
                 <w:txbxContent>
                   <w:p>
                     <w:pPr>
-                      <w:pStyle w:val="FrameContents"/>
+                      <w:pStyle w:val="FrameContentsuser"/>
                       <w:spacing w:lineRule="auto" w:line="288" w:before="0" w:after="0"/>
                       <w:ind w:end="-57"/>
                       <w:jc w:val="end"/>
@@ -29172,13 +29342,13 @@
       <mc:AlternateContent>
         <mc:Choice Requires="wps">
           <w:drawing>
-            <wp:anchor distT="0" distB="0" distL="97790" distR="114300" simplePos="0" relativeHeight="101" behindDoc="1" locked="0" layoutInCell="0" allowOverlap="1" wp14:anchorId="1A5B76DB">
+            <wp:anchor distT="0" distB="0" distL="95885" distR="114300" simplePos="0" relativeHeight="116" behindDoc="1" locked="0" layoutInCell="0" allowOverlap="1" wp14:anchorId="1A5B76DB">
               <wp:simplePos x="0" y="0"/>
               <wp:positionH relativeFrom="margin">
-                <wp:posOffset>5330190</wp:posOffset>
+                <wp:posOffset>5329555</wp:posOffset>
               </wp:positionH>
               <wp:positionV relativeFrom="page">
-                <wp:posOffset>9917430</wp:posOffset>
+                <wp:posOffset>9918065</wp:posOffset>
               </wp:positionV>
               <wp:extent cx="473710" cy="376555"/>
               <wp:effectExtent l="0" t="0" r="0" b="0"/>
@@ -29213,7 +29383,7 @@
                       <w:txbxContent>
                         <w:p>
                           <w:pPr>
-                            <w:pStyle w:val="FrameContents"/>
+                            <w:pStyle w:val="FrameContentsuser"/>
                             <w:spacing w:lineRule="auto" w:line="288" w:before="0" w:after="0"/>
                             <w:ind w:end="-58"/>
                             <w:jc w:val="center"/>
@@ -29268,7 +29438,7 @@
                               <w:sz w:val="28"/>
                               <w:szCs w:val="28"/>
                             </w:rPr>
-                            <w:t>23</w:t>
+                            <w:t>24</w:t>
                           </w:r>
                           <w:r>
                             <w:rPr>
@@ -29284,7 +29454,7 @@
                         </w:p>
                       </w:txbxContent>
                     </wps:txbx>
-                    <wps:bodyPr lIns="45720" tIns="91440" rIns="45720" bIns="91440" anchor="ctr" vert="vert" upright="1">
+                    <wps:bodyPr anchor="ctr" vert="vert" upright="1">
                       <a:noAutofit/>
                     </wps:bodyPr>
                   </wps:wsp>
@@ -29295,14 +29465,14 @@
         </mc:Choice>
         <mc:Fallback>
           <w:pict>
-            <v:shape id="shape_0" stroked="f" o:allowincell="f" style="position:absolute;margin-left:419.7pt;margin-top:780.85pt;width:37.25pt;height:29.6pt;mso-wrap-style:square;v-text-anchor:middle;rotation:90;mso-position-horizontal-relative:margin;mso-position-vertical-relative:page" wp14:anchorId="1A5B76DB" type="_x0000_t186" path="l-2147483642,-2147483642l-2147483623,-2147483622l-2147483642,-2147483634l-2147483642,-2147483642l-2147483621,-2147483620l-2147483642,-2147483642l-2147483619,-2147483618l-2147483642,-2147483642l-2147483642,-2147483642l-2147483617,-2147483616l-2147483639,0l-2147483642,-2147483642l-2147483615,-2147483614xel-2147483642,-2147483642l-2147483613,-2147483612l-2147483642,-2147483642l-2147483611,-2147483610l-2147483638,-2147483633l-2147483642,-2147483642l-2147483640,-2147483625l-2147483642,-2147483642l-2147483607,-2147483606l-2147483642,-2147483634l-2147483642,-2147483642l-2147483605,-2147483604e">
+            <v:shape id="shape_0" stroked="f" o:allowincell="f" style="position:absolute;margin-left:419.65pt;margin-top:780.9pt;width:37.25pt;height:29.6pt;mso-wrap-style:square;v-text-anchor:middle;rotation:90;mso-position-horizontal-relative:margin;mso-position-vertical-relative:page" wp14:anchorId="1A5B76DB" type="_x0000_t186" path="l-2147483642,-2147483642l-2147483623,-2147483622l-2147483642,-2147483634l-2147483642,-2147483642l-2147483621,-2147483620l-2147483642,-2147483642l-2147483619,-2147483618l-2147483642,-2147483642l-2147483642,-2147483642l-2147483617,-2147483616l-2147483639,0l-2147483642,-2147483642l-2147483615,-2147483614xel-2147483642,-2147483642l-2147483613,-2147483612l-2147483642,-2147483642l-2147483611,-2147483610l-2147483638,-2147483633l-2147483642,-2147483642l-2147483640,-2147483625l-2147483642,-2147483642l-2147483607,-2147483606l-2147483642,-2147483634l-2147483642,-2147483642l-2147483605,-2147483604e">
               <v:fill o:detectmouseclick="t" on="false"/>
               <v:stroke color="#3465a4" joinstyle="round" endcap="flat"/>
               <v:textbox>
                 <w:txbxContent>
                   <w:p>
                     <w:pPr>
-                      <w:pStyle w:val="FrameContents"/>
+                      <w:pStyle w:val="FrameContentsuser"/>
                       <w:spacing w:lineRule="auto" w:line="288" w:before="0" w:after="0"/>
                       <w:ind w:end="-58"/>
                       <w:jc w:val="center"/>
@@ -29357,7 +29527,7 @@
                         <w:sz w:val="28"/>
                         <w:szCs w:val="28"/>
                       </w:rPr>
-                      <w:t>23</w:t>
+                      <w:t>24</w:t>
                     </w:r>
                     <w:r>
                       <w:rPr>
@@ -29459,13 +29629,13 @@
       <mc:AlternateContent>
         <mc:Choice Requires="wps">
           <w:drawing>
-            <wp:anchor distT="1270" distB="1270" distL="1270" distR="1270" simplePos="0" relativeHeight="56" behindDoc="1" locked="0" layoutInCell="0" allowOverlap="1" wp14:anchorId="7E31E2B7">
+            <wp:anchor distT="1270" distB="1270" distL="1270" distR="1270" simplePos="0" relativeHeight="20" behindDoc="1" locked="0" layoutInCell="0" allowOverlap="1" wp14:anchorId="7E31E2B7">
               <wp:simplePos x="0" y="0"/>
               <wp:positionH relativeFrom="margin">
-                <wp:posOffset>5240020</wp:posOffset>
+                <wp:posOffset>5239385</wp:posOffset>
               </wp:positionH>
               <wp:positionV relativeFrom="page">
-                <wp:posOffset>9819005</wp:posOffset>
+                <wp:posOffset>9819640</wp:posOffset>
               </wp:positionV>
               <wp:extent cx="355600" cy="600075"/>
               <wp:effectExtent l="1270" t="1270" r="1270" b="1270"/>
@@ -29502,7 +29672,7 @@
                       <w:txbxContent>
                         <w:p>
                           <w:pPr>
-                            <w:pStyle w:val="FrameContents"/>
+                            <w:pStyle w:val="FrameContentsuser"/>
                             <w:spacing w:lineRule="auto" w:line="288" w:before="0" w:after="0"/>
                             <w:ind w:end="-57"/>
                             <w:jc w:val="end"/>
@@ -29528,7 +29698,7 @@
                         </w:p>
                       </w:txbxContent>
                     </wps:txbx>
-                    <wps:bodyPr lIns="45720" tIns="91440" rIns="45720" bIns="91440" anchor="ctr" vert="vert" upright="1">
+                    <wps:bodyPr anchor="ctr" vert="vert" upright="1">
                       <a:noAutofit/>
                     </wps:bodyPr>
                   </wps:wsp>
@@ -29539,14 +29709,14 @@
         </mc:Choice>
         <mc:Fallback>
           <w:pict>
-            <v:shape id="shape_0" stroked="t" o:allowincell="f" style="position:absolute;margin-left:412.55pt;margin-top:773.15pt;width:27.95pt;height:47.2pt;mso-wrap-style:none;v-text-anchor:middle;rotation:90;mso-position-horizontal-relative:margin;mso-position-vertical-relative:page" wp14:anchorId="7E31E2B7" type="_x0000_t186" path="l-2147483642,-2147483642l-2147483623,-2147483622l-2147483642,-2147483634l-2147483642,-2147483642l-2147483621,-2147483620l-2147483642,-2147483642l-2147483619,-2147483618l-2147483642,-2147483642l-2147483642,-2147483642l-2147483617,-2147483616l-2147483639,0l-2147483642,-2147483642l-2147483615,-2147483614xel-2147483642,-2147483642l-2147483613,-2147483612l-2147483642,-2147483642l-2147483611,-2147483610l-2147483638,-2147483633l-2147483642,-2147483642l-2147483640,-2147483625l-2147483642,-2147483642l-2147483607,-2147483606l-2147483642,-2147483634l-2147483642,-2147483642l-2147483605,-2147483604e">
+            <v:shape id="shape_0" stroked="t" o:allowincell="f" style="position:absolute;margin-left:412.5pt;margin-top:773.2pt;width:27.95pt;height:47.2pt;mso-wrap-style:none;v-text-anchor:middle;rotation:90;mso-position-horizontal-relative:margin;mso-position-vertical-relative:page" wp14:anchorId="7E31E2B7" type="_x0000_t186" path="l-2147483642,-2147483642l-2147483623,-2147483622l-2147483642,-2147483634l-2147483642,-2147483642l-2147483621,-2147483620l-2147483642,-2147483642l-2147483619,-2147483618l-2147483642,-2147483642l-2147483642,-2147483642l-2147483617,-2147483616l-2147483639,0l-2147483642,-2147483642l-2147483615,-2147483614xel-2147483642,-2147483642l-2147483613,-2147483612l-2147483642,-2147483642l-2147483611,-2147483610l-2147483638,-2147483633l-2147483642,-2147483642l-2147483640,-2147483625l-2147483642,-2147483642l-2147483607,-2147483606l-2147483642,-2147483634l-2147483642,-2147483642l-2147483605,-2147483604e">
               <v:fill o:detectmouseclick="t" on="false"/>
               <v:stroke color="#d9d9d9" joinstyle="round" endcap="flat"/>
               <v:textbox>
                 <w:txbxContent>
                   <w:p>
                     <w:pPr>
-                      <w:pStyle w:val="FrameContents"/>
+                      <w:pStyle w:val="FrameContentsuser"/>
                       <w:spacing w:lineRule="auto" w:line="288" w:before="0" w:after="0"/>
                       <w:ind w:end="-57"/>
                       <w:jc w:val="end"/>
@@ -29580,13 +29750,13 @@
       <mc:AlternateContent>
         <mc:Choice Requires="wps">
           <w:drawing>
-            <wp:anchor distT="0" distB="0" distL="97790" distR="114300" simplePos="0" relativeHeight="58" behindDoc="1" locked="0" layoutInCell="0" allowOverlap="1" wp14:anchorId="1A5B76DB">
+            <wp:anchor distT="0" distB="0" distL="95885" distR="114300" simplePos="0" relativeHeight="22" behindDoc="1" locked="0" layoutInCell="0" allowOverlap="1" wp14:anchorId="1A5B76DB">
               <wp:simplePos x="0" y="0"/>
               <wp:positionH relativeFrom="margin">
-                <wp:posOffset>5330190</wp:posOffset>
+                <wp:posOffset>5329555</wp:posOffset>
               </wp:positionH>
               <wp:positionV relativeFrom="page">
-                <wp:posOffset>9917430</wp:posOffset>
+                <wp:posOffset>9918065</wp:posOffset>
               </wp:positionV>
               <wp:extent cx="473710" cy="376555"/>
               <wp:effectExtent l="0" t="0" r="0" b="0"/>
@@ -29621,7 +29791,7 @@
                       <w:txbxContent>
                         <w:p>
                           <w:pPr>
-                            <w:pStyle w:val="FrameContents"/>
+                            <w:pStyle w:val="FrameContentsuser"/>
                             <w:spacing w:lineRule="auto" w:line="288" w:before="0" w:after="0"/>
                             <w:ind w:end="-58"/>
                             <w:jc w:val="center"/>
@@ -29676,7 +29846,7 @@
                               <w:sz w:val="28"/>
                               <w:szCs w:val="28"/>
                             </w:rPr>
-                            <w:t>25</w:t>
+                            <w:t>26</w:t>
                           </w:r>
                           <w:r>
                             <w:rPr>
@@ -29692,7 +29862,7 @@
                         </w:p>
                       </w:txbxContent>
                     </wps:txbx>
-                    <wps:bodyPr lIns="45720" tIns="91440" rIns="45720" bIns="91440" anchor="ctr" vert="vert" upright="1">
+                    <wps:bodyPr anchor="ctr" vert="vert" upright="1">
                       <a:noAutofit/>
                     </wps:bodyPr>
                   </wps:wsp>
@@ -29703,14 +29873,14 @@
         </mc:Choice>
         <mc:Fallback>
           <w:pict>
-            <v:shape id="shape_0" stroked="f" o:allowincell="f" style="position:absolute;margin-left:419.7pt;margin-top:780.85pt;width:37.25pt;height:29.6pt;mso-wrap-style:square;v-text-anchor:middle;rotation:90;mso-position-horizontal-relative:margin;mso-position-vertical-relative:page" wp14:anchorId="1A5B76DB" type="_x0000_t186" path="l-2147483642,-2147483642l-2147483623,-2147483622l-2147483642,-2147483634l-2147483642,-2147483642l-2147483621,-2147483620l-2147483642,-2147483642l-2147483619,-2147483618l-2147483642,-2147483642l-2147483642,-2147483642l-2147483617,-2147483616l-2147483639,0l-2147483642,-2147483642l-2147483615,-2147483614xel-2147483642,-2147483642l-2147483613,-2147483612l-2147483642,-2147483642l-2147483611,-2147483610l-2147483638,-2147483633l-2147483642,-2147483642l-2147483640,-2147483625l-2147483642,-2147483642l-2147483607,-2147483606l-2147483642,-2147483634l-2147483642,-2147483642l-2147483605,-2147483604e">
+            <v:shape id="shape_0" stroked="f" o:allowincell="f" style="position:absolute;margin-left:419.65pt;margin-top:780.9pt;width:37.25pt;height:29.6pt;mso-wrap-style:square;v-text-anchor:middle;rotation:90;mso-position-horizontal-relative:margin;mso-position-vertical-relative:page" wp14:anchorId="1A5B76DB" type="_x0000_t186" path="l-2147483642,-2147483642l-2147483623,-2147483622l-2147483642,-2147483634l-2147483642,-2147483642l-2147483621,-2147483620l-2147483642,-2147483642l-2147483619,-2147483618l-2147483642,-2147483642l-2147483642,-2147483642l-2147483617,-2147483616l-2147483639,0l-2147483642,-2147483642l-2147483615,-2147483614xel-2147483642,-2147483642l-2147483613,-2147483612l-2147483642,-2147483642l-2147483611,-2147483610l-2147483638,-2147483633l-2147483642,-2147483642l-2147483640,-2147483625l-2147483642,-2147483642l-2147483607,-2147483606l-2147483642,-2147483634l-2147483642,-2147483642l-2147483605,-2147483604e">
               <v:fill o:detectmouseclick="t" on="false"/>
               <v:stroke color="#3465a4" joinstyle="round" endcap="flat"/>
               <v:textbox>
                 <w:txbxContent>
                   <w:p>
                     <w:pPr>
-                      <w:pStyle w:val="FrameContents"/>
+                      <w:pStyle w:val="FrameContentsuser"/>
                       <w:spacing w:lineRule="auto" w:line="288" w:before="0" w:after="0"/>
                       <w:ind w:end="-58"/>
                       <w:jc w:val="center"/>
@@ -29765,7 +29935,7 @@
                         <w:sz w:val="28"/>
                         <w:szCs w:val="28"/>
                       </w:rPr>
-                      <w:t>25</w:t>
+                      <w:t>26</w:t>
                     </w:r>
                     <w:r>
                       <w:rPr>
@@ -29853,13 +30023,13 @@
       <mc:AlternateContent>
         <mc:Choice Requires="wps">
           <w:drawing>
-            <wp:anchor distT="1270" distB="1270" distL="1270" distR="1270" simplePos="0" relativeHeight="56" behindDoc="1" locked="0" layoutInCell="0" allowOverlap="1" wp14:anchorId="7E31E2B7">
+            <wp:anchor distT="1270" distB="1270" distL="1270" distR="1270" simplePos="0" relativeHeight="20" behindDoc="1" locked="0" layoutInCell="0" allowOverlap="1" wp14:anchorId="7E31E2B7">
               <wp:simplePos x="0" y="0"/>
               <wp:positionH relativeFrom="margin">
-                <wp:posOffset>5240020</wp:posOffset>
+                <wp:posOffset>5239385</wp:posOffset>
               </wp:positionH>
               <wp:positionV relativeFrom="page">
-                <wp:posOffset>9819005</wp:posOffset>
+                <wp:posOffset>9819640</wp:posOffset>
               </wp:positionV>
               <wp:extent cx="355600" cy="600075"/>
               <wp:effectExtent l="1270" t="1270" r="1270" b="1270"/>
@@ -29896,7 +30066,7 @@
                       <w:txbxContent>
                         <w:p>
                           <w:pPr>
-                            <w:pStyle w:val="FrameContents"/>
+                            <w:pStyle w:val="FrameContentsuser"/>
                             <w:spacing w:lineRule="auto" w:line="288" w:before="0" w:after="0"/>
                             <w:ind w:end="-57"/>
                             <w:jc w:val="end"/>
@@ -29922,7 +30092,7 @@
                         </w:p>
                       </w:txbxContent>
                     </wps:txbx>
-                    <wps:bodyPr lIns="45720" tIns="91440" rIns="45720" bIns="91440" anchor="ctr" vert="vert" upright="1">
+                    <wps:bodyPr anchor="ctr" vert="vert" upright="1">
                       <a:noAutofit/>
                     </wps:bodyPr>
                   </wps:wsp>
@@ -29933,14 +30103,14 @@
         </mc:Choice>
         <mc:Fallback>
           <w:pict>
-            <v:shape id="shape_0" stroked="t" o:allowincell="f" style="position:absolute;margin-left:412.55pt;margin-top:773.15pt;width:27.95pt;height:47.2pt;mso-wrap-style:none;v-text-anchor:middle;rotation:90;mso-position-horizontal-relative:margin;mso-position-vertical-relative:page" wp14:anchorId="7E31E2B7" type="_x0000_t186" path="l-2147483642,-2147483642l-2147483623,-2147483622l-2147483642,-2147483634l-2147483642,-2147483642l-2147483621,-2147483620l-2147483642,-2147483642l-2147483619,-2147483618l-2147483642,-2147483642l-2147483642,-2147483642l-2147483617,-2147483616l-2147483639,0l-2147483642,-2147483642l-2147483615,-2147483614xel-2147483642,-2147483642l-2147483613,-2147483612l-2147483642,-2147483642l-2147483611,-2147483610l-2147483638,-2147483633l-2147483642,-2147483642l-2147483640,-2147483625l-2147483642,-2147483642l-2147483607,-2147483606l-2147483642,-2147483634l-2147483642,-2147483642l-2147483605,-2147483604e">
+            <v:shape id="shape_0" stroked="t" o:allowincell="f" style="position:absolute;margin-left:412.5pt;margin-top:773.2pt;width:27.95pt;height:47.2pt;mso-wrap-style:none;v-text-anchor:middle;rotation:90;mso-position-horizontal-relative:margin;mso-position-vertical-relative:page" wp14:anchorId="7E31E2B7" type="_x0000_t186" path="l-2147483642,-2147483642l-2147483623,-2147483622l-2147483642,-2147483634l-2147483642,-2147483642l-2147483621,-2147483620l-2147483642,-2147483642l-2147483619,-2147483618l-2147483642,-2147483642l-2147483642,-2147483642l-2147483617,-2147483616l-2147483639,0l-2147483642,-2147483642l-2147483615,-2147483614xel-2147483642,-2147483642l-2147483613,-2147483612l-2147483642,-2147483642l-2147483611,-2147483610l-2147483638,-2147483633l-2147483642,-2147483642l-2147483640,-2147483625l-2147483642,-2147483642l-2147483607,-2147483606l-2147483642,-2147483634l-2147483642,-2147483642l-2147483605,-2147483604e">
               <v:fill o:detectmouseclick="t" on="false"/>
               <v:stroke color="#d9d9d9" joinstyle="round" endcap="flat"/>
               <v:textbox>
                 <w:txbxContent>
                   <w:p>
                     <w:pPr>
-                      <w:pStyle w:val="FrameContents"/>
+                      <w:pStyle w:val="FrameContentsuser"/>
                       <w:spacing w:lineRule="auto" w:line="288" w:before="0" w:after="0"/>
                       <w:ind w:end="-57"/>
                       <w:jc w:val="end"/>
@@ -29974,13 +30144,13 @@
       <mc:AlternateContent>
         <mc:Choice Requires="wps">
           <w:drawing>
-            <wp:anchor distT="0" distB="0" distL="97790" distR="114300" simplePos="0" relativeHeight="58" behindDoc="1" locked="0" layoutInCell="0" allowOverlap="1" wp14:anchorId="1A5B76DB">
+            <wp:anchor distT="0" distB="0" distL="95885" distR="114300" simplePos="0" relativeHeight="22" behindDoc="1" locked="0" layoutInCell="0" allowOverlap="1" wp14:anchorId="1A5B76DB">
               <wp:simplePos x="0" y="0"/>
               <wp:positionH relativeFrom="margin">
-                <wp:posOffset>5330190</wp:posOffset>
+                <wp:posOffset>5329555</wp:posOffset>
               </wp:positionH>
               <wp:positionV relativeFrom="page">
-                <wp:posOffset>9917430</wp:posOffset>
+                <wp:posOffset>9918065</wp:posOffset>
               </wp:positionV>
               <wp:extent cx="473710" cy="376555"/>
               <wp:effectExtent l="0" t="0" r="0" b="0"/>
@@ -30015,7 +30185,7 @@
                       <w:txbxContent>
                         <w:p>
                           <w:pPr>
-                            <w:pStyle w:val="FrameContents"/>
+                            <w:pStyle w:val="FrameContentsuser"/>
                             <w:spacing w:lineRule="auto" w:line="288" w:before="0" w:after="0"/>
                             <w:ind w:end="-58"/>
                             <w:jc w:val="center"/>
@@ -30070,7 +30240,7 @@
                               <w:sz w:val="28"/>
                               <w:szCs w:val="28"/>
                             </w:rPr>
-                            <w:t>25</w:t>
+                            <w:t>26</w:t>
                           </w:r>
                           <w:r>
                             <w:rPr>
@@ -30086,7 +30256,7 @@
                         </w:p>
                       </w:txbxContent>
                     </wps:txbx>
-                    <wps:bodyPr lIns="45720" tIns="91440" rIns="45720" bIns="91440" anchor="ctr" vert="vert" upright="1">
+                    <wps:bodyPr anchor="ctr" vert="vert" upright="1">
                       <a:noAutofit/>
                     </wps:bodyPr>
                   </wps:wsp>
@@ -30097,14 +30267,14 @@
         </mc:Choice>
         <mc:Fallback>
           <w:pict>
-            <v:shape id="shape_0" stroked="f" o:allowincell="f" style="position:absolute;margin-left:419.7pt;margin-top:780.85pt;width:37.25pt;height:29.6pt;mso-wrap-style:square;v-text-anchor:middle;rotation:90;mso-position-horizontal-relative:margin;mso-position-vertical-relative:page" wp14:anchorId="1A5B76DB" type="_x0000_t186" path="l-2147483642,-2147483642l-2147483623,-2147483622l-2147483642,-2147483634l-2147483642,-2147483642l-2147483621,-2147483620l-2147483642,-2147483642l-2147483619,-2147483618l-2147483642,-2147483642l-2147483642,-2147483642l-2147483617,-2147483616l-2147483639,0l-2147483642,-2147483642l-2147483615,-2147483614xel-2147483642,-2147483642l-2147483613,-2147483612l-2147483642,-2147483642l-2147483611,-2147483610l-2147483638,-2147483633l-2147483642,-2147483642l-2147483640,-2147483625l-2147483642,-2147483642l-2147483607,-2147483606l-2147483642,-2147483634l-2147483642,-2147483642l-2147483605,-2147483604e">
+            <v:shape id="shape_0" stroked="f" o:allowincell="f" style="position:absolute;margin-left:419.65pt;margin-top:780.9pt;width:37.25pt;height:29.6pt;mso-wrap-style:square;v-text-anchor:middle;rotation:90;mso-position-horizontal-relative:margin;mso-position-vertical-relative:page" wp14:anchorId="1A5B76DB" type="_x0000_t186" path="l-2147483642,-2147483642l-2147483623,-2147483622l-2147483642,-2147483634l-2147483642,-2147483642l-2147483621,-2147483620l-2147483642,-2147483642l-2147483619,-2147483618l-2147483642,-2147483642l-2147483642,-2147483642l-2147483617,-2147483616l-2147483639,0l-2147483642,-2147483642l-2147483615,-2147483614xel-2147483642,-2147483642l-2147483613,-2147483612l-2147483642,-2147483642l-2147483611,-2147483610l-2147483638,-2147483633l-2147483642,-2147483642l-2147483640,-2147483625l-2147483642,-2147483642l-2147483607,-2147483606l-2147483642,-2147483634l-2147483642,-2147483642l-2147483605,-2147483604e">
               <v:fill o:detectmouseclick="t" on="false"/>
               <v:stroke color="#3465a4" joinstyle="round" endcap="flat"/>
               <v:textbox>
                 <w:txbxContent>
                   <w:p>
                     <w:pPr>
-                      <w:pStyle w:val="FrameContents"/>
+                      <w:pStyle w:val="FrameContentsuser"/>
                       <w:spacing w:lineRule="auto" w:line="288" w:before="0" w:after="0"/>
                       <w:ind w:end="-58"/>
                       <w:jc w:val="center"/>
@@ -30159,7 +30329,7 @@
                         <w:sz w:val="28"/>
                         <w:szCs w:val="28"/>
                       </w:rPr>
-                      <w:t>25</w:t>
+                      <w:t>26</w:t>
                     </w:r>
                     <w:r>
                       <w:rPr>
@@ -30250,10 +30420,10 @@
             <wp:anchor distT="1270" distB="1270" distL="1270" distR="1270" simplePos="0" relativeHeight="3" behindDoc="1" locked="0" layoutInCell="0" allowOverlap="1" wp14:anchorId="7E31E2B7">
               <wp:simplePos x="0" y="0"/>
               <wp:positionH relativeFrom="margin">
-                <wp:posOffset>5240020</wp:posOffset>
+                <wp:posOffset>5239385</wp:posOffset>
               </wp:positionH>
               <wp:positionV relativeFrom="page">
-                <wp:posOffset>9819005</wp:posOffset>
+                <wp:posOffset>9819640</wp:posOffset>
               </wp:positionV>
               <wp:extent cx="355600" cy="600075"/>
               <wp:effectExtent l="1270" t="1270" r="1270" b="1270"/>
@@ -30290,7 +30460,7 @@
                       <w:txbxContent>
                         <w:p>
                           <w:pPr>
-                            <w:pStyle w:val="FrameContents"/>
+                            <w:pStyle w:val="FrameContentsuser"/>
                             <w:spacing w:lineRule="auto" w:line="288" w:before="0" w:after="0"/>
                             <w:ind w:end="-57"/>
                             <w:jc w:val="end"/>
@@ -30316,7 +30486,7 @@
                         </w:p>
                       </w:txbxContent>
                     </wps:txbx>
-                    <wps:bodyPr lIns="45720" tIns="91440" rIns="45720" bIns="91440" anchor="ctr" vert="vert" upright="1">
+                    <wps:bodyPr anchor="ctr" vert="vert" upright="1">
                       <a:noAutofit/>
                     </wps:bodyPr>
                   </wps:wsp>
@@ -30362,14 +30532,14 @@
                 <v:h position="0,@0"/>
               </v:handles>
             </v:shapetype>
-            <v:shape id="shape_0" stroked="t" o:allowincell="f" style="position:absolute;margin-left:412.55pt;margin-top:773.15pt;width:27.95pt;height:47.2pt;mso-wrap-style:none;v-text-anchor:middle;rotation:90;mso-position-horizontal-relative:margin;mso-position-vertical-relative:page" wp14:anchorId="7E31E2B7" type="_x0000_t186" path="l-2147483642,-2147483642l-2147483623,-2147483622l-2147483642,-2147483634l-2147483642,-2147483642l-2147483621,-2147483620l-2147483642,-2147483642l-2147483619,-2147483618l-2147483642,-2147483642l-2147483642,-2147483642l-2147483617,-2147483616l-2147483639,0l-2147483642,-2147483642l-2147483615,-2147483614xel-2147483642,-2147483642l-2147483613,-2147483612l-2147483642,-2147483642l-2147483611,-2147483610l-2147483638,-2147483633l-2147483642,-2147483642l-2147483640,-2147483625l-2147483642,-2147483642l-2147483607,-2147483606l-2147483642,-2147483634l-2147483642,-2147483642l-2147483605,-2147483604e">
+            <v:shape id="shape_0" stroked="t" o:allowincell="f" style="position:absolute;margin-left:412.5pt;margin-top:773.2pt;width:27.95pt;height:47.2pt;mso-wrap-style:none;v-text-anchor:middle;rotation:90;mso-position-horizontal-relative:margin;mso-position-vertical-relative:page" wp14:anchorId="7E31E2B7" type="_x0000_t186" path="l-2147483642,-2147483642l-2147483623,-2147483622l-2147483642,-2147483634l-2147483642,-2147483642l-2147483621,-2147483620l-2147483642,-2147483642l-2147483619,-2147483618l-2147483642,-2147483642l-2147483642,-2147483642l-2147483617,-2147483616l-2147483639,0l-2147483642,-2147483642l-2147483615,-2147483614xel-2147483642,-2147483642l-2147483613,-2147483612l-2147483642,-2147483642l-2147483611,-2147483610l-2147483638,-2147483633l-2147483642,-2147483642l-2147483640,-2147483625l-2147483642,-2147483642l-2147483607,-2147483606l-2147483642,-2147483634l-2147483642,-2147483642l-2147483605,-2147483604e">
               <v:fill o:detectmouseclick="t" on="false"/>
               <v:stroke color="#d9d9d9" joinstyle="round" endcap="flat"/>
               <v:textbox>
                 <w:txbxContent>
                   <w:p>
                     <w:pPr>
-                      <w:pStyle w:val="FrameContents"/>
+                      <w:pStyle w:val="FrameContentsuser"/>
                       <w:spacing w:lineRule="auto" w:line="288" w:before="0" w:after="0"/>
                       <w:ind w:end="-57"/>
                       <w:jc w:val="end"/>
@@ -30403,13 +30573,13 @@
       <mc:AlternateContent>
         <mc:Choice Requires="wps">
           <w:drawing>
-            <wp:anchor distT="0" distB="0" distL="97790" distR="114300" simplePos="0" relativeHeight="119" behindDoc="1" locked="0" layoutInCell="0" allowOverlap="1" wp14:anchorId="1A5B76DB">
+            <wp:anchor distT="0" distB="0" distL="95885" distR="114300" simplePos="0" relativeHeight="15" behindDoc="1" locked="0" layoutInCell="0" allowOverlap="1" wp14:anchorId="1A5B76DB">
               <wp:simplePos x="0" y="0"/>
               <wp:positionH relativeFrom="margin">
-                <wp:posOffset>5330190</wp:posOffset>
+                <wp:posOffset>5329555</wp:posOffset>
               </wp:positionH>
               <wp:positionV relativeFrom="page">
-                <wp:posOffset>9917430</wp:posOffset>
+                <wp:posOffset>9918065</wp:posOffset>
               </wp:positionV>
               <wp:extent cx="473710" cy="376555"/>
               <wp:effectExtent l="0" t="0" r="0" b="0"/>
@@ -30444,7 +30614,7 @@
                       <w:txbxContent>
                         <w:p>
                           <w:pPr>
-                            <w:pStyle w:val="FrameContents"/>
+                            <w:pStyle w:val="FrameContentsuser"/>
                             <w:spacing w:lineRule="auto" w:line="288" w:before="0" w:after="0"/>
                             <w:ind w:end="-58"/>
                             <w:jc w:val="center"/>
@@ -30515,7 +30685,7 @@
                         </w:p>
                       </w:txbxContent>
                     </wps:txbx>
-                    <wps:bodyPr lIns="45720" tIns="91440" rIns="45720" bIns="91440" anchor="ctr" vert="vert" upright="1">
+                    <wps:bodyPr anchor="ctr" vert="vert" upright="1">
                       <a:noAutofit/>
                     </wps:bodyPr>
                   </wps:wsp>
@@ -30526,14 +30696,14 @@
         </mc:Choice>
         <mc:Fallback>
           <w:pict>
-            <v:shape id="shape_0" stroked="f" o:allowincell="f" style="position:absolute;margin-left:419.7pt;margin-top:780.85pt;width:37.25pt;height:29.6pt;mso-wrap-style:square;v-text-anchor:middle;rotation:90;mso-position-horizontal-relative:margin;mso-position-vertical-relative:page" wp14:anchorId="1A5B76DB" type="_x0000_t186" path="l-2147483642,-2147483642l-2147483623,-2147483622l-2147483642,-2147483634l-2147483642,-2147483642l-2147483621,-2147483620l-2147483642,-2147483642l-2147483619,-2147483618l-2147483642,-2147483642l-2147483642,-2147483642l-2147483617,-2147483616l-2147483639,0l-2147483642,-2147483642l-2147483615,-2147483614xel-2147483642,-2147483642l-2147483613,-2147483612l-2147483642,-2147483642l-2147483611,-2147483610l-2147483638,-2147483633l-2147483642,-2147483642l-2147483640,-2147483625l-2147483642,-2147483642l-2147483607,-2147483606l-2147483642,-2147483634l-2147483642,-2147483642l-2147483605,-2147483604e">
+            <v:shape id="shape_0" stroked="f" o:allowincell="f" style="position:absolute;margin-left:419.65pt;margin-top:780.9pt;width:37.25pt;height:29.6pt;mso-wrap-style:square;v-text-anchor:middle;rotation:90;mso-position-horizontal-relative:margin;mso-position-vertical-relative:page" wp14:anchorId="1A5B76DB" type="_x0000_t186" path="l-2147483642,-2147483642l-2147483623,-2147483622l-2147483642,-2147483634l-2147483642,-2147483642l-2147483621,-2147483620l-2147483642,-2147483642l-2147483619,-2147483618l-2147483642,-2147483642l-2147483642,-2147483642l-2147483617,-2147483616l-2147483639,0l-2147483642,-2147483642l-2147483615,-2147483614xel-2147483642,-2147483642l-2147483613,-2147483612l-2147483642,-2147483642l-2147483611,-2147483610l-2147483638,-2147483633l-2147483642,-2147483642l-2147483640,-2147483625l-2147483642,-2147483642l-2147483607,-2147483606l-2147483642,-2147483634l-2147483642,-2147483642l-2147483605,-2147483604e">
               <v:fill o:detectmouseclick="t" on="false"/>
               <v:stroke color="#3465a4" joinstyle="round" endcap="flat"/>
               <v:textbox>
                 <w:txbxContent>
                   <w:p>
                     <w:pPr>
-                      <w:pStyle w:val="FrameContents"/>
+                      <w:pStyle w:val="FrameContentsuser"/>
                       <w:spacing w:lineRule="auto" w:line="288" w:before="0" w:after="0"/>
                       <w:ind w:end="-58"/>
                       <w:jc w:val="center"/>
@@ -30679,10 +30849,10 @@
             <wp:anchor distT="1270" distB="1270" distL="1270" distR="1270" simplePos="0" relativeHeight="3" behindDoc="1" locked="0" layoutInCell="0" allowOverlap="1" wp14:anchorId="7E31E2B7">
               <wp:simplePos x="0" y="0"/>
               <wp:positionH relativeFrom="margin">
-                <wp:posOffset>5240020</wp:posOffset>
+                <wp:posOffset>5239385</wp:posOffset>
               </wp:positionH>
               <wp:positionV relativeFrom="page">
-                <wp:posOffset>9819005</wp:posOffset>
+                <wp:posOffset>9819640</wp:posOffset>
               </wp:positionV>
               <wp:extent cx="355600" cy="600075"/>
               <wp:effectExtent l="1270" t="1270" r="1270" b="1270"/>
@@ -30719,7 +30889,7 @@
                       <w:txbxContent>
                         <w:p>
                           <w:pPr>
-                            <w:pStyle w:val="FrameContents"/>
+                            <w:pStyle w:val="FrameContentsuser"/>
                             <w:spacing w:lineRule="auto" w:line="288" w:before="0" w:after="0"/>
                             <w:ind w:end="-57"/>
                             <w:jc w:val="end"/>
@@ -30745,7 +30915,7 @@
                         </w:p>
                       </w:txbxContent>
                     </wps:txbx>
-                    <wps:bodyPr lIns="45720" tIns="91440" rIns="45720" bIns="91440" anchor="ctr" vert="vert" upright="1">
+                    <wps:bodyPr anchor="ctr" vert="vert" upright="1">
                       <a:noAutofit/>
                     </wps:bodyPr>
                   </wps:wsp>
@@ -30756,14 +30926,14 @@
         </mc:Choice>
         <mc:Fallback>
           <w:pict>
-            <v:shape id="shape_0" stroked="t" o:allowincell="f" style="position:absolute;margin-left:412.55pt;margin-top:773.15pt;width:27.95pt;height:47.2pt;mso-wrap-style:none;v-text-anchor:middle;rotation:90;mso-position-horizontal-relative:margin;mso-position-vertical-relative:page" wp14:anchorId="7E31E2B7" type="_x0000_t186" path="l-2147483642,-2147483642l-2147483623,-2147483622l-2147483642,-2147483634l-2147483642,-2147483642l-2147483621,-2147483620l-2147483642,-2147483642l-2147483619,-2147483618l-2147483642,-2147483642l-2147483642,-2147483642l-2147483617,-2147483616l-2147483639,0l-2147483642,-2147483642l-2147483615,-2147483614xel-2147483642,-2147483642l-2147483613,-2147483612l-2147483642,-2147483642l-2147483611,-2147483610l-2147483638,-2147483633l-2147483642,-2147483642l-2147483640,-2147483625l-2147483642,-2147483642l-2147483607,-2147483606l-2147483642,-2147483634l-2147483642,-2147483642l-2147483605,-2147483604e">
+            <v:shape id="shape_0" stroked="t" o:allowincell="f" style="position:absolute;margin-left:412.5pt;margin-top:773.2pt;width:27.95pt;height:47.2pt;mso-wrap-style:none;v-text-anchor:middle;rotation:90;mso-position-horizontal-relative:margin;mso-position-vertical-relative:page" wp14:anchorId="7E31E2B7" type="_x0000_t186" path="l-2147483642,-2147483642l-2147483623,-2147483622l-2147483642,-2147483634l-2147483642,-2147483642l-2147483621,-2147483620l-2147483642,-2147483642l-2147483619,-2147483618l-2147483642,-2147483642l-2147483642,-2147483642l-2147483617,-2147483616l-2147483639,0l-2147483642,-2147483642l-2147483615,-2147483614xel-2147483642,-2147483642l-2147483613,-2147483612l-2147483642,-2147483642l-2147483611,-2147483610l-2147483638,-2147483633l-2147483642,-2147483642l-2147483640,-2147483625l-2147483642,-2147483642l-2147483607,-2147483606l-2147483642,-2147483634l-2147483642,-2147483642l-2147483605,-2147483604e">
               <v:fill o:detectmouseclick="t" on="false"/>
               <v:stroke color="#d9d9d9" joinstyle="round" endcap="flat"/>
               <v:textbox>
                 <w:txbxContent>
                   <w:p>
                     <w:pPr>
-                      <w:pStyle w:val="FrameContents"/>
+                      <w:pStyle w:val="FrameContentsuser"/>
                       <w:spacing w:lineRule="auto" w:line="288" w:before="0" w:after="0"/>
                       <w:ind w:end="-57"/>
                       <w:jc w:val="end"/>
@@ -30797,13 +30967,13 @@
       <mc:AlternateContent>
         <mc:Choice Requires="wps">
           <w:drawing>
-            <wp:anchor distT="0" distB="0" distL="97790" distR="114300" simplePos="0" relativeHeight="119" behindDoc="1" locked="0" layoutInCell="0" allowOverlap="1" wp14:anchorId="1A5B76DB">
+            <wp:anchor distT="0" distB="0" distL="95885" distR="114300" simplePos="0" relativeHeight="15" behindDoc="1" locked="0" layoutInCell="0" allowOverlap="1" wp14:anchorId="1A5B76DB">
               <wp:simplePos x="0" y="0"/>
               <wp:positionH relativeFrom="margin">
-                <wp:posOffset>5330190</wp:posOffset>
+                <wp:posOffset>5329555</wp:posOffset>
               </wp:positionH>
               <wp:positionV relativeFrom="page">
-                <wp:posOffset>9917430</wp:posOffset>
+                <wp:posOffset>9918065</wp:posOffset>
               </wp:positionV>
               <wp:extent cx="473710" cy="376555"/>
               <wp:effectExtent l="0" t="0" r="0" b="0"/>
@@ -30838,7 +31008,7 @@
                       <w:txbxContent>
                         <w:p>
                           <w:pPr>
-                            <w:pStyle w:val="FrameContents"/>
+                            <w:pStyle w:val="FrameContentsuser"/>
                             <w:spacing w:lineRule="auto" w:line="288" w:before="0" w:after="0"/>
                             <w:ind w:end="-58"/>
                             <w:jc w:val="center"/>
@@ -30909,7 +31079,7 @@
                         </w:p>
                       </w:txbxContent>
                     </wps:txbx>
-                    <wps:bodyPr lIns="45720" tIns="91440" rIns="45720" bIns="91440" anchor="ctr" vert="vert" upright="1">
+                    <wps:bodyPr anchor="ctr" vert="vert" upright="1">
                       <a:noAutofit/>
                     </wps:bodyPr>
                   </wps:wsp>
@@ -30920,14 +31090,14 @@
         </mc:Choice>
         <mc:Fallback>
           <w:pict>
-            <v:shape id="shape_0" stroked="f" o:allowincell="f" style="position:absolute;margin-left:419.7pt;margin-top:780.85pt;width:37.25pt;height:29.6pt;mso-wrap-style:square;v-text-anchor:middle;rotation:90;mso-position-horizontal-relative:margin;mso-position-vertical-relative:page" wp14:anchorId="1A5B76DB" type="_x0000_t186" path="l-2147483642,-2147483642l-2147483623,-2147483622l-2147483642,-2147483634l-2147483642,-2147483642l-2147483621,-2147483620l-2147483642,-2147483642l-2147483619,-2147483618l-2147483642,-2147483642l-2147483642,-2147483642l-2147483617,-2147483616l-2147483639,0l-2147483642,-2147483642l-2147483615,-2147483614xel-2147483642,-2147483642l-2147483613,-2147483612l-2147483642,-2147483642l-2147483611,-2147483610l-2147483638,-2147483633l-2147483642,-2147483642l-2147483640,-2147483625l-2147483642,-2147483642l-2147483607,-2147483606l-2147483642,-2147483634l-2147483642,-2147483642l-2147483605,-2147483604e">
+            <v:shape id="shape_0" stroked="f" o:allowincell="f" style="position:absolute;margin-left:419.65pt;margin-top:780.9pt;width:37.25pt;height:29.6pt;mso-wrap-style:square;v-text-anchor:middle;rotation:90;mso-position-horizontal-relative:margin;mso-position-vertical-relative:page" wp14:anchorId="1A5B76DB" type="_x0000_t186" path="l-2147483642,-2147483642l-2147483623,-2147483622l-2147483642,-2147483634l-2147483642,-2147483642l-2147483621,-2147483620l-2147483642,-2147483642l-2147483619,-2147483618l-2147483642,-2147483642l-2147483642,-2147483642l-2147483617,-2147483616l-2147483639,0l-2147483642,-2147483642l-2147483615,-2147483614xel-2147483642,-2147483642l-2147483613,-2147483612l-2147483642,-2147483642l-2147483611,-2147483610l-2147483638,-2147483633l-2147483642,-2147483642l-2147483640,-2147483625l-2147483642,-2147483642l-2147483607,-2147483606l-2147483642,-2147483634l-2147483642,-2147483642l-2147483605,-2147483604e">
               <v:fill o:detectmouseclick="t" on="false"/>
               <v:stroke color="#3465a4" joinstyle="round" endcap="flat"/>
               <v:textbox>
                 <w:txbxContent>
                   <w:p>
                     <w:pPr>
-                      <w:pStyle w:val="FrameContents"/>
+                      <w:pStyle w:val="FrameContentsuser"/>
                       <w:spacing w:lineRule="auto" w:line="288" w:before="0" w:after="0"/>
                       <w:ind w:end="-58"/>
                       <w:jc w:val="center"/>
@@ -31084,139 +31254,18 @@
       <mc:AlternateContent>
         <mc:Choice Requires="wps">
           <w:drawing>
-            <wp:anchor distT="1270" distB="1270" distL="1270" distR="1270" simplePos="0" relativeHeight="122" behindDoc="1" locked="0" layoutInCell="0" allowOverlap="1" wp14:anchorId="7E31E2B7">
+            <wp:anchor distT="0" distB="0" distL="95885" distR="114300" simplePos="0" relativeHeight="127" behindDoc="1" locked="0" layoutInCell="0" allowOverlap="1" wp14:anchorId="1A5B76DB">
               <wp:simplePos x="0" y="0"/>
               <wp:positionH relativeFrom="margin">
-                <wp:posOffset>5240020</wp:posOffset>
+                <wp:posOffset>5329555</wp:posOffset>
               </wp:positionH>
               <wp:positionV relativeFrom="page">
-                <wp:posOffset>9819005</wp:posOffset>
-              </wp:positionV>
-              <wp:extent cx="355600" cy="600075"/>
-              <wp:effectExtent l="1270" t="1270" r="1270" b="1270"/>
-              <wp:wrapNone/>
-              <wp:docPr id="7" name="Forme automatique 1"/>
-              <a:graphic xmlns:a="http://schemas.openxmlformats.org/drawingml/2006/main">
-                <a:graphicData uri="http://schemas.microsoft.com/office/word/2010/wordprocessingShape">
-                  <wps:wsp>
-                    <wps:cNvSpPr/>
-                    <wps:spPr>
-                      <a:xfrm rot="5400000">
-                        <a:off x="0" y="0"/>
-                        <a:ext cx="355680" cy="600120"/>
-                      </a:xfrm>
-                      <a:prstGeom prst="bracePair">
-                        <a:avLst>
-                          <a:gd name="adj" fmla="val 8333"/>
-                        </a:avLst>
-                      </a:prstGeom>
-                      <a:noFill/>
-                      <a:ln w="0">
-                        <a:solidFill>
-                          <a:srgbClr val="D9D9D9"/>
-                        </a:solidFill>
-                      </a:ln>
-                    </wps:spPr>
-                    <wps:style>
-                      <a:lnRef idx="0"/>
-                      <a:fillRef idx="0"/>
-                      <a:effectRef idx="0"/>
-                      <a:fontRef idx="minor"/>
-                    </wps:style>
-                    <wps:txbx>
-                      <w:txbxContent>
-                        <w:p>
-                          <w:pPr>
-                            <w:pStyle w:val="FrameContents"/>
-                            <w:spacing w:lineRule="auto" w:line="288" w:before="0" w:after="0"/>
-                            <w:ind w:end="-57"/>
-                            <w:jc w:val="end"/>
-                            <w:rPr>
-                              <w:rFonts w:ascii="Cambria" w:hAnsi="Cambria" w:eastAsia="" w:cs="" w:asciiTheme="majorHAnsi" w:cstheme="majorBidi" w:eastAsiaTheme="majorEastAsia" w:hAnsiTheme="majorHAnsi"/>
-                              <w:b/>
-                              <w:iCs/>
-                              <w:color w:themeColor="text1" w:themeTint="bf" w:val="404040"/>
-                              <w:sz w:val="28"/>
-                              <w:szCs w:val="28"/>
-                            </w:rPr>
-                          </w:pPr>
-                          <w:r>
-                            <w:rPr>
-                              <w:rFonts w:eastAsia="" w:cs="" w:cstheme="majorBidi" w:eastAsiaTheme="majorEastAsia" w:ascii="Cambria" w:hAnsi="Cambria"/>
-                              <w:b/>
-                              <w:iCs/>
-                              <w:color w:themeColor="text1" w:themeTint="bf" w:val="404040"/>
-                              <w:sz w:val="28"/>
-                              <w:szCs w:val="28"/>
-                            </w:rPr>
-                          </w:r>
-                        </w:p>
-                      </w:txbxContent>
-                    </wps:txbx>
-                    <wps:bodyPr lIns="45720" tIns="91440" rIns="45720" bIns="91440" anchor="ctr" vert="vert" upright="1">
-                      <a:noAutofit/>
-                    </wps:bodyPr>
-                  </wps:wsp>
-                </a:graphicData>
-              </a:graphic>
-            </wp:anchor>
-          </w:drawing>
-        </mc:Choice>
-        <mc:Fallback>
-          <w:pict>
-            <v:shape id="shape_0" stroked="t" o:allowincell="f" style="position:absolute;margin-left:412.55pt;margin-top:773.15pt;width:27.95pt;height:47.2pt;mso-wrap-style:none;v-text-anchor:middle;rotation:90;mso-position-horizontal-relative:margin;mso-position-vertical-relative:page" wp14:anchorId="7E31E2B7" type="_x0000_t186" path="l-2147483642,-2147483642l-2147483623,-2147483622l-2147483642,-2147483634l-2147483642,-2147483642l-2147483621,-2147483620l-2147483642,-2147483642l-2147483619,-2147483618l-2147483642,-2147483642l-2147483642,-2147483642l-2147483617,-2147483616l-2147483639,0l-2147483642,-2147483642l-2147483615,-2147483614xel-2147483642,-2147483642l-2147483613,-2147483612l-2147483642,-2147483642l-2147483611,-2147483610l-2147483638,-2147483633l-2147483642,-2147483642l-2147483640,-2147483625l-2147483642,-2147483642l-2147483607,-2147483606l-2147483642,-2147483634l-2147483642,-2147483642l-2147483605,-2147483604e">
-              <v:fill o:detectmouseclick="t" on="false"/>
-              <v:stroke color="#d9d9d9" joinstyle="round" endcap="flat"/>
-              <v:textbox>
-                <w:txbxContent>
-                  <w:p>
-                    <w:pPr>
-                      <w:pStyle w:val="FrameContents"/>
-                      <w:spacing w:lineRule="auto" w:line="288" w:before="0" w:after="0"/>
-                      <w:ind w:end="-57"/>
-                      <w:jc w:val="end"/>
-                      <w:rPr>
-                        <w:rFonts w:ascii="Cambria" w:hAnsi="Cambria" w:eastAsia="" w:cs="" w:asciiTheme="majorHAnsi" w:cstheme="majorBidi" w:eastAsiaTheme="majorEastAsia" w:hAnsiTheme="majorHAnsi"/>
-                        <w:b/>
-                        <w:iCs/>
-                        <w:color w:themeColor="text1" w:themeTint="bf" w:val="404040"/>
-                        <w:sz w:val="28"/>
-                        <w:szCs w:val="28"/>
-                      </w:rPr>
-                    </w:pPr>
-                    <w:r>
-                      <w:rPr>
-                        <w:rFonts w:eastAsia="" w:cs="" w:cstheme="majorBidi" w:eastAsiaTheme="majorEastAsia" w:ascii="Cambria" w:hAnsi="Cambria"/>
-                        <w:b/>
-                        <w:iCs/>
-                        <w:color w:themeColor="text1" w:themeTint="bf" w:val="404040"/>
-                        <w:sz w:val="28"/>
-                        <w:szCs w:val="28"/>
-                      </w:rPr>
-                    </w:r>
-                  </w:p>
-                </w:txbxContent>
-              </v:textbox>
-              <w10:wrap type="none"/>
-            </v:shape>
-          </w:pict>
-        </mc:Fallback>
-      </mc:AlternateContent>
-      <mc:AlternateContent>
-        <mc:Choice Requires="wps">
-          <w:drawing>
-            <wp:anchor distT="0" distB="0" distL="97790" distR="114300" simplePos="0" relativeHeight="124" behindDoc="1" locked="0" layoutInCell="0" allowOverlap="1" wp14:anchorId="1A5B76DB">
-              <wp:simplePos x="0" y="0"/>
-              <wp:positionH relativeFrom="margin">
-                <wp:posOffset>5330190</wp:posOffset>
-              </wp:positionH>
-              <wp:positionV relativeFrom="page">
-                <wp:posOffset>9917430</wp:posOffset>
+                <wp:posOffset>9918065</wp:posOffset>
               </wp:positionV>
               <wp:extent cx="473710" cy="376555"/>
               <wp:effectExtent l="0" t="0" r="0" b="0"/>
               <wp:wrapSquare wrapText="bothSides"/>
-              <wp:docPr id="8" name="Forme automatique 3"/>
+              <wp:docPr id="7" name="Forme automatique 3"/>
               <a:graphic xmlns:a="http://schemas.openxmlformats.org/drawingml/2006/main">
                 <a:graphicData uri="http://schemas.microsoft.com/office/word/2010/wordprocessingShape">
                   <wps:wsp>
@@ -31246,7 +31295,7 @@
                       <w:txbxContent>
                         <w:p>
                           <w:pPr>
-                            <w:pStyle w:val="FrameContents"/>
+                            <w:pStyle w:val="FrameContentsuser"/>
                             <w:spacing w:lineRule="auto" w:line="288" w:before="0" w:after="0"/>
                             <w:ind w:end="-58"/>
                             <w:jc w:val="center"/>
@@ -31310,7 +31359,7 @@
                         </w:p>
                       </w:txbxContent>
                     </wps:txbx>
-                    <wps:bodyPr lIns="45720" tIns="91440" rIns="45720" bIns="91440" anchor="ctr" vert="vert" upright="1">
+                    <wps:bodyPr anchor="ctr" vert="vert" upright="1">
                       <a:noAutofit/>
                     </wps:bodyPr>
                   </wps:wsp>
@@ -31321,14 +31370,14 @@
         </mc:Choice>
         <mc:Fallback>
           <w:pict>
-            <v:shape id="shape_0" stroked="f" o:allowincell="f" style="position:absolute;margin-left:419.7pt;margin-top:780.85pt;width:37.25pt;height:29.6pt;mso-wrap-style:square;v-text-anchor:middle;rotation:90;mso-position-horizontal-relative:margin;mso-position-vertical-relative:page" wp14:anchorId="1A5B76DB" type="_x0000_t186" path="l-2147483642,-2147483642l-2147483623,-2147483622l-2147483642,-2147483634l-2147483642,-2147483642l-2147483621,-2147483620l-2147483642,-2147483642l-2147483619,-2147483618l-2147483642,-2147483642l-2147483642,-2147483642l-2147483617,-2147483616l-2147483639,0l-2147483642,-2147483642l-2147483615,-2147483614xel-2147483642,-2147483642l-2147483613,-2147483612l-2147483642,-2147483642l-2147483611,-2147483610l-2147483638,-2147483633l-2147483642,-2147483642l-2147483640,-2147483625l-2147483642,-2147483642l-2147483607,-2147483606l-2147483642,-2147483634l-2147483642,-2147483642l-2147483605,-2147483604e">
+            <v:shape id="shape_0" stroked="f" o:allowincell="f" style="position:absolute;margin-left:419.65pt;margin-top:780.9pt;width:37.25pt;height:29.6pt;mso-wrap-style:square;v-text-anchor:middle;rotation:90;mso-position-horizontal-relative:margin;mso-position-vertical-relative:page" wp14:anchorId="1A5B76DB" type="_x0000_t186" path="l-2147483642,-2147483642l-2147483623,-2147483622l-2147483642,-2147483634l-2147483642,-2147483642l-2147483621,-2147483620l-2147483642,-2147483642l-2147483619,-2147483618l-2147483642,-2147483642l-2147483642,-2147483642l-2147483617,-2147483616l-2147483639,0l-2147483642,-2147483642l-2147483615,-2147483614xel-2147483642,-2147483642l-2147483613,-2147483612l-2147483642,-2147483642l-2147483611,-2147483610l-2147483638,-2147483633l-2147483642,-2147483642l-2147483640,-2147483625l-2147483642,-2147483642l-2147483607,-2147483606l-2147483642,-2147483634l-2147483642,-2147483642l-2147483605,-2147483604e">
               <v:fill o:detectmouseclick="t" on="false"/>
               <v:stroke color="#3465a4" joinstyle="round" endcap="flat"/>
               <v:textbox>
                 <w:txbxContent>
                   <w:p>
                     <w:pPr>
-                      <w:pStyle w:val="FrameContents"/>
+                      <w:pStyle w:val="FrameContentsuser"/>
                       <w:spacing w:lineRule="auto" w:line="288" w:before="0" w:after="0"/>
                       <w:ind w:end="-58"/>
                       <w:jc w:val="center"/>
@@ -31393,6 +31442,127 @@
                 </w:txbxContent>
               </v:textbox>
               <w10:wrap type="square"/>
+            </v:shape>
+          </w:pict>
+        </mc:Fallback>
+      </mc:AlternateContent>
+      <mc:AlternateContent>
+        <mc:Choice Requires="wps">
+          <w:drawing>
+            <wp:anchor distT="1270" distB="1270" distL="1270" distR="1270" simplePos="0" relativeHeight="129" behindDoc="1" locked="0" layoutInCell="0" allowOverlap="1" wp14:anchorId="7E31E2B7">
+              <wp:simplePos x="0" y="0"/>
+              <wp:positionH relativeFrom="margin">
+                <wp:posOffset>5239385</wp:posOffset>
+              </wp:positionH>
+              <wp:positionV relativeFrom="page">
+                <wp:posOffset>9819640</wp:posOffset>
+              </wp:positionV>
+              <wp:extent cx="355600" cy="600075"/>
+              <wp:effectExtent l="1270" t="1270" r="1270" b="1270"/>
+              <wp:wrapNone/>
+              <wp:docPr id="8" name="Forme automatique 1"/>
+              <a:graphic xmlns:a="http://schemas.openxmlformats.org/drawingml/2006/main">
+                <a:graphicData uri="http://schemas.microsoft.com/office/word/2010/wordprocessingShape">
+                  <wps:wsp>
+                    <wps:cNvSpPr/>
+                    <wps:spPr>
+                      <a:xfrm rot="5400000">
+                        <a:off x="0" y="0"/>
+                        <a:ext cx="355680" cy="600120"/>
+                      </a:xfrm>
+                      <a:prstGeom prst="bracePair">
+                        <a:avLst>
+                          <a:gd name="adj" fmla="val 8333"/>
+                        </a:avLst>
+                      </a:prstGeom>
+                      <a:noFill/>
+                      <a:ln w="0">
+                        <a:solidFill>
+                          <a:srgbClr val="D9D9D9"/>
+                        </a:solidFill>
+                      </a:ln>
+                    </wps:spPr>
+                    <wps:style>
+                      <a:lnRef idx="0"/>
+                      <a:fillRef idx="0"/>
+                      <a:effectRef idx="0"/>
+                      <a:fontRef idx="minor"/>
+                    </wps:style>
+                    <wps:txbx>
+                      <w:txbxContent>
+                        <w:p>
+                          <w:pPr>
+                            <w:pStyle w:val="FrameContentsuser"/>
+                            <w:spacing w:lineRule="auto" w:line="288" w:before="0" w:after="0"/>
+                            <w:ind w:end="-57"/>
+                            <w:jc w:val="end"/>
+                            <w:rPr>
+                              <w:rFonts w:ascii="Cambria" w:hAnsi="Cambria" w:eastAsia="" w:cs="" w:asciiTheme="majorHAnsi" w:cstheme="majorBidi" w:eastAsiaTheme="majorEastAsia" w:hAnsiTheme="majorHAnsi"/>
+                              <w:b/>
+                              <w:iCs/>
+                              <w:color w:themeColor="text1" w:themeTint="bf" w:val="404040"/>
+                              <w:sz w:val="28"/>
+                              <w:szCs w:val="28"/>
+                            </w:rPr>
+                          </w:pPr>
+                          <w:r>
+                            <w:rPr>
+                              <w:rFonts w:eastAsia="" w:cs="" w:cstheme="majorBidi" w:eastAsiaTheme="majorEastAsia" w:ascii="Cambria" w:hAnsi="Cambria"/>
+                              <w:b/>
+                              <w:iCs/>
+                              <w:color w:themeColor="text1" w:themeTint="bf" w:val="404040"/>
+                              <w:sz w:val="28"/>
+                              <w:szCs w:val="28"/>
+                            </w:rPr>
+                          </w:r>
+                        </w:p>
+                      </w:txbxContent>
+                    </wps:txbx>
+                    <wps:bodyPr anchor="ctr" vert="vert" upright="1">
+                      <a:noAutofit/>
+                    </wps:bodyPr>
+                  </wps:wsp>
+                </a:graphicData>
+              </a:graphic>
+            </wp:anchor>
+          </w:drawing>
+        </mc:Choice>
+        <mc:Fallback>
+          <w:pict>
+            <v:shape id="shape_0" stroked="t" o:allowincell="f" style="position:absolute;margin-left:412.5pt;margin-top:773.2pt;width:27.95pt;height:47.2pt;mso-wrap-style:none;v-text-anchor:middle;rotation:90;mso-position-horizontal-relative:margin;mso-position-vertical-relative:page" wp14:anchorId="7E31E2B7" type="_x0000_t186" path="l-2147483642,-2147483642l-2147483623,-2147483622l-2147483642,-2147483634l-2147483642,-2147483642l-2147483621,-2147483620l-2147483642,-2147483642l-2147483619,-2147483618l-2147483642,-2147483642l-2147483642,-2147483642l-2147483617,-2147483616l-2147483639,0l-2147483642,-2147483642l-2147483615,-2147483614xel-2147483642,-2147483642l-2147483613,-2147483612l-2147483642,-2147483642l-2147483611,-2147483610l-2147483638,-2147483633l-2147483642,-2147483642l-2147483640,-2147483625l-2147483642,-2147483642l-2147483607,-2147483606l-2147483642,-2147483634l-2147483642,-2147483642l-2147483605,-2147483604e">
+              <v:fill o:detectmouseclick="t" on="false"/>
+              <v:stroke color="#d9d9d9" joinstyle="round" endcap="flat"/>
+              <v:textbox>
+                <w:txbxContent>
+                  <w:p>
+                    <w:pPr>
+                      <w:pStyle w:val="FrameContentsuser"/>
+                      <w:spacing w:lineRule="auto" w:line="288" w:before="0" w:after="0"/>
+                      <w:ind w:end="-57"/>
+                      <w:jc w:val="end"/>
+                      <w:rPr>
+                        <w:rFonts w:ascii="Cambria" w:hAnsi="Cambria" w:eastAsia="" w:cs="" w:asciiTheme="majorHAnsi" w:cstheme="majorBidi" w:eastAsiaTheme="majorEastAsia" w:hAnsiTheme="majorHAnsi"/>
+                        <w:b/>
+                        <w:iCs/>
+                        <w:color w:themeColor="text1" w:themeTint="bf" w:val="404040"/>
+                        <w:sz w:val="28"/>
+                        <w:szCs w:val="28"/>
+                      </w:rPr>
+                    </w:pPr>
+                    <w:r>
+                      <w:rPr>
+                        <w:rFonts w:eastAsia="" w:cs="" w:cstheme="majorBidi" w:eastAsiaTheme="majorEastAsia" w:ascii="Cambria" w:hAnsi="Cambria"/>
+                        <w:b/>
+                        <w:iCs/>
+                        <w:color w:themeColor="text1" w:themeTint="bf" w:val="404040"/>
+                        <w:sz w:val="28"/>
+                        <w:szCs w:val="28"/>
+                      </w:rPr>
+                    </w:r>
+                  </w:p>
+                </w:txbxContent>
+              </v:textbox>
+              <w10:wrap type="none"/>
             </v:shape>
           </w:pict>
         </mc:Fallback>
@@ -31464,139 +31634,18 @@
       <mc:AlternateContent>
         <mc:Choice Requires="wps">
           <w:drawing>
-            <wp:anchor distT="1270" distB="1270" distL="1270" distR="1270" simplePos="0" relativeHeight="122" behindDoc="1" locked="0" layoutInCell="0" allowOverlap="1" wp14:anchorId="7E31E2B7">
+            <wp:anchor distT="0" distB="0" distL="95885" distR="114300" simplePos="0" relativeHeight="127" behindDoc="1" locked="0" layoutInCell="0" allowOverlap="1" wp14:anchorId="1A5B76DB">
               <wp:simplePos x="0" y="0"/>
               <wp:positionH relativeFrom="margin">
-                <wp:posOffset>5240020</wp:posOffset>
+                <wp:posOffset>5329555</wp:posOffset>
               </wp:positionH>
               <wp:positionV relativeFrom="page">
-                <wp:posOffset>9819005</wp:posOffset>
-              </wp:positionV>
-              <wp:extent cx="355600" cy="600075"/>
-              <wp:effectExtent l="1270" t="1270" r="1270" b="1270"/>
-              <wp:wrapNone/>
-              <wp:docPr id="9" name="Forme automatique 1"/>
-              <a:graphic xmlns:a="http://schemas.openxmlformats.org/drawingml/2006/main">
-                <a:graphicData uri="http://schemas.microsoft.com/office/word/2010/wordprocessingShape">
-                  <wps:wsp>
-                    <wps:cNvSpPr/>
-                    <wps:spPr>
-                      <a:xfrm rot="5400000">
-                        <a:off x="0" y="0"/>
-                        <a:ext cx="355680" cy="600120"/>
-                      </a:xfrm>
-                      <a:prstGeom prst="bracePair">
-                        <a:avLst>
-                          <a:gd name="adj" fmla="val 8333"/>
-                        </a:avLst>
-                      </a:prstGeom>
-                      <a:noFill/>
-                      <a:ln w="0">
-                        <a:solidFill>
-                          <a:srgbClr val="D9D9D9"/>
-                        </a:solidFill>
-                      </a:ln>
-                    </wps:spPr>
-                    <wps:style>
-                      <a:lnRef idx="0"/>
-                      <a:fillRef idx="0"/>
-                      <a:effectRef idx="0"/>
-                      <a:fontRef idx="minor"/>
-                    </wps:style>
-                    <wps:txbx>
-                      <w:txbxContent>
-                        <w:p>
-                          <w:pPr>
-                            <w:pStyle w:val="FrameContents"/>
-                            <w:spacing w:lineRule="auto" w:line="288" w:before="0" w:after="0"/>
-                            <w:ind w:end="-57"/>
-                            <w:jc w:val="end"/>
-                            <w:rPr>
-                              <w:rFonts w:ascii="Cambria" w:hAnsi="Cambria" w:eastAsia="" w:cs="" w:asciiTheme="majorHAnsi" w:cstheme="majorBidi" w:eastAsiaTheme="majorEastAsia" w:hAnsiTheme="majorHAnsi"/>
-                              <w:b/>
-                              <w:iCs/>
-                              <w:color w:themeColor="text1" w:themeTint="bf" w:val="404040"/>
-                              <w:sz w:val="28"/>
-                              <w:szCs w:val="28"/>
-                            </w:rPr>
-                          </w:pPr>
-                          <w:r>
-                            <w:rPr>
-                              <w:rFonts w:eastAsia="" w:cs="" w:cstheme="majorBidi" w:eastAsiaTheme="majorEastAsia" w:ascii="Cambria" w:hAnsi="Cambria"/>
-                              <w:b/>
-                              <w:iCs/>
-                              <w:color w:themeColor="text1" w:themeTint="bf" w:val="404040"/>
-                              <w:sz w:val="28"/>
-                              <w:szCs w:val="28"/>
-                            </w:rPr>
-                          </w:r>
-                        </w:p>
-                      </w:txbxContent>
-                    </wps:txbx>
-                    <wps:bodyPr lIns="45720" tIns="91440" rIns="45720" bIns="91440" anchor="ctr" vert="vert" upright="1">
-                      <a:noAutofit/>
-                    </wps:bodyPr>
-                  </wps:wsp>
-                </a:graphicData>
-              </a:graphic>
-            </wp:anchor>
-          </w:drawing>
-        </mc:Choice>
-        <mc:Fallback>
-          <w:pict>
-            <v:shape id="shape_0" stroked="t" o:allowincell="f" style="position:absolute;margin-left:412.55pt;margin-top:773.15pt;width:27.95pt;height:47.2pt;mso-wrap-style:none;v-text-anchor:middle;rotation:90;mso-position-horizontal-relative:margin;mso-position-vertical-relative:page" wp14:anchorId="7E31E2B7" type="_x0000_t186" path="l-2147483642,-2147483642l-2147483623,-2147483622l-2147483642,-2147483634l-2147483642,-2147483642l-2147483621,-2147483620l-2147483642,-2147483642l-2147483619,-2147483618l-2147483642,-2147483642l-2147483642,-2147483642l-2147483617,-2147483616l-2147483639,0l-2147483642,-2147483642l-2147483615,-2147483614xel-2147483642,-2147483642l-2147483613,-2147483612l-2147483642,-2147483642l-2147483611,-2147483610l-2147483638,-2147483633l-2147483642,-2147483642l-2147483640,-2147483625l-2147483642,-2147483642l-2147483607,-2147483606l-2147483642,-2147483634l-2147483642,-2147483642l-2147483605,-2147483604e">
-              <v:fill o:detectmouseclick="t" on="false"/>
-              <v:stroke color="#d9d9d9" joinstyle="round" endcap="flat"/>
-              <v:textbox>
-                <w:txbxContent>
-                  <w:p>
-                    <w:pPr>
-                      <w:pStyle w:val="FrameContents"/>
-                      <w:spacing w:lineRule="auto" w:line="288" w:before="0" w:after="0"/>
-                      <w:ind w:end="-57"/>
-                      <w:jc w:val="end"/>
-                      <w:rPr>
-                        <w:rFonts w:ascii="Cambria" w:hAnsi="Cambria" w:eastAsia="" w:cs="" w:asciiTheme="majorHAnsi" w:cstheme="majorBidi" w:eastAsiaTheme="majorEastAsia" w:hAnsiTheme="majorHAnsi"/>
-                        <w:b/>
-                        <w:iCs/>
-                        <w:color w:themeColor="text1" w:themeTint="bf" w:val="404040"/>
-                        <w:sz w:val="28"/>
-                        <w:szCs w:val="28"/>
-                      </w:rPr>
-                    </w:pPr>
-                    <w:r>
-                      <w:rPr>
-                        <w:rFonts w:eastAsia="" w:cs="" w:cstheme="majorBidi" w:eastAsiaTheme="majorEastAsia" w:ascii="Cambria" w:hAnsi="Cambria"/>
-                        <w:b/>
-                        <w:iCs/>
-                        <w:color w:themeColor="text1" w:themeTint="bf" w:val="404040"/>
-                        <w:sz w:val="28"/>
-                        <w:szCs w:val="28"/>
-                      </w:rPr>
-                    </w:r>
-                  </w:p>
-                </w:txbxContent>
-              </v:textbox>
-              <w10:wrap type="none"/>
-            </v:shape>
-          </w:pict>
-        </mc:Fallback>
-      </mc:AlternateContent>
-      <mc:AlternateContent>
-        <mc:Choice Requires="wps">
-          <w:drawing>
-            <wp:anchor distT="0" distB="0" distL="97790" distR="114300" simplePos="0" relativeHeight="124" behindDoc="1" locked="0" layoutInCell="0" allowOverlap="1" wp14:anchorId="1A5B76DB">
-              <wp:simplePos x="0" y="0"/>
-              <wp:positionH relativeFrom="margin">
-                <wp:posOffset>5330190</wp:posOffset>
-              </wp:positionH>
-              <wp:positionV relativeFrom="page">
-                <wp:posOffset>9917430</wp:posOffset>
+                <wp:posOffset>9918065</wp:posOffset>
               </wp:positionV>
               <wp:extent cx="473710" cy="376555"/>
               <wp:effectExtent l="0" t="0" r="0" b="0"/>
               <wp:wrapSquare wrapText="bothSides"/>
-              <wp:docPr id="10" name="Forme automatique 3"/>
+              <wp:docPr id="9" name="Forme automatique 3"/>
               <a:graphic xmlns:a="http://schemas.openxmlformats.org/drawingml/2006/main">
                 <a:graphicData uri="http://schemas.microsoft.com/office/word/2010/wordprocessingShape">
                   <wps:wsp>
@@ -31626,7 +31675,7 @@
                       <w:txbxContent>
                         <w:p>
                           <w:pPr>
-                            <w:pStyle w:val="FrameContents"/>
+                            <w:pStyle w:val="FrameContentsuser"/>
                             <w:spacing w:lineRule="auto" w:line="288" w:before="0" w:after="0"/>
                             <w:ind w:end="-58"/>
                             <w:jc w:val="center"/>
@@ -31690,7 +31739,7 @@
                         </w:p>
                       </w:txbxContent>
                     </wps:txbx>
-                    <wps:bodyPr lIns="45720" tIns="91440" rIns="45720" bIns="91440" anchor="ctr" vert="vert" upright="1">
+                    <wps:bodyPr anchor="ctr" vert="vert" upright="1">
                       <a:noAutofit/>
                     </wps:bodyPr>
                   </wps:wsp>
@@ -31701,14 +31750,14 @@
         </mc:Choice>
         <mc:Fallback>
           <w:pict>
-            <v:shape id="shape_0" stroked="f" o:allowincell="f" style="position:absolute;margin-left:419.7pt;margin-top:780.85pt;width:37.25pt;height:29.6pt;mso-wrap-style:square;v-text-anchor:middle;rotation:90;mso-position-horizontal-relative:margin;mso-position-vertical-relative:page" wp14:anchorId="1A5B76DB" type="_x0000_t186" path="l-2147483642,-2147483642l-2147483623,-2147483622l-2147483642,-2147483634l-2147483642,-2147483642l-2147483621,-2147483620l-2147483642,-2147483642l-2147483619,-2147483618l-2147483642,-2147483642l-2147483642,-2147483642l-2147483617,-2147483616l-2147483639,0l-2147483642,-2147483642l-2147483615,-2147483614xel-2147483642,-2147483642l-2147483613,-2147483612l-2147483642,-2147483642l-2147483611,-2147483610l-2147483638,-2147483633l-2147483642,-2147483642l-2147483640,-2147483625l-2147483642,-2147483642l-2147483607,-2147483606l-2147483642,-2147483634l-2147483642,-2147483642l-2147483605,-2147483604e">
+            <v:shape id="shape_0" stroked="f" o:allowincell="f" style="position:absolute;margin-left:419.65pt;margin-top:780.9pt;width:37.25pt;height:29.6pt;mso-wrap-style:square;v-text-anchor:middle;rotation:90;mso-position-horizontal-relative:margin;mso-position-vertical-relative:page" wp14:anchorId="1A5B76DB" type="_x0000_t186" path="l-2147483642,-2147483642l-2147483623,-2147483622l-2147483642,-2147483634l-2147483642,-2147483642l-2147483621,-2147483620l-2147483642,-2147483642l-2147483619,-2147483618l-2147483642,-2147483642l-2147483642,-2147483642l-2147483617,-2147483616l-2147483639,0l-2147483642,-2147483642l-2147483615,-2147483614xel-2147483642,-2147483642l-2147483613,-2147483612l-2147483642,-2147483642l-2147483611,-2147483610l-2147483638,-2147483633l-2147483642,-2147483642l-2147483640,-2147483625l-2147483642,-2147483642l-2147483607,-2147483606l-2147483642,-2147483634l-2147483642,-2147483642l-2147483605,-2147483604e">
               <v:fill o:detectmouseclick="t" on="false"/>
               <v:stroke color="#3465a4" joinstyle="round" endcap="flat"/>
               <v:textbox>
                 <w:txbxContent>
                   <w:p>
                     <w:pPr>
-                      <w:pStyle w:val="FrameContents"/>
+                      <w:pStyle w:val="FrameContentsuser"/>
                       <w:spacing w:lineRule="auto" w:line="288" w:before="0" w:after="0"/>
                       <w:ind w:end="-58"/>
                       <w:jc w:val="center"/>
@@ -31773,6 +31822,127 @@
                 </w:txbxContent>
               </v:textbox>
               <w10:wrap type="square"/>
+            </v:shape>
+          </w:pict>
+        </mc:Fallback>
+      </mc:AlternateContent>
+      <mc:AlternateContent>
+        <mc:Choice Requires="wps">
+          <w:drawing>
+            <wp:anchor distT="1270" distB="1270" distL="1270" distR="1270" simplePos="0" relativeHeight="129" behindDoc="1" locked="0" layoutInCell="0" allowOverlap="1" wp14:anchorId="7E31E2B7">
+              <wp:simplePos x="0" y="0"/>
+              <wp:positionH relativeFrom="margin">
+                <wp:posOffset>5239385</wp:posOffset>
+              </wp:positionH>
+              <wp:positionV relativeFrom="page">
+                <wp:posOffset>9819640</wp:posOffset>
+              </wp:positionV>
+              <wp:extent cx="355600" cy="600075"/>
+              <wp:effectExtent l="1270" t="1270" r="1270" b="1270"/>
+              <wp:wrapNone/>
+              <wp:docPr id="10" name="Forme automatique 1"/>
+              <a:graphic xmlns:a="http://schemas.openxmlformats.org/drawingml/2006/main">
+                <a:graphicData uri="http://schemas.microsoft.com/office/word/2010/wordprocessingShape">
+                  <wps:wsp>
+                    <wps:cNvSpPr/>
+                    <wps:spPr>
+                      <a:xfrm rot="5400000">
+                        <a:off x="0" y="0"/>
+                        <a:ext cx="355680" cy="600120"/>
+                      </a:xfrm>
+                      <a:prstGeom prst="bracePair">
+                        <a:avLst>
+                          <a:gd name="adj" fmla="val 8333"/>
+                        </a:avLst>
+                      </a:prstGeom>
+                      <a:noFill/>
+                      <a:ln w="0">
+                        <a:solidFill>
+                          <a:srgbClr val="D9D9D9"/>
+                        </a:solidFill>
+                      </a:ln>
+                    </wps:spPr>
+                    <wps:style>
+                      <a:lnRef idx="0"/>
+                      <a:fillRef idx="0"/>
+                      <a:effectRef idx="0"/>
+                      <a:fontRef idx="minor"/>
+                    </wps:style>
+                    <wps:txbx>
+                      <w:txbxContent>
+                        <w:p>
+                          <w:pPr>
+                            <w:pStyle w:val="FrameContentsuser"/>
+                            <w:spacing w:lineRule="auto" w:line="288" w:before="0" w:after="0"/>
+                            <w:ind w:end="-57"/>
+                            <w:jc w:val="end"/>
+                            <w:rPr>
+                              <w:rFonts w:ascii="Cambria" w:hAnsi="Cambria" w:eastAsia="" w:cs="" w:asciiTheme="majorHAnsi" w:cstheme="majorBidi" w:eastAsiaTheme="majorEastAsia" w:hAnsiTheme="majorHAnsi"/>
+                              <w:b/>
+                              <w:iCs/>
+                              <w:color w:themeColor="text1" w:themeTint="bf" w:val="404040"/>
+                              <w:sz w:val="28"/>
+                              <w:szCs w:val="28"/>
+                            </w:rPr>
+                          </w:pPr>
+                          <w:r>
+                            <w:rPr>
+                              <w:rFonts w:eastAsia="" w:cs="" w:cstheme="majorBidi" w:eastAsiaTheme="majorEastAsia" w:ascii="Cambria" w:hAnsi="Cambria"/>
+                              <w:b/>
+                              <w:iCs/>
+                              <w:color w:themeColor="text1" w:themeTint="bf" w:val="404040"/>
+                              <w:sz w:val="28"/>
+                              <w:szCs w:val="28"/>
+                            </w:rPr>
+                          </w:r>
+                        </w:p>
+                      </w:txbxContent>
+                    </wps:txbx>
+                    <wps:bodyPr anchor="ctr" vert="vert" upright="1">
+                      <a:noAutofit/>
+                    </wps:bodyPr>
+                  </wps:wsp>
+                </a:graphicData>
+              </a:graphic>
+            </wp:anchor>
+          </w:drawing>
+        </mc:Choice>
+        <mc:Fallback>
+          <w:pict>
+            <v:shape id="shape_0" stroked="t" o:allowincell="f" style="position:absolute;margin-left:412.5pt;margin-top:773.2pt;width:27.95pt;height:47.2pt;mso-wrap-style:none;v-text-anchor:middle;rotation:90;mso-position-horizontal-relative:margin;mso-position-vertical-relative:page" wp14:anchorId="7E31E2B7" type="_x0000_t186" path="l-2147483642,-2147483642l-2147483623,-2147483622l-2147483642,-2147483634l-2147483642,-2147483642l-2147483621,-2147483620l-2147483642,-2147483642l-2147483619,-2147483618l-2147483642,-2147483642l-2147483642,-2147483642l-2147483617,-2147483616l-2147483639,0l-2147483642,-2147483642l-2147483615,-2147483614xel-2147483642,-2147483642l-2147483613,-2147483612l-2147483642,-2147483642l-2147483611,-2147483610l-2147483638,-2147483633l-2147483642,-2147483642l-2147483640,-2147483625l-2147483642,-2147483642l-2147483607,-2147483606l-2147483642,-2147483634l-2147483642,-2147483642l-2147483605,-2147483604e">
+              <v:fill o:detectmouseclick="t" on="false"/>
+              <v:stroke color="#d9d9d9" joinstyle="round" endcap="flat"/>
+              <v:textbox>
+                <w:txbxContent>
+                  <w:p>
+                    <w:pPr>
+                      <w:pStyle w:val="FrameContentsuser"/>
+                      <w:spacing w:lineRule="auto" w:line="288" w:before="0" w:after="0"/>
+                      <w:ind w:end="-57"/>
+                      <w:jc w:val="end"/>
+                      <w:rPr>
+                        <w:rFonts w:ascii="Cambria" w:hAnsi="Cambria" w:eastAsia="" w:cs="" w:asciiTheme="majorHAnsi" w:cstheme="majorBidi" w:eastAsiaTheme="majorEastAsia" w:hAnsiTheme="majorHAnsi"/>
+                        <w:b/>
+                        <w:iCs/>
+                        <w:color w:themeColor="text1" w:themeTint="bf" w:val="404040"/>
+                        <w:sz w:val="28"/>
+                        <w:szCs w:val="28"/>
+                      </w:rPr>
+                    </w:pPr>
+                    <w:r>
+                      <w:rPr>
+                        <w:rFonts w:eastAsia="" w:cs="" w:cstheme="majorBidi" w:eastAsiaTheme="majorEastAsia" w:ascii="Cambria" w:hAnsi="Cambria"/>
+                        <w:b/>
+                        <w:iCs/>
+                        <w:color w:themeColor="text1" w:themeTint="bf" w:val="404040"/>
+                        <w:sz w:val="28"/>
+                        <w:szCs w:val="28"/>
+                      </w:rPr>
+                    </w:r>
+                  </w:p>
+                </w:txbxContent>
+              </v:textbox>
+              <w10:wrap type="none"/>
             </v:shape>
           </w:pict>
         </mc:Fallback>
@@ -31858,13 +32028,13 @@
       <mc:AlternateContent>
         <mc:Choice Requires="wps">
           <w:drawing>
-            <wp:anchor distT="0" distB="0" distL="97790" distR="114300" simplePos="0" relativeHeight="8" behindDoc="1" locked="0" layoutInCell="0" allowOverlap="1" wp14:anchorId="1A5B76DB">
+            <wp:anchor distT="0" distB="0" distL="95885" distR="114300" simplePos="0" relativeHeight="17" behindDoc="1" locked="0" layoutInCell="0" allowOverlap="1" wp14:anchorId="1A5B76DB">
               <wp:simplePos x="0" y="0"/>
               <wp:positionH relativeFrom="margin">
-                <wp:posOffset>5330190</wp:posOffset>
+                <wp:posOffset>5329555</wp:posOffset>
               </wp:positionH>
               <wp:positionV relativeFrom="page">
-                <wp:posOffset>9917430</wp:posOffset>
+                <wp:posOffset>9918065</wp:posOffset>
               </wp:positionV>
               <wp:extent cx="473710" cy="376555"/>
               <wp:effectExtent l="0" t="0" r="0" b="0"/>
@@ -31899,7 +32069,7 @@
                       <w:txbxContent>
                         <w:p>
                           <w:pPr>
-                            <w:pStyle w:val="FrameContents"/>
+                            <w:pStyle w:val="FrameContentsuser"/>
                             <w:spacing w:lineRule="auto" w:line="288" w:before="0" w:after="0"/>
                             <w:ind w:end="-58"/>
                             <w:jc w:val="center"/>
@@ -31970,7 +32140,7 @@
                         </w:p>
                       </w:txbxContent>
                     </wps:txbx>
-                    <wps:bodyPr lIns="45720" tIns="91440" rIns="45720" bIns="91440" anchor="ctr" vert="vert" upright="1">
+                    <wps:bodyPr anchor="ctr" vert="vert" upright="1">
                       <a:noAutofit/>
                     </wps:bodyPr>
                   </wps:wsp>
@@ -31981,14 +32151,14 @@
         </mc:Choice>
         <mc:Fallback>
           <w:pict>
-            <v:shape id="shape_0" stroked="f" o:allowincell="f" style="position:absolute;margin-left:419.7pt;margin-top:780.85pt;width:37.25pt;height:29.6pt;mso-wrap-style:square;v-text-anchor:middle;rotation:90;mso-position-horizontal-relative:margin;mso-position-vertical-relative:page" wp14:anchorId="1A5B76DB" type="_x0000_t186" path="l-2147483642,-2147483642l-2147483623,-2147483622l-2147483642,-2147483634l-2147483642,-2147483642l-2147483621,-2147483620l-2147483642,-2147483642l-2147483619,-2147483618l-2147483642,-2147483642l-2147483642,-2147483642l-2147483617,-2147483616l-2147483639,0l-2147483642,-2147483642l-2147483615,-2147483614xel-2147483642,-2147483642l-2147483613,-2147483612l-2147483642,-2147483642l-2147483611,-2147483610l-2147483638,-2147483633l-2147483642,-2147483642l-2147483640,-2147483625l-2147483642,-2147483642l-2147483607,-2147483606l-2147483642,-2147483634l-2147483642,-2147483642l-2147483605,-2147483604e">
+            <v:shape id="shape_0" stroked="f" o:allowincell="f" style="position:absolute;margin-left:419.65pt;margin-top:780.9pt;width:37.25pt;height:29.6pt;mso-wrap-style:square;v-text-anchor:middle;rotation:90;mso-position-horizontal-relative:margin;mso-position-vertical-relative:page" wp14:anchorId="1A5B76DB" type="_x0000_t186" path="l-2147483642,-2147483642l-2147483623,-2147483622l-2147483642,-2147483634l-2147483642,-2147483642l-2147483621,-2147483620l-2147483642,-2147483642l-2147483619,-2147483618l-2147483642,-2147483642l-2147483642,-2147483642l-2147483617,-2147483616l-2147483639,0l-2147483642,-2147483642l-2147483615,-2147483614xel-2147483642,-2147483642l-2147483613,-2147483612l-2147483642,-2147483642l-2147483611,-2147483610l-2147483638,-2147483633l-2147483642,-2147483642l-2147483640,-2147483625l-2147483642,-2147483642l-2147483607,-2147483606l-2147483642,-2147483634l-2147483642,-2147483642l-2147483605,-2147483604e">
               <v:fill o:detectmouseclick="t" on="false"/>
               <v:stroke color="#3465a4" joinstyle="round" endcap="flat"/>
               <v:textbox>
                 <w:txbxContent>
                   <w:p>
                     <w:pPr>
-                      <w:pStyle w:val="FrameContents"/>
+                      <w:pStyle w:val="FrameContentsuser"/>
                       <w:spacing w:lineRule="auto" w:line="288" w:before="0" w:after="0"/>
                       <w:ind w:end="-58"/>
                       <w:jc w:val="center"/>
@@ -32067,13 +32237,13 @@
       <mc:AlternateContent>
         <mc:Choice Requires="wps">
           <w:drawing>
-            <wp:anchor distT="1270" distB="1270" distL="1270" distR="1270" simplePos="0" relativeHeight="106" behindDoc="1" locked="0" layoutInCell="0" allowOverlap="1" wp14:anchorId="7E31E2B7">
+            <wp:anchor distT="1270" distB="1270" distL="1270" distR="1270" simplePos="0" relativeHeight="122" behindDoc="1" locked="0" layoutInCell="0" allowOverlap="1" wp14:anchorId="7E31E2B7">
               <wp:simplePos x="0" y="0"/>
               <wp:positionH relativeFrom="margin">
-                <wp:posOffset>5240020</wp:posOffset>
+                <wp:posOffset>5239385</wp:posOffset>
               </wp:positionH>
               <wp:positionV relativeFrom="page">
-                <wp:posOffset>9819005</wp:posOffset>
+                <wp:posOffset>9819640</wp:posOffset>
               </wp:positionV>
               <wp:extent cx="355600" cy="600075"/>
               <wp:effectExtent l="1270" t="1270" r="1270" b="1270"/>
@@ -32110,7 +32280,7 @@
                       <w:txbxContent>
                         <w:p>
                           <w:pPr>
-                            <w:pStyle w:val="FrameContents"/>
+                            <w:pStyle w:val="FrameContentsuser"/>
                             <w:spacing w:lineRule="auto" w:line="288" w:before="0" w:after="0"/>
                             <w:ind w:end="-57"/>
                             <w:jc w:val="end"/>
@@ -32136,7 +32306,7 @@
                         </w:p>
                       </w:txbxContent>
                     </wps:txbx>
-                    <wps:bodyPr lIns="45720" tIns="91440" rIns="45720" bIns="91440" anchor="ctr" vert="vert" upright="1">
+                    <wps:bodyPr anchor="ctr" vert="vert" upright="1">
                       <a:noAutofit/>
                     </wps:bodyPr>
                   </wps:wsp>
@@ -32147,14 +32317,14 @@
         </mc:Choice>
         <mc:Fallback>
           <w:pict>
-            <v:shape id="shape_0" stroked="t" o:allowincell="f" style="position:absolute;margin-left:412.55pt;margin-top:773.15pt;width:27.95pt;height:47.2pt;mso-wrap-style:none;v-text-anchor:middle;rotation:90;mso-position-horizontal-relative:margin;mso-position-vertical-relative:page" wp14:anchorId="7E31E2B7" type="_x0000_t186" path="l-2147483642,-2147483642l-2147483623,-2147483622l-2147483642,-2147483634l-2147483642,-2147483642l-2147483621,-2147483620l-2147483642,-2147483642l-2147483619,-2147483618l-2147483642,-2147483642l-2147483642,-2147483642l-2147483617,-2147483616l-2147483639,0l-2147483642,-2147483642l-2147483615,-2147483614xel-2147483642,-2147483642l-2147483613,-2147483612l-2147483642,-2147483642l-2147483611,-2147483610l-2147483638,-2147483633l-2147483642,-2147483642l-2147483640,-2147483625l-2147483642,-2147483642l-2147483607,-2147483606l-2147483642,-2147483634l-2147483642,-2147483642l-2147483605,-2147483604e">
+            <v:shape id="shape_0" stroked="t" o:allowincell="f" style="position:absolute;margin-left:412.5pt;margin-top:773.2pt;width:27.95pt;height:47.2pt;mso-wrap-style:none;v-text-anchor:middle;rotation:90;mso-position-horizontal-relative:margin;mso-position-vertical-relative:page" wp14:anchorId="7E31E2B7" type="_x0000_t186" path="l-2147483642,-2147483642l-2147483623,-2147483622l-2147483642,-2147483634l-2147483642,-2147483642l-2147483621,-2147483620l-2147483642,-2147483642l-2147483619,-2147483618l-2147483642,-2147483642l-2147483642,-2147483642l-2147483617,-2147483616l-2147483639,0l-2147483642,-2147483642l-2147483615,-2147483614xel-2147483642,-2147483642l-2147483613,-2147483612l-2147483642,-2147483642l-2147483611,-2147483610l-2147483638,-2147483633l-2147483642,-2147483642l-2147483640,-2147483625l-2147483642,-2147483642l-2147483607,-2147483606l-2147483642,-2147483634l-2147483642,-2147483642l-2147483605,-2147483604e">
               <v:fill o:detectmouseclick="t" on="false"/>
               <v:stroke color="#d9d9d9" joinstyle="round" endcap="flat"/>
               <v:textbox>
                 <w:txbxContent>
                   <w:p>
                     <w:pPr>
-                      <w:pStyle w:val="FrameContents"/>
+                      <w:pStyle w:val="FrameContentsuser"/>
                       <w:spacing w:lineRule="auto" w:line="288" w:before="0" w:after="0"/>
                       <w:ind w:end="-57"/>
                       <w:jc w:val="end"/>
@@ -32252,13 +32422,13 @@
       <mc:AlternateContent>
         <mc:Choice Requires="wps">
           <w:drawing>
-            <wp:anchor distT="0" distB="0" distL="97790" distR="114300" simplePos="0" relativeHeight="8" behindDoc="1" locked="0" layoutInCell="0" allowOverlap="1" wp14:anchorId="1A5B76DB">
+            <wp:anchor distT="0" distB="0" distL="95885" distR="114300" simplePos="0" relativeHeight="17" behindDoc="1" locked="0" layoutInCell="0" allowOverlap="1" wp14:anchorId="1A5B76DB">
               <wp:simplePos x="0" y="0"/>
               <wp:positionH relativeFrom="margin">
-                <wp:posOffset>5330190</wp:posOffset>
+                <wp:posOffset>5329555</wp:posOffset>
               </wp:positionH>
               <wp:positionV relativeFrom="page">
-                <wp:posOffset>9917430</wp:posOffset>
+                <wp:posOffset>9918065</wp:posOffset>
               </wp:positionV>
               <wp:extent cx="473710" cy="376555"/>
               <wp:effectExtent l="0" t="0" r="0" b="0"/>
@@ -32293,7 +32463,7 @@
                       <w:txbxContent>
                         <w:p>
                           <w:pPr>
-                            <w:pStyle w:val="FrameContents"/>
+                            <w:pStyle w:val="FrameContentsuser"/>
                             <w:spacing w:lineRule="auto" w:line="288" w:before="0" w:after="0"/>
                             <w:ind w:end="-58"/>
                             <w:jc w:val="center"/>
@@ -32364,7 +32534,7 @@
                         </w:p>
                       </w:txbxContent>
                     </wps:txbx>
-                    <wps:bodyPr lIns="45720" tIns="91440" rIns="45720" bIns="91440" anchor="ctr" vert="vert" upright="1">
+                    <wps:bodyPr anchor="ctr" vert="vert" upright="1">
                       <a:noAutofit/>
                     </wps:bodyPr>
                   </wps:wsp>
@@ -32375,14 +32545,14 @@
         </mc:Choice>
         <mc:Fallback>
           <w:pict>
-            <v:shape id="shape_0" stroked="f" o:allowincell="f" style="position:absolute;margin-left:419.7pt;margin-top:780.85pt;width:37.25pt;height:29.6pt;mso-wrap-style:square;v-text-anchor:middle;rotation:90;mso-position-horizontal-relative:margin;mso-position-vertical-relative:page" wp14:anchorId="1A5B76DB" type="_x0000_t186" path="l-2147483642,-2147483642l-2147483623,-2147483622l-2147483642,-2147483634l-2147483642,-2147483642l-2147483621,-2147483620l-2147483642,-2147483642l-2147483619,-2147483618l-2147483642,-2147483642l-2147483642,-2147483642l-2147483617,-2147483616l-2147483639,0l-2147483642,-2147483642l-2147483615,-2147483614xel-2147483642,-2147483642l-2147483613,-2147483612l-2147483642,-2147483642l-2147483611,-2147483610l-2147483638,-2147483633l-2147483642,-2147483642l-2147483640,-2147483625l-2147483642,-2147483642l-2147483607,-2147483606l-2147483642,-2147483634l-2147483642,-2147483642l-2147483605,-2147483604e">
+            <v:shape id="shape_0" stroked="f" o:allowincell="f" style="position:absolute;margin-left:419.65pt;margin-top:780.9pt;width:37.25pt;height:29.6pt;mso-wrap-style:square;v-text-anchor:middle;rotation:90;mso-position-horizontal-relative:margin;mso-position-vertical-relative:page" wp14:anchorId="1A5B76DB" type="_x0000_t186" path="l-2147483642,-2147483642l-2147483623,-2147483622l-2147483642,-2147483634l-2147483642,-2147483642l-2147483621,-2147483620l-2147483642,-2147483642l-2147483619,-2147483618l-2147483642,-2147483642l-2147483642,-2147483642l-2147483617,-2147483616l-2147483639,0l-2147483642,-2147483642l-2147483615,-2147483614xel-2147483642,-2147483642l-2147483613,-2147483612l-2147483642,-2147483642l-2147483611,-2147483610l-2147483638,-2147483633l-2147483642,-2147483642l-2147483640,-2147483625l-2147483642,-2147483642l-2147483607,-2147483606l-2147483642,-2147483634l-2147483642,-2147483642l-2147483605,-2147483604e">
               <v:fill o:detectmouseclick="t" on="false"/>
               <v:stroke color="#3465a4" joinstyle="round" endcap="flat"/>
               <v:textbox>
                 <w:txbxContent>
                   <w:p>
                     <w:pPr>
-                      <w:pStyle w:val="FrameContents"/>
+                      <w:pStyle w:val="FrameContentsuser"/>
                       <w:spacing w:lineRule="auto" w:line="288" w:before="0" w:after="0"/>
                       <w:ind w:end="-58"/>
                       <w:jc w:val="center"/>
@@ -32461,13 +32631,13 @@
       <mc:AlternateContent>
         <mc:Choice Requires="wps">
           <w:drawing>
-            <wp:anchor distT="1270" distB="1270" distL="1270" distR="1270" simplePos="0" relativeHeight="106" behindDoc="1" locked="0" layoutInCell="0" allowOverlap="1" wp14:anchorId="7E31E2B7">
+            <wp:anchor distT="1270" distB="1270" distL="1270" distR="1270" simplePos="0" relativeHeight="122" behindDoc="1" locked="0" layoutInCell="0" allowOverlap="1" wp14:anchorId="7E31E2B7">
               <wp:simplePos x="0" y="0"/>
               <wp:positionH relativeFrom="margin">
-                <wp:posOffset>5240020</wp:posOffset>
+                <wp:posOffset>5239385</wp:posOffset>
               </wp:positionH>
               <wp:positionV relativeFrom="page">
-                <wp:posOffset>9819005</wp:posOffset>
+                <wp:posOffset>9819640</wp:posOffset>
               </wp:positionV>
               <wp:extent cx="355600" cy="600075"/>
               <wp:effectExtent l="1270" t="1270" r="1270" b="1270"/>
@@ -32504,7 +32674,7 @@
                       <w:txbxContent>
                         <w:p>
                           <w:pPr>
-                            <w:pStyle w:val="FrameContents"/>
+                            <w:pStyle w:val="FrameContentsuser"/>
                             <w:spacing w:lineRule="auto" w:line="288" w:before="0" w:after="0"/>
                             <w:ind w:end="-57"/>
                             <w:jc w:val="end"/>
@@ -32530,7 +32700,7 @@
                         </w:p>
                       </w:txbxContent>
                     </wps:txbx>
-                    <wps:bodyPr lIns="45720" tIns="91440" rIns="45720" bIns="91440" anchor="ctr" vert="vert" upright="1">
+                    <wps:bodyPr anchor="ctr" vert="vert" upright="1">
                       <a:noAutofit/>
                     </wps:bodyPr>
                   </wps:wsp>
@@ -32541,14 +32711,14 @@
         </mc:Choice>
         <mc:Fallback>
           <w:pict>
-            <v:shape id="shape_0" stroked="t" o:allowincell="f" style="position:absolute;margin-left:412.55pt;margin-top:773.15pt;width:27.95pt;height:47.2pt;mso-wrap-style:none;v-text-anchor:middle;rotation:90;mso-position-horizontal-relative:margin;mso-position-vertical-relative:page" wp14:anchorId="7E31E2B7" type="_x0000_t186" path="l-2147483642,-2147483642l-2147483623,-2147483622l-2147483642,-2147483634l-2147483642,-2147483642l-2147483621,-2147483620l-2147483642,-2147483642l-2147483619,-2147483618l-2147483642,-2147483642l-2147483642,-2147483642l-2147483617,-2147483616l-2147483639,0l-2147483642,-2147483642l-2147483615,-2147483614xel-2147483642,-2147483642l-2147483613,-2147483612l-2147483642,-2147483642l-2147483611,-2147483610l-2147483638,-2147483633l-2147483642,-2147483642l-2147483640,-2147483625l-2147483642,-2147483642l-2147483607,-2147483606l-2147483642,-2147483634l-2147483642,-2147483642l-2147483605,-2147483604e">
+            <v:shape id="shape_0" stroked="t" o:allowincell="f" style="position:absolute;margin-left:412.5pt;margin-top:773.2pt;width:27.95pt;height:47.2pt;mso-wrap-style:none;v-text-anchor:middle;rotation:90;mso-position-horizontal-relative:margin;mso-position-vertical-relative:page" wp14:anchorId="7E31E2B7" type="_x0000_t186" path="l-2147483642,-2147483642l-2147483623,-2147483622l-2147483642,-2147483634l-2147483642,-2147483642l-2147483621,-2147483620l-2147483642,-2147483642l-2147483619,-2147483618l-2147483642,-2147483642l-2147483642,-2147483642l-2147483617,-2147483616l-2147483639,0l-2147483642,-2147483642l-2147483615,-2147483614xel-2147483642,-2147483642l-2147483613,-2147483612l-2147483642,-2147483642l-2147483611,-2147483610l-2147483638,-2147483633l-2147483642,-2147483642l-2147483640,-2147483625l-2147483642,-2147483642l-2147483607,-2147483606l-2147483642,-2147483634l-2147483642,-2147483642l-2147483605,-2147483604e">
               <v:fill o:detectmouseclick="t" on="false"/>
               <v:stroke color="#d9d9d9" joinstyle="round" endcap="flat"/>
               <v:textbox>
                 <w:txbxContent>
                   <w:p>
                     <w:pPr>
-                      <w:pStyle w:val="FrameContents"/>
+                      <w:pStyle w:val="FrameContentsuser"/>
                       <w:spacing w:lineRule="auto" w:line="288" w:before="0" w:after="0"/>
                       <w:ind w:end="-57"/>
                       <w:jc w:val="end"/>
@@ -32673,8 +32843,8 @@
     </w:tblPr>
     <w:tblGrid>
       <w:gridCol w:w="2976"/>
-      <w:gridCol w:w="2401"/>
-      <w:gridCol w:w="4371"/>
+      <w:gridCol w:w="2400"/>
+      <w:gridCol w:w="4372"/>
     </w:tblGrid>
     <w:tr>
       <w:trPr>
@@ -32717,7 +32887,7 @@
       </w:tc>
       <w:tc>
         <w:tcPr>
-          <w:tcW w:w="2401" w:type="dxa"/>
+          <w:tcW w:w="2400" w:type="dxa"/>
           <w:tcBorders>
             <w:top w:val="nil"/>
             <w:start w:val="nil"/>
@@ -32752,7 +32922,7 @@
       </w:tc>
       <w:tc>
         <w:tcPr>
-          <w:tcW w:w="4371" w:type="dxa"/>
+          <w:tcW w:w="4372" w:type="dxa"/>
           <w:tcBorders>
             <w:top w:val="nil"/>
             <w:start w:val="nil"/>
@@ -32942,7 +33112,7 @@
       </w:tc>
       <w:tc>
         <w:tcPr>
-          <w:tcW w:w="2401" w:type="dxa"/>
+          <w:tcW w:w="2400" w:type="dxa"/>
           <w:tcBorders>
             <w:top w:val="nil"/>
             <w:start w:val="nil"/>
@@ -32977,7 +33147,7 @@
       </w:tc>
       <w:tc>
         <w:tcPr>
-          <w:tcW w:w="4371" w:type="dxa"/>
+          <w:tcW w:w="4372" w:type="dxa"/>
           <w:tcBorders>
             <w:top w:val="nil"/>
             <w:start w:val="nil"/>
@@ -33056,7 +33226,7 @@
       </w:tc>
       <w:tc>
         <w:tcPr>
-          <w:tcW w:w="2401" w:type="dxa"/>
+          <w:tcW w:w="2400" w:type="dxa"/>
           <w:tcBorders>
             <w:top w:val="nil"/>
             <w:start w:val="nil"/>
@@ -33091,7 +33261,7 @@
       </w:tc>
       <w:tc>
         <w:tcPr>
-          <w:tcW w:w="4371" w:type="dxa"/>
+          <w:tcW w:w="4372" w:type="dxa"/>
           <w:tcBorders>
             <w:top w:val="nil"/>
             <w:start w:val="nil"/>
@@ -33157,8 +33327,8 @@
     </w:tblPr>
     <w:tblGrid>
       <w:gridCol w:w="2976"/>
-      <w:gridCol w:w="2401"/>
-      <w:gridCol w:w="4371"/>
+      <w:gridCol w:w="2400"/>
+      <w:gridCol w:w="4372"/>
     </w:tblGrid>
     <w:tr>
       <w:trPr>
@@ -33201,7 +33371,7 @@
       </w:tc>
       <w:tc>
         <w:tcPr>
-          <w:tcW w:w="2401" w:type="dxa"/>
+          <w:tcW w:w="2400" w:type="dxa"/>
           <w:tcBorders>
             <w:top w:val="nil"/>
             <w:start w:val="nil"/>
@@ -33236,7 +33406,7 @@
       </w:tc>
       <w:tc>
         <w:tcPr>
-          <w:tcW w:w="4371" w:type="dxa"/>
+          <w:tcW w:w="4372" w:type="dxa"/>
           <w:tcBorders>
             <w:top w:val="nil"/>
             <w:start w:val="nil"/>
@@ -33426,7 +33596,7 @@
       </w:tc>
       <w:tc>
         <w:tcPr>
-          <w:tcW w:w="2401" w:type="dxa"/>
+          <w:tcW w:w="2400" w:type="dxa"/>
           <w:tcBorders>
             <w:top w:val="nil"/>
             <w:start w:val="nil"/>
@@ -33461,7 +33631,7 @@
       </w:tc>
       <w:tc>
         <w:tcPr>
-          <w:tcW w:w="4371" w:type="dxa"/>
+          <w:tcW w:w="4372" w:type="dxa"/>
           <w:tcBorders>
             <w:top w:val="nil"/>
             <w:start w:val="nil"/>
@@ -33540,7 +33710,7 @@
       </w:tc>
       <w:tc>
         <w:tcPr>
-          <w:tcW w:w="2401" w:type="dxa"/>
+          <w:tcW w:w="2400" w:type="dxa"/>
           <w:tcBorders>
             <w:top w:val="nil"/>
             <w:start w:val="nil"/>
@@ -33575,7 +33745,7 @@
       </w:tc>
       <w:tc>
         <w:tcPr>
-          <w:tcW w:w="4371" w:type="dxa"/>
+          <w:tcW w:w="4372" w:type="dxa"/>
           <w:tcBorders>
             <w:top w:val="nil"/>
             <w:start w:val="nil"/>
@@ -33682,8 +33852,8 @@
       <w:tblLook w:noHBand="0" w:noVBand="1" w:firstColumn="1" w:lastRow="0" w:lastColumn="0" w:firstRow="1" w:val="04a0"/>
     </w:tblPr>
     <w:tblGrid>
-      <w:gridCol w:w="2012"/>
-      <w:gridCol w:w="2960"/>
+      <w:gridCol w:w="2011"/>
+      <w:gridCol w:w="2961"/>
       <w:gridCol w:w="2377"/>
       <w:gridCol w:w="2399"/>
     </w:tblGrid>
@@ -33693,7 +33863,7 @@
       </w:trPr>
       <w:tc>
         <w:tcPr>
-          <w:tcW w:w="2012" w:type="dxa"/>
+          <w:tcW w:w="2011" w:type="dxa"/>
           <w:vMerge w:val="restart"/>
           <w:tcBorders>
             <w:top w:val="nil"/>
@@ -33761,7 +33931,7 @@
       </w:tc>
       <w:tc>
         <w:tcPr>
-          <w:tcW w:w="2960" w:type="dxa"/>
+          <w:tcW w:w="2961" w:type="dxa"/>
           <w:tcBorders>
             <w:top w:val="nil"/>
             <w:start w:val="nil"/>
@@ -33871,7 +34041,7 @@
       </w:trPr>
       <w:tc>
         <w:tcPr>
-          <w:tcW w:w="2012" w:type="dxa"/>
+          <w:tcW w:w="2011" w:type="dxa"/>
           <w:vMerge w:val="continue"/>
           <w:tcBorders>
             <w:top w:val="nil"/>
@@ -33902,7 +34072,7 @@
       </w:tc>
       <w:tc>
         <w:tcPr>
-          <w:tcW w:w="7736" w:type="dxa"/>
+          <w:tcW w:w="7737" w:type="dxa"/>
           <w:gridSpan w:val="3"/>
           <w:tcBorders>
             <w:top w:val="single" w:sz="4" w:space="0" w:color="BFBFBF"/>
@@ -33973,7 +34143,7 @@
       </w:trPr>
       <w:tc>
         <w:tcPr>
-          <w:tcW w:w="2012" w:type="dxa"/>
+          <w:tcW w:w="2011" w:type="dxa"/>
           <w:vMerge w:val="continue"/>
           <w:tcBorders>
             <w:top w:val="nil"/>
@@ -34004,7 +34174,7 @@
       </w:tc>
       <w:tc>
         <w:tcPr>
-          <w:tcW w:w="7736" w:type="dxa"/>
+          <w:tcW w:w="7737" w:type="dxa"/>
           <w:gridSpan w:val="3"/>
           <w:tcBorders>
             <w:top w:val="single" w:sz="18" w:space="0" w:color="BFBFBF"/>
@@ -34044,7 +34214,7 @@
       </w:trPr>
       <w:tc>
         <w:tcPr>
-          <w:tcW w:w="2012" w:type="dxa"/>
+          <w:tcW w:w="2011" w:type="dxa"/>
           <w:vMerge w:val="continue"/>
           <w:tcBorders>
             <w:top w:val="nil"/>
@@ -34075,7 +34245,7 @@
       </w:tc>
       <w:tc>
         <w:tcPr>
-          <w:tcW w:w="2960" w:type="dxa"/>
+          <w:tcW w:w="2961" w:type="dxa"/>
           <w:tcBorders>
             <w:top w:val="nil"/>
             <w:start w:val="nil"/>
@@ -34189,7 +34359,7 @@
       </w:trPr>
       <w:tc>
         <w:tcPr>
-          <w:tcW w:w="2012" w:type="dxa"/>
+          <w:tcW w:w="2011" w:type="dxa"/>
           <w:vMerge w:val="continue"/>
           <w:tcBorders>
             <w:top w:val="nil"/>
@@ -34225,7 +34395,7 @@
       </w:tc>
       <w:tc>
         <w:tcPr>
-          <w:tcW w:w="2960" w:type="dxa"/>
+          <w:tcW w:w="2961" w:type="dxa"/>
           <w:tcBorders>
             <w:top w:val="nil"/>
             <w:start w:val="nil"/>
@@ -34360,8 +34530,8 @@
       <w:tblLook w:noHBand="0" w:noVBand="1" w:firstColumn="1" w:lastRow="0" w:lastColumn="0" w:firstRow="1" w:val="04a0"/>
     </w:tblPr>
     <w:tblGrid>
-      <w:gridCol w:w="2012"/>
-      <w:gridCol w:w="2960"/>
+      <w:gridCol w:w="2011"/>
+      <w:gridCol w:w="2961"/>
       <w:gridCol w:w="2377"/>
       <w:gridCol w:w="2399"/>
     </w:tblGrid>
@@ -34371,7 +34541,7 @@
       </w:trPr>
       <w:tc>
         <w:tcPr>
-          <w:tcW w:w="2012" w:type="dxa"/>
+          <w:tcW w:w="2011" w:type="dxa"/>
           <w:vMerge w:val="restart"/>
           <w:tcBorders>
             <w:top w:val="nil"/>
@@ -34439,7 +34609,7 @@
       </w:tc>
       <w:tc>
         <w:tcPr>
-          <w:tcW w:w="2960" w:type="dxa"/>
+          <w:tcW w:w="2961" w:type="dxa"/>
           <w:tcBorders>
             <w:top w:val="nil"/>
             <w:start w:val="nil"/>
@@ -34549,7 +34719,7 @@
       </w:trPr>
       <w:tc>
         <w:tcPr>
-          <w:tcW w:w="2012" w:type="dxa"/>
+          <w:tcW w:w="2011" w:type="dxa"/>
           <w:vMerge w:val="continue"/>
           <w:tcBorders>
             <w:top w:val="nil"/>
@@ -34580,7 +34750,7 @@
       </w:tc>
       <w:tc>
         <w:tcPr>
-          <w:tcW w:w="7736" w:type="dxa"/>
+          <w:tcW w:w="7737" w:type="dxa"/>
           <w:gridSpan w:val="3"/>
           <w:tcBorders>
             <w:top w:val="single" w:sz="4" w:space="0" w:color="BFBFBF"/>
@@ -34651,7 +34821,7 @@
       </w:trPr>
       <w:tc>
         <w:tcPr>
-          <w:tcW w:w="2012" w:type="dxa"/>
+          <w:tcW w:w="2011" w:type="dxa"/>
           <w:vMerge w:val="continue"/>
           <w:tcBorders>
             <w:top w:val="nil"/>
@@ -34682,7 +34852,7 @@
       </w:tc>
       <w:tc>
         <w:tcPr>
-          <w:tcW w:w="7736" w:type="dxa"/>
+          <w:tcW w:w="7737" w:type="dxa"/>
           <w:gridSpan w:val="3"/>
           <w:tcBorders>
             <w:top w:val="single" w:sz="18" w:space="0" w:color="BFBFBF"/>
@@ -34722,7 +34892,7 @@
       </w:trPr>
       <w:tc>
         <w:tcPr>
-          <w:tcW w:w="2012" w:type="dxa"/>
+          <w:tcW w:w="2011" w:type="dxa"/>
           <w:vMerge w:val="continue"/>
           <w:tcBorders>
             <w:top w:val="nil"/>
@@ -34753,7 +34923,7 @@
       </w:tc>
       <w:tc>
         <w:tcPr>
-          <w:tcW w:w="2960" w:type="dxa"/>
+          <w:tcW w:w="2961" w:type="dxa"/>
           <w:tcBorders>
             <w:top w:val="nil"/>
             <w:start w:val="nil"/>
@@ -34867,7 +35037,7 @@
       </w:trPr>
       <w:tc>
         <w:tcPr>
-          <w:tcW w:w="2012" w:type="dxa"/>
+          <w:tcW w:w="2011" w:type="dxa"/>
           <w:vMerge w:val="continue"/>
           <w:tcBorders>
             <w:top w:val="nil"/>
@@ -34903,7 +35073,7 @@
       </w:tc>
       <w:tc>
         <w:tcPr>
-          <w:tcW w:w="2960" w:type="dxa"/>
+          <w:tcW w:w="2961" w:type="dxa"/>
           <w:tcBorders>
             <w:top w:val="nil"/>
             <w:start w:val="nil"/>
@@ -35053,8 +35223,8 @@
     </w:tblPr>
     <w:tblGrid>
       <w:gridCol w:w="2976"/>
-      <w:gridCol w:w="2401"/>
-      <w:gridCol w:w="4371"/>
+      <w:gridCol w:w="2400"/>
+      <w:gridCol w:w="4372"/>
     </w:tblGrid>
     <w:tr>
       <w:trPr>
@@ -35097,7 +35267,7 @@
       </w:tc>
       <w:tc>
         <w:tcPr>
-          <w:tcW w:w="2401" w:type="dxa"/>
+          <w:tcW w:w="2400" w:type="dxa"/>
           <w:tcBorders>
             <w:top w:val="nil"/>
             <w:start w:val="nil"/>
@@ -35132,7 +35302,7 @@
       </w:tc>
       <w:tc>
         <w:tcPr>
-          <w:tcW w:w="4371" w:type="dxa"/>
+          <w:tcW w:w="4372" w:type="dxa"/>
           <w:tcBorders>
             <w:top w:val="nil"/>
             <w:start w:val="nil"/>
@@ -35318,7 +35488,7 @@
       </w:tc>
       <w:tc>
         <w:tcPr>
-          <w:tcW w:w="2401" w:type="dxa"/>
+          <w:tcW w:w="2400" w:type="dxa"/>
           <w:tcBorders>
             <w:top w:val="nil"/>
             <w:start w:val="nil"/>
@@ -35353,7 +35523,7 @@
       </w:tc>
       <w:tc>
         <w:tcPr>
-          <w:tcW w:w="4371" w:type="dxa"/>
+          <w:tcW w:w="4372" w:type="dxa"/>
           <w:tcBorders>
             <w:top w:val="nil"/>
             <w:start w:val="nil"/>
@@ -35432,7 +35602,7 @@
       </w:tc>
       <w:tc>
         <w:tcPr>
-          <w:tcW w:w="2401" w:type="dxa"/>
+          <w:tcW w:w="2400" w:type="dxa"/>
           <w:tcBorders>
             <w:top w:val="nil"/>
             <w:start w:val="nil"/>
@@ -35467,7 +35637,7 @@
       </w:tc>
       <w:tc>
         <w:tcPr>
-          <w:tcW w:w="4371" w:type="dxa"/>
+          <w:tcW w:w="4372" w:type="dxa"/>
           <w:tcBorders>
             <w:top w:val="nil"/>
             <w:start w:val="nil"/>
@@ -35533,8 +35703,8 @@
     </w:tblPr>
     <w:tblGrid>
       <w:gridCol w:w="2976"/>
-      <w:gridCol w:w="2401"/>
-      <w:gridCol w:w="4371"/>
+      <w:gridCol w:w="2400"/>
+      <w:gridCol w:w="4372"/>
     </w:tblGrid>
     <w:tr>
       <w:trPr>
@@ -35577,7 +35747,7 @@
       </w:tc>
       <w:tc>
         <w:tcPr>
-          <w:tcW w:w="2401" w:type="dxa"/>
+          <w:tcW w:w="2400" w:type="dxa"/>
           <w:tcBorders>
             <w:top w:val="nil"/>
             <w:start w:val="nil"/>
@@ -35612,7 +35782,7 @@
       </w:tc>
       <w:tc>
         <w:tcPr>
-          <w:tcW w:w="4371" w:type="dxa"/>
+          <w:tcW w:w="4372" w:type="dxa"/>
           <w:tcBorders>
             <w:top w:val="nil"/>
             <w:start w:val="nil"/>
@@ -35798,7 +35968,7 @@
       </w:tc>
       <w:tc>
         <w:tcPr>
-          <w:tcW w:w="2401" w:type="dxa"/>
+          <w:tcW w:w="2400" w:type="dxa"/>
           <w:tcBorders>
             <w:top w:val="nil"/>
             <w:start w:val="nil"/>
@@ -35833,7 +36003,7 @@
       </w:tc>
       <w:tc>
         <w:tcPr>
-          <w:tcW w:w="4371" w:type="dxa"/>
+          <w:tcW w:w="4372" w:type="dxa"/>
           <w:tcBorders>
             <w:top w:val="nil"/>
             <w:start w:val="nil"/>
@@ -35912,7 +36082,7 @@
       </w:tc>
       <w:tc>
         <w:tcPr>
-          <w:tcW w:w="2401" w:type="dxa"/>
+          <w:tcW w:w="2400" w:type="dxa"/>
           <w:tcBorders>
             <w:top w:val="nil"/>
             <w:start w:val="nil"/>
@@ -35947,7 +36117,7 @@
       </w:tc>
       <w:tc>
         <w:tcPr>
-          <w:tcW w:w="4371" w:type="dxa"/>
+          <w:tcW w:w="4372" w:type="dxa"/>
           <w:tcBorders>
             <w:top w:val="nil"/>
             <w:start w:val="nil"/>
@@ -36027,8 +36197,8 @@
     </w:tblPr>
     <w:tblGrid>
       <w:gridCol w:w="2976"/>
-      <w:gridCol w:w="2401"/>
-      <w:gridCol w:w="4371"/>
+      <w:gridCol w:w="2400"/>
+      <w:gridCol w:w="4372"/>
     </w:tblGrid>
     <w:tr>
       <w:trPr>
@@ -36071,7 +36241,7 @@
       </w:tc>
       <w:tc>
         <w:tcPr>
-          <w:tcW w:w="2401" w:type="dxa"/>
+          <w:tcW w:w="2400" w:type="dxa"/>
           <w:tcBorders>
             <w:top w:val="nil"/>
             <w:start w:val="nil"/>
@@ -36106,7 +36276,7 @@
       </w:tc>
       <w:tc>
         <w:tcPr>
-          <w:tcW w:w="4371" w:type="dxa"/>
+          <w:tcW w:w="4372" w:type="dxa"/>
           <w:tcBorders>
             <w:top w:val="nil"/>
             <w:start w:val="nil"/>
@@ -36292,7 +36462,7 @@
       </w:tc>
       <w:tc>
         <w:tcPr>
-          <w:tcW w:w="2401" w:type="dxa"/>
+          <w:tcW w:w="2400" w:type="dxa"/>
           <w:tcBorders>
             <w:top w:val="nil"/>
             <w:start w:val="nil"/>
@@ -36327,7 +36497,7 @@
       </w:tc>
       <w:tc>
         <w:tcPr>
-          <w:tcW w:w="4371" w:type="dxa"/>
+          <w:tcW w:w="4372" w:type="dxa"/>
           <w:tcBorders>
             <w:top w:val="nil"/>
             <w:start w:val="nil"/>
@@ -36406,7 +36576,7 @@
       </w:tc>
       <w:tc>
         <w:tcPr>
-          <w:tcW w:w="2401" w:type="dxa"/>
+          <w:tcW w:w="2400" w:type="dxa"/>
           <w:tcBorders>
             <w:top w:val="nil"/>
             <w:start w:val="nil"/>
@@ -36441,7 +36611,7 @@
       </w:tc>
       <w:tc>
         <w:tcPr>
-          <w:tcW w:w="4371" w:type="dxa"/>
+          <w:tcW w:w="4372" w:type="dxa"/>
           <w:tcBorders>
             <w:top w:val="nil"/>
             <w:start w:val="nil"/>
@@ -36507,8 +36677,8 @@
     </w:tblPr>
     <w:tblGrid>
       <w:gridCol w:w="2976"/>
-      <w:gridCol w:w="2401"/>
-      <w:gridCol w:w="4371"/>
+      <w:gridCol w:w="2400"/>
+      <w:gridCol w:w="4372"/>
     </w:tblGrid>
     <w:tr>
       <w:trPr>
@@ -36551,7 +36721,7 @@
       </w:tc>
       <w:tc>
         <w:tcPr>
-          <w:tcW w:w="2401" w:type="dxa"/>
+          <w:tcW w:w="2400" w:type="dxa"/>
           <w:tcBorders>
             <w:top w:val="nil"/>
             <w:start w:val="nil"/>
@@ -36586,7 +36756,7 @@
       </w:tc>
       <w:tc>
         <w:tcPr>
-          <w:tcW w:w="4371" w:type="dxa"/>
+          <w:tcW w:w="4372" w:type="dxa"/>
           <w:tcBorders>
             <w:top w:val="nil"/>
             <w:start w:val="nil"/>
@@ -36772,7 +36942,7 @@
       </w:tc>
       <w:tc>
         <w:tcPr>
-          <w:tcW w:w="2401" w:type="dxa"/>
+          <w:tcW w:w="2400" w:type="dxa"/>
           <w:tcBorders>
             <w:top w:val="nil"/>
             <w:start w:val="nil"/>
@@ -36807,7 +36977,7 @@
       </w:tc>
       <w:tc>
         <w:tcPr>
-          <w:tcW w:w="4371" w:type="dxa"/>
+          <w:tcW w:w="4372" w:type="dxa"/>
           <w:tcBorders>
             <w:top w:val="nil"/>
             <w:start w:val="nil"/>
@@ -36886,7 +37056,7 @@
       </w:tc>
       <w:tc>
         <w:tcPr>
-          <w:tcW w:w="2401" w:type="dxa"/>
+          <w:tcW w:w="2400" w:type="dxa"/>
           <w:tcBorders>
             <w:top w:val="nil"/>
             <w:start w:val="nil"/>
@@ -36921,7 +37091,7 @@
       </w:tc>
       <w:tc>
         <w:tcPr>
-          <w:tcW w:w="4371" w:type="dxa"/>
+          <w:tcW w:w="4372" w:type="dxa"/>
           <w:tcBorders>
             <w:top w:val="nil"/>
             <w:start w:val="nil"/>
@@ -39164,8 +39334,8 @@
       <w:rFonts w:ascii="Liberation Mono" w:hAnsi="Liberation Mono" w:eastAsia="Liberation Mono" w:cs="Liberation Mono"/>
     </w:rPr>
   </w:style>
-  <w:style w:type="character" w:styleId="Bullets">
-    <w:name w:val="Bullets"/>
+  <w:style w:type="character" w:styleId="Bulletsuser">
+    <w:name w:val="Bullets (user)"/>
     <w:qFormat/>
     <w:rPr>
       <w:rFonts w:ascii="OpenSymbol" w:hAnsi="OpenSymbol" w:eastAsia="OpenSymbol" w:cs="OpenSymbol"/>
@@ -39353,8 +39523,8 @@
       <w:bCs/>
     </w:rPr>
   </w:style>
-  <w:style w:type="paragraph" w:styleId="FrameContents">
-    <w:name w:val="Frame Contents"/>
+  <w:style w:type="paragraph" w:styleId="FrameContentsuser">
+    <w:name w:val="Frame Contents (user)"/>
     <w:basedOn w:val="Normal"/>
     <w:qFormat/>
     <w:pPr/>
@@ -39383,8 +39553,8 @@
       <w:bCs/>
     </w:rPr>
   </w:style>
-  <w:style w:type="paragraph" w:styleId="FrameContentsuser">
-    <w:name w:val="Frame Contents (user)"/>
+  <w:style w:type="paragraph" w:styleId="FrameContents">
+    <w:name w:val="Frame Contents"/>
     <w:basedOn w:val="Normal"/>
     <w:qFormat/>
     <w:pPr/>
@@ -39403,8 +39573,8 @@
       <w:szCs w:val="20"/>
     </w:rPr>
   </w:style>
-  <w:style w:type="paragraph" w:styleId="BlockQuotationuser">
-    <w:name w:val="Block Quotation (user)"/>
+  <w:style w:type="paragraph" w:styleId="BlockQuotation">
+    <w:name w:val="Block Quotation"/>
     <w:basedOn w:val="Normal"/>
     <w:qFormat/>
     <w:pPr>

--- a/dossier-certification/Dossier Professionnel - Lecart Christophe.docx
+++ b/dossier-certification/Dossier Professionnel - Lecart Christophe.docx
@@ -6735,7 +6735,7 @@
               <w:rPr>
                 <w:color w:val="auto"/>
               </w:rPr>
-              <w:t xml:space="preserve"> Une liste noire Redis ou un refresh token permettrait une révocation immédiate en cas de compromission.</w:t>
+              <w:t xml:space="preserve"> Une liste noire Redis permettrait une révocation immédiate en cas de compromission (axe d'amélioration identifié).</w:t>
             </w:r>
           </w:p>
         </w:tc>
